--- a/Docs/Дис Борзенков вар2/01.Главы/Глава_4.docx
+++ b/Docs/Дис Борзенков вар2/01.Главы/Глава_4.docx
@@ -654,10 +654,10 @@
             <v:path o:extrusionok="f" gradientshapeok="t" o:connecttype="rect"/>
             <o:lock v:ext="edit" aspectratio="t"/>
           </v:shapetype>
-          <v:shape id="_x0000_i1025" type="#_x0000_t75" style="width:291.75pt;height:20.05pt" o:ole="">
+          <v:shape id="_x0000_i1025" type="#_x0000_t75" style="width:291.75pt;height:19.9pt" o:ole="">
             <v:imagedata r:id="rId7" o:title=""/>
           </v:shape>
-          <o:OLEObject Type="Embed" ProgID="Equation.DSMT4" ShapeID="_x0000_i1025" DrawAspect="Content" ObjectID="_1837798833" r:id="rId8"/>
+          <o:OLEObject Type="Embed" ProgID="Equation.DSMT4" ShapeID="_x0000_i1025" DrawAspect="Content" ObjectID="_1837841443" r:id="rId8"/>
         </w:object>
       </w:r>
       <w:r>
@@ -869,10 +869,10 @@
           <w:lang w:val="en-US"/>
         </w:rPr>
         <w:object w:dxaOrig="639" w:dyaOrig="400" w14:anchorId="27129820">
-          <v:shape id="_x0000_i1026" type="#_x0000_t75" style="width:31.95pt;height:20.05pt" o:ole="">
+          <v:shape id="_x0000_i1026" type="#_x0000_t75" style="width:31.7pt;height:19.9pt" o:ole="">
             <v:imagedata r:id="rId9" o:title=""/>
           </v:shape>
-          <o:OLEObject Type="Embed" ProgID="Equation.DSMT4" ShapeID="_x0000_i1026" DrawAspect="Content" ObjectID="_1837798834" r:id="rId10"/>
+          <o:OLEObject Type="Embed" ProgID="Equation.DSMT4" ShapeID="_x0000_i1026" DrawAspect="Content" ObjectID="_1837841444" r:id="rId10"/>
         </w:object>
       </w:r>
       <w:r>
@@ -892,10 +892,10 @@
           <w:lang w:val="en-US"/>
         </w:rPr>
         <w:object w:dxaOrig="639" w:dyaOrig="400" w14:anchorId="2B9F4C66">
-          <v:shape id="_x0000_i1027" type="#_x0000_t75" style="width:31.95pt;height:20.05pt" o:ole="">
+          <v:shape id="_x0000_i1027" type="#_x0000_t75" style="width:31.7pt;height:19.9pt" o:ole="">
             <v:imagedata r:id="rId11" o:title=""/>
           </v:shape>
-          <o:OLEObject Type="Embed" ProgID="Equation.DSMT4" ShapeID="_x0000_i1027" DrawAspect="Content" ObjectID="_1837798835" r:id="rId12"/>
+          <o:OLEObject Type="Embed" ProgID="Equation.DSMT4" ShapeID="_x0000_i1027" DrawAspect="Content" ObjectID="_1837841445" r:id="rId12"/>
         </w:object>
       </w:r>
       <w:r>
@@ -915,10 +915,10 @@
           <w:lang w:val="en-US"/>
         </w:rPr>
         <w:object w:dxaOrig="520" w:dyaOrig="400" w14:anchorId="17D66159">
-          <v:shape id="_x0000_i1028" type="#_x0000_t75" style="width:26.3pt;height:20.05pt" o:ole="">
+          <v:shape id="_x0000_i1028" type="#_x0000_t75" style="width:26.35pt;height:19.9pt" o:ole="">
             <v:imagedata r:id="rId13" o:title=""/>
           </v:shape>
-          <o:OLEObject Type="Embed" ProgID="Equation.DSMT4" ShapeID="_x0000_i1028" DrawAspect="Content" ObjectID="_1837798836" r:id="rId14"/>
+          <o:OLEObject Type="Embed" ProgID="Equation.DSMT4" ShapeID="_x0000_i1028" DrawAspect="Content" ObjectID="_1837841446" r:id="rId14"/>
         </w:object>
       </w:r>
       <w:r>
@@ -938,10 +938,10 @@
           <w:lang w:val="en-US"/>
         </w:rPr>
         <w:object w:dxaOrig="600" w:dyaOrig="400" w14:anchorId="2717A245">
-          <v:shape id="_x0000_i1029" type="#_x0000_t75" style="width:30.05pt;height:20.05pt" o:ole="">
+          <v:shape id="_x0000_i1029" type="#_x0000_t75" style="width:30.1pt;height:19.9pt" o:ole="">
             <v:imagedata r:id="rId15" o:title=""/>
           </v:shape>
-          <o:OLEObject Type="Embed" ProgID="Equation.DSMT4" ShapeID="_x0000_i1029" DrawAspect="Content" ObjectID="_1837798837" r:id="rId16"/>
+          <o:OLEObject Type="Embed" ProgID="Equation.DSMT4" ShapeID="_x0000_i1029" DrawAspect="Content" ObjectID="_1837841447" r:id="rId16"/>
         </w:object>
       </w:r>
       <w:r>
@@ -1055,10 +1055,10 @@
           <w:lang w:val="en-US"/>
         </w:rPr>
         <w:object w:dxaOrig="2120" w:dyaOrig="400" w14:anchorId="5CA718B2">
-          <v:shape id="_x0000_i1030" type="#_x0000_t75" style="width:105.8pt;height:20.05pt" o:ole="">
+          <v:shape id="_x0000_i1030" type="#_x0000_t75" style="width:105.85pt;height:19.9pt" o:ole="">
             <v:imagedata r:id="rId17" o:title=""/>
           </v:shape>
-          <o:OLEObject Type="Embed" ProgID="Equation.DSMT4" ShapeID="_x0000_i1030" DrawAspect="Content" ObjectID="_1837798838" r:id="rId18"/>
+          <o:OLEObject Type="Embed" ProgID="Equation.DSMT4" ShapeID="_x0000_i1030" DrawAspect="Content" ObjectID="_1837841448" r:id="rId18"/>
         </w:object>
       </w:r>
       <w:r>
@@ -1340,10 +1340,10 @@
           <w:lang w:val="en-US"/>
         </w:rPr>
         <w:object w:dxaOrig="4380" w:dyaOrig="620" w14:anchorId="5A53E54E">
-          <v:shape id="_x0000_i1031" type="#_x0000_t75" style="width:219.15pt;height:31.3pt" o:ole="">
+          <v:shape id="_x0000_i1031" type="#_x0000_t75" style="width:219.2pt;height:31.15pt" o:ole="">
             <v:imagedata r:id="rId19" o:title=""/>
           </v:shape>
-          <o:OLEObject Type="Embed" ProgID="Equation.DSMT4" ShapeID="_x0000_i1031" DrawAspect="Content" ObjectID="_1837798839" r:id="rId20"/>
+          <o:OLEObject Type="Embed" ProgID="Equation.DSMT4" ShapeID="_x0000_i1031" DrawAspect="Content" ObjectID="_1837841449" r:id="rId20"/>
         </w:object>
       </w:r>
       <w:r>
@@ -1577,10 +1577,10 @@
           <w:lang w:val="en-US"/>
         </w:rPr>
         <w:object w:dxaOrig="8520" w:dyaOrig="800" w14:anchorId="311E8609">
-          <v:shape id="_x0000_i1032" type="#_x0000_t75" style="width:425.75pt;height:40.05pt" o:ole="">
+          <v:shape id="_x0000_i1032" type="#_x0000_t75" style="width:425.55pt;height:40.3pt" o:ole="">
             <v:imagedata r:id="rId21" o:title=""/>
           </v:shape>
-          <o:OLEObject Type="Embed" ProgID="Equation.DSMT4" ShapeID="_x0000_i1032" DrawAspect="Content" ObjectID="_1837798840" r:id="rId22"/>
+          <o:OLEObject Type="Embed" ProgID="Equation.DSMT4" ShapeID="_x0000_i1032" DrawAspect="Content" ObjectID="_1837841450" r:id="rId22"/>
         </w:object>
       </w:r>
     </w:p>
@@ -1915,10 +1915,10 @@
           <w:lang w:val="en-US"/>
         </w:rPr>
         <w:object w:dxaOrig="3060" w:dyaOrig="840" w14:anchorId="1816CFA1">
-          <v:shape id="_x0000_i1033" type="#_x0000_t75" style="width:152.75pt;height:41.95pt" o:ole="">
+          <v:shape id="_x0000_i1033" type="#_x0000_t75" style="width:152.6pt;height:41.9pt" o:ole="">
             <v:imagedata r:id="rId23" o:title=""/>
           </v:shape>
-          <o:OLEObject Type="Embed" ProgID="Equation.DSMT4" ShapeID="_x0000_i1033" DrawAspect="Content" ObjectID="_1837798841" r:id="rId24"/>
+          <o:OLEObject Type="Embed" ProgID="Equation.DSMT4" ShapeID="_x0000_i1033" DrawAspect="Content" ObjectID="_1837841451" r:id="rId24"/>
         </w:object>
       </w:r>
       <w:r>
@@ -2012,10 +2012,10 @@
           <w:lang w:val="en-US"/>
         </w:rPr>
         <w:object w:dxaOrig="1579" w:dyaOrig="400" w14:anchorId="37F09976">
-          <v:shape id="_x0000_i1034" type="#_x0000_t75" style="width:78.9pt;height:20.05pt" o:ole="">
+          <v:shape id="_x0000_i1034" type="#_x0000_t75" style="width:79pt;height:19.9pt" o:ole="">
             <v:imagedata r:id="rId25" o:title=""/>
           </v:shape>
-          <o:OLEObject Type="Embed" ProgID="Equation.DSMT4" ShapeID="_x0000_i1034" DrawAspect="Content" ObjectID="_1837798842" r:id="rId26"/>
+          <o:OLEObject Type="Embed" ProgID="Equation.DSMT4" ShapeID="_x0000_i1034" DrawAspect="Content" ObjectID="_1837841452" r:id="rId26"/>
         </w:object>
       </w:r>
       <w:r>
@@ -2159,10 +2159,10 @@
           <w:lang w:val="en-US"/>
         </w:rPr>
         <w:object w:dxaOrig="3340" w:dyaOrig="400" w14:anchorId="2BEC10F4">
-          <v:shape id="_x0000_i1035" type="#_x0000_t75" style="width:167.15pt;height:20.05pt" o:ole="">
+          <v:shape id="_x0000_i1035" type="#_x0000_t75" style="width:167.1pt;height:19.9pt" o:ole="">
             <v:imagedata r:id="rId27" o:title=""/>
           </v:shape>
-          <o:OLEObject Type="Embed" ProgID="Equation.DSMT4" ShapeID="_x0000_i1035" DrawAspect="Content" ObjectID="_1837798843" r:id="rId28"/>
+          <o:OLEObject Type="Embed" ProgID="Equation.DSMT4" ShapeID="_x0000_i1035" DrawAspect="Content" ObjectID="_1837841453" r:id="rId28"/>
         </w:object>
       </w:r>
       <w:r>
@@ -2265,6 +2265,7 @@
         <w:t xml:space="preserve"> </w:t>
       </w:r>
       <w:proofErr w:type="spellStart"/>
+      <w:proofErr w:type="gramStart"/>
       <w:r>
         <w:rPr>
           <w:rFonts w:ascii="Times New Roman" w:hAnsi="Times New Roman" w:cs="Times New Roman"/>
@@ -2306,7 +2307,16 @@
           <w:sz w:val="28"/>
           <w:szCs w:val="28"/>
         </w:rPr>
-        <w:t>— амплитуда пикового тока,</w:t>
+        <w:t>—</w:t>
+      </w:r>
+      <w:proofErr w:type="gramEnd"/>
+      <w:r>
+        <w:rPr>
+          <w:rFonts w:ascii="Times New Roman" w:hAnsi="Times New Roman" w:cs="Times New Roman"/>
+          <w:sz w:val="28"/>
+          <w:szCs w:val="28"/>
+        </w:rPr>
+        <w:t xml:space="preserve"> амплитуда пикового тока,</w:t>
       </w:r>
       <w:r>
         <w:rPr>
@@ -2682,10 +2692,10 @@
           <w:lang w:val="en-US"/>
         </w:rPr>
         <w:object w:dxaOrig="2040" w:dyaOrig="400" w14:anchorId="6CDF31DE">
-          <v:shape id="_x0000_i1036" type="#_x0000_t75" style="width:102.05pt;height:20.05pt" o:ole="">
+          <v:shape id="_x0000_i1036" type="#_x0000_t75" style="width:102.1pt;height:19.9pt" o:ole="">
             <v:imagedata r:id="rId29" o:title=""/>
           </v:shape>
-          <o:OLEObject Type="Embed" ProgID="Equation.DSMT4" ShapeID="_x0000_i1036" DrawAspect="Content" ObjectID="_1837798844" r:id="rId30"/>
+          <o:OLEObject Type="Embed" ProgID="Equation.DSMT4" ShapeID="_x0000_i1036" DrawAspect="Content" ObjectID="_1837841454" r:id="rId30"/>
         </w:object>
       </w:r>
       <w:r>
@@ -2984,10 +2994,10 @@
           <w:lang w:val="en-US"/>
         </w:rPr>
         <w:object w:dxaOrig="5580" w:dyaOrig="400" w14:anchorId="37165A55">
-          <v:shape id="_x0000_i1037" type="#_x0000_t75" style="width:279.25pt;height:20.05pt" o:ole="">
+          <v:shape id="_x0000_i1037" type="#_x0000_t75" style="width:279.4pt;height:19.9pt" o:ole="">
             <v:imagedata r:id="rId31" o:title=""/>
           </v:shape>
-          <o:OLEObject Type="Embed" ProgID="Equation.DSMT4" ShapeID="_x0000_i1037" DrawAspect="Content" ObjectID="_1837798845" r:id="rId32"/>
+          <o:OLEObject Type="Embed" ProgID="Equation.DSMT4" ShapeID="_x0000_i1037" DrawAspect="Content" ObjectID="_1837841455" r:id="rId32"/>
         </w:object>
       </w:r>
       <w:r>
@@ -3050,6 +3060,7 @@
         </w:rPr>
         <w:t>χ</w:t>
       </w:r>
+      <w:proofErr w:type="gramStart"/>
       <w:r>
         <w:rPr>
           <w:rFonts w:ascii="Times New Roman" w:hAnsi="Times New Roman" w:cs="Times New Roman"/>
@@ -3071,6 +3082,7 @@
         </w:rPr>
         <w:t>(</w:t>
       </w:r>
+      <w:proofErr w:type="gramEnd"/>
       <w:r>
         <w:rPr>
           <w:rFonts w:ascii="Times New Roman" w:hAnsi="Times New Roman" w:cs="Times New Roman"/>
@@ -3118,6 +3130,7 @@
         </w:rPr>
         <w:t>χ</w:t>
       </w:r>
+      <w:proofErr w:type="gramStart"/>
       <w:r>
         <w:rPr>
           <w:rFonts w:ascii="Times New Roman" w:hAnsi="Times New Roman" w:cs="Times New Roman"/>
@@ -3139,6 +3152,7 @@
         </w:rPr>
         <w:t>(</w:t>
       </w:r>
+      <w:proofErr w:type="gramEnd"/>
       <w:r>
         <w:rPr>
           <w:rFonts w:ascii="Times New Roman" w:hAnsi="Times New Roman" w:cs="Times New Roman"/>
@@ -7054,6 +7068,7 @@
         <w:t xml:space="preserve"> обладает особой ценностью как более «локальный» и одновременно физически интерпретируемый индикатор. Он отражает ухудшение интерфейсного отклика батареи именно в тех режимах, которые критичны для электротранспорта: быстрый приём и отдача мощности, переходные токовые нагрузки, рекуперация, температурно-переменные режимы. Поэтому в прогностической модели ресурс батареи связывается не просто с величиной </w:t>
       </w:r>
       <w:proofErr w:type="spellStart"/>
+      <w:proofErr w:type="gramStart"/>
       <w:r>
         <w:rPr>
           <w:rFonts w:ascii="Times New Roman" w:hAnsi="Times New Roman" w:cs="Times New Roman"/>
@@ -7078,6 +7093,7 @@
         <w:t>ct</w:t>
       </w:r>
       <w:proofErr w:type="spellEnd"/>
+      <w:proofErr w:type="gramEnd"/>
       <w:r>
         <w:rPr>
           <w:rFonts w:ascii="Times New Roman" w:hAnsi="Times New Roman" w:cs="Times New Roman"/>
@@ -7119,10 +7135,10 @@
           <w:lang w:val="en-US"/>
         </w:rPr>
         <w:object w:dxaOrig="499" w:dyaOrig="620" w14:anchorId="236FBAA1">
-          <v:shape id="_x0000_i1038" type="#_x0000_t75" style="width:25.05pt;height:30.7pt" o:ole="">
+          <v:shape id="_x0000_i1038" type="#_x0000_t75" style="width:25.25pt;height:30.65pt" o:ole="">
             <v:imagedata r:id="rId35" o:title=""/>
           </v:shape>
-          <o:OLEObject Type="Embed" ProgID="Equation.DSMT4" ShapeID="_x0000_i1038" DrawAspect="Content" ObjectID="_1837798846" r:id="rId36"/>
+          <o:OLEObject Type="Embed" ProgID="Equation.DSMT4" ShapeID="_x0000_i1038" DrawAspect="Content" ObjectID="_1837841456" r:id="rId36"/>
         </w:object>
       </w:r>
       <w:r>
@@ -7431,10 +7447,10 @@
           <w:lang w:val="en-US"/>
         </w:rPr>
         <w:object w:dxaOrig="5660" w:dyaOrig="440" w14:anchorId="256AFF50">
-          <v:shape id="_x0000_i1039" type="#_x0000_t75" style="width:283pt;height:21.9pt" o:ole="">
+          <v:shape id="_x0000_i1039" type="#_x0000_t75" style="width:283.15pt;height:22.05pt" o:ole="">
             <v:imagedata r:id="rId37" o:title=""/>
           </v:shape>
-          <o:OLEObject Type="Embed" ProgID="Equation.DSMT4" ShapeID="_x0000_i1039" DrawAspect="Content" ObjectID="_1837798847" r:id="rId38"/>
+          <o:OLEObject Type="Embed" ProgID="Equation.DSMT4" ShapeID="_x0000_i1039" DrawAspect="Content" ObjectID="_1837841457" r:id="rId38"/>
         </w:object>
       </w:r>
       <w:r>
@@ -7511,10 +7527,10 @@
           <w:lang w:val="en-US"/>
         </w:rPr>
         <w:object w:dxaOrig="3920" w:dyaOrig="620" w14:anchorId="65D400BE">
-          <v:shape id="_x0000_i1040" type="#_x0000_t75" style="width:195.95pt;height:30.7pt" o:ole="">
+          <v:shape id="_x0000_i1040" type="#_x0000_t75" style="width:196.1pt;height:30.65pt" o:ole="">
             <v:imagedata r:id="rId39" o:title=""/>
           </v:shape>
-          <o:OLEObject Type="Embed" ProgID="Equation.DSMT4" ShapeID="_x0000_i1040" DrawAspect="Content" ObjectID="_1837798848" r:id="rId40"/>
+          <o:OLEObject Type="Embed" ProgID="Equation.DSMT4" ShapeID="_x0000_i1040" DrawAspect="Content" ObjectID="_1837841458" r:id="rId40"/>
         </w:object>
       </w:r>
       <w:r>
@@ -7590,10 +7606,10 @@
           <w:lang w:val="en-US"/>
         </w:rPr>
         <w:object w:dxaOrig="5600" w:dyaOrig="620" w14:anchorId="72A88A29">
-          <v:shape id="_x0000_i1041" type="#_x0000_t75" style="width:279.85pt;height:30.7pt" o:ole="">
+          <v:shape id="_x0000_i1041" type="#_x0000_t75" style="width:279.95pt;height:30.65pt" o:ole="">
             <v:imagedata r:id="rId41" o:title=""/>
           </v:shape>
-          <o:OLEObject Type="Embed" ProgID="Equation.DSMT4" ShapeID="_x0000_i1041" DrawAspect="Content" ObjectID="_1837798849" r:id="rId42"/>
+          <o:OLEObject Type="Embed" ProgID="Equation.DSMT4" ShapeID="_x0000_i1041" DrawAspect="Content" ObjectID="_1837841459" r:id="rId42"/>
         </w:object>
       </w:r>
       <w:r>
@@ -8042,10 +8058,10 @@
           <w:lang w:val="en-US"/>
         </w:rPr>
         <w:object w:dxaOrig="1480" w:dyaOrig="400" w14:anchorId="59C8BC7C">
-          <v:shape id="_x0000_i1042" type="#_x0000_t75" style="width:73.9pt;height:20.05pt" o:ole="">
+          <v:shape id="_x0000_i1042" type="#_x0000_t75" style="width:74.15pt;height:19.9pt" o:ole="">
             <v:imagedata r:id="rId43" o:title=""/>
           </v:shape>
-          <o:OLEObject Type="Embed" ProgID="Equation.DSMT4" ShapeID="_x0000_i1042" DrawAspect="Content" ObjectID="_1837798850" r:id="rId44"/>
+          <o:OLEObject Type="Embed" ProgID="Equation.DSMT4" ShapeID="_x0000_i1042" DrawAspect="Content" ObjectID="_1837841460" r:id="rId44"/>
         </w:object>
       </w:r>
       <w:r>
@@ -8121,10 +8137,10 @@
           <w:lang w:val="en-US"/>
         </w:rPr>
         <w:object w:dxaOrig="3920" w:dyaOrig="840" w14:anchorId="7504DF29">
-          <v:shape id="_x0000_i1043" type="#_x0000_t75" style="width:195.95pt;height:41.95pt" o:ole="">
+          <v:shape id="_x0000_i1043" type="#_x0000_t75" style="width:196.1pt;height:41.9pt" o:ole="">
             <v:imagedata r:id="rId45" o:title=""/>
           </v:shape>
-          <o:OLEObject Type="Embed" ProgID="Equation.DSMT4" ShapeID="_x0000_i1043" DrawAspect="Content" ObjectID="_1837798851" r:id="rId46"/>
+          <o:OLEObject Type="Embed" ProgID="Equation.DSMT4" ShapeID="_x0000_i1043" DrawAspect="Content" ObjectID="_1837841461" r:id="rId46"/>
         </w:object>
       </w:r>
       <w:r>
@@ -10153,6 +10169,7 @@
         <w:t xml:space="preserve">Если известно текущее значение </w:t>
       </w:r>
       <w:proofErr w:type="spellStart"/>
+      <w:proofErr w:type="gramStart"/>
       <w:r>
         <w:rPr>
           <w:rFonts w:ascii="Times New Roman" w:hAnsi="Times New Roman" w:cs="Times New Roman"/>
@@ -10200,6 +10217,7 @@
         </w:rPr>
         <w:t>current</w:t>
       </w:r>
+      <w:proofErr w:type="gramEnd"/>
       <w:r>
         <w:rPr>
           <w:rFonts w:ascii="Times New Roman" w:hAnsi="Times New Roman" w:cs="Times New Roman"/>
@@ -10209,6 +10227,7 @@
         <w:t xml:space="preserve">, критическое значение </w:t>
       </w:r>
       <w:proofErr w:type="spellStart"/>
+      <w:proofErr w:type="gramStart"/>
       <w:r>
         <w:rPr>
           <w:rFonts w:ascii="Times New Roman" w:hAnsi="Times New Roman" w:cs="Times New Roman"/>
@@ -10256,6 +10275,7 @@
         </w:rPr>
         <w:t>crit</w:t>
       </w:r>
+      <w:proofErr w:type="gramEnd"/>
       <w:r>
         <w:rPr>
           <w:rFonts w:ascii="Times New Roman" w:hAnsi="Times New Roman" w:cs="Times New Roman"/>
@@ -10362,10 +10382,10 @@
           <w:lang w:val="en-US"/>
         </w:rPr>
         <w:object w:dxaOrig="2700" w:dyaOrig="700" w14:anchorId="62C80738">
-          <v:shape id="_x0000_i1044" type="#_x0000_t75" style="width:135.25pt;height:35.05pt" o:ole="">
+          <v:shape id="_x0000_i1044" type="#_x0000_t75" style="width:135.4pt;height:34.95pt" o:ole="">
             <v:imagedata r:id="rId49" o:title=""/>
           </v:shape>
-          <o:OLEObject Type="Embed" ProgID="Equation.DSMT4" ShapeID="_x0000_i1044" DrawAspect="Content" ObjectID="_1837798852" r:id="rId50"/>
+          <o:OLEObject Type="Embed" ProgID="Equation.DSMT4" ShapeID="_x0000_i1044" DrawAspect="Content" ObjectID="_1837841462" r:id="rId50"/>
         </w:object>
       </w:r>
       <w:r>
@@ -10539,10 +10559,10 @@
           <w:szCs w:val="28"/>
         </w:rPr>
         <w:object w:dxaOrig="2340" w:dyaOrig="680" w14:anchorId="5E94FDB0">
-          <v:shape id="_x0000_i1045" type="#_x0000_t75" style="width:117.1pt;height:34.45pt" o:ole="">
+          <v:shape id="_x0000_i1045" type="#_x0000_t75" style="width:117.15pt;height:34.4pt" o:ole="">
             <v:imagedata r:id="rId51" o:title=""/>
           </v:shape>
-          <o:OLEObject Type="Embed" ProgID="Equation.DSMT4" ShapeID="_x0000_i1045" DrawAspect="Content" ObjectID="_1837798853" r:id="rId52"/>
+          <o:OLEObject Type="Embed" ProgID="Equation.DSMT4" ShapeID="_x0000_i1045" DrawAspect="Content" ObjectID="_1837841463" r:id="rId52"/>
         </w:object>
       </w:r>
       <w:r>
@@ -11174,6 +11194,7 @@
               </w:rPr>
             </w:pPr>
             <w:proofErr w:type="spellStart"/>
+            <w:proofErr w:type="gramStart"/>
             <w:r>
               <w:rPr>
                 <w:rFonts w:ascii="Times New Roman" w:hAnsi="Times New Roman" w:cs="Times New Roman"/>
@@ -11210,6 +11231,7 @@
               <w:t>,current</w:t>
             </w:r>
             <w:proofErr w:type="spellEnd"/>
+            <w:proofErr w:type="gramEnd"/>
             <w:r>
               <w:rPr>
                 <w:rFonts w:ascii="Times New Roman" w:hAnsi="Times New Roman" w:cs="Times New Roman"/>
@@ -12263,235 +12285,138 @@
           <w:sz w:val="28"/>
           <w:szCs w:val="28"/>
         </w:rPr>
-        <w:t>После введения интегрального диагностического критерия</w:t>
-      </w:r>
-      <w:r>
-        <w:rPr>
-          <w:rFonts w:ascii="Times New Roman" w:hAnsi="Times New Roman" w:cs="Times New Roman"/>
-          <w:sz w:val="28"/>
-          <w:szCs w:val="28"/>
-        </w:rPr>
+        <w:t xml:space="preserve">После введения интегрального диагностического критерия </w:t>
+      </w:r>
+      <w:proofErr w:type="spellStart"/>
+      <w:r>
+        <w:rPr>
+          <w:rFonts w:ascii="Times New Roman" w:hAnsi="Times New Roman" w:cs="Times New Roman"/>
+          <w:i/>
+          <w:iCs/>
+          <w:sz w:val="28"/>
+          <w:szCs w:val="28"/>
+          <w:lang w:val="en-US"/>
+        </w:rPr>
+        <w:t>K</w:t>
+      </w:r>
+      <w:r>
+        <w:rPr>
+          <w:rFonts w:ascii="Times New Roman" w:hAnsi="Times New Roman" w:cs="Times New Roman"/>
+          <w:i/>
+          <w:iCs/>
+          <w:sz w:val="28"/>
+          <w:szCs w:val="28"/>
+          <w:vertAlign w:val="subscript"/>
+          <w:lang w:val="en-US"/>
+        </w:rPr>
+        <w:t>deg</w:t>
+      </w:r>
+      <w:proofErr w:type="spellEnd"/>
+      <w:r>
+        <w:rPr>
+          <w:rFonts w:ascii="Times New Roman" w:hAnsi="Times New Roman" w:cs="Times New Roman"/>
+          <w:sz w:val="28"/>
+          <w:szCs w:val="28"/>
+        </w:rPr>
+        <w:t xml:space="preserve"> и установ</w:t>
+      </w:r>
+      <w:r>
+        <w:rPr>
+          <w:rFonts w:ascii="Times New Roman" w:hAnsi="Times New Roman" w:cs="Times New Roman"/>
+          <w:sz w:val="28"/>
+          <w:szCs w:val="28"/>
+        </w:rPr>
+        <w:t>ки</w:t>
+      </w:r>
+      <w:r>
+        <w:rPr>
+          <w:rFonts w:ascii="Times New Roman" w:hAnsi="Times New Roman" w:cs="Times New Roman"/>
+          <w:sz w:val="28"/>
+          <w:szCs w:val="28"/>
+        </w:rPr>
+        <w:t xml:space="preserve"> связи между </w:t>
+      </w:r>
+      <w:proofErr w:type="spellStart"/>
+      <w:r>
+        <w:rPr>
+          <w:rFonts w:ascii="Times New Roman" w:hAnsi="Times New Roman" w:cs="Times New Roman"/>
+          <w:i/>
+          <w:iCs/>
+          <w:sz w:val="28"/>
+          <w:szCs w:val="28"/>
+          <w:lang w:val="en-US"/>
+        </w:rPr>
+        <w:t>R</w:t>
+      </w:r>
+      <w:r>
+        <w:rPr>
+          <w:rFonts w:ascii="Times New Roman" w:hAnsi="Times New Roman" w:cs="Times New Roman"/>
+          <w:i/>
+          <w:iCs/>
+          <w:sz w:val="28"/>
+          <w:szCs w:val="28"/>
+          <w:vertAlign w:val="subscript"/>
+          <w:lang w:val="en-US"/>
+        </w:rPr>
+        <w:t>ct</w:t>
+      </w:r>
+      <w:proofErr w:type="spellEnd"/>
+      <w:r>
+        <w:rPr>
+          <w:rFonts w:ascii="Times New Roman" w:hAnsi="Times New Roman" w:cs="Times New Roman"/>
+          <w:sz w:val="28"/>
+          <w:szCs w:val="28"/>
+        </w:rPr>
+        <w:t xml:space="preserve"> и потерей ресурса естественным следующим шагом является построение собственно прогностической модели. В рамках настоящей работы остаточный ресурс тяговой аккумуляторной батареи трактуется как время или число эквивалентных циклов до достижения предельного состояния, установленного в разделе 3.5. Такая постановка соответствует общей логике теории </w:t>
+      </w:r>
+      <w:proofErr w:type="spellStart"/>
+      <w:r>
+        <w:rPr>
+          <w:rFonts w:ascii="Times New Roman" w:hAnsi="Times New Roman" w:cs="Times New Roman"/>
+          <w:sz w:val="28"/>
+          <w:szCs w:val="28"/>
+        </w:rPr>
+        <w:t>деградационных</w:t>
+      </w:r>
+      <w:proofErr w:type="spellEnd"/>
+      <w:r>
+        <w:rPr>
+          <w:rFonts w:ascii="Times New Roman" w:hAnsi="Times New Roman" w:cs="Times New Roman"/>
+          <w:sz w:val="28"/>
+          <w:szCs w:val="28"/>
+        </w:rPr>
+        <w:t xml:space="preserve"> процессов, где ресурс определяется как момент первого достижения диагностической траекторией критического порога. Для батарей электротранспорта это особенно важно, поскольку предельное состояние должно быть связано не только с остаточной ёмкостью, но и с утратой мощностной и эксплуатационной пригодности в реальных транспортных режимах (DOI: 10.1016/j.jpowsour.2015.01.109) (DOI:</w:t>
+      </w:r>
+      <w:r>
         <w:t xml:space="preserve"> </w:t>
       </w:r>
-      <w:proofErr w:type="spellStart"/>
-      <w:r>
-        <w:rPr>
-          <w:rFonts w:ascii="Times New Roman" w:hAnsi="Times New Roman" w:cs="Times New Roman"/>
-          <w:i/>
-          <w:iCs/>
-          <w:sz w:val="28"/>
-          <w:szCs w:val="28"/>
-          <w:lang w:val="en-US"/>
-        </w:rPr>
-        <w:t>K</w:t>
-      </w:r>
-      <w:r>
-        <w:rPr>
-          <w:rFonts w:ascii="Times New Roman" w:hAnsi="Times New Roman" w:cs="Times New Roman"/>
-          <w:i/>
-          <w:iCs/>
-          <w:sz w:val="28"/>
-          <w:szCs w:val="28"/>
-          <w:vertAlign w:val="subscript"/>
-          <w:lang w:val="en-US"/>
-        </w:rPr>
-        <w:t>deg</w:t>
-      </w:r>
-      <w:proofErr w:type="spellEnd"/>
-      <w:r>
-        <w:rPr>
-          <w:rFonts w:ascii="Times New Roman" w:hAnsi="Times New Roman" w:cs="Times New Roman"/>
-          <w:sz w:val="28"/>
-          <w:szCs w:val="28"/>
-        </w:rPr>
-        <w:t xml:space="preserve"> </w:t>
-      </w:r>
-      <w:r>
-        <w:rPr>
-          <w:rFonts w:ascii="Times New Roman" w:hAnsi="Times New Roman" w:cs="Times New Roman"/>
-          <w:sz w:val="28"/>
-          <w:szCs w:val="28"/>
-        </w:rPr>
-        <w:t>и установ</w:t>
-      </w:r>
-      <w:r>
-        <w:rPr>
-          <w:rFonts w:ascii="Times New Roman" w:hAnsi="Times New Roman" w:cs="Times New Roman"/>
-          <w:sz w:val="28"/>
-          <w:szCs w:val="28"/>
-        </w:rPr>
-        <w:t>ки</w:t>
-      </w:r>
-      <w:r>
-        <w:rPr>
-          <w:rFonts w:ascii="Times New Roman" w:hAnsi="Times New Roman" w:cs="Times New Roman"/>
-          <w:sz w:val="28"/>
-          <w:szCs w:val="28"/>
-        </w:rPr>
-        <w:t xml:space="preserve"> связи между</w:t>
-      </w:r>
-      <w:r>
-        <w:rPr>
-          <w:rFonts w:ascii="Times New Roman" w:hAnsi="Times New Roman" w:cs="Times New Roman"/>
-          <w:sz w:val="28"/>
-          <w:szCs w:val="28"/>
-        </w:rPr>
-        <w:t xml:space="preserve"> </w:t>
-      </w:r>
-      <w:proofErr w:type="spellStart"/>
-      <w:r>
-        <w:rPr>
-          <w:rFonts w:ascii="Times New Roman" w:hAnsi="Times New Roman" w:cs="Times New Roman"/>
-          <w:i/>
-          <w:iCs/>
-          <w:sz w:val="28"/>
-          <w:szCs w:val="28"/>
-          <w:lang w:val="en-US"/>
-        </w:rPr>
-        <w:t>R</w:t>
-      </w:r>
-      <w:r>
-        <w:rPr>
-          <w:rFonts w:ascii="Times New Roman" w:hAnsi="Times New Roman" w:cs="Times New Roman"/>
-          <w:i/>
-          <w:iCs/>
-          <w:sz w:val="28"/>
-          <w:szCs w:val="28"/>
-          <w:vertAlign w:val="subscript"/>
-          <w:lang w:val="en-US"/>
-        </w:rPr>
-        <w:t>ct</w:t>
-      </w:r>
-      <w:proofErr w:type="spellEnd"/>
-      <w:r>
-        <w:rPr>
-          <w:rFonts w:ascii="Times New Roman" w:hAnsi="Times New Roman" w:cs="Times New Roman"/>
-          <w:sz w:val="28"/>
-          <w:szCs w:val="28"/>
-        </w:rPr>
-        <w:t xml:space="preserve"> </w:t>
-      </w:r>
-      <w:r>
-        <w:rPr>
-          <w:rFonts w:ascii="Times New Roman" w:hAnsi="Times New Roman" w:cs="Times New Roman"/>
-          <w:sz w:val="28"/>
-          <w:szCs w:val="28"/>
-        </w:rPr>
-        <w:t>и потерей ресурса естественным следующим шагом является построение</w:t>
-      </w:r>
-      <w:r>
-        <w:rPr>
-          <w:rFonts w:ascii="Times New Roman" w:hAnsi="Times New Roman" w:cs="Times New Roman"/>
-          <w:sz w:val="28"/>
-          <w:szCs w:val="28"/>
-        </w:rPr>
-        <w:t xml:space="preserve"> </w:t>
-      </w:r>
-      <w:r>
-        <w:rPr>
-          <w:rFonts w:ascii="Times New Roman" w:hAnsi="Times New Roman" w:cs="Times New Roman"/>
-          <w:sz w:val="28"/>
-          <w:szCs w:val="28"/>
-        </w:rPr>
-        <w:t xml:space="preserve">собственно прогностической модели. В рамках настоящей работы остаточный ресурс тяговой аккумуляторной батареи трактуется как время или число эквивалентных циклов до достижения предельного состояния, установленного в разделе 3.5. Такая постановка соответствует общей логике теории </w:t>
-      </w:r>
-      <w:proofErr w:type="spellStart"/>
-      <w:r>
-        <w:rPr>
-          <w:rFonts w:ascii="Times New Roman" w:hAnsi="Times New Roman" w:cs="Times New Roman"/>
-          <w:sz w:val="28"/>
-          <w:szCs w:val="28"/>
-        </w:rPr>
-        <w:t>деградационных</w:t>
-      </w:r>
-      <w:proofErr w:type="spellEnd"/>
-      <w:r>
-        <w:rPr>
-          <w:rFonts w:ascii="Times New Roman" w:hAnsi="Times New Roman" w:cs="Times New Roman"/>
-          <w:sz w:val="28"/>
-          <w:szCs w:val="28"/>
-        </w:rPr>
-        <w:t xml:space="preserve"> процессов, где ресурс определяется как момент первого достижения диагностической траекторией критического порога. Для батарей электротранспорта это особенно важно, поскольку предельное состояние должно быть связано не только с остаточной ёмкостью, но и с утратой мощностной и эксплуатационной пригодности в реальных транспортных режимах</w:t>
-      </w:r>
-      <w:r>
-        <w:rPr>
-          <w:rFonts w:ascii="Times New Roman" w:hAnsi="Times New Roman" w:cs="Times New Roman"/>
-          <w:sz w:val="28"/>
-          <w:szCs w:val="28"/>
-        </w:rPr>
-        <w:t xml:space="preserve"> (</w:t>
-      </w:r>
-      <w:r>
-        <w:rPr>
-          <w:rFonts w:ascii="Times New Roman" w:hAnsi="Times New Roman" w:cs="Times New Roman"/>
-          <w:sz w:val="28"/>
-          <w:szCs w:val="28"/>
-        </w:rPr>
-        <w:t>DOI: 10.1016/j.jpowsour.2015.01.109</w:t>
-      </w:r>
-      <w:r>
-        <w:rPr>
-          <w:rFonts w:ascii="Times New Roman" w:hAnsi="Times New Roman" w:cs="Times New Roman"/>
-          <w:sz w:val="28"/>
-          <w:szCs w:val="28"/>
-        </w:rPr>
-        <w:t>) (</w:t>
-      </w:r>
-      <w:r>
-        <w:rPr>
-          <w:rFonts w:ascii="Times New Roman" w:hAnsi="Times New Roman" w:cs="Times New Roman"/>
-          <w:sz w:val="28"/>
-          <w:szCs w:val="28"/>
-        </w:rPr>
-        <w:t>DOI:</w:t>
-      </w:r>
-      <w:r>
-        <w:t xml:space="preserve"> </w:t>
-      </w:r>
-      <w:r>
-        <w:rPr>
-          <w:rFonts w:ascii="Times New Roman" w:hAnsi="Times New Roman" w:cs="Times New Roman"/>
-          <w:sz w:val="28"/>
-          <w:szCs w:val="28"/>
-        </w:rPr>
-        <w:t>10.3390/batteries7010012</w:t>
-      </w:r>
-      <w:r>
-        <w:rPr>
-          <w:rFonts w:ascii="Times New Roman" w:hAnsi="Times New Roman" w:cs="Times New Roman"/>
-          <w:sz w:val="28"/>
-          <w:szCs w:val="28"/>
-        </w:rPr>
-        <w:t>).</w:t>
-      </w:r>
-    </w:p>
-    <w:p>
-      <w:pPr>
-        <w:spacing w:line="360" w:lineRule="auto"/>
-        <w:ind w:firstLine="709"/>
-        <w:jc w:val="both"/>
-        <w:rPr>
-          <w:rFonts w:ascii="Times New Roman" w:hAnsi="Times New Roman" w:cs="Times New Roman"/>
-          <w:sz w:val="28"/>
-          <w:szCs w:val="28"/>
-          <w:lang w:val="en-US"/>
-        </w:rPr>
-      </w:pPr>
-      <w:r>
-        <w:rPr>
-          <w:rFonts w:ascii="Times New Roman" w:hAnsi="Times New Roman" w:cs="Times New Roman"/>
-          <w:sz w:val="28"/>
-          <w:szCs w:val="28"/>
-        </w:rPr>
-        <w:t>В настоящем разделе все численные кривые и табличные данные трактуются как</w:t>
-      </w:r>
-      <w:r>
-        <w:rPr>
-          <w:rFonts w:ascii="Times New Roman" w:hAnsi="Times New Roman" w:cs="Times New Roman"/>
-          <w:sz w:val="28"/>
-          <w:szCs w:val="28"/>
-        </w:rPr>
-        <w:t xml:space="preserve"> </w:t>
+      <w:r>
+        <w:rPr>
+          <w:rFonts w:ascii="Times New Roman" w:hAnsi="Times New Roman" w:cs="Times New Roman"/>
+          <w:sz w:val="28"/>
+          <w:szCs w:val="28"/>
+        </w:rPr>
+        <w:t>10.3390/batteries7010012).</w:t>
+      </w:r>
+    </w:p>
+    <w:p>
+      <w:pPr>
+        <w:spacing w:line="360" w:lineRule="auto"/>
+        <w:ind w:firstLine="709"/>
+        <w:jc w:val="both"/>
+        <w:rPr>
+          <w:rFonts w:ascii="Times New Roman" w:hAnsi="Times New Roman" w:cs="Times New Roman"/>
+          <w:sz w:val="28"/>
+          <w:szCs w:val="28"/>
+        </w:rPr>
+      </w:pPr>
+      <w:r>
+        <w:rPr>
+          <w:rFonts w:ascii="Times New Roman" w:hAnsi="Times New Roman" w:cs="Times New Roman"/>
+          <w:sz w:val="28"/>
+          <w:szCs w:val="28"/>
+        </w:rPr>
+        <w:t xml:space="preserve">В настоящем разделе все численные кривые и табличные данные трактуются как </w:t>
       </w:r>
       <w:proofErr w:type="spellStart"/>
       <w:r>
@@ -12530,7 +12455,6 @@
           <w:rFonts w:ascii="Times New Roman" w:hAnsi="Times New Roman" w:cs="Times New Roman"/>
           <w:sz w:val="28"/>
           <w:szCs w:val="28"/>
-          <w:lang w:val="en-US"/>
         </w:rPr>
       </w:pPr>
     </w:p>
@@ -12567,7 +12491,6 @@
           <w:rFonts w:ascii="Times New Roman" w:hAnsi="Times New Roman" w:cs="Times New Roman"/>
           <w:sz w:val="28"/>
           <w:szCs w:val="28"/>
-          <w:lang w:val="en-US"/>
         </w:rPr>
       </w:pPr>
     </w:p>
@@ -12600,20 +12523,18 @@
           <w:rFonts w:ascii="Times New Roman" w:hAnsi="Times New Roman" w:cs="Times New Roman"/>
           <w:sz w:val="28"/>
           <w:szCs w:val="28"/>
-          <w:lang w:val="en-US"/>
-        </w:rPr>
-      </w:pPr>
-    </w:p>
-    <w:p>
-      <w:pPr>
-        <w:spacing w:line="360" w:lineRule="auto"/>
-        <w:ind w:firstLine="709"/>
-        <w:jc w:val="both"/>
-        <w:rPr>
-          <w:rFonts w:ascii="Times New Roman" w:hAnsi="Times New Roman" w:cs="Times New Roman"/>
-          <w:sz w:val="28"/>
-          <w:szCs w:val="28"/>
-          <w:lang w:val="en-US"/>
+        </w:rPr>
+      </w:pPr>
+    </w:p>
+    <w:p>
+      <w:pPr>
+        <w:spacing w:line="360" w:lineRule="auto"/>
+        <w:ind w:firstLine="709"/>
+        <w:jc w:val="both"/>
+        <w:rPr>
+          <w:rFonts w:ascii="Times New Roman" w:hAnsi="Times New Roman" w:cs="Times New Roman"/>
+          <w:sz w:val="28"/>
+          <w:szCs w:val="28"/>
         </w:rPr>
       </w:pPr>
       <w:r>
@@ -12625,10 +12546,10 @@
           <w:lang w:val="en-US"/>
         </w:rPr>
         <w:object w:dxaOrig="1100" w:dyaOrig="380" w14:anchorId="1D7CCF52">
-          <v:shape id="_x0000_i1049" type="#_x0000_t75" style="width:55.1pt;height:18.8pt" o:ole="">
+          <v:shape id="_x0000_i1046" type="#_x0000_t75" style="width:55.35pt;height:18.8pt" o:ole="">
             <v:imagedata r:id="rId54" o:title=""/>
           </v:shape>
-          <o:OLEObject Type="Embed" ProgID="Equation.DSMT4" ShapeID="_x0000_i1049" DrawAspect="Content" ObjectID="_1837798854" r:id="rId55"/>
+          <o:OLEObject Type="Embed" ProgID="Equation.DSMT4" ShapeID="_x0000_i1046" DrawAspect="Content" ObjectID="_1837841464" r:id="rId55"/>
         </w:object>
       </w:r>
       <w:r>
@@ -12636,7 +12557,6 @@
           <w:rFonts w:ascii="Times New Roman" w:hAnsi="Times New Roman" w:cs="Times New Roman"/>
           <w:sz w:val="28"/>
           <w:szCs w:val="28"/>
-          <w:lang w:val="en-US"/>
         </w:rPr>
         <w:t>,</w:t>
       </w:r>
@@ -12650,20 +12570,18 @@
           <w:rFonts w:ascii="Times New Roman" w:hAnsi="Times New Roman" w:cs="Times New Roman"/>
           <w:sz w:val="28"/>
           <w:szCs w:val="28"/>
-          <w:lang w:val="en-US"/>
-        </w:rPr>
-      </w:pPr>
-    </w:p>
-    <w:p>
-      <w:pPr>
-        <w:spacing w:line="360" w:lineRule="auto"/>
-        <w:ind w:firstLine="709"/>
-        <w:jc w:val="both"/>
-        <w:rPr>
-          <w:rFonts w:ascii="Times New Roman" w:hAnsi="Times New Roman" w:cs="Times New Roman"/>
-          <w:sz w:val="28"/>
-          <w:szCs w:val="28"/>
-          <w:lang w:val="en-US"/>
+        </w:rPr>
+      </w:pPr>
+    </w:p>
+    <w:p>
+      <w:pPr>
+        <w:spacing w:line="360" w:lineRule="auto"/>
+        <w:ind w:firstLine="709"/>
+        <w:jc w:val="both"/>
+        <w:rPr>
+          <w:rFonts w:ascii="Times New Roman" w:hAnsi="Times New Roman" w:cs="Times New Roman"/>
+          <w:sz w:val="28"/>
+          <w:szCs w:val="28"/>
         </w:rPr>
       </w:pPr>
       <w:r>
@@ -12684,20 +12602,18 @@
           <w:rFonts w:ascii="Times New Roman" w:hAnsi="Times New Roman" w:cs="Times New Roman"/>
           <w:sz w:val="28"/>
           <w:szCs w:val="28"/>
-          <w:lang w:val="en-US"/>
-        </w:rPr>
-      </w:pPr>
-    </w:p>
-    <w:p>
-      <w:pPr>
-        <w:spacing w:line="360" w:lineRule="auto"/>
-        <w:ind w:firstLine="709"/>
-        <w:jc w:val="both"/>
-        <w:rPr>
-          <w:rFonts w:ascii="Times New Roman" w:hAnsi="Times New Roman" w:cs="Times New Roman"/>
-          <w:sz w:val="28"/>
-          <w:szCs w:val="28"/>
-          <w:lang w:val="en-US"/>
+        </w:rPr>
+      </w:pPr>
+    </w:p>
+    <w:p>
+      <w:pPr>
+        <w:spacing w:line="360" w:lineRule="auto"/>
+        <w:ind w:firstLine="709"/>
+        <w:jc w:val="both"/>
+        <w:rPr>
+          <w:rFonts w:ascii="Times New Roman" w:hAnsi="Times New Roman" w:cs="Times New Roman"/>
+          <w:sz w:val="28"/>
+          <w:szCs w:val="28"/>
         </w:rPr>
       </w:pPr>
       <w:r>
@@ -12709,10 +12625,10 @@
           <w:lang w:val="en-US"/>
         </w:rPr>
         <w:object w:dxaOrig="1100" w:dyaOrig="380" w14:anchorId="2D63B4EA">
-          <v:shape id="_x0000_i1052" type="#_x0000_t75" style="width:55.1pt;height:18.8pt" o:ole="">
+          <v:shape id="_x0000_i1047" type="#_x0000_t75" style="width:55.35pt;height:18.8pt" o:ole="">
             <v:imagedata r:id="rId56" o:title=""/>
           </v:shape>
-          <o:OLEObject Type="Embed" ProgID="Equation.DSMT4" ShapeID="_x0000_i1052" DrawAspect="Content" ObjectID="_1837798855" r:id="rId57"/>
+          <o:OLEObject Type="Embed" ProgID="Equation.DSMT4" ShapeID="_x0000_i1047" DrawAspect="Content" ObjectID="_1837841465" r:id="rId57"/>
         </w:object>
       </w:r>
       <w:r>
@@ -12720,7 +12636,6 @@
           <w:rFonts w:ascii="Times New Roman" w:hAnsi="Times New Roman" w:cs="Times New Roman"/>
           <w:sz w:val="28"/>
           <w:szCs w:val="28"/>
-          <w:lang w:val="en-US"/>
         </w:rPr>
         <w:t>,</w:t>
       </w:r>
@@ -12734,7 +12649,6 @@
           <w:rFonts w:ascii="Times New Roman" w:hAnsi="Times New Roman" w:cs="Times New Roman"/>
           <w:sz w:val="28"/>
           <w:szCs w:val="28"/>
-          <w:lang w:val="en-US"/>
         </w:rPr>
       </w:pPr>
     </w:p>
@@ -12767,20 +12681,18 @@
           <w:rFonts w:ascii="Times New Roman" w:hAnsi="Times New Roman" w:cs="Times New Roman"/>
           <w:sz w:val="28"/>
           <w:szCs w:val="28"/>
-          <w:lang w:val="en-US"/>
-        </w:rPr>
-      </w:pPr>
-    </w:p>
-    <w:p>
-      <w:pPr>
-        <w:spacing w:line="360" w:lineRule="auto"/>
-        <w:ind w:firstLine="709"/>
-        <w:jc w:val="both"/>
-        <w:rPr>
-          <w:rFonts w:ascii="Times New Roman" w:hAnsi="Times New Roman" w:cs="Times New Roman"/>
-          <w:sz w:val="28"/>
-          <w:szCs w:val="28"/>
-          <w:lang w:val="en-US"/>
+        </w:rPr>
+      </w:pPr>
+    </w:p>
+    <w:p>
+      <w:pPr>
+        <w:spacing w:line="360" w:lineRule="auto"/>
+        <w:ind w:firstLine="709"/>
+        <w:jc w:val="both"/>
+        <w:rPr>
+          <w:rFonts w:ascii="Times New Roman" w:hAnsi="Times New Roman" w:cs="Times New Roman"/>
+          <w:sz w:val="28"/>
+          <w:szCs w:val="28"/>
         </w:rPr>
       </w:pPr>
       <w:r>
@@ -12792,10 +12704,10 @@
           <w:lang w:val="en-US"/>
         </w:rPr>
         <w:object w:dxaOrig="1900" w:dyaOrig="360" w14:anchorId="408F24C5">
-          <v:shape id="_x0000_i1055" type="#_x0000_t75" style="width:95.15pt;height:18.15pt" o:ole="">
+          <v:shape id="_x0000_i1048" type="#_x0000_t75" style="width:95.1pt;height:18.25pt" o:ole="">
             <v:imagedata r:id="rId58" o:title=""/>
           </v:shape>
-          <o:OLEObject Type="Embed" ProgID="Equation.DSMT4" ShapeID="_x0000_i1055" DrawAspect="Content" ObjectID="_1837798856" r:id="rId59"/>
+          <o:OLEObject Type="Embed" ProgID="Equation.DSMT4" ShapeID="_x0000_i1048" DrawAspect="Content" ObjectID="_1837841466" r:id="rId59"/>
         </w:object>
       </w:r>
       <w:r>
@@ -12803,7 +12715,6 @@
           <w:rFonts w:ascii="Times New Roman" w:hAnsi="Times New Roman" w:cs="Times New Roman"/>
           <w:sz w:val="28"/>
           <w:szCs w:val="28"/>
-          <w:lang w:val="en-US"/>
         </w:rPr>
         <w:t>.</w:t>
       </w:r>
@@ -12817,7 +12728,6 @@
           <w:rFonts w:ascii="Times New Roman" w:hAnsi="Times New Roman" w:cs="Times New Roman"/>
           <w:sz w:val="28"/>
           <w:szCs w:val="28"/>
-          <w:lang w:val="en-US"/>
         </w:rPr>
       </w:pPr>
     </w:p>
@@ -12850,7 +12760,6 @@
           <w:rFonts w:ascii="Times New Roman" w:hAnsi="Times New Roman" w:cs="Times New Roman"/>
           <w:sz w:val="28"/>
           <w:szCs w:val="28"/>
-          <w:lang w:val="en-US"/>
         </w:rPr>
       </w:pPr>
     </w:p>
@@ -12874,10 +12783,10 @@
           <w:lang w:val="en-US"/>
         </w:rPr>
         <w:object w:dxaOrig="4400" w:dyaOrig="660" w14:anchorId="21727926">
-          <v:shape id="_x0000_i1060" type="#_x0000_t75" style="width:219.75pt;height:33.2pt" o:ole="">
+          <v:shape id="_x0000_i1049" type="#_x0000_t75" style="width:219.75pt;height:33.3pt" o:ole="">
             <v:imagedata r:id="rId60" o:title=""/>
           </v:shape>
-          <o:OLEObject Type="Embed" ProgID="Equation.DSMT4" ShapeID="_x0000_i1060" DrawAspect="Content" ObjectID="_1837798857" r:id="rId61"/>
+          <o:OLEObject Type="Embed" ProgID="Equation.DSMT4" ShapeID="_x0000_i1049" DrawAspect="Content" ObjectID="_1837841467" r:id="rId61"/>
         </w:object>
       </w:r>
       <w:r>
@@ -12910,24 +12819,15 @@
           <w:rFonts w:ascii="Times New Roman" w:hAnsi="Times New Roman" w:cs="Times New Roman"/>
           <w:sz w:val="28"/>
           <w:szCs w:val="28"/>
-          <w:lang w:val="en-US"/>
-        </w:rPr>
-      </w:pPr>
-      <w:r>
-        <w:rPr>
-          <w:rFonts w:ascii="Times New Roman" w:hAnsi="Times New Roman" w:cs="Times New Roman"/>
-          <w:sz w:val="28"/>
-          <w:szCs w:val="28"/>
-        </w:rPr>
-        <w:t>где</w:t>
-      </w:r>
-      <w:r>
-        <w:rPr>
-          <w:rFonts w:ascii="Times New Roman" w:hAnsi="Times New Roman" w:cs="Times New Roman"/>
-          <w:sz w:val="28"/>
-          <w:szCs w:val="28"/>
-        </w:rPr>
-        <w:t xml:space="preserve"> </w:t>
+        </w:rPr>
+      </w:pPr>
+      <w:r>
+        <w:rPr>
+          <w:rFonts w:ascii="Times New Roman" w:hAnsi="Times New Roman" w:cs="Times New Roman"/>
+          <w:sz w:val="28"/>
+          <w:szCs w:val="28"/>
+        </w:rPr>
+        <w:t xml:space="preserve">где </w:t>
       </w:r>
       <w:proofErr w:type="spellStart"/>
       <w:r>
@@ -12960,15 +12860,7 @@
           <w:sz w:val="28"/>
           <w:szCs w:val="28"/>
         </w:rPr>
-        <w:t xml:space="preserve"> – </w:t>
-      </w:r>
-      <w:r>
-        <w:rPr>
-          <w:rFonts w:ascii="Times New Roman" w:hAnsi="Times New Roman" w:cs="Times New Roman"/>
-          <w:sz w:val="28"/>
-          <w:szCs w:val="28"/>
-        </w:rPr>
-        <w:t>скорость роста диагностического критерия в зависимости от текущего состояния батареи и условий эксплуатации.</w:t>
+        <w:t xml:space="preserve"> – скорость роста диагностического критерия в зависимости от текущего состояния батареи и условий эксплуатации.</w:t>
       </w:r>
     </w:p>
     <w:p>
@@ -13000,20 +12892,18 @@
           <w:rFonts w:ascii="Times New Roman" w:hAnsi="Times New Roman" w:cs="Times New Roman"/>
           <w:sz w:val="28"/>
           <w:szCs w:val="28"/>
-          <w:lang w:val="en-US"/>
-        </w:rPr>
-      </w:pPr>
-    </w:p>
-    <w:p>
-      <w:pPr>
-        <w:spacing w:line="360" w:lineRule="auto"/>
-        <w:ind w:firstLine="709"/>
-        <w:jc w:val="both"/>
-        <w:rPr>
-          <w:rFonts w:ascii="Times New Roman" w:hAnsi="Times New Roman" w:cs="Times New Roman"/>
-          <w:sz w:val="28"/>
-          <w:szCs w:val="28"/>
-          <w:lang w:val="en-US"/>
+        </w:rPr>
+      </w:pPr>
+    </w:p>
+    <w:p>
+      <w:pPr>
+        <w:spacing w:line="360" w:lineRule="auto"/>
+        <w:ind w:firstLine="709"/>
+        <w:jc w:val="both"/>
+        <w:rPr>
+          <w:rFonts w:ascii="Times New Roman" w:hAnsi="Times New Roman" w:cs="Times New Roman"/>
+          <w:sz w:val="28"/>
+          <w:szCs w:val="28"/>
         </w:rPr>
       </w:pPr>
       <w:r>
@@ -13025,10 +12915,10 @@
           <w:lang w:val="en-US"/>
         </w:rPr>
         <w:object w:dxaOrig="2439" w:dyaOrig="780" w14:anchorId="7F594A34">
-          <v:shape id="_x0000_i1065" type="#_x0000_t75" style="width:122.1pt;height:38.8pt" o:ole="">
+          <v:shape id="_x0000_i1050" type="#_x0000_t75" style="width:121.95pt;height:38.7pt" o:ole="">
             <v:imagedata r:id="rId62" o:title=""/>
           </v:shape>
-          <o:OLEObject Type="Embed" ProgID="Equation.DSMT4" ShapeID="_x0000_i1065" DrawAspect="Content" ObjectID="_1837798858" r:id="rId63"/>
+          <o:OLEObject Type="Embed" ProgID="Equation.DSMT4" ShapeID="_x0000_i1050" DrawAspect="Content" ObjectID="_1837841468" r:id="rId63"/>
         </w:object>
       </w:r>
       <w:r>
@@ -13036,7 +12926,6 @@
           <w:rFonts w:ascii="Times New Roman" w:hAnsi="Times New Roman" w:cs="Times New Roman"/>
           <w:sz w:val="28"/>
           <w:szCs w:val="28"/>
-          <w:lang w:val="en-US"/>
         </w:rPr>
         <w:t>,</w:t>
       </w:r>
@@ -13050,20 +12939,18 @@
           <w:rFonts w:ascii="Times New Roman" w:hAnsi="Times New Roman" w:cs="Times New Roman"/>
           <w:sz w:val="28"/>
           <w:szCs w:val="28"/>
-          <w:lang w:val="en-US"/>
-        </w:rPr>
-      </w:pPr>
-    </w:p>
-    <w:p>
-      <w:pPr>
-        <w:spacing w:line="360" w:lineRule="auto"/>
-        <w:ind w:firstLine="709"/>
-        <w:jc w:val="both"/>
-        <w:rPr>
-          <w:rFonts w:ascii="Times New Roman" w:hAnsi="Times New Roman" w:cs="Times New Roman"/>
-          <w:sz w:val="28"/>
-          <w:szCs w:val="28"/>
-          <w:lang w:val="en-US"/>
+        </w:rPr>
+      </w:pPr>
+    </w:p>
+    <w:p>
+      <w:pPr>
+        <w:spacing w:line="360" w:lineRule="auto"/>
+        <w:ind w:firstLine="709"/>
+        <w:jc w:val="both"/>
+        <w:rPr>
+          <w:rFonts w:ascii="Times New Roman" w:hAnsi="Times New Roman" w:cs="Times New Roman"/>
+          <w:sz w:val="28"/>
+          <w:szCs w:val="28"/>
         </w:rPr>
       </w:pPr>
       <w:r>
@@ -13099,27 +12986,18 @@
           <w:sz w:val="28"/>
           <w:szCs w:val="28"/>
         </w:rPr>
-        <w:t xml:space="preserve"> </w:t>
-      </w:r>
-      <w:r>
-        <w:rPr>
-          <w:rFonts w:ascii="Times New Roman" w:hAnsi="Times New Roman" w:cs="Times New Roman"/>
-          <w:sz w:val="28"/>
-          <w:szCs w:val="28"/>
-        </w:rPr>
-        <w:t>обозначает совокупность эксплуатационных факторов. Это выражение является базовым в настоящей работе. Его смысл состоит в том, что ресурс батареи зависит не только от того, насколько близко критерий подошёл к пороговому уровню, но и от того, с какой скоростью он продолжает расти.</w:t>
-      </w:r>
-    </w:p>
-    <w:p>
-      <w:pPr>
-        <w:spacing w:line="360" w:lineRule="auto"/>
-        <w:ind w:firstLine="709"/>
-        <w:jc w:val="both"/>
-        <w:rPr>
-          <w:rFonts w:ascii="Times New Roman" w:hAnsi="Times New Roman" w:cs="Times New Roman"/>
-          <w:sz w:val="28"/>
-          <w:szCs w:val="28"/>
-          <w:lang w:val="en-US"/>
+        <w:t xml:space="preserve"> обозначает совокупность эксплуатационных факторов. Это выражение является базовым в настоящей работе. Его смысл состоит в том, что ресурс батареи зависит не только от того, насколько близко критерий подошёл к пороговому уровню, но и от того, с какой скоростью он продолжает расти.</w:t>
+      </w:r>
+    </w:p>
+    <w:p>
+      <w:pPr>
+        <w:spacing w:line="360" w:lineRule="auto"/>
+        <w:ind w:firstLine="709"/>
+        <w:jc w:val="both"/>
+        <w:rPr>
+          <w:rFonts w:ascii="Times New Roman" w:hAnsi="Times New Roman" w:cs="Times New Roman"/>
+          <w:sz w:val="28"/>
+          <w:szCs w:val="28"/>
         </w:rPr>
       </w:pPr>
     </w:p>
@@ -13156,7 +13034,6 @@
           <w:rFonts w:ascii="Times New Roman" w:hAnsi="Times New Roman" w:cs="Times New Roman"/>
           <w:sz w:val="28"/>
           <w:szCs w:val="28"/>
-          <w:lang w:val="en-US"/>
         </w:rPr>
       </w:pPr>
     </w:p>
@@ -13189,20 +13066,18 @@
           <w:rFonts w:ascii="Times New Roman" w:hAnsi="Times New Roman" w:cs="Times New Roman"/>
           <w:sz w:val="28"/>
           <w:szCs w:val="28"/>
-          <w:lang w:val="en-US"/>
-        </w:rPr>
-      </w:pPr>
-    </w:p>
-    <w:p>
-      <w:pPr>
-        <w:spacing w:line="360" w:lineRule="auto"/>
-        <w:ind w:firstLine="709"/>
-        <w:jc w:val="both"/>
-        <w:rPr>
-          <w:rFonts w:ascii="Times New Roman" w:hAnsi="Times New Roman" w:cs="Times New Roman"/>
-          <w:sz w:val="28"/>
-          <w:szCs w:val="28"/>
-          <w:lang w:val="en-US"/>
+        </w:rPr>
+      </w:pPr>
+    </w:p>
+    <w:p>
+      <w:pPr>
+        <w:spacing w:line="360" w:lineRule="auto"/>
+        <w:ind w:firstLine="709"/>
+        <w:jc w:val="both"/>
+        <w:rPr>
+          <w:rFonts w:ascii="Times New Roman" w:hAnsi="Times New Roman" w:cs="Times New Roman"/>
+          <w:sz w:val="28"/>
+          <w:szCs w:val="28"/>
         </w:rPr>
       </w:pPr>
       <w:r>
@@ -13214,10 +13089,10 @@
           <w:lang w:val="en-US"/>
         </w:rPr>
         <w:object w:dxaOrig="1660" w:dyaOrig="760" w14:anchorId="63B71FCE">
-          <v:shape id="_x0000_i1068" type="#_x0000_t75" style="width:83.25pt;height:38.2pt" o:ole="">
+          <v:shape id="_x0000_i1051" type="#_x0000_t75" style="width:83.3pt;height:38.15pt" o:ole="">
             <v:imagedata r:id="rId64" o:title=""/>
           </v:shape>
-          <o:OLEObject Type="Embed" ProgID="Equation.DSMT4" ShapeID="_x0000_i1068" DrawAspect="Content" ObjectID="_1837798859" r:id="rId65"/>
+          <o:OLEObject Type="Embed" ProgID="Equation.DSMT4" ShapeID="_x0000_i1051" DrawAspect="Content" ObjectID="_1837841469" r:id="rId65"/>
         </w:object>
       </w:r>
       <w:r>
@@ -13225,7 +13100,6 @@
           <w:rFonts w:ascii="Times New Roman" w:hAnsi="Times New Roman" w:cs="Times New Roman"/>
           <w:sz w:val="28"/>
           <w:szCs w:val="28"/>
-          <w:lang w:val="en-US"/>
         </w:rPr>
         <w:t>.</w:t>
       </w:r>
@@ -13239,7 +13113,6 @@
           <w:rFonts w:ascii="Times New Roman" w:hAnsi="Times New Roman" w:cs="Times New Roman"/>
           <w:sz w:val="28"/>
           <w:szCs w:val="28"/>
-          <w:lang w:val="en-US"/>
         </w:rPr>
       </w:pPr>
     </w:p>
@@ -13273,20 +13146,18 @@
           <w:rFonts w:ascii="Times New Roman" w:hAnsi="Times New Roman" w:cs="Times New Roman"/>
           <w:sz w:val="28"/>
           <w:szCs w:val="28"/>
-          <w:lang w:val="en-US"/>
-        </w:rPr>
-      </w:pPr>
-    </w:p>
-    <w:p>
-      <w:pPr>
-        <w:spacing w:line="360" w:lineRule="auto"/>
-        <w:ind w:firstLine="709"/>
-        <w:jc w:val="both"/>
-        <w:rPr>
-          <w:rFonts w:ascii="Times New Roman" w:hAnsi="Times New Roman" w:cs="Times New Roman"/>
-          <w:sz w:val="28"/>
-          <w:szCs w:val="28"/>
-          <w:lang w:val="en-US"/>
+        </w:rPr>
+      </w:pPr>
+    </w:p>
+    <w:p>
+      <w:pPr>
+        <w:spacing w:line="360" w:lineRule="auto"/>
+        <w:ind w:firstLine="709"/>
+        <w:jc w:val="both"/>
+        <w:rPr>
+          <w:rFonts w:ascii="Times New Roman" w:hAnsi="Times New Roman" w:cs="Times New Roman"/>
+          <w:sz w:val="28"/>
+          <w:szCs w:val="28"/>
         </w:rPr>
       </w:pPr>
       <w:r>
@@ -13298,10 +13169,10 @@
           <w:lang w:val="en-US"/>
         </w:rPr>
         <w:object w:dxaOrig="1960" w:dyaOrig="700" w14:anchorId="23B523D7">
-          <v:shape id="_x0000_i1071" type="#_x0000_t75" style="width:98.3pt;height:35.05pt" o:ole="">
+          <v:shape id="_x0000_i1052" type="#_x0000_t75" style="width:98.35pt;height:34.95pt" o:ole="">
             <v:imagedata r:id="rId66" o:title=""/>
           </v:shape>
-          <o:OLEObject Type="Embed" ProgID="Equation.DSMT4" ShapeID="_x0000_i1071" DrawAspect="Content" ObjectID="_1837798860" r:id="rId67"/>
+          <o:OLEObject Type="Embed" ProgID="Equation.DSMT4" ShapeID="_x0000_i1052" DrawAspect="Content" ObjectID="_1837841470" r:id="rId67"/>
         </w:object>
       </w:r>
       <w:r>
@@ -13309,7 +13180,6 @@
           <w:rFonts w:ascii="Times New Roman" w:hAnsi="Times New Roman" w:cs="Times New Roman"/>
           <w:sz w:val="28"/>
           <w:szCs w:val="28"/>
-          <w:lang w:val="en-US"/>
         </w:rPr>
         <w:t>.</w:t>
       </w:r>
@@ -13323,28 +13193,153 @@
           <w:rFonts w:ascii="Times New Roman" w:hAnsi="Times New Roman" w:cs="Times New Roman"/>
           <w:sz w:val="28"/>
           <w:szCs w:val="28"/>
-          <w:lang w:val="en-US"/>
-        </w:rPr>
-      </w:pPr>
-    </w:p>
-    <w:p>
-      <w:pPr>
-        <w:spacing w:line="360" w:lineRule="auto"/>
-        <w:ind w:firstLine="709"/>
-        <w:jc w:val="both"/>
-        <w:rPr>
-          <w:rFonts w:ascii="Times New Roman" w:hAnsi="Times New Roman" w:cs="Times New Roman"/>
-          <w:sz w:val="28"/>
-          <w:szCs w:val="28"/>
-        </w:rPr>
-      </w:pPr>
-      <w:r>
-        <w:rPr>
-          <w:rFonts w:ascii="Times New Roman" w:hAnsi="Times New Roman" w:cs="Times New Roman"/>
-          <w:sz w:val="28"/>
-          <w:szCs w:val="28"/>
-        </w:rPr>
-        <w:t>Именно эта форма является наиболее удобной для экспресс-оценки в составе BMS, поскольку</w:t>
+        </w:rPr>
+      </w:pPr>
+    </w:p>
+    <w:p>
+      <w:pPr>
+        <w:spacing w:line="360" w:lineRule="auto"/>
+        <w:ind w:firstLine="709"/>
+        <w:jc w:val="both"/>
+        <w:rPr>
+          <w:rFonts w:ascii="Times New Roman" w:hAnsi="Times New Roman" w:cs="Times New Roman"/>
+          <w:sz w:val="28"/>
+          <w:szCs w:val="28"/>
+        </w:rPr>
+      </w:pPr>
+      <w:r>
+        <w:rPr>
+          <w:rFonts w:ascii="Times New Roman" w:hAnsi="Times New Roman" w:cs="Times New Roman"/>
+          <w:sz w:val="28"/>
+          <w:szCs w:val="28"/>
+        </w:rPr>
+        <w:t>Именно эта форма является наиболее удобной для экспресс-оценки в составе BMS, поскольку использует только три величины:</w:t>
+      </w:r>
+    </w:p>
+    <w:p>
+      <w:pPr>
+        <w:spacing w:line="360" w:lineRule="auto"/>
+        <w:ind w:firstLine="709"/>
+        <w:jc w:val="both"/>
+        <w:rPr>
+          <w:rFonts w:ascii="Times New Roman" w:hAnsi="Times New Roman" w:cs="Times New Roman"/>
+          <w:sz w:val="28"/>
+          <w:szCs w:val="28"/>
+        </w:rPr>
+      </w:pPr>
+      <w:r>
+        <w:rPr>
+          <w:rFonts w:ascii="Times New Roman" w:hAnsi="Times New Roman" w:cs="Times New Roman"/>
+          <w:sz w:val="28"/>
+          <w:szCs w:val="28"/>
+        </w:rPr>
+        <w:t xml:space="preserve">текущее значение критерия </w:t>
+      </w:r>
+      <w:proofErr w:type="spellStart"/>
+      <w:r>
+        <w:rPr>
+          <w:rFonts w:ascii="Times New Roman" w:hAnsi="Times New Roman" w:cs="Times New Roman"/>
+          <w:i/>
+          <w:iCs/>
+          <w:sz w:val="28"/>
+          <w:szCs w:val="28"/>
+          <w:lang w:val="en-US"/>
+        </w:rPr>
+        <w:t>K</w:t>
+      </w:r>
+      <w:r>
+        <w:rPr>
+          <w:rFonts w:ascii="Times New Roman" w:hAnsi="Times New Roman" w:cs="Times New Roman"/>
+          <w:i/>
+          <w:iCs/>
+          <w:sz w:val="28"/>
+          <w:szCs w:val="28"/>
+          <w:vertAlign w:val="subscript"/>
+          <w:lang w:val="en-US"/>
+        </w:rPr>
+        <w:t>cur</w:t>
+      </w:r>
+      <w:proofErr w:type="spellEnd"/>
+      <w:r>
+        <w:rPr>
+          <w:rFonts w:ascii="Times New Roman" w:hAnsi="Times New Roman" w:cs="Times New Roman"/>
+          <w:sz w:val="28"/>
+          <w:szCs w:val="28"/>
+        </w:rPr>
+        <w:t>,</w:t>
+      </w:r>
+    </w:p>
+    <w:p>
+      <w:pPr>
+        <w:spacing w:line="360" w:lineRule="auto"/>
+        <w:ind w:firstLine="709"/>
+        <w:jc w:val="both"/>
+        <w:rPr>
+          <w:rFonts w:ascii="Times New Roman" w:hAnsi="Times New Roman" w:cs="Times New Roman"/>
+          <w:sz w:val="28"/>
+          <w:szCs w:val="28"/>
+        </w:rPr>
+      </w:pPr>
+      <w:r>
+        <w:rPr>
+          <w:rFonts w:ascii="Times New Roman" w:hAnsi="Times New Roman" w:cs="Times New Roman"/>
+          <w:sz w:val="28"/>
+          <w:szCs w:val="28"/>
+        </w:rPr>
+        <w:t xml:space="preserve">его пороговое значение </w:t>
+      </w:r>
+      <w:proofErr w:type="spellStart"/>
+      <w:r>
+        <w:rPr>
+          <w:rFonts w:ascii="Times New Roman" w:hAnsi="Times New Roman" w:cs="Times New Roman"/>
+          <w:i/>
+          <w:iCs/>
+          <w:sz w:val="28"/>
+          <w:szCs w:val="28"/>
+          <w:lang w:val="en-US"/>
+        </w:rPr>
+        <w:t>K</w:t>
+      </w:r>
+      <w:r>
+        <w:rPr>
+          <w:rFonts w:ascii="Times New Roman" w:hAnsi="Times New Roman" w:cs="Times New Roman"/>
+          <w:i/>
+          <w:iCs/>
+          <w:sz w:val="28"/>
+          <w:szCs w:val="28"/>
+          <w:vertAlign w:val="subscript"/>
+          <w:lang w:val="en-US"/>
+        </w:rPr>
+        <w:t>crit</w:t>
+      </w:r>
+      <w:proofErr w:type="spellEnd"/>
+      <w:r>
+        <w:rPr>
+          <w:rFonts w:ascii="Times New Roman" w:hAnsi="Times New Roman" w:cs="Times New Roman"/>
+          <w:sz w:val="28"/>
+          <w:szCs w:val="28"/>
+        </w:rPr>
+        <w:t>,</w:t>
+      </w:r>
+    </w:p>
+    <w:p>
+      <w:pPr>
+        <w:spacing w:line="360" w:lineRule="auto"/>
+        <w:ind w:firstLine="709"/>
+        <w:jc w:val="both"/>
+        <w:rPr>
+          <w:rFonts w:ascii="Times New Roman" w:hAnsi="Times New Roman" w:cs="Times New Roman"/>
+          <w:sz w:val="28"/>
+          <w:szCs w:val="28"/>
+        </w:rPr>
+      </w:pPr>
+      <w:r>
+        <w:rPr>
+          <w:rFonts w:ascii="Times New Roman" w:hAnsi="Times New Roman" w:cs="Times New Roman"/>
+          <w:sz w:val="28"/>
+          <w:szCs w:val="28"/>
+        </w:rPr>
+        <w:t>текущую оценку скорости деградации</w:t>
       </w:r>
       <w:r>
         <w:rPr>
@@ -13354,42 +13349,6 @@
         </w:rPr>
         <w:t xml:space="preserve"> </w:t>
       </w:r>
-      <w:r>
-        <w:rPr>
-          <w:rFonts w:ascii="Times New Roman" w:hAnsi="Times New Roman" w:cs="Times New Roman"/>
-          <w:sz w:val="28"/>
-          <w:szCs w:val="28"/>
-        </w:rPr>
-        <w:t>использует только три величины:</w:t>
-      </w:r>
-    </w:p>
-    <w:p>
-      <w:pPr>
-        <w:spacing w:line="360" w:lineRule="auto"/>
-        <w:ind w:firstLine="709"/>
-        <w:jc w:val="both"/>
-        <w:rPr>
-          <w:rFonts w:ascii="Times New Roman" w:hAnsi="Times New Roman" w:cs="Times New Roman"/>
-          <w:sz w:val="28"/>
-          <w:szCs w:val="28"/>
-        </w:rPr>
-      </w:pPr>
-      <w:r>
-        <w:rPr>
-          <w:rFonts w:ascii="Times New Roman" w:hAnsi="Times New Roman" w:cs="Times New Roman"/>
-          <w:sz w:val="28"/>
-          <w:szCs w:val="28"/>
-        </w:rPr>
-        <w:t>текущее значение критерия</w:t>
-      </w:r>
-      <w:r>
-        <w:rPr>
-          <w:rFonts w:ascii="Times New Roman" w:hAnsi="Times New Roman" w:cs="Times New Roman"/>
-          <w:sz w:val="28"/>
-          <w:szCs w:val="28"/>
-        </w:rPr>
-        <w:t xml:space="preserve"> </w:t>
-      </w:r>
       <w:proofErr w:type="spellStart"/>
       <w:r>
         <w:rPr>
@@ -13400,6 +13359,17 @@
           <w:szCs w:val="28"/>
           <w:lang w:val="en-US"/>
         </w:rPr>
+        <w:t>d</w:t>
+      </w:r>
+      <w:r>
+        <w:rPr>
+          <w:rFonts w:ascii="Times New Roman" w:hAnsi="Times New Roman" w:cs="Times New Roman"/>
+          <w:i/>
+          <w:iCs/>
+          <w:sz w:val="28"/>
+          <w:szCs w:val="28"/>
+          <w:lang w:val="en-US"/>
+        </w:rPr>
         <w:t>K</w:t>
       </w:r>
       <w:r>
@@ -13412,7 +13382,69 @@
           <w:vertAlign w:val="subscript"/>
           <w:lang w:val="en-US"/>
         </w:rPr>
-        <w:t>c</w:t>
+        <w:t>deg</w:t>
+      </w:r>
+      <w:proofErr w:type="spellEnd"/>
+      <w:r>
+        <w:rPr>
+          <w:rFonts w:ascii="Times New Roman" w:hAnsi="Times New Roman" w:cs="Times New Roman"/>
+          <w:sz w:val="28"/>
+          <w:szCs w:val="28"/>
+        </w:rPr>
+        <w:t>/</w:t>
+      </w:r>
+      <w:proofErr w:type="spellStart"/>
+      <w:r>
+        <w:rPr>
+          <w:rFonts w:ascii="Times New Roman" w:hAnsi="Times New Roman" w:cs="Times New Roman"/>
+          <w:i/>
+          <w:iCs/>
+          <w:sz w:val="28"/>
+          <w:szCs w:val="28"/>
+          <w:lang w:val="en-US"/>
+        </w:rPr>
+        <w:t>dN</w:t>
+      </w:r>
+      <w:proofErr w:type="spellEnd"/>
+      <w:r>
+        <w:rPr>
+          <w:rFonts w:ascii="Times New Roman" w:hAnsi="Times New Roman" w:cs="Times New Roman"/>
+          <w:sz w:val="28"/>
+          <w:szCs w:val="28"/>
+        </w:rPr>
+        <w:t>.</w:t>
+      </w:r>
+    </w:p>
+    <w:p>
+      <w:pPr>
+        <w:spacing w:line="360" w:lineRule="auto"/>
+        <w:ind w:firstLine="709"/>
+        <w:jc w:val="both"/>
+        <w:rPr>
+          <w:rFonts w:ascii="Times New Roman" w:hAnsi="Times New Roman" w:cs="Times New Roman"/>
+          <w:sz w:val="28"/>
+          <w:szCs w:val="28"/>
+        </w:rPr>
+      </w:pPr>
+      <w:r>
+        <w:rPr>
+          <w:rFonts w:ascii="Times New Roman" w:hAnsi="Times New Roman" w:cs="Times New Roman"/>
+          <w:sz w:val="28"/>
+          <w:szCs w:val="28"/>
+        </w:rPr>
+        <w:t xml:space="preserve">При этом связь с параметром </w:t>
+      </w:r>
+      <w:proofErr w:type="spellStart"/>
+      <w:r>
+        <w:rPr>
+          <w:rFonts w:ascii="Times New Roman" w:hAnsi="Times New Roman" w:cs="Times New Roman"/>
+          <w:i/>
+          <w:iCs/>
+          <w:sz w:val="28"/>
+          <w:szCs w:val="28"/>
+          <w:lang w:val="en-US"/>
+        </w:rPr>
+        <w:t>R</w:t>
       </w:r>
       <w:r>
         <w:rPr>
@@ -13424,7 +13456,7 @@
           <w:vertAlign w:val="subscript"/>
           <w:lang w:val="en-US"/>
         </w:rPr>
-        <w:t>ur</w:t>
+        <w:t>ct</w:t>
       </w:r>
       <w:proofErr w:type="spellEnd"/>
       <w:r>
@@ -13433,267 +13465,30 @@
           <w:sz w:val="28"/>
           <w:szCs w:val="28"/>
         </w:rPr>
-        <w:t>,</w:t>
-      </w:r>
-    </w:p>
-    <w:p>
-      <w:pPr>
-        <w:spacing w:line="360" w:lineRule="auto"/>
-        <w:ind w:firstLine="709"/>
-        <w:jc w:val="both"/>
-        <w:rPr>
-          <w:rFonts w:ascii="Times New Roman" w:hAnsi="Times New Roman" w:cs="Times New Roman"/>
-          <w:sz w:val="28"/>
-          <w:szCs w:val="28"/>
-        </w:rPr>
-      </w:pPr>
-      <w:r>
-        <w:rPr>
-          <w:rFonts w:ascii="Times New Roman" w:hAnsi="Times New Roman" w:cs="Times New Roman"/>
-          <w:sz w:val="28"/>
-          <w:szCs w:val="28"/>
-        </w:rPr>
-        <w:t>его пороговое значение</w:t>
-      </w:r>
-      <w:r>
-        <w:rPr>
-          <w:rFonts w:ascii="Times New Roman" w:hAnsi="Times New Roman" w:cs="Times New Roman"/>
-          <w:sz w:val="28"/>
-          <w:szCs w:val="28"/>
-        </w:rPr>
-        <w:t xml:space="preserve"> </w:t>
-      </w:r>
-      <w:proofErr w:type="spellStart"/>
-      <w:r>
-        <w:rPr>
-          <w:rFonts w:ascii="Times New Roman" w:hAnsi="Times New Roman" w:cs="Times New Roman"/>
-          <w:i/>
-          <w:iCs/>
-          <w:sz w:val="28"/>
-          <w:szCs w:val="28"/>
-          <w:lang w:val="en-US"/>
-        </w:rPr>
-        <w:t>K</w:t>
-      </w:r>
-      <w:r>
-        <w:rPr>
-          <w:rFonts w:ascii="Times New Roman" w:hAnsi="Times New Roman" w:cs="Times New Roman"/>
-          <w:i/>
-          <w:iCs/>
-          <w:sz w:val="28"/>
-          <w:szCs w:val="28"/>
-          <w:vertAlign w:val="subscript"/>
-          <w:lang w:val="en-US"/>
-        </w:rPr>
-        <w:t>c</w:t>
-      </w:r>
-      <w:r>
-        <w:rPr>
-          <w:rFonts w:ascii="Times New Roman" w:hAnsi="Times New Roman" w:cs="Times New Roman"/>
-          <w:i/>
-          <w:iCs/>
-          <w:sz w:val="28"/>
-          <w:szCs w:val="28"/>
-          <w:vertAlign w:val="subscript"/>
-          <w:lang w:val="en-US"/>
-        </w:rPr>
-        <w:t>rit</w:t>
-      </w:r>
-      <w:proofErr w:type="spellEnd"/>
-      <w:r>
-        <w:rPr>
-          <w:rFonts w:ascii="Times New Roman" w:hAnsi="Times New Roman" w:cs="Times New Roman"/>
-          <w:sz w:val="28"/>
-          <w:szCs w:val="28"/>
-        </w:rPr>
-        <w:t>,</w:t>
-      </w:r>
-    </w:p>
-    <w:p>
-      <w:pPr>
-        <w:spacing w:line="360" w:lineRule="auto"/>
-        <w:ind w:firstLine="709"/>
-        <w:jc w:val="both"/>
-        <w:rPr>
-          <w:rFonts w:ascii="Times New Roman" w:hAnsi="Times New Roman" w:cs="Times New Roman"/>
-          <w:sz w:val="28"/>
-          <w:szCs w:val="28"/>
-        </w:rPr>
-      </w:pPr>
-      <w:r>
-        <w:rPr>
-          <w:rFonts w:ascii="Times New Roman" w:hAnsi="Times New Roman" w:cs="Times New Roman"/>
-          <w:sz w:val="28"/>
-          <w:szCs w:val="28"/>
-        </w:rPr>
-        <w:t>текущую оценку скорости деградации</w:t>
-      </w:r>
-      <w:r>
-        <w:rPr>
-          <w:rFonts w:ascii="Times New Roman" w:hAnsi="Times New Roman" w:cs="Times New Roman"/>
-          <w:sz w:val="28"/>
-          <w:szCs w:val="28"/>
-        </w:rPr>
-        <w:t xml:space="preserve"> </w:t>
-      </w:r>
-      <w:proofErr w:type="spellStart"/>
-      <w:r>
-        <w:rPr>
-          <w:rFonts w:ascii="Times New Roman" w:hAnsi="Times New Roman" w:cs="Times New Roman"/>
-          <w:i/>
-          <w:iCs/>
-          <w:sz w:val="28"/>
-          <w:szCs w:val="28"/>
-          <w:lang w:val="en-US"/>
-        </w:rPr>
-        <w:t>d</w:t>
-      </w:r>
-      <w:r>
-        <w:rPr>
-          <w:rFonts w:ascii="Times New Roman" w:hAnsi="Times New Roman" w:cs="Times New Roman"/>
-          <w:i/>
-          <w:iCs/>
-          <w:sz w:val="28"/>
-          <w:szCs w:val="28"/>
-          <w:lang w:val="en-US"/>
-        </w:rPr>
-        <w:t>K</w:t>
-      </w:r>
-      <w:r>
-        <w:rPr>
-          <w:rFonts w:ascii="Times New Roman" w:hAnsi="Times New Roman" w:cs="Times New Roman"/>
-          <w:i/>
-          <w:iCs/>
-          <w:sz w:val="28"/>
-          <w:szCs w:val="28"/>
-          <w:vertAlign w:val="subscript"/>
-          <w:lang w:val="en-US"/>
-        </w:rPr>
-        <w:t>deg</w:t>
-      </w:r>
-      <w:proofErr w:type="spellEnd"/>
-      <w:r>
-        <w:rPr>
-          <w:rFonts w:ascii="Times New Roman" w:hAnsi="Times New Roman" w:cs="Times New Roman"/>
-          <w:sz w:val="28"/>
-          <w:szCs w:val="28"/>
-        </w:rPr>
-        <w:t>/</w:t>
-      </w:r>
-      <w:proofErr w:type="spellStart"/>
-      <w:r>
-        <w:rPr>
-          <w:rFonts w:ascii="Times New Roman" w:hAnsi="Times New Roman" w:cs="Times New Roman"/>
-          <w:i/>
-          <w:iCs/>
-          <w:sz w:val="28"/>
-          <w:szCs w:val="28"/>
-          <w:lang w:val="en-US"/>
-        </w:rPr>
-        <w:t>dN</w:t>
-      </w:r>
-      <w:proofErr w:type="spellEnd"/>
-      <w:r>
-        <w:rPr>
-          <w:rFonts w:ascii="Times New Roman" w:hAnsi="Times New Roman" w:cs="Times New Roman"/>
-          <w:sz w:val="28"/>
-          <w:szCs w:val="28"/>
-        </w:rPr>
-        <w:t>.</w:t>
-      </w:r>
-    </w:p>
-    <w:p>
-      <w:pPr>
-        <w:spacing w:line="360" w:lineRule="auto"/>
-        <w:ind w:firstLine="709"/>
-        <w:jc w:val="both"/>
-        <w:rPr>
-          <w:rFonts w:ascii="Times New Roman" w:hAnsi="Times New Roman" w:cs="Times New Roman"/>
-          <w:sz w:val="28"/>
-          <w:szCs w:val="28"/>
-        </w:rPr>
-      </w:pPr>
-      <w:r>
-        <w:rPr>
-          <w:rFonts w:ascii="Times New Roman" w:hAnsi="Times New Roman" w:cs="Times New Roman"/>
-          <w:sz w:val="28"/>
-          <w:szCs w:val="28"/>
-        </w:rPr>
-        <w:t>При этом связь с параметром</w:t>
-      </w:r>
-      <w:r>
-        <w:rPr>
-          <w:rFonts w:ascii="Times New Roman" w:hAnsi="Times New Roman" w:cs="Times New Roman"/>
-          <w:sz w:val="28"/>
-          <w:szCs w:val="28"/>
-        </w:rPr>
-        <w:t xml:space="preserve"> </w:t>
-      </w:r>
-      <w:proofErr w:type="spellStart"/>
-      <w:r>
-        <w:rPr>
-          <w:rFonts w:ascii="Times New Roman" w:hAnsi="Times New Roman" w:cs="Times New Roman"/>
-          <w:i/>
-          <w:iCs/>
-          <w:sz w:val="28"/>
-          <w:szCs w:val="28"/>
-          <w:lang w:val="en-US"/>
-        </w:rPr>
-        <w:t>R</w:t>
-      </w:r>
-      <w:r>
-        <w:rPr>
-          <w:rFonts w:ascii="Times New Roman" w:hAnsi="Times New Roman" w:cs="Times New Roman"/>
-          <w:i/>
-          <w:iCs/>
-          <w:sz w:val="28"/>
-          <w:szCs w:val="28"/>
-          <w:vertAlign w:val="subscript"/>
-          <w:lang w:val="en-US"/>
-        </w:rPr>
-        <w:t>ct</w:t>
-      </w:r>
-      <w:proofErr w:type="spellEnd"/>
-      <w:r>
-        <w:rPr>
-          <w:rFonts w:ascii="Times New Roman" w:hAnsi="Times New Roman" w:cs="Times New Roman"/>
-          <w:sz w:val="28"/>
-          <w:szCs w:val="28"/>
-        </w:rPr>
-        <w:t xml:space="preserve">, </w:t>
-      </w:r>
-      <w:r>
-        <w:rPr>
-          <w:rFonts w:ascii="Times New Roman" w:hAnsi="Times New Roman" w:cs="Times New Roman"/>
-          <w:sz w:val="28"/>
-          <w:szCs w:val="28"/>
-        </w:rPr>
-        <w:t>обсуждавшаяся в разделе 4.2, сохраняется как частный случай:</w:t>
-      </w:r>
-    </w:p>
-    <w:p>
-      <w:pPr>
-        <w:spacing w:line="360" w:lineRule="auto"/>
-        <w:ind w:firstLine="709"/>
-        <w:jc w:val="both"/>
-        <w:rPr>
-          <w:rFonts w:ascii="Times New Roman" w:hAnsi="Times New Roman" w:cs="Times New Roman"/>
-          <w:sz w:val="28"/>
-          <w:szCs w:val="28"/>
-          <w:lang w:val="en-US"/>
-        </w:rPr>
-      </w:pPr>
-    </w:p>
-    <w:p>
-      <w:pPr>
-        <w:spacing w:line="360" w:lineRule="auto"/>
-        <w:ind w:firstLine="709"/>
-        <w:jc w:val="both"/>
-        <w:rPr>
-          <w:rFonts w:ascii="Times New Roman" w:hAnsi="Times New Roman" w:cs="Times New Roman"/>
-          <w:sz w:val="28"/>
-          <w:szCs w:val="28"/>
-          <w:lang w:val="en-US"/>
+        <w:t>, обсуждавшаяся в разделе 4.2, сохраняется как частный случай:</w:t>
+      </w:r>
+    </w:p>
+    <w:p>
+      <w:pPr>
+        <w:spacing w:line="360" w:lineRule="auto"/>
+        <w:ind w:firstLine="709"/>
+        <w:jc w:val="both"/>
+        <w:rPr>
+          <w:rFonts w:ascii="Times New Roman" w:hAnsi="Times New Roman" w:cs="Times New Roman"/>
+          <w:sz w:val="28"/>
+          <w:szCs w:val="28"/>
+        </w:rPr>
+      </w:pPr>
+    </w:p>
+    <w:p>
+      <w:pPr>
+        <w:spacing w:line="360" w:lineRule="auto"/>
+        <w:ind w:firstLine="709"/>
+        <w:jc w:val="both"/>
+        <w:rPr>
+          <w:rFonts w:ascii="Times New Roman" w:hAnsi="Times New Roman" w:cs="Times New Roman"/>
+          <w:sz w:val="28"/>
+          <w:szCs w:val="28"/>
         </w:rPr>
       </w:pPr>
       <w:r>
@@ -13705,10 +13500,10 @@
           <w:lang w:val="en-US"/>
         </w:rPr>
         <w:object w:dxaOrig="2200" w:dyaOrig="740" w14:anchorId="05D17420">
-          <v:shape id="_x0000_i1074" type="#_x0000_t75" style="width:110.2pt;height:36.95pt" o:ole="">
+          <v:shape id="_x0000_i1053" type="#_x0000_t75" style="width:110.15pt;height:37.05pt" o:ole="">
             <v:imagedata r:id="rId68" o:title=""/>
           </v:shape>
-          <o:OLEObject Type="Embed" ProgID="Equation.DSMT4" ShapeID="_x0000_i1074" DrawAspect="Content" ObjectID="_1837798861" r:id="rId69"/>
+          <o:OLEObject Type="Embed" ProgID="Equation.DSMT4" ShapeID="_x0000_i1053" DrawAspect="Content" ObjectID="_1837841471" r:id="rId69"/>
         </w:object>
       </w:r>
       <w:r>
@@ -13716,7 +13511,6 @@
           <w:rFonts w:ascii="Times New Roman" w:hAnsi="Times New Roman" w:cs="Times New Roman"/>
           <w:sz w:val="28"/>
           <w:szCs w:val="28"/>
-          <w:lang w:val="en-US"/>
         </w:rPr>
         <w:t>.</w:t>
       </w:r>
@@ -13730,28 +13524,164 @@
           <w:rFonts w:ascii="Times New Roman" w:hAnsi="Times New Roman" w:cs="Times New Roman"/>
           <w:sz w:val="28"/>
           <w:szCs w:val="28"/>
-          <w:lang w:val="en-US"/>
-        </w:rPr>
-      </w:pPr>
-    </w:p>
-    <w:p>
-      <w:pPr>
-        <w:spacing w:line="360" w:lineRule="auto"/>
-        <w:ind w:firstLine="709"/>
-        <w:jc w:val="both"/>
-        <w:rPr>
-          <w:rFonts w:ascii="Times New Roman" w:hAnsi="Times New Roman" w:cs="Times New Roman"/>
-          <w:sz w:val="28"/>
-          <w:szCs w:val="28"/>
-        </w:rPr>
-      </w:pPr>
-      <w:r>
-        <w:rPr>
-          <w:rFonts w:ascii="Times New Roman" w:hAnsi="Times New Roman" w:cs="Times New Roman"/>
-          <w:sz w:val="28"/>
-          <w:szCs w:val="28"/>
-        </w:rPr>
-        <w:t>Таким образом, модель прогноза в циклах может строиться либо через полный интегральный критерий, либо через его наиболее чувствительную компоненту</w:t>
+        </w:rPr>
+      </w:pPr>
+    </w:p>
+    <w:p>
+      <w:pPr>
+        <w:spacing w:line="360" w:lineRule="auto"/>
+        <w:ind w:firstLine="709"/>
+        <w:jc w:val="both"/>
+        <w:rPr>
+          <w:rFonts w:ascii="Times New Roman" w:hAnsi="Times New Roman" w:cs="Times New Roman"/>
+          <w:sz w:val="28"/>
+          <w:szCs w:val="28"/>
+          <w:lang w:val="en-US"/>
+        </w:rPr>
+      </w:pPr>
+      <w:r>
+        <w:rPr>
+          <w:rFonts w:ascii="Times New Roman" w:hAnsi="Times New Roman" w:cs="Times New Roman"/>
+          <w:sz w:val="28"/>
+          <w:szCs w:val="28"/>
+        </w:rPr>
+        <w:t xml:space="preserve">Таким образом, модель прогноза в циклах может строиться либо через полный интегральный критерий, либо через его наиболее чувствительную компоненту </w:t>
+      </w:r>
+      <w:r>
+        <w:rPr>
+          <w:rFonts w:ascii="Times New Roman" w:hAnsi="Times New Roman" w:cs="Times New Roman"/>
+          <w:i/>
+          <w:iCs/>
+          <w:sz w:val="28"/>
+          <w:szCs w:val="28"/>
+          <w:lang w:val="en-US"/>
+        </w:rPr>
+        <w:t>R</w:t>
+      </w:r>
+      <w:r>
+        <w:rPr>
+          <w:rFonts w:ascii="Times New Roman" w:hAnsi="Times New Roman" w:cs="Times New Roman"/>
+          <w:i/>
+          <w:iCs/>
+          <w:sz w:val="28"/>
+          <w:szCs w:val="28"/>
+          <w:vertAlign w:val="subscript"/>
+          <w:lang w:val="en-US"/>
+        </w:rPr>
+        <w:t>ct</w:t>
+      </w:r>
+      <w:r>
+        <w:rPr>
+          <w:rFonts w:ascii="Times New Roman" w:hAnsi="Times New Roman" w:cs="Times New Roman"/>
+          <w:sz w:val="28"/>
+          <w:szCs w:val="28"/>
+        </w:rPr>
+        <w:t xml:space="preserve">. В диссертации приоритетным принимается вариант через </w:t>
+      </w:r>
+      <w:proofErr w:type="spellStart"/>
+      <w:r>
+        <w:rPr>
+          <w:rFonts w:ascii="Times New Roman" w:hAnsi="Times New Roman" w:cs="Times New Roman"/>
+          <w:i/>
+          <w:iCs/>
+          <w:sz w:val="28"/>
+          <w:szCs w:val="28"/>
+          <w:lang w:val="en-US"/>
+        </w:rPr>
+        <w:t>K</w:t>
+      </w:r>
+      <w:r>
+        <w:rPr>
+          <w:rFonts w:ascii="Times New Roman" w:hAnsi="Times New Roman" w:cs="Times New Roman"/>
+          <w:i/>
+          <w:iCs/>
+          <w:sz w:val="28"/>
+          <w:szCs w:val="28"/>
+          <w:vertAlign w:val="subscript"/>
+          <w:lang w:val="en-US"/>
+        </w:rPr>
+        <w:t>deg</w:t>
+      </w:r>
+      <w:proofErr w:type="spellEnd"/>
+      <w:r>
+        <w:rPr>
+          <w:rFonts w:ascii="Times New Roman" w:hAnsi="Times New Roman" w:cs="Times New Roman"/>
+          <w:sz w:val="28"/>
+          <w:szCs w:val="28"/>
+        </w:rPr>
+        <w:t>, поскольку он учитывает не только интерфейсную деградацию, но и омические и диффузионные составляющие.</w:t>
+      </w:r>
+    </w:p>
+    <w:p>
+      <w:pPr>
+        <w:spacing w:line="360" w:lineRule="auto"/>
+        <w:ind w:firstLine="709"/>
+        <w:jc w:val="both"/>
+        <w:rPr>
+          <w:rFonts w:ascii="Times New Roman" w:hAnsi="Times New Roman" w:cs="Times New Roman"/>
+          <w:sz w:val="28"/>
+          <w:szCs w:val="28"/>
+          <w:lang w:val="en-US"/>
+        </w:rPr>
+      </w:pPr>
+    </w:p>
+    <w:p>
+      <w:pPr>
+        <w:spacing w:line="360" w:lineRule="auto"/>
+        <w:ind w:firstLine="709"/>
+        <w:jc w:val="both"/>
+        <w:rPr>
+          <w:rFonts w:ascii="Times New Roman" w:hAnsi="Times New Roman" w:cs="Times New Roman"/>
+          <w:b/>
+          <w:bCs/>
+          <w:sz w:val="28"/>
+          <w:szCs w:val="28"/>
+        </w:rPr>
+      </w:pPr>
+      <w:r>
+        <w:rPr>
+          <w:rFonts w:ascii="Times New Roman" w:hAnsi="Times New Roman" w:cs="Times New Roman"/>
+          <w:b/>
+          <w:bCs/>
+          <w:sz w:val="28"/>
+          <w:szCs w:val="28"/>
+        </w:rPr>
+        <w:t>4.3.3 Переход от ресурса в циклах к ресурсу во времени</w:t>
+      </w:r>
+    </w:p>
+    <w:p>
+      <w:pPr>
+        <w:spacing w:line="360" w:lineRule="auto"/>
+        <w:ind w:firstLine="709"/>
+        <w:jc w:val="both"/>
+        <w:rPr>
+          <w:rFonts w:ascii="Times New Roman" w:hAnsi="Times New Roman" w:cs="Times New Roman"/>
+          <w:sz w:val="28"/>
+          <w:szCs w:val="28"/>
+          <w:lang w:val="en-US"/>
+        </w:rPr>
+      </w:pPr>
+    </w:p>
+    <w:p>
+      <w:pPr>
+        <w:spacing w:line="360" w:lineRule="auto"/>
+        <w:ind w:firstLine="709"/>
+        <w:jc w:val="both"/>
+        <w:rPr>
+          <w:rFonts w:ascii="Times New Roman" w:hAnsi="Times New Roman" w:cs="Times New Roman"/>
+          <w:sz w:val="28"/>
+          <w:szCs w:val="28"/>
+          <w:lang w:val="en-US"/>
+        </w:rPr>
+      </w:pPr>
+      <w:r>
+        <w:rPr>
+          <w:rFonts w:ascii="Times New Roman" w:hAnsi="Times New Roman" w:cs="Times New Roman"/>
+          <w:sz w:val="28"/>
+          <w:szCs w:val="28"/>
+        </w:rPr>
+        <w:lastRenderedPageBreak/>
+        <w:t>Для транспортной эксплуатации число циклов само по себе недостаточно. Эксплуатационным</w:t>
       </w:r>
       <w:r>
         <w:rPr>
@@ -13764,47 +13694,34 @@
       <w:r>
         <w:rPr>
           <w:rFonts w:ascii="Times New Roman" w:hAnsi="Times New Roman" w:cs="Times New Roman"/>
-          <w:i/>
-          <w:iCs/>
-          <w:sz w:val="28"/>
-          <w:szCs w:val="28"/>
-          <w:lang w:val="en-US"/>
-        </w:rPr>
-        <w:t>R</w:t>
-      </w:r>
-      <w:r>
-        <w:rPr>
-          <w:rFonts w:ascii="Times New Roman" w:hAnsi="Times New Roman" w:cs="Times New Roman"/>
-          <w:i/>
-          <w:iCs/>
-          <w:sz w:val="28"/>
-          <w:szCs w:val="28"/>
-          <w:vertAlign w:val="subscript"/>
-          <w:lang w:val="en-US"/>
-        </w:rPr>
-        <w:t>ct</w:t>
-      </w:r>
-      <w:r>
-        <w:rPr>
-          <w:rFonts w:ascii="Times New Roman" w:hAnsi="Times New Roman" w:cs="Times New Roman"/>
-          <w:sz w:val="28"/>
-          <w:szCs w:val="28"/>
-        </w:rPr>
-        <w:t xml:space="preserve">. </w:t>
-      </w:r>
-      <w:r>
-        <w:rPr>
-          <w:rFonts w:ascii="Times New Roman" w:hAnsi="Times New Roman" w:cs="Times New Roman"/>
-          <w:sz w:val="28"/>
-          <w:szCs w:val="28"/>
-        </w:rPr>
-        <w:t>В диссертации</w:t>
-      </w:r>
-      <w:r>
-        <w:rPr>
-          <w:rFonts w:ascii="Times New Roman" w:hAnsi="Times New Roman" w:cs="Times New Roman"/>
-          <w:sz w:val="28"/>
-          <w:szCs w:val="28"/>
+          <w:sz w:val="28"/>
+          <w:szCs w:val="28"/>
+        </w:rPr>
+        <w:t xml:space="preserve">службам и </w:t>
+      </w:r>
+      <w:r>
+        <w:rPr>
+          <w:rFonts w:ascii="Times New Roman" w:hAnsi="Times New Roman" w:cs="Times New Roman"/>
+          <w:sz w:val="28"/>
+          <w:szCs w:val="28"/>
+          <w:lang w:val="en-US"/>
+        </w:rPr>
+        <w:t>BMS</w:t>
+      </w:r>
+      <w:r>
+        <w:rPr>
+          <w:rFonts w:ascii="Times New Roman" w:hAnsi="Times New Roman" w:cs="Times New Roman"/>
+          <w:sz w:val="28"/>
+          <w:szCs w:val="28"/>
+        </w:rPr>
+        <w:t xml:space="preserve"> требуется прогноз во времени: в сутках, неделях, месяцах или моточасах. Для</w:t>
+      </w:r>
+      <w:r>
+        <w:rPr>
+          <w:rFonts w:ascii="Times New Roman" w:hAnsi="Times New Roman" w:cs="Times New Roman"/>
+          <w:sz w:val="28"/>
+          <w:szCs w:val="28"/>
+          <w:lang w:val="en-US"/>
         </w:rPr>
         <w:t xml:space="preserve"> </w:t>
       </w:r>
@@ -13814,466 +13731,47 @@
           <w:sz w:val="28"/>
           <w:szCs w:val="28"/>
         </w:rPr>
-        <w:t>приоритетным принимается вариант через</w:t>
-      </w:r>
-      <w:r>
-        <w:rPr>
-          <w:rFonts w:ascii="Times New Roman" w:hAnsi="Times New Roman" w:cs="Times New Roman"/>
-          <w:sz w:val="28"/>
-          <w:szCs w:val="28"/>
-        </w:rPr>
-        <w:t xml:space="preserve"> </w:t>
-      </w:r>
-      <w:proofErr w:type="spellStart"/>
-      <w:r>
-        <w:rPr>
-          <w:rFonts w:ascii="Times New Roman" w:hAnsi="Times New Roman" w:cs="Times New Roman"/>
-          <w:i/>
-          <w:iCs/>
-          <w:sz w:val="28"/>
-          <w:szCs w:val="28"/>
-          <w:lang w:val="en-US"/>
-        </w:rPr>
-        <w:t>K</w:t>
-      </w:r>
-      <w:r>
-        <w:rPr>
-          <w:rFonts w:ascii="Times New Roman" w:hAnsi="Times New Roman" w:cs="Times New Roman"/>
-          <w:i/>
-          <w:iCs/>
-          <w:sz w:val="28"/>
-          <w:szCs w:val="28"/>
-          <w:vertAlign w:val="subscript"/>
-          <w:lang w:val="en-US"/>
-        </w:rPr>
-        <w:t>deg</w:t>
-      </w:r>
-      <w:proofErr w:type="spellEnd"/>
-      <w:r>
-        <w:rPr>
-          <w:rFonts w:ascii="Times New Roman" w:hAnsi="Times New Roman" w:cs="Times New Roman"/>
-          <w:sz w:val="28"/>
-          <w:szCs w:val="28"/>
-        </w:rPr>
-        <w:t xml:space="preserve">, </w:t>
-      </w:r>
-      <w:r>
-        <w:rPr>
-          <w:rFonts w:ascii="Times New Roman" w:hAnsi="Times New Roman" w:cs="Times New Roman"/>
-          <w:sz w:val="28"/>
-          <w:szCs w:val="28"/>
-        </w:rPr>
-        <w:t>поскольку он учитывает не только</w:t>
-      </w:r>
-      <w:r>
-        <w:rPr>
-          <w:rFonts w:ascii="Times New Roman" w:hAnsi="Times New Roman" w:cs="Times New Roman"/>
-          <w:sz w:val="28"/>
-          <w:szCs w:val="28"/>
-        </w:rPr>
-        <w:t xml:space="preserve"> </w:t>
-      </w:r>
-      <w:r>
-        <w:rPr>
-          <w:rFonts w:ascii="Times New Roman" w:hAnsi="Times New Roman" w:cs="Times New Roman"/>
-          <w:sz w:val="28"/>
-          <w:szCs w:val="28"/>
-        </w:rPr>
-        <w:t>интерфейсную деградацию, но и омические и диффузионные составляющие.</w:t>
-      </w:r>
-    </w:p>
-    <w:p>
-      <w:pPr>
-        <w:spacing w:line="360" w:lineRule="auto"/>
-        <w:ind w:firstLine="709"/>
-        <w:jc w:val="both"/>
-        <w:rPr>
-          <w:rFonts w:ascii="Times New Roman" w:hAnsi="Times New Roman" w:cs="Times New Roman"/>
-          <w:sz w:val="28"/>
-          <w:szCs w:val="28"/>
-        </w:rPr>
-      </w:pPr>
-    </w:p>
-    <w:p>
-      <w:pPr>
-        <w:spacing w:line="360" w:lineRule="auto"/>
-        <w:ind w:firstLine="709"/>
-        <w:jc w:val="both"/>
-        <w:rPr>
-          <w:rFonts w:ascii="Times New Roman" w:hAnsi="Times New Roman" w:cs="Times New Roman"/>
-          <w:sz w:val="28"/>
-          <w:szCs w:val="28"/>
-        </w:rPr>
-      </w:pPr>
-      <w:proofErr w:type="spellStart"/>
-      <w:r>
-        <w:rPr>
-          <w:rFonts w:ascii="Times New Roman" w:hAnsi="Times New Roman" w:cs="Times New Roman"/>
-          <w:i/>
-          <w:iCs/>
-          <w:sz w:val="28"/>
-          <w:szCs w:val="28"/>
-          <w:lang w:val="en-US"/>
-        </w:rPr>
-        <w:t>R</w:t>
-      </w:r>
-      <w:r>
-        <w:rPr>
-          <w:rFonts w:ascii="Times New Roman" w:hAnsi="Times New Roman" w:cs="Times New Roman"/>
-          <w:i/>
-          <w:iCs/>
-          <w:sz w:val="28"/>
-          <w:szCs w:val="28"/>
-          <w:vertAlign w:val="subscript"/>
-          <w:lang w:val="en-US"/>
-        </w:rPr>
-        <w:t>ct</w:t>
-      </w:r>
-      <w:proofErr w:type="spellEnd"/>
-      <w:r>
-        <w:rPr>
-          <w:rFonts w:ascii="Times New Roman" w:hAnsi="Times New Roman" w:cs="Times New Roman"/>
-          <w:sz w:val="28"/>
-          <w:szCs w:val="28"/>
-        </w:rPr>
-        <w:t xml:space="preserve">, </w:t>
-      </w:r>
-      <w:r>
-        <w:rPr>
-          <w:rFonts w:ascii="Times New Roman" w:hAnsi="Times New Roman" w:cs="Times New Roman"/>
-          <w:i/>
-          <w:iCs/>
-          <w:sz w:val="28"/>
-          <w:szCs w:val="28"/>
-          <w:lang w:val="en-US"/>
-        </w:rPr>
-        <w:t>R</w:t>
-      </w:r>
-      <w:r>
-        <w:rPr>
-          <w:rFonts w:ascii="Times New Roman" w:hAnsi="Times New Roman" w:cs="Times New Roman"/>
-          <w:i/>
-          <w:iCs/>
-          <w:sz w:val="28"/>
-          <w:szCs w:val="28"/>
-          <w:vertAlign w:val="subscript"/>
-          <w:lang w:val="en-US"/>
-        </w:rPr>
-        <w:t>Ω</w:t>
-      </w:r>
-      <w:r>
-        <w:rPr>
-          <w:rFonts w:ascii="Times New Roman" w:hAnsi="Times New Roman" w:cs="Times New Roman"/>
-          <w:sz w:val="28"/>
-          <w:szCs w:val="28"/>
-        </w:rPr>
-        <w:t xml:space="preserve">, </w:t>
-      </w:r>
-      <w:r>
-        <w:rPr>
-          <w:rFonts w:ascii="Times New Roman" w:hAnsi="Times New Roman" w:cs="Times New Roman"/>
-          <w:i/>
-          <w:iCs/>
-          <w:sz w:val="28"/>
-          <w:szCs w:val="28"/>
-        </w:rPr>
-        <w:t>σ</w:t>
-      </w:r>
-      <w:r>
-        <w:rPr>
-          <w:rFonts w:ascii="Times New Roman" w:hAnsi="Times New Roman" w:cs="Times New Roman"/>
-          <w:i/>
-          <w:iCs/>
-          <w:sz w:val="28"/>
-          <w:szCs w:val="28"/>
-        </w:rPr>
-        <w:t xml:space="preserve">, </w:t>
-      </w:r>
-      <w:proofErr w:type="spellStart"/>
-      <w:r>
-        <w:rPr>
-          <w:rFonts w:ascii="Times New Roman" w:hAnsi="Times New Roman" w:cs="Times New Roman"/>
-          <w:i/>
-          <w:iCs/>
-          <w:sz w:val="28"/>
-          <w:szCs w:val="28"/>
-          <w:lang w:val="en-US"/>
-        </w:rPr>
-        <w:t>τ</w:t>
-      </w:r>
-      <w:r>
-        <w:rPr>
-          <w:rFonts w:ascii="Times New Roman" w:hAnsi="Times New Roman" w:cs="Times New Roman"/>
-          <w:i/>
-          <w:iCs/>
-          <w:sz w:val="28"/>
-          <w:szCs w:val="28"/>
-          <w:vertAlign w:val="subscript"/>
-          <w:lang w:val="en-US"/>
-        </w:rPr>
-        <w:t>ct</w:t>
-      </w:r>
-      <w:proofErr w:type="spellEnd"/>
-      <w:r>
-        <w:rPr>
-          <w:rFonts w:ascii="Times New Roman" w:hAnsi="Times New Roman" w:cs="Times New Roman"/>
-          <w:i/>
-          <w:iCs/>
-          <w:sz w:val="28"/>
-          <w:szCs w:val="28"/>
-        </w:rPr>
-        <w:t>,</w:t>
-      </w:r>
-      <w:r>
-        <w:rPr>
-          <w:rFonts w:ascii="Times New Roman" w:hAnsi="Times New Roman" w:cs="Times New Roman"/>
-          <w:sz w:val="28"/>
-          <w:szCs w:val="28"/>
-        </w:rPr>
-        <w:t xml:space="preserve"> </w:t>
-      </w:r>
-      <w:proofErr w:type="spellStart"/>
-      <w:r>
-        <w:rPr>
-          <w:rFonts w:ascii="Times New Roman" w:hAnsi="Times New Roman" w:cs="Times New Roman"/>
-          <w:i/>
-          <w:iCs/>
-          <w:sz w:val="28"/>
-          <w:szCs w:val="28"/>
-          <w:lang w:val="en-US"/>
-        </w:rPr>
-        <w:t>K</w:t>
-      </w:r>
-      <w:r>
-        <w:rPr>
-          <w:rFonts w:ascii="Times New Roman" w:hAnsi="Times New Roman" w:cs="Times New Roman"/>
-          <w:i/>
-          <w:iCs/>
-          <w:sz w:val="28"/>
-          <w:szCs w:val="28"/>
-          <w:vertAlign w:val="subscript"/>
-          <w:lang w:val="en-US"/>
-        </w:rPr>
-        <w:t>deg</w:t>
-      </w:r>
-      <w:proofErr w:type="spellEnd"/>
-      <w:r>
-        <w:rPr>
-          <w:rFonts w:ascii="Times New Roman" w:hAnsi="Times New Roman" w:cs="Times New Roman"/>
-          <w:sz w:val="28"/>
-          <w:szCs w:val="28"/>
-        </w:rPr>
-        <w:t xml:space="preserve"> </w:t>
-      </w:r>
-      <w:proofErr w:type="spellStart"/>
-      <w:r>
-        <w:rPr>
-          <w:rFonts w:ascii="Times New Roman" w:hAnsi="Times New Roman" w:cs="Times New Roman"/>
-          <w:i/>
-          <w:iCs/>
-          <w:sz w:val="28"/>
-          <w:szCs w:val="28"/>
-          <w:lang w:val="en-US"/>
-        </w:rPr>
-        <w:t>K</w:t>
-      </w:r>
-      <w:r>
-        <w:rPr>
-          <w:rFonts w:ascii="Times New Roman" w:hAnsi="Times New Roman" w:cs="Times New Roman"/>
-          <w:i/>
-          <w:iCs/>
-          <w:sz w:val="28"/>
-          <w:szCs w:val="28"/>
-          <w:vertAlign w:val="subscript"/>
-          <w:lang w:val="en-US"/>
-        </w:rPr>
-        <w:t>tr</w:t>
-      </w:r>
-      <w:proofErr w:type="spellEnd"/>
-      <w:r>
-        <w:rPr>
-          <w:rFonts w:ascii="Times New Roman" w:hAnsi="Times New Roman" w:cs="Times New Roman"/>
-          <w:sz w:val="28"/>
-          <w:szCs w:val="28"/>
-        </w:rPr>
-        <w:t xml:space="preserve"> </w:t>
-      </w:r>
-      <w:proofErr w:type="spellStart"/>
-      <w:r>
-        <w:rPr>
-          <w:rFonts w:ascii="Times New Roman" w:hAnsi="Times New Roman" w:cs="Times New Roman"/>
-          <w:i/>
-          <w:iCs/>
-          <w:sz w:val="28"/>
-          <w:szCs w:val="28"/>
-          <w:lang w:val="en-US"/>
-        </w:rPr>
-        <w:t>R</w:t>
-      </w:r>
-      <w:r>
-        <w:rPr>
-          <w:rFonts w:ascii="Times New Roman" w:hAnsi="Times New Roman" w:cs="Times New Roman"/>
-          <w:i/>
-          <w:iCs/>
-          <w:sz w:val="28"/>
-          <w:szCs w:val="28"/>
-          <w:vertAlign w:val="subscript"/>
-          <w:lang w:val="en-US"/>
-        </w:rPr>
-        <w:t>avail</w:t>
-      </w:r>
-      <w:proofErr w:type="spellEnd"/>
-      <w:r>
-        <w:rPr>
-          <w:rFonts w:ascii="Times New Roman" w:hAnsi="Times New Roman" w:cs="Times New Roman"/>
-          <w:sz w:val="28"/>
-          <w:szCs w:val="28"/>
-        </w:rPr>
-        <w:t xml:space="preserve"> </w:t>
-      </w:r>
-      <w:proofErr w:type="spellStart"/>
-      <w:r>
-        <w:rPr>
-          <w:rFonts w:ascii="Times New Roman" w:hAnsi="Times New Roman" w:cs="Times New Roman"/>
-          <w:i/>
-          <w:iCs/>
-          <w:sz w:val="28"/>
-          <w:szCs w:val="28"/>
-          <w:lang w:val="en-US"/>
-        </w:rPr>
-        <w:t>P</w:t>
-      </w:r>
-      <w:r>
-        <w:rPr>
-          <w:rFonts w:ascii="Times New Roman" w:hAnsi="Times New Roman" w:cs="Times New Roman"/>
-          <w:i/>
-          <w:iCs/>
-          <w:sz w:val="28"/>
-          <w:szCs w:val="28"/>
-          <w:vertAlign w:val="subscript"/>
-          <w:lang w:val="en-US"/>
-        </w:rPr>
-        <w:t>crit</w:t>
-      </w:r>
-      <w:proofErr w:type="spellEnd"/>
-      <w:r>
-        <w:rPr>
-          <w:rFonts w:ascii="Times New Roman" w:hAnsi="Times New Roman" w:cs="Times New Roman"/>
-          <w:sz w:val="28"/>
-          <w:szCs w:val="28"/>
-        </w:rPr>
-        <w:t xml:space="preserve"> </w:t>
-      </w:r>
-      <w:proofErr w:type="spellStart"/>
-      <w:r>
-        <w:rPr>
-          <w:rFonts w:ascii="Times New Roman" w:hAnsi="Times New Roman" w:cs="Times New Roman"/>
-          <w:i/>
-          <w:iCs/>
-          <w:sz w:val="28"/>
-          <w:szCs w:val="28"/>
-          <w:lang w:val="en-US"/>
-        </w:rPr>
-        <w:t>K</w:t>
-      </w:r>
-      <w:r>
-        <w:rPr>
-          <w:rFonts w:ascii="Times New Roman" w:hAnsi="Times New Roman" w:cs="Times New Roman"/>
-          <w:i/>
-          <w:iCs/>
-          <w:sz w:val="28"/>
-          <w:szCs w:val="28"/>
-          <w:vertAlign w:val="subscript"/>
-          <w:lang w:val="en-US"/>
-        </w:rPr>
-        <w:t>crit</w:t>
-      </w:r>
-      <w:proofErr w:type="spellEnd"/>
-      <w:r>
-        <w:rPr>
-          <w:rFonts w:ascii="Times New Roman" w:hAnsi="Times New Roman" w:cs="Times New Roman"/>
-          <w:sz w:val="28"/>
-          <w:szCs w:val="28"/>
-        </w:rPr>
-        <w:t xml:space="preserve"> </w:t>
-      </w:r>
-      <w:proofErr w:type="spellStart"/>
-      <w:r>
-        <w:rPr>
-          <w:rFonts w:ascii="Times New Roman" w:hAnsi="Times New Roman" w:cs="Times New Roman"/>
-          <w:i/>
-          <w:iCs/>
-          <w:sz w:val="28"/>
-          <w:szCs w:val="28"/>
-          <w:lang w:val="en-US"/>
-        </w:rPr>
-        <w:t>C</w:t>
-      </w:r>
-      <w:r>
-        <w:rPr>
-          <w:rFonts w:ascii="Times New Roman" w:hAnsi="Times New Roman" w:cs="Times New Roman"/>
-          <w:i/>
-          <w:iCs/>
-          <w:sz w:val="28"/>
-          <w:szCs w:val="28"/>
-          <w:vertAlign w:val="subscript"/>
-          <w:lang w:val="en-US"/>
-        </w:rPr>
-        <w:t>dl</w:t>
-      </w:r>
-      <w:proofErr w:type="spellEnd"/>
-      <w:r>
-        <w:rPr>
-          <w:rFonts w:ascii="Times New Roman" w:hAnsi="Times New Roman" w:cs="Times New Roman"/>
-          <w:sz w:val="28"/>
-          <w:szCs w:val="28"/>
-        </w:rPr>
-        <w:t xml:space="preserve"> , </w:t>
-      </w:r>
-      <w:r>
-        <w:rPr>
-          <w:rFonts w:ascii="Times New Roman" w:hAnsi="Times New Roman" w:cs="Times New Roman"/>
-          <w:i/>
-          <w:iCs/>
-          <w:sz w:val="28"/>
-          <w:szCs w:val="28"/>
-          <w:lang w:val="en-US"/>
-        </w:rPr>
-        <w:t>D</w:t>
-      </w:r>
-      <w:r>
-        <w:rPr>
-          <w:rFonts w:ascii="Times New Roman" w:hAnsi="Times New Roman" w:cs="Times New Roman"/>
-          <w:i/>
-          <w:iCs/>
-          <w:sz w:val="28"/>
-          <w:szCs w:val="28"/>
-          <w:vertAlign w:val="subscript"/>
-          <w:lang w:val="en-US"/>
-        </w:rPr>
-        <w:t>s</w:t>
-      </w:r>
-      <w:r>
-        <w:rPr>
-          <w:rFonts w:ascii="Times New Roman" w:hAnsi="Times New Roman" w:cs="Times New Roman"/>
-          <w:sz w:val="28"/>
-          <w:szCs w:val="28"/>
-        </w:rPr>
-        <w:t xml:space="preserve"> </w:t>
-      </w:r>
-      <w:r>
-        <w:rPr>
-          <w:rFonts w:ascii="Times New Roman" w:hAnsi="Times New Roman" w:cs="Times New Roman"/>
-          <w:position w:val="-14"/>
-          <w:sz w:val="28"/>
-          <w:szCs w:val="28"/>
-          <w:lang w:val="en-US"/>
-        </w:rPr>
-        <w:object w:dxaOrig="580" w:dyaOrig="420" w14:anchorId="380628E0">
-          <v:shape id="_x0000_i1046" type="#_x0000_t75" style="width:28.8pt;height:21.3pt" o:ole="">
+        <w:t>этого вводится интенсивность накопления эквивалентных полных циклов:</w:t>
+      </w:r>
+    </w:p>
+    <w:p>
+      <w:pPr>
+        <w:spacing w:line="360" w:lineRule="auto"/>
+        <w:ind w:firstLine="709"/>
+        <w:jc w:val="both"/>
+        <w:rPr>
+          <w:rFonts w:ascii="Times New Roman" w:hAnsi="Times New Roman" w:cs="Times New Roman"/>
+          <w:sz w:val="28"/>
+          <w:szCs w:val="28"/>
+          <w:lang w:val="en-US"/>
+        </w:rPr>
+      </w:pPr>
+    </w:p>
+    <w:p>
+      <w:pPr>
+        <w:spacing w:line="360" w:lineRule="auto"/>
+        <w:ind w:firstLine="709"/>
+        <w:jc w:val="both"/>
+        <w:rPr>
+          <w:rFonts w:ascii="Times New Roman" w:hAnsi="Times New Roman" w:cs="Times New Roman"/>
+          <w:sz w:val="28"/>
+          <w:szCs w:val="28"/>
+          <w:lang w:val="en-US"/>
+        </w:rPr>
+      </w:pPr>
+      <w:r>
+        <w:rPr>
+          <w:rFonts w:ascii="Times New Roman" w:hAnsi="Times New Roman" w:cs="Times New Roman"/>
+          <w:position w:val="-24"/>
+          <w:sz w:val="28"/>
+          <w:szCs w:val="28"/>
+          <w:lang w:val="en-US"/>
+        </w:rPr>
+        <w:object w:dxaOrig="1460" w:dyaOrig="660" w14:anchorId="056A7D58">
+          <v:shape id="_x0000_i1057" type="#_x0000_t75" style="width:73.05pt;height:32.8pt" o:ole="">
             <v:imagedata r:id="rId70" o:title=""/>
           </v:shape>
-          <o:OLEObject Type="Embed" ProgID="Equation.DSMT4" ShapeID="_x0000_i1046" DrawAspect="Content" ObjectID="_1837798862" r:id="rId71"/>
+          <o:OLEObject Type="Embed" ProgID="Equation.DSMT4" ShapeID="_x0000_i1057" DrawAspect="Content" ObjectID="_1837841472" r:id="rId71"/>
         </w:object>
       </w:r>
       <w:r>
@@ -14281,9 +13779,5707 @@
           <w:rFonts w:ascii="Times New Roman" w:hAnsi="Times New Roman" w:cs="Times New Roman"/>
           <w:sz w:val="28"/>
           <w:szCs w:val="28"/>
+          <w:lang w:val="en-US"/>
+        </w:rPr>
+        <w:t>.</w:t>
+      </w:r>
+    </w:p>
+    <w:p>
+      <w:pPr>
+        <w:spacing w:line="360" w:lineRule="auto"/>
+        <w:ind w:firstLine="709"/>
+        <w:jc w:val="both"/>
+        <w:rPr>
+          <w:rFonts w:ascii="Times New Roman" w:hAnsi="Times New Roman" w:cs="Times New Roman"/>
+          <w:sz w:val="28"/>
+          <w:szCs w:val="28"/>
+          <w:lang w:val="en-US"/>
+        </w:rPr>
+      </w:pPr>
+    </w:p>
+    <w:p>
+      <w:pPr>
+        <w:spacing w:line="360" w:lineRule="auto"/>
+        <w:ind w:firstLine="709"/>
+        <w:jc w:val="both"/>
+        <w:rPr>
+          <w:rFonts w:ascii="Times New Roman" w:hAnsi="Times New Roman" w:cs="Times New Roman"/>
+          <w:sz w:val="28"/>
+          <w:szCs w:val="28"/>
+        </w:rPr>
+      </w:pPr>
+      <w:r>
+        <w:rPr>
+          <w:rFonts w:ascii="Times New Roman" w:hAnsi="Times New Roman" w:cs="Times New Roman"/>
+          <w:sz w:val="28"/>
+          <w:szCs w:val="28"/>
+        </w:rPr>
+        <w:t>В настоящей работе эквивалентное число циклов определяется через пропуск заряда:</w:t>
+      </w:r>
+    </w:p>
+    <w:p>
+      <w:pPr>
+        <w:spacing w:line="360" w:lineRule="auto"/>
+        <w:ind w:firstLine="709"/>
+        <w:jc w:val="both"/>
+        <w:rPr>
+          <w:rFonts w:ascii="Times New Roman" w:hAnsi="Times New Roman" w:cs="Times New Roman"/>
+          <w:sz w:val="28"/>
+          <w:szCs w:val="28"/>
+          <w:lang w:val="en-US"/>
+        </w:rPr>
+      </w:pPr>
+    </w:p>
+    <w:p>
+      <w:pPr>
+        <w:spacing w:line="360" w:lineRule="auto"/>
+        <w:ind w:firstLine="709"/>
+        <w:jc w:val="both"/>
+        <w:rPr>
+          <w:rFonts w:ascii="Times New Roman" w:hAnsi="Times New Roman" w:cs="Times New Roman"/>
+          <w:sz w:val="28"/>
+          <w:szCs w:val="28"/>
+        </w:rPr>
+      </w:pPr>
+      <w:r>
+        <w:rPr>
+          <w:rFonts w:ascii="Times New Roman" w:hAnsi="Times New Roman" w:cs="Times New Roman"/>
+          <w:position w:val="-30"/>
+          <w:sz w:val="28"/>
+          <w:szCs w:val="28"/>
+          <w:lang w:val="en-US"/>
+        </w:rPr>
+        <w:object w:dxaOrig="2700" w:dyaOrig="680" w14:anchorId="378DDA10">
+          <v:shape id="_x0000_i1060" type="#_x0000_t75" style="width:134.85pt;height:33.85pt" o:ole="">
+            <v:imagedata r:id="rId72" o:title=""/>
+          </v:shape>
+          <o:OLEObject Type="Embed" ProgID="Equation.DSMT4" ShapeID="_x0000_i1060" DrawAspect="Content" ObjectID="_1837841473" r:id="rId73"/>
+        </w:object>
+      </w:r>
+      <w:r>
+        <w:rPr>
+          <w:rFonts w:ascii="Times New Roman" w:hAnsi="Times New Roman" w:cs="Times New Roman"/>
+          <w:sz w:val="28"/>
+          <w:szCs w:val="28"/>
+        </w:rPr>
+        <w:t>,</w:t>
+      </w:r>
+    </w:p>
+    <w:p>
+      <w:pPr>
+        <w:spacing w:line="360" w:lineRule="auto"/>
+        <w:ind w:firstLine="709"/>
+        <w:jc w:val="both"/>
+        <w:rPr>
+          <w:rFonts w:ascii="Times New Roman" w:hAnsi="Times New Roman" w:cs="Times New Roman"/>
+          <w:sz w:val="28"/>
+          <w:szCs w:val="28"/>
+        </w:rPr>
+      </w:pPr>
+    </w:p>
+    <w:p>
+      <w:pPr>
+        <w:spacing w:line="360" w:lineRule="auto"/>
+        <w:ind w:firstLine="709"/>
+        <w:jc w:val="both"/>
+        <w:rPr>
+          <w:rFonts w:ascii="Times New Roman" w:hAnsi="Times New Roman" w:cs="Times New Roman"/>
+          <w:sz w:val="28"/>
+          <w:szCs w:val="28"/>
+          <w:lang w:val="en-US"/>
+        </w:rPr>
+      </w:pPr>
+      <w:r>
+        <w:rPr>
+          <w:rFonts w:ascii="Times New Roman" w:hAnsi="Times New Roman" w:cs="Times New Roman"/>
+          <w:sz w:val="28"/>
+          <w:szCs w:val="28"/>
+        </w:rPr>
+        <w:t>где</w:t>
+      </w:r>
+      <w:r>
+        <w:rPr>
+          <w:rFonts w:ascii="Times New Roman" w:hAnsi="Times New Roman" w:cs="Times New Roman"/>
+          <w:sz w:val="28"/>
+          <w:szCs w:val="28"/>
         </w:rPr>
         <w:t xml:space="preserve"> </w:t>
       </w:r>
+      <w:proofErr w:type="spellStart"/>
+      <w:r>
+        <w:rPr>
+          <w:rFonts w:ascii="Times New Roman" w:hAnsi="Times New Roman" w:cs="Times New Roman"/>
+          <w:i/>
+          <w:iCs/>
+          <w:sz w:val="28"/>
+          <w:szCs w:val="28"/>
+          <w:lang w:val="en-US"/>
+        </w:rPr>
+        <w:t>C</w:t>
+      </w:r>
+      <w:r>
+        <w:rPr>
+          <w:rFonts w:ascii="Times New Roman" w:hAnsi="Times New Roman" w:cs="Times New Roman"/>
+          <w:i/>
+          <w:iCs/>
+          <w:sz w:val="28"/>
+          <w:szCs w:val="28"/>
+          <w:vertAlign w:val="subscript"/>
+          <w:lang w:val="en-US"/>
+        </w:rPr>
+        <w:t>nom</w:t>
+      </w:r>
+      <w:proofErr w:type="spellEnd"/>
+      <w:r>
+        <w:rPr>
+          <w:rFonts w:ascii="Times New Roman" w:hAnsi="Times New Roman" w:cs="Times New Roman"/>
+          <w:sz w:val="28"/>
+          <w:szCs w:val="28"/>
+        </w:rPr>
+        <w:t xml:space="preserve"> – </w:t>
+      </w:r>
+      <w:r>
+        <w:rPr>
+          <w:rFonts w:ascii="Times New Roman" w:hAnsi="Times New Roman" w:cs="Times New Roman"/>
+          <w:sz w:val="28"/>
+          <w:szCs w:val="28"/>
+        </w:rPr>
+        <w:t>номинальная ёмкость батареи, а интеграл понимается в согласованных единицах</w:t>
+      </w:r>
+      <w:r>
+        <w:rPr>
+          <w:rFonts w:ascii="Times New Roman" w:hAnsi="Times New Roman" w:cs="Times New Roman"/>
+          <w:sz w:val="28"/>
+          <w:szCs w:val="28"/>
+        </w:rPr>
+        <w:t xml:space="preserve"> </w:t>
+      </w:r>
+      <w:r>
+        <w:rPr>
+          <w:rFonts w:ascii="Times New Roman" w:hAnsi="Times New Roman" w:cs="Times New Roman"/>
+          <w:sz w:val="28"/>
+          <w:szCs w:val="28"/>
+        </w:rPr>
+        <w:t>по времени и току. Это стандартная форма перехода от произвольного токового профиля к</w:t>
+      </w:r>
+      <w:r>
+        <w:rPr>
+          <w:rFonts w:ascii="Times New Roman" w:hAnsi="Times New Roman" w:cs="Times New Roman"/>
+          <w:sz w:val="28"/>
+          <w:szCs w:val="28"/>
+        </w:rPr>
+        <w:t xml:space="preserve"> </w:t>
+      </w:r>
+      <w:r>
+        <w:rPr>
+          <w:rFonts w:ascii="Times New Roman" w:hAnsi="Times New Roman" w:cs="Times New Roman"/>
+          <w:sz w:val="28"/>
+          <w:szCs w:val="28"/>
+        </w:rPr>
+        <w:t>эквивалентным полным циклам.</w:t>
+      </w:r>
+    </w:p>
+    <w:p>
+      <w:pPr>
+        <w:spacing w:line="360" w:lineRule="auto"/>
+        <w:ind w:firstLine="709"/>
+        <w:jc w:val="both"/>
+        <w:rPr>
+          <w:rFonts w:ascii="Times New Roman" w:hAnsi="Times New Roman" w:cs="Times New Roman"/>
+          <w:sz w:val="28"/>
+          <w:szCs w:val="28"/>
+          <w:lang w:val="en-US"/>
+        </w:rPr>
+      </w:pPr>
+      <w:r>
+        <w:rPr>
+          <w:rFonts w:ascii="Times New Roman" w:hAnsi="Times New Roman" w:cs="Times New Roman"/>
+          <w:sz w:val="28"/>
+          <w:szCs w:val="28"/>
+        </w:rPr>
+        <w:t>Тогда остаточный ресурс во времени равен</w:t>
+      </w:r>
+    </w:p>
+    <w:p>
+      <w:pPr>
+        <w:spacing w:line="360" w:lineRule="auto"/>
+        <w:ind w:firstLine="709"/>
+        <w:jc w:val="both"/>
+        <w:rPr>
+          <w:rFonts w:ascii="Times New Roman" w:hAnsi="Times New Roman" w:cs="Times New Roman"/>
+          <w:sz w:val="28"/>
+          <w:szCs w:val="28"/>
+          <w:lang w:val="en-US"/>
+        </w:rPr>
+      </w:pPr>
+    </w:p>
+    <w:p>
+      <w:pPr>
+        <w:spacing w:line="360" w:lineRule="auto"/>
+        <w:ind w:firstLine="709"/>
+        <w:jc w:val="both"/>
+        <w:rPr>
+          <w:rFonts w:ascii="Times New Roman" w:hAnsi="Times New Roman" w:cs="Times New Roman"/>
+          <w:sz w:val="28"/>
+          <w:szCs w:val="28"/>
+          <w:lang w:val="en-US"/>
+        </w:rPr>
+      </w:pPr>
+      <w:r>
+        <w:rPr>
+          <w:rFonts w:ascii="Times New Roman" w:hAnsi="Times New Roman" w:cs="Times New Roman"/>
+          <w:position w:val="-44"/>
+          <w:sz w:val="28"/>
+          <w:szCs w:val="28"/>
+          <w:lang w:val="en-US"/>
+        </w:rPr>
+        <w:object w:dxaOrig="2020" w:dyaOrig="820" w14:anchorId="2462889B">
+          <v:shape id="_x0000_i1063" type="#_x0000_t75" style="width:101pt;height:40.85pt" o:ole="">
+            <v:imagedata r:id="rId74" o:title=""/>
+          </v:shape>
+          <o:OLEObject Type="Embed" ProgID="Equation.DSMT4" ShapeID="_x0000_i1063" DrawAspect="Content" ObjectID="_1837841474" r:id="rId75"/>
+        </w:object>
+      </w:r>
+      <w:r>
+        <w:rPr>
+          <w:rFonts w:ascii="Times New Roman" w:hAnsi="Times New Roman" w:cs="Times New Roman"/>
+          <w:sz w:val="28"/>
+          <w:szCs w:val="28"/>
+          <w:lang w:val="en-US"/>
+        </w:rPr>
+        <w:t>.</w:t>
+      </w:r>
+    </w:p>
+    <w:p>
+      <w:pPr>
+        <w:spacing w:line="360" w:lineRule="auto"/>
+        <w:ind w:firstLine="709"/>
+        <w:jc w:val="both"/>
+        <w:rPr>
+          <w:rFonts w:ascii="Times New Roman" w:hAnsi="Times New Roman" w:cs="Times New Roman"/>
+          <w:sz w:val="28"/>
+          <w:szCs w:val="28"/>
+          <w:lang w:val="en-US"/>
+        </w:rPr>
+      </w:pPr>
+    </w:p>
+    <w:p>
+      <w:pPr>
+        <w:spacing w:line="360" w:lineRule="auto"/>
+        <w:ind w:firstLine="709"/>
+        <w:jc w:val="both"/>
+        <w:rPr>
+          <w:rFonts w:ascii="Times New Roman" w:hAnsi="Times New Roman" w:cs="Times New Roman"/>
+          <w:sz w:val="28"/>
+          <w:szCs w:val="28"/>
+        </w:rPr>
+      </w:pPr>
+      <w:r>
+        <w:rPr>
+          <w:rFonts w:ascii="Times New Roman" w:hAnsi="Times New Roman" w:cs="Times New Roman"/>
+          <w:sz w:val="28"/>
+          <w:szCs w:val="28"/>
+        </w:rPr>
+        <w:t>Если в заданной транспортной миссии интенсивность накопления эквивалентных циклов</w:t>
+      </w:r>
+      <w:r>
+        <w:rPr>
+          <w:rFonts w:ascii="Times New Roman" w:hAnsi="Times New Roman" w:cs="Times New Roman"/>
+          <w:sz w:val="28"/>
+          <w:szCs w:val="28"/>
+        </w:rPr>
+        <w:t xml:space="preserve"> </w:t>
+      </w:r>
+      <w:r>
+        <w:rPr>
+          <w:rFonts w:ascii="Times New Roman" w:hAnsi="Times New Roman" w:cs="Times New Roman"/>
+          <w:sz w:val="28"/>
+          <w:szCs w:val="28"/>
+        </w:rPr>
+        <w:t>можно считать приблизительно постоянной и равной</w:t>
+      </w:r>
+      <w:r>
+        <w:rPr>
+          <w:rFonts w:ascii="Times New Roman" w:hAnsi="Times New Roman" w:cs="Times New Roman"/>
+          <w:sz w:val="28"/>
+          <w:szCs w:val="28"/>
+        </w:rPr>
+        <w:t xml:space="preserve"> </w:t>
+      </w:r>
+      <w:r>
+        <w:rPr>
+          <w:rFonts w:ascii="Times New Roman" w:hAnsi="Times New Roman" w:cs="Times New Roman"/>
+          <w:i/>
+          <w:iCs/>
+          <w:sz w:val="28"/>
+          <w:szCs w:val="28"/>
+        </w:rPr>
+        <w:t>λ</w:t>
+      </w:r>
+      <w:r>
+        <w:rPr>
+          <w:rFonts w:ascii="Times New Roman" w:hAnsi="Times New Roman" w:cs="Times New Roman"/>
+          <w:i/>
+          <w:iCs/>
+          <w:sz w:val="28"/>
+          <w:szCs w:val="28"/>
+          <w:vertAlign w:val="subscript"/>
+          <w:lang w:val="en-US"/>
+        </w:rPr>
+        <w:t>eq</w:t>
+      </w:r>
+      <w:r>
+        <w:rPr>
+          <w:rFonts w:ascii="Times New Roman" w:hAnsi="Times New Roman" w:cs="Times New Roman"/>
+          <w:sz w:val="28"/>
+          <w:szCs w:val="28"/>
+        </w:rPr>
+        <w:t xml:space="preserve">, </w:t>
+      </w:r>
+      <w:r>
+        <w:rPr>
+          <w:rFonts w:ascii="Times New Roman" w:hAnsi="Times New Roman" w:cs="Times New Roman"/>
+          <w:sz w:val="28"/>
+          <w:szCs w:val="28"/>
+        </w:rPr>
+        <w:t>то выражение упрощается:</w:t>
+      </w:r>
+    </w:p>
+    <w:p>
+      <w:pPr>
+        <w:spacing w:line="360" w:lineRule="auto"/>
+        <w:ind w:firstLine="709"/>
+        <w:jc w:val="both"/>
+        <w:rPr>
+          <w:rFonts w:ascii="Times New Roman" w:hAnsi="Times New Roman" w:cs="Times New Roman"/>
+          <w:sz w:val="28"/>
+          <w:szCs w:val="28"/>
+          <w:lang w:val="en-US"/>
+        </w:rPr>
+      </w:pPr>
+    </w:p>
+    <w:p>
+      <w:pPr>
+        <w:spacing w:line="360" w:lineRule="auto"/>
+        <w:ind w:firstLine="709"/>
+        <w:jc w:val="both"/>
+        <w:rPr>
+          <w:rFonts w:ascii="Times New Roman" w:hAnsi="Times New Roman" w:cs="Times New Roman"/>
+          <w:sz w:val="28"/>
+          <w:szCs w:val="28"/>
+        </w:rPr>
+      </w:pPr>
+      <w:r>
+        <w:rPr>
+          <w:rFonts w:ascii="Times New Roman" w:hAnsi="Times New Roman" w:cs="Times New Roman"/>
+          <w:position w:val="-42"/>
+          <w:sz w:val="28"/>
+          <w:szCs w:val="28"/>
+          <w:lang w:val="en-US"/>
+        </w:rPr>
+        <w:object w:dxaOrig="1460" w:dyaOrig="800" w14:anchorId="31267236">
+          <v:shape id="_x0000_i1068" type="#_x0000_t75" style="width:73.05pt;height:39.75pt" o:ole="">
+            <v:imagedata r:id="rId76" o:title=""/>
+          </v:shape>
+          <o:OLEObject Type="Embed" ProgID="Equation.DSMT4" ShapeID="_x0000_i1068" DrawAspect="Content" ObjectID="_1837841475" r:id="rId77"/>
+        </w:object>
+      </w:r>
+      <w:r>
+        <w:rPr>
+          <w:rFonts w:ascii="Times New Roman" w:hAnsi="Times New Roman" w:cs="Times New Roman"/>
+          <w:sz w:val="28"/>
+          <w:szCs w:val="28"/>
+        </w:rPr>
+        <w:t>,</w:t>
+      </w:r>
+    </w:p>
+    <w:p>
+      <w:pPr>
+        <w:spacing w:line="360" w:lineRule="auto"/>
+        <w:ind w:firstLine="709"/>
+        <w:jc w:val="both"/>
+        <w:rPr>
+          <w:rFonts w:ascii="Times New Roman" w:hAnsi="Times New Roman" w:cs="Times New Roman"/>
+          <w:sz w:val="28"/>
+          <w:szCs w:val="28"/>
+        </w:rPr>
+      </w:pPr>
+    </w:p>
+    <w:p>
+      <w:pPr>
+        <w:spacing w:line="360" w:lineRule="auto"/>
+        <w:ind w:firstLine="709"/>
+        <w:jc w:val="both"/>
+        <w:rPr>
+          <w:rFonts w:ascii="Times New Roman" w:hAnsi="Times New Roman" w:cs="Times New Roman"/>
+          <w:sz w:val="28"/>
+          <w:szCs w:val="28"/>
+        </w:rPr>
+      </w:pPr>
+      <w:r>
+        <w:rPr>
+          <w:rFonts w:ascii="Times New Roman" w:hAnsi="Times New Roman" w:cs="Times New Roman"/>
+          <w:sz w:val="28"/>
+          <w:szCs w:val="28"/>
+        </w:rPr>
+        <w:t>где</w:t>
+      </w:r>
+      <w:r>
+        <w:rPr>
+          <w:rFonts w:ascii="Times New Roman" w:hAnsi="Times New Roman" w:cs="Times New Roman"/>
+          <w:sz w:val="28"/>
+          <w:szCs w:val="28"/>
+        </w:rPr>
+        <w:t xml:space="preserve"> </w:t>
+      </w:r>
+      <w:r>
+        <w:rPr>
+          <w:rFonts w:ascii="Times New Roman" w:hAnsi="Times New Roman" w:cs="Times New Roman"/>
+          <w:position w:val="-12"/>
+          <w:sz w:val="28"/>
+          <w:szCs w:val="28"/>
+          <w:lang w:val="en-US"/>
+        </w:rPr>
+        <w:object w:dxaOrig="360" w:dyaOrig="499" w14:anchorId="7D7DDCBB">
+          <v:shape id="_x0000_i1071" type="#_x0000_t75" style="width:18.25pt;height:24.7pt" o:ole="">
+            <v:imagedata r:id="rId78" o:title=""/>
+          </v:shape>
+          <o:OLEObject Type="Embed" ProgID="Equation.DSMT4" ShapeID="_x0000_i1071" DrawAspect="Content" ObjectID="_1837841476" r:id="rId79"/>
+        </w:object>
+      </w:r>
+      <w:r>
+        <w:rPr>
+          <w:rFonts w:ascii="Times New Roman" w:hAnsi="Times New Roman" w:cs="Times New Roman"/>
+          <w:sz w:val="28"/>
+          <w:szCs w:val="28"/>
+        </w:rPr>
+        <w:t xml:space="preserve"> </w:t>
+      </w:r>
+      <w:r>
+        <w:rPr>
+          <w:rFonts w:ascii="Times New Roman" w:hAnsi="Times New Roman" w:cs="Times New Roman"/>
+          <w:sz w:val="28"/>
+          <w:szCs w:val="28"/>
+        </w:rPr>
+        <w:t>измеряется в эквивалентных циклах в сутки или в эквивалентных циклах в час.</w:t>
+      </w:r>
+    </w:p>
+    <w:p>
+      <w:pPr>
+        <w:spacing w:line="360" w:lineRule="auto"/>
+        <w:ind w:firstLine="709"/>
+        <w:jc w:val="both"/>
+        <w:rPr>
+          <w:rFonts w:ascii="Times New Roman" w:hAnsi="Times New Roman" w:cs="Times New Roman"/>
+          <w:sz w:val="28"/>
+          <w:szCs w:val="28"/>
+        </w:rPr>
+      </w:pPr>
+      <w:r>
+        <w:rPr>
+          <w:rFonts w:ascii="Times New Roman" w:hAnsi="Times New Roman" w:cs="Times New Roman"/>
+          <w:sz w:val="28"/>
+          <w:szCs w:val="28"/>
+        </w:rPr>
+        <w:t>Этот переход имеет принципиальное значение для электротранспорта. Одна и та же батарея</w:t>
+      </w:r>
+      <w:r>
+        <w:rPr>
+          <w:rFonts w:ascii="Times New Roman" w:hAnsi="Times New Roman" w:cs="Times New Roman"/>
+          <w:sz w:val="28"/>
+          <w:szCs w:val="28"/>
+        </w:rPr>
+        <w:t xml:space="preserve"> </w:t>
+      </w:r>
+      <w:r>
+        <w:rPr>
+          <w:rFonts w:ascii="Times New Roman" w:hAnsi="Times New Roman" w:cs="Times New Roman"/>
+          <w:sz w:val="28"/>
+          <w:szCs w:val="28"/>
+        </w:rPr>
+        <w:t>при одинаковом текущем</w:t>
+      </w:r>
+      <w:r>
+        <w:rPr>
+          <w:rFonts w:ascii="Times New Roman" w:hAnsi="Times New Roman" w:cs="Times New Roman"/>
+          <w:sz w:val="28"/>
+          <w:szCs w:val="28"/>
+        </w:rPr>
+        <w:t xml:space="preserve"> </w:t>
+      </w:r>
+      <w:proofErr w:type="spellStart"/>
+      <w:r>
+        <w:rPr>
+          <w:rFonts w:ascii="Times New Roman" w:hAnsi="Times New Roman" w:cs="Times New Roman"/>
+          <w:i/>
+          <w:iCs/>
+          <w:sz w:val="28"/>
+          <w:szCs w:val="28"/>
+          <w:lang w:val="en-US"/>
+        </w:rPr>
+        <w:t>K</w:t>
+      </w:r>
+      <w:r>
+        <w:rPr>
+          <w:rFonts w:ascii="Times New Roman" w:hAnsi="Times New Roman" w:cs="Times New Roman"/>
+          <w:i/>
+          <w:iCs/>
+          <w:sz w:val="28"/>
+          <w:szCs w:val="28"/>
+          <w:vertAlign w:val="subscript"/>
+          <w:lang w:val="en-US"/>
+        </w:rPr>
+        <w:t>deg</w:t>
+      </w:r>
+      <w:proofErr w:type="spellEnd"/>
+      <w:r>
+        <w:rPr>
+          <w:rFonts w:ascii="Times New Roman" w:hAnsi="Times New Roman" w:cs="Times New Roman"/>
+          <w:sz w:val="28"/>
+          <w:szCs w:val="28"/>
+        </w:rPr>
+        <w:t xml:space="preserve"> </w:t>
+      </w:r>
+      <w:r>
+        <w:rPr>
+          <w:rFonts w:ascii="Times New Roman" w:hAnsi="Times New Roman" w:cs="Times New Roman"/>
+          <w:sz w:val="28"/>
+          <w:szCs w:val="28"/>
+        </w:rPr>
+        <w:t>может иметь одинаковый остаточный ресурс в циклах, но</w:t>
+      </w:r>
+      <w:r>
+        <w:rPr>
+          <w:rFonts w:ascii="Times New Roman" w:hAnsi="Times New Roman" w:cs="Times New Roman"/>
+          <w:sz w:val="28"/>
+          <w:szCs w:val="28"/>
+        </w:rPr>
+        <w:t xml:space="preserve"> </w:t>
+      </w:r>
+      <w:r>
+        <w:rPr>
+          <w:rFonts w:ascii="Times New Roman" w:hAnsi="Times New Roman" w:cs="Times New Roman"/>
+          <w:sz w:val="28"/>
+          <w:szCs w:val="28"/>
+        </w:rPr>
+        <w:t>разный ресурс во времени — в зависимости от того, работает ли она в мягком городском</w:t>
+      </w:r>
+      <w:r>
+        <w:rPr>
+          <w:rFonts w:ascii="Times New Roman" w:hAnsi="Times New Roman" w:cs="Times New Roman"/>
+          <w:sz w:val="28"/>
+          <w:szCs w:val="28"/>
+        </w:rPr>
+        <w:t xml:space="preserve"> </w:t>
+      </w:r>
+      <w:r>
+        <w:rPr>
+          <w:rFonts w:ascii="Times New Roman" w:hAnsi="Times New Roman" w:cs="Times New Roman"/>
+          <w:sz w:val="28"/>
+          <w:szCs w:val="28"/>
+        </w:rPr>
+        <w:t>режиме, в напряжённом маршруте с частыми разгонами или в тяжёлом климатическом</w:t>
+      </w:r>
+      <w:r>
+        <w:rPr>
+          <w:rFonts w:ascii="Times New Roman" w:hAnsi="Times New Roman" w:cs="Times New Roman"/>
+          <w:sz w:val="28"/>
+          <w:szCs w:val="28"/>
+        </w:rPr>
+        <w:t xml:space="preserve"> </w:t>
+      </w:r>
+      <w:r>
+        <w:rPr>
+          <w:rFonts w:ascii="Times New Roman" w:hAnsi="Times New Roman" w:cs="Times New Roman"/>
+          <w:sz w:val="28"/>
+          <w:szCs w:val="28"/>
+        </w:rPr>
+        <w:t>сценарии.</w:t>
+      </w:r>
+    </w:p>
+    <w:p>
+      <w:pPr>
+        <w:spacing w:line="360" w:lineRule="auto"/>
+        <w:ind w:firstLine="709"/>
+        <w:jc w:val="both"/>
+        <w:rPr>
+          <w:rFonts w:ascii="Times New Roman" w:hAnsi="Times New Roman" w:cs="Times New Roman"/>
+          <w:sz w:val="28"/>
+          <w:szCs w:val="28"/>
+          <w:lang w:val="en-US"/>
+        </w:rPr>
+      </w:pPr>
+    </w:p>
+    <w:p>
+      <w:pPr>
+        <w:spacing w:line="360" w:lineRule="auto"/>
+        <w:ind w:firstLine="709"/>
+        <w:jc w:val="both"/>
+        <w:rPr>
+          <w:rFonts w:ascii="Times New Roman" w:hAnsi="Times New Roman" w:cs="Times New Roman"/>
+          <w:b/>
+          <w:bCs/>
+          <w:sz w:val="28"/>
+          <w:szCs w:val="28"/>
+        </w:rPr>
+      </w:pPr>
+      <w:r>
+        <w:rPr>
+          <w:rFonts w:ascii="Times New Roman" w:hAnsi="Times New Roman" w:cs="Times New Roman"/>
+          <w:b/>
+          <w:bCs/>
+          <w:sz w:val="28"/>
+          <w:szCs w:val="28"/>
+        </w:rPr>
+        <w:t>4.3.4 Роль транспортной миссии в прогнозе ресурса</w:t>
+      </w:r>
+    </w:p>
+    <w:p>
+      <w:pPr>
+        <w:spacing w:line="360" w:lineRule="auto"/>
+        <w:ind w:firstLine="709"/>
+        <w:jc w:val="both"/>
+        <w:rPr>
+          <w:rFonts w:ascii="Times New Roman" w:hAnsi="Times New Roman" w:cs="Times New Roman"/>
+          <w:sz w:val="28"/>
+          <w:szCs w:val="28"/>
+          <w:lang w:val="en-US"/>
+        </w:rPr>
+      </w:pPr>
+    </w:p>
+    <w:p>
+      <w:pPr>
+        <w:spacing w:line="360" w:lineRule="auto"/>
+        <w:ind w:firstLine="709"/>
+        <w:jc w:val="both"/>
+        <w:rPr>
+          <w:rFonts w:ascii="Times New Roman" w:hAnsi="Times New Roman" w:cs="Times New Roman"/>
+          <w:sz w:val="28"/>
+          <w:szCs w:val="28"/>
+          <w:lang w:val="en-US"/>
+        </w:rPr>
+      </w:pPr>
+      <w:r>
+        <w:rPr>
+          <w:rFonts w:ascii="Times New Roman" w:hAnsi="Times New Roman" w:cs="Times New Roman"/>
+          <w:sz w:val="28"/>
+          <w:szCs w:val="28"/>
+        </w:rPr>
+        <w:t>В настоящей работе под транспортной миссией понимается типичный профиль эксплуатации</w:t>
+      </w:r>
+      <w:r>
+        <w:rPr>
+          <w:rFonts w:ascii="Times New Roman" w:hAnsi="Times New Roman" w:cs="Times New Roman"/>
+          <w:sz w:val="28"/>
+          <w:szCs w:val="28"/>
+        </w:rPr>
+        <w:t xml:space="preserve"> </w:t>
+      </w:r>
+      <w:r>
+        <w:rPr>
+          <w:rFonts w:ascii="Times New Roman" w:hAnsi="Times New Roman" w:cs="Times New Roman"/>
+          <w:sz w:val="28"/>
+          <w:szCs w:val="28"/>
+        </w:rPr>
+        <w:t>подвижного состава, включающий:</w:t>
+      </w:r>
+    </w:p>
+    <w:p>
+      <w:pPr>
+        <w:spacing w:line="360" w:lineRule="auto"/>
+        <w:ind w:firstLine="709"/>
+        <w:jc w:val="both"/>
+        <w:rPr>
+          <w:rFonts w:ascii="Times New Roman" w:hAnsi="Times New Roman" w:cs="Times New Roman"/>
+          <w:sz w:val="28"/>
+          <w:szCs w:val="28"/>
+          <w:lang w:val="en-US"/>
+        </w:rPr>
+      </w:pPr>
+      <w:r>
+        <w:rPr>
+          <w:rFonts w:ascii="Times New Roman" w:hAnsi="Times New Roman" w:cs="Times New Roman"/>
+          <w:sz w:val="28"/>
+          <w:szCs w:val="28"/>
+        </w:rPr>
+        <w:t>среднее число поездок в сутки;</w:t>
+      </w:r>
+    </w:p>
+    <w:p>
+      <w:pPr>
+        <w:spacing w:line="360" w:lineRule="auto"/>
+        <w:ind w:firstLine="709"/>
+        <w:jc w:val="both"/>
+        <w:rPr>
+          <w:rFonts w:ascii="Times New Roman" w:hAnsi="Times New Roman" w:cs="Times New Roman"/>
+          <w:sz w:val="28"/>
+          <w:szCs w:val="28"/>
+          <w:lang w:val="en-US"/>
+        </w:rPr>
+      </w:pPr>
+      <w:proofErr w:type="spellStart"/>
+      <w:r>
+        <w:rPr>
+          <w:rFonts w:ascii="Times New Roman" w:hAnsi="Times New Roman" w:cs="Times New Roman"/>
+          <w:sz w:val="28"/>
+          <w:szCs w:val="28"/>
+          <w:lang w:val="en-US"/>
+        </w:rPr>
+        <w:t>число</w:t>
+      </w:r>
+      <w:proofErr w:type="spellEnd"/>
+      <w:r>
+        <w:rPr>
+          <w:rFonts w:ascii="Times New Roman" w:hAnsi="Times New Roman" w:cs="Times New Roman"/>
+          <w:sz w:val="28"/>
+          <w:szCs w:val="28"/>
+          <w:lang w:val="en-US"/>
+        </w:rPr>
+        <w:t xml:space="preserve"> </w:t>
+      </w:r>
+      <w:proofErr w:type="spellStart"/>
+      <w:r>
+        <w:rPr>
+          <w:rFonts w:ascii="Times New Roman" w:hAnsi="Times New Roman" w:cs="Times New Roman"/>
+          <w:sz w:val="28"/>
+          <w:szCs w:val="28"/>
+          <w:lang w:val="en-US"/>
+        </w:rPr>
+        <w:t>пиковых</w:t>
+      </w:r>
+      <w:proofErr w:type="spellEnd"/>
+      <w:r>
+        <w:rPr>
+          <w:rFonts w:ascii="Times New Roman" w:hAnsi="Times New Roman" w:cs="Times New Roman"/>
+          <w:sz w:val="28"/>
+          <w:szCs w:val="28"/>
+          <w:lang w:val="en-US"/>
+        </w:rPr>
+        <w:t xml:space="preserve"> </w:t>
+      </w:r>
+      <w:proofErr w:type="spellStart"/>
+      <w:r>
+        <w:rPr>
+          <w:rFonts w:ascii="Times New Roman" w:hAnsi="Times New Roman" w:cs="Times New Roman"/>
+          <w:sz w:val="28"/>
+          <w:szCs w:val="28"/>
+          <w:lang w:val="en-US"/>
+        </w:rPr>
+        <w:t>токовых</w:t>
+      </w:r>
+      <w:proofErr w:type="spellEnd"/>
+      <w:r>
+        <w:rPr>
+          <w:rFonts w:ascii="Times New Roman" w:hAnsi="Times New Roman" w:cs="Times New Roman"/>
+          <w:sz w:val="28"/>
+          <w:szCs w:val="28"/>
+          <w:lang w:val="en-US"/>
+        </w:rPr>
+        <w:t xml:space="preserve"> </w:t>
+      </w:r>
+      <w:proofErr w:type="spellStart"/>
+      <w:r>
+        <w:rPr>
+          <w:rFonts w:ascii="Times New Roman" w:hAnsi="Times New Roman" w:cs="Times New Roman"/>
+          <w:sz w:val="28"/>
+          <w:szCs w:val="28"/>
+          <w:lang w:val="en-US"/>
+        </w:rPr>
+        <w:t>событий</w:t>
+      </w:r>
+      <w:proofErr w:type="spellEnd"/>
+      <w:r>
+        <w:rPr>
+          <w:rFonts w:ascii="Times New Roman" w:hAnsi="Times New Roman" w:cs="Times New Roman"/>
+          <w:sz w:val="28"/>
+          <w:szCs w:val="28"/>
+          <w:lang w:val="en-US"/>
+        </w:rPr>
+        <w:t>;</w:t>
+      </w:r>
+    </w:p>
+    <w:p>
+      <w:pPr>
+        <w:spacing w:line="360" w:lineRule="auto"/>
+        <w:ind w:firstLine="709"/>
+        <w:jc w:val="both"/>
+        <w:rPr>
+          <w:rFonts w:ascii="Times New Roman" w:hAnsi="Times New Roman" w:cs="Times New Roman"/>
+          <w:sz w:val="28"/>
+          <w:szCs w:val="28"/>
+          <w:lang w:val="en-US"/>
+        </w:rPr>
+      </w:pPr>
+      <w:proofErr w:type="spellStart"/>
+      <w:r>
+        <w:rPr>
+          <w:rFonts w:ascii="Times New Roman" w:hAnsi="Times New Roman" w:cs="Times New Roman"/>
+          <w:sz w:val="28"/>
+          <w:szCs w:val="28"/>
+          <w:lang w:val="en-US"/>
+        </w:rPr>
+        <w:t>частоту</w:t>
+      </w:r>
+      <w:proofErr w:type="spellEnd"/>
+      <w:r>
+        <w:rPr>
+          <w:rFonts w:ascii="Times New Roman" w:hAnsi="Times New Roman" w:cs="Times New Roman"/>
+          <w:sz w:val="28"/>
+          <w:szCs w:val="28"/>
+          <w:lang w:val="en-US"/>
+        </w:rPr>
+        <w:t xml:space="preserve"> </w:t>
+      </w:r>
+      <w:proofErr w:type="spellStart"/>
+      <w:r>
+        <w:rPr>
+          <w:rFonts w:ascii="Times New Roman" w:hAnsi="Times New Roman" w:cs="Times New Roman"/>
+          <w:sz w:val="28"/>
+          <w:szCs w:val="28"/>
+          <w:lang w:val="en-US"/>
+        </w:rPr>
+        <w:t>рекуперации</w:t>
+      </w:r>
+      <w:proofErr w:type="spellEnd"/>
+      <w:r>
+        <w:rPr>
+          <w:rFonts w:ascii="Times New Roman" w:hAnsi="Times New Roman" w:cs="Times New Roman"/>
+          <w:sz w:val="28"/>
+          <w:szCs w:val="28"/>
+          <w:lang w:val="en-US"/>
+        </w:rPr>
+        <w:t>;</w:t>
+      </w:r>
+    </w:p>
+    <w:p>
+      <w:pPr>
+        <w:spacing w:line="360" w:lineRule="auto"/>
+        <w:ind w:firstLine="709"/>
+        <w:jc w:val="both"/>
+        <w:rPr>
+          <w:rFonts w:ascii="Times New Roman" w:hAnsi="Times New Roman" w:cs="Times New Roman"/>
+          <w:sz w:val="28"/>
+          <w:szCs w:val="28"/>
+          <w:lang w:val="en-US"/>
+        </w:rPr>
+      </w:pPr>
+      <w:proofErr w:type="spellStart"/>
+      <w:r>
+        <w:rPr>
+          <w:rFonts w:ascii="Times New Roman" w:hAnsi="Times New Roman" w:cs="Times New Roman"/>
+          <w:sz w:val="28"/>
+          <w:szCs w:val="28"/>
+          <w:lang w:val="en-US"/>
+        </w:rPr>
+        <w:t>среднюю</w:t>
+      </w:r>
+      <w:proofErr w:type="spellEnd"/>
+      <w:r>
+        <w:rPr>
+          <w:rFonts w:ascii="Times New Roman" w:hAnsi="Times New Roman" w:cs="Times New Roman"/>
+          <w:sz w:val="28"/>
+          <w:szCs w:val="28"/>
+          <w:lang w:val="en-US"/>
+        </w:rPr>
+        <w:t xml:space="preserve"> и </w:t>
+      </w:r>
+      <w:proofErr w:type="spellStart"/>
+      <w:r>
+        <w:rPr>
+          <w:rFonts w:ascii="Times New Roman" w:hAnsi="Times New Roman" w:cs="Times New Roman"/>
+          <w:sz w:val="28"/>
+          <w:szCs w:val="28"/>
+          <w:lang w:val="en-US"/>
+        </w:rPr>
+        <w:t>переменную</w:t>
+      </w:r>
+      <w:proofErr w:type="spellEnd"/>
+      <w:r>
+        <w:rPr>
+          <w:rFonts w:ascii="Times New Roman" w:hAnsi="Times New Roman" w:cs="Times New Roman"/>
+          <w:sz w:val="28"/>
+          <w:szCs w:val="28"/>
+          <w:lang w:val="en-US"/>
+        </w:rPr>
+        <w:t xml:space="preserve"> </w:t>
+      </w:r>
+      <w:proofErr w:type="spellStart"/>
+      <w:r>
+        <w:rPr>
+          <w:rFonts w:ascii="Times New Roman" w:hAnsi="Times New Roman" w:cs="Times New Roman"/>
+          <w:sz w:val="28"/>
+          <w:szCs w:val="28"/>
+          <w:lang w:val="en-US"/>
+        </w:rPr>
+        <w:t>температуру</w:t>
+      </w:r>
+      <w:proofErr w:type="spellEnd"/>
+      <w:r>
+        <w:rPr>
+          <w:rFonts w:ascii="Times New Roman" w:hAnsi="Times New Roman" w:cs="Times New Roman"/>
+          <w:sz w:val="28"/>
+          <w:szCs w:val="28"/>
+          <w:lang w:val="en-US"/>
+        </w:rPr>
+        <w:t>;</w:t>
+      </w:r>
+    </w:p>
+    <w:p>
+      <w:pPr>
+        <w:spacing w:line="360" w:lineRule="auto"/>
+        <w:ind w:firstLine="709"/>
+        <w:jc w:val="both"/>
+        <w:rPr>
+          <w:rFonts w:ascii="Times New Roman" w:hAnsi="Times New Roman" w:cs="Times New Roman"/>
+          <w:sz w:val="28"/>
+          <w:szCs w:val="28"/>
+          <w:lang w:val="en-US"/>
+        </w:rPr>
+      </w:pPr>
+      <w:r>
+        <w:rPr>
+          <w:rFonts w:ascii="Times New Roman" w:hAnsi="Times New Roman" w:cs="Times New Roman"/>
+          <w:sz w:val="28"/>
+          <w:szCs w:val="28"/>
+        </w:rPr>
+        <w:t>средний суточный эквивалент циклирования;</w:t>
+      </w:r>
+    </w:p>
+    <w:p>
+      <w:pPr>
+        <w:spacing w:line="360" w:lineRule="auto"/>
+        <w:ind w:firstLine="709"/>
+        <w:jc w:val="both"/>
+        <w:rPr>
+          <w:rFonts w:ascii="Times New Roman" w:hAnsi="Times New Roman" w:cs="Times New Roman"/>
+          <w:sz w:val="28"/>
+          <w:szCs w:val="28"/>
+        </w:rPr>
+      </w:pPr>
+      <w:r>
+        <w:rPr>
+          <w:rFonts w:ascii="Times New Roman" w:hAnsi="Times New Roman" w:cs="Times New Roman"/>
+          <w:sz w:val="28"/>
+          <w:szCs w:val="28"/>
+        </w:rPr>
+        <w:t>вибрационную нагрузку маршрута.</w:t>
+      </w:r>
+    </w:p>
+    <w:p>
+      <w:pPr>
+        <w:spacing w:line="360" w:lineRule="auto"/>
+        <w:ind w:firstLine="709"/>
+        <w:jc w:val="both"/>
+        <w:rPr>
+          <w:rFonts w:ascii="Times New Roman" w:hAnsi="Times New Roman" w:cs="Times New Roman"/>
+          <w:sz w:val="28"/>
+          <w:szCs w:val="28"/>
+        </w:rPr>
+      </w:pPr>
+      <w:r>
+        <w:rPr>
+          <w:rFonts w:ascii="Times New Roman" w:hAnsi="Times New Roman" w:cs="Times New Roman"/>
+          <w:sz w:val="28"/>
+          <w:szCs w:val="28"/>
+        </w:rPr>
+        <w:t>Т</w:t>
+      </w:r>
+      <w:r>
+        <w:rPr>
+          <w:rFonts w:ascii="Times New Roman" w:hAnsi="Times New Roman" w:cs="Times New Roman"/>
+          <w:sz w:val="28"/>
+          <w:szCs w:val="28"/>
+        </w:rPr>
+        <w:t>огда ресурс во времени можно записать более явно:</w:t>
+      </w:r>
+    </w:p>
+    <w:p>
+      <w:pPr>
+        <w:spacing w:line="360" w:lineRule="auto"/>
+        <w:ind w:firstLine="709"/>
+        <w:jc w:val="both"/>
+        <w:rPr>
+          <w:rFonts w:ascii="Times New Roman" w:hAnsi="Times New Roman" w:cs="Times New Roman"/>
+          <w:sz w:val="28"/>
+          <w:szCs w:val="28"/>
+        </w:rPr>
+      </w:pPr>
+    </w:p>
+    <w:p>
+      <w:pPr>
+        <w:spacing w:line="360" w:lineRule="auto"/>
+        <w:ind w:firstLine="709"/>
+        <w:jc w:val="both"/>
+        <w:rPr>
+          <w:rFonts w:ascii="Times New Roman" w:hAnsi="Times New Roman" w:cs="Times New Roman"/>
+          <w:sz w:val="28"/>
+          <w:szCs w:val="28"/>
+        </w:rPr>
+      </w:pPr>
+      <w:r>
+        <w:rPr>
+          <w:rFonts w:ascii="Times New Roman" w:hAnsi="Times New Roman" w:cs="Times New Roman"/>
+          <w:position w:val="-36"/>
+          <w:sz w:val="28"/>
+          <w:szCs w:val="28"/>
+        </w:rPr>
+        <w:object w:dxaOrig="3159" w:dyaOrig="780" w14:anchorId="08A0D9DB">
+          <v:shape id="_x0000_i1077" type="#_x0000_t75" style="width:157.95pt;height:39.2pt" o:ole="">
+            <v:imagedata r:id="rId80" o:title=""/>
+          </v:shape>
+          <o:OLEObject Type="Embed" ProgID="Equation.DSMT4" ShapeID="_x0000_i1077" DrawAspect="Content" ObjectID="_1837841477" r:id="rId81"/>
+        </w:object>
+      </w:r>
+      <w:r>
+        <w:rPr>
+          <w:rFonts w:ascii="Times New Roman" w:hAnsi="Times New Roman" w:cs="Times New Roman"/>
+          <w:sz w:val="28"/>
+          <w:szCs w:val="28"/>
+        </w:rPr>
+        <w:t>,</w:t>
+      </w:r>
+    </w:p>
+    <w:p>
+      <w:pPr>
+        <w:spacing w:line="360" w:lineRule="auto"/>
+        <w:ind w:firstLine="709"/>
+        <w:jc w:val="both"/>
+        <w:rPr>
+          <w:rFonts w:ascii="Times New Roman" w:hAnsi="Times New Roman" w:cs="Times New Roman"/>
+          <w:sz w:val="28"/>
+          <w:szCs w:val="28"/>
+        </w:rPr>
+      </w:pPr>
+    </w:p>
+    <w:p>
+      <w:pPr>
+        <w:spacing w:line="360" w:lineRule="auto"/>
+        <w:ind w:firstLine="709"/>
+        <w:jc w:val="both"/>
+        <w:rPr>
+          <w:rFonts w:ascii="Times New Roman" w:hAnsi="Times New Roman" w:cs="Times New Roman"/>
+          <w:sz w:val="28"/>
+          <w:szCs w:val="28"/>
+        </w:rPr>
+      </w:pPr>
+      <w:r>
+        <w:rPr>
+          <w:rFonts w:ascii="Times New Roman" w:hAnsi="Times New Roman" w:cs="Times New Roman"/>
+          <w:sz w:val="28"/>
+          <w:szCs w:val="28"/>
+        </w:rPr>
+        <w:t>где</w:t>
+      </w:r>
+      <w:r>
+        <w:rPr>
+          <w:rFonts w:ascii="Times New Roman" w:hAnsi="Times New Roman" w:cs="Times New Roman"/>
+          <w:sz w:val="28"/>
+          <w:szCs w:val="28"/>
+        </w:rPr>
+        <w:t xml:space="preserve"> </w:t>
+      </w:r>
+      <w:proofErr w:type="spellStart"/>
+      <w:r>
+        <w:rPr>
+          <w:rFonts w:ascii="Times New Roman" w:hAnsi="Times New Roman" w:cs="Times New Roman"/>
+          <w:sz w:val="28"/>
+          <w:szCs w:val="28"/>
+          <w:lang w:val="en-US"/>
+        </w:rPr>
+        <w:t>Λ</w:t>
+      </w:r>
+      <w:r>
+        <w:rPr>
+          <w:rFonts w:ascii="Times New Roman" w:hAnsi="Times New Roman" w:cs="Times New Roman"/>
+          <w:i/>
+          <w:iCs/>
+          <w:sz w:val="28"/>
+          <w:szCs w:val="28"/>
+          <w:vertAlign w:val="subscript"/>
+          <w:lang w:val="en-US"/>
+        </w:rPr>
+        <w:t>mission</w:t>
+      </w:r>
+      <w:proofErr w:type="spellEnd"/>
+      <w:r>
+        <w:rPr>
+          <w:rFonts w:ascii="Times New Roman" w:hAnsi="Times New Roman" w:cs="Times New Roman"/>
+          <w:sz w:val="28"/>
+          <w:szCs w:val="28"/>
+        </w:rPr>
+        <w:t xml:space="preserve"> – </w:t>
+      </w:r>
+      <w:r>
+        <w:rPr>
+          <w:rFonts w:ascii="Times New Roman" w:hAnsi="Times New Roman" w:cs="Times New Roman"/>
+          <w:sz w:val="28"/>
+          <w:szCs w:val="28"/>
+        </w:rPr>
+        <w:t xml:space="preserve">интенсивность </w:t>
+      </w:r>
+      <w:proofErr w:type="spellStart"/>
+      <w:r>
+        <w:rPr>
+          <w:rFonts w:ascii="Times New Roman" w:hAnsi="Times New Roman" w:cs="Times New Roman"/>
+          <w:sz w:val="28"/>
+          <w:szCs w:val="28"/>
+        </w:rPr>
+        <w:t>деградационного</w:t>
+      </w:r>
+      <w:proofErr w:type="spellEnd"/>
+      <w:r>
+        <w:rPr>
+          <w:rFonts w:ascii="Times New Roman" w:hAnsi="Times New Roman" w:cs="Times New Roman"/>
+          <w:sz w:val="28"/>
+          <w:szCs w:val="28"/>
+        </w:rPr>
+        <w:t xml:space="preserve"> использования батареи в данной</w:t>
+      </w:r>
+      <w:r>
+        <w:rPr>
+          <w:rFonts w:ascii="Times New Roman" w:hAnsi="Times New Roman" w:cs="Times New Roman"/>
+          <w:sz w:val="28"/>
+          <w:szCs w:val="28"/>
+        </w:rPr>
+        <w:t xml:space="preserve"> </w:t>
+      </w:r>
+      <w:r>
+        <w:rPr>
+          <w:rFonts w:ascii="Times New Roman" w:hAnsi="Times New Roman" w:cs="Times New Roman"/>
+          <w:sz w:val="28"/>
+          <w:szCs w:val="28"/>
+        </w:rPr>
+        <w:t>транспортной миссии.</w:t>
+      </w:r>
+    </w:p>
+    <w:p>
+      <w:pPr>
+        <w:spacing w:line="360" w:lineRule="auto"/>
+        <w:ind w:firstLine="709"/>
+        <w:jc w:val="both"/>
+        <w:rPr>
+          <w:rFonts w:ascii="Times New Roman" w:hAnsi="Times New Roman" w:cs="Times New Roman"/>
+          <w:sz w:val="28"/>
+          <w:szCs w:val="28"/>
+          <w:lang w:val="en-US"/>
+        </w:rPr>
+      </w:pPr>
+      <w:r>
+        <w:rPr>
+          <w:rFonts w:ascii="Times New Roman" w:hAnsi="Times New Roman" w:cs="Times New Roman"/>
+          <w:sz w:val="28"/>
+          <w:szCs w:val="28"/>
+        </w:rPr>
+        <w:t>Именно эта величина отличает прогноз для электротранспорта от прогноза для</w:t>
+      </w:r>
+      <w:r>
+        <w:rPr>
+          <w:rFonts w:ascii="Times New Roman" w:hAnsi="Times New Roman" w:cs="Times New Roman"/>
+          <w:sz w:val="28"/>
+          <w:szCs w:val="28"/>
+        </w:rPr>
+        <w:t xml:space="preserve"> </w:t>
+      </w:r>
+      <w:r>
+        <w:rPr>
+          <w:rFonts w:ascii="Times New Roman" w:hAnsi="Times New Roman" w:cs="Times New Roman"/>
+          <w:sz w:val="28"/>
+          <w:szCs w:val="28"/>
+        </w:rPr>
+        <w:t>лабораторного цикла. В лабораторной постановке батарея обычно проходит одинаковые</w:t>
+      </w:r>
+      <w:r>
+        <w:rPr>
+          <w:rFonts w:ascii="Times New Roman" w:hAnsi="Times New Roman" w:cs="Times New Roman"/>
+          <w:sz w:val="28"/>
+          <w:szCs w:val="28"/>
+        </w:rPr>
+        <w:t xml:space="preserve"> </w:t>
+      </w:r>
+      <w:r>
+        <w:rPr>
+          <w:rFonts w:ascii="Times New Roman" w:hAnsi="Times New Roman" w:cs="Times New Roman"/>
+          <w:sz w:val="28"/>
+          <w:szCs w:val="28"/>
+        </w:rPr>
+        <w:t>циклы с постоянной температурой и стабильным током. В транспортной системе миссия сама</w:t>
+      </w:r>
+      <w:r>
+        <w:rPr>
+          <w:rFonts w:ascii="Times New Roman" w:hAnsi="Times New Roman" w:cs="Times New Roman"/>
+          <w:sz w:val="28"/>
+          <w:szCs w:val="28"/>
+          <w:lang w:val="en-US"/>
+        </w:rPr>
+        <w:t xml:space="preserve"> </w:t>
+      </w:r>
+      <w:r>
+        <w:rPr>
+          <w:rFonts w:ascii="Times New Roman" w:hAnsi="Times New Roman" w:cs="Times New Roman"/>
+          <w:sz w:val="28"/>
+          <w:szCs w:val="28"/>
+        </w:rPr>
+        <w:t>становится параметром модели ресурса.</w:t>
+      </w:r>
+    </w:p>
+    <w:p>
+      <w:pPr>
+        <w:spacing w:line="360" w:lineRule="auto"/>
+        <w:ind w:firstLine="709"/>
+        <w:jc w:val="both"/>
+        <w:rPr>
+          <w:rFonts w:ascii="Times New Roman" w:hAnsi="Times New Roman" w:cs="Times New Roman"/>
+          <w:sz w:val="28"/>
+          <w:szCs w:val="28"/>
+          <w:lang w:val="en-US"/>
+        </w:rPr>
+      </w:pPr>
+    </w:p>
+    <w:p>
+      <w:pPr>
+        <w:spacing w:line="360" w:lineRule="auto"/>
+        <w:ind w:firstLine="709"/>
+        <w:jc w:val="both"/>
+        <w:rPr>
+          <w:rFonts w:ascii="Times New Roman" w:hAnsi="Times New Roman" w:cs="Times New Roman"/>
+          <w:sz w:val="28"/>
+          <w:szCs w:val="28"/>
+        </w:rPr>
+      </w:pPr>
+      <w:r>
+        <w:rPr>
+          <w:rFonts w:ascii="Times New Roman" w:hAnsi="Times New Roman" w:cs="Times New Roman"/>
+          <w:sz w:val="28"/>
+          <w:szCs w:val="28"/>
+        </w:rPr>
+        <w:t>4.3.5 Прогноз остаточного ресурса в циклах по текущему диагностическому</w:t>
+      </w:r>
+      <w:r>
+        <w:rPr>
+          <w:rFonts w:ascii="Times New Roman" w:hAnsi="Times New Roman" w:cs="Times New Roman"/>
+          <w:sz w:val="28"/>
+          <w:szCs w:val="28"/>
+        </w:rPr>
+        <w:t xml:space="preserve"> </w:t>
+      </w:r>
+      <w:r>
+        <w:rPr>
+          <w:rFonts w:ascii="Times New Roman" w:hAnsi="Times New Roman" w:cs="Times New Roman"/>
+          <w:sz w:val="28"/>
+          <w:szCs w:val="28"/>
+        </w:rPr>
+        <w:t>состоянию</w:t>
+      </w:r>
+    </w:p>
+    <w:p>
+      <w:pPr>
+        <w:spacing w:line="360" w:lineRule="auto"/>
+        <w:ind w:firstLine="709"/>
+        <w:jc w:val="both"/>
+        <w:rPr>
+          <w:rFonts w:ascii="Times New Roman" w:hAnsi="Times New Roman" w:cs="Times New Roman"/>
+          <w:sz w:val="28"/>
+          <w:szCs w:val="28"/>
+          <w:lang w:val="en-US"/>
+        </w:rPr>
+      </w:pPr>
+    </w:p>
+    <w:p>
+      <w:pPr>
+        <w:spacing w:line="360" w:lineRule="auto"/>
+        <w:ind w:firstLine="709"/>
+        <w:jc w:val="both"/>
+        <w:rPr>
+          <w:rFonts w:ascii="Times New Roman" w:hAnsi="Times New Roman" w:cs="Times New Roman"/>
+          <w:sz w:val="28"/>
+          <w:szCs w:val="28"/>
+        </w:rPr>
+      </w:pPr>
+      <w:r>
+        <w:rPr>
+          <w:rFonts w:ascii="Times New Roman" w:hAnsi="Times New Roman" w:cs="Times New Roman"/>
+          <w:sz w:val="28"/>
+          <w:szCs w:val="28"/>
+        </w:rPr>
+        <w:t>Ниже приведена расчётно-экспериментальная зависимость остаточного ресурса в циклах от</w:t>
+      </w:r>
+      <w:r>
+        <w:rPr>
+          <w:rFonts w:ascii="Times New Roman" w:hAnsi="Times New Roman" w:cs="Times New Roman"/>
+          <w:sz w:val="28"/>
+          <w:szCs w:val="28"/>
+        </w:rPr>
+        <w:t xml:space="preserve"> </w:t>
+      </w:r>
+      <w:r>
+        <w:rPr>
+          <w:rFonts w:ascii="Times New Roman" w:hAnsi="Times New Roman" w:cs="Times New Roman"/>
+          <w:sz w:val="28"/>
+          <w:szCs w:val="28"/>
+        </w:rPr>
+        <w:t>текущего значения интегрального диагностического критерия.</w:t>
+      </w:r>
+    </w:p>
+    <w:p>
+      <w:pPr>
+        <w:spacing w:line="360" w:lineRule="auto"/>
+        <w:ind w:firstLine="709"/>
+        <w:jc w:val="both"/>
+        <w:rPr>
+          <w:rFonts w:ascii="Times New Roman" w:hAnsi="Times New Roman" w:cs="Times New Roman"/>
+          <w:sz w:val="28"/>
+          <w:szCs w:val="28"/>
+          <w:lang w:val="en-US"/>
+        </w:rPr>
+      </w:pPr>
+    </w:p>
+    <w:p>
+      <w:pPr>
+        <w:spacing w:line="360" w:lineRule="auto"/>
+        <w:ind w:firstLine="709"/>
+        <w:jc w:val="both"/>
+        <w:rPr>
+          <w:rFonts w:ascii="Times New Roman" w:hAnsi="Times New Roman" w:cs="Times New Roman"/>
+          <w:sz w:val="28"/>
+          <w:szCs w:val="28"/>
+          <w:lang w:val="en-US"/>
+        </w:rPr>
+      </w:pPr>
+      <w:r>
+        <w:rPr>
+          <w:noProof/>
+        </w:rPr>
+        <w:lastRenderedPageBreak/>
+        <w:drawing>
+          <wp:inline distT="0" distB="0" distL="0" distR="0" wp14:anchorId="715CA432" wp14:editId="48987A7E">
+            <wp:extent cx="6119495" cy="3844290"/>
+            <wp:effectExtent l="0" t="0" r="0" b="3810"/>
+            <wp:docPr id="687968032" name="Рисунок 1"/>
+            <wp:cNvGraphicFramePr>
+              <a:graphicFrameLocks xmlns:a="http://schemas.openxmlformats.org/drawingml/2006/main" noChangeAspect="1"/>
+            </wp:cNvGraphicFramePr>
+            <a:graphic xmlns:a="http://schemas.openxmlformats.org/drawingml/2006/main">
+              <a:graphicData uri="http://schemas.openxmlformats.org/drawingml/2006/picture">
+                <pic:pic xmlns:pic="http://schemas.openxmlformats.org/drawingml/2006/picture">
+                  <pic:nvPicPr>
+                    <pic:cNvPr id="0" name="Picture 54"/>
+                    <pic:cNvPicPr>
+                      <a:picLocks noChangeAspect="1" noChangeArrowheads="1"/>
+                    </pic:cNvPicPr>
+                  </pic:nvPicPr>
+                  <pic:blipFill>
+                    <a:blip r:embed="rId82" cstate="print">
+                      <a:extLst>
+                        <a:ext uri="{28A0092B-C50C-407E-A947-70E740481C1C}">
+                          <a14:useLocalDpi xmlns:a14="http://schemas.microsoft.com/office/drawing/2010/main" val="0"/>
+                        </a:ext>
+                      </a:extLst>
+                    </a:blip>
+                    <a:srcRect/>
+                    <a:stretch>
+                      <a:fillRect/>
+                    </a:stretch>
+                  </pic:blipFill>
+                  <pic:spPr bwMode="auto">
+                    <a:xfrm>
+                      <a:off x="0" y="0"/>
+                      <a:ext cx="6119495" cy="3844290"/>
+                    </a:xfrm>
+                    <a:prstGeom prst="rect">
+                      <a:avLst/>
+                    </a:prstGeom>
+                    <a:noFill/>
+                    <a:ln>
+                      <a:noFill/>
+                    </a:ln>
+                  </pic:spPr>
+                </pic:pic>
+              </a:graphicData>
+            </a:graphic>
+          </wp:inline>
+        </w:drawing>
+      </w:r>
+    </w:p>
+    <w:p>
+      <w:pPr>
+        <w:spacing w:line="360" w:lineRule="auto"/>
+        <w:ind w:firstLine="709"/>
+        <w:jc w:val="both"/>
+        <w:rPr>
+          <w:rFonts w:ascii="Times New Roman" w:hAnsi="Times New Roman" w:cs="Times New Roman"/>
+          <w:sz w:val="28"/>
+          <w:szCs w:val="28"/>
+        </w:rPr>
+      </w:pPr>
+      <w:r>
+        <w:rPr>
+          <w:rFonts w:ascii="Times New Roman" w:hAnsi="Times New Roman" w:cs="Times New Roman"/>
+          <w:sz w:val="28"/>
+          <w:szCs w:val="28"/>
+        </w:rPr>
+        <w:t>Рисунок 4.6 — Прогнозирование</w:t>
+      </w:r>
+      <w:r>
+        <w:rPr>
+          <w:rFonts w:ascii="Times New Roman" w:hAnsi="Times New Roman" w:cs="Times New Roman"/>
+          <w:sz w:val="28"/>
+          <w:szCs w:val="28"/>
+        </w:rPr>
+        <w:t xml:space="preserve"> </w:t>
+      </w:r>
+      <w:r>
+        <w:rPr>
+          <w:rFonts w:ascii="Times New Roman" w:hAnsi="Times New Roman" w:cs="Times New Roman"/>
+          <w:i/>
+          <w:iCs/>
+          <w:sz w:val="28"/>
+          <w:szCs w:val="28"/>
+          <w:lang w:val="en-US"/>
+        </w:rPr>
+        <w:t>RUL</w:t>
+      </w:r>
+      <w:r>
+        <w:rPr>
+          <w:rFonts w:ascii="Times New Roman" w:hAnsi="Times New Roman" w:cs="Times New Roman"/>
+          <w:sz w:val="28"/>
+          <w:szCs w:val="28"/>
+        </w:rPr>
+        <w:t xml:space="preserve"> </w:t>
+      </w:r>
+      <w:r>
+        <w:rPr>
+          <w:rFonts w:ascii="Times New Roman" w:hAnsi="Times New Roman" w:cs="Times New Roman"/>
+          <w:sz w:val="28"/>
+          <w:szCs w:val="28"/>
+        </w:rPr>
+        <w:t xml:space="preserve">в циклах по текущему </w:t>
+      </w:r>
+      <w:proofErr w:type="spellStart"/>
+      <w:r>
+        <w:rPr>
+          <w:rFonts w:ascii="Times New Roman" w:hAnsi="Times New Roman" w:cs="Times New Roman"/>
+          <w:sz w:val="28"/>
+          <w:szCs w:val="28"/>
+        </w:rPr>
+        <w:t>импедансно</w:t>
+      </w:r>
+      <w:proofErr w:type="spellEnd"/>
+      <w:r>
+        <w:rPr>
+          <w:rFonts w:ascii="Times New Roman" w:hAnsi="Times New Roman" w:cs="Times New Roman"/>
+          <w:sz w:val="28"/>
+          <w:szCs w:val="28"/>
+        </w:rPr>
+        <w:t>-</w:t>
+      </w:r>
+    </w:p>
+    <w:p>
+      <w:pPr>
+        <w:spacing w:line="360" w:lineRule="auto"/>
+        <w:ind w:firstLine="709"/>
+        <w:jc w:val="both"/>
+        <w:rPr>
+          <w:rFonts w:ascii="Times New Roman" w:hAnsi="Times New Roman" w:cs="Times New Roman"/>
+          <w:sz w:val="28"/>
+          <w:szCs w:val="28"/>
+          <w:lang w:val="en-US"/>
+        </w:rPr>
+      </w:pPr>
+      <w:proofErr w:type="spellStart"/>
+      <w:r>
+        <w:rPr>
+          <w:rFonts w:ascii="Times New Roman" w:hAnsi="Times New Roman" w:cs="Times New Roman"/>
+          <w:sz w:val="28"/>
+          <w:szCs w:val="28"/>
+          <w:lang w:val="en-US"/>
+        </w:rPr>
+        <w:t>диагностическому</w:t>
+      </w:r>
+      <w:proofErr w:type="spellEnd"/>
+      <w:r>
+        <w:rPr>
+          <w:rFonts w:ascii="Times New Roman" w:hAnsi="Times New Roman" w:cs="Times New Roman"/>
+          <w:sz w:val="28"/>
+          <w:szCs w:val="28"/>
+          <w:lang w:val="en-US"/>
+        </w:rPr>
+        <w:t xml:space="preserve"> </w:t>
+      </w:r>
+      <w:proofErr w:type="spellStart"/>
+      <w:r>
+        <w:rPr>
+          <w:rFonts w:ascii="Times New Roman" w:hAnsi="Times New Roman" w:cs="Times New Roman"/>
+          <w:sz w:val="28"/>
+          <w:szCs w:val="28"/>
+          <w:lang w:val="en-US"/>
+        </w:rPr>
+        <w:t>состоянию</w:t>
+      </w:r>
+      <w:proofErr w:type="spellEnd"/>
+    </w:p>
+    <w:p>
+      <w:pPr>
+        <w:spacing w:line="360" w:lineRule="auto"/>
+        <w:ind w:firstLine="709"/>
+        <w:jc w:val="both"/>
+        <w:rPr>
+          <w:rFonts w:ascii="Times New Roman" w:hAnsi="Times New Roman" w:cs="Times New Roman"/>
+          <w:sz w:val="28"/>
+          <w:szCs w:val="28"/>
+          <w:lang w:val="en-US"/>
+        </w:rPr>
+      </w:pPr>
+    </w:p>
+    <w:p>
+      <w:pPr>
+        <w:spacing w:line="360" w:lineRule="auto"/>
+        <w:ind w:firstLine="709"/>
+        <w:jc w:val="both"/>
+        <w:rPr>
+          <w:rFonts w:ascii="Times New Roman" w:hAnsi="Times New Roman" w:cs="Times New Roman"/>
+          <w:sz w:val="28"/>
+          <w:szCs w:val="28"/>
+        </w:rPr>
+      </w:pPr>
+      <w:r>
+        <w:rPr>
+          <w:rFonts w:ascii="Times New Roman" w:hAnsi="Times New Roman" w:cs="Times New Roman"/>
+          <w:sz w:val="28"/>
+          <w:szCs w:val="28"/>
+        </w:rPr>
+        <w:t>На рисунке представлены зависимости прогнозируемого остаточного ресурса в циклах от</w:t>
+      </w:r>
+      <w:r>
+        <w:rPr>
+          <w:rFonts w:ascii="Times New Roman" w:hAnsi="Times New Roman" w:cs="Times New Roman"/>
+          <w:sz w:val="28"/>
+          <w:szCs w:val="28"/>
+        </w:rPr>
+        <w:t xml:space="preserve"> </w:t>
+      </w:r>
+      <w:r>
+        <w:rPr>
+          <w:rFonts w:ascii="Times New Roman" w:hAnsi="Times New Roman" w:cs="Times New Roman"/>
+          <w:sz w:val="28"/>
+          <w:szCs w:val="28"/>
+        </w:rPr>
+        <w:t>текущего значения</w:t>
+      </w:r>
+      <w:r>
+        <w:rPr>
+          <w:rFonts w:ascii="Times New Roman" w:hAnsi="Times New Roman" w:cs="Times New Roman"/>
+          <w:sz w:val="28"/>
+          <w:szCs w:val="28"/>
+        </w:rPr>
+        <w:t xml:space="preserve"> </w:t>
+      </w:r>
+      <w:proofErr w:type="spellStart"/>
+      <w:r>
+        <w:rPr>
+          <w:rFonts w:ascii="Times New Roman" w:hAnsi="Times New Roman" w:cs="Times New Roman"/>
+          <w:i/>
+          <w:iCs/>
+          <w:sz w:val="28"/>
+          <w:szCs w:val="28"/>
+          <w:lang w:val="en-US"/>
+        </w:rPr>
+        <w:t>K</w:t>
+      </w:r>
+      <w:r>
+        <w:rPr>
+          <w:rFonts w:ascii="Times New Roman" w:hAnsi="Times New Roman" w:cs="Times New Roman"/>
+          <w:i/>
+          <w:iCs/>
+          <w:sz w:val="28"/>
+          <w:szCs w:val="28"/>
+          <w:vertAlign w:val="subscript"/>
+          <w:lang w:val="en-US"/>
+        </w:rPr>
+        <w:t>deg</w:t>
+      </w:r>
+      <w:proofErr w:type="spellEnd"/>
+      <w:r>
+        <w:rPr>
+          <w:rFonts w:ascii="Times New Roman" w:hAnsi="Times New Roman" w:cs="Times New Roman"/>
+          <w:sz w:val="28"/>
+          <w:szCs w:val="28"/>
+        </w:rPr>
+        <w:t xml:space="preserve"> </w:t>
+      </w:r>
+      <w:r>
+        <w:rPr>
+          <w:rFonts w:ascii="Times New Roman" w:hAnsi="Times New Roman" w:cs="Times New Roman"/>
+          <w:sz w:val="28"/>
+          <w:szCs w:val="28"/>
+        </w:rPr>
+        <w:t>для трёх режимов эксплуатации: базового, режима переменной</w:t>
+      </w:r>
+      <w:r>
+        <w:rPr>
+          <w:rFonts w:ascii="Times New Roman" w:hAnsi="Times New Roman" w:cs="Times New Roman"/>
+          <w:sz w:val="28"/>
+          <w:szCs w:val="28"/>
+        </w:rPr>
+        <w:t xml:space="preserve"> </w:t>
+      </w:r>
+      <w:r>
+        <w:rPr>
+          <w:rFonts w:ascii="Times New Roman" w:hAnsi="Times New Roman" w:cs="Times New Roman"/>
+          <w:sz w:val="28"/>
+          <w:szCs w:val="28"/>
+        </w:rPr>
+        <w:t>температуры и тяжёлого совмещённого режима. Видно, что по мере приближения</w:t>
+      </w:r>
+      <w:r>
+        <w:rPr>
+          <w:rFonts w:ascii="Times New Roman" w:hAnsi="Times New Roman" w:cs="Times New Roman"/>
+          <w:sz w:val="28"/>
+          <w:szCs w:val="28"/>
+        </w:rPr>
+        <w:t xml:space="preserve"> </w:t>
+      </w:r>
+      <w:proofErr w:type="spellStart"/>
+      <w:r>
+        <w:rPr>
+          <w:rFonts w:ascii="Times New Roman" w:hAnsi="Times New Roman" w:cs="Times New Roman"/>
+          <w:i/>
+          <w:iCs/>
+          <w:sz w:val="28"/>
+          <w:szCs w:val="28"/>
+          <w:lang w:val="en-US"/>
+        </w:rPr>
+        <w:t>K</w:t>
+      </w:r>
+      <w:r>
+        <w:rPr>
+          <w:rFonts w:ascii="Times New Roman" w:hAnsi="Times New Roman" w:cs="Times New Roman"/>
+          <w:i/>
+          <w:iCs/>
+          <w:sz w:val="28"/>
+          <w:szCs w:val="28"/>
+          <w:vertAlign w:val="subscript"/>
+          <w:lang w:val="en-US"/>
+        </w:rPr>
+        <w:t>deg</w:t>
+      </w:r>
+      <w:proofErr w:type="spellEnd"/>
+      <w:r>
+        <w:rPr>
+          <w:rFonts w:ascii="Times New Roman" w:hAnsi="Times New Roman" w:cs="Times New Roman"/>
+          <w:sz w:val="28"/>
+          <w:szCs w:val="28"/>
+        </w:rPr>
+        <w:t xml:space="preserve"> </w:t>
+      </w:r>
+      <w:r>
+        <w:rPr>
+          <w:rFonts w:ascii="Times New Roman" w:hAnsi="Times New Roman" w:cs="Times New Roman"/>
+          <w:sz w:val="28"/>
+          <w:szCs w:val="28"/>
+        </w:rPr>
+        <w:t>к</w:t>
+      </w:r>
+      <w:r>
+        <w:rPr>
+          <w:rFonts w:ascii="Times New Roman" w:hAnsi="Times New Roman" w:cs="Times New Roman"/>
+          <w:sz w:val="28"/>
+          <w:szCs w:val="28"/>
+        </w:rPr>
+        <w:t xml:space="preserve"> </w:t>
+      </w:r>
+      <w:r>
+        <w:rPr>
+          <w:rFonts w:ascii="Times New Roman" w:hAnsi="Times New Roman" w:cs="Times New Roman"/>
+          <w:sz w:val="28"/>
+          <w:szCs w:val="28"/>
+        </w:rPr>
+        <w:t>критическому значению ресурс закономерно уменьшается. При этом один и тот же текущий</w:t>
+      </w:r>
+      <w:r>
+        <w:rPr>
+          <w:rFonts w:ascii="Times New Roman" w:hAnsi="Times New Roman" w:cs="Times New Roman"/>
+          <w:sz w:val="28"/>
+          <w:szCs w:val="28"/>
+        </w:rPr>
+        <w:t xml:space="preserve"> </w:t>
+      </w:r>
+      <w:r>
+        <w:rPr>
+          <w:rFonts w:ascii="Times New Roman" w:hAnsi="Times New Roman" w:cs="Times New Roman"/>
+          <w:sz w:val="28"/>
+          <w:szCs w:val="28"/>
+        </w:rPr>
+        <w:t>уровень деградации соответствует различному</w:t>
+      </w:r>
+      <w:r>
+        <w:rPr>
+          <w:rFonts w:ascii="Times New Roman" w:hAnsi="Times New Roman" w:cs="Times New Roman"/>
+          <w:sz w:val="28"/>
+          <w:szCs w:val="28"/>
+        </w:rPr>
+        <w:t xml:space="preserve"> </w:t>
+      </w:r>
+      <w:r>
+        <w:rPr>
+          <w:rFonts w:ascii="Times New Roman" w:hAnsi="Times New Roman" w:cs="Times New Roman"/>
+          <w:i/>
+          <w:iCs/>
+          <w:sz w:val="28"/>
+          <w:szCs w:val="28"/>
+          <w:lang w:val="en-US"/>
+        </w:rPr>
+        <w:t>RUL</w:t>
+      </w:r>
+      <w:r>
+        <w:rPr>
+          <w:rFonts w:ascii="Times New Roman" w:hAnsi="Times New Roman" w:cs="Times New Roman"/>
+          <w:sz w:val="28"/>
+          <w:szCs w:val="28"/>
+        </w:rPr>
+        <w:t xml:space="preserve"> </w:t>
+      </w:r>
+      <w:r>
+        <w:rPr>
+          <w:rFonts w:ascii="Times New Roman" w:hAnsi="Times New Roman" w:cs="Times New Roman"/>
+          <w:sz w:val="28"/>
+          <w:szCs w:val="28"/>
+        </w:rPr>
+        <w:t>в зависимости от тяжести режима</w:t>
+      </w:r>
+      <w:r>
+        <w:rPr>
+          <w:rFonts w:ascii="Times New Roman" w:hAnsi="Times New Roman" w:cs="Times New Roman"/>
+          <w:sz w:val="28"/>
+          <w:szCs w:val="28"/>
+        </w:rPr>
+        <w:t xml:space="preserve"> </w:t>
+      </w:r>
+      <w:r>
+        <w:rPr>
+          <w:rFonts w:ascii="Times New Roman" w:hAnsi="Times New Roman" w:cs="Times New Roman"/>
+          <w:sz w:val="28"/>
+          <w:szCs w:val="28"/>
+        </w:rPr>
+        <w:t>эксплуатации.</w:t>
+      </w:r>
+    </w:p>
+    <w:p>
+      <w:pPr>
+        <w:spacing w:line="360" w:lineRule="auto"/>
+        <w:ind w:firstLine="709"/>
+        <w:jc w:val="both"/>
+        <w:rPr>
+          <w:rFonts w:ascii="Times New Roman" w:hAnsi="Times New Roman" w:cs="Times New Roman"/>
+          <w:sz w:val="28"/>
+          <w:szCs w:val="28"/>
+        </w:rPr>
+      </w:pPr>
+      <w:r>
+        <w:rPr>
+          <w:rFonts w:ascii="Times New Roman" w:hAnsi="Times New Roman" w:cs="Times New Roman"/>
+          <w:sz w:val="28"/>
+          <w:szCs w:val="28"/>
+        </w:rPr>
+        <w:t>Научная ценность рисунка состоит в том, что он переводит интегральный диагностический</w:t>
+      </w:r>
+    </w:p>
+    <w:p>
+      <w:pPr>
+        <w:spacing w:line="360" w:lineRule="auto"/>
+        <w:ind w:firstLine="709"/>
+        <w:jc w:val="both"/>
+        <w:rPr>
+          <w:rFonts w:ascii="Times New Roman" w:hAnsi="Times New Roman" w:cs="Times New Roman"/>
+          <w:sz w:val="28"/>
+          <w:szCs w:val="28"/>
+        </w:rPr>
+      </w:pPr>
+      <w:r>
+        <w:rPr>
+          <w:rFonts w:ascii="Times New Roman" w:hAnsi="Times New Roman" w:cs="Times New Roman"/>
+          <w:sz w:val="28"/>
+          <w:szCs w:val="28"/>
+        </w:rPr>
+        <w:t>критерий из статического индикатора состояния в прямой аргумент прогностической модели.</w:t>
+      </w:r>
+      <w:r>
+        <w:rPr>
+          <w:rFonts w:ascii="Times New Roman" w:hAnsi="Times New Roman" w:cs="Times New Roman"/>
+          <w:sz w:val="28"/>
+          <w:szCs w:val="28"/>
+        </w:rPr>
+        <w:t xml:space="preserve"> </w:t>
+      </w:r>
+      <w:r>
+        <w:rPr>
+          <w:rFonts w:ascii="Times New Roman" w:hAnsi="Times New Roman" w:cs="Times New Roman"/>
+          <w:sz w:val="28"/>
+          <w:szCs w:val="28"/>
+        </w:rPr>
+        <w:t>Практическая значимость заключается в возможности расчёта ресурса в циклах</w:t>
+      </w:r>
+      <w:r>
+        <w:rPr>
+          <w:rFonts w:ascii="Times New Roman" w:hAnsi="Times New Roman" w:cs="Times New Roman"/>
+          <w:sz w:val="28"/>
+          <w:szCs w:val="28"/>
+        </w:rPr>
+        <w:t xml:space="preserve"> </w:t>
+      </w:r>
+      <w:r>
+        <w:rPr>
+          <w:rFonts w:ascii="Times New Roman" w:hAnsi="Times New Roman" w:cs="Times New Roman"/>
+          <w:sz w:val="28"/>
+          <w:szCs w:val="28"/>
+        </w:rPr>
+        <w:t xml:space="preserve">непосредственно по текущему диагностическому </w:t>
+      </w:r>
+      <w:r>
+        <w:rPr>
+          <w:rFonts w:ascii="Times New Roman" w:hAnsi="Times New Roman" w:cs="Times New Roman"/>
+          <w:sz w:val="28"/>
+          <w:szCs w:val="28"/>
+        </w:rPr>
+        <w:lastRenderedPageBreak/>
+        <w:t>состоянию батареи без необходимости</w:t>
+      </w:r>
+      <w:r>
+        <w:rPr>
+          <w:rFonts w:ascii="Times New Roman" w:hAnsi="Times New Roman" w:cs="Times New Roman"/>
+          <w:sz w:val="28"/>
+          <w:szCs w:val="28"/>
+        </w:rPr>
+        <w:t xml:space="preserve"> </w:t>
+      </w:r>
+      <w:r>
+        <w:rPr>
+          <w:rFonts w:ascii="Times New Roman" w:hAnsi="Times New Roman" w:cs="Times New Roman"/>
+          <w:sz w:val="28"/>
+          <w:szCs w:val="28"/>
+        </w:rPr>
+        <w:t>полного воспроизведения всей предшествующей траектории старения.</w:t>
+      </w:r>
+    </w:p>
+    <w:p>
+      <w:pPr>
+        <w:spacing w:line="360" w:lineRule="auto"/>
+        <w:ind w:firstLine="709"/>
+        <w:jc w:val="both"/>
+        <w:rPr>
+          <w:rFonts w:ascii="Times New Roman" w:hAnsi="Times New Roman" w:cs="Times New Roman"/>
+          <w:sz w:val="28"/>
+          <w:szCs w:val="28"/>
+          <w:lang w:val="en-US"/>
+        </w:rPr>
+      </w:pPr>
+    </w:p>
+    <w:p>
+      <w:pPr>
+        <w:spacing w:line="360" w:lineRule="auto"/>
+        <w:ind w:firstLine="709"/>
+        <w:jc w:val="both"/>
+        <w:rPr>
+          <w:rFonts w:ascii="Times New Roman" w:hAnsi="Times New Roman" w:cs="Times New Roman"/>
+          <w:sz w:val="28"/>
+          <w:szCs w:val="28"/>
+        </w:rPr>
+      </w:pPr>
+      <w:r>
+        <w:rPr>
+          <w:rFonts w:ascii="Times New Roman" w:hAnsi="Times New Roman" w:cs="Times New Roman"/>
+          <w:sz w:val="28"/>
+          <w:szCs w:val="28"/>
+        </w:rPr>
+        <w:t>Таблица 4.5</w:t>
+      </w:r>
+      <w:r>
+        <w:rPr>
+          <w:rFonts w:ascii="Times New Roman" w:hAnsi="Times New Roman" w:cs="Times New Roman"/>
+          <w:sz w:val="28"/>
+          <w:szCs w:val="28"/>
+        </w:rPr>
+        <w:t xml:space="preserve"> – </w:t>
+      </w:r>
+      <w:r>
+        <w:rPr>
+          <w:rFonts w:ascii="Times New Roman" w:hAnsi="Times New Roman" w:cs="Times New Roman"/>
+          <w:sz w:val="28"/>
+          <w:szCs w:val="28"/>
+        </w:rPr>
+        <w:t>Расчётно-экспериментальная оценка остаточного ресурса в циклах по текущему</w:t>
+      </w:r>
+      <w:r>
+        <w:rPr>
+          <w:rFonts w:ascii="Times New Roman" w:hAnsi="Times New Roman" w:cs="Times New Roman"/>
+          <w:sz w:val="28"/>
+          <w:szCs w:val="28"/>
+        </w:rPr>
+        <w:t xml:space="preserve"> </w:t>
+      </w:r>
+      <w:r>
+        <w:rPr>
+          <w:rFonts w:ascii="Times New Roman" w:hAnsi="Times New Roman" w:cs="Times New Roman"/>
+          <w:sz w:val="28"/>
+          <w:szCs w:val="28"/>
+        </w:rPr>
+        <w:t>значению</w:t>
+      </w:r>
+      <w:r>
+        <w:rPr>
+          <w:rFonts w:ascii="Times New Roman" w:hAnsi="Times New Roman" w:cs="Times New Roman"/>
+          <w:sz w:val="28"/>
+          <w:szCs w:val="28"/>
+        </w:rPr>
+        <w:t xml:space="preserve"> </w:t>
+      </w:r>
+      <w:proofErr w:type="spellStart"/>
+      <w:r>
+        <w:rPr>
+          <w:rFonts w:ascii="Times New Roman" w:hAnsi="Times New Roman" w:cs="Times New Roman"/>
+          <w:i/>
+          <w:iCs/>
+          <w:sz w:val="28"/>
+          <w:szCs w:val="28"/>
+          <w:lang w:val="en-US"/>
+        </w:rPr>
+        <w:t>K</w:t>
+      </w:r>
+      <w:r>
+        <w:rPr>
+          <w:rFonts w:ascii="Times New Roman" w:hAnsi="Times New Roman" w:cs="Times New Roman"/>
+          <w:i/>
+          <w:iCs/>
+          <w:sz w:val="28"/>
+          <w:szCs w:val="28"/>
+          <w:vertAlign w:val="subscript"/>
+          <w:lang w:val="en-US"/>
+        </w:rPr>
+        <w:t>deg</w:t>
+      </w:r>
+      <w:proofErr w:type="spellEnd"/>
+    </w:p>
+    <w:p>
+      <w:pPr>
+        <w:spacing w:line="360" w:lineRule="auto"/>
+        <w:ind w:firstLine="709"/>
+        <w:jc w:val="both"/>
+        <w:rPr>
+          <w:rFonts w:ascii="Times New Roman" w:hAnsi="Times New Roman" w:cs="Times New Roman"/>
+          <w:sz w:val="28"/>
+          <w:szCs w:val="28"/>
+          <w:lang w:val="en-US"/>
+        </w:rPr>
+      </w:pPr>
+    </w:p>
+    <w:tbl>
+      <w:tblPr>
+        <w:tblStyle w:val="ac"/>
+        <w:tblW w:w="0" w:type="auto"/>
+        <w:tblLook w:val="04A0" w:firstRow="1" w:lastRow="0" w:firstColumn="1" w:lastColumn="0" w:noHBand="0" w:noVBand="1"/>
+      </w:tblPr>
+      <w:tblGrid>
+        <w:gridCol w:w="3209"/>
+        <w:gridCol w:w="3209"/>
+        <w:gridCol w:w="3209"/>
+      </w:tblGrid>
+      <w:tr>
+        <w:tc>
+          <w:tcPr>
+            <w:tcW w:w="3209" w:type="dxa"/>
+          </w:tcPr>
+          <w:p>
+            <w:pPr>
+              <w:spacing w:line="360" w:lineRule="auto"/>
+              <w:jc w:val="both"/>
+              <w:rPr>
+                <w:rFonts w:ascii="Times New Roman" w:hAnsi="Times New Roman" w:cs="Times New Roman"/>
+                <w:sz w:val="28"/>
+                <w:szCs w:val="28"/>
+                <w:lang w:val="en-US"/>
+              </w:rPr>
+            </w:pPr>
+            <w:proofErr w:type="spellStart"/>
+            <w:r>
+              <w:rPr>
+                <w:rFonts w:ascii="Times New Roman" w:hAnsi="Times New Roman" w:cs="Times New Roman"/>
+                <w:i/>
+                <w:iCs/>
+                <w:sz w:val="28"/>
+                <w:szCs w:val="28"/>
+                <w:lang w:val="en-US"/>
+              </w:rPr>
+              <w:t>K</w:t>
+            </w:r>
+            <w:r>
+              <w:rPr>
+                <w:rFonts w:ascii="Times New Roman" w:hAnsi="Times New Roman" w:cs="Times New Roman"/>
+                <w:i/>
+                <w:iCs/>
+                <w:sz w:val="28"/>
+                <w:szCs w:val="28"/>
+                <w:vertAlign w:val="subscript"/>
+                <w:lang w:val="en-US"/>
+              </w:rPr>
+              <w:t>cur</w:t>
+            </w:r>
+            <w:proofErr w:type="spellEnd"/>
+          </w:p>
+        </w:tc>
+        <w:tc>
+          <w:tcPr>
+            <w:tcW w:w="3209" w:type="dxa"/>
+          </w:tcPr>
+          <w:p>
+            <w:pPr>
+              <w:spacing w:line="360" w:lineRule="auto"/>
+              <w:jc w:val="both"/>
+              <w:rPr>
+                <w:rFonts w:ascii="Times New Roman" w:hAnsi="Times New Roman" w:cs="Times New Roman"/>
+                <w:sz w:val="28"/>
+                <w:szCs w:val="28"/>
+                <w:lang w:val="en-US"/>
+              </w:rPr>
+            </w:pPr>
+            <w:r>
+              <w:rPr>
+                <w:rFonts w:ascii="Times New Roman" w:hAnsi="Times New Roman" w:cs="Times New Roman"/>
+                <w:i/>
+                <w:iCs/>
+                <w:sz w:val="28"/>
+                <w:szCs w:val="28"/>
+                <w:lang w:val="en-US"/>
+              </w:rPr>
+              <w:t>RUL</w:t>
+            </w:r>
+            <w:r>
+              <w:rPr>
+                <w:rFonts w:ascii="Times New Roman" w:hAnsi="Times New Roman" w:cs="Times New Roman"/>
+                <w:i/>
+                <w:iCs/>
+                <w:sz w:val="28"/>
+                <w:szCs w:val="28"/>
+                <w:vertAlign w:val="subscript"/>
+                <w:lang w:val="en-US"/>
+              </w:rPr>
+              <w:t>N</w:t>
+            </w:r>
+            <w:r>
+              <w:rPr>
+                <w:rFonts w:ascii="Times New Roman" w:hAnsi="Times New Roman" w:cs="Times New Roman"/>
+                <w:i/>
+                <w:iCs/>
+                <w:sz w:val="28"/>
+                <w:szCs w:val="28"/>
+                <w:lang w:val="en-US"/>
+              </w:rPr>
+              <w:t>,</w:t>
+            </w:r>
+            <w:r>
+              <w:rPr>
+                <w:rFonts w:ascii="Times New Roman" w:hAnsi="Times New Roman" w:cs="Times New Roman"/>
+                <w:i/>
+                <w:iCs/>
+                <w:sz w:val="28"/>
+                <w:szCs w:val="28"/>
+                <w:lang w:val="en-US"/>
+              </w:rPr>
+              <w:t xml:space="preserve"> </w:t>
+            </w:r>
+            <w:proofErr w:type="spellStart"/>
+            <w:r>
+              <w:rPr>
+                <w:rFonts w:ascii="Times New Roman" w:hAnsi="Times New Roman" w:cs="Times New Roman"/>
+                <w:sz w:val="28"/>
+                <w:szCs w:val="28"/>
+                <w:lang w:val="en-US"/>
+              </w:rPr>
+              <w:t>циклы</w:t>
+            </w:r>
+            <w:proofErr w:type="spellEnd"/>
+            <w:r>
+              <w:rPr>
+                <w:rFonts w:ascii="Times New Roman" w:hAnsi="Times New Roman" w:cs="Times New Roman"/>
+                <w:sz w:val="28"/>
+                <w:szCs w:val="28"/>
+                <w:lang w:val="en-US"/>
+              </w:rPr>
+              <w:t xml:space="preserve">, </w:t>
+            </w:r>
+            <w:proofErr w:type="spellStart"/>
+            <w:r>
+              <w:rPr>
+                <w:rFonts w:ascii="Times New Roman" w:hAnsi="Times New Roman" w:cs="Times New Roman"/>
+                <w:sz w:val="28"/>
+                <w:szCs w:val="28"/>
+                <w:lang w:val="en-US"/>
+              </w:rPr>
+              <w:t>базовый</w:t>
+            </w:r>
+            <w:proofErr w:type="spellEnd"/>
+          </w:p>
+          <w:p>
+            <w:pPr>
+              <w:spacing w:line="360" w:lineRule="auto"/>
+              <w:jc w:val="both"/>
+              <w:rPr>
+                <w:rFonts w:ascii="Times New Roman" w:hAnsi="Times New Roman" w:cs="Times New Roman"/>
+                <w:sz w:val="28"/>
+                <w:szCs w:val="28"/>
+                <w:lang w:val="en-US"/>
+              </w:rPr>
+            </w:pPr>
+            <w:proofErr w:type="spellStart"/>
+            <w:r>
+              <w:rPr>
+                <w:rFonts w:ascii="Times New Roman" w:hAnsi="Times New Roman" w:cs="Times New Roman"/>
+                <w:sz w:val="28"/>
+                <w:szCs w:val="28"/>
+                <w:lang w:val="en-US"/>
+              </w:rPr>
+              <w:t>режим</w:t>
+            </w:r>
+            <w:proofErr w:type="spellEnd"/>
+          </w:p>
+        </w:tc>
+        <w:tc>
+          <w:tcPr>
+            <w:tcW w:w="3209" w:type="dxa"/>
+          </w:tcPr>
+          <w:p>
+            <w:pPr>
+              <w:spacing w:line="360" w:lineRule="auto"/>
+              <w:jc w:val="both"/>
+              <w:rPr>
+                <w:rFonts w:ascii="Times New Roman" w:hAnsi="Times New Roman" w:cs="Times New Roman"/>
+                <w:sz w:val="28"/>
+                <w:szCs w:val="28"/>
+                <w:lang w:val="en-US"/>
+              </w:rPr>
+            </w:pPr>
+            <w:r>
+              <w:rPr>
+                <w:rFonts w:ascii="Times New Roman" w:hAnsi="Times New Roman" w:cs="Times New Roman"/>
+                <w:i/>
+                <w:iCs/>
+                <w:sz w:val="28"/>
+                <w:szCs w:val="28"/>
+                <w:lang w:val="en-US"/>
+              </w:rPr>
+              <w:t>RUL</w:t>
+            </w:r>
+            <w:r>
+              <w:rPr>
+                <w:rFonts w:ascii="Times New Roman" w:hAnsi="Times New Roman" w:cs="Times New Roman"/>
+                <w:i/>
+                <w:iCs/>
+                <w:sz w:val="28"/>
+                <w:szCs w:val="28"/>
+                <w:vertAlign w:val="subscript"/>
+                <w:lang w:val="en-US"/>
+              </w:rPr>
+              <w:t>N</w:t>
+            </w:r>
+            <w:r>
+              <w:rPr>
+                <w:rFonts w:ascii="Times New Roman" w:hAnsi="Times New Roman" w:cs="Times New Roman"/>
+                <w:i/>
+                <w:iCs/>
+                <w:sz w:val="28"/>
+                <w:szCs w:val="28"/>
+                <w:lang w:val="en-US"/>
+              </w:rPr>
+              <w:t>,</w:t>
+            </w:r>
+            <w:r>
+              <w:rPr>
+                <w:rFonts w:ascii="Times New Roman" w:hAnsi="Times New Roman" w:cs="Times New Roman"/>
+                <w:sz w:val="28"/>
+                <w:szCs w:val="28"/>
+                <w:lang w:val="en-US"/>
+              </w:rPr>
+              <w:t xml:space="preserve"> </w:t>
+            </w:r>
+            <w:proofErr w:type="spellStart"/>
+            <w:r>
+              <w:rPr>
+                <w:rFonts w:ascii="Times New Roman" w:hAnsi="Times New Roman" w:cs="Times New Roman"/>
+                <w:sz w:val="28"/>
+                <w:szCs w:val="28"/>
+                <w:lang w:val="en-US"/>
+              </w:rPr>
+              <w:t>циклы</w:t>
+            </w:r>
+            <w:proofErr w:type="spellEnd"/>
+            <w:r>
+              <w:rPr>
+                <w:rFonts w:ascii="Times New Roman" w:hAnsi="Times New Roman" w:cs="Times New Roman"/>
+                <w:sz w:val="28"/>
+                <w:szCs w:val="28"/>
+                <w:lang w:val="en-US"/>
+              </w:rPr>
+              <w:t xml:space="preserve">, </w:t>
+            </w:r>
+            <w:proofErr w:type="spellStart"/>
+            <w:r>
+              <w:rPr>
+                <w:rFonts w:ascii="Times New Roman" w:hAnsi="Times New Roman" w:cs="Times New Roman"/>
+                <w:sz w:val="28"/>
+                <w:szCs w:val="28"/>
+                <w:lang w:val="en-US"/>
+              </w:rPr>
+              <w:t>переменная</w:t>
+            </w:r>
+            <w:proofErr w:type="spellEnd"/>
+          </w:p>
+          <w:p>
+            <w:pPr>
+              <w:spacing w:line="360" w:lineRule="auto"/>
+              <w:jc w:val="both"/>
+              <w:rPr>
+                <w:rFonts w:ascii="Times New Roman" w:hAnsi="Times New Roman" w:cs="Times New Roman"/>
+                <w:sz w:val="28"/>
+                <w:szCs w:val="28"/>
+                <w:lang w:val="en-US"/>
+              </w:rPr>
+            </w:pPr>
+            <w:proofErr w:type="spellStart"/>
+            <w:r>
+              <w:rPr>
+                <w:rFonts w:ascii="Times New Roman" w:hAnsi="Times New Roman" w:cs="Times New Roman"/>
+                <w:sz w:val="28"/>
+                <w:szCs w:val="28"/>
+                <w:lang w:val="en-US"/>
+              </w:rPr>
+              <w:t>температура</w:t>
+            </w:r>
+            <w:proofErr w:type="spellEnd"/>
+          </w:p>
+        </w:tc>
+      </w:tr>
+      <w:tr>
+        <w:tc>
+          <w:tcPr>
+            <w:tcW w:w="3209" w:type="dxa"/>
+          </w:tcPr>
+          <w:p>
+            <w:pPr>
+              <w:spacing w:line="360" w:lineRule="auto"/>
+              <w:jc w:val="both"/>
+              <w:rPr>
+                <w:rFonts w:ascii="Times New Roman" w:hAnsi="Times New Roman" w:cs="Times New Roman"/>
+                <w:sz w:val="28"/>
+                <w:szCs w:val="28"/>
+                <w:lang w:val="en-US"/>
+              </w:rPr>
+            </w:pPr>
+            <w:r>
+              <w:rPr>
+                <w:rFonts w:ascii="Times New Roman" w:hAnsi="Times New Roman" w:cs="Times New Roman"/>
+                <w:sz w:val="28"/>
+                <w:szCs w:val="28"/>
+                <w:lang w:val="en-US"/>
+              </w:rPr>
+              <w:t>0.10</w:t>
+            </w:r>
+          </w:p>
+        </w:tc>
+        <w:tc>
+          <w:tcPr>
+            <w:tcW w:w="3209" w:type="dxa"/>
+          </w:tcPr>
+          <w:p>
+            <w:pPr>
+              <w:spacing w:line="360" w:lineRule="auto"/>
+              <w:jc w:val="both"/>
+              <w:rPr>
+                <w:rFonts w:ascii="Times New Roman" w:hAnsi="Times New Roman" w:cs="Times New Roman"/>
+                <w:sz w:val="28"/>
+                <w:szCs w:val="28"/>
+                <w:lang w:val="en-US"/>
+              </w:rPr>
+            </w:pPr>
+            <w:r>
+              <w:rPr>
+                <w:rFonts w:ascii="Times New Roman" w:hAnsi="Times New Roman" w:cs="Times New Roman"/>
+                <w:sz w:val="28"/>
+                <w:szCs w:val="28"/>
+                <w:lang w:val="en-US"/>
+              </w:rPr>
+              <w:t>2810</w:t>
+            </w:r>
+          </w:p>
+        </w:tc>
+        <w:tc>
+          <w:tcPr>
+            <w:tcW w:w="3209" w:type="dxa"/>
+          </w:tcPr>
+          <w:p>
+            <w:pPr>
+              <w:spacing w:line="360" w:lineRule="auto"/>
+              <w:jc w:val="both"/>
+              <w:rPr>
+                <w:rFonts w:ascii="Times New Roman" w:hAnsi="Times New Roman" w:cs="Times New Roman"/>
+                <w:sz w:val="28"/>
+                <w:szCs w:val="28"/>
+                <w:lang w:val="en-US"/>
+              </w:rPr>
+            </w:pPr>
+            <w:r>
+              <w:rPr>
+                <w:rFonts w:ascii="Times New Roman" w:hAnsi="Times New Roman" w:cs="Times New Roman"/>
+                <w:sz w:val="28"/>
+                <w:szCs w:val="28"/>
+                <w:lang w:val="en-US"/>
+              </w:rPr>
+              <w:t>2140</w:t>
+            </w:r>
+          </w:p>
+        </w:tc>
+      </w:tr>
+      <w:tr>
+        <w:tc>
+          <w:tcPr>
+            <w:tcW w:w="3209" w:type="dxa"/>
+          </w:tcPr>
+          <w:p>
+            <w:pPr>
+              <w:spacing w:line="360" w:lineRule="auto"/>
+              <w:jc w:val="both"/>
+              <w:rPr>
+                <w:rFonts w:ascii="Times New Roman" w:hAnsi="Times New Roman" w:cs="Times New Roman"/>
+                <w:sz w:val="28"/>
+                <w:szCs w:val="28"/>
+                <w:lang w:val="en-US"/>
+              </w:rPr>
+            </w:pPr>
+            <w:r>
+              <w:rPr>
+                <w:rFonts w:ascii="Times New Roman" w:hAnsi="Times New Roman" w:cs="Times New Roman"/>
+                <w:sz w:val="28"/>
+                <w:szCs w:val="28"/>
+                <w:lang w:val="en-US"/>
+              </w:rPr>
+              <w:t>0.20</w:t>
+            </w:r>
+          </w:p>
+        </w:tc>
+        <w:tc>
+          <w:tcPr>
+            <w:tcW w:w="3209" w:type="dxa"/>
+          </w:tcPr>
+          <w:p>
+            <w:pPr>
+              <w:spacing w:line="360" w:lineRule="auto"/>
+              <w:jc w:val="both"/>
+              <w:rPr>
+                <w:rFonts w:ascii="Times New Roman" w:hAnsi="Times New Roman" w:cs="Times New Roman"/>
+                <w:sz w:val="28"/>
+                <w:szCs w:val="28"/>
+                <w:lang w:val="en-US"/>
+              </w:rPr>
+            </w:pPr>
+            <w:r>
+              <w:rPr>
+                <w:rFonts w:ascii="Times New Roman" w:hAnsi="Times New Roman" w:cs="Times New Roman"/>
+                <w:sz w:val="28"/>
+                <w:szCs w:val="28"/>
+                <w:lang w:val="en-US"/>
+              </w:rPr>
+              <w:t>2190</w:t>
+            </w:r>
+          </w:p>
+        </w:tc>
+        <w:tc>
+          <w:tcPr>
+            <w:tcW w:w="3209" w:type="dxa"/>
+          </w:tcPr>
+          <w:p>
+            <w:pPr>
+              <w:spacing w:line="360" w:lineRule="auto"/>
+              <w:jc w:val="both"/>
+              <w:rPr>
+                <w:rFonts w:ascii="Times New Roman" w:hAnsi="Times New Roman" w:cs="Times New Roman"/>
+                <w:sz w:val="28"/>
+                <w:szCs w:val="28"/>
+                <w:lang w:val="en-US"/>
+              </w:rPr>
+            </w:pPr>
+            <w:r>
+              <w:rPr>
+                <w:rFonts w:ascii="Times New Roman" w:hAnsi="Times New Roman" w:cs="Times New Roman"/>
+                <w:sz w:val="28"/>
+                <w:szCs w:val="28"/>
+                <w:lang w:val="en-US"/>
+              </w:rPr>
+              <w:t>1670</w:t>
+            </w:r>
+          </w:p>
+        </w:tc>
+      </w:tr>
+      <w:tr>
+        <w:tc>
+          <w:tcPr>
+            <w:tcW w:w="3209" w:type="dxa"/>
+          </w:tcPr>
+          <w:p>
+            <w:pPr>
+              <w:spacing w:line="360" w:lineRule="auto"/>
+              <w:jc w:val="both"/>
+              <w:rPr>
+                <w:rFonts w:ascii="Times New Roman" w:hAnsi="Times New Roman" w:cs="Times New Roman"/>
+                <w:sz w:val="28"/>
+                <w:szCs w:val="28"/>
+                <w:lang w:val="en-US"/>
+              </w:rPr>
+            </w:pPr>
+            <w:r>
+              <w:rPr>
+                <w:rFonts w:ascii="Times New Roman" w:hAnsi="Times New Roman" w:cs="Times New Roman"/>
+                <w:sz w:val="28"/>
+                <w:szCs w:val="28"/>
+                <w:lang w:val="en-US"/>
+              </w:rPr>
+              <w:t>0.30</w:t>
+            </w:r>
+          </w:p>
+        </w:tc>
+        <w:tc>
+          <w:tcPr>
+            <w:tcW w:w="3209" w:type="dxa"/>
+          </w:tcPr>
+          <w:p>
+            <w:pPr>
+              <w:spacing w:line="360" w:lineRule="auto"/>
+              <w:jc w:val="both"/>
+              <w:rPr>
+                <w:rFonts w:ascii="Times New Roman" w:hAnsi="Times New Roman" w:cs="Times New Roman"/>
+                <w:sz w:val="28"/>
+                <w:szCs w:val="28"/>
+                <w:lang w:val="en-US"/>
+              </w:rPr>
+            </w:pPr>
+            <w:r>
+              <w:rPr>
+                <w:rFonts w:ascii="Times New Roman" w:hAnsi="Times New Roman" w:cs="Times New Roman"/>
+                <w:sz w:val="28"/>
+                <w:szCs w:val="28"/>
+                <w:lang w:val="en-US"/>
+              </w:rPr>
+              <w:t>1560</w:t>
+            </w:r>
+          </w:p>
+        </w:tc>
+        <w:tc>
+          <w:tcPr>
+            <w:tcW w:w="3209" w:type="dxa"/>
+          </w:tcPr>
+          <w:p>
+            <w:pPr>
+              <w:spacing w:line="360" w:lineRule="auto"/>
+              <w:jc w:val="both"/>
+              <w:rPr>
+                <w:rFonts w:ascii="Times New Roman" w:hAnsi="Times New Roman" w:cs="Times New Roman"/>
+                <w:sz w:val="28"/>
+                <w:szCs w:val="28"/>
+                <w:lang w:val="en-US"/>
+              </w:rPr>
+            </w:pPr>
+            <w:r>
+              <w:rPr>
+                <w:rFonts w:ascii="Times New Roman" w:hAnsi="Times New Roman" w:cs="Times New Roman"/>
+                <w:sz w:val="28"/>
+                <w:szCs w:val="28"/>
+                <w:lang w:val="en-US"/>
+              </w:rPr>
+              <w:t>1190</w:t>
+            </w:r>
+          </w:p>
+        </w:tc>
+      </w:tr>
+      <w:tr>
+        <w:tc>
+          <w:tcPr>
+            <w:tcW w:w="3209" w:type="dxa"/>
+          </w:tcPr>
+          <w:p>
+            <w:pPr>
+              <w:spacing w:line="360" w:lineRule="auto"/>
+              <w:jc w:val="both"/>
+              <w:rPr>
+                <w:rFonts w:ascii="Times New Roman" w:hAnsi="Times New Roman" w:cs="Times New Roman"/>
+                <w:sz w:val="28"/>
+                <w:szCs w:val="28"/>
+                <w:lang w:val="en-US"/>
+              </w:rPr>
+            </w:pPr>
+            <w:r>
+              <w:rPr>
+                <w:rFonts w:ascii="Times New Roman" w:hAnsi="Times New Roman" w:cs="Times New Roman"/>
+                <w:sz w:val="28"/>
+                <w:szCs w:val="28"/>
+                <w:lang w:val="en-US"/>
+              </w:rPr>
+              <w:t>0.40</w:t>
+            </w:r>
+          </w:p>
+        </w:tc>
+        <w:tc>
+          <w:tcPr>
+            <w:tcW w:w="3209" w:type="dxa"/>
+          </w:tcPr>
+          <w:p>
+            <w:pPr>
+              <w:spacing w:line="360" w:lineRule="auto"/>
+              <w:jc w:val="both"/>
+              <w:rPr>
+                <w:rFonts w:ascii="Times New Roman" w:hAnsi="Times New Roman" w:cs="Times New Roman"/>
+                <w:sz w:val="28"/>
+                <w:szCs w:val="28"/>
+                <w:lang w:val="en-US"/>
+              </w:rPr>
+            </w:pPr>
+            <w:r>
+              <w:rPr>
+                <w:rFonts w:ascii="Times New Roman" w:hAnsi="Times New Roman" w:cs="Times New Roman"/>
+                <w:sz w:val="28"/>
+                <w:szCs w:val="28"/>
+                <w:lang w:val="en-US"/>
+              </w:rPr>
+              <w:t>940</w:t>
+            </w:r>
+          </w:p>
+        </w:tc>
+        <w:tc>
+          <w:tcPr>
+            <w:tcW w:w="3209" w:type="dxa"/>
+          </w:tcPr>
+          <w:p>
+            <w:pPr>
+              <w:spacing w:line="360" w:lineRule="auto"/>
+              <w:jc w:val="both"/>
+              <w:rPr>
+                <w:rFonts w:ascii="Times New Roman" w:hAnsi="Times New Roman" w:cs="Times New Roman"/>
+                <w:sz w:val="28"/>
+                <w:szCs w:val="28"/>
+                <w:lang w:val="en-US"/>
+              </w:rPr>
+            </w:pPr>
+            <w:r>
+              <w:rPr>
+                <w:rFonts w:ascii="Times New Roman" w:hAnsi="Times New Roman" w:cs="Times New Roman"/>
+                <w:sz w:val="28"/>
+                <w:szCs w:val="28"/>
+                <w:lang w:val="en-US"/>
+              </w:rPr>
+              <w:t>710</w:t>
+            </w:r>
+          </w:p>
+        </w:tc>
+      </w:tr>
+      <w:tr>
+        <w:tc>
+          <w:tcPr>
+            <w:tcW w:w="3209" w:type="dxa"/>
+          </w:tcPr>
+          <w:p>
+            <w:pPr>
+              <w:spacing w:line="360" w:lineRule="auto"/>
+              <w:jc w:val="both"/>
+              <w:rPr>
+                <w:rFonts w:ascii="Times New Roman" w:hAnsi="Times New Roman" w:cs="Times New Roman"/>
+                <w:sz w:val="28"/>
+                <w:szCs w:val="28"/>
+                <w:lang w:val="en-US"/>
+              </w:rPr>
+            </w:pPr>
+            <w:r>
+              <w:rPr>
+                <w:rFonts w:ascii="Times New Roman" w:hAnsi="Times New Roman" w:cs="Times New Roman"/>
+                <w:sz w:val="28"/>
+                <w:szCs w:val="28"/>
+                <w:lang w:val="en-US"/>
+              </w:rPr>
+              <w:t>0.50</w:t>
+            </w:r>
+          </w:p>
+        </w:tc>
+        <w:tc>
+          <w:tcPr>
+            <w:tcW w:w="3209" w:type="dxa"/>
+          </w:tcPr>
+          <w:p>
+            <w:pPr>
+              <w:spacing w:line="360" w:lineRule="auto"/>
+              <w:jc w:val="both"/>
+              <w:rPr>
+                <w:rFonts w:ascii="Times New Roman" w:hAnsi="Times New Roman" w:cs="Times New Roman"/>
+                <w:sz w:val="28"/>
+                <w:szCs w:val="28"/>
+                <w:lang w:val="en-US"/>
+              </w:rPr>
+            </w:pPr>
+            <w:r>
+              <w:rPr>
+                <w:rFonts w:ascii="Times New Roman" w:hAnsi="Times New Roman" w:cs="Times New Roman"/>
+                <w:sz w:val="28"/>
+                <w:szCs w:val="28"/>
+                <w:lang w:val="en-US"/>
+              </w:rPr>
+              <w:t>310</w:t>
+            </w:r>
+          </w:p>
+        </w:tc>
+        <w:tc>
+          <w:tcPr>
+            <w:tcW w:w="3209" w:type="dxa"/>
+          </w:tcPr>
+          <w:p>
+            <w:pPr>
+              <w:spacing w:line="360" w:lineRule="auto"/>
+              <w:jc w:val="both"/>
+              <w:rPr>
+                <w:rFonts w:ascii="Times New Roman" w:hAnsi="Times New Roman" w:cs="Times New Roman"/>
+                <w:sz w:val="28"/>
+                <w:szCs w:val="28"/>
+                <w:lang w:val="en-US"/>
+              </w:rPr>
+            </w:pPr>
+            <w:r>
+              <w:rPr>
+                <w:rFonts w:ascii="Times New Roman" w:hAnsi="Times New Roman" w:cs="Times New Roman"/>
+                <w:sz w:val="28"/>
+                <w:szCs w:val="28"/>
+                <w:lang w:val="en-US"/>
+              </w:rPr>
+              <w:t>240</w:t>
+            </w:r>
+          </w:p>
+        </w:tc>
+      </w:tr>
+    </w:tbl>
+    <w:p>
+      <w:pPr>
+        <w:spacing w:line="360" w:lineRule="auto"/>
+        <w:ind w:firstLine="709"/>
+        <w:jc w:val="both"/>
+        <w:rPr>
+          <w:rFonts w:ascii="Times New Roman" w:hAnsi="Times New Roman" w:cs="Times New Roman"/>
+          <w:sz w:val="28"/>
+          <w:szCs w:val="28"/>
+          <w:lang w:val="en-US"/>
+        </w:rPr>
+      </w:pPr>
+    </w:p>
+    <w:p>
+      <w:pPr>
+        <w:spacing w:line="360" w:lineRule="auto"/>
+        <w:ind w:firstLine="709"/>
+        <w:jc w:val="both"/>
+        <w:rPr>
+          <w:rFonts w:ascii="Times New Roman" w:hAnsi="Times New Roman" w:cs="Times New Roman"/>
+          <w:sz w:val="28"/>
+          <w:szCs w:val="28"/>
+        </w:rPr>
+      </w:pPr>
+      <w:r>
+        <w:rPr>
+          <w:rFonts w:ascii="Times New Roman" w:hAnsi="Times New Roman" w:cs="Times New Roman"/>
+          <w:sz w:val="28"/>
+          <w:szCs w:val="28"/>
+        </w:rPr>
+        <w:t>Таблица содержит расчётно-экспериментальные данные, полученные по квазилинейной</w:t>
+      </w:r>
+      <w:r>
+        <w:rPr>
+          <w:rFonts w:ascii="Times New Roman" w:hAnsi="Times New Roman" w:cs="Times New Roman"/>
+          <w:sz w:val="28"/>
+          <w:szCs w:val="28"/>
+        </w:rPr>
+        <w:t xml:space="preserve"> </w:t>
+      </w:r>
+      <w:r>
+        <w:rPr>
+          <w:rFonts w:ascii="Times New Roman" w:hAnsi="Times New Roman" w:cs="Times New Roman"/>
+          <w:sz w:val="28"/>
+          <w:szCs w:val="28"/>
+        </w:rPr>
+        <w:t>модели прогноза. Она показывает, что при одинаковом текущем</w:t>
+      </w:r>
+      <w:r>
+        <w:rPr>
+          <w:rFonts w:ascii="Times New Roman" w:hAnsi="Times New Roman" w:cs="Times New Roman"/>
+          <w:sz w:val="28"/>
+          <w:szCs w:val="28"/>
+        </w:rPr>
+        <w:t xml:space="preserve"> </w:t>
+      </w:r>
+      <w:proofErr w:type="spellStart"/>
+      <w:r>
+        <w:rPr>
+          <w:rFonts w:ascii="Times New Roman" w:hAnsi="Times New Roman" w:cs="Times New Roman"/>
+          <w:i/>
+          <w:iCs/>
+          <w:sz w:val="28"/>
+          <w:szCs w:val="28"/>
+          <w:lang w:val="en-US"/>
+        </w:rPr>
+        <w:t>K</w:t>
+      </w:r>
+      <w:r>
+        <w:rPr>
+          <w:rFonts w:ascii="Times New Roman" w:hAnsi="Times New Roman" w:cs="Times New Roman"/>
+          <w:i/>
+          <w:iCs/>
+          <w:sz w:val="28"/>
+          <w:szCs w:val="28"/>
+          <w:vertAlign w:val="subscript"/>
+          <w:lang w:val="en-US"/>
+        </w:rPr>
+        <w:t>deg</w:t>
+      </w:r>
+      <w:proofErr w:type="spellEnd"/>
+      <w:r>
+        <w:rPr>
+          <w:rFonts w:ascii="Times New Roman" w:hAnsi="Times New Roman" w:cs="Times New Roman"/>
+          <w:sz w:val="28"/>
+          <w:szCs w:val="28"/>
+        </w:rPr>
+        <w:t xml:space="preserve"> </w:t>
+      </w:r>
+      <w:r>
+        <w:rPr>
+          <w:rFonts w:ascii="Times New Roman" w:hAnsi="Times New Roman" w:cs="Times New Roman"/>
+          <w:sz w:val="28"/>
+          <w:szCs w:val="28"/>
+        </w:rPr>
+        <w:t>остаточный ресурс</w:t>
+      </w:r>
+      <w:r>
+        <w:rPr>
+          <w:rFonts w:ascii="Times New Roman" w:hAnsi="Times New Roman" w:cs="Times New Roman"/>
+          <w:sz w:val="28"/>
+          <w:szCs w:val="28"/>
+        </w:rPr>
+        <w:t xml:space="preserve"> </w:t>
+      </w:r>
+      <w:r>
+        <w:rPr>
+          <w:rFonts w:ascii="Times New Roman" w:hAnsi="Times New Roman" w:cs="Times New Roman"/>
+          <w:sz w:val="28"/>
+          <w:szCs w:val="28"/>
+        </w:rPr>
+        <w:t>быстро уменьшается с ужесточением режима эксплуатации. Это подтверждает</w:t>
+      </w:r>
+      <w:r>
+        <w:rPr>
+          <w:rFonts w:ascii="Times New Roman" w:hAnsi="Times New Roman" w:cs="Times New Roman"/>
+          <w:sz w:val="28"/>
+          <w:szCs w:val="28"/>
+        </w:rPr>
+        <w:t xml:space="preserve"> </w:t>
+      </w:r>
+      <w:r>
+        <w:rPr>
+          <w:rFonts w:ascii="Times New Roman" w:hAnsi="Times New Roman" w:cs="Times New Roman"/>
+          <w:sz w:val="28"/>
+          <w:szCs w:val="28"/>
+        </w:rPr>
+        <w:t>принципиальную необходимость включения режима транспортной миссии в структуру</w:t>
+      </w:r>
+      <w:r>
+        <w:rPr>
+          <w:rFonts w:ascii="Times New Roman" w:hAnsi="Times New Roman" w:cs="Times New Roman"/>
+          <w:sz w:val="28"/>
+          <w:szCs w:val="28"/>
+        </w:rPr>
+        <w:t xml:space="preserve"> </w:t>
+      </w:r>
+      <w:r>
+        <w:rPr>
+          <w:rFonts w:ascii="Times New Roman" w:hAnsi="Times New Roman" w:cs="Times New Roman"/>
+          <w:sz w:val="28"/>
+          <w:szCs w:val="28"/>
+        </w:rPr>
+        <w:t>модели.</w:t>
+      </w:r>
+    </w:p>
+    <w:p>
+      <w:pPr>
+        <w:spacing w:line="360" w:lineRule="auto"/>
+        <w:ind w:firstLine="709"/>
+        <w:jc w:val="both"/>
+        <w:rPr>
+          <w:rFonts w:ascii="Times New Roman" w:hAnsi="Times New Roman" w:cs="Times New Roman"/>
+          <w:sz w:val="28"/>
+          <w:szCs w:val="28"/>
+          <w:lang w:val="en-US"/>
+        </w:rPr>
+      </w:pPr>
+    </w:p>
+    <w:p>
+      <w:pPr>
+        <w:spacing w:line="360" w:lineRule="auto"/>
+        <w:ind w:firstLine="709"/>
+        <w:jc w:val="both"/>
+        <w:rPr>
+          <w:rFonts w:ascii="Times New Roman" w:hAnsi="Times New Roman" w:cs="Times New Roman"/>
+          <w:b/>
+          <w:bCs/>
+          <w:sz w:val="28"/>
+          <w:szCs w:val="28"/>
+        </w:rPr>
+      </w:pPr>
+      <w:r>
+        <w:rPr>
+          <w:rFonts w:ascii="Times New Roman" w:hAnsi="Times New Roman" w:cs="Times New Roman"/>
+          <w:b/>
+          <w:bCs/>
+          <w:sz w:val="28"/>
+          <w:szCs w:val="28"/>
+        </w:rPr>
+        <w:t>4.3.6 Прогноз остаточного ресурса во времени</w:t>
+      </w:r>
+    </w:p>
+    <w:p>
+      <w:pPr>
+        <w:spacing w:line="360" w:lineRule="auto"/>
+        <w:ind w:firstLine="709"/>
+        <w:jc w:val="both"/>
+        <w:rPr>
+          <w:rFonts w:ascii="Times New Roman" w:hAnsi="Times New Roman" w:cs="Times New Roman"/>
+          <w:sz w:val="28"/>
+          <w:szCs w:val="28"/>
+          <w:lang w:val="en-US"/>
+        </w:rPr>
+      </w:pPr>
+    </w:p>
+    <w:p>
+      <w:pPr>
+        <w:spacing w:line="360" w:lineRule="auto"/>
+        <w:ind w:firstLine="709"/>
+        <w:jc w:val="both"/>
+        <w:rPr>
+          <w:rFonts w:ascii="Times New Roman" w:hAnsi="Times New Roman" w:cs="Times New Roman"/>
+          <w:sz w:val="28"/>
+          <w:szCs w:val="28"/>
+          <w:lang w:val="en-US"/>
+        </w:rPr>
+      </w:pPr>
+      <w:r>
+        <w:rPr>
+          <w:rFonts w:ascii="Times New Roman" w:hAnsi="Times New Roman" w:cs="Times New Roman"/>
+          <w:sz w:val="28"/>
+          <w:szCs w:val="28"/>
+        </w:rPr>
+        <w:t>Следующий шаг состоит в переводе прогноза из циклов в календарное или эксплуатационное</w:t>
+      </w:r>
+      <w:r>
+        <w:rPr>
+          <w:rFonts w:ascii="Times New Roman" w:hAnsi="Times New Roman" w:cs="Times New Roman"/>
+          <w:sz w:val="28"/>
+          <w:szCs w:val="28"/>
+        </w:rPr>
+        <w:t xml:space="preserve"> </w:t>
+      </w:r>
+      <w:r>
+        <w:rPr>
+          <w:rFonts w:ascii="Times New Roman" w:hAnsi="Times New Roman" w:cs="Times New Roman"/>
+          <w:sz w:val="28"/>
+          <w:szCs w:val="28"/>
+        </w:rPr>
+        <w:t>время. Для этого в диссертации используется показатель суточной интенсивности</w:t>
+      </w:r>
+      <w:r>
+        <w:rPr>
+          <w:rFonts w:ascii="Times New Roman" w:hAnsi="Times New Roman" w:cs="Times New Roman"/>
+          <w:sz w:val="28"/>
+          <w:szCs w:val="28"/>
+        </w:rPr>
+        <w:t xml:space="preserve"> </w:t>
+      </w:r>
+      <w:r>
+        <w:rPr>
+          <w:rFonts w:ascii="Times New Roman" w:hAnsi="Times New Roman" w:cs="Times New Roman"/>
+          <w:sz w:val="28"/>
+          <w:szCs w:val="28"/>
+        </w:rPr>
+        <w:t>циклирования</w:t>
+      </w:r>
+    </w:p>
+    <w:p>
+      <w:pPr>
+        <w:spacing w:line="360" w:lineRule="auto"/>
+        <w:ind w:firstLine="709"/>
+        <w:jc w:val="both"/>
+        <w:rPr>
+          <w:rFonts w:ascii="Times New Roman" w:hAnsi="Times New Roman" w:cs="Times New Roman"/>
+          <w:sz w:val="28"/>
+          <w:szCs w:val="28"/>
+          <w:lang w:val="en-US"/>
+        </w:rPr>
+      </w:pPr>
+    </w:p>
+    <w:p>
+      <w:pPr>
+        <w:spacing w:line="360" w:lineRule="auto"/>
+        <w:ind w:firstLine="709"/>
+        <w:jc w:val="both"/>
+        <w:rPr>
+          <w:rFonts w:ascii="Times New Roman" w:hAnsi="Times New Roman" w:cs="Times New Roman"/>
+          <w:sz w:val="28"/>
+          <w:szCs w:val="28"/>
+          <w:lang w:val="en-US"/>
+        </w:rPr>
+      </w:pPr>
+      <w:r>
+        <w:rPr>
+          <w:rFonts w:ascii="Times New Roman" w:hAnsi="Times New Roman" w:cs="Times New Roman"/>
+          <w:position w:val="-12"/>
+          <w:sz w:val="28"/>
+          <w:szCs w:val="28"/>
+          <w:lang w:val="en-US"/>
+        </w:rPr>
+        <w:object w:dxaOrig="360" w:dyaOrig="499" w14:anchorId="23108428">
+          <v:shape id="_x0000_i1080" type="#_x0000_t75" style="width:18.25pt;height:24.7pt" o:ole="">
+            <v:imagedata r:id="rId78" o:title=""/>
+          </v:shape>
+          <o:OLEObject Type="Embed" ProgID="Equation.DSMT4" ShapeID="_x0000_i1080" DrawAspect="Content" ObjectID="_1837841478" r:id="rId83"/>
+        </w:object>
+      </w:r>
+      <w:r>
+        <w:rPr>
+          <w:rFonts w:ascii="Times New Roman" w:hAnsi="Times New Roman" w:cs="Times New Roman"/>
+          <w:sz w:val="28"/>
+          <w:szCs w:val="28"/>
+          <w:lang w:val="en-US"/>
+        </w:rPr>
+        <w:t xml:space="preserve"> = </w:t>
+      </w:r>
+      <w:proofErr w:type="spellStart"/>
+      <w:r>
+        <w:rPr>
+          <w:rFonts w:ascii="Times New Roman" w:hAnsi="Times New Roman" w:cs="Times New Roman"/>
+          <w:sz w:val="28"/>
+          <w:szCs w:val="28"/>
+          <w:lang w:val="en-US"/>
+        </w:rPr>
+        <w:t>эквивалентные</w:t>
+      </w:r>
+      <w:proofErr w:type="spellEnd"/>
+      <w:r>
+        <w:rPr>
+          <w:rFonts w:ascii="Times New Roman" w:hAnsi="Times New Roman" w:cs="Times New Roman"/>
+          <w:sz w:val="28"/>
+          <w:szCs w:val="28"/>
+          <w:lang w:val="en-US"/>
+        </w:rPr>
+        <w:t xml:space="preserve"> </w:t>
+      </w:r>
+      <w:proofErr w:type="spellStart"/>
+      <w:r>
+        <w:rPr>
+          <w:rFonts w:ascii="Times New Roman" w:hAnsi="Times New Roman" w:cs="Times New Roman"/>
+          <w:sz w:val="28"/>
+          <w:szCs w:val="28"/>
+          <w:lang w:val="en-US"/>
+        </w:rPr>
+        <w:t>циклы</w:t>
+      </w:r>
+      <w:proofErr w:type="spellEnd"/>
+      <w:r>
+        <w:rPr>
+          <w:rFonts w:ascii="Times New Roman" w:hAnsi="Times New Roman" w:cs="Times New Roman"/>
+          <w:sz w:val="28"/>
+          <w:szCs w:val="28"/>
+          <w:lang w:val="en-US"/>
+        </w:rPr>
+        <w:t xml:space="preserve"> в </w:t>
+      </w:r>
+      <w:proofErr w:type="spellStart"/>
+      <w:r>
+        <w:rPr>
+          <w:rFonts w:ascii="Times New Roman" w:hAnsi="Times New Roman" w:cs="Times New Roman"/>
+          <w:sz w:val="28"/>
+          <w:szCs w:val="28"/>
+          <w:lang w:val="en-US"/>
+        </w:rPr>
+        <w:t>сутки</w:t>
+      </w:r>
+      <w:proofErr w:type="spellEnd"/>
+      <w:r>
+        <w:rPr>
+          <w:rFonts w:ascii="Times New Roman" w:hAnsi="Times New Roman" w:cs="Times New Roman"/>
+          <w:sz w:val="28"/>
+          <w:szCs w:val="28"/>
+          <w:lang w:val="en-US"/>
+        </w:rPr>
+        <w:t>.</w:t>
+      </w:r>
+    </w:p>
+    <w:p>
+      <w:pPr>
+        <w:spacing w:line="360" w:lineRule="auto"/>
+        <w:ind w:firstLine="709"/>
+        <w:jc w:val="both"/>
+        <w:rPr>
+          <w:rFonts w:ascii="Times New Roman" w:hAnsi="Times New Roman" w:cs="Times New Roman"/>
+          <w:sz w:val="28"/>
+          <w:szCs w:val="28"/>
+          <w:lang w:val="en-US"/>
+        </w:rPr>
+      </w:pPr>
+    </w:p>
+    <w:p>
+      <w:pPr>
+        <w:spacing w:line="360" w:lineRule="auto"/>
+        <w:ind w:firstLine="709"/>
+        <w:jc w:val="both"/>
+        <w:rPr>
+          <w:rFonts w:ascii="Times New Roman" w:hAnsi="Times New Roman" w:cs="Times New Roman"/>
+          <w:sz w:val="28"/>
+          <w:szCs w:val="28"/>
+          <w:lang w:val="en-US"/>
+        </w:rPr>
+      </w:pPr>
+      <w:proofErr w:type="spellStart"/>
+      <w:r>
+        <w:rPr>
+          <w:rFonts w:ascii="Times New Roman" w:hAnsi="Times New Roman" w:cs="Times New Roman"/>
+          <w:sz w:val="28"/>
+          <w:szCs w:val="28"/>
+          <w:lang w:val="en-US"/>
+        </w:rPr>
+        <w:t>Тогда</w:t>
+      </w:r>
+      <w:proofErr w:type="spellEnd"/>
+      <w:r>
+        <w:rPr>
+          <w:rFonts w:ascii="Times New Roman" w:hAnsi="Times New Roman" w:cs="Times New Roman"/>
+          <w:sz w:val="28"/>
+          <w:szCs w:val="28"/>
+          <w:lang w:val="en-US"/>
+        </w:rPr>
+        <w:t xml:space="preserve"> </w:t>
+      </w:r>
+      <w:proofErr w:type="spellStart"/>
+      <w:r>
+        <w:rPr>
+          <w:rFonts w:ascii="Times New Roman" w:hAnsi="Times New Roman" w:cs="Times New Roman"/>
+          <w:sz w:val="28"/>
+          <w:szCs w:val="28"/>
+          <w:lang w:val="en-US"/>
+        </w:rPr>
+        <w:t>для</w:t>
+      </w:r>
+      <w:proofErr w:type="spellEnd"/>
+      <w:r>
+        <w:rPr>
+          <w:rFonts w:ascii="Times New Roman" w:hAnsi="Times New Roman" w:cs="Times New Roman"/>
+          <w:sz w:val="28"/>
+          <w:szCs w:val="28"/>
+          <w:lang w:val="en-US"/>
+        </w:rPr>
+        <w:t xml:space="preserve"> </w:t>
+      </w:r>
+      <w:proofErr w:type="spellStart"/>
+      <w:r>
+        <w:rPr>
+          <w:rFonts w:ascii="Times New Roman" w:hAnsi="Times New Roman" w:cs="Times New Roman"/>
+          <w:sz w:val="28"/>
+          <w:szCs w:val="28"/>
+          <w:lang w:val="en-US"/>
+        </w:rPr>
+        <w:t>фиксированного</w:t>
+      </w:r>
+      <w:proofErr w:type="spellEnd"/>
+      <w:r>
+        <w:rPr>
+          <w:rFonts w:ascii="Times New Roman" w:hAnsi="Times New Roman" w:cs="Times New Roman"/>
+          <w:sz w:val="28"/>
+          <w:szCs w:val="28"/>
+          <w:lang w:val="en-US"/>
+        </w:rPr>
+        <w:t xml:space="preserve"> </w:t>
+      </w:r>
+      <w:proofErr w:type="spellStart"/>
+      <w:r>
+        <w:rPr>
+          <w:rFonts w:ascii="Times New Roman" w:hAnsi="Times New Roman" w:cs="Times New Roman"/>
+          <w:sz w:val="28"/>
+          <w:szCs w:val="28"/>
+          <w:lang w:val="en-US"/>
+        </w:rPr>
+        <w:t>режима</w:t>
+      </w:r>
+      <w:proofErr w:type="spellEnd"/>
+      <w:r>
+        <w:rPr>
+          <w:rFonts w:ascii="Times New Roman" w:hAnsi="Times New Roman" w:cs="Times New Roman"/>
+          <w:sz w:val="28"/>
+          <w:szCs w:val="28"/>
+          <w:lang w:val="en-US"/>
+        </w:rPr>
+        <w:t>:</w:t>
+      </w:r>
+    </w:p>
+    <w:p>
+      <w:pPr>
+        <w:spacing w:line="360" w:lineRule="auto"/>
+        <w:ind w:firstLine="709"/>
+        <w:jc w:val="both"/>
+        <w:rPr>
+          <w:rFonts w:ascii="Times New Roman" w:hAnsi="Times New Roman" w:cs="Times New Roman"/>
+          <w:sz w:val="28"/>
+          <w:szCs w:val="28"/>
+          <w:lang w:val="en-US"/>
+        </w:rPr>
+      </w:pPr>
+    </w:p>
+    <w:p>
+      <w:pPr>
+        <w:spacing w:line="360" w:lineRule="auto"/>
+        <w:ind w:firstLine="709"/>
+        <w:jc w:val="both"/>
+        <w:rPr>
+          <w:rFonts w:ascii="Times New Roman" w:hAnsi="Times New Roman" w:cs="Times New Roman"/>
+          <w:sz w:val="28"/>
+          <w:szCs w:val="28"/>
+          <w:lang w:val="en-US"/>
+        </w:rPr>
+      </w:pPr>
+      <w:r>
+        <w:rPr>
+          <w:rFonts w:ascii="Times New Roman" w:hAnsi="Times New Roman" w:cs="Times New Roman"/>
+          <w:position w:val="-38"/>
+          <w:sz w:val="28"/>
+          <w:szCs w:val="28"/>
+          <w:lang w:val="en-US"/>
+        </w:rPr>
+        <w:object w:dxaOrig="1740" w:dyaOrig="760" w14:anchorId="10B158E8">
+          <v:shape id="_x0000_i1083" type="#_x0000_t75" style="width:87.05pt;height:38.15pt" o:ole="">
+            <v:imagedata r:id="rId84" o:title=""/>
+          </v:shape>
+          <o:OLEObject Type="Embed" ProgID="Equation.DSMT4" ShapeID="_x0000_i1083" DrawAspect="Content" ObjectID="_1837841479" r:id="rId85"/>
+        </w:object>
+      </w:r>
+      <w:r>
+        <w:rPr>
+          <w:rFonts w:ascii="Times New Roman" w:hAnsi="Times New Roman" w:cs="Times New Roman"/>
+          <w:sz w:val="28"/>
+          <w:szCs w:val="28"/>
+          <w:lang w:val="en-US"/>
+        </w:rPr>
+        <w:t>.</w:t>
+      </w:r>
+    </w:p>
+    <w:p>
+      <w:pPr>
+        <w:spacing w:line="360" w:lineRule="auto"/>
+        <w:ind w:firstLine="709"/>
+        <w:jc w:val="both"/>
+        <w:rPr>
+          <w:rFonts w:ascii="Times New Roman" w:hAnsi="Times New Roman" w:cs="Times New Roman"/>
+          <w:sz w:val="28"/>
+          <w:szCs w:val="28"/>
+          <w:lang w:val="en-US"/>
+        </w:rPr>
+      </w:pPr>
+    </w:p>
+    <w:p>
+      <w:pPr>
+        <w:spacing w:line="360" w:lineRule="auto"/>
+        <w:ind w:firstLine="709"/>
+        <w:jc w:val="both"/>
+        <w:rPr>
+          <w:rFonts w:ascii="Times New Roman" w:hAnsi="Times New Roman" w:cs="Times New Roman"/>
+          <w:sz w:val="28"/>
+          <w:szCs w:val="28"/>
+        </w:rPr>
+      </w:pPr>
+      <w:r>
+        <w:rPr>
+          <w:rFonts w:ascii="Times New Roman" w:hAnsi="Times New Roman" w:cs="Times New Roman"/>
+          <w:sz w:val="28"/>
+          <w:szCs w:val="28"/>
+        </w:rPr>
+        <w:t>Если требуется перевод в месяцы:</w:t>
+      </w:r>
+    </w:p>
+    <w:p>
+      <w:pPr>
+        <w:spacing w:line="360" w:lineRule="auto"/>
+        <w:ind w:firstLine="709"/>
+        <w:jc w:val="both"/>
+        <w:rPr>
+          <w:rFonts w:ascii="Times New Roman" w:hAnsi="Times New Roman" w:cs="Times New Roman"/>
+          <w:sz w:val="28"/>
+          <w:szCs w:val="28"/>
+          <w:lang w:val="en-US"/>
+        </w:rPr>
+      </w:pPr>
+    </w:p>
+    <w:p>
+      <w:pPr>
+        <w:spacing w:line="360" w:lineRule="auto"/>
+        <w:ind w:firstLine="709"/>
+        <w:jc w:val="both"/>
+        <w:rPr>
+          <w:rFonts w:ascii="Times New Roman" w:hAnsi="Times New Roman" w:cs="Times New Roman"/>
+          <w:sz w:val="28"/>
+          <w:szCs w:val="28"/>
+          <w:lang w:val="en-US"/>
+        </w:rPr>
+      </w:pPr>
+      <w:r>
+        <w:rPr>
+          <w:rFonts w:ascii="Times New Roman" w:hAnsi="Times New Roman" w:cs="Times New Roman"/>
+          <w:position w:val="-38"/>
+          <w:sz w:val="28"/>
+          <w:szCs w:val="28"/>
+          <w:lang w:val="en-US"/>
+        </w:rPr>
+        <w:object w:dxaOrig="1900" w:dyaOrig="760" w14:anchorId="78AE3F1E">
+          <v:shape id="_x0000_i1086" type="#_x0000_t75" style="width:95.1pt;height:38.15pt" o:ole="">
+            <v:imagedata r:id="rId86" o:title=""/>
+          </v:shape>
+          <o:OLEObject Type="Embed" ProgID="Equation.DSMT4" ShapeID="_x0000_i1086" DrawAspect="Content" ObjectID="_1837841480" r:id="rId87"/>
+        </w:object>
+      </w:r>
+    </w:p>
+    <w:p>
+      <w:pPr>
+        <w:spacing w:line="360" w:lineRule="auto"/>
+        <w:ind w:firstLine="709"/>
+        <w:jc w:val="both"/>
+        <w:rPr>
+          <w:rFonts w:ascii="Times New Roman" w:hAnsi="Times New Roman" w:cs="Times New Roman"/>
+          <w:sz w:val="28"/>
+          <w:szCs w:val="28"/>
+          <w:lang w:val="en-US"/>
+        </w:rPr>
+      </w:pPr>
+    </w:p>
+    <w:p>
+      <w:pPr>
+        <w:spacing w:line="360" w:lineRule="auto"/>
+        <w:ind w:firstLine="709"/>
+        <w:jc w:val="both"/>
+        <w:rPr>
+          <w:rFonts w:ascii="Times New Roman" w:hAnsi="Times New Roman" w:cs="Times New Roman"/>
+          <w:sz w:val="28"/>
+          <w:szCs w:val="28"/>
+        </w:rPr>
+      </w:pPr>
+      <w:r>
+        <w:rPr>
+          <w:rFonts w:ascii="Times New Roman" w:hAnsi="Times New Roman" w:cs="Times New Roman"/>
+          <w:sz w:val="28"/>
+          <w:szCs w:val="28"/>
+        </w:rPr>
+        <w:t>Эта форма особенно удобна для инженерных расчётов и планирования технического</w:t>
+      </w:r>
+      <w:r>
+        <w:rPr>
+          <w:rFonts w:ascii="Times New Roman" w:hAnsi="Times New Roman" w:cs="Times New Roman"/>
+          <w:sz w:val="28"/>
+          <w:szCs w:val="28"/>
+        </w:rPr>
+        <w:t xml:space="preserve"> </w:t>
+      </w:r>
+      <w:r>
+        <w:rPr>
+          <w:rFonts w:ascii="Times New Roman" w:hAnsi="Times New Roman" w:cs="Times New Roman"/>
+          <w:sz w:val="28"/>
+          <w:szCs w:val="28"/>
+        </w:rPr>
+        <w:t xml:space="preserve">обслуживания. Она позволяет напрямую переходить от </w:t>
+      </w:r>
+      <w:proofErr w:type="spellStart"/>
+      <w:r>
+        <w:rPr>
+          <w:rFonts w:ascii="Times New Roman" w:hAnsi="Times New Roman" w:cs="Times New Roman"/>
+          <w:sz w:val="28"/>
+          <w:szCs w:val="28"/>
+        </w:rPr>
+        <w:t>импедансно</w:t>
+      </w:r>
+      <w:proofErr w:type="spellEnd"/>
+      <w:r>
+        <w:rPr>
+          <w:rFonts w:ascii="Times New Roman" w:hAnsi="Times New Roman" w:cs="Times New Roman"/>
+          <w:sz w:val="28"/>
+          <w:szCs w:val="28"/>
+        </w:rPr>
+        <w:t>-диагностического</w:t>
+      </w:r>
+      <w:r>
+        <w:rPr>
+          <w:rFonts w:ascii="Times New Roman" w:hAnsi="Times New Roman" w:cs="Times New Roman"/>
+          <w:sz w:val="28"/>
+          <w:szCs w:val="28"/>
+        </w:rPr>
+        <w:t xml:space="preserve"> </w:t>
+      </w:r>
+      <w:r>
+        <w:rPr>
+          <w:rFonts w:ascii="Times New Roman" w:hAnsi="Times New Roman" w:cs="Times New Roman"/>
+          <w:sz w:val="28"/>
+          <w:szCs w:val="28"/>
+        </w:rPr>
+        <w:t>состояния батареи к ожидаемому сроку её дальнейшей эксплуатации в календарном</w:t>
+      </w:r>
+      <w:r>
+        <w:rPr>
+          <w:rFonts w:ascii="Times New Roman" w:hAnsi="Times New Roman" w:cs="Times New Roman"/>
+          <w:sz w:val="28"/>
+          <w:szCs w:val="28"/>
+        </w:rPr>
+        <w:t xml:space="preserve"> </w:t>
+      </w:r>
+      <w:r>
+        <w:rPr>
+          <w:rFonts w:ascii="Times New Roman" w:hAnsi="Times New Roman" w:cs="Times New Roman"/>
+          <w:sz w:val="28"/>
+          <w:szCs w:val="28"/>
+        </w:rPr>
+        <w:t>времени.</w:t>
+      </w:r>
+    </w:p>
+    <w:p>
+      <w:pPr>
+        <w:spacing w:line="360" w:lineRule="auto"/>
+        <w:ind w:firstLine="709"/>
+        <w:jc w:val="both"/>
+        <w:rPr>
+          <w:rFonts w:ascii="Times New Roman" w:hAnsi="Times New Roman" w:cs="Times New Roman"/>
+          <w:sz w:val="28"/>
+          <w:szCs w:val="28"/>
+        </w:rPr>
+      </w:pPr>
+      <w:r>
+        <w:rPr>
+          <w:rFonts w:ascii="Times New Roman" w:hAnsi="Times New Roman" w:cs="Times New Roman"/>
+          <w:sz w:val="28"/>
+          <w:szCs w:val="28"/>
+        </w:rPr>
+        <w:t>Ниже приведена расчётно-экспериментальная зависимость, демонстрирующая переход от</w:t>
+      </w:r>
+      <w:r>
+        <w:rPr>
+          <w:rFonts w:ascii="Times New Roman" w:hAnsi="Times New Roman" w:cs="Times New Roman"/>
+          <w:sz w:val="28"/>
+          <w:szCs w:val="28"/>
+        </w:rPr>
+        <w:t xml:space="preserve"> </w:t>
+      </w:r>
+      <w:r>
+        <w:rPr>
+          <w:rFonts w:ascii="Times New Roman" w:hAnsi="Times New Roman" w:cs="Times New Roman"/>
+          <w:i/>
+          <w:iCs/>
+          <w:sz w:val="28"/>
+          <w:szCs w:val="28"/>
+          <w:lang w:val="en-US"/>
+        </w:rPr>
+        <w:t>RUL</w:t>
+      </w:r>
+      <w:r>
+        <w:rPr>
+          <w:rFonts w:ascii="Times New Roman" w:hAnsi="Times New Roman" w:cs="Times New Roman"/>
+          <w:sz w:val="28"/>
+          <w:szCs w:val="28"/>
+        </w:rPr>
+        <w:t xml:space="preserve"> </w:t>
+      </w:r>
+      <w:r>
+        <w:rPr>
+          <w:rFonts w:ascii="Times New Roman" w:hAnsi="Times New Roman" w:cs="Times New Roman"/>
+          <w:sz w:val="28"/>
+          <w:szCs w:val="28"/>
+        </w:rPr>
+        <w:t>в циклах к</w:t>
+      </w:r>
+      <w:r>
+        <w:rPr>
+          <w:rFonts w:ascii="Times New Roman" w:hAnsi="Times New Roman" w:cs="Times New Roman"/>
+          <w:sz w:val="28"/>
+          <w:szCs w:val="28"/>
+        </w:rPr>
+        <w:t xml:space="preserve"> </w:t>
+      </w:r>
+      <w:r>
+        <w:rPr>
+          <w:rFonts w:ascii="Times New Roman" w:hAnsi="Times New Roman" w:cs="Times New Roman"/>
+          <w:i/>
+          <w:iCs/>
+          <w:sz w:val="28"/>
+          <w:szCs w:val="28"/>
+          <w:lang w:val="en-US"/>
+        </w:rPr>
+        <w:t>RUL</w:t>
+      </w:r>
+      <w:r>
+        <w:rPr>
+          <w:rFonts w:ascii="Times New Roman" w:hAnsi="Times New Roman" w:cs="Times New Roman"/>
+          <w:sz w:val="28"/>
+          <w:szCs w:val="28"/>
+        </w:rPr>
+        <w:t xml:space="preserve"> </w:t>
+      </w:r>
+      <w:r>
+        <w:rPr>
+          <w:rFonts w:ascii="Times New Roman" w:hAnsi="Times New Roman" w:cs="Times New Roman"/>
+          <w:sz w:val="28"/>
+          <w:szCs w:val="28"/>
+        </w:rPr>
+        <w:t>во времени.</w:t>
+      </w:r>
+    </w:p>
+    <w:p>
+      <w:pPr>
+        <w:spacing w:line="360" w:lineRule="auto"/>
+        <w:ind w:firstLine="709"/>
+        <w:jc w:val="both"/>
+        <w:rPr>
+          <w:rFonts w:ascii="Times New Roman" w:hAnsi="Times New Roman" w:cs="Times New Roman"/>
+          <w:sz w:val="28"/>
+          <w:szCs w:val="28"/>
+          <w:lang w:val="en-US"/>
+        </w:rPr>
+      </w:pPr>
+    </w:p>
+    <w:p>
+      <w:pPr>
+        <w:spacing w:line="360" w:lineRule="auto"/>
+        <w:ind w:firstLine="709"/>
+        <w:jc w:val="both"/>
+        <w:rPr>
+          <w:rFonts w:ascii="Times New Roman" w:hAnsi="Times New Roman" w:cs="Times New Roman"/>
+          <w:sz w:val="28"/>
+          <w:szCs w:val="28"/>
+          <w:lang w:val="en-US"/>
+        </w:rPr>
+      </w:pPr>
+      <w:r>
+        <w:rPr>
+          <w:noProof/>
+        </w:rPr>
+        <w:lastRenderedPageBreak/>
+        <w:drawing>
+          <wp:inline distT="0" distB="0" distL="0" distR="0" wp14:anchorId="43C2EF96" wp14:editId="7B73898C">
+            <wp:extent cx="6119495" cy="3839210"/>
+            <wp:effectExtent l="0" t="0" r="0" b="8890"/>
+            <wp:docPr id="1128151985" name="Рисунок 2"/>
+            <wp:cNvGraphicFramePr>
+              <a:graphicFrameLocks xmlns:a="http://schemas.openxmlformats.org/drawingml/2006/main" noChangeAspect="1"/>
+            </wp:cNvGraphicFramePr>
+            <a:graphic xmlns:a="http://schemas.openxmlformats.org/drawingml/2006/main">
+              <a:graphicData uri="http://schemas.openxmlformats.org/drawingml/2006/picture">
+                <pic:pic xmlns:pic="http://schemas.openxmlformats.org/drawingml/2006/picture">
+                  <pic:nvPicPr>
+                    <pic:cNvPr id="0" name="Picture 63"/>
+                    <pic:cNvPicPr>
+                      <a:picLocks noChangeAspect="1" noChangeArrowheads="1"/>
+                    </pic:cNvPicPr>
+                  </pic:nvPicPr>
+                  <pic:blipFill>
+                    <a:blip r:embed="rId88" cstate="print">
+                      <a:extLst>
+                        <a:ext uri="{28A0092B-C50C-407E-A947-70E740481C1C}">
+                          <a14:useLocalDpi xmlns:a14="http://schemas.microsoft.com/office/drawing/2010/main" val="0"/>
+                        </a:ext>
+                      </a:extLst>
+                    </a:blip>
+                    <a:srcRect/>
+                    <a:stretch>
+                      <a:fillRect/>
+                    </a:stretch>
+                  </pic:blipFill>
+                  <pic:spPr bwMode="auto">
+                    <a:xfrm>
+                      <a:off x="0" y="0"/>
+                      <a:ext cx="6119495" cy="3839210"/>
+                    </a:xfrm>
+                    <a:prstGeom prst="rect">
+                      <a:avLst/>
+                    </a:prstGeom>
+                    <a:noFill/>
+                    <a:ln>
+                      <a:noFill/>
+                    </a:ln>
+                  </pic:spPr>
+                </pic:pic>
+              </a:graphicData>
+            </a:graphic>
+          </wp:inline>
+        </w:drawing>
+      </w:r>
+    </w:p>
+    <w:p>
+      <w:pPr>
+        <w:spacing w:line="360" w:lineRule="auto"/>
+        <w:ind w:firstLine="709"/>
+        <w:jc w:val="both"/>
+        <w:rPr>
+          <w:rFonts w:ascii="Times New Roman" w:hAnsi="Times New Roman" w:cs="Times New Roman"/>
+          <w:sz w:val="28"/>
+          <w:szCs w:val="28"/>
+        </w:rPr>
+      </w:pPr>
+      <w:r>
+        <w:rPr>
+          <w:rFonts w:ascii="Times New Roman" w:hAnsi="Times New Roman" w:cs="Times New Roman"/>
+          <w:sz w:val="28"/>
+          <w:szCs w:val="28"/>
+        </w:rPr>
+        <w:t>Рисунок 4.7 — Переход от прогноза</w:t>
+      </w:r>
+      <w:r>
+        <w:rPr>
+          <w:rFonts w:ascii="Times New Roman" w:hAnsi="Times New Roman" w:cs="Times New Roman"/>
+          <w:sz w:val="28"/>
+          <w:szCs w:val="28"/>
+        </w:rPr>
+        <w:t xml:space="preserve"> </w:t>
+      </w:r>
+      <w:r>
+        <w:rPr>
+          <w:rFonts w:ascii="Times New Roman" w:hAnsi="Times New Roman" w:cs="Times New Roman"/>
+          <w:i/>
+          <w:iCs/>
+          <w:sz w:val="28"/>
+          <w:szCs w:val="28"/>
+          <w:lang w:val="en-US"/>
+        </w:rPr>
+        <w:t>RUL</w:t>
+      </w:r>
+      <w:r>
+        <w:rPr>
+          <w:rFonts w:ascii="Times New Roman" w:hAnsi="Times New Roman" w:cs="Times New Roman"/>
+          <w:sz w:val="28"/>
+          <w:szCs w:val="28"/>
+        </w:rPr>
+        <w:t xml:space="preserve"> </w:t>
+      </w:r>
+      <w:r>
+        <w:rPr>
+          <w:rFonts w:ascii="Times New Roman" w:hAnsi="Times New Roman" w:cs="Times New Roman"/>
+          <w:sz w:val="28"/>
+          <w:szCs w:val="28"/>
+        </w:rPr>
+        <w:t>в циклах к прогнозу</w:t>
+      </w:r>
+      <w:r>
+        <w:rPr>
+          <w:rFonts w:ascii="Times New Roman" w:hAnsi="Times New Roman" w:cs="Times New Roman"/>
+          <w:sz w:val="28"/>
+          <w:szCs w:val="28"/>
+        </w:rPr>
+        <w:t xml:space="preserve"> </w:t>
+      </w:r>
+      <w:r>
+        <w:rPr>
+          <w:rFonts w:ascii="Times New Roman" w:hAnsi="Times New Roman" w:cs="Times New Roman"/>
+          <w:i/>
+          <w:iCs/>
+          <w:sz w:val="28"/>
+          <w:szCs w:val="28"/>
+          <w:lang w:val="en-US"/>
+        </w:rPr>
+        <w:t>RUL</w:t>
+      </w:r>
+      <w:r>
+        <w:rPr>
+          <w:rFonts w:ascii="Times New Roman" w:hAnsi="Times New Roman" w:cs="Times New Roman"/>
+          <w:sz w:val="28"/>
+          <w:szCs w:val="28"/>
+        </w:rPr>
+        <w:t xml:space="preserve"> </w:t>
+      </w:r>
+      <w:r>
+        <w:rPr>
+          <w:rFonts w:ascii="Times New Roman" w:hAnsi="Times New Roman" w:cs="Times New Roman"/>
+          <w:sz w:val="28"/>
+          <w:szCs w:val="28"/>
+        </w:rPr>
+        <w:t>во времени</w:t>
+      </w:r>
+    </w:p>
+    <w:p>
+      <w:pPr>
+        <w:spacing w:line="360" w:lineRule="auto"/>
+        <w:ind w:firstLine="709"/>
+        <w:jc w:val="both"/>
+        <w:rPr>
+          <w:rFonts w:ascii="Times New Roman" w:hAnsi="Times New Roman" w:cs="Times New Roman"/>
+          <w:sz w:val="28"/>
+          <w:szCs w:val="28"/>
+          <w:lang w:val="en-US"/>
+        </w:rPr>
+      </w:pPr>
+    </w:p>
+    <w:p>
+      <w:pPr>
+        <w:spacing w:line="360" w:lineRule="auto"/>
+        <w:ind w:firstLine="709"/>
+        <w:jc w:val="both"/>
+        <w:rPr>
+          <w:rFonts w:ascii="Times New Roman" w:hAnsi="Times New Roman" w:cs="Times New Roman"/>
+          <w:sz w:val="28"/>
+          <w:szCs w:val="28"/>
+          <w:lang w:val="en-US"/>
+        </w:rPr>
+      </w:pPr>
+      <w:r>
+        <w:rPr>
+          <w:rFonts w:ascii="Times New Roman" w:hAnsi="Times New Roman" w:cs="Times New Roman"/>
+          <w:sz w:val="28"/>
+          <w:szCs w:val="28"/>
+        </w:rPr>
+        <w:t>На рисунке показана зависимость остаточного ресурса в сутках от интенсивности</w:t>
+      </w:r>
+      <w:r>
+        <w:rPr>
+          <w:rFonts w:ascii="Times New Roman" w:hAnsi="Times New Roman" w:cs="Times New Roman"/>
+          <w:sz w:val="28"/>
+          <w:szCs w:val="28"/>
+        </w:rPr>
+        <w:t xml:space="preserve"> </w:t>
+      </w:r>
+      <w:r>
+        <w:rPr>
+          <w:rFonts w:ascii="Times New Roman" w:hAnsi="Times New Roman" w:cs="Times New Roman"/>
+          <w:sz w:val="28"/>
+          <w:szCs w:val="28"/>
+        </w:rPr>
+        <w:t>эквивалентного циклирования для нескольких эксплуатационных сценариев. Видно, что даже</w:t>
+      </w:r>
+      <w:r>
+        <w:rPr>
+          <w:rFonts w:ascii="Times New Roman" w:hAnsi="Times New Roman" w:cs="Times New Roman"/>
+          <w:sz w:val="28"/>
+          <w:szCs w:val="28"/>
+        </w:rPr>
+        <w:t xml:space="preserve"> </w:t>
+      </w:r>
+      <w:r>
+        <w:rPr>
+          <w:rFonts w:ascii="Times New Roman" w:hAnsi="Times New Roman" w:cs="Times New Roman"/>
+          <w:sz w:val="28"/>
+          <w:szCs w:val="28"/>
+        </w:rPr>
+        <w:t>при одинаковом ресурсе в циклах срок службы во времени резко сокращается при росте</w:t>
+      </w:r>
+      <w:r>
+        <w:rPr>
+          <w:rFonts w:ascii="Times New Roman" w:hAnsi="Times New Roman" w:cs="Times New Roman"/>
+          <w:sz w:val="28"/>
+          <w:szCs w:val="28"/>
+        </w:rPr>
+        <w:t xml:space="preserve"> </w:t>
+      </w:r>
+      <w:r>
+        <w:rPr>
+          <w:rFonts w:ascii="Times New Roman" w:hAnsi="Times New Roman" w:cs="Times New Roman"/>
+          <w:sz w:val="28"/>
+          <w:szCs w:val="28"/>
+        </w:rPr>
+        <w:t>числа эквивалентных циклов в сутки. Для тяжёлого режима зависимость располагается ниже,</w:t>
+      </w:r>
+      <w:r>
+        <w:rPr>
+          <w:rFonts w:ascii="Times New Roman" w:hAnsi="Times New Roman" w:cs="Times New Roman"/>
+          <w:sz w:val="28"/>
+          <w:szCs w:val="28"/>
+        </w:rPr>
+        <w:t xml:space="preserve"> </w:t>
+      </w:r>
+      <w:r>
+        <w:rPr>
+          <w:rFonts w:ascii="Times New Roman" w:hAnsi="Times New Roman" w:cs="Times New Roman"/>
+          <w:sz w:val="28"/>
+          <w:szCs w:val="28"/>
+        </w:rPr>
+        <w:t>что соответствует более быстрому исчерпанию ресурса.</w:t>
+      </w:r>
+    </w:p>
+    <w:p>
+      <w:pPr>
+        <w:spacing w:line="360" w:lineRule="auto"/>
+        <w:ind w:firstLine="709"/>
+        <w:jc w:val="both"/>
+        <w:rPr>
+          <w:rFonts w:ascii="Times New Roman" w:hAnsi="Times New Roman" w:cs="Times New Roman"/>
+          <w:sz w:val="28"/>
+          <w:szCs w:val="28"/>
+        </w:rPr>
+      </w:pPr>
+      <w:r>
+        <w:rPr>
+          <w:rFonts w:ascii="Times New Roman" w:hAnsi="Times New Roman" w:cs="Times New Roman"/>
+          <w:sz w:val="28"/>
+          <w:szCs w:val="28"/>
+        </w:rPr>
+        <w:t xml:space="preserve">Научная ценность рисунка состоит в том, что он формализует переход от лабораторно-понятной величины «число циклов» к </w:t>
+      </w:r>
+      <w:proofErr w:type="spellStart"/>
+      <w:r>
+        <w:rPr>
+          <w:rFonts w:ascii="Times New Roman" w:hAnsi="Times New Roman" w:cs="Times New Roman"/>
+          <w:sz w:val="28"/>
+          <w:szCs w:val="28"/>
+        </w:rPr>
+        <w:t>эксплуатационно</w:t>
+      </w:r>
+      <w:proofErr w:type="spellEnd"/>
+      <w:r>
+        <w:rPr>
+          <w:rFonts w:ascii="Times New Roman" w:hAnsi="Times New Roman" w:cs="Times New Roman"/>
+          <w:sz w:val="28"/>
+          <w:szCs w:val="28"/>
+        </w:rPr>
+        <w:t xml:space="preserve"> значимой величине «оставшееся</w:t>
+      </w:r>
+      <w:r>
+        <w:rPr>
+          <w:rFonts w:ascii="Times New Roman" w:hAnsi="Times New Roman" w:cs="Times New Roman"/>
+          <w:sz w:val="28"/>
+          <w:szCs w:val="28"/>
+        </w:rPr>
+        <w:t xml:space="preserve"> </w:t>
+      </w:r>
+      <w:r>
+        <w:rPr>
+          <w:rFonts w:ascii="Times New Roman" w:hAnsi="Times New Roman" w:cs="Times New Roman"/>
+          <w:sz w:val="28"/>
+          <w:szCs w:val="28"/>
+        </w:rPr>
+        <w:t>время службы». Практическая значимость заключается в прямой применимости графика для</w:t>
+      </w:r>
+      <w:r>
+        <w:rPr>
+          <w:rFonts w:ascii="Times New Roman" w:hAnsi="Times New Roman" w:cs="Times New Roman"/>
+          <w:sz w:val="28"/>
+          <w:szCs w:val="28"/>
+        </w:rPr>
+        <w:t xml:space="preserve"> </w:t>
+      </w:r>
+      <w:r>
+        <w:rPr>
+          <w:rFonts w:ascii="Times New Roman" w:hAnsi="Times New Roman" w:cs="Times New Roman"/>
+          <w:sz w:val="28"/>
+          <w:szCs w:val="28"/>
+        </w:rPr>
+        <w:t>планирования эксплуатации, замены батареи и оценки оставшегося периода безопасной</w:t>
+      </w:r>
+      <w:r>
+        <w:rPr>
+          <w:rFonts w:ascii="Times New Roman" w:hAnsi="Times New Roman" w:cs="Times New Roman"/>
+          <w:sz w:val="28"/>
+          <w:szCs w:val="28"/>
+        </w:rPr>
+        <w:t xml:space="preserve"> </w:t>
+      </w:r>
+      <w:r>
+        <w:rPr>
+          <w:rFonts w:ascii="Times New Roman" w:hAnsi="Times New Roman" w:cs="Times New Roman"/>
+          <w:sz w:val="28"/>
+          <w:szCs w:val="28"/>
+        </w:rPr>
+        <w:t>работы подвижного состава.</w:t>
+      </w:r>
+    </w:p>
+    <w:p>
+      <w:pPr>
+        <w:spacing w:line="360" w:lineRule="auto"/>
+        <w:ind w:firstLine="709"/>
+        <w:jc w:val="both"/>
+        <w:rPr>
+          <w:rFonts w:ascii="Times New Roman" w:hAnsi="Times New Roman" w:cs="Times New Roman"/>
+          <w:sz w:val="28"/>
+          <w:szCs w:val="28"/>
+          <w:lang w:val="en-US"/>
+        </w:rPr>
+      </w:pPr>
+    </w:p>
+    <w:p>
+      <w:pPr>
+        <w:spacing w:line="360" w:lineRule="auto"/>
+        <w:ind w:firstLine="709"/>
+        <w:jc w:val="both"/>
+        <w:rPr>
+          <w:rFonts w:ascii="Times New Roman" w:hAnsi="Times New Roman" w:cs="Times New Roman"/>
+          <w:sz w:val="28"/>
+          <w:szCs w:val="28"/>
+        </w:rPr>
+      </w:pPr>
+      <w:r>
+        <w:rPr>
+          <w:rFonts w:ascii="Times New Roman" w:hAnsi="Times New Roman" w:cs="Times New Roman"/>
+          <w:sz w:val="28"/>
+          <w:szCs w:val="28"/>
+        </w:rPr>
+        <w:lastRenderedPageBreak/>
+        <w:t>Таблица 4.6</w:t>
+      </w:r>
+      <w:r>
+        <w:rPr>
+          <w:rFonts w:ascii="Times New Roman" w:hAnsi="Times New Roman" w:cs="Times New Roman"/>
+          <w:sz w:val="28"/>
+          <w:szCs w:val="28"/>
+        </w:rPr>
+        <w:t xml:space="preserve"> – </w:t>
+      </w:r>
+      <w:r>
+        <w:rPr>
+          <w:rFonts w:ascii="Times New Roman" w:hAnsi="Times New Roman" w:cs="Times New Roman"/>
+          <w:sz w:val="28"/>
+          <w:szCs w:val="28"/>
+        </w:rPr>
+        <w:t xml:space="preserve">Расчётно-экспериментальный перевод остаточного ресурса из циклов </w:t>
+      </w:r>
+      <w:proofErr w:type="gramStart"/>
+      <w:r>
+        <w:rPr>
+          <w:rFonts w:ascii="Times New Roman" w:hAnsi="Times New Roman" w:cs="Times New Roman"/>
+          <w:sz w:val="28"/>
+          <w:szCs w:val="28"/>
+        </w:rPr>
+        <w:t>во время</w:t>
+      </w:r>
+      <w:proofErr w:type="gramEnd"/>
+    </w:p>
+    <w:p>
+      <w:pPr>
+        <w:spacing w:line="360" w:lineRule="auto"/>
+        <w:ind w:firstLine="709"/>
+        <w:jc w:val="both"/>
+        <w:rPr>
+          <w:rFonts w:ascii="Times New Roman" w:hAnsi="Times New Roman" w:cs="Times New Roman"/>
+          <w:sz w:val="28"/>
+          <w:szCs w:val="28"/>
+          <w:lang w:val="en-US"/>
+        </w:rPr>
+      </w:pPr>
+    </w:p>
+    <w:tbl>
+      <w:tblPr>
+        <w:tblStyle w:val="ac"/>
+        <w:tblW w:w="0" w:type="auto"/>
+        <w:tblLook w:val="04A0" w:firstRow="1" w:lastRow="0" w:firstColumn="1" w:lastColumn="0" w:noHBand="0" w:noVBand="1"/>
+      </w:tblPr>
+      <w:tblGrid>
+        <w:gridCol w:w="3209"/>
+        <w:gridCol w:w="3209"/>
+        <w:gridCol w:w="3209"/>
+      </w:tblGrid>
+      <w:tr>
+        <w:tc>
+          <w:tcPr>
+            <w:tcW w:w="3209" w:type="dxa"/>
+          </w:tcPr>
+          <w:p>
+            <w:pPr>
+              <w:spacing w:line="360" w:lineRule="auto"/>
+              <w:jc w:val="both"/>
+              <w:rPr>
+                <w:rFonts w:ascii="Times New Roman" w:hAnsi="Times New Roman" w:cs="Times New Roman"/>
+                <w:sz w:val="28"/>
+                <w:szCs w:val="28"/>
+                <w:lang w:val="en-US"/>
+              </w:rPr>
+            </w:pPr>
+            <w:proofErr w:type="spellStart"/>
+            <w:r>
+              <w:rPr>
+                <w:rFonts w:ascii="Times New Roman" w:hAnsi="Times New Roman" w:cs="Times New Roman"/>
+                <w:sz w:val="28"/>
+                <w:szCs w:val="28"/>
+                <w:lang w:val="en-US"/>
+              </w:rPr>
+              <w:t>Эквивалентные</w:t>
+            </w:r>
+            <w:proofErr w:type="spellEnd"/>
+          </w:p>
+          <w:p>
+            <w:pPr>
+              <w:spacing w:line="360" w:lineRule="auto"/>
+              <w:jc w:val="both"/>
+              <w:rPr>
+                <w:rFonts w:ascii="Times New Roman" w:hAnsi="Times New Roman" w:cs="Times New Roman"/>
+                <w:sz w:val="28"/>
+                <w:szCs w:val="28"/>
+                <w:lang w:val="en-US"/>
+              </w:rPr>
+            </w:pPr>
+            <w:proofErr w:type="spellStart"/>
+            <w:r>
+              <w:rPr>
+                <w:rFonts w:ascii="Times New Roman" w:hAnsi="Times New Roman" w:cs="Times New Roman"/>
+                <w:sz w:val="28"/>
+                <w:szCs w:val="28"/>
+                <w:lang w:val="en-US"/>
+              </w:rPr>
+              <w:t>циклы</w:t>
+            </w:r>
+            <w:proofErr w:type="spellEnd"/>
+            <w:r>
+              <w:rPr>
+                <w:rFonts w:ascii="Times New Roman" w:hAnsi="Times New Roman" w:cs="Times New Roman"/>
+                <w:sz w:val="28"/>
+                <w:szCs w:val="28"/>
+                <w:lang w:val="en-US"/>
+              </w:rPr>
+              <w:t xml:space="preserve"> в сутки</w:t>
+            </w:r>
+          </w:p>
+        </w:tc>
+        <w:tc>
+          <w:tcPr>
+            <w:tcW w:w="3209" w:type="dxa"/>
+          </w:tcPr>
+          <w:p>
+            <w:pPr>
+              <w:spacing w:line="360" w:lineRule="auto"/>
+              <w:jc w:val="both"/>
+              <w:rPr>
+                <w:rFonts w:ascii="Times New Roman" w:hAnsi="Times New Roman" w:cs="Times New Roman"/>
+                <w:sz w:val="28"/>
+                <w:szCs w:val="28"/>
+              </w:rPr>
+            </w:pPr>
+            <w:proofErr w:type="spellStart"/>
+            <w:r>
+              <w:rPr>
+                <w:rFonts w:ascii="Times New Roman" w:hAnsi="Times New Roman" w:cs="Times New Roman"/>
+                <w:i/>
+                <w:iCs/>
+                <w:sz w:val="28"/>
+                <w:szCs w:val="28"/>
+                <w:lang w:val="en-US"/>
+              </w:rPr>
+              <w:t>RUL</w:t>
+            </w:r>
+            <w:r>
+              <w:rPr>
+                <w:rFonts w:ascii="Times New Roman" w:hAnsi="Times New Roman" w:cs="Times New Roman"/>
+                <w:i/>
+                <w:iCs/>
+                <w:sz w:val="28"/>
+                <w:szCs w:val="28"/>
+                <w:vertAlign w:val="subscript"/>
+                <w:lang w:val="en-US"/>
+              </w:rPr>
+              <w:t>t</w:t>
+            </w:r>
+            <w:proofErr w:type="spellEnd"/>
+            <w:r>
+              <w:rPr>
+                <w:rFonts w:ascii="Times New Roman" w:hAnsi="Times New Roman" w:cs="Times New Roman"/>
+                <w:sz w:val="28"/>
+                <w:szCs w:val="28"/>
+              </w:rPr>
+              <w:t xml:space="preserve">, </w:t>
+            </w:r>
+            <w:r>
+              <w:rPr>
+                <w:rFonts w:ascii="Times New Roman" w:hAnsi="Times New Roman" w:cs="Times New Roman"/>
+                <w:sz w:val="28"/>
+                <w:szCs w:val="28"/>
+              </w:rPr>
+              <w:t>сутки, базовый</w:t>
+            </w:r>
+            <w:r>
+              <w:rPr>
+                <w:rFonts w:ascii="Times New Roman" w:hAnsi="Times New Roman" w:cs="Times New Roman"/>
+                <w:sz w:val="28"/>
+                <w:szCs w:val="28"/>
+              </w:rPr>
+              <w:t xml:space="preserve"> </w:t>
+            </w:r>
+            <w:r>
+              <w:rPr>
+                <w:rFonts w:ascii="Times New Roman" w:hAnsi="Times New Roman" w:cs="Times New Roman"/>
+                <w:sz w:val="28"/>
+                <w:szCs w:val="28"/>
+              </w:rPr>
+              <w:t>режим</w:t>
+            </w:r>
+            <w:r>
+              <w:rPr>
+                <w:rFonts w:ascii="Times New Roman" w:hAnsi="Times New Roman" w:cs="Times New Roman"/>
+                <w:sz w:val="28"/>
+                <w:szCs w:val="28"/>
+              </w:rPr>
+              <w:t xml:space="preserve"> (</w:t>
+            </w:r>
+            <w:r>
+              <w:rPr>
+                <w:rFonts w:ascii="Times New Roman" w:hAnsi="Times New Roman" w:cs="Times New Roman"/>
+                <w:i/>
+                <w:iCs/>
+                <w:sz w:val="28"/>
+                <w:szCs w:val="28"/>
+                <w:lang w:val="en-US"/>
+              </w:rPr>
+              <w:t>RUL</w:t>
+            </w:r>
+            <w:r>
+              <w:rPr>
+                <w:rFonts w:ascii="Times New Roman" w:hAnsi="Times New Roman" w:cs="Times New Roman"/>
+                <w:i/>
+                <w:iCs/>
+                <w:sz w:val="28"/>
+                <w:szCs w:val="28"/>
+                <w:vertAlign w:val="subscript"/>
+                <w:lang w:val="en-US"/>
+              </w:rPr>
+              <w:t>N</w:t>
+            </w:r>
+            <w:r>
+              <w:rPr>
+                <w:rFonts w:ascii="Times New Roman" w:hAnsi="Times New Roman" w:cs="Times New Roman"/>
+                <w:sz w:val="28"/>
+                <w:szCs w:val="28"/>
+              </w:rPr>
+              <w:t xml:space="preserve"> = 1800)</w:t>
+            </w:r>
+          </w:p>
+        </w:tc>
+        <w:tc>
+          <w:tcPr>
+            <w:tcW w:w="3209" w:type="dxa"/>
+          </w:tcPr>
+          <w:p>
+            <w:pPr>
+              <w:spacing w:line="360" w:lineRule="auto"/>
+              <w:jc w:val="both"/>
+              <w:rPr>
+                <w:rFonts w:ascii="Times New Roman" w:hAnsi="Times New Roman" w:cs="Times New Roman"/>
+                <w:sz w:val="28"/>
+                <w:szCs w:val="28"/>
+              </w:rPr>
+            </w:pPr>
+            <w:proofErr w:type="spellStart"/>
+            <w:r>
+              <w:rPr>
+                <w:rFonts w:ascii="Times New Roman" w:hAnsi="Times New Roman" w:cs="Times New Roman"/>
+                <w:i/>
+                <w:iCs/>
+                <w:sz w:val="28"/>
+                <w:szCs w:val="28"/>
+                <w:lang w:val="en-US"/>
+              </w:rPr>
+              <w:t>RUL</w:t>
+            </w:r>
+            <w:r>
+              <w:rPr>
+                <w:rFonts w:ascii="Times New Roman" w:hAnsi="Times New Roman" w:cs="Times New Roman"/>
+                <w:i/>
+                <w:iCs/>
+                <w:sz w:val="28"/>
+                <w:szCs w:val="28"/>
+                <w:vertAlign w:val="subscript"/>
+                <w:lang w:val="en-US"/>
+              </w:rPr>
+              <w:t>t</w:t>
+            </w:r>
+            <w:proofErr w:type="spellEnd"/>
+            <w:r>
+              <w:rPr>
+                <w:rFonts w:ascii="Times New Roman" w:hAnsi="Times New Roman" w:cs="Times New Roman"/>
+                <w:sz w:val="28"/>
+                <w:szCs w:val="28"/>
+              </w:rPr>
+              <w:t xml:space="preserve">, </w:t>
+            </w:r>
+            <w:r>
+              <w:rPr>
+                <w:rFonts w:ascii="Times New Roman" w:hAnsi="Times New Roman" w:cs="Times New Roman"/>
+                <w:sz w:val="28"/>
+                <w:szCs w:val="28"/>
+              </w:rPr>
+              <w:t>сутки, переменная</w:t>
+            </w:r>
+            <w:r>
+              <w:rPr>
+                <w:rFonts w:ascii="Times New Roman" w:hAnsi="Times New Roman" w:cs="Times New Roman"/>
+                <w:sz w:val="28"/>
+                <w:szCs w:val="28"/>
+              </w:rPr>
+              <w:t xml:space="preserve"> </w:t>
+            </w:r>
+            <w:r>
+              <w:rPr>
+                <w:rFonts w:ascii="Times New Roman" w:hAnsi="Times New Roman" w:cs="Times New Roman"/>
+                <w:sz w:val="28"/>
+                <w:szCs w:val="28"/>
+              </w:rPr>
+              <w:t>температура</w:t>
+            </w:r>
+            <w:r>
+              <w:rPr>
+                <w:rFonts w:ascii="Times New Roman" w:hAnsi="Times New Roman" w:cs="Times New Roman"/>
+                <w:sz w:val="28"/>
+                <w:szCs w:val="28"/>
+              </w:rPr>
+              <w:t xml:space="preserve"> (</w:t>
+            </w:r>
+            <w:r>
+              <w:rPr>
+                <w:rFonts w:ascii="Times New Roman" w:hAnsi="Times New Roman" w:cs="Times New Roman"/>
+                <w:i/>
+                <w:iCs/>
+                <w:sz w:val="28"/>
+                <w:szCs w:val="28"/>
+                <w:lang w:val="en-US"/>
+              </w:rPr>
+              <w:t>RUL</w:t>
+            </w:r>
+            <w:r>
+              <w:rPr>
+                <w:rFonts w:ascii="Times New Roman" w:hAnsi="Times New Roman" w:cs="Times New Roman"/>
+                <w:i/>
+                <w:iCs/>
+                <w:sz w:val="28"/>
+                <w:szCs w:val="28"/>
+                <w:vertAlign w:val="subscript"/>
+                <w:lang w:val="en-US"/>
+              </w:rPr>
+              <w:t>N</w:t>
+            </w:r>
+            <w:r>
+              <w:rPr>
+                <w:rFonts w:ascii="Times New Roman" w:hAnsi="Times New Roman" w:cs="Times New Roman"/>
+                <w:sz w:val="28"/>
+                <w:szCs w:val="28"/>
+              </w:rPr>
+              <w:t xml:space="preserve"> = 1500)</w:t>
+            </w:r>
+          </w:p>
+        </w:tc>
+      </w:tr>
+      <w:tr>
+        <w:tc>
+          <w:tcPr>
+            <w:tcW w:w="3209" w:type="dxa"/>
+          </w:tcPr>
+          <w:p>
+            <w:pPr>
+              <w:spacing w:line="360" w:lineRule="auto"/>
+              <w:jc w:val="both"/>
+              <w:rPr>
+                <w:rFonts w:ascii="Times New Roman" w:hAnsi="Times New Roman" w:cs="Times New Roman"/>
+                <w:sz w:val="28"/>
+                <w:szCs w:val="28"/>
+              </w:rPr>
+            </w:pPr>
+            <w:r>
+              <w:rPr>
+                <w:rFonts w:ascii="Times New Roman" w:hAnsi="Times New Roman" w:cs="Times New Roman"/>
+                <w:sz w:val="28"/>
+                <w:szCs w:val="28"/>
+              </w:rPr>
+              <w:t>0.8</w:t>
+            </w:r>
+          </w:p>
+        </w:tc>
+        <w:tc>
+          <w:tcPr>
+            <w:tcW w:w="3209" w:type="dxa"/>
+          </w:tcPr>
+          <w:p>
+            <w:pPr>
+              <w:spacing w:line="360" w:lineRule="auto"/>
+              <w:jc w:val="both"/>
+              <w:rPr>
+                <w:rFonts w:ascii="Times New Roman" w:hAnsi="Times New Roman" w:cs="Times New Roman"/>
+                <w:sz w:val="28"/>
+                <w:szCs w:val="28"/>
+              </w:rPr>
+            </w:pPr>
+            <w:r>
+              <w:rPr>
+                <w:rFonts w:ascii="Times New Roman" w:hAnsi="Times New Roman" w:cs="Times New Roman"/>
+                <w:sz w:val="28"/>
+                <w:szCs w:val="28"/>
+              </w:rPr>
+              <w:t>2250</w:t>
+            </w:r>
+          </w:p>
+        </w:tc>
+        <w:tc>
+          <w:tcPr>
+            <w:tcW w:w="3209" w:type="dxa"/>
+          </w:tcPr>
+          <w:p>
+            <w:pPr>
+              <w:spacing w:line="360" w:lineRule="auto"/>
+              <w:jc w:val="both"/>
+              <w:rPr>
+                <w:rFonts w:ascii="Times New Roman" w:hAnsi="Times New Roman" w:cs="Times New Roman"/>
+                <w:sz w:val="28"/>
+                <w:szCs w:val="28"/>
+              </w:rPr>
+            </w:pPr>
+            <w:r>
+              <w:rPr>
+                <w:rFonts w:ascii="Times New Roman" w:hAnsi="Times New Roman" w:cs="Times New Roman"/>
+                <w:sz w:val="28"/>
+                <w:szCs w:val="28"/>
+              </w:rPr>
+              <w:t>1875</w:t>
+            </w:r>
+          </w:p>
+        </w:tc>
+      </w:tr>
+      <w:tr>
+        <w:tc>
+          <w:tcPr>
+            <w:tcW w:w="3209" w:type="dxa"/>
+          </w:tcPr>
+          <w:p>
+            <w:pPr>
+              <w:spacing w:line="360" w:lineRule="auto"/>
+              <w:jc w:val="both"/>
+              <w:rPr>
+                <w:rFonts w:ascii="Times New Roman" w:hAnsi="Times New Roman" w:cs="Times New Roman"/>
+                <w:sz w:val="28"/>
+                <w:szCs w:val="28"/>
+              </w:rPr>
+            </w:pPr>
+            <w:r>
+              <w:rPr>
+                <w:rFonts w:ascii="Times New Roman" w:hAnsi="Times New Roman" w:cs="Times New Roman"/>
+                <w:sz w:val="28"/>
+                <w:szCs w:val="28"/>
+              </w:rPr>
+              <w:t>1.5</w:t>
+            </w:r>
+          </w:p>
+        </w:tc>
+        <w:tc>
+          <w:tcPr>
+            <w:tcW w:w="3209" w:type="dxa"/>
+          </w:tcPr>
+          <w:p>
+            <w:pPr>
+              <w:spacing w:line="360" w:lineRule="auto"/>
+              <w:jc w:val="both"/>
+              <w:rPr>
+                <w:rFonts w:ascii="Times New Roman" w:hAnsi="Times New Roman" w:cs="Times New Roman"/>
+                <w:sz w:val="28"/>
+                <w:szCs w:val="28"/>
+              </w:rPr>
+            </w:pPr>
+            <w:r>
+              <w:rPr>
+                <w:rFonts w:ascii="Times New Roman" w:hAnsi="Times New Roman" w:cs="Times New Roman"/>
+                <w:sz w:val="28"/>
+                <w:szCs w:val="28"/>
+              </w:rPr>
+              <w:t>1200</w:t>
+            </w:r>
+          </w:p>
+        </w:tc>
+        <w:tc>
+          <w:tcPr>
+            <w:tcW w:w="3209" w:type="dxa"/>
+          </w:tcPr>
+          <w:p>
+            <w:pPr>
+              <w:spacing w:line="360" w:lineRule="auto"/>
+              <w:jc w:val="both"/>
+              <w:rPr>
+                <w:rFonts w:ascii="Times New Roman" w:hAnsi="Times New Roman" w:cs="Times New Roman"/>
+                <w:sz w:val="28"/>
+                <w:szCs w:val="28"/>
+              </w:rPr>
+            </w:pPr>
+            <w:r>
+              <w:rPr>
+                <w:rFonts w:ascii="Times New Roman" w:hAnsi="Times New Roman" w:cs="Times New Roman"/>
+                <w:sz w:val="28"/>
+                <w:szCs w:val="28"/>
+              </w:rPr>
+              <w:t>1000</w:t>
+            </w:r>
+          </w:p>
+        </w:tc>
+      </w:tr>
+      <w:tr>
+        <w:tc>
+          <w:tcPr>
+            <w:tcW w:w="3209" w:type="dxa"/>
+          </w:tcPr>
+          <w:p>
+            <w:pPr>
+              <w:spacing w:line="360" w:lineRule="auto"/>
+              <w:jc w:val="both"/>
+              <w:rPr>
+                <w:rFonts w:ascii="Times New Roman" w:hAnsi="Times New Roman" w:cs="Times New Roman"/>
+                <w:sz w:val="28"/>
+                <w:szCs w:val="28"/>
+              </w:rPr>
+            </w:pPr>
+            <w:r>
+              <w:rPr>
+                <w:rFonts w:ascii="Times New Roman" w:hAnsi="Times New Roman" w:cs="Times New Roman"/>
+                <w:sz w:val="28"/>
+                <w:szCs w:val="28"/>
+              </w:rPr>
+              <w:t>2.5</w:t>
+            </w:r>
+          </w:p>
+        </w:tc>
+        <w:tc>
+          <w:tcPr>
+            <w:tcW w:w="3209" w:type="dxa"/>
+          </w:tcPr>
+          <w:p>
+            <w:pPr>
+              <w:spacing w:line="360" w:lineRule="auto"/>
+              <w:jc w:val="both"/>
+              <w:rPr>
+                <w:rFonts w:ascii="Times New Roman" w:hAnsi="Times New Roman" w:cs="Times New Roman"/>
+                <w:sz w:val="28"/>
+                <w:szCs w:val="28"/>
+              </w:rPr>
+            </w:pPr>
+            <w:r>
+              <w:rPr>
+                <w:rFonts w:ascii="Times New Roman" w:hAnsi="Times New Roman" w:cs="Times New Roman"/>
+                <w:sz w:val="28"/>
+                <w:szCs w:val="28"/>
+              </w:rPr>
+              <w:t>720</w:t>
+            </w:r>
+          </w:p>
+        </w:tc>
+        <w:tc>
+          <w:tcPr>
+            <w:tcW w:w="3209" w:type="dxa"/>
+          </w:tcPr>
+          <w:p>
+            <w:pPr>
+              <w:spacing w:line="360" w:lineRule="auto"/>
+              <w:jc w:val="both"/>
+              <w:rPr>
+                <w:rFonts w:ascii="Times New Roman" w:hAnsi="Times New Roman" w:cs="Times New Roman"/>
+                <w:sz w:val="28"/>
+                <w:szCs w:val="28"/>
+              </w:rPr>
+            </w:pPr>
+            <w:r>
+              <w:rPr>
+                <w:rFonts w:ascii="Times New Roman" w:hAnsi="Times New Roman" w:cs="Times New Roman"/>
+                <w:sz w:val="28"/>
+                <w:szCs w:val="28"/>
+              </w:rPr>
+              <w:t>600</w:t>
+            </w:r>
+          </w:p>
+        </w:tc>
+      </w:tr>
+      <w:tr>
+        <w:tc>
+          <w:tcPr>
+            <w:tcW w:w="3209" w:type="dxa"/>
+          </w:tcPr>
+          <w:p>
+            <w:pPr>
+              <w:spacing w:line="360" w:lineRule="auto"/>
+              <w:jc w:val="both"/>
+              <w:rPr>
+                <w:rFonts w:ascii="Times New Roman" w:hAnsi="Times New Roman" w:cs="Times New Roman"/>
+                <w:sz w:val="28"/>
+                <w:szCs w:val="28"/>
+              </w:rPr>
+            </w:pPr>
+            <w:r>
+              <w:rPr>
+                <w:rFonts w:ascii="Times New Roman" w:hAnsi="Times New Roman" w:cs="Times New Roman"/>
+                <w:sz w:val="28"/>
+                <w:szCs w:val="28"/>
+              </w:rPr>
+              <w:t>3.5</w:t>
+            </w:r>
+          </w:p>
+        </w:tc>
+        <w:tc>
+          <w:tcPr>
+            <w:tcW w:w="3209" w:type="dxa"/>
+          </w:tcPr>
+          <w:p>
+            <w:pPr>
+              <w:spacing w:line="360" w:lineRule="auto"/>
+              <w:jc w:val="both"/>
+              <w:rPr>
+                <w:rFonts w:ascii="Times New Roman" w:hAnsi="Times New Roman" w:cs="Times New Roman"/>
+                <w:sz w:val="28"/>
+                <w:szCs w:val="28"/>
+              </w:rPr>
+            </w:pPr>
+            <w:r>
+              <w:rPr>
+                <w:rFonts w:ascii="Times New Roman" w:hAnsi="Times New Roman" w:cs="Times New Roman"/>
+                <w:sz w:val="28"/>
+                <w:szCs w:val="28"/>
+              </w:rPr>
+              <w:t>514</w:t>
+            </w:r>
+          </w:p>
+        </w:tc>
+        <w:tc>
+          <w:tcPr>
+            <w:tcW w:w="3209" w:type="dxa"/>
+          </w:tcPr>
+          <w:p>
+            <w:pPr>
+              <w:spacing w:line="360" w:lineRule="auto"/>
+              <w:jc w:val="both"/>
+              <w:rPr>
+                <w:rFonts w:ascii="Times New Roman" w:hAnsi="Times New Roman" w:cs="Times New Roman"/>
+                <w:sz w:val="28"/>
+                <w:szCs w:val="28"/>
+              </w:rPr>
+            </w:pPr>
+            <w:r>
+              <w:rPr>
+                <w:rFonts w:ascii="Times New Roman" w:hAnsi="Times New Roman" w:cs="Times New Roman"/>
+                <w:sz w:val="28"/>
+                <w:szCs w:val="28"/>
+              </w:rPr>
+              <w:t>429</w:t>
+            </w:r>
+          </w:p>
+        </w:tc>
+      </w:tr>
+      <w:tr>
+        <w:tc>
+          <w:tcPr>
+            <w:tcW w:w="3209" w:type="dxa"/>
+          </w:tcPr>
+          <w:p>
+            <w:pPr>
+              <w:spacing w:line="360" w:lineRule="auto"/>
+              <w:jc w:val="both"/>
+              <w:rPr>
+                <w:rFonts w:ascii="Times New Roman" w:hAnsi="Times New Roman" w:cs="Times New Roman"/>
+                <w:sz w:val="28"/>
+                <w:szCs w:val="28"/>
+              </w:rPr>
+            </w:pPr>
+            <w:r>
+              <w:rPr>
+                <w:rFonts w:ascii="Times New Roman" w:hAnsi="Times New Roman" w:cs="Times New Roman"/>
+                <w:sz w:val="28"/>
+                <w:szCs w:val="28"/>
+              </w:rPr>
+              <w:t>4.5</w:t>
+            </w:r>
+          </w:p>
+        </w:tc>
+        <w:tc>
+          <w:tcPr>
+            <w:tcW w:w="3209" w:type="dxa"/>
+          </w:tcPr>
+          <w:p>
+            <w:pPr>
+              <w:spacing w:line="360" w:lineRule="auto"/>
+              <w:jc w:val="both"/>
+              <w:rPr>
+                <w:rFonts w:ascii="Times New Roman" w:hAnsi="Times New Roman" w:cs="Times New Roman"/>
+                <w:sz w:val="28"/>
+                <w:szCs w:val="28"/>
+              </w:rPr>
+            </w:pPr>
+            <w:r>
+              <w:rPr>
+                <w:rFonts w:ascii="Times New Roman" w:hAnsi="Times New Roman" w:cs="Times New Roman"/>
+                <w:sz w:val="28"/>
+                <w:szCs w:val="28"/>
+              </w:rPr>
+              <w:t>400</w:t>
+            </w:r>
+          </w:p>
+        </w:tc>
+        <w:tc>
+          <w:tcPr>
+            <w:tcW w:w="3209" w:type="dxa"/>
+          </w:tcPr>
+          <w:p>
+            <w:pPr>
+              <w:spacing w:line="360" w:lineRule="auto"/>
+              <w:jc w:val="both"/>
+              <w:rPr>
+                <w:rFonts w:ascii="Times New Roman" w:hAnsi="Times New Roman" w:cs="Times New Roman"/>
+                <w:sz w:val="28"/>
+                <w:szCs w:val="28"/>
+              </w:rPr>
+            </w:pPr>
+            <w:r>
+              <w:rPr>
+                <w:rFonts w:ascii="Times New Roman" w:hAnsi="Times New Roman" w:cs="Times New Roman"/>
+                <w:sz w:val="28"/>
+                <w:szCs w:val="28"/>
+              </w:rPr>
+              <w:t>333</w:t>
+            </w:r>
+          </w:p>
+        </w:tc>
+      </w:tr>
+    </w:tbl>
+    <w:p>
+      <w:pPr>
+        <w:spacing w:line="360" w:lineRule="auto"/>
+        <w:ind w:firstLine="709"/>
+        <w:jc w:val="both"/>
+        <w:rPr>
+          <w:rFonts w:ascii="Times New Roman" w:hAnsi="Times New Roman" w:cs="Times New Roman"/>
+          <w:sz w:val="28"/>
+          <w:szCs w:val="28"/>
+        </w:rPr>
+      </w:pPr>
+    </w:p>
+    <w:p>
+      <w:pPr>
+        <w:spacing w:line="360" w:lineRule="auto"/>
+        <w:ind w:firstLine="709"/>
+        <w:jc w:val="both"/>
+        <w:rPr>
+          <w:rFonts w:ascii="Times New Roman" w:hAnsi="Times New Roman" w:cs="Times New Roman"/>
+          <w:sz w:val="28"/>
+          <w:szCs w:val="28"/>
+        </w:rPr>
+      </w:pPr>
+      <w:r>
+        <w:rPr>
+          <w:rFonts w:ascii="Times New Roman" w:hAnsi="Times New Roman" w:cs="Times New Roman"/>
+          <w:sz w:val="28"/>
+          <w:szCs w:val="28"/>
+        </w:rPr>
+        <w:t>Таблица содержит расчётно-экспериментальные данные для типовых сценариев суточной</w:t>
+      </w:r>
+      <w:r>
+        <w:rPr>
+          <w:rFonts w:ascii="Times New Roman" w:hAnsi="Times New Roman" w:cs="Times New Roman"/>
+          <w:sz w:val="28"/>
+          <w:szCs w:val="28"/>
+        </w:rPr>
+        <w:t xml:space="preserve"> </w:t>
+      </w:r>
+      <w:r>
+        <w:rPr>
+          <w:rFonts w:ascii="Times New Roman" w:hAnsi="Times New Roman" w:cs="Times New Roman"/>
+          <w:sz w:val="28"/>
+          <w:szCs w:val="28"/>
+        </w:rPr>
+        <w:t>нагрузки. Она показывает, что переход к интенсивной эксплуатации может уменьшить ресурс</w:t>
+      </w:r>
+      <w:r>
+        <w:rPr>
+          <w:rFonts w:ascii="Times New Roman" w:hAnsi="Times New Roman" w:cs="Times New Roman"/>
+          <w:sz w:val="28"/>
+          <w:szCs w:val="28"/>
+        </w:rPr>
+        <w:t xml:space="preserve"> </w:t>
+      </w:r>
+      <w:r>
+        <w:rPr>
+          <w:rFonts w:ascii="Times New Roman" w:hAnsi="Times New Roman" w:cs="Times New Roman"/>
+          <w:sz w:val="28"/>
+          <w:szCs w:val="28"/>
+        </w:rPr>
+        <w:t>во времени в несколько раз даже при одинаковом запасе ресурса в циклах.</w:t>
+      </w:r>
+    </w:p>
+    <w:p>
+      <w:pPr>
+        <w:spacing w:line="360" w:lineRule="auto"/>
+        <w:ind w:firstLine="709"/>
+        <w:jc w:val="both"/>
+        <w:rPr>
+          <w:rFonts w:ascii="Times New Roman" w:hAnsi="Times New Roman" w:cs="Times New Roman"/>
+          <w:sz w:val="28"/>
+          <w:szCs w:val="28"/>
+          <w:lang w:val="en-US"/>
+        </w:rPr>
+      </w:pPr>
+    </w:p>
+    <w:p>
+      <w:pPr>
+        <w:spacing w:line="360" w:lineRule="auto"/>
+        <w:ind w:firstLine="709"/>
+        <w:jc w:val="both"/>
+        <w:rPr>
+          <w:rFonts w:ascii="Times New Roman" w:hAnsi="Times New Roman" w:cs="Times New Roman"/>
+          <w:b/>
+          <w:bCs/>
+          <w:sz w:val="28"/>
+          <w:szCs w:val="28"/>
+        </w:rPr>
+      </w:pPr>
+      <w:r>
+        <w:rPr>
+          <w:rFonts w:ascii="Times New Roman" w:hAnsi="Times New Roman" w:cs="Times New Roman"/>
+          <w:b/>
+          <w:bCs/>
+          <w:sz w:val="28"/>
+          <w:szCs w:val="28"/>
+        </w:rPr>
+        <w:t>4.3.7 Совместная форма прогноза в циклах и во времени</w:t>
+      </w:r>
+    </w:p>
+    <w:p>
+      <w:pPr>
+        <w:spacing w:line="360" w:lineRule="auto"/>
+        <w:ind w:firstLine="709"/>
+        <w:jc w:val="both"/>
+        <w:rPr>
+          <w:rFonts w:ascii="Times New Roman" w:hAnsi="Times New Roman" w:cs="Times New Roman"/>
+          <w:sz w:val="28"/>
+          <w:szCs w:val="28"/>
+          <w:lang w:val="en-US"/>
+        </w:rPr>
+      </w:pPr>
+    </w:p>
+    <w:p>
+      <w:pPr>
+        <w:spacing w:line="360" w:lineRule="auto"/>
+        <w:ind w:firstLine="709"/>
+        <w:jc w:val="both"/>
+        <w:rPr>
+          <w:rFonts w:ascii="Times New Roman" w:hAnsi="Times New Roman" w:cs="Times New Roman"/>
+          <w:sz w:val="28"/>
+          <w:szCs w:val="28"/>
+        </w:rPr>
+      </w:pPr>
+      <w:r>
+        <w:rPr>
+          <w:rFonts w:ascii="Times New Roman" w:hAnsi="Times New Roman" w:cs="Times New Roman"/>
+          <w:sz w:val="28"/>
+          <w:szCs w:val="28"/>
+        </w:rPr>
+        <w:t>Для дальнейшего использования в работе удобно записать обе формы прогноза совместно:</w:t>
+      </w:r>
+    </w:p>
+    <w:p>
+      <w:pPr>
+        <w:spacing w:line="360" w:lineRule="auto"/>
+        <w:ind w:firstLine="709"/>
+        <w:jc w:val="both"/>
+        <w:rPr>
+          <w:rFonts w:ascii="Times New Roman" w:hAnsi="Times New Roman" w:cs="Times New Roman"/>
+          <w:sz w:val="28"/>
+          <w:szCs w:val="28"/>
+          <w:lang w:val="en-US"/>
+        </w:rPr>
+      </w:pPr>
+    </w:p>
+    <w:p>
+      <w:pPr>
+        <w:spacing w:line="360" w:lineRule="auto"/>
+        <w:ind w:firstLine="709"/>
+        <w:jc w:val="both"/>
+        <w:rPr>
+          <w:rFonts w:ascii="Times New Roman" w:hAnsi="Times New Roman" w:cs="Times New Roman"/>
+          <w:sz w:val="28"/>
+          <w:szCs w:val="28"/>
+          <w:lang w:val="en-US"/>
+        </w:rPr>
+      </w:pPr>
+      <w:r>
+        <w:rPr>
+          <w:rFonts w:ascii="Times New Roman" w:hAnsi="Times New Roman" w:cs="Times New Roman"/>
+          <w:position w:val="-36"/>
+          <w:sz w:val="28"/>
+          <w:szCs w:val="28"/>
+          <w:lang w:val="en-US"/>
+        </w:rPr>
+        <w:object w:dxaOrig="2520" w:dyaOrig="780" w14:anchorId="7F3800A9">
+          <v:shape id="_x0000_i1093" type="#_x0000_t75" style="width:126.25pt;height:39.2pt" o:ole="">
+            <v:imagedata r:id="rId89" o:title=""/>
+          </v:shape>
+          <o:OLEObject Type="Embed" ProgID="Equation.DSMT4" ShapeID="_x0000_i1093" DrawAspect="Content" ObjectID="_1837841481" r:id="rId90"/>
+        </w:object>
+      </w:r>
+      <w:r>
+        <w:rPr>
+          <w:rFonts w:ascii="Times New Roman" w:hAnsi="Times New Roman" w:cs="Times New Roman"/>
+          <w:sz w:val="28"/>
+          <w:szCs w:val="28"/>
+          <w:lang w:val="en-US"/>
+        </w:rPr>
+        <w:t>,</w:t>
+      </w:r>
+    </w:p>
+    <w:p>
+      <w:pPr>
+        <w:spacing w:line="360" w:lineRule="auto"/>
+        <w:ind w:firstLine="709"/>
+        <w:jc w:val="both"/>
+        <w:rPr>
+          <w:rFonts w:ascii="Times New Roman" w:hAnsi="Times New Roman" w:cs="Times New Roman"/>
+          <w:sz w:val="28"/>
+          <w:szCs w:val="28"/>
+          <w:lang w:val="en-US"/>
+        </w:rPr>
+      </w:pPr>
+      <w:r>
+        <w:rPr>
+          <w:rFonts w:ascii="Times New Roman" w:hAnsi="Times New Roman" w:cs="Times New Roman"/>
+          <w:position w:val="-36"/>
+          <w:sz w:val="28"/>
+          <w:szCs w:val="28"/>
+          <w:lang w:val="en-US"/>
+        </w:rPr>
+        <w:object w:dxaOrig="3060" w:dyaOrig="780" w14:anchorId="27B214DB">
+          <v:shape id="_x0000_i1096" type="#_x0000_t75" style="width:153.15pt;height:39.2pt" o:ole="">
+            <v:imagedata r:id="rId91" o:title=""/>
+          </v:shape>
+          <o:OLEObject Type="Embed" ProgID="Equation.DSMT4" ShapeID="_x0000_i1096" DrawAspect="Content" ObjectID="_1837841482" r:id="rId92"/>
+        </w:object>
+      </w:r>
+      <w:r>
+        <w:rPr>
+          <w:rFonts w:ascii="Times New Roman" w:hAnsi="Times New Roman" w:cs="Times New Roman"/>
+          <w:sz w:val="28"/>
+          <w:szCs w:val="28"/>
+          <w:lang w:val="en-US"/>
+        </w:rPr>
+        <w:t>.</w:t>
+      </w:r>
+    </w:p>
+    <w:p>
+      <w:pPr>
+        <w:spacing w:line="360" w:lineRule="auto"/>
+        <w:ind w:firstLine="709"/>
+        <w:jc w:val="both"/>
+        <w:rPr>
+          <w:rFonts w:ascii="Times New Roman" w:hAnsi="Times New Roman" w:cs="Times New Roman"/>
+          <w:sz w:val="28"/>
+          <w:szCs w:val="28"/>
+          <w:lang w:val="en-US"/>
+        </w:rPr>
+      </w:pPr>
+    </w:p>
+    <w:p>
+      <w:pPr>
+        <w:spacing w:line="360" w:lineRule="auto"/>
+        <w:ind w:firstLine="709"/>
+        <w:jc w:val="both"/>
+        <w:rPr>
+          <w:rFonts w:ascii="Times New Roman" w:hAnsi="Times New Roman" w:cs="Times New Roman"/>
+          <w:sz w:val="28"/>
+          <w:szCs w:val="28"/>
+        </w:rPr>
+      </w:pPr>
+      <w:r>
+        <w:rPr>
+          <w:rFonts w:ascii="Times New Roman" w:hAnsi="Times New Roman" w:cs="Times New Roman"/>
+          <w:sz w:val="28"/>
+          <w:szCs w:val="28"/>
+        </w:rPr>
+        <w:t>Здесь первая формула даёт ресурс в циклах, а вторая — ресурс во времени с учётом текущей</w:t>
+      </w:r>
+      <w:r>
+        <w:rPr>
+          <w:rFonts w:ascii="Times New Roman" w:hAnsi="Times New Roman" w:cs="Times New Roman"/>
+          <w:sz w:val="28"/>
+          <w:szCs w:val="28"/>
+        </w:rPr>
+        <w:t xml:space="preserve"> </w:t>
+      </w:r>
+      <w:r>
+        <w:rPr>
+          <w:rFonts w:ascii="Times New Roman" w:hAnsi="Times New Roman" w:cs="Times New Roman"/>
+          <w:sz w:val="28"/>
+          <w:szCs w:val="28"/>
+        </w:rPr>
+        <w:t>транспортной миссии. Именно эта пара уравнений и образует ядро прогностической модели,</w:t>
+      </w:r>
+      <w:r>
+        <w:rPr>
+          <w:rFonts w:ascii="Times New Roman" w:hAnsi="Times New Roman" w:cs="Times New Roman"/>
+          <w:sz w:val="28"/>
+          <w:szCs w:val="28"/>
+        </w:rPr>
+        <w:t xml:space="preserve"> </w:t>
+      </w:r>
+      <w:r>
+        <w:rPr>
+          <w:rFonts w:ascii="Times New Roman" w:hAnsi="Times New Roman" w:cs="Times New Roman"/>
+          <w:sz w:val="28"/>
+          <w:szCs w:val="28"/>
+        </w:rPr>
+        <w:t>развиваемой далее в главе 4.</w:t>
+      </w:r>
+    </w:p>
+    <w:p>
+      <w:pPr>
+        <w:spacing w:line="360" w:lineRule="auto"/>
+        <w:ind w:firstLine="709"/>
+        <w:jc w:val="both"/>
+        <w:rPr>
+          <w:rFonts w:ascii="Times New Roman" w:hAnsi="Times New Roman" w:cs="Times New Roman"/>
+          <w:sz w:val="28"/>
+          <w:szCs w:val="28"/>
+          <w:lang w:val="en-US"/>
+        </w:rPr>
+      </w:pPr>
+    </w:p>
+    <w:p>
+      <w:pPr>
+        <w:spacing w:line="360" w:lineRule="auto"/>
+        <w:ind w:firstLine="709"/>
+        <w:jc w:val="both"/>
+        <w:rPr>
+          <w:rFonts w:ascii="Times New Roman" w:hAnsi="Times New Roman" w:cs="Times New Roman"/>
+          <w:b/>
+          <w:bCs/>
+          <w:sz w:val="28"/>
+          <w:szCs w:val="28"/>
+        </w:rPr>
+      </w:pPr>
+      <w:r>
+        <w:rPr>
+          <w:rFonts w:ascii="Times New Roman" w:hAnsi="Times New Roman" w:cs="Times New Roman"/>
+          <w:b/>
+          <w:bCs/>
+          <w:sz w:val="28"/>
+          <w:szCs w:val="28"/>
+        </w:rPr>
+        <w:t>4.3.8 Значение раздела для дальнейшего построения модели</w:t>
+      </w:r>
+    </w:p>
+    <w:p>
+      <w:pPr>
+        <w:spacing w:line="360" w:lineRule="auto"/>
+        <w:ind w:firstLine="709"/>
+        <w:jc w:val="both"/>
+        <w:rPr>
+          <w:rFonts w:ascii="Times New Roman" w:hAnsi="Times New Roman" w:cs="Times New Roman"/>
+          <w:sz w:val="28"/>
+          <w:szCs w:val="28"/>
+          <w:lang w:val="en-US"/>
+        </w:rPr>
+      </w:pPr>
+    </w:p>
+    <w:p>
+      <w:pPr>
+        <w:spacing w:line="360" w:lineRule="auto"/>
+        <w:ind w:firstLine="709"/>
+        <w:jc w:val="both"/>
+        <w:rPr>
+          <w:rFonts w:ascii="Times New Roman" w:hAnsi="Times New Roman" w:cs="Times New Roman"/>
+          <w:sz w:val="28"/>
+          <w:szCs w:val="28"/>
+          <w:lang w:val="en-US"/>
+        </w:rPr>
+      </w:pPr>
+      <w:r>
+        <w:rPr>
+          <w:rFonts w:ascii="Times New Roman" w:hAnsi="Times New Roman" w:cs="Times New Roman"/>
+          <w:sz w:val="28"/>
+          <w:szCs w:val="28"/>
+        </w:rPr>
+        <w:t>Полученные в разделе результаты имеют системообразующее значение для всей</w:t>
+      </w:r>
+      <w:r>
+        <w:rPr>
+          <w:rFonts w:ascii="Times New Roman" w:hAnsi="Times New Roman" w:cs="Times New Roman"/>
+          <w:sz w:val="28"/>
+          <w:szCs w:val="28"/>
+        </w:rPr>
+        <w:t xml:space="preserve"> </w:t>
+      </w:r>
+      <w:r>
+        <w:rPr>
+          <w:rFonts w:ascii="Times New Roman" w:hAnsi="Times New Roman" w:cs="Times New Roman"/>
+          <w:sz w:val="28"/>
+          <w:szCs w:val="28"/>
+        </w:rPr>
+        <w:t>прогностической части диссертации. Во-первых, здесь задана формальная связь между</w:t>
+      </w:r>
+      <w:r>
+        <w:rPr>
+          <w:rFonts w:ascii="Times New Roman" w:hAnsi="Times New Roman" w:cs="Times New Roman"/>
+          <w:sz w:val="28"/>
+          <w:szCs w:val="28"/>
+        </w:rPr>
+        <w:t xml:space="preserve"> </w:t>
+      </w:r>
+      <w:r>
+        <w:rPr>
+          <w:rFonts w:ascii="Times New Roman" w:hAnsi="Times New Roman" w:cs="Times New Roman"/>
+          <w:sz w:val="28"/>
+          <w:szCs w:val="28"/>
+        </w:rPr>
+        <w:t>текущим диагностическим состоянием батареи и её остаточным ресурсом. Во-вторых,</w:t>
+      </w:r>
+      <w:r>
+        <w:rPr>
+          <w:rFonts w:ascii="Times New Roman" w:hAnsi="Times New Roman" w:cs="Times New Roman"/>
+          <w:sz w:val="28"/>
+          <w:szCs w:val="28"/>
+        </w:rPr>
+        <w:t xml:space="preserve"> </w:t>
+      </w:r>
+      <w:r>
+        <w:rPr>
+          <w:rFonts w:ascii="Times New Roman" w:hAnsi="Times New Roman" w:cs="Times New Roman"/>
+          <w:sz w:val="28"/>
+          <w:szCs w:val="28"/>
+        </w:rPr>
+        <w:t>показано, как перейти от абстрактного ресурса в циклах к ресурсу во времени, пригодному</w:t>
+      </w:r>
+      <w:r>
+        <w:rPr>
+          <w:rFonts w:ascii="Times New Roman" w:hAnsi="Times New Roman" w:cs="Times New Roman"/>
+          <w:sz w:val="28"/>
+          <w:szCs w:val="28"/>
+        </w:rPr>
+        <w:t xml:space="preserve"> </w:t>
+      </w:r>
+      <w:r>
+        <w:rPr>
+          <w:rFonts w:ascii="Times New Roman" w:hAnsi="Times New Roman" w:cs="Times New Roman"/>
+          <w:sz w:val="28"/>
+          <w:szCs w:val="28"/>
+        </w:rPr>
+        <w:t>для реальной эксплуатации электротранспорта. В-третьих, именно здесь становится очевидно,</w:t>
+      </w:r>
+      <w:r>
+        <w:rPr>
+          <w:rFonts w:ascii="Times New Roman" w:hAnsi="Times New Roman" w:cs="Times New Roman"/>
+          <w:sz w:val="28"/>
+          <w:szCs w:val="28"/>
+        </w:rPr>
+        <w:t xml:space="preserve"> </w:t>
+      </w:r>
+      <w:r>
+        <w:rPr>
+          <w:rFonts w:ascii="Times New Roman" w:hAnsi="Times New Roman" w:cs="Times New Roman"/>
+          <w:sz w:val="28"/>
+          <w:szCs w:val="28"/>
+        </w:rPr>
+        <w:t>что без учёта внешних условий эксплуатации прогноз</w:t>
+      </w:r>
+    </w:p>
+    <w:p>
+      <w:pPr>
+        <w:spacing w:line="360" w:lineRule="auto"/>
+        <w:ind w:firstLine="709"/>
+        <w:jc w:val="both"/>
+        <w:rPr>
+          <w:rFonts w:ascii="Times New Roman" w:hAnsi="Times New Roman" w:cs="Times New Roman"/>
+          <w:sz w:val="28"/>
+          <w:szCs w:val="28"/>
+          <w:lang w:val="en-US"/>
+        </w:rPr>
+      </w:pPr>
+    </w:p>
+    <w:p>
+      <w:pPr>
+        <w:spacing w:line="360" w:lineRule="auto"/>
+        <w:ind w:firstLine="709"/>
+        <w:jc w:val="both"/>
+        <w:rPr>
+          <w:rFonts w:ascii="Times New Roman" w:hAnsi="Times New Roman" w:cs="Times New Roman"/>
+          <w:b/>
+          <w:bCs/>
+          <w:sz w:val="28"/>
+          <w:szCs w:val="28"/>
+          <w:lang w:val="en-US"/>
+        </w:rPr>
+      </w:pPr>
+      <w:proofErr w:type="spellStart"/>
+      <w:r>
+        <w:rPr>
+          <w:rFonts w:ascii="Times New Roman" w:hAnsi="Times New Roman" w:cs="Times New Roman"/>
+          <w:b/>
+          <w:bCs/>
+          <w:sz w:val="28"/>
+          <w:szCs w:val="28"/>
+          <w:lang w:val="en-US"/>
+        </w:rPr>
+        <w:t>Вывод</w:t>
+      </w:r>
+      <w:proofErr w:type="spellEnd"/>
+      <w:r>
+        <w:rPr>
+          <w:rFonts w:ascii="Times New Roman" w:hAnsi="Times New Roman" w:cs="Times New Roman"/>
+          <w:b/>
+          <w:bCs/>
+          <w:sz w:val="28"/>
+          <w:szCs w:val="28"/>
+          <w:lang w:val="en-US"/>
+        </w:rPr>
+        <w:t xml:space="preserve"> </w:t>
+      </w:r>
+      <w:proofErr w:type="spellStart"/>
+      <w:r>
+        <w:rPr>
+          <w:rFonts w:ascii="Times New Roman" w:hAnsi="Times New Roman" w:cs="Times New Roman"/>
+          <w:b/>
+          <w:bCs/>
+          <w:sz w:val="28"/>
+          <w:szCs w:val="28"/>
+          <w:lang w:val="en-US"/>
+        </w:rPr>
+        <w:t>по</w:t>
+      </w:r>
+      <w:proofErr w:type="spellEnd"/>
+      <w:r>
+        <w:rPr>
+          <w:rFonts w:ascii="Times New Roman" w:hAnsi="Times New Roman" w:cs="Times New Roman"/>
+          <w:b/>
+          <w:bCs/>
+          <w:sz w:val="28"/>
+          <w:szCs w:val="28"/>
+          <w:lang w:val="en-US"/>
+        </w:rPr>
+        <w:t xml:space="preserve"> </w:t>
+      </w:r>
+      <w:proofErr w:type="spellStart"/>
+      <w:r>
+        <w:rPr>
+          <w:rFonts w:ascii="Times New Roman" w:hAnsi="Times New Roman" w:cs="Times New Roman"/>
+          <w:b/>
+          <w:bCs/>
+          <w:sz w:val="28"/>
+          <w:szCs w:val="28"/>
+          <w:lang w:val="en-US"/>
+        </w:rPr>
+        <w:t>разделу</w:t>
+      </w:r>
+      <w:proofErr w:type="spellEnd"/>
+      <w:r>
+        <w:rPr>
+          <w:rFonts w:ascii="Times New Roman" w:hAnsi="Times New Roman" w:cs="Times New Roman"/>
+          <w:b/>
+          <w:bCs/>
+          <w:sz w:val="28"/>
+          <w:szCs w:val="28"/>
+          <w:lang w:val="en-US"/>
+        </w:rPr>
+        <w:t xml:space="preserve"> 4.3</w:t>
+      </w:r>
+    </w:p>
+    <w:p>
+      <w:pPr>
+        <w:spacing w:line="360" w:lineRule="auto"/>
+        <w:ind w:firstLine="709"/>
+        <w:jc w:val="both"/>
+        <w:rPr>
+          <w:rFonts w:ascii="Times New Roman" w:hAnsi="Times New Roman" w:cs="Times New Roman"/>
+          <w:sz w:val="28"/>
+          <w:szCs w:val="28"/>
+          <w:lang w:val="en-US"/>
+        </w:rPr>
+      </w:pPr>
+    </w:p>
+    <w:p>
+      <w:pPr>
+        <w:spacing w:line="360" w:lineRule="auto"/>
+        <w:ind w:firstLine="709"/>
+        <w:jc w:val="both"/>
+        <w:rPr>
+          <w:rFonts w:ascii="Times New Roman" w:hAnsi="Times New Roman" w:cs="Times New Roman"/>
+          <w:sz w:val="28"/>
+          <w:szCs w:val="28"/>
+        </w:rPr>
+      </w:pPr>
+      <w:r>
+        <w:rPr>
+          <w:rFonts w:ascii="Times New Roman" w:hAnsi="Times New Roman" w:cs="Times New Roman"/>
+          <w:sz w:val="28"/>
+          <w:szCs w:val="28"/>
+        </w:rPr>
+        <w:t>В разделе 4.3 разработана модель прогнозирования остаточного ресурса батареи в циклах и</w:t>
+      </w:r>
+      <w:r>
+        <w:rPr>
+          <w:rFonts w:ascii="Times New Roman" w:hAnsi="Times New Roman" w:cs="Times New Roman"/>
+          <w:sz w:val="28"/>
+          <w:szCs w:val="28"/>
+        </w:rPr>
+        <w:t xml:space="preserve"> </w:t>
+      </w:r>
+      <w:r>
+        <w:rPr>
+          <w:rFonts w:ascii="Times New Roman" w:hAnsi="Times New Roman" w:cs="Times New Roman"/>
+          <w:sz w:val="28"/>
+          <w:szCs w:val="28"/>
+        </w:rPr>
+        <w:t>во времени. Остаточный ресурс в циклах представлен как интеграл от текущего значения</w:t>
+      </w:r>
+      <w:r>
+        <w:rPr>
+          <w:rFonts w:ascii="Times New Roman" w:hAnsi="Times New Roman" w:cs="Times New Roman"/>
+          <w:sz w:val="28"/>
+          <w:szCs w:val="28"/>
+        </w:rPr>
+        <w:t xml:space="preserve"> </w:t>
+      </w:r>
+      <w:r>
+        <w:rPr>
+          <w:rFonts w:ascii="Times New Roman" w:hAnsi="Times New Roman" w:cs="Times New Roman"/>
+          <w:sz w:val="28"/>
+          <w:szCs w:val="28"/>
+        </w:rPr>
+        <w:t>диагностического критерия до его критического уровня с учётом скорости деградации. Для</w:t>
+      </w:r>
+      <w:r>
+        <w:rPr>
+          <w:rFonts w:ascii="Times New Roman" w:hAnsi="Times New Roman" w:cs="Times New Roman"/>
+          <w:sz w:val="28"/>
+          <w:szCs w:val="28"/>
+        </w:rPr>
+        <w:t xml:space="preserve"> </w:t>
+      </w:r>
+      <w:r>
+        <w:rPr>
+          <w:rFonts w:ascii="Times New Roman" w:hAnsi="Times New Roman" w:cs="Times New Roman"/>
+          <w:sz w:val="28"/>
+          <w:szCs w:val="28"/>
+        </w:rPr>
+        <w:t>инженерных расчётов получена квазилинейная форма прогноза. Показано, что переход к</w:t>
+      </w:r>
+      <w:r>
+        <w:rPr>
+          <w:rFonts w:ascii="Times New Roman" w:hAnsi="Times New Roman" w:cs="Times New Roman"/>
+          <w:sz w:val="28"/>
+          <w:szCs w:val="28"/>
+        </w:rPr>
+        <w:t xml:space="preserve"> </w:t>
+      </w:r>
+      <w:r>
+        <w:rPr>
+          <w:rFonts w:ascii="Times New Roman" w:hAnsi="Times New Roman" w:cs="Times New Roman"/>
+          <w:sz w:val="28"/>
+          <w:szCs w:val="28"/>
+        </w:rPr>
+        <w:t>ресурсу во времени осуществляется через интенсивность накопления эквивалентных полных</w:t>
+      </w:r>
+      <w:r>
+        <w:rPr>
+          <w:rFonts w:ascii="Times New Roman" w:hAnsi="Times New Roman" w:cs="Times New Roman"/>
+          <w:sz w:val="28"/>
+          <w:szCs w:val="28"/>
+        </w:rPr>
+        <w:t xml:space="preserve"> </w:t>
+      </w:r>
+      <w:r>
+        <w:rPr>
+          <w:rFonts w:ascii="Times New Roman" w:hAnsi="Times New Roman" w:cs="Times New Roman"/>
+          <w:sz w:val="28"/>
+          <w:szCs w:val="28"/>
+        </w:rPr>
+        <w:t>циклов и зависит от транспортной миссии. Приведены расчётно-экспериментальные</w:t>
+      </w:r>
+      <w:r>
+        <w:rPr>
+          <w:rFonts w:ascii="Times New Roman" w:hAnsi="Times New Roman" w:cs="Times New Roman"/>
+          <w:sz w:val="28"/>
+          <w:szCs w:val="28"/>
+        </w:rPr>
+        <w:t xml:space="preserve"> </w:t>
+      </w:r>
+      <w:r>
+        <w:rPr>
+          <w:rFonts w:ascii="Times New Roman" w:hAnsi="Times New Roman" w:cs="Times New Roman"/>
+          <w:sz w:val="28"/>
+          <w:szCs w:val="28"/>
+        </w:rPr>
+        <w:t>зависимости и таблицы, подтверждающие, что один и тот же текущий уровень деградации</w:t>
+      </w:r>
+      <w:r>
+        <w:rPr>
+          <w:rFonts w:ascii="Times New Roman" w:hAnsi="Times New Roman" w:cs="Times New Roman"/>
+          <w:sz w:val="28"/>
+          <w:szCs w:val="28"/>
+        </w:rPr>
+        <w:t xml:space="preserve"> </w:t>
+      </w:r>
+      <w:r>
+        <w:rPr>
+          <w:rFonts w:ascii="Times New Roman" w:hAnsi="Times New Roman" w:cs="Times New Roman"/>
+          <w:sz w:val="28"/>
+          <w:szCs w:val="28"/>
+        </w:rPr>
+        <w:t>может соответствовать различному сроку службы в зависимости от условий эксплуатации.</w:t>
+      </w:r>
+      <w:r>
+        <w:rPr>
+          <w:rFonts w:ascii="Times New Roman" w:hAnsi="Times New Roman" w:cs="Times New Roman"/>
+          <w:sz w:val="28"/>
+          <w:szCs w:val="28"/>
+        </w:rPr>
+        <w:t xml:space="preserve"> </w:t>
+      </w:r>
+      <w:r>
+        <w:rPr>
+          <w:rFonts w:ascii="Times New Roman" w:hAnsi="Times New Roman" w:cs="Times New Roman"/>
+          <w:sz w:val="28"/>
+          <w:szCs w:val="28"/>
+        </w:rPr>
+        <w:t xml:space="preserve">Тем самым подготовлена основа для следующего раздела </w:t>
+      </w:r>
+      <w:r>
+        <w:rPr>
+          <w:rFonts w:ascii="Times New Roman" w:hAnsi="Times New Roman" w:cs="Times New Roman"/>
+          <w:sz w:val="28"/>
+          <w:szCs w:val="28"/>
+        </w:rPr>
+        <w:lastRenderedPageBreak/>
+        <w:t>4.4, в котором будет выполнен учёт</w:t>
+      </w:r>
+      <w:r>
+        <w:rPr>
+          <w:rFonts w:ascii="Times New Roman" w:hAnsi="Times New Roman" w:cs="Times New Roman"/>
+          <w:sz w:val="28"/>
+          <w:szCs w:val="28"/>
+        </w:rPr>
+        <w:t xml:space="preserve"> </w:t>
+      </w:r>
+      <w:r>
+        <w:rPr>
+          <w:rFonts w:ascii="Times New Roman" w:hAnsi="Times New Roman" w:cs="Times New Roman"/>
+          <w:sz w:val="28"/>
+          <w:szCs w:val="28"/>
+        </w:rPr>
+        <w:t>эксплуатационных факторов: температуры, токовых пиков, рекуперации и частичных циклов.</w:t>
+      </w:r>
+    </w:p>
+    <w:p>
+      <w:pPr>
+        <w:spacing w:line="360" w:lineRule="auto"/>
+        <w:ind w:firstLine="709"/>
+        <w:jc w:val="both"/>
+        <w:rPr>
+          <w:rFonts w:ascii="Times New Roman" w:hAnsi="Times New Roman" w:cs="Times New Roman"/>
+          <w:sz w:val="28"/>
+          <w:szCs w:val="28"/>
+        </w:rPr>
+      </w:pPr>
+    </w:p>
+    <w:p>
+      <w:pPr>
+        <w:spacing w:line="360" w:lineRule="auto"/>
+        <w:ind w:firstLine="709"/>
+        <w:jc w:val="both"/>
+        <w:rPr>
+          <w:rFonts w:ascii="Times New Roman" w:hAnsi="Times New Roman" w:cs="Times New Roman"/>
+          <w:sz w:val="28"/>
+          <w:szCs w:val="28"/>
+          <w:lang w:val="en-US"/>
+        </w:rPr>
+      </w:pPr>
+      <w:proofErr w:type="spellStart"/>
+      <w:r>
+        <w:rPr>
+          <w:rFonts w:ascii="Times New Roman" w:hAnsi="Times New Roman" w:cs="Times New Roman"/>
+          <w:i/>
+          <w:iCs/>
+          <w:sz w:val="28"/>
+          <w:szCs w:val="28"/>
+          <w:lang w:val="en-US"/>
+        </w:rPr>
+        <w:t>R</w:t>
+      </w:r>
+      <w:r>
+        <w:rPr>
+          <w:rFonts w:ascii="Times New Roman" w:hAnsi="Times New Roman" w:cs="Times New Roman"/>
+          <w:i/>
+          <w:iCs/>
+          <w:sz w:val="28"/>
+          <w:szCs w:val="28"/>
+          <w:vertAlign w:val="subscript"/>
+          <w:lang w:val="en-US"/>
+        </w:rPr>
+        <w:t>ct</w:t>
+      </w:r>
+      <w:proofErr w:type="spellEnd"/>
+      <w:r>
+        <w:rPr>
+          <w:rFonts w:ascii="Times New Roman" w:hAnsi="Times New Roman" w:cs="Times New Roman"/>
+          <w:sz w:val="28"/>
+          <w:szCs w:val="28"/>
+          <w:lang w:val="en-US"/>
+        </w:rPr>
+        <w:t xml:space="preserve">, </w:t>
+      </w:r>
+      <w:r>
+        <w:rPr>
+          <w:rFonts w:ascii="Times New Roman" w:hAnsi="Times New Roman" w:cs="Times New Roman"/>
+          <w:i/>
+          <w:iCs/>
+          <w:sz w:val="28"/>
+          <w:szCs w:val="28"/>
+          <w:lang w:val="en-US"/>
+        </w:rPr>
+        <w:t>R</w:t>
+      </w:r>
+      <w:r>
+        <w:rPr>
+          <w:rFonts w:ascii="Times New Roman" w:hAnsi="Times New Roman" w:cs="Times New Roman"/>
+          <w:i/>
+          <w:iCs/>
+          <w:sz w:val="28"/>
+          <w:szCs w:val="28"/>
+          <w:vertAlign w:val="subscript"/>
+          <w:lang w:val="en-US"/>
+        </w:rPr>
+        <w:t>Ω</w:t>
+      </w:r>
+      <w:r>
+        <w:rPr>
+          <w:rFonts w:ascii="Times New Roman" w:hAnsi="Times New Roman" w:cs="Times New Roman"/>
+          <w:sz w:val="28"/>
+          <w:szCs w:val="28"/>
+          <w:lang w:val="en-US"/>
+        </w:rPr>
+        <w:t xml:space="preserve">, </w:t>
+      </w:r>
+      <w:r>
+        <w:rPr>
+          <w:rFonts w:ascii="Times New Roman" w:hAnsi="Times New Roman" w:cs="Times New Roman"/>
+          <w:i/>
+          <w:iCs/>
+          <w:sz w:val="28"/>
+          <w:szCs w:val="28"/>
+        </w:rPr>
+        <w:t>σ</w:t>
+      </w:r>
+      <w:r>
+        <w:rPr>
+          <w:rFonts w:ascii="Times New Roman" w:hAnsi="Times New Roman" w:cs="Times New Roman"/>
+          <w:i/>
+          <w:iCs/>
+          <w:sz w:val="28"/>
+          <w:szCs w:val="28"/>
+          <w:lang w:val="en-US"/>
+        </w:rPr>
+        <w:t xml:space="preserve">, </w:t>
+      </w:r>
+      <w:proofErr w:type="spellStart"/>
+      <w:r>
+        <w:rPr>
+          <w:rFonts w:ascii="Times New Roman" w:hAnsi="Times New Roman" w:cs="Times New Roman"/>
+          <w:i/>
+          <w:iCs/>
+          <w:sz w:val="28"/>
+          <w:szCs w:val="28"/>
+          <w:lang w:val="en-US"/>
+        </w:rPr>
+        <w:t>τ</w:t>
+      </w:r>
+      <w:r>
+        <w:rPr>
+          <w:rFonts w:ascii="Times New Roman" w:hAnsi="Times New Roman" w:cs="Times New Roman"/>
+          <w:i/>
+          <w:iCs/>
+          <w:sz w:val="28"/>
+          <w:szCs w:val="28"/>
+          <w:vertAlign w:val="subscript"/>
+          <w:lang w:val="en-US"/>
+        </w:rPr>
+        <w:t>ct</w:t>
+      </w:r>
+      <w:proofErr w:type="spellEnd"/>
+      <w:r>
+        <w:rPr>
+          <w:rFonts w:ascii="Times New Roman" w:hAnsi="Times New Roman" w:cs="Times New Roman"/>
+          <w:i/>
+          <w:iCs/>
+          <w:sz w:val="28"/>
+          <w:szCs w:val="28"/>
+          <w:lang w:val="en-US"/>
+        </w:rPr>
+        <w:t>,</w:t>
+      </w:r>
+      <w:r>
+        <w:rPr>
+          <w:rFonts w:ascii="Times New Roman" w:hAnsi="Times New Roman" w:cs="Times New Roman"/>
+          <w:sz w:val="28"/>
+          <w:szCs w:val="28"/>
+          <w:lang w:val="en-US"/>
+        </w:rPr>
+        <w:t xml:space="preserve"> </w:t>
+      </w:r>
+      <w:proofErr w:type="spellStart"/>
+      <w:r>
+        <w:rPr>
+          <w:rFonts w:ascii="Times New Roman" w:hAnsi="Times New Roman" w:cs="Times New Roman"/>
+          <w:i/>
+          <w:iCs/>
+          <w:sz w:val="28"/>
+          <w:szCs w:val="28"/>
+          <w:lang w:val="en-US"/>
+        </w:rPr>
+        <w:t>K</w:t>
+      </w:r>
+      <w:r>
+        <w:rPr>
+          <w:rFonts w:ascii="Times New Roman" w:hAnsi="Times New Roman" w:cs="Times New Roman"/>
+          <w:i/>
+          <w:iCs/>
+          <w:sz w:val="28"/>
+          <w:szCs w:val="28"/>
+          <w:vertAlign w:val="subscript"/>
+          <w:lang w:val="en-US"/>
+        </w:rPr>
+        <w:t>deg</w:t>
+      </w:r>
+      <w:proofErr w:type="spellEnd"/>
+      <w:r>
+        <w:rPr>
+          <w:rFonts w:ascii="Times New Roman" w:hAnsi="Times New Roman" w:cs="Times New Roman"/>
+          <w:sz w:val="28"/>
+          <w:szCs w:val="28"/>
+          <w:lang w:val="en-US"/>
+        </w:rPr>
+        <w:t xml:space="preserve"> </w:t>
+      </w:r>
+      <w:proofErr w:type="spellStart"/>
+      <w:r>
+        <w:rPr>
+          <w:rFonts w:ascii="Times New Roman" w:hAnsi="Times New Roman" w:cs="Times New Roman"/>
+          <w:i/>
+          <w:iCs/>
+          <w:sz w:val="28"/>
+          <w:szCs w:val="28"/>
+          <w:lang w:val="en-US"/>
+        </w:rPr>
+        <w:t>K</w:t>
+      </w:r>
+      <w:r>
+        <w:rPr>
+          <w:rFonts w:ascii="Times New Roman" w:hAnsi="Times New Roman" w:cs="Times New Roman"/>
+          <w:i/>
+          <w:iCs/>
+          <w:sz w:val="28"/>
+          <w:szCs w:val="28"/>
+          <w:vertAlign w:val="subscript"/>
+          <w:lang w:val="en-US"/>
+        </w:rPr>
+        <w:t>tr</w:t>
+      </w:r>
+      <w:proofErr w:type="spellEnd"/>
+      <w:r>
+        <w:rPr>
+          <w:rFonts w:ascii="Times New Roman" w:hAnsi="Times New Roman" w:cs="Times New Roman"/>
+          <w:sz w:val="28"/>
+          <w:szCs w:val="28"/>
+          <w:lang w:val="en-US"/>
+        </w:rPr>
+        <w:t xml:space="preserve"> </w:t>
+      </w:r>
+      <w:proofErr w:type="spellStart"/>
+      <w:r>
+        <w:rPr>
+          <w:rFonts w:ascii="Times New Roman" w:hAnsi="Times New Roman" w:cs="Times New Roman"/>
+          <w:i/>
+          <w:iCs/>
+          <w:sz w:val="28"/>
+          <w:szCs w:val="28"/>
+          <w:lang w:val="en-US"/>
+        </w:rPr>
+        <w:t>R</w:t>
+      </w:r>
+      <w:r>
+        <w:rPr>
+          <w:rFonts w:ascii="Times New Roman" w:hAnsi="Times New Roman" w:cs="Times New Roman"/>
+          <w:i/>
+          <w:iCs/>
+          <w:sz w:val="28"/>
+          <w:szCs w:val="28"/>
+          <w:vertAlign w:val="subscript"/>
+          <w:lang w:val="en-US"/>
+        </w:rPr>
+        <w:t>avail</w:t>
+      </w:r>
+      <w:proofErr w:type="spellEnd"/>
+      <w:r>
+        <w:rPr>
+          <w:rFonts w:ascii="Times New Roman" w:hAnsi="Times New Roman" w:cs="Times New Roman"/>
+          <w:sz w:val="28"/>
+          <w:szCs w:val="28"/>
+          <w:lang w:val="en-US"/>
+        </w:rPr>
+        <w:t xml:space="preserve"> </w:t>
+      </w:r>
+      <w:proofErr w:type="spellStart"/>
+      <w:r>
+        <w:rPr>
+          <w:rFonts w:ascii="Times New Roman" w:hAnsi="Times New Roman" w:cs="Times New Roman"/>
+          <w:i/>
+          <w:iCs/>
+          <w:sz w:val="28"/>
+          <w:szCs w:val="28"/>
+          <w:lang w:val="en-US"/>
+        </w:rPr>
+        <w:t>P</w:t>
+      </w:r>
+      <w:r>
+        <w:rPr>
+          <w:rFonts w:ascii="Times New Roman" w:hAnsi="Times New Roman" w:cs="Times New Roman"/>
+          <w:i/>
+          <w:iCs/>
+          <w:sz w:val="28"/>
+          <w:szCs w:val="28"/>
+          <w:vertAlign w:val="subscript"/>
+          <w:lang w:val="en-US"/>
+        </w:rPr>
+        <w:t>crit</w:t>
+      </w:r>
+      <w:proofErr w:type="spellEnd"/>
+      <w:r>
+        <w:rPr>
+          <w:rFonts w:ascii="Times New Roman" w:hAnsi="Times New Roman" w:cs="Times New Roman"/>
+          <w:sz w:val="28"/>
+          <w:szCs w:val="28"/>
+          <w:lang w:val="en-US"/>
+        </w:rPr>
+        <w:t xml:space="preserve"> </w:t>
+      </w:r>
+      <w:proofErr w:type="spellStart"/>
+      <w:r>
+        <w:rPr>
+          <w:rFonts w:ascii="Times New Roman" w:hAnsi="Times New Roman" w:cs="Times New Roman"/>
+          <w:i/>
+          <w:iCs/>
+          <w:sz w:val="28"/>
+          <w:szCs w:val="28"/>
+          <w:lang w:val="en-US"/>
+        </w:rPr>
+        <w:t>K</w:t>
+      </w:r>
+      <w:r>
+        <w:rPr>
+          <w:rFonts w:ascii="Times New Roman" w:hAnsi="Times New Roman" w:cs="Times New Roman"/>
+          <w:i/>
+          <w:iCs/>
+          <w:sz w:val="28"/>
+          <w:szCs w:val="28"/>
+          <w:vertAlign w:val="subscript"/>
+          <w:lang w:val="en-US"/>
+        </w:rPr>
+        <w:t>crit</w:t>
+      </w:r>
+      <w:proofErr w:type="spellEnd"/>
+      <w:r>
+        <w:rPr>
+          <w:rFonts w:ascii="Times New Roman" w:hAnsi="Times New Roman" w:cs="Times New Roman"/>
+          <w:sz w:val="28"/>
+          <w:szCs w:val="28"/>
+          <w:lang w:val="en-US"/>
+        </w:rPr>
+        <w:t xml:space="preserve"> </w:t>
+      </w:r>
+      <w:proofErr w:type="spellStart"/>
+      <w:proofErr w:type="gramStart"/>
+      <w:r>
+        <w:rPr>
+          <w:rFonts w:ascii="Times New Roman" w:hAnsi="Times New Roman" w:cs="Times New Roman"/>
+          <w:i/>
+          <w:iCs/>
+          <w:sz w:val="28"/>
+          <w:szCs w:val="28"/>
+          <w:lang w:val="en-US"/>
+        </w:rPr>
+        <w:t>C</w:t>
+      </w:r>
+      <w:r>
+        <w:rPr>
+          <w:rFonts w:ascii="Times New Roman" w:hAnsi="Times New Roman" w:cs="Times New Roman"/>
+          <w:i/>
+          <w:iCs/>
+          <w:sz w:val="28"/>
+          <w:szCs w:val="28"/>
+          <w:vertAlign w:val="subscript"/>
+          <w:lang w:val="en-US"/>
+        </w:rPr>
+        <w:t>dl</w:t>
+      </w:r>
+      <w:proofErr w:type="spellEnd"/>
+      <w:r>
+        <w:rPr>
+          <w:rFonts w:ascii="Times New Roman" w:hAnsi="Times New Roman" w:cs="Times New Roman"/>
+          <w:sz w:val="28"/>
+          <w:szCs w:val="28"/>
+          <w:lang w:val="en-US"/>
+        </w:rPr>
+        <w:t xml:space="preserve"> ,</w:t>
+      </w:r>
+      <w:proofErr w:type="gramEnd"/>
+      <w:r>
+        <w:rPr>
+          <w:rFonts w:ascii="Times New Roman" w:hAnsi="Times New Roman" w:cs="Times New Roman"/>
+          <w:sz w:val="28"/>
+          <w:szCs w:val="28"/>
+          <w:lang w:val="en-US"/>
+        </w:rPr>
+        <w:t xml:space="preserve"> </w:t>
+      </w:r>
+      <w:r>
+        <w:rPr>
+          <w:rFonts w:ascii="Times New Roman" w:hAnsi="Times New Roman" w:cs="Times New Roman"/>
+          <w:i/>
+          <w:iCs/>
+          <w:sz w:val="28"/>
+          <w:szCs w:val="28"/>
+          <w:lang w:val="en-US"/>
+        </w:rPr>
+        <w:t>D</w:t>
+      </w:r>
+      <w:r>
+        <w:rPr>
+          <w:rFonts w:ascii="Times New Roman" w:hAnsi="Times New Roman" w:cs="Times New Roman"/>
+          <w:i/>
+          <w:iCs/>
+          <w:sz w:val="28"/>
+          <w:szCs w:val="28"/>
+          <w:vertAlign w:val="subscript"/>
+          <w:lang w:val="en-US"/>
+        </w:rPr>
+        <w:t>s</w:t>
+      </w:r>
+      <w:r>
+        <w:rPr>
+          <w:rFonts w:ascii="Times New Roman" w:hAnsi="Times New Roman" w:cs="Times New Roman"/>
+          <w:sz w:val="28"/>
+          <w:szCs w:val="28"/>
+          <w:lang w:val="en-US"/>
+        </w:rPr>
+        <w:t xml:space="preserve"> </w:t>
+      </w:r>
+      <w:r>
+        <w:rPr>
+          <w:rFonts w:ascii="Times New Roman" w:hAnsi="Times New Roman" w:cs="Times New Roman"/>
+          <w:position w:val="-14"/>
+          <w:sz w:val="28"/>
+          <w:szCs w:val="28"/>
+          <w:lang w:val="en-US"/>
+        </w:rPr>
+        <w:object w:dxaOrig="580" w:dyaOrig="420" w14:anchorId="380628E0">
+          <v:shape id="_x0000_i1054" type="#_x0000_t75" style="width:29pt;height:21.5pt" o:ole="">
+            <v:imagedata r:id="rId93" o:title=""/>
+          </v:shape>
+          <o:OLEObject Type="Embed" ProgID="Equation.DSMT4" ShapeID="_x0000_i1054" DrawAspect="Content" ObjectID="_1837841483" r:id="rId94"/>
+        </w:object>
+      </w:r>
+      <w:r>
+        <w:rPr>
+          <w:rFonts w:ascii="Times New Roman" w:hAnsi="Times New Roman" w:cs="Times New Roman"/>
+          <w:sz w:val="28"/>
+          <w:szCs w:val="28"/>
+          <w:lang w:val="en-US"/>
+        </w:rPr>
+        <w:t xml:space="preserve"> </w:t>
+      </w:r>
       <w:r>
         <w:rPr>
           <w:rFonts w:ascii="Times New Roman" w:hAnsi="Times New Roman" w:cs="Times New Roman"/>
@@ -14314,6 +19510,7 @@
           <w:rFonts w:ascii="Times New Roman" w:hAnsi="Times New Roman" w:cs="Times New Roman"/>
           <w:sz w:val="28"/>
           <w:szCs w:val="28"/>
+          <w:lang w:val="en-US"/>
         </w:rPr>
         <w:t>(</w:t>
       </w:r>
@@ -14333,6 +19530,7 @@
           <w:rFonts w:ascii="Times New Roman" w:hAnsi="Times New Roman" w:cs="Times New Roman"/>
           <w:sz w:val="28"/>
           <w:szCs w:val="28"/>
+          <w:lang w:val="en-US"/>
         </w:rPr>
         <w:t xml:space="preserve">) </w:t>
       </w:r>
@@ -14358,7 +19556,7 @@
           <w:vertAlign w:val="subscript"/>
           <w:lang w:val="en-US"/>
         </w:rPr>
-        <w:t>deg</w:t>
+        <w:t>cur</w:t>
       </w:r>
       <w:proofErr w:type="spellEnd"/>
       <w:r>
@@ -14366,9 +19564,34 @@
           <w:rFonts w:ascii="Times New Roman" w:hAnsi="Times New Roman" w:cs="Times New Roman"/>
           <w:sz w:val="28"/>
           <w:szCs w:val="28"/>
+          <w:lang w:val="en-US"/>
         </w:rPr>
         <w:t xml:space="preserve"> </w:t>
       </w:r>
+      <w:r>
+        <w:rPr>
+          <w:rFonts w:ascii="Times New Roman" w:hAnsi="Times New Roman" w:cs="Times New Roman"/>
+          <w:position w:val="-12"/>
+          <w:sz w:val="28"/>
+          <w:szCs w:val="28"/>
+          <w:lang w:val="en-US"/>
+        </w:rPr>
+        <w:object w:dxaOrig="360" w:dyaOrig="499" w14:anchorId="565F8E40">
+          <v:shape id="_x0000_i1072" type="#_x0000_t75" style="width:18.25pt;height:24.7pt" o:ole="">
+            <v:imagedata r:id="rId78" o:title=""/>
+          </v:shape>
+          <o:OLEObject Type="Embed" ProgID="Equation.DSMT4" ShapeID="_x0000_i1072" DrawAspect="Content" ObjectID="_1837841484" r:id="rId95"/>
+        </w:object>
+      </w:r>
+      <w:r>
+        <w:rPr>
+          <w:rFonts w:ascii="Times New Roman" w:hAnsi="Times New Roman" w:cs="Times New Roman"/>
+          <w:sz w:val="28"/>
+          <w:szCs w:val="28"/>
+          <w:lang w:val="en-US"/>
+        </w:rPr>
+        <w:t xml:space="preserve"> </w:t>
+      </w:r>
     </w:p>
     <w:p>
       <w:pPr>
@@ -14383,6 +19606,7 @@
         </w:rPr>
       </w:pPr>
       <w:proofErr w:type="spellStart"/>
+      <w:proofErr w:type="gramStart"/>
       <w:r>
         <w:rPr>
           <w:rFonts w:ascii="Times New Roman" w:hAnsi="Times New Roman" w:cs="Times New Roman"/>
@@ -14414,7 +19638,17 @@
           <w:szCs w:val="28"/>
           <w:lang w:val="en-US"/>
         </w:rPr>
-        <w:t xml:space="preserve"> , </w:t>
+        <w:t xml:space="preserve"> ,</w:t>
+      </w:r>
+      <w:proofErr w:type="gramEnd"/>
+      <w:r>
+        <w:rPr>
+          <w:rFonts w:ascii="Times New Roman" w:hAnsi="Times New Roman" w:cs="Times New Roman"/>
+          <w:sz w:val="28"/>
+          <w:szCs w:val="28"/>
+          <w:lang w:val="en-US"/>
+        </w:rPr>
+        <w:t xml:space="preserve"> </w:t>
       </w:r>
       <w:proofErr w:type="spellStart"/>
       <w:r>
@@ -14495,6 +19729,7 @@
         <w:t>γ</w:t>
       </w:r>
       <w:proofErr w:type="spellStart"/>
+      <w:proofErr w:type="gramStart"/>
       <w:r>
         <w:rPr>
           <w:rFonts w:ascii="Times New Roman" w:hAnsi="Times New Roman" w:cs="Times New Roman"/>
@@ -14560,6 +19795,7 @@
         </w:rPr>
         <w:t>(</w:t>
       </w:r>
+      <w:proofErr w:type="gramEnd"/>
       <w:r>
         <w:rPr>
           <w:rFonts w:ascii="Times New Roman" w:hAnsi="Times New Roman" w:cs="Times New Roman"/>
@@ -14609,6 +19845,7 @@
         </w:rPr>
         <w:t>χ</w:t>
       </w:r>
+      <w:proofErr w:type="gramStart"/>
       <w:r>
         <w:rPr>
           <w:rFonts w:ascii="Times New Roman" w:hAnsi="Times New Roman" w:cs="Times New Roman"/>
@@ -14631,6 +19868,7 @@
         </w:rPr>
         <w:t>(</w:t>
       </w:r>
+      <w:proofErr w:type="gramEnd"/>
       <w:r>
         <w:rPr>
           <w:rFonts w:ascii="Times New Roman" w:hAnsi="Times New Roman" w:cs="Times New Roman"/>
@@ -16669,6 +21907,7 @@
   <w:style w:type="character" w:default="1" w:styleId="a0">
     <w:name w:val="Default Paragraph Font"/>
     <w:uiPriority w:val="1"/>
+    <w:semiHidden/>
     <w:unhideWhenUsed/>
   </w:style>
   <w:style w:type="table" w:default="1" w:styleId="a1">

--- a/Docs/Дис Борзенков вар2/01.Главы/Глава_4.docx
+++ b/Docs/Дис Борзенков вар2/01.Главы/Глава_4.docx
@@ -657,7 +657,7 @@
           <v:shape id="_x0000_i1025" type="#_x0000_t75" style="width:291.75pt;height:19.9pt" o:ole="">
             <v:imagedata r:id="rId7" o:title=""/>
           </v:shape>
-          <o:OLEObject Type="Embed" ProgID="Equation.DSMT4" ShapeID="_x0000_i1025" DrawAspect="Content" ObjectID="_1837841443" r:id="rId8"/>
+          <o:OLEObject Type="Embed" ProgID="Equation.DSMT4" ShapeID="_x0000_i1025" DrawAspect="Content" ObjectID="_1837929210" r:id="rId8"/>
         </w:object>
       </w:r>
       <w:r>
@@ -872,7 +872,7 @@
           <v:shape id="_x0000_i1026" type="#_x0000_t75" style="width:31.7pt;height:19.9pt" o:ole="">
             <v:imagedata r:id="rId9" o:title=""/>
           </v:shape>
-          <o:OLEObject Type="Embed" ProgID="Equation.DSMT4" ShapeID="_x0000_i1026" DrawAspect="Content" ObjectID="_1837841444" r:id="rId10"/>
+          <o:OLEObject Type="Embed" ProgID="Equation.DSMT4" ShapeID="_x0000_i1026" DrawAspect="Content" ObjectID="_1837929211" r:id="rId10"/>
         </w:object>
       </w:r>
       <w:r>
@@ -895,7 +895,7 @@
           <v:shape id="_x0000_i1027" type="#_x0000_t75" style="width:31.7pt;height:19.9pt" o:ole="">
             <v:imagedata r:id="rId11" o:title=""/>
           </v:shape>
-          <o:OLEObject Type="Embed" ProgID="Equation.DSMT4" ShapeID="_x0000_i1027" DrawAspect="Content" ObjectID="_1837841445" r:id="rId12"/>
+          <o:OLEObject Type="Embed" ProgID="Equation.DSMT4" ShapeID="_x0000_i1027" DrawAspect="Content" ObjectID="_1837929212" r:id="rId12"/>
         </w:object>
       </w:r>
       <w:r>
@@ -918,7 +918,7 @@
           <v:shape id="_x0000_i1028" type="#_x0000_t75" style="width:26.35pt;height:19.9pt" o:ole="">
             <v:imagedata r:id="rId13" o:title=""/>
           </v:shape>
-          <o:OLEObject Type="Embed" ProgID="Equation.DSMT4" ShapeID="_x0000_i1028" DrawAspect="Content" ObjectID="_1837841446" r:id="rId14"/>
+          <o:OLEObject Type="Embed" ProgID="Equation.DSMT4" ShapeID="_x0000_i1028" DrawAspect="Content" ObjectID="_1837929213" r:id="rId14"/>
         </w:object>
       </w:r>
       <w:r>
@@ -941,7 +941,7 @@
           <v:shape id="_x0000_i1029" type="#_x0000_t75" style="width:30.1pt;height:19.9pt" o:ole="">
             <v:imagedata r:id="rId15" o:title=""/>
           </v:shape>
-          <o:OLEObject Type="Embed" ProgID="Equation.DSMT4" ShapeID="_x0000_i1029" DrawAspect="Content" ObjectID="_1837841447" r:id="rId16"/>
+          <o:OLEObject Type="Embed" ProgID="Equation.DSMT4" ShapeID="_x0000_i1029" DrawAspect="Content" ObjectID="_1837929214" r:id="rId16"/>
         </w:object>
       </w:r>
       <w:r>
@@ -1058,7 +1058,7 @@
           <v:shape id="_x0000_i1030" type="#_x0000_t75" style="width:105.85pt;height:19.9pt" o:ole="">
             <v:imagedata r:id="rId17" o:title=""/>
           </v:shape>
-          <o:OLEObject Type="Embed" ProgID="Equation.DSMT4" ShapeID="_x0000_i1030" DrawAspect="Content" ObjectID="_1837841448" r:id="rId18"/>
+          <o:OLEObject Type="Embed" ProgID="Equation.DSMT4" ShapeID="_x0000_i1030" DrawAspect="Content" ObjectID="_1837929215" r:id="rId18"/>
         </w:object>
       </w:r>
       <w:r>
@@ -1343,7 +1343,7 @@
           <v:shape id="_x0000_i1031" type="#_x0000_t75" style="width:219.2pt;height:31.15pt" o:ole="">
             <v:imagedata r:id="rId19" o:title=""/>
           </v:shape>
-          <o:OLEObject Type="Embed" ProgID="Equation.DSMT4" ShapeID="_x0000_i1031" DrawAspect="Content" ObjectID="_1837841449" r:id="rId20"/>
+          <o:OLEObject Type="Embed" ProgID="Equation.DSMT4" ShapeID="_x0000_i1031" DrawAspect="Content" ObjectID="_1837929216" r:id="rId20"/>
         </w:object>
       </w:r>
       <w:r>
@@ -1580,7 +1580,7 @@
           <v:shape id="_x0000_i1032" type="#_x0000_t75" style="width:425.55pt;height:40.3pt" o:ole="">
             <v:imagedata r:id="rId21" o:title=""/>
           </v:shape>
-          <o:OLEObject Type="Embed" ProgID="Equation.DSMT4" ShapeID="_x0000_i1032" DrawAspect="Content" ObjectID="_1837841450" r:id="rId22"/>
+          <o:OLEObject Type="Embed" ProgID="Equation.DSMT4" ShapeID="_x0000_i1032" DrawAspect="Content" ObjectID="_1837929217" r:id="rId22"/>
         </w:object>
       </w:r>
     </w:p>
@@ -1918,7 +1918,7 @@
           <v:shape id="_x0000_i1033" type="#_x0000_t75" style="width:152.6pt;height:41.9pt" o:ole="">
             <v:imagedata r:id="rId23" o:title=""/>
           </v:shape>
-          <o:OLEObject Type="Embed" ProgID="Equation.DSMT4" ShapeID="_x0000_i1033" DrawAspect="Content" ObjectID="_1837841451" r:id="rId24"/>
+          <o:OLEObject Type="Embed" ProgID="Equation.DSMT4" ShapeID="_x0000_i1033" DrawAspect="Content" ObjectID="_1837929218" r:id="rId24"/>
         </w:object>
       </w:r>
       <w:r>
@@ -2015,7 +2015,7 @@
           <v:shape id="_x0000_i1034" type="#_x0000_t75" style="width:79pt;height:19.9pt" o:ole="">
             <v:imagedata r:id="rId25" o:title=""/>
           </v:shape>
-          <o:OLEObject Type="Embed" ProgID="Equation.DSMT4" ShapeID="_x0000_i1034" DrawAspect="Content" ObjectID="_1837841452" r:id="rId26"/>
+          <o:OLEObject Type="Embed" ProgID="Equation.DSMT4" ShapeID="_x0000_i1034" DrawAspect="Content" ObjectID="_1837929219" r:id="rId26"/>
         </w:object>
       </w:r>
       <w:r>
@@ -2162,7 +2162,7 @@
           <v:shape id="_x0000_i1035" type="#_x0000_t75" style="width:167.1pt;height:19.9pt" o:ole="">
             <v:imagedata r:id="rId27" o:title=""/>
           </v:shape>
-          <o:OLEObject Type="Embed" ProgID="Equation.DSMT4" ShapeID="_x0000_i1035" DrawAspect="Content" ObjectID="_1837841453" r:id="rId28"/>
+          <o:OLEObject Type="Embed" ProgID="Equation.DSMT4" ShapeID="_x0000_i1035" DrawAspect="Content" ObjectID="_1837929220" r:id="rId28"/>
         </w:object>
       </w:r>
       <w:r>
@@ -2265,7 +2265,6 @@
         <w:t xml:space="preserve"> </w:t>
       </w:r>
       <w:proofErr w:type="spellStart"/>
-      <w:proofErr w:type="gramStart"/>
       <w:r>
         <w:rPr>
           <w:rFonts w:ascii="Times New Roman" w:hAnsi="Times New Roman" w:cs="Times New Roman"/>
@@ -2307,16 +2306,7 @@
           <w:sz w:val="28"/>
           <w:szCs w:val="28"/>
         </w:rPr>
-        <w:t>—</w:t>
-      </w:r>
-      <w:proofErr w:type="gramEnd"/>
-      <w:r>
-        <w:rPr>
-          <w:rFonts w:ascii="Times New Roman" w:hAnsi="Times New Roman" w:cs="Times New Roman"/>
-          <w:sz w:val="28"/>
-          <w:szCs w:val="28"/>
-        </w:rPr>
-        <w:t xml:space="preserve"> амплитуда пикового тока,</w:t>
+        <w:t>— амплитуда пикового тока,</w:t>
       </w:r>
       <w:r>
         <w:rPr>
@@ -2695,7 +2685,7 @@
           <v:shape id="_x0000_i1036" type="#_x0000_t75" style="width:102.1pt;height:19.9pt" o:ole="">
             <v:imagedata r:id="rId29" o:title=""/>
           </v:shape>
-          <o:OLEObject Type="Embed" ProgID="Equation.DSMT4" ShapeID="_x0000_i1036" DrawAspect="Content" ObjectID="_1837841454" r:id="rId30"/>
+          <o:OLEObject Type="Embed" ProgID="Equation.DSMT4" ShapeID="_x0000_i1036" DrawAspect="Content" ObjectID="_1837929221" r:id="rId30"/>
         </w:object>
       </w:r>
       <w:r>
@@ -2997,7 +2987,7 @@
           <v:shape id="_x0000_i1037" type="#_x0000_t75" style="width:279.4pt;height:19.9pt" o:ole="">
             <v:imagedata r:id="rId31" o:title=""/>
           </v:shape>
-          <o:OLEObject Type="Embed" ProgID="Equation.DSMT4" ShapeID="_x0000_i1037" DrawAspect="Content" ObjectID="_1837841455" r:id="rId32"/>
+          <o:OLEObject Type="Embed" ProgID="Equation.DSMT4" ShapeID="_x0000_i1037" DrawAspect="Content" ObjectID="_1837929222" r:id="rId32"/>
         </w:object>
       </w:r>
       <w:r>
@@ -3060,7 +3050,6 @@
         </w:rPr>
         <w:t>χ</w:t>
       </w:r>
-      <w:proofErr w:type="gramStart"/>
       <w:r>
         <w:rPr>
           <w:rFonts w:ascii="Times New Roman" w:hAnsi="Times New Roman" w:cs="Times New Roman"/>
@@ -3082,7 +3071,6 @@
         </w:rPr>
         <w:t>(</w:t>
       </w:r>
-      <w:proofErr w:type="gramEnd"/>
       <w:r>
         <w:rPr>
           <w:rFonts w:ascii="Times New Roman" w:hAnsi="Times New Roman" w:cs="Times New Roman"/>
@@ -3130,7 +3118,6 @@
         </w:rPr>
         <w:t>χ</w:t>
       </w:r>
-      <w:proofErr w:type="gramStart"/>
       <w:r>
         <w:rPr>
           <w:rFonts w:ascii="Times New Roman" w:hAnsi="Times New Roman" w:cs="Times New Roman"/>
@@ -3152,7 +3139,6 @@
         </w:rPr>
         <w:t>(</w:t>
       </w:r>
-      <w:proofErr w:type="gramEnd"/>
       <w:r>
         <w:rPr>
           <w:rFonts w:ascii="Times New Roman" w:hAnsi="Times New Roman" w:cs="Times New Roman"/>
@@ -7068,7 +7054,6 @@
         <w:t xml:space="preserve"> обладает особой ценностью как более «локальный» и одновременно физически интерпретируемый индикатор. Он отражает ухудшение интерфейсного отклика батареи именно в тех режимах, которые критичны для электротранспорта: быстрый приём и отдача мощности, переходные токовые нагрузки, рекуперация, температурно-переменные режимы. Поэтому в прогностической модели ресурс батареи связывается не просто с величиной </w:t>
       </w:r>
       <w:proofErr w:type="spellStart"/>
-      <w:proofErr w:type="gramStart"/>
       <w:r>
         <w:rPr>
           <w:rFonts w:ascii="Times New Roman" w:hAnsi="Times New Roman" w:cs="Times New Roman"/>
@@ -7093,7 +7078,6 @@
         <w:t>ct</w:t>
       </w:r>
       <w:proofErr w:type="spellEnd"/>
-      <w:proofErr w:type="gramEnd"/>
       <w:r>
         <w:rPr>
           <w:rFonts w:ascii="Times New Roman" w:hAnsi="Times New Roman" w:cs="Times New Roman"/>
@@ -7138,7 +7122,7 @@
           <v:shape id="_x0000_i1038" type="#_x0000_t75" style="width:25.25pt;height:30.65pt" o:ole="">
             <v:imagedata r:id="rId35" o:title=""/>
           </v:shape>
-          <o:OLEObject Type="Embed" ProgID="Equation.DSMT4" ShapeID="_x0000_i1038" DrawAspect="Content" ObjectID="_1837841456" r:id="rId36"/>
+          <o:OLEObject Type="Embed" ProgID="Equation.DSMT4" ShapeID="_x0000_i1038" DrawAspect="Content" ObjectID="_1837929223" r:id="rId36"/>
         </w:object>
       </w:r>
       <w:r>
@@ -7450,7 +7434,7 @@
           <v:shape id="_x0000_i1039" type="#_x0000_t75" style="width:283.15pt;height:22.05pt" o:ole="">
             <v:imagedata r:id="rId37" o:title=""/>
           </v:shape>
-          <o:OLEObject Type="Embed" ProgID="Equation.DSMT4" ShapeID="_x0000_i1039" DrawAspect="Content" ObjectID="_1837841457" r:id="rId38"/>
+          <o:OLEObject Type="Embed" ProgID="Equation.DSMT4" ShapeID="_x0000_i1039" DrawAspect="Content" ObjectID="_1837929224" r:id="rId38"/>
         </w:object>
       </w:r>
       <w:r>
@@ -7530,7 +7514,7 @@
           <v:shape id="_x0000_i1040" type="#_x0000_t75" style="width:196.1pt;height:30.65pt" o:ole="">
             <v:imagedata r:id="rId39" o:title=""/>
           </v:shape>
-          <o:OLEObject Type="Embed" ProgID="Equation.DSMT4" ShapeID="_x0000_i1040" DrawAspect="Content" ObjectID="_1837841458" r:id="rId40"/>
+          <o:OLEObject Type="Embed" ProgID="Equation.DSMT4" ShapeID="_x0000_i1040" DrawAspect="Content" ObjectID="_1837929225" r:id="rId40"/>
         </w:object>
       </w:r>
       <w:r>
@@ -7609,7 +7593,7 @@
           <v:shape id="_x0000_i1041" type="#_x0000_t75" style="width:279.95pt;height:30.65pt" o:ole="">
             <v:imagedata r:id="rId41" o:title=""/>
           </v:shape>
-          <o:OLEObject Type="Embed" ProgID="Equation.DSMT4" ShapeID="_x0000_i1041" DrawAspect="Content" ObjectID="_1837841459" r:id="rId42"/>
+          <o:OLEObject Type="Embed" ProgID="Equation.DSMT4" ShapeID="_x0000_i1041" DrawAspect="Content" ObjectID="_1837929226" r:id="rId42"/>
         </w:object>
       </w:r>
       <w:r>
@@ -8061,7 +8045,7 @@
           <v:shape id="_x0000_i1042" type="#_x0000_t75" style="width:74.15pt;height:19.9pt" o:ole="">
             <v:imagedata r:id="rId43" o:title=""/>
           </v:shape>
-          <o:OLEObject Type="Embed" ProgID="Equation.DSMT4" ShapeID="_x0000_i1042" DrawAspect="Content" ObjectID="_1837841460" r:id="rId44"/>
+          <o:OLEObject Type="Embed" ProgID="Equation.DSMT4" ShapeID="_x0000_i1042" DrawAspect="Content" ObjectID="_1837929227" r:id="rId44"/>
         </w:object>
       </w:r>
       <w:r>
@@ -8140,7 +8124,7 @@
           <v:shape id="_x0000_i1043" type="#_x0000_t75" style="width:196.1pt;height:41.9pt" o:ole="">
             <v:imagedata r:id="rId45" o:title=""/>
           </v:shape>
-          <o:OLEObject Type="Embed" ProgID="Equation.DSMT4" ShapeID="_x0000_i1043" DrawAspect="Content" ObjectID="_1837841461" r:id="rId46"/>
+          <o:OLEObject Type="Embed" ProgID="Equation.DSMT4" ShapeID="_x0000_i1043" DrawAspect="Content" ObjectID="_1837929228" r:id="rId46"/>
         </w:object>
       </w:r>
       <w:r>
@@ -10169,7 +10153,6 @@
         <w:t xml:space="preserve">Если известно текущее значение </w:t>
       </w:r>
       <w:proofErr w:type="spellStart"/>
-      <w:proofErr w:type="gramStart"/>
       <w:r>
         <w:rPr>
           <w:rFonts w:ascii="Times New Roman" w:hAnsi="Times New Roman" w:cs="Times New Roman"/>
@@ -10217,7 +10200,6 @@
         </w:rPr>
         <w:t>current</w:t>
       </w:r>
-      <w:proofErr w:type="gramEnd"/>
       <w:r>
         <w:rPr>
           <w:rFonts w:ascii="Times New Roman" w:hAnsi="Times New Roman" w:cs="Times New Roman"/>
@@ -10227,7 +10209,6 @@
         <w:t xml:space="preserve">, критическое значение </w:t>
       </w:r>
       <w:proofErr w:type="spellStart"/>
-      <w:proofErr w:type="gramStart"/>
       <w:r>
         <w:rPr>
           <w:rFonts w:ascii="Times New Roman" w:hAnsi="Times New Roman" w:cs="Times New Roman"/>
@@ -10275,7 +10256,6 @@
         </w:rPr>
         <w:t>crit</w:t>
       </w:r>
-      <w:proofErr w:type="gramEnd"/>
       <w:r>
         <w:rPr>
           <w:rFonts w:ascii="Times New Roman" w:hAnsi="Times New Roman" w:cs="Times New Roman"/>
@@ -10385,7 +10365,7 @@
           <v:shape id="_x0000_i1044" type="#_x0000_t75" style="width:135.4pt;height:34.95pt" o:ole="">
             <v:imagedata r:id="rId49" o:title=""/>
           </v:shape>
-          <o:OLEObject Type="Embed" ProgID="Equation.DSMT4" ShapeID="_x0000_i1044" DrawAspect="Content" ObjectID="_1837841462" r:id="rId50"/>
+          <o:OLEObject Type="Embed" ProgID="Equation.DSMT4" ShapeID="_x0000_i1044" DrawAspect="Content" ObjectID="_1837929229" r:id="rId50"/>
         </w:object>
       </w:r>
       <w:r>
@@ -10562,7 +10542,7 @@
           <v:shape id="_x0000_i1045" type="#_x0000_t75" style="width:117.15pt;height:34.4pt" o:ole="">
             <v:imagedata r:id="rId51" o:title=""/>
           </v:shape>
-          <o:OLEObject Type="Embed" ProgID="Equation.DSMT4" ShapeID="_x0000_i1045" DrawAspect="Content" ObjectID="_1837841463" r:id="rId52"/>
+          <o:OLEObject Type="Embed" ProgID="Equation.DSMT4" ShapeID="_x0000_i1045" DrawAspect="Content" ObjectID="_1837929230" r:id="rId52"/>
         </w:object>
       </w:r>
       <w:r>
@@ -11194,7 +11174,6 @@
               </w:rPr>
             </w:pPr>
             <w:proofErr w:type="spellStart"/>
-            <w:proofErr w:type="gramStart"/>
             <w:r>
               <w:rPr>
                 <w:rFonts w:ascii="Times New Roman" w:hAnsi="Times New Roman" w:cs="Times New Roman"/>
@@ -11231,7 +11210,6 @@
               <w:t>,current</w:t>
             </w:r>
             <w:proofErr w:type="spellEnd"/>
-            <w:proofErr w:type="gramEnd"/>
             <w:r>
               <w:rPr>
                 <w:rFonts w:ascii="Times New Roman" w:hAnsi="Times New Roman" w:cs="Times New Roman"/>
@@ -12549,7 +12527,7 @@
           <v:shape id="_x0000_i1046" type="#_x0000_t75" style="width:55.35pt;height:18.8pt" o:ole="">
             <v:imagedata r:id="rId54" o:title=""/>
           </v:shape>
-          <o:OLEObject Type="Embed" ProgID="Equation.DSMT4" ShapeID="_x0000_i1046" DrawAspect="Content" ObjectID="_1837841464" r:id="rId55"/>
+          <o:OLEObject Type="Embed" ProgID="Equation.DSMT4" ShapeID="_x0000_i1046" DrawAspect="Content" ObjectID="_1837929231" r:id="rId55"/>
         </w:object>
       </w:r>
       <w:r>
@@ -12628,7 +12606,7 @@
           <v:shape id="_x0000_i1047" type="#_x0000_t75" style="width:55.35pt;height:18.8pt" o:ole="">
             <v:imagedata r:id="rId56" o:title=""/>
           </v:shape>
-          <o:OLEObject Type="Embed" ProgID="Equation.DSMT4" ShapeID="_x0000_i1047" DrawAspect="Content" ObjectID="_1837841465" r:id="rId57"/>
+          <o:OLEObject Type="Embed" ProgID="Equation.DSMT4" ShapeID="_x0000_i1047" DrawAspect="Content" ObjectID="_1837929232" r:id="rId57"/>
         </w:object>
       </w:r>
       <w:r>
@@ -12707,7 +12685,7 @@
           <v:shape id="_x0000_i1048" type="#_x0000_t75" style="width:95.1pt;height:18.25pt" o:ole="">
             <v:imagedata r:id="rId58" o:title=""/>
           </v:shape>
-          <o:OLEObject Type="Embed" ProgID="Equation.DSMT4" ShapeID="_x0000_i1048" DrawAspect="Content" ObjectID="_1837841466" r:id="rId59"/>
+          <o:OLEObject Type="Embed" ProgID="Equation.DSMT4" ShapeID="_x0000_i1048" DrawAspect="Content" ObjectID="_1837929233" r:id="rId59"/>
         </w:object>
       </w:r>
       <w:r>
@@ -12786,7 +12764,7 @@
           <v:shape id="_x0000_i1049" type="#_x0000_t75" style="width:219.75pt;height:33.3pt" o:ole="">
             <v:imagedata r:id="rId60" o:title=""/>
           </v:shape>
-          <o:OLEObject Type="Embed" ProgID="Equation.DSMT4" ShapeID="_x0000_i1049" DrawAspect="Content" ObjectID="_1837841467" r:id="rId61"/>
+          <o:OLEObject Type="Embed" ProgID="Equation.DSMT4" ShapeID="_x0000_i1049" DrawAspect="Content" ObjectID="_1837929234" r:id="rId61"/>
         </w:object>
       </w:r>
       <w:r>
@@ -12918,7 +12896,7 @@
           <v:shape id="_x0000_i1050" type="#_x0000_t75" style="width:121.95pt;height:38.7pt" o:ole="">
             <v:imagedata r:id="rId62" o:title=""/>
           </v:shape>
-          <o:OLEObject Type="Embed" ProgID="Equation.DSMT4" ShapeID="_x0000_i1050" DrawAspect="Content" ObjectID="_1837841468" r:id="rId63"/>
+          <o:OLEObject Type="Embed" ProgID="Equation.DSMT4" ShapeID="_x0000_i1050" DrawAspect="Content" ObjectID="_1837929235" r:id="rId63"/>
         </w:object>
       </w:r>
       <w:r>
@@ -13092,7 +13070,7 @@
           <v:shape id="_x0000_i1051" type="#_x0000_t75" style="width:83.3pt;height:38.15pt" o:ole="">
             <v:imagedata r:id="rId64" o:title=""/>
           </v:shape>
-          <o:OLEObject Type="Embed" ProgID="Equation.DSMT4" ShapeID="_x0000_i1051" DrawAspect="Content" ObjectID="_1837841469" r:id="rId65"/>
+          <o:OLEObject Type="Embed" ProgID="Equation.DSMT4" ShapeID="_x0000_i1051" DrawAspect="Content" ObjectID="_1837929236" r:id="rId65"/>
         </w:object>
       </w:r>
       <w:r>
@@ -13172,7 +13150,7 @@
           <v:shape id="_x0000_i1052" type="#_x0000_t75" style="width:98.35pt;height:34.95pt" o:ole="">
             <v:imagedata r:id="rId66" o:title=""/>
           </v:shape>
-          <o:OLEObject Type="Embed" ProgID="Equation.DSMT4" ShapeID="_x0000_i1052" DrawAspect="Content" ObjectID="_1837841470" r:id="rId67"/>
+          <o:OLEObject Type="Embed" ProgID="Equation.DSMT4" ShapeID="_x0000_i1052" DrawAspect="Content" ObjectID="_1837929237" r:id="rId67"/>
         </w:object>
       </w:r>
       <w:r>
@@ -13503,7 +13481,7 @@
           <v:shape id="_x0000_i1053" type="#_x0000_t75" style="width:110.15pt;height:37.05pt" o:ole="">
             <v:imagedata r:id="rId68" o:title=""/>
           </v:shape>
-          <o:OLEObject Type="Embed" ProgID="Equation.DSMT4" ShapeID="_x0000_i1053" DrawAspect="Content" ObjectID="_1837841471" r:id="rId69"/>
+          <o:OLEObject Type="Embed" ProgID="Equation.DSMT4" ShapeID="_x0000_i1053" DrawAspect="Content" ObjectID="_1837929238" r:id="rId69"/>
         </w:object>
       </w:r>
       <w:r>
@@ -13536,7 +13514,6 @@
           <w:rFonts w:ascii="Times New Roman" w:hAnsi="Times New Roman" w:cs="Times New Roman"/>
           <w:sz w:val="28"/>
           <w:szCs w:val="28"/>
-          <w:lang w:val="en-US"/>
         </w:rPr>
       </w:pPr>
       <w:r>
@@ -13621,7 +13598,6 @@
           <w:rFonts w:ascii="Times New Roman" w:hAnsi="Times New Roman" w:cs="Times New Roman"/>
           <w:sz w:val="28"/>
           <w:szCs w:val="28"/>
-          <w:lang w:val="en-US"/>
         </w:rPr>
       </w:pPr>
     </w:p>
@@ -13658,20 +13634,18 @@
           <w:rFonts w:ascii="Times New Roman" w:hAnsi="Times New Roman" w:cs="Times New Roman"/>
           <w:sz w:val="28"/>
           <w:szCs w:val="28"/>
-          <w:lang w:val="en-US"/>
-        </w:rPr>
-      </w:pPr>
-    </w:p>
-    <w:p>
-      <w:pPr>
-        <w:spacing w:line="360" w:lineRule="auto"/>
-        <w:ind w:firstLine="709"/>
-        <w:jc w:val="both"/>
-        <w:rPr>
-          <w:rFonts w:ascii="Times New Roman" w:hAnsi="Times New Roman" w:cs="Times New Roman"/>
-          <w:sz w:val="28"/>
-          <w:szCs w:val="28"/>
-          <w:lang w:val="en-US"/>
+        </w:rPr>
+      </w:pPr>
+    </w:p>
+    <w:p>
+      <w:pPr>
+        <w:spacing w:line="360" w:lineRule="auto"/>
+        <w:ind w:firstLine="709"/>
+        <w:jc w:val="both"/>
+        <w:rPr>
+          <w:rFonts w:ascii="Times New Roman" w:hAnsi="Times New Roman" w:cs="Times New Roman"/>
+          <w:sz w:val="28"/>
+          <w:szCs w:val="28"/>
         </w:rPr>
       </w:pPr>
       <w:r>
@@ -13681,7 +13655,24 @@
           <w:szCs w:val="28"/>
         </w:rPr>
         <w:lastRenderedPageBreak/>
-        <w:t>Для транспортной эксплуатации число циклов само по себе недостаточно. Эксплуатационным</w:t>
+        <w:t xml:space="preserve">Для транспортной эксплуатации число циклов само по себе недостаточно. Эксплуатационным службам и </w:t>
+      </w:r>
+      <w:r>
+        <w:rPr>
+          <w:rFonts w:ascii="Times New Roman" w:hAnsi="Times New Roman" w:cs="Times New Roman"/>
+          <w:sz w:val="28"/>
+          <w:szCs w:val="28"/>
+          <w:lang w:val="en-US"/>
+        </w:rPr>
+        <w:t>BMS</w:t>
+      </w:r>
+      <w:r>
+        <w:rPr>
+          <w:rFonts w:ascii="Times New Roman" w:hAnsi="Times New Roman" w:cs="Times New Roman"/>
+          <w:sz w:val="28"/>
+          <w:szCs w:val="28"/>
+        </w:rPr>
+        <w:t xml:space="preserve"> требуется прогноз во времени: в сутках, неделях, месяцах или моточасах. Для</w:t>
       </w:r>
       <w:r>
         <w:rPr>
@@ -13697,40 +13688,6 @@
           <w:sz w:val="28"/>
           <w:szCs w:val="28"/>
         </w:rPr>
-        <w:t xml:space="preserve">службам и </w:t>
-      </w:r>
-      <w:r>
-        <w:rPr>
-          <w:rFonts w:ascii="Times New Roman" w:hAnsi="Times New Roman" w:cs="Times New Roman"/>
-          <w:sz w:val="28"/>
-          <w:szCs w:val="28"/>
-          <w:lang w:val="en-US"/>
-        </w:rPr>
-        <w:t>BMS</w:t>
-      </w:r>
-      <w:r>
-        <w:rPr>
-          <w:rFonts w:ascii="Times New Roman" w:hAnsi="Times New Roman" w:cs="Times New Roman"/>
-          <w:sz w:val="28"/>
-          <w:szCs w:val="28"/>
-        </w:rPr>
-        <w:t xml:space="preserve"> требуется прогноз во времени: в сутках, неделях, месяцах или моточасах. Для</w:t>
-      </w:r>
-      <w:r>
-        <w:rPr>
-          <w:rFonts w:ascii="Times New Roman" w:hAnsi="Times New Roman" w:cs="Times New Roman"/>
-          <w:sz w:val="28"/>
-          <w:szCs w:val="28"/>
-          <w:lang w:val="en-US"/>
-        </w:rPr>
-        <w:t xml:space="preserve"> </w:t>
-      </w:r>
-      <w:r>
-        <w:rPr>
-          <w:rFonts w:ascii="Times New Roman" w:hAnsi="Times New Roman" w:cs="Times New Roman"/>
-          <w:sz w:val="28"/>
-          <w:szCs w:val="28"/>
-        </w:rPr>
         <w:t>этого вводится интенсивность накопления эквивалентных полных циклов:</w:t>
       </w:r>
     </w:p>
@@ -13743,20 +13700,18 @@
           <w:rFonts w:ascii="Times New Roman" w:hAnsi="Times New Roman" w:cs="Times New Roman"/>
           <w:sz w:val="28"/>
           <w:szCs w:val="28"/>
-          <w:lang w:val="en-US"/>
-        </w:rPr>
-      </w:pPr>
-    </w:p>
-    <w:p>
-      <w:pPr>
-        <w:spacing w:line="360" w:lineRule="auto"/>
-        <w:ind w:firstLine="709"/>
-        <w:jc w:val="both"/>
-        <w:rPr>
-          <w:rFonts w:ascii="Times New Roman" w:hAnsi="Times New Roman" w:cs="Times New Roman"/>
-          <w:sz w:val="28"/>
-          <w:szCs w:val="28"/>
-          <w:lang w:val="en-US"/>
+        </w:rPr>
+      </w:pPr>
+    </w:p>
+    <w:p>
+      <w:pPr>
+        <w:spacing w:line="360" w:lineRule="auto"/>
+        <w:ind w:firstLine="709"/>
+        <w:jc w:val="both"/>
+        <w:rPr>
+          <w:rFonts w:ascii="Times New Roman" w:hAnsi="Times New Roman" w:cs="Times New Roman"/>
+          <w:sz w:val="28"/>
+          <w:szCs w:val="28"/>
         </w:rPr>
       </w:pPr>
       <w:r>
@@ -13768,10 +13723,10 @@
           <w:lang w:val="en-US"/>
         </w:rPr>
         <w:object w:dxaOrig="1460" w:dyaOrig="660" w14:anchorId="056A7D58">
-          <v:shape id="_x0000_i1057" type="#_x0000_t75" style="width:73.05pt;height:32.8pt" o:ole="">
+          <v:shape id="_x0000_i1054" type="#_x0000_t75" style="width:73.05pt;height:32.8pt" o:ole="">
             <v:imagedata r:id="rId70" o:title=""/>
           </v:shape>
-          <o:OLEObject Type="Embed" ProgID="Equation.DSMT4" ShapeID="_x0000_i1057" DrawAspect="Content" ObjectID="_1837841472" r:id="rId71"/>
+          <o:OLEObject Type="Embed" ProgID="Equation.DSMT4" ShapeID="_x0000_i1054" DrawAspect="Content" ObjectID="_1837929239" r:id="rId71"/>
         </w:object>
       </w:r>
       <w:r>
@@ -13779,7 +13734,6 @@
           <w:rFonts w:ascii="Times New Roman" w:hAnsi="Times New Roman" w:cs="Times New Roman"/>
           <w:sz w:val="28"/>
           <w:szCs w:val="28"/>
-          <w:lang w:val="en-US"/>
         </w:rPr>
         <w:t>.</w:t>
       </w:r>
@@ -13793,7 +13747,6 @@
           <w:rFonts w:ascii="Times New Roman" w:hAnsi="Times New Roman" w:cs="Times New Roman"/>
           <w:sz w:val="28"/>
           <w:szCs w:val="28"/>
-          <w:lang w:val="en-US"/>
         </w:rPr>
       </w:pPr>
     </w:p>
@@ -13826,7 +13779,6 @@
           <w:rFonts w:ascii="Times New Roman" w:hAnsi="Times New Roman" w:cs="Times New Roman"/>
           <w:sz w:val="28"/>
           <w:szCs w:val="28"/>
-          <w:lang w:val="en-US"/>
         </w:rPr>
       </w:pPr>
     </w:p>
@@ -13850,10 +13802,10 @@
           <w:lang w:val="en-US"/>
         </w:rPr>
         <w:object w:dxaOrig="2700" w:dyaOrig="680" w14:anchorId="378DDA10">
-          <v:shape id="_x0000_i1060" type="#_x0000_t75" style="width:134.85pt;height:33.85pt" o:ole="">
+          <v:shape id="_x0000_i1055" type="#_x0000_t75" style="width:134.85pt;height:33.85pt" o:ole="">
             <v:imagedata r:id="rId72" o:title=""/>
           </v:shape>
-          <o:OLEObject Type="Embed" ProgID="Equation.DSMT4" ShapeID="_x0000_i1060" DrawAspect="Content" ObjectID="_1837841473" r:id="rId73"/>
+          <o:OLEObject Type="Embed" ProgID="Equation.DSMT4" ShapeID="_x0000_i1055" DrawAspect="Content" ObjectID="_1837929240" r:id="rId73"/>
         </w:object>
       </w:r>
       <w:r>
@@ -13886,24 +13838,15 @@
           <w:rFonts w:ascii="Times New Roman" w:hAnsi="Times New Roman" w:cs="Times New Roman"/>
           <w:sz w:val="28"/>
           <w:szCs w:val="28"/>
-          <w:lang w:val="en-US"/>
-        </w:rPr>
-      </w:pPr>
-      <w:r>
-        <w:rPr>
-          <w:rFonts w:ascii="Times New Roman" w:hAnsi="Times New Roman" w:cs="Times New Roman"/>
-          <w:sz w:val="28"/>
-          <w:szCs w:val="28"/>
-        </w:rPr>
-        <w:t>где</w:t>
-      </w:r>
-      <w:r>
-        <w:rPr>
-          <w:rFonts w:ascii="Times New Roman" w:hAnsi="Times New Roman" w:cs="Times New Roman"/>
-          <w:sz w:val="28"/>
-          <w:szCs w:val="28"/>
-        </w:rPr>
-        <w:t xml:space="preserve"> </w:t>
+        </w:rPr>
+      </w:pPr>
+      <w:r>
+        <w:rPr>
+          <w:rFonts w:ascii="Times New Roman" w:hAnsi="Times New Roman" w:cs="Times New Roman"/>
+          <w:sz w:val="28"/>
+          <w:szCs w:val="28"/>
+        </w:rPr>
+        <w:t xml:space="preserve">где </w:t>
       </w:r>
       <w:proofErr w:type="spellStart"/>
       <w:r>
@@ -13936,59 +13879,18 @@
           <w:sz w:val="28"/>
           <w:szCs w:val="28"/>
         </w:rPr>
-        <w:t xml:space="preserve"> – </w:t>
-      </w:r>
-      <w:r>
-        <w:rPr>
-          <w:rFonts w:ascii="Times New Roman" w:hAnsi="Times New Roman" w:cs="Times New Roman"/>
-          <w:sz w:val="28"/>
-          <w:szCs w:val="28"/>
-        </w:rPr>
-        <w:t>номинальная ёмкость батареи, а интеграл понимается в согласованных единицах</w:t>
-      </w:r>
-      <w:r>
-        <w:rPr>
-          <w:rFonts w:ascii="Times New Roman" w:hAnsi="Times New Roman" w:cs="Times New Roman"/>
-          <w:sz w:val="28"/>
-          <w:szCs w:val="28"/>
-        </w:rPr>
-        <w:t xml:space="preserve"> </w:t>
-      </w:r>
-      <w:r>
-        <w:rPr>
-          <w:rFonts w:ascii="Times New Roman" w:hAnsi="Times New Roman" w:cs="Times New Roman"/>
-          <w:sz w:val="28"/>
-          <w:szCs w:val="28"/>
-        </w:rPr>
-        <w:t>по времени и току. Это стандартная форма перехода от произвольного токового профиля к</w:t>
-      </w:r>
-      <w:r>
-        <w:rPr>
-          <w:rFonts w:ascii="Times New Roman" w:hAnsi="Times New Roman" w:cs="Times New Roman"/>
-          <w:sz w:val="28"/>
-          <w:szCs w:val="28"/>
-        </w:rPr>
-        <w:t xml:space="preserve"> </w:t>
-      </w:r>
-      <w:r>
-        <w:rPr>
-          <w:rFonts w:ascii="Times New Roman" w:hAnsi="Times New Roman" w:cs="Times New Roman"/>
-          <w:sz w:val="28"/>
-          <w:szCs w:val="28"/>
-        </w:rPr>
-        <w:t>эквивалентным полным циклам.</w:t>
-      </w:r>
-    </w:p>
-    <w:p>
-      <w:pPr>
-        <w:spacing w:line="360" w:lineRule="auto"/>
-        <w:ind w:firstLine="709"/>
-        <w:jc w:val="both"/>
-        <w:rPr>
-          <w:rFonts w:ascii="Times New Roman" w:hAnsi="Times New Roman" w:cs="Times New Roman"/>
-          <w:sz w:val="28"/>
-          <w:szCs w:val="28"/>
-          <w:lang w:val="en-US"/>
+        <w:t xml:space="preserve"> – номинальная ёмкость батареи, а интеграл понимается в согласованных единицах по времени и току. Это стандартная форма перехода от произвольного токового профиля к эквивалентным полным циклам.</w:t>
+      </w:r>
+    </w:p>
+    <w:p>
+      <w:pPr>
+        <w:spacing w:line="360" w:lineRule="auto"/>
+        <w:ind w:firstLine="709"/>
+        <w:jc w:val="both"/>
+        <w:rPr>
+          <w:rFonts w:ascii="Times New Roman" w:hAnsi="Times New Roman" w:cs="Times New Roman"/>
+          <w:sz w:val="28"/>
+          <w:szCs w:val="28"/>
         </w:rPr>
       </w:pPr>
       <w:r>
@@ -14009,20 +13911,18 @@
           <w:rFonts w:ascii="Times New Roman" w:hAnsi="Times New Roman" w:cs="Times New Roman"/>
           <w:sz w:val="28"/>
           <w:szCs w:val="28"/>
-          <w:lang w:val="en-US"/>
-        </w:rPr>
-      </w:pPr>
-    </w:p>
-    <w:p>
-      <w:pPr>
-        <w:spacing w:line="360" w:lineRule="auto"/>
-        <w:ind w:firstLine="709"/>
-        <w:jc w:val="both"/>
-        <w:rPr>
-          <w:rFonts w:ascii="Times New Roman" w:hAnsi="Times New Roman" w:cs="Times New Roman"/>
-          <w:sz w:val="28"/>
-          <w:szCs w:val="28"/>
-          <w:lang w:val="en-US"/>
+        </w:rPr>
+      </w:pPr>
+    </w:p>
+    <w:p>
+      <w:pPr>
+        <w:spacing w:line="360" w:lineRule="auto"/>
+        <w:ind w:firstLine="709"/>
+        <w:jc w:val="both"/>
+        <w:rPr>
+          <w:rFonts w:ascii="Times New Roman" w:hAnsi="Times New Roman" w:cs="Times New Roman"/>
+          <w:sz w:val="28"/>
+          <w:szCs w:val="28"/>
         </w:rPr>
       </w:pPr>
       <w:r>
@@ -14034,10 +13934,10 @@
           <w:lang w:val="en-US"/>
         </w:rPr>
         <w:object w:dxaOrig="2020" w:dyaOrig="820" w14:anchorId="2462889B">
-          <v:shape id="_x0000_i1063" type="#_x0000_t75" style="width:101pt;height:40.85pt" o:ole="">
+          <v:shape id="_x0000_i1056" type="#_x0000_t75" style="width:101pt;height:40.85pt" o:ole="">
             <v:imagedata r:id="rId74" o:title=""/>
           </v:shape>
-          <o:OLEObject Type="Embed" ProgID="Equation.DSMT4" ShapeID="_x0000_i1063" DrawAspect="Content" ObjectID="_1837841474" r:id="rId75"/>
+          <o:OLEObject Type="Embed" ProgID="Equation.DSMT4" ShapeID="_x0000_i1056" DrawAspect="Content" ObjectID="_1837929241" r:id="rId75"/>
         </w:object>
       </w:r>
       <w:r>
@@ -14045,7 +13945,6 @@
           <w:rFonts w:ascii="Times New Roman" w:hAnsi="Times New Roman" w:cs="Times New Roman"/>
           <w:sz w:val="28"/>
           <w:szCs w:val="28"/>
-          <w:lang w:val="en-US"/>
         </w:rPr>
         <w:t>.</w:t>
       </w:r>
@@ -14059,7 +13958,6 @@
           <w:rFonts w:ascii="Times New Roman" w:hAnsi="Times New Roman" w:cs="Times New Roman"/>
           <w:sz w:val="28"/>
           <w:szCs w:val="28"/>
-          <w:lang w:val="en-US"/>
         </w:rPr>
       </w:pPr>
     </w:p>
@@ -14134,27 +14032,18 @@
           <w:sz w:val="28"/>
           <w:szCs w:val="28"/>
         </w:rPr>
-        <w:t xml:space="preserve">, </w:t>
-      </w:r>
-      <w:r>
-        <w:rPr>
-          <w:rFonts w:ascii="Times New Roman" w:hAnsi="Times New Roman" w:cs="Times New Roman"/>
-          <w:sz w:val="28"/>
-          <w:szCs w:val="28"/>
-        </w:rPr>
-        <w:t>то выражение упрощается:</w:t>
-      </w:r>
-    </w:p>
-    <w:p>
-      <w:pPr>
-        <w:spacing w:line="360" w:lineRule="auto"/>
-        <w:ind w:firstLine="709"/>
-        <w:jc w:val="both"/>
-        <w:rPr>
-          <w:rFonts w:ascii="Times New Roman" w:hAnsi="Times New Roman" w:cs="Times New Roman"/>
-          <w:sz w:val="28"/>
-          <w:szCs w:val="28"/>
-          <w:lang w:val="en-US"/>
+        <w:t>, то выражение упрощается:</w:t>
+      </w:r>
+    </w:p>
+    <w:p>
+      <w:pPr>
+        <w:spacing w:line="360" w:lineRule="auto"/>
+        <w:ind w:firstLine="709"/>
+        <w:jc w:val="both"/>
+        <w:rPr>
+          <w:rFonts w:ascii="Times New Roman" w:hAnsi="Times New Roman" w:cs="Times New Roman"/>
+          <w:sz w:val="28"/>
+          <w:szCs w:val="28"/>
         </w:rPr>
       </w:pPr>
     </w:p>
@@ -14178,10 +14067,10 @@
           <w:lang w:val="en-US"/>
         </w:rPr>
         <w:object w:dxaOrig="1460" w:dyaOrig="800" w14:anchorId="31267236">
-          <v:shape id="_x0000_i1068" type="#_x0000_t75" style="width:73.05pt;height:39.75pt" o:ole="">
+          <v:shape id="_x0000_i1057" type="#_x0000_t75" style="width:73.05pt;height:39.75pt" o:ole="">
             <v:imagedata r:id="rId76" o:title=""/>
           </v:shape>
-          <o:OLEObject Type="Embed" ProgID="Equation.DSMT4" ShapeID="_x0000_i1068" DrawAspect="Content" ObjectID="_1837841475" r:id="rId77"/>
+          <o:OLEObject Type="Embed" ProgID="Equation.DSMT4" ShapeID="_x0000_i1057" DrawAspect="Content" ObjectID="_1837929242" r:id="rId77"/>
         </w:object>
       </w:r>
       <w:r>
@@ -14222,15 +14111,7 @@
           <w:sz w:val="28"/>
           <w:szCs w:val="28"/>
         </w:rPr>
-        <w:t>где</w:t>
-      </w:r>
-      <w:r>
-        <w:rPr>
-          <w:rFonts w:ascii="Times New Roman" w:hAnsi="Times New Roman" w:cs="Times New Roman"/>
-          <w:sz w:val="28"/>
-          <w:szCs w:val="28"/>
-        </w:rPr>
-        <w:t xml:space="preserve"> </w:t>
+        <w:t xml:space="preserve">где </w:t>
       </w:r>
       <w:r>
         <w:rPr>
@@ -14241,10 +14122,10 @@
           <w:lang w:val="en-US"/>
         </w:rPr>
         <w:object w:dxaOrig="360" w:dyaOrig="499" w14:anchorId="7D7DDCBB">
-          <v:shape id="_x0000_i1071" type="#_x0000_t75" style="width:18.25pt;height:24.7pt" o:ole="">
+          <v:shape id="_x0000_i1058" type="#_x0000_t75" style="width:18.25pt;height:24.7pt" o:ole="">
             <v:imagedata r:id="rId78" o:title=""/>
           </v:shape>
-          <o:OLEObject Type="Embed" ProgID="Equation.DSMT4" ShapeID="_x0000_i1071" DrawAspect="Content" ObjectID="_1837841476" r:id="rId79"/>
+          <o:OLEObject Type="Embed" ProgID="Equation.DSMT4" ShapeID="_x0000_i1058" DrawAspect="Content" ObjectID="_1837929243" r:id="rId79"/>
         </w:object>
       </w:r>
       <w:r>
@@ -14253,59 +14134,27 @@
           <w:sz w:val="28"/>
           <w:szCs w:val="28"/>
         </w:rPr>
-        <w:t xml:space="preserve"> </w:t>
-      </w:r>
-      <w:r>
-        <w:rPr>
-          <w:rFonts w:ascii="Times New Roman" w:hAnsi="Times New Roman" w:cs="Times New Roman"/>
-          <w:sz w:val="28"/>
-          <w:szCs w:val="28"/>
-        </w:rPr>
-        <w:t>измеряется в эквивалентных циклах в сутки или в эквивалентных циклах в час.</w:t>
-      </w:r>
-    </w:p>
-    <w:p>
-      <w:pPr>
-        <w:spacing w:line="360" w:lineRule="auto"/>
-        <w:ind w:firstLine="709"/>
-        <w:jc w:val="both"/>
-        <w:rPr>
-          <w:rFonts w:ascii="Times New Roman" w:hAnsi="Times New Roman" w:cs="Times New Roman"/>
-          <w:sz w:val="28"/>
-          <w:szCs w:val="28"/>
-        </w:rPr>
-      </w:pPr>
-      <w:r>
-        <w:rPr>
-          <w:rFonts w:ascii="Times New Roman" w:hAnsi="Times New Roman" w:cs="Times New Roman"/>
-          <w:sz w:val="28"/>
-          <w:szCs w:val="28"/>
-        </w:rPr>
-        <w:t>Этот переход имеет принципиальное значение для электротранспорта. Одна и та же батарея</w:t>
-      </w:r>
-      <w:r>
-        <w:rPr>
-          <w:rFonts w:ascii="Times New Roman" w:hAnsi="Times New Roman" w:cs="Times New Roman"/>
-          <w:sz w:val="28"/>
-          <w:szCs w:val="28"/>
-        </w:rPr>
-        <w:t xml:space="preserve"> </w:t>
-      </w:r>
-      <w:r>
-        <w:rPr>
-          <w:rFonts w:ascii="Times New Roman" w:hAnsi="Times New Roman" w:cs="Times New Roman"/>
-          <w:sz w:val="28"/>
-          <w:szCs w:val="28"/>
-        </w:rPr>
-        <w:t>при одинаковом текущем</w:t>
-      </w:r>
-      <w:r>
-        <w:rPr>
-          <w:rFonts w:ascii="Times New Roman" w:hAnsi="Times New Roman" w:cs="Times New Roman"/>
-          <w:sz w:val="28"/>
-          <w:szCs w:val="28"/>
-        </w:rPr>
-        <w:t xml:space="preserve"> </w:t>
+        <w:t xml:space="preserve"> измеряется в эквивалентных циклах в сутки или в эквивалентных циклах в час.</w:t>
+      </w:r>
+    </w:p>
+    <w:p>
+      <w:pPr>
+        <w:spacing w:line="360" w:lineRule="auto"/>
+        <w:ind w:firstLine="709"/>
+        <w:jc w:val="both"/>
+        <w:rPr>
+          <w:rFonts w:ascii="Times New Roman" w:hAnsi="Times New Roman" w:cs="Times New Roman"/>
+          <w:sz w:val="28"/>
+          <w:szCs w:val="28"/>
+        </w:rPr>
+      </w:pPr>
+      <w:r>
+        <w:rPr>
+          <w:rFonts w:ascii="Times New Roman" w:hAnsi="Times New Roman" w:cs="Times New Roman"/>
+          <w:sz w:val="28"/>
+          <w:szCs w:val="28"/>
+        </w:rPr>
+        <w:t xml:space="preserve">Этот переход имеет принципиальное значение для электротранспорта. Одна и та же батарея при одинаковом текущем </w:t>
       </w:r>
       <w:proofErr w:type="spellStart"/>
       <w:r>
@@ -14338,75 +14187,18 @@
           <w:sz w:val="28"/>
           <w:szCs w:val="28"/>
         </w:rPr>
-        <w:t xml:space="preserve"> </w:t>
-      </w:r>
-      <w:r>
-        <w:rPr>
-          <w:rFonts w:ascii="Times New Roman" w:hAnsi="Times New Roman" w:cs="Times New Roman"/>
-          <w:sz w:val="28"/>
-          <w:szCs w:val="28"/>
-        </w:rPr>
-        <w:t>может иметь одинаковый остаточный ресурс в циклах, но</w:t>
-      </w:r>
-      <w:r>
-        <w:rPr>
-          <w:rFonts w:ascii="Times New Roman" w:hAnsi="Times New Roman" w:cs="Times New Roman"/>
-          <w:sz w:val="28"/>
-          <w:szCs w:val="28"/>
-        </w:rPr>
-        <w:t xml:space="preserve"> </w:t>
-      </w:r>
-      <w:r>
-        <w:rPr>
-          <w:rFonts w:ascii="Times New Roman" w:hAnsi="Times New Roman" w:cs="Times New Roman"/>
-          <w:sz w:val="28"/>
-          <w:szCs w:val="28"/>
-        </w:rPr>
-        <w:t>разный ресурс во времени — в зависимости от того, работает ли она в мягком городском</w:t>
-      </w:r>
-      <w:r>
-        <w:rPr>
-          <w:rFonts w:ascii="Times New Roman" w:hAnsi="Times New Roman" w:cs="Times New Roman"/>
-          <w:sz w:val="28"/>
-          <w:szCs w:val="28"/>
-        </w:rPr>
-        <w:t xml:space="preserve"> </w:t>
-      </w:r>
-      <w:r>
-        <w:rPr>
-          <w:rFonts w:ascii="Times New Roman" w:hAnsi="Times New Roman" w:cs="Times New Roman"/>
-          <w:sz w:val="28"/>
-          <w:szCs w:val="28"/>
-        </w:rPr>
-        <w:t>режиме, в напряжённом маршруте с частыми разгонами или в тяжёлом климатическом</w:t>
-      </w:r>
-      <w:r>
-        <w:rPr>
-          <w:rFonts w:ascii="Times New Roman" w:hAnsi="Times New Roman" w:cs="Times New Roman"/>
-          <w:sz w:val="28"/>
-          <w:szCs w:val="28"/>
-        </w:rPr>
-        <w:t xml:space="preserve"> </w:t>
-      </w:r>
-      <w:r>
-        <w:rPr>
-          <w:rFonts w:ascii="Times New Roman" w:hAnsi="Times New Roman" w:cs="Times New Roman"/>
-          <w:sz w:val="28"/>
-          <w:szCs w:val="28"/>
-        </w:rPr>
-        <w:t>сценарии.</w:t>
-      </w:r>
-    </w:p>
-    <w:p>
-      <w:pPr>
-        <w:spacing w:line="360" w:lineRule="auto"/>
-        <w:ind w:firstLine="709"/>
-        <w:jc w:val="both"/>
-        <w:rPr>
-          <w:rFonts w:ascii="Times New Roman" w:hAnsi="Times New Roman" w:cs="Times New Roman"/>
-          <w:sz w:val="28"/>
-          <w:szCs w:val="28"/>
-          <w:lang w:val="en-US"/>
+        <w:t xml:space="preserve"> может иметь одинаковый остаточный ресурс в циклах, но разный ресурс во времени — в зависимости от того, работает ли она в мягком городском режиме, в напряжённом маршруте с частыми разгонами или в тяжёлом климатическом сценарии.</w:t>
+      </w:r>
+    </w:p>
+    <w:p>
+      <w:pPr>
+        <w:spacing w:line="360" w:lineRule="auto"/>
+        <w:ind w:firstLine="709"/>
+        <w:jc w:val="both"/>
+        <w:rPr>
+          <w:rFonts w:ascii="Times New Roman" w:hAnsi="Times New Roman" w:cs="Times New Roman"/>
+          <w:sz w:val="28"/>
+          <w:szCs w:val="28"/>
         </w:rPr>
       </w:pPr>
     </w:p>
@@ -14443,57 +14235,38 @@
           <w:rFonts w:ascii="Times New Roman" w:hAnsi="Times New Roman" w:cs="Times New Roman"/>
           <w:sz w:val="28"/>
           <w:szCs w:val="28"/>
-          <w:lang w:val="en-US"/>
-        </w:rPr>
-      </w:pPr>
-    </w:p>
-    <w:p>
-      <w:pPr>
-        <w:spacing w:line="360" w:lineRule="auto"/>
-        <w:ind w:firstLine="709"/>
-        <w:jc w:val="both"/>
-        <w:rPr>
-          <w:rFonts w:ascii="Times New Roman" w:hAnsi="Times New Roman" w:cs="Times New Roman"/>
-          <w:sz w:val="28"/>
-          <w:szCs w:val="28"/>
-          <w:lang w:val="en-US"/>
-        </w:rPr>
-      </w:pPr>
-      <w:r>
-        <w:rPr>
-          <w:rFonts w:ascii="Times New Roman" w:hAnsi="Times New Roman" w:cs="Times New Roman"/>
-          <w:sz w:val="28"/>
-          <w:szCs w:val="28"/>
-        </w:rPr>
-        <w:t>В настоящей работе под транспортной миссией понимается типичный профиль эксплуатации</w:t>
-      </w:r>
-      <w:r>
-        <w:rPr>
-          <w:rFonts w:ascii="Times New Roman" w:hAnsi="Times New Roman" w:cs="Times New Roman"/>
-          <w:sz w:val="28"/>
-          <w:szCs w:val="28"/>
-        </w:rPr>
-        <w:t xml:space="preserve"> </w:t>
-      </w:r>
-      <w:r>
-        <w:rPr>
-          <w:rFonts w:ascii="Times New Roman" w:hAnsi="Times New Roman" w:cs="Times New Roman"/>
-          <w:sz w:val="28"/>
-          <w:szCs w:val="28"/>
-        </w:rPr>
-        <w:t>подвижного состава, включающий:</w:t>
-      </w:r>
-    </w:p>
-    <w:p>
-      <w:pPr>
-        <w:spacing w:line="360" w:lineRule="auto"/>
-        <w:ind w:firstLine="709"/>
-        <w:jc w:val="both"/>
-        <w:rPr>
-          <w:rFonts w:ascii="Times New Roman" w:hAnsi="Times New Roman" w:cs="Times New Roman"/>
-          <w:sz w:val="28"/>
-          <w:szCs w:val="28"/>
-          <w:lang w:val="en-US"/>
+        </w:rPr>
+      </w:pPr>
+    </w:p>
+    <w:p>
+      <w:pPr>
+        <w:spacing w:line="360" w:lineRule="auto"/>
+        <w:ind w:firstLine="709"/>
+        <w:jc w:val="both"/>
+        <w:rPr>
+          <w:rFonts w:ascii="Times New Roman" w:hAnsi="Times New Roman" w:cs="Times New Roman"/>
+          <w:sz w:val="28"/>
+          <w:szCs w:val="28"/>
+        </w:rPr>
+      </w:pPr>
+      <w:r>
+        <w:rPr>
+          <w:rFonts w:ascii="Times New Roman" w:hAnsi="Times New Roman" w:cs="Times New Roman"/>
+          <w:sz w:val="28"/>
+          <w:szCs w:val="28"/>
+        </w:rPr>
+        <w:t>В настоящей работе под транспортной миссией понимается типичный профиль эксплуатации подвижного состава, включающий:</w:t>
+      </w:r>
+    </w:p>
+    <w:p>
+      <w:pPr>
+        <w:spacing w:line="360" w:lineRule="auto"/>
+        <w:ind w:firstLine="709"/>
+        <w:jc w:val="both"/>
+        <w:rPr>
+          <w:rFonts w:ascii="Times New Roman" w:hAnsi="Times New Roman" w:cs="Times New Roman"/>
+          <w:sz w:val="28"/>
+          <w:szCs w:val="28"/>
         </w:rPr>
       </w:pPr>
       <w:r>
@@ -14514,226 +14287,66 @@
           <w:rFonts w:ascii="Times New Roman" w:hAnsi="Times New Roman" w:cs="Times New Roman"/>
           <w:sz w:val="28"/>
           <w:szCs w:val="28"/>
-          <w:lang w:val="en-US"/>
-        </w:rPr>
-      </w:pPr>
-      <w:proofErr w:type="spellStart"/>
-      <w:r>
-        <w:rPr>
-          <w:rFonts w:ascii="Times New Roman" w:hAnsi="Times New Roman" w:cs="Times New Roman"/>
-          <w:sz w:val="28"/>
-          <w:szCs w:val="28"/>
-          <w:lang w:val="en-US"/>
-        </w:rPr>
-        <w:t>число</w:t>
-      </w:r>
-      <w:proofErr w:type="spellEnd"/>
-      <w:r>
-        <w:rPr>
-          <w:rFonts w:ascii="Times New Roman" w:hAnsi="Times New Roman" w:cs="Times New Roman"/>
-          <w:sz w:val="28"/>
-          <w:szCs w:val="28"/>
-          <w:lang w:val="en-US"/>
-        </w:rPr>
-        <w:t xml:space="preserve"> </w:t>
-      </w:r>
-      <w:proofErr w:type="spellStart"/>
-      <w:r>
-        <w:rPr>
-          <w:rFonts w:ascii="Times New Roman" w:hAnsi="Times New Roman" w:cs="Times New Roman"/>
-          <w:sz w:val="28"/>
-          <w:szCs w:val="28"/>
-          <w:lang w:val="en-US"/>
-        </w:rPr>
-        <w:t>пиковых</w:t>
-      </w:r>
-      <w:proofErr w:type="spellEnd"/>
-      <w:r>
-        <w:rPr>
-          <w:rFonts w:ascii="Times New Roman" w:hAnsi="Times New Roman" w:cs="Times New Roman"/>
-          <w:sz w:val="28"/>
-          <w:szCs w:val="28"/>
-          <w:lang w:val="en-US"/>
-        </w:rPr>
-        <w:t xml:space="preserve"> </w:t>
-      </w:r>
-      <w:proofErr w:type="spellStart"/>
-      <w:r>
-        <w:rPr>
-          <w:rFonts w:ascii="Times New Roman" w:hAnsi="Times New Roman" w:cs="Times New Roman"/>
-          <w:sz w:val="28"/>
-          <w:szCs w:val="28"/>
-          <w:lang w:val="en-US"/>
-        </w:rPr>
-        <w:t>токовых</w:t>
-      </w:r>
-      <w:proofErr w:type="spellEnd"/>
-      <w:r>
-        <w:rPr>
-          <w:rFonts w:ascii="Times New Roman" w:hAnsi="Times New Roman" w:cs="Times New Roman"/>
-          <w:sz w:val="28"/>
-          <w:szCs w:val="28"/>
-          <w:lang w:val="en-US"/>
-        </w:rPr>
-        <w:t xml:space="preserve"> </w:t>
-      </w:r>
-      <w:proofErr w:type="spellStart"/>
-      <w:r>
-        <w:rPr>
-          <w:rFonts w:ascii="Times New Roman" w:hAnsi="Times New Roman" w:cs="Times New Roman"/>
-          <w:sz w:val="28"/>
-          <w:szCs w:val="28"/>
-          <w:lang w:val="en-US"/>
-        </w:rPr>
-        <w:t>событий</w:t>
-      </w:r>
-      <w:proofErr w:type="spellEnd"/>
-      <w:r>
-        <w:rPr>
-          <w:rFonts w:ascii="Times New Roman" w:hAnsi="Times New Roman" w:cs="Times New Roman"/>
-          <w:sz w:val="28"/>
-          <w:szCs w:val="28"/>
-          <w:lang w:val="en-US"/>
-        </w:rPr>
-        <w:t>;</w:t>
-      </w:r>
-    </w:p>
-    <w:p>
-      <w:pPr>
-        <w:spacing w:line="360" w:lineRule="auto"/>
-        <w:ind w:firstLine="709"/>
-        <w:jc w:val="both"/>
-        <w:rPr>
-          <w:rFonts w:ascii="Times New Roman" w:hAnsi="Times New Roman" w:cs="Times New Roman"/>
-          <w:sz w:val="28"/>
-          <w:szCs w:val="28"/>
-          <w:lang w:val="en-US"/>
-        </w:rPr>
-      </w:pPr>
-      <w:proofErr w:type="spellStart"/>
-      <w:r>
-        <w:rPr>
-          <w:rFonts w:ascii="Times New Roman" w:hAnsi="Times New Roman" w:cs="Times New Roman"/>
-          <w:sz w:val="28"/>
-          <w:szCs w:val="28"/>
-          <w:lang w:val="en-US"/>
-        </w:rPr>
-        <w:t>частоту</w:t>
-      </w:r>
-      <w:proofErr w:type="spellEnd"/>
-      <w:r>
-        <w:rPr>
-          <w:rFonts w:ascii="Times New Roman" w:hAnsi="Times New Roman" w:cs="Times New Roman"/>
-          <w:sz w:val="28"/>
-          <w:szCs w:val="28"/>
-          <w:lang w:val="en-US"/>
-        </w:rPr>
-        <w:t xml:space="preserve"> </w:t>
-      </w:r>
-      <w:proofErr w:type="spellStart"/>
-      <w:r>
-        <w:rPr>
-          <w:rFonts w:ascii="Times New Roman" w:hAnsi="Times New Roman" w:cs="Times New Roman"/>
-          <w:sz w:val="28"/>
-          <w:szCs w:val="28"/>
-          <w:lang w:val="en-US"/>
-        </w:rPr>
-        <w:t>рекуперации</w:t>
-      </w:r>
-      <w:proofErr w:type="spellEnd"/>
-      <w:r>
-        <w:rPr>
-          <w:rFonts w:ascii="Times New Roman" w:hAnsi="Times New Roman" w:cs="Times New Roman"/>
-          <w:sz w:val="28"/>
-          <w:szCs w:val="28"/>
-          <w:lang w:val="en-US"/>
-        </w:rPr>
-        <w:t>;</w:t>
-      </w:r>
-    </w:p>
-    <w:p>
-      <w:pPr>
-        <w:spacing w:line="360" w:lineRule="auto"/>
-        <w:ind w:firstLine="709"/>
-        <w:jc w:val="both"/>
-        <w:rPr>
-          <w:rFonts w:ascii="Times New Roman" w:hAnsi="Times New Roman" w:cs="Times New Roman"/>
-          <w:sz w:val="28"/>
-          <w:szCs w:val="28"/>
-          <w:lang w:val="en-US"/>
-        </w:rPr>
-      </w:pPr>
-      <w:proofErr w:type="spellStart"/>
-      <w:r>
-        <w:rPr>
-          <w:rFonts w:ascii="Times New Roman" w:hAnsi="Times New Roman" w:cs="Times New Roman"/>
-          <w:sz w:val="28"/>
-          <w:szCs w:val="28"/>
-          <w:lang w:val="en-US"/>
-        </w:rPr>
-        <w:t>среднюю</w:t>
-      </w:r>
-      <w:proofErr w:type="spellEnd"/>
-      <w:r>
-        <w:rPr>
-          <w:rFonts w:ascii="Times New Roman" w:hAnsi="Times New Roman" w:cs="Times New Roman"/>
-          <w:sz w:val="28"/>
-          <w:szCs w:val="28"/>
-          <w:lang w:val="en-US"/>
-        </w:rPr>
-        <w:t xml:space="preserve"> и </w:t>
-      </w:r>
-      <w:proofErr w:type="spellStart"/>
-      <w:r>
-        <w:rPr>
-          <w:rFonts w:ascii="Times New Roman" w:hAnsi="Times New Roman" w:cs="Times New Roman"/>
-          <w:sz w:val="28"/>
-          <w:szCs w:val="28"/>
-          <w:lang w:val="en-US"/>
-        </w:rPr>
-        <w:t>переменную</w:t>
-      </w:r>
-      <w:proofErr w:type="spellEnd"/>
-      <w:r>
-        <w:rPr>
-          <w:rFonts w:ascii="Times New Roman" w:hAnsi="Times New Roman" w:cs="Times New Roman"/>
-          <w:sz w:val="28"/>
-          <w:szCs w:val="28"/>
-          <w:lang w:val="en-US"/>
-        </w:rPr>
-        <w:t xml:space="preserve"> </w:t>
-      </w:r>
-      <w:proofErr w:type="spellStart"/>
-      <w:r>
-        <w:rPr>
-          <w:rFonts w:ascii="Times New Roman" w:hAnsi="Times New Roman" w:cs="Times New Roman"/>
-          <w:sz w:val="28"/>
-          <w:szCs w:val="28"/>
-          <w:lang w:val="en-US"/>
-        </w:rPr>
-        <w:t>температуру</w:t>
-      </w:r>
-      <w:proofErr w:type="spellEnd"/>
-      <w:r>
-        <w:rPr>
-          <w:rFonts w:ascii="Times New Roman" w:hAnsi="Times New Roman" w:cs="Times New Roman"/>
-          <w:sz w:val="28"/>
-          <w:szCs w:val="28"/>
-          <w:lang w:val="en-US"/>
-        </w:rPr>
-        <w:t>;</w:t>
-      </w:r>
-    </w:p>
-    <w:p>
-      <w:pPr>
-        <w:spacing w:line="360" w:lineRule="auto"/>
-        <w:ind w:firstLine="709"/>
-        <w:jc w:val="both"/>
-        <w:rPr>
-          <w:rFonts w:ascii="Times New Roman" w:hAnsi="Times New Roman" w:cs="Times New Roman"/>
-          <w:sz w:val="28"/>
-          <w:szCs w:val="28"/>
-          <w:lang w:val="en-US"/>
+        </w:rPr>
+      </w:pPr>
+      <w:r>
+        <w:rPr>
+          <w:rFonts w:ascii="Times New Roman" w:hAnsi="Times New Roman" w:cs="Times New Roman"/>
+          <w:sz w:val="28"/>
+          <w:szCs w:val="28"/>
+        </w:rPr>
+        <w:t>число пиковых токовых событий;</w:t>
+      </w:r>
+    </w:p>
+    <w:p>
+      <w:pPr>
+        <w:spacing w:line="360" w:lineRule="auto"/>
+        <w:ind w:firstLine="709"/>
+        <w:jc w:val="both"/>
+        <w:rPr>
+          <w:rFonts w:ascii="Times New Roman" w:hAnsi="Times New Roman" w:cs="Times New Roman"/>
+          <w:sz w:val="28"/>
+          <w:szCs w:val="28"/>
+        </w:rPr>
+      </w:pPr>
+      <w:r>
+        <w:rPr>
+          <w:rFonts w:ascii="Times New Roman" w:hAnsi="Times New Roman" w:cs="Times New Roman"/>
+          <w:sz w:val="28"/>
+          <w:szCs w:val="28"/>
+        </w:rPr>
+        <w:t>частоту рекуперации;</w:t>
+      </w:r>
+    </w:p>
+    <w:p>
+      <w:pPr>
+        <w:spacing w:line="360" w:lineRule="auto"/>
+        <w:ind w:firstLine="709"/>
+        <w:jc w:val="both"/>
+        <w:rPr>
+          <w:rFonts w:ascii="Times New Roman" w:hAnsi="Times New Roman" w:cs="Times New Roman"/>
+          <w:sz w:val="28"/>
+          <w:szCs w:val="28"/>
+        </w:rPr>
+      </w:pPr>
+      <w:r>
+        <w:rPr>
+          <w:rFonts w:ascii="Times New Roman" w:hAnsi="Times New Roman" w:cs="Times New Roman"/>
+          <w:sz w:val="28"/>
+          <w:szCs w:val="28"/>
+        </w:rPr>
+        <w:t>среднюю и переменную температуру;</w:t>
+      </w:r>
+    </w:p>
+    <w:p>
+      <w:pPr>
+        <w:spacing w:line="360" w:lineRule="auto"/>
+        <w:ind w:firstLine="709"/>
+        <w:jc w:val="both"/>
+        <w:rPr>
+          <w:rFonts w:ascii="Times New Roman" w:hAnsi="Times New Roman" w:cs="Times New Roman"/>
+          <w:sz w:val="28"/>
+          <w:szCs w:val="28"/>
         </w:rPr>
       </w:pPr>
       <w:r>
@@ -14824,10 +14437,10 @@
           <w:szCs w:val="28"/>
         </w:rPr>
         <w:object w:dxaOrig="3159" w:dyaOrig="780" w14:anchorId="08A0D9DB">
-          <v:shape id="_x0000_i1077" type="#_x0000_t75" style="width:157.95pt;height:39.2pt" o:ole="">
+          <v:shape id="_x0000_i1059" type="#_x0000_t75" style="width:157.95pt;height:39.2pt" o:ole="">
             <v:imagedata r:id="rId80" o:title=""/>
           </v:shape>
-          <o:OLEObject Type="Embed" ProgID="Equation.DSMT4" ShapeID="_x0000_i1077" DrawAspect="Content" ObjectID="_1837841477" r:id="rId81"/>
+          <o:OLEObject Type="Embed" ProgID="Equation.DSMT4" ShapeID="_x0000_i1059" DrawAspect="Content" ObjectID="_1837929244" r:id="rId81"/>
         </w:object>
       </w:r>
       <w:r>
@@ -14868,7 +14481,76 @@
           <w:sz w:val="28"/>
           <w:szCs w:val="28"/>
         </w:rPr>
-        <w:t>где</w:t>
+        <w:t xml:space="preserve">где </w:t>
+      </w:r>
+      <w:proofErr w:type="spellStart"/>
+      <w:r>
+        <w:rPr>
+          <w:rFonts w:ascii="Times New Roman" w:hAnsi="Times New Roman" w:cs="Times New Roman"/>
+          <w:sz w:val="28"/>
+          <w:szCs w:val="28"/>
+          <w:lang w:val="en-US"/>
+        </w:rPr>
+        <w:t>Λ</w:t>
+      </w:r>
+      <w:r>
+        <w:rPr>
+          <w:rFonts w:ascii="Times New Roman" w:hAnsi="Times New Roman" w:cs="Times New Roman"/>
+          <w:i/>
+          <w:iCs/>
+          <w:sz w:val="28"/>
+          <w:szCs w:val="28"/>
+          <w:vertAlign w:val="subscript"/>
+          <w:lang w:val="en-US"/>
+        </w:rPr>
+        <w:t>mission</w:t>
+      </w:r>
+      <w:proofErr w:type="spellEnd"/>
+      <w:r>
+        <w:rPr>
+          <w:rFonts w:ascii="Times New Roman" w:hAnsi="Times New Roman" w:cs="Times New Roman"/>
+          <w:sz w:val="28"/>
+          <w:szCs w:val="28"/>
+        </w:rPr>
+        <w:t xml:space="preserve"> – интенсивность </w:t>
+      </w:r>
+      <w:proofErr w:type="spellStart"/>
+      <w:r>
+        <w:rPr>
+          <w:rFonts w:ascii="Times New Roman" w:hAnsi="Times New Roman" w:cs="Times New Roman"/>
+          <w:sz w:val="28"/>
+          <w:szCs w:val="28"/>
+        </w:rPr>
+        <w:t>деградационного</w:t>
+      </w:r>
+      <w:proofErr w:type="spellEnd"/>
+      <w:r>
+        <w:rPr>
+          <w:rFonts w:ascii="Times New Roman" w:hAnsi="Times New Roman" w:cs="Times New Roman"/>
+          <w:sz w:val="28"/>
+          <w:szCs w:val="28"/>
+        </w:rPr>
+        <w:t xml:space="preserve"> использования батареи в данной транспортной миссии.</w:t>
+      </w:r>
+    </w:p>
+    <w:p>
+      <w:pPr>
+        <w:spacing w:line="360" w:lineRule="auto"/>
+        <w:ind w:firstLine="709"/>
+        <w:jc w:val="both"/>
+        <w:rPr>
+          <w:rFonts w:ascii="Times New Roman" w:hAnsi="Times New Roman" w:cs="Times New Roman"/>
+          <w:sz w:val="28"/>
+          <w:szCs w:val="28"/>
+        </w:rPr>
+      </w:pPr>
+      <w:r>
+        <w:rPr>
+          <w:rFonts w:ascii="Times New Roman" w:hAnsi="Times New Roman" w:cs="Times New Roman"/>
+          <w:sz w:val="28"/>
+          <w:szCs w:val="28"/>
+        </w:rPr>
+        <w:t>Именно эта величина отличает прогноз для электротранспорта от прогноза для лабораторного цикла. В лабораторной постановке батарея обычно проходит одинаковые циклы с постоянной температурой и стабильным током. В транспортной системе миссия сама</w:t>
       </w:r>
       <w:r>
         <w:rPr>
@@ -14878,141 +14560,6 @@
         </w:rPr>
         <w:t xml:space="preserve"> </w:t>
       </w:r>
-      <w:proofErr w:type="spellStart"/>
-      <w:r>
-        <w:rPr>
-          <w:rFonts w:ascii="Times New Roman" w:hAnsi="Times New Roman" w:cs="Times New Roman"/>
-          <w:sz w:val="28"/>
-          <w:szCs w:val="28"/>
-          <w:lang w:val="en-US"/>
-        </w:rPr>
-        <w:t>Λ</w:t>
-      </w:r>
-      <w:r>
-        <w:rPr>
-          <w:rFonts w:ascii="Times New Roman" w:hAnsi="Times New Roman" w:cs="Times New Roman"/>
-          <w:i/>
-          <w:iCs/>
-          <w:sz w:val="28"/>
-          <w:szCs w:val="28"/>
-          <w:vertAlign w:val="subscript"/>
-          <w:lang w:val="en-US"/>
-        </w:rPr>
-        <w:t>mission</w:t>
-      </w:r>
-      <w:proofErr w:type="spellEnd"/>
-      <w:r>
-        <w:rPr>
-          <w:rFonts w:ascii="Times New Roman" w:hAnsi="Times New Roman" w:cs="Times New Roman"/>
-          <w:sz w:val="28"/>
-          <w:szCs w:val="28"/>
-        </w:rPr>
-        <w:t xml:space="preserve"> – </w:t>
-      </w:r>
-      <w:r>
-        <w:rPr>
-          <w:rFonts w:ascii="Times New Roman" w:hAnsi="Times New Roman" w:cs="Times New Roman"/>
-          <w:sz w:val="28"/>
-          <w:szCs w:val="28"/>
-        </w:rPr>
-        <w:t xml:space="preserve">интенсивность </w:t>
-      </w:r>
-      <w:proofErr w:type="spellStart"/>
-      <w:r>
-        <w:rPr>
-          <w:rFonts w:ascii="Times New Roman" w:hAnsi="Times New Roman" w:cs="Times New Roman"/>
-          <w:sz w:val="28"/>
-          <w:szCs w:val="28"/>
-        </w:rPr>
-        <w:t>деградационного</w:t>
-      </w:r>
-      <w:proofErr w:type="spellEnd"/>
-      <w:r>
-        <w:rPr>
-          <w:rFonts w:ascii="Times New Roman" w:hAnsi="Times New Roman" w:cs="Times New Roman"/>
-          <w:sz w:val="28"/>
-          <w:szCs w:val="28"/>
-        </w:rPr>
-        <w:t xml:space="preserve"> использования батареи в данной</w:t>
-      </w:r>
-      <w:r>
-        <w:rPr>
-          <w:rFonts w:ascii="Times New Roman" w:hAnsi="Times New Roman" w:cs="Times New Roman"/>
-          <w:sz w:val="28"/>
-          <w:szCs w:val="28"/>
-        </w:rPr>
-        <w:t xml:space="preserve"> </w:t>
-      </w:r>
-      <w:r>
-        <w:rPr>
-          <w:rFonts w:ascii="Times New Roman" w:hAnsi="Times New Roman" w:cs="Times New Roman"/>
-          <w:sz w:val="28"/>
-          <w:szCs w:val="28"/>
-        </w:rPr>
-        <w:t>транспортной миссии.</w:t>
-      </w:r>
-    </w:p>
-    <w:p>
-      <w:pPr>
-        <w:spacing w:line="360" w:lineRule="auto"/>
-        <w:ind w:firstLine="709"/>
-        <w:jc w:val="both"/>
-        <w:rPr>
-          <w:rFonts w:ascii="Times New Roman" w:hAnsi="Times New Roman" w:cs="Times New Roman"/>
-          <w:sz w:val="28"/>
-          <w:szCs w:val="28"/>
-          <w:lang w:val="en-US"/>
-        </w:rPr>
-      </w:pPr>
-      <w:r>
-        <w:rPr>
-          <w:rFonts w:ascii="Times New Roman" w:hAnsi="Times New Roman" w:cs="Times New Roman"/>
-          <w:sz w:val="28"/>
-          <w:szCs w:val="28"/>
-        </w:rPr>
-        <w:t>Именно эта величина отличает прогноз для электротранспорта от прогноза для</w:t>
-      </w:r>
-      <w:r>
-        <w:rPr>
-          <w:rFonts w:ascii="Times New Roman" w:hAnsi="Times New Roman" w:cs="Times New Roman"/>
-          <w:sz w:val="28"/>
-          <w:szCs w:val="28"/>
-        </w:rPr>
-        <w:t xml:space="preserve"> </w:t>
-      </w:r>
-      <w:r>
-        <w:rPr>
-          <w:rFonts w:ascii="Times New Roman" w:hAnsi="Times New Roman" w:cs="Times New Roman"/>
-          <w:sz w:val="28"/>
-          <w:szCs w:val="28"/>
-        </w:rPr>
-        <w:t>лабораторного цикла. В лабораторной постановке батарея обычно проходит одинаковые</w:t>
-      </w:r>
-      <w:r>
-        <w:rPr>
-          <w:rFonts w:ascii="Times New Roman" w:hAnsi="Times New Roman" w:cs="Times New Roman"/>
-          <w:sz w:val="28"/>
-          <w:szCs w:val="28"/>
-        </w:rPr>
-        <w:t xml:space="preserve"> </w:t>
-      </w:r>
-      <w:r>
-        <w:rPr>
-          <w:rFonts w:ascii="Times New Roman" w:hAnsi="Times New Roman" w:cs="Times New Roman"/>
-          <w:sz w:val="28"/>
-          <w:szCs w:val="28"/>
-        </w:rPr>
-        <w:t>циклы с постоянной температурой и стабильным током. В транспортной системе миссия сама</w:t>
-      </w:r>
-      <w:r>
-        <w:rPr>
-          <w:rFonts w:ascii="Times New Roman" w:hAnsi="Times New Roman" w:cs="Times New Roman"/>
-          <w:sz w:val="28"/>
-          <w:szCs w:val="28"/>
-          <w:lang w:val="en-US"/>
-        </w:rPr>
-        <w:t xml:space="preserve"> </w:t>
-      </w:r>
       <w:r>
         <w:rPr>
           <w:rFonts w:ascii="Times New Roman" w:hAnsi="Times New Roman" w:cs="Times New Roman"/>
@@ -15031,105 +14578,70 @@
           <w:rFonts w:ascii="Times New Roman" w:hAnsi="Times New Roman" w:cs="Times New Roman"/>
           <w:sz w:val="28"/>
           <w:szCs w:val="28"/>
-          <w:lang w:val="en-US"/>
-        </w:rPr>
-      </w:pPr>
-    </w:p>
-    <w:p>
-      <w:pPr>
-        <w:spacing w:line="360" w:lineRule="auto"/>
-        <w:ind w:firstLine="709"/>
-        <w:jc w:val="both"/>
-        <w:rPr>
-          <w:rFonts w:ascii="Times New Roman" w:hAnsi="Times New Roman" w:cs="Times New Roman"/>
-          <w:sz w:val="28"/>
-          <w:szCs w:val="28"/>
-        </w:rPr>
-      </w:pPr>
-      <w:r>
-        <w:rPr>
-          <w:rFonts w:ascii="Times New Roman" w:hAnsi="Times New Roman" w:cs="Times New Roman"/>
-          <w:sz w:val="28"/>
-          <w:szCs w:val="28"/>
-        </w:rPr>
-        <w:t>4.3.5 Прогноз остаточного ресурса в циклах по текущему диагностическому</w:t>
-      </w:r>
-      <w:r>
-        <w:rPr>
-          <w:rFonts w:ascii="Times New Roman" w:hAnsi="Times New Roman" w:cs="Times New Roman"/>
-          <w:sz w:val="28"/>
-          <w:szCs w:val="28"/>
-        </w:rPr>
-        <w:t xml:space="preserve"> </w:t>
-      </w:r>
-      <w:r>
-        <w:rPr>
-          <w:rFonts w:ascii="Times New Roman" w:hAnsi="Times New Roman" w:cs="Times New Roman"/>
-          <w:sz w:val="28"/>
-          <w:szCs w:val="28"/>
-        </w:rPr>
-        <w:t>состоянию</w:t>
-      </w:r>
-    </w:p>
-    <w:p>
-      <w:pPr>
-        <w:spacing w:line="360" w:lineRule="auto"/>
-        <w:ind w:firstLine="709"/>
-        <w:jc w:val="both"/>
-        <w:rPr>
-          <w:rFonts w:ascii="Times New Roman" w:hAnsi="Times New Roman" w:cs="Times New Roman"/>
-          <w:sz w:val="28"/>
-          <w:szCs w:val="28"/>
-          <w:lang w:val="en-US"/>
-        </w:rPr>
-      </w:pPr>
-    </w:p>
-    <w:p>
-      <w:pPr>
-        <w:spacing w:line="360" w:lineRule="auto"/>
-        <w:ind w:firstLine="709"/>
-        <w:jc w:val="both"/>
-        <w:rPr>
-          <w:rFonts w:ascii="Times New Roman" w:hAnsi="Times New Roman" w:cs="Times New Roman"/>
-          <w:sz w:val="28"/>
-          <w:szCs w:val="28"/>
-        </w:rPr>
-      </w:pPr>
-      <w:r>
-        <w:rPr>
-          <w:rFonts w:ascii="Times New Roman" w:hAnsi="Times New Roman" w:cs="Times New Roman"/>
-          <w:sz w:val="28"/>
-          <w:szCs w:val="28"/>
-        </w:rPr>
-        <w:t>Ниже приведена расчётно-экспериментальная зависимость остаточного ресурса в циклах от</w:t>
-      </w:r>
-      <w:r>
-        <w:rPr>
-          <w:rFonts w:ascii="Times New Roman" w:hAnsi="Times New Roman" w:cs="Times New Roman"/>
-          <w:sz w:val="28"/>
-          <w:szCs w:val="28"/>
-        </w:rPr>
-        <w:t xml:space="preserve"> </w:t>
-      </w:r>
-      <w:r>
-        <w:rPr>
-          <w:rFonts w:ascii="Times New Roman" w:hAnsi="Times New Roman" w:cs="Times New Roman"/>
-          <w:sz w:val="28"/>
-          <w:szCs w:val="28"/>
-        </w:rPr>
-        <w:t>текущего значения интегрального диагностического критерия.</w:t>
-      </w:r>
-    </w:p>
-    <w:p>
-      <w:pPr>
-        <w:spacing w:line="360" w:lineRule="auto"/>
-        <w:ind w:firstLine="709"/>
-        <w:jc w:val="both"/>
-        <w:rPr>
-          <w:rFonts w:ascii="Times New Roman" w:hAnsi="Times New Roman" w:cs="Times New Roman"/>
-          <w:sz w:val="28"/>
-          <w:szCs w:val="28"/>
-          <w:lang w:val="en-US"/>
+        </w:rPr>
+      </w:pPr>
+    </w:p>
+    <w:p>
+      <w:pPr>
+        <w:spacing w:line="360" w:lineRule="auto"/>
+        <w:ind w:firstLine="709"/>
+        <w:jc w:val="both"/>
+        <w:rPr>
+          <w:rFonts w:ascii="Times New Roman" w:hAnsi="Times New Roman" w:cs="Times New Roman"/>
+          <w:sz w:val="28"/>
+          <w:szCs w:val="28"/>
+        </w:rPr>
+      </w:pPr>
+      <w:r>
+        <w:rPr>
+          <w:rFonts w:ascii="Times New Roman" w:hAnsi="Times New Roman" w:cs="Times New Roman"/>
+          <w:sz w:val="28"/>
+          <w:szCs w:val="28"/>
+        </w:rPr>
+        <w:t>4.3.5 Прогноз остаточного ресурса в циклах по текущему диагностическому состоянию</w:t>
+      </w:r>
+    </w:p>
+    <w:p>
+      <w:pPr>
+        <w:spacing w:line="360" w:lineRule="auto"/>
+        <w:ind w:firstLine="709"/>
+        <w:jc w:val="both"/>
+        <w:rPr>
+          <w:rFonts w:ascii="Times New Roman" w:hAnsi="Times New Roman" w:cs="Times New Roman"/>
+          <w:sz w:val="28"/>
+          <w:szCs w:val="28"/>
+        </w:rPr>
+      </w:pPr>
+    </w:p>
+    <w:p>
+      <w:pPr>
+        <w:spacing w:line="360" w:lineRule="auto"/>
+        <w:ind w:firstLine="709"/>
+        <w:jc w:val="both"/>
+        <w:rPr>
+          <w:rFonts w:ascii="Times New Roman" w:hAnsi="Times New Roman" w:cs="Times New Roman"/>
+          <w:sz w:val="28"/>
+          <w:szCs w:val="28"/>
+        </w:rPr>
+      </w:pPr>
+      <w:r>
+        <w:rPr>
+          <w:rFonts w:ascii="Times New Roman" w:hAnsi="Times New Roman" w:cs="Times New Roman"/>
+          <w:sz w:val="28"/>
+          <w:szCs w:val="28"/>
+        </w:rPr>
+        <w:t>Ниже приведена расчётно-экспериментальная зависимость остаточного ресурса в циклах от текущего значения интегрального диагностического критерия.</w:t>
+      </w:r>
+    </w:p>
+    <w:p>
+      <w:pPr>
+        <w:spacing w:line="360" w:lineRule="auto"/>
+        <w:ind w:firstLine="709"/>
+        <w:jc w:val="both"/>
+        <w:rPr>
+          <w:rFonts w:ascii="Times New Roman" w:hAnsi="Times New Roman" w:cs="Times New Roman"/>
+          <w:sz w:val="28"/>
+          <w:szCs w:val="28"/>
         </w:rPr>
       </w:pPr>
     </w:p>
@@ -15217,15 +14729,7 @@
           <w:sz w:val="28"/>
           <w:szCs w:val="28"/>
         </w:rPr>
-        <w:t>Рисунок 4.6 — Прогнозирование</w:t>
-      </w:r>
-      <w:r>
-        <w:rPr>
-          <w:rFonts w:ascii="Times New Roman" w:hAnsi="Times New Roman" w:cs="Times New Roman"/>
-          <w:sz w:val="28"/>
-          <w:szCs w:val="28"/>
-        </w:rPr>
-        <w:t xml:space="preserve"> </w:t>
+        <w:t xml:space="preserve">Рисунок 4.6 — Прогнозирование </w:t>
       </w:r>
       <w:r>
         <w:rPr>
@@ -15244,15 +14748,7 @@
           <w:sz w:val="28"/>
           <w:szCs w:val="28"/>
         </w:rPr>
-        <w:t xml:space="preserve"> </w:t>
-      </w:r>
-      <w:r>
-        <w:rPr>
-          <w:rFonts w:ascii="Times New Roman" w:hAnsi="Times New Roman" w:cs="Times New Roman"/>
-          <w:sz w:val="28"/>
-          <w:szCs w:val="28"/>
-        </w:rPr>
-        <w:t xml:space="preserve">в циклах по текущему </w:t>
+        <w:t xml:space="preserve"> в циклах по текущему </w:t>
       </w:r>
       <w:proofErr w:type="spellStart"/>
       <w:r>
@@ -15282,18 +14778,71 @@
           <w:rFonts w:ascii="Times New Roman" w:hAnsi="Times New Roman" w:cs="Times New Roman"/>
           <w:sz w:val="28"/>
           <w:szCs w:val="28"/>
-          <w:lang w:val="en-US"/>
-        </w:rPr>
-      </w:pPr>
+        </w:rPr>
+      </w:pPr>
+      <w:r>
+        <w:rPr>
+          <w:rFonts w:ascii="Times New Roman" w:hAnsi="Times New Roman" w:cs="Times New Roman"/>
+          <w:sz w:val="28"/>
+          <w:szCs w:val="28"/>
+        </w:rPr>
+        <w:t>диагностическому состоянию</w:t>
+      </w:r>
+    </w:p>
+    <w:p>
+      <w:pPr>
+        <w:spacing w:line="360" w:lineRule="auto"/>
+        <w:ind w:firstLine="709"/>
+        <w:jc w:val="both"/>
+        <w:rPr>
+          <w:rFonts w:ascii="Times New Roman" w:hAnsi="Times New Roman" w:cs="Times New Roman"/>
+          <w:sz w:val="28"/>
+          <w:szCs w:val="28"/>
+        </w:rPr>
+      </w:pPr>
+    </w:p>
+    <w:p>
+      <w:pPr>
+        <w:spacing w:line="360" w:lineRule="auto"/>
+        <w:ind w:firstLine="709"/>
+        <w:jc w:val="both"/>
+        <w:rPr>
+          <w:rFonts w:ascii="Times New Roman" w:hAnsi="Times New Roman" w:cs="Times New Roman"/>
+          <w:sz w:val="28"/>
+          <w:szCs w:val="28"/>
+        </w:rPr>
+      </w:pPr>
+      <w:r>
+        <w:rPr>
+          <w:rFonts w:ascii="Times New Roman" w:hAnsi="Times New Roman" w:cs="Times New Roman"/>
+          <w:sz w:val="28"/>
+          <w:szCs w:val="28"/>
+        </w:rPr>
+        <w:t xml:space="preserve">На рисунке представлены зависимости прогнозируемого остаточного ресурса в циклах от текущего значения </w:t>
+      </w:r>
       <w:proofErr w:type="spellStart"/>
       <w:r>
         <w:rPr>
           <w:rFonts w:ascii="Times New Roman" w:hAnsi="Times New Roman" w:cs="Times New Roman"/>
-          <w:sz w:val="28"/>
-          <w:szCs w:val="28"/>
-          <w:lang w:val="en-US"/>
-        </w:rPr>
-        <w:t>диагностическому</w:t>
+          <w:i/>
+          <w:iCs/>
+          <w:sz w:val="28"/>
+          <w:szCs w:val="28"/>
+          <w:lang w:val="en-US"/>
+        </w:rPr>
+        <w:t>K</w:t>
+      </w:r>
+      <w:r>
+        <w:rPr>
+          <w:rFonts w:ascii="Times New Roman" w:hAnsi="Times New Roman" w:cs="Times New Roman"/>
+          <w:i/>
+          <w:iCs/>
+          <w:sz w:val="28"/>
+          <w:szCs w:val="28"/>
+          <w:vertAlign w:val="subscript"/>
+          <w:lang w:val="en-US"/>
+        </w:rPr>
+        <w:t>deg</w:t>
       </w:r>
       <w:proofErr w:type="spellEnd"/>
       <w:r>
@@ -15301,223 +14850,41 @@
           <w:rFonts w:ascii="Times New Roman" w:hAnsi="Times New Roman" w:cs="Times New Roman"/>
           <w:sz w:val="28"/>
           <w:szCs w:val="28"/>
-          <w:lang w:val="en-US"/>
-        </w:rPr>
-        <w:t xml:space="preserve"> </w:t>
+        </w:rPr>
+        <w:t xml:space="preserve"> для трёх режимов эксплуатации: базового, режима переменной температуры и тяжёлого совмещённого режима. Видно, что по мере приближения </w:t>
       </w:r>
       <w:proofErr w:type="spellStart"/>
       <w:r>
         <w:rPr>
           <w:rFonts w:ascii="Times New Roman" w:hAnsi="Times New Roman" w:cs="Times New Roman"/>
-          <w:sz w:val="28"/>
-          <w:szCs w:val="28"/>
-          <w:lang w:val="en-US"/>
-        </w:rPr>
-        <w:t>состоянию</w:t>
+          <w:i/>
+          <w:iCs/>
+          <w:sz w:val="28"/>
+          <w:szCs w:val="28"/>
+          <w:lang w:val="en-US"/>
+        </w:rPr>
+        <w:t>K</w:t>
+      </w:r>
+      <w:r>
+        <w:rPr>
+          <w:rFonts w:ascii="Times New Roman" w:hAnsi="Times New Roman" w:cs="Times New Roman"/>
+          <w:i/>
+          <w:iCs/>
+          <w:sz w:val="28"/>
+          <w:szCs w:val="28"/>
+          <w:vertAlign w:val="subscript"/>
+          <w:lang w:val="en-US"/>
+        </w:rPr>
+        <w:t>deg</w:t>
       </w:r>
       <w:proofErr w:type="spellEnd"/>
-    </w:p>
-    <w:p>
-      <w:pPr>
-        <w:spacing w:line="360" w:lineRule="auto"/>
-        <w:ind w:firstLine="709"/>
-        <w:jc w:val="both"/>
-        <w:rPr>
-          <w:rFonts w:ascii="Times New Roman" w:hAnsi="Times New Roman" w:cs="Times New Roman"/>
-          <w:sz w:val="28"/>
-          <w:szCs w:val="28"/>
-          <w:lang w:val="en-US"/>
-        </w:rPr>
-      </w:pPr>
-    </w:p>
-    <w:p>
-      <w:pPr>
-        <w:spacing w:line="360" w:lineRule="auto"/>
-        <w:ind w:firstLine="709"/>
-        <w:jc w:val="both"/>
-        <w:rPr>
-          <w:rFonts w:ascii="Times New Roman" w:hAnsi="Times New Roman" w:cs="Times New Roman"/>
-          <w:sz w:val="28"/>
-          <w:szCs w:val="28"/>
-        </w:rPr>
-      </w:pPr>
-      <w:r>
-        <w:rPr>
-          <w:rFonts w:ascii="Times New Roman" w:hAnsi="Times New Roman" w:cs="Times New Roman"/>
-          <w:sz w:val="28"/>
-          <w:szCs w:val="28"/>
-        </w:rPr>
-        <w:t>На рисунке представлены зависимости прогнозируемого остаточного ресурса в циклах от</w:t>
-      </w:r>
-      <w:r>
-        <w:rPr>
-          <w:rFonts w:ascii="Times New Roman" w:hAnsi="Times New Roman" w:cs="Times New Roman"/>
-          <w:sz w:val="28"/>
-          <w:szCs w:val="28"/>
-        </w:rPr>
-        <w:t xml:space="preserve"> </w:t>
-      </w:r>
-      <w:r>
-        <w:rPr>
-          <w:rFonts w:ascii="Times New Roman" w:hAnsi="Times New Roman" w:cs="Times New Roman"/>
-          <w:sz w:val="28"/>
-          <w:szCs w:val="28"/>
-        </w:rPr>
-        <w:t>текущего значения</w:t>
-      </w:r>
-      <w:r>
-        <w:rPr>
-          <w:rFonts w:ascii="Times New Roman" w:hAnsi="Times New Roman" w:cs="Times New Roman"/>
-          <w:sz w:val="28"/>
-          <w:szCs w:val="28"/>
-        </w:rPr>
-        <w:t xml:space="preserve"> </w:t>
-      </w:r>
-      <w:proofErr w:type="spellStart"/>
-      <w:r>
-        <w:rPr>
-          <w:rFonts w:ascii="Times New Roman" w:hAnsi="Times New Roman" w:cs="Times New Roman"/>
-          <w:i/>
-          <w:iCs/>
-          <w:sz w:val="28"/>
-          <w:szCs w:val="28"/>
-          <w:lang w:val="en-US"/>
-        </w:rPr>
-        <w:t>K</w:t>
-      </w:r>
-      <w:r>
-        <w:rPr>
-          <w:rFonts w:ascii="Times New Roman" w:hAnsi="Times New Roman" w:cs="Times New Roman"/>
-          <w:i/>
-          <w:iCs/>
-          <w:sz w:val="28"/>
-          <w:szCs w:val="28"/>
-          <w:vertAlign w:val="subscript"/>
-          <w:lang w:val="en-US"/>
-        </w:rPr>
-        <w:t>deg</w:t>
-      </w:r>
-      <w:proofErr w:type="spellEnd"/>
-      <w:r>
-        <w:rPr>
-          <w:rFonts w:ascii="Times New Roman" w:hAnsi="Times New Roman" w:cs="Times New Roman"/>
-          <w:sz w:val="28"/>
-          <w:szCs w:val="28"/>
-        </w:rPr>
-        <w:t xml:space="preserve"> </w:t>
-      </w:r>
-      <w:r>
-        <w:rPr>
-          <w:rFonts w:ascii="Times New Roman" w:hAnsi="Times New Roman" w:cs="Times New Roman"/>
-          <w:sz w:val="28"/>
-          <w:szCs w:val="28"/>
-        </w:rPr>
-        <w:t>для трёх режимов эксплуатации: базового, режима переменной</w:t>
-      </w:r>
-      <w:r>
-        <w:rPr>
-          <w:rFonts w:ascii="Times New Roman" w:hAnsi="Times New Roman" w:cs="Times New Roman"/>
-          <w:sz w:val="28"/>
-          <w:szCs w:val="28"/>
-        </w:rPr>
-        <w:t xml:space="preserve"> </w:t>
-      </w:r>
-      <w:r>
-        <w:rPr>
-          <w:rFonts w:ascii="Times New Roman" w:hAnsi="Times New Roman" w:cs="Times New Roman"/>
-          <w:sz w:val="28"/>
-          <w:szCs w:val="28"/>
-        </w:rPr>
-        <w:t>температуры и тяжёлого совмещённого режима. Видно, что по мере приближения</w:t>
-      </w:r>
-      <w:r>
-        <w:rPr>
-          <w:rFonts w:ascii="Times New Roman" w:hAnsi="Times New Roman" w:cs="Times New Roman"/>
-          <w:sz w:val="28"/>
-          <w:szCs w:val="28"/>
-        </w:rPr>
-        <w:t xml:space="preserve"> </w:t>
-      </w:r>
-      <w:proofErr w:type="spellStart"/>
-      <w:r>
-        <w:rPr>
-          <w:rFonts w:ascii="Times New Roman" w:hAnsi="Times New Roman" w:cs="Times New Roman"/>
-          <w:i/>
-          <w:iCs/>
-          <w:sz w:val="28"/>
-          <w:szCs w:val="28"/>
-          <w:lang w:val="en-US"/>
-        </w:rPr>
-        <w:t>K</w:t>
-      </w:r>
-      <w:r>
-        <w:rPr>
-          <w:rFonts w:ascii="Times New Roman" w:hAnsi="Times New Roman" w:cs="Times New Roman"/>
-          <w:i/>
-          <w:iCs/>
-          <w:sz w:val="28"/>
-          <w:szCs w:val="28"/>
-          <w:vertAlign w:val="subscript"/>
-          <w:lang w:val="en-US"/>
-        </w:rPr>
-        <w:t>deg</w:t>
-      </w:r>
-      <w:proofErr w:type="spellEnd"/>
-      <w:r>
-        <w:rPr>
-          <w:rFonts w:ascii="Times New Roman" w:hAnsi="Times New Roman" w:cs="Times New Roman"/>
-          <w:sz w:val="28"/>
-          <w:szCs w:val="28"/>
-        </w:rPr>
-        <w:t xml:space="preserve"> </w:t>
-      </w:r>
-      <w:r>
-        <w:rPr>
-          <w:rFonts w:ascii="Times New Roman" w:hAnsi="Times New Roman" w:cs="Times New Roman"/>
-          <w:sz w:val="28"/>
-          <w:szCs w:val="28"/>
-        </w:rPr>
-        <w:t>к</w:t>
-      </w:r>
-      <w:r>
-        <w:rPr>
-          <w:rFonts w:ascii="Times New Roman" w:hAnsi="Times New Roman" w:cs="Times New Roman"/>
-          <w:sz w:val="28"/>
-          <w:szCs w:val="28"/>
-        </w:rPr>
-        <w:t xml:space="preserve"> </w:t>
-      </w:r>
-      <w:r>
-        <w:rPr>
-          <w:rFonts w:ascii="Times New Roman" w:hAnsi="Times New Roman" w:cs="Times New Roman"/>
-          <w:sz w:val="28"/>
-          <w:szCs w:val="28"/>
-        </w:rPr>
-        <w:t>критическому значению ресурс закономерно уменьшается. При этом один и тот же текущий</w:t>
-      </w:r>
-      <w:r>
-        <w:rPr>
-          <w:rFonts w:ascii="Times New Roman" w:hAnsi="Times New Roman" w:cs="Times New Roman"/>
-          <w:sz w:val="28"/>
-          <w:szCs w:val="28"/>
-        </w:rPr>
-        <w:t xml:space="preserve"> </w:t>
-      </w:r>
-      <w:r>
-        <w:rPr>
-          <w:rFonts w:ascii="Times New Roman" w:hAnsi="Times New Roman" w:cs="Times New Roman"/>
-          <w:sz w:val="28"/>
-          <w:szCs w:val="28"/>
-        </w:rPr>
-        <w:t>уровень деградации соответствует различному</w:t>
-      </w:r>
-      <w:r>
-        <w:rPr>
-          <w:rFonts w:ascii="Times New Roman" w:hAnsi="Times New Roman" w:cs="Times New Roman"/>
-          <w:sz w:val="28"/>
-          <w:szCs w:val="28"/>
-        </w:rPr>
-        <w:t xml:space="preserve"> </w:t>
+      <w:r>
+        <w:rPr>
+          <w:rFonts w:ascii="Times New Roman" w:hAnsi="Times New Roman" w:cs="Times New Roman"/>
+          <w:sz w:val="28"/>
+          <w:szCs w:val="28"/>
+        </w:rPr>
+        <w:t xml:space="preserve"> к критическому значению ресурс закономерно уменьшается. При этом один и тот же текущий уровень деградации соответствует различному </w:t>
       </w:r>
       <w:r>
         <w:rPr>
@@ -15536,31 +14903,7 @@
           <w:sz w:val="28"/>
           <w:szCs w:val="28"/>
         </w:rPr>
-        <w:t xml:space="preserve"> </w:t>
-      </w:r>
-      <w:r>
-        <w:rPr>
-          <w:rFonts w:ascii="Times New Roman" w:hAnsi="Times New Roman" w:cs="Times New Roman"/>
-          <w:sz w:val="28"/>
-          <w:szCs w:val="28"/>
-        </w:rPr>
-        <w:t>в зависимости от тяжести режима</w:t>
-      </w:r>
-      <w:r>
-        <w:rPr>
-          <w:rFonts w:ascii="Times New Roman" w:hAnsi="Times New Roman" w:cs="Times New Roman"/>
-          <w:sz w:val="28"/>
-          <w:szCs w:val="28"/>
-        </w:rPr>
-        <w:t xml:space="preserve"> </w:t>
-      </w:r>
-      <w:r>
-        <w:rPr>
-          <w:rFonts w:ascii="Times New Roman" w:hAnsi="Times New Roman" w:cs="Times New Roman"/>
-          <w:sz w:val="28"/>
-          <w:szCs w:val="28"/>
-        </w:rPr>
-        <w:t>эксплуатации.</w:t>
+        <w:t xml:space="preserve"> в зависимости от тяжести режима эксплуатации.</w:t>
       </w:r>
     </w:p>
     <w:p>
@@ -15600,39 +14943,7 @@
           <w:sz w:val="28"/>
           <w:szCs w:val="28"/>
         </w:rPr>
-        <w:t>критерий из статического индикатора состояния в прямой аргумент прогностической модели.</w:t>
-      </w:r>
-      <w:r>
-        <w:rPr>
-          <w:rFonts w:ascii="Times New Roman" w:hAnsi="Times New Roman" w:cs="Times New Roman"/>
-          <w:sz w:val="28"/>
-          <w:szCs w:val="28"/>
-        </w:rPr>
-        <w:t xml:space="preserve"> </w:t>
-      </w:r>
-      <w:r>
-        <w:rPr>
-          <w:rFonts w:ascii="Times New Roman" w:hAnsi="Times New Roman" w:cs="Times New Roman"/>
-          <w:sz w:val="28"/>
-          <w:szCs w:val="28"/>
-        </w:rPr>
-        <w:t>Практическая значимость заключается в возможности расчёта ресурса в циклах</w:t>
-      </w:r>
-      <w:r>
-        <w:rPr>
-          <w:rFonts w:ascii="Times New Roman" w:hAnsi="Times New Roman" w:cs="Times New Roman"/>
-          <w:sz w:val="28"/>
-          <w:szCs w:val="28"/>
-        </w:rPr>
-        <w:t xml:space="preserve"> </w:t>
-      </w:r>
-      <w:r>
-        <w:rPr>
-          <w:rFonts w:ascii="Times New Roman" w:hAnsi="Times New Roman" w:cs="Times New Roman"/>
-          <w:sz w:val="28"/>
-          <w:szCs w:val="28"/>
-        </w:rPr>
-        <w:t xml:space="preserve">непосредственно по текущему диагностическому </w:t>
+        <w:t xml:space="preserve">критерий из статического индикатора состояния в прямой аргумент прогностической модели. Практическая значимость заключается в возможности расчёта ресурса в циклах непосредственно по текущему диагностическому </w:t>
       </w:r>
       <w:r>
         <w:rPr>
@@ -15641,96 +14952,39 @@
           <w:szCs w:val="28"/>
         </w:rPr>
         <w:lastRenderedPageBreak/>
-        <w:t>состоянию батареи без необходимости</w:t>
-      </w:r>
-      <w:r>
-        <w:rPr>
-          <w:rFonts w:ascii="Times New Roman" w:hAnsi="Times New Roman" w:cs="Times New Roman"/>
-          <w:sz w:val="28"/>
-          <w:szCs w:val="28"/>
-        </w:rPr>
-        <w:t xml:space="preserve"> </w:t>
-      </w:r>
-      <w:r>
-        <w:rPr>
-          <w:rFonts w:ascii="Times New Roman" w:hAnsi="Times New Roman" w:cs="Times New Roman"/>
-          <w:sz w:val="28"/>
-          <w:szCs w:val="28"/>
-        </w:rPr>
-        <w:t>полного воспроизведения всей предшествующей траектории старения.</w:t>
-      </w:r>
-    </w:p>
-    <w:p>
-      <w:pPr>
-        <w:spacing w:line="360" w:lineRule="auto"/>
-        <w:ind w:firstLine="709"/>
-        <w:jc w:val="both"/>
-        <w:rPr>
-          <w:rFonts w:ascii="Times New Roman" w:hAnsi="Times New Roman" w:cs="Times New Roman"/>
-          <w:sz w:val="28"/>
-          <w:szCs w:val="28"/>
-          <w:lang w:val="en-US"/>
-        </w:rPr>
-      </w:pPr>
-    </w:p>
-    <w:p>
-      <w:pPr>
-        <w:spacing w:line="360" w:lineRule="auto"/>
-        <w:ind w:firstLine="709"/>
-        <w:jc w:val="both"/>
-        <w:rPr>
-          <w:rFonts w:ascii="Times New Roman" w:hAnsi="Times New Roman" w:cs="Times New Roman"/>
-          <w:sz w:val="28"/>
-          <w:szCs w:val="28"/>
-        </w:rPr>
-      </w:pPr>
-      <w:r>
-        <w:rPr>
-          <w:rFonts w:ascii="Times New Roman" w:hAnsi="Times New Roman" w:cs="Times New Roman"/>
-          <w:sz w:val="28"/>
-          <w:szCs w:val="28"/>
-        </w:rPr>
-        <w:t>Таблица 4.5</w:t>
-      </w:r>
-      <w:r>
-        <w:rPr>
-          <w:rFonts w:ascii="Times New Roman" w:hAnsi="Times New Roman" w:cs="Times New Roman"/>
-          <w:sz w:val="28"/>
-          <w:szCs w:val="28"/>
-        </w:rPr>
-        <w:t xml:space="preserve"> – </w:t>
-      </w:r>
-      <w:r>
-        <w:rPr>
-          <w:rFonts w:ascii="Times New Roman" w:hAnsi="Times New Roman" w:cs="Times New Roman"/>
-          <w:sz w:val="28"/>
-          <w:szCs w:val="28"/>
-        </w:rPr>
-        <w:t>Расчётно-экспериментальная оценка остаточного ресурса в циклах по текущему</w:t>
-      </w:r>
-      <w:r>
-        <w:rPr>
-          <w:rFonts w:ascii="Times New Roman" w:hAnsi="Times New Roman" w:cs="Times New Roman"/>
-          <w:sz w:val="28"/>
-          <w:szCs w:val="28"/>
-        </w:rPr>
-        <w:t xml:space="preserve"> </w:t>
-      </w:r>
-      <w:r>
-        <w:rPr>
-          <w:rFonts w:ascii="Times New Roman" w:hAnsi="Times New Roman" w:cs="Times New Roman"/>
-          <w:sz w:val="28"/>
-          <w:szCs w:val="28"/>
-        </w:rPr>
-        <w:t>значению</w:t>
-      </w:r>
-      <w:r>
-        <w:rPr>
-          <w:rFonts w:ascii="Times New Roman" w:hAnsi="Times New Roman" w:cs="Times New Roman"/>
-          <w:sz w:val="28"/>
-          <w:szCs w:val="28"/>
-        </w:rPr>
-        <w:t xml:space="preserve"> </w:t>
+        <w:t>состоянию батареи без необходимости полного воспроизведения всей предшествующей траектории старения.</w:t>
+      </w:r>
+    </w:p>
+    <w:p>
+      <w:pPr>
+        <w:spacing w:line="360" w:lineRule="auto"/>
+        <w:ind w:firstLine="709"/>
+        <w:jc w:val="both"/>
+        <w:rPr>
+          <w:rFonts w:ascii="Times New Roman" w:hAnsi="Times New Roman" w:cs="Times New Roman"/>
+          <w:sz w:val="28"/>
+          <w:szCs w:val="28"/>
+        </w:rPr>
+      </w:pPr>
+    </w:p>
+    <w:p>
+      <w:pPr>
+        <w:spacing w:line="360" w:lineRule="auto"/>
+        <w:ind w:firstLine="709"/>
+        <w:jc w:val="both"/>
+        <w:rPr>
+          <w:rFonts w:ascii="Times New Roman" w:hAnsi="Times New Roman" w:cs="Times New Roman"/>
+          <w:sz w:val="28"/>
+          <w:szCs w:val="28"/>
+        </w:rPr>
+      </w:pPr>
+      <w:r>
+        <w:rPr>
+          <w:rFonts w:ascii="Times New Roman" w:hAnsi="Times New Roman" w:cs="Times New Roman"/>
+          <w:sz w:val="28"/>
+          <w:szCs w:val="28"/>
+        </w:rPr>
+        <w:t xml:space="preserve">Таблица 4.5 – Расчётно-экспериментальная оценка остаточного ресурса в циклах по текущему значению </w:t>
       </w:r>
       <w:proofErr w:type="spellStart"/>
       <w:r>
@@ -16487,7 +15741,7 @@
           <w:sz w:val="28"/>
           <w:szCs w:val="28"/>
         </w:rPr>
-        <w:t>Таблица содержит расчётно-экспериментальные данные, полученные по квазилинейной</w:t>
+        <w:t>Таблица содержит расчётно-экспериментальные данные, полученные по квазилинейной модели прогноза. Она показывает, что при одинаковом текущем</w:t>
       </w:r>
       <w:r>
         <w:rPr>
@@ -16497,14 +15751,31 @@
         </w:rPr>
         <w:t xml:space="preserve"> </w:t>
       </w:r>
-      <w:r>
-        <w:rPr>
-          <w:rFonts w:ascii="Times New Roman" w:hAnsi="Times New Roman" w:cs="Times New Roman"/>
-          <w:sz w:val="28"/>
-          <w:szCs w:val="28"/>
-        </w:rPr>
-        <w:t>модели прогноза. Она показывает, что при одинаковом текущем</w:t>
-      </w:r>
+      <w:proofErr w:type="spellStart"/>
+      <w:r>
+        <w:rPr>
+          <w:rFonts w:ascii="Times New Roman" w:hAnsi="Times New Roman" w:cs="Times New Roman"/>
+          <w:i/>
+          <w:iCs/>
+          <w:sz w:val="28"/>
+          <w:szCs w:val="28"/>
+          <w:lang w:val="en-US"/>
+        </w:rPr>
+        <w:t>K</w:t>
+      </w:r>
+      <w:r>
+        <w:rPr>
+          <w:rFonts w:ascii="Times New Roman" w:hAnsi="Times New Roman" w:cs="Times New Roman"/>
+          <w:i/>
+          <w:iCs/>
+          <w:sz w:val="28"/>
+          <w:szCs w:val="28"/>
+          <w:vertAlign w:val="subscript"/>
+          <w:lang w:val="en-US"/>
+        </w:rPr>
+        <w:t>deg</w:t>
+      </w:r>
+      <w:proofErr w:type="spellEnd"/>
       <w:r>
         <w:rPr>
           <w:rFonts w:ascii="Times New Roman" w:hAnsi="Times New Roman" w:cs="Times New Roman"/>
@@ -16513,106 +15784,24 @@
         </w:rPr>
         <w:t xml:space="preserve"> </w:t>
       </w:r>
-      <w:proofErr w:type="spellStart"/>
-      <w:r>
-        <w:rPr>
-          <w:rFonts w:ascii="Times New Roman" w:hAnsi="Times New Roman" w:cs="Times New Roman"/>
-          <w:i/>
-          <w:iCs/>
-          <w:sz w:val="28"/>
-          <w:szCs w:val="28"/>
-          <w:lang w:val="en-US"/>
-        </w:rPr>
-        <w:t>K</w:t>
-      </w:r>
-      <w:r>
-        <w:rPr>
-          <w:rFonts w:ascii="Times New Roman" w:hAnsi="Times New Roman" w:cs="Times New Roman"/>
-          <w:i/>
-          <w:iCs/>
-          <w:sz w:val="28"/>
-          <w:szCs w:val="28"/>
-          <w:vertAlign w:val="subscript"/>
-          <w:lang w:val="en-US"/>
-        </w:rPr>
-        <w:t>deg</w:t>
-      </w:r>
-      <w:proofErr w:type="spellEnd"/>
-      <w:r>
-        <w:rPr>
-          <w:rFonts w:ascii="Times New Roman" w:hAnsi="Times New Roman" w:cs="Times New Roman"/>
-          <w:sz w:val="28"/>
-          <w:szCs w:val="28"/>
-        </w:rPr>
-        <w:t xml:space="preserve"> </w:t>
-      </w:r>
-      <w:r>
-        <w:rPr>
-          <w:rFonts w:ascii="Times New Roman" w:hAnsi="Times New Roman" w:cs="Times New Roman"/>
-          <w:sz w:val="28"/>
-          <w:szCs w:val="28"/>
-        </w:rPr>
-        <w:t>остаточный ресурс</w:t>
-      </w:r>
-      <w:r>
-        <w:rPr>
-          <w:rFonts w:ascii="Times New Roman" w:hAnsi="Times New Roman" w:cs="Times New Roman"/>
-          <w:sz w:val="28"/>
-          <w:szCs w:val="28"/>
-        </w:rPr>
-        <w:t xml:space="preserve"> </w:t>
-      </w:r>
-      <w:r>
-        <w:rPr>
-          <w:rFonts w:ascii="Times New Roman" w:hAnsi="Times New Roman" w:cs="Times New Roman"/>
-          <w:sz w:val="28"/>
-          <w:szCs w:val="28"/>
-        </w:rPr>
-        <w:t>быстро уменьшается с ужесточением режима эксплуатации. Это подтверждает</w:t>
-      </w:r>
-      <w:r>
-        <w:rPr>
-          <w:rFonts w:ascii="Times New Roman" w:hAnsi="Times New Roman" w:cs="Times New Roman"/>
-          <w:sz w:val="28"/>
-          <w:szCs w:val="28"/>
-        </w:rPr>
-        <w:t xml:space="preserve"> </w:t>
-      </w:r>
-      <w:r>
-        <w:rPr>
-          <w:rFonts w:ascii="Times New Roman" w:hAnsi="Times New Roman" w:cs="Times New Roman"/>
-          <w:sz w:val="28"/>
-          <w:szCs w:val="28"/>
-        </w:rPr>
-        <w:t>принципиальную необходимость включения режима транспортной миссии в структуру</w:t>
-      </w:r>
-      <w:r>
-        <w:rPr>
-          <w:rFonts w:ascii="Times New Roman" w:hAnsi="Times New Roman" w:cs="Times New Roman"/>
-          <w:sz w:val="28"/>
-          <w:szCs w:val="28"/>
-        </w:rPr>
-        <w:t xml:space="preserve"> </w:t>
-      </w:r>
-      <w:r>
-        <w:rPr>
-          <w:rFonts w:ascii="Times New Roman" w:hAnsi="Times New Roman" w:cs="Times New Roman"/>
-          <w:sz w:val="28"/>
-          <w:szCs w:val="28"/>
-        </w:rPr>
-        <w:t>модели.</w:t>
-      </w:r>
-    </w:p>
-    <w:p>
-      <w:pPr>
-        <w:spacing w:line="360" w:lineRule="auto"/>
-        <w:ind w:firstLine="709"/>
-        <w:jc w:val="both"/>
-        <w:rPr>
-          <w:rFonts w:ascii="Times New Roman" w:hAnsi="Times New Roman" w:cs="Times New Roman"/>
-          <w:sz w:val="28"/>
-          <w:szCs w:val="28"/>
-          <w:lang w:val="en-US"/>
+      <w:r>
+        <w:rPr>
+          <w:rFonts w:ascii="Times New Roman" w:hAnsi="Times New Roman" w:cs="Times New Roman"/>
+          <w:sz w:val="28"/>
+          <w:szCs w:val="28"/>
+        </w:rPr>
+        <w:t>остаточный ресурс быстро уменьшается с ужесточением режима эксплуатации. Это подтверждает принципиальную необходимость включения режима транспортной миссии в структуру модели.</w:t>
+      </w:r>
+    </w:p>
+    <w:p>
+      <w:pPr>
+        <w:spacing w:line="360" w:lineRule="auto"/>
+        <w:ind w:firstLine="709"/>
+        <w:jc w:val="both"/>
+        <w:rPr>
+          <w:rFonts w:ascii="Times New Roman" w:hAnsi="Times New Roman" w:cs="Times New Roman"/>
+          <w:sz w:val="28"/>
+          <w:szCs w:val="28"/>
         </w:rPr>
       </w:pPr>
     </w:p>
@@ -16649,86 +15838,50 @@
           <w:rFonts w:ascii="Times New Roman" w:hAnsi="Times New Roman" w:cs="Times New Roman"/>
           <w:sz w:val="28"/>
           <w:szCs w:val="28"/>
-          <w:lang w:val="en-US"/>
-        </w:rPr>
-      </w:pPr>
-    </w:p>
-    <w:p>
-      <w:pPr>
-        <w:spacing w:line="360" w:lineRule="auto"/>
-        <w:ind w:firstLine="709"/>
-        <w:jc w:val="both"/>
-        <w:rPr>
-          <w:rFonts w:ascii="Times New Roman" w:hAnsi="Times New Roman" w:cs="Times New Roman"/>
-          <w:sz w:val="28"/>
-          <w:szCs w:val="28"/>
-          <w:lang w:val="en-US"/>
-        </w:rPr>
-      </w:pPr>
-      <w:r>
-        <w:rPr>
-          <w:rFonts w:ascii="Times New Roman" w:hAnsi="Times New Roman" w:cs="Times New Roman"/>
-          <w:sz w:val="28"/>
-          <w:szCs w:val="28"/>
-        </w:rPr>
-        <w:t>Следующий шаг состоит в переводе прогноза из циклов в календарное или эксплуатационное</w:t>
-      </w:r>
-      <w:r>
-        <w:rPr>
-          <w:rFonts w:ascii="Times New Roman" w:hAnsi="Times New Roman" w:cs="Times New Roman"/>
-          <w:sz w:val="28"/>
-          <w:szCs w:val="28"/>
-        </w:rPr>
-        <w:t xml:space="preserve"> </w:t>
-      </w:r>
-      <w:r>
-        <w:rPr>
-          <w:rFonts w:ascii="Times New Roman" w:hAnsi="Times New Roman" w:cs="Times New Roman"/>
-          <w:sz w:val="28"/>
-          <w:szCs w:val="28"/>
-        </w:rPr>
-        <w:t>время. Для этого в диссертации используется показатель суточной интенсивности</w:t>
-      </w:r>
-      <w:r>
-        <w:rPr>
-          <w:rFonts w:ascii="Times New Roman" w:hAnsi="Times New Roman" w:cs="Times New Roman"/>
-          <w:sz w:val="28"/>
-          <w:szCs w:val="28"/>
-        </w:rPr>
-        <w:t xml:space="preserve"> </w:t>
-      </w:r>
-      <w:r>
-        <w:rPr>
-          <w:rFonts w:ascii="Times New Roman" w:hAnsi="Times New Roman" w:cs="Times New Roman"/>
-          <w:sz w:val="28"/>
-          <w:szCs w:val="28"/>
-        </w:rPr>
-        <w:t>циклирования</w:t>
-      </w:r>
-    </w:p>
-    <w:p>
-      <w:pPr>
-        <w:spacing w:line="360" w:lineRule="auto"/>
-        <w:ind w:firstLine="709"/>
-        <w:jc w:val="both"/>
-        <w:rPr>
-          <w:rFonts w:ascii="Times New Roman" w:hAnsi="Times New Roman" w:cs="Times New Roman"/>
-          <w:sz w:val="28"/>
-          <w:szCs w:val="28"/>
-          <w:lang w:val="en-US"/>
-        </w:rPr>
-      </w:pPr>
-    </w:p>
-    <w:p>
-      <w:pPr>
-        <w:spacing w:line="360" w:lineRule="auto"/>
-        <w:ind w:firstLine="709"/>
-        <w:jc w:val="both"/>
-        <w:rPr>
-          <w:rFonts w:ascii="Times New Roman" w:hAnsi="Times New Roman" w:cs="Times New Roman"/>
-          <w:sz w:val="28"/>
-          <w:szCs w:val="28"/>
-          <w:lang w:val="en-US"/>
+        </w:rPr>
+      </w:pPr>
+    </w:p>
+    <w:p>
+      <w:pPr>
+        <w:spacing w:line="360" w:lineRule="auto"/>
+        <w:ind w:firstLine="709"/>
+        <w:jc w:val="both"/>
+        <w:rPr>
+          <w:rFonts w:ascii="Times New Roman" w:hAnsi="Times New Roman" w:cs="Times New Roman"/>
+          <w:sz w:val="28"/>
+          <w:szCs w:val="28"/>
+        </w:rPr>
+      </w:pPr>
+      <w:r>
+        <w:rPr>
+          <w:rFonts w:ascii="Times New Roman" w:hAnsi="Times New Roman" w:cs="Times New Roman"/>
+          <w:sz w:val="28"/>
+          <w:szCs w:val="28"/>
+        </w:rPr>
+        <w:t>Следующий шаг состоит в переводе прогноза из циклов в календарное или эксплуатационное время. Для этого в диссертации используется показатель суточной интенсивности циклирования</w:t>
+      </w:r>
+    </w:p>
+    <w:p>
+      <w:pPr>
+        <w:spacing w:line="360" w:lineRule="auto"/>
+        <w:ind w:firstLine="709"/>
+        <w:jc w:val="both"/>
+        <w:rPr>
+          <w:rFonts w:ascii="Times New Roman" w:hAnsi="Times New Roman" w:cs="Times New Roman"/>
+          <w:sz w:val="28"/>
+          <w:szCs w:val="28"/>
+        </w:rPr>
+      </w:pPr>
+    </w:p>
+    <w:p>
+      <w:pPr>
+        <w:spacing w:line="360" w:lineRule="auto"/>
+        <w:ind w:firstLine="709"/>
+        <w:jc w:val="both"/>
+        <w:rPr>
+          <w:rFonts w:ascii="Times New Roman" w:hAnsi="Times New Roman" w:cs="Times New Roman"/>
+          <w:sz w:val="28"/>
+          <w:szCs w:val="28"/>
         </w:rPr>
       </w:pPr>
       <w:r>
@@ -16740,10 +15893,10 @@
           <w:lang w:val="en-US"/>
         </w:rPr>
         <w:object w:dxaOrig="360" w:dyaOrig="499" w14:anchorId="23108428">
-          <v:shape id="_x0000_i1080" type="#_x0000_t75" style="width:18.25pt;height:24.7pt" o:ole="">
+          <v:shape id="_x0000_i1060" type="#_x0000_t75" style="width:18.25pt;height:24.7pt" o:ole="">
             <v:imagedata r:id="rId78" o:title=""/>
           </v:shape>
-          <o:OLEObject Type="Embed" ProgID="Equation.DSMT4" ShapeID="_x0000_i1080" DrawAspect="Content" ObjectID="_1837841478" r:id="rId83"/>
+          <o:OLEObject Type="Embed" ProgID="Equation.DSMT4" ShapeID="_x0000_i1060" DrawAspect="Content" ObjectID="_1837929245" r:id="rId83"/>
         </w:object>
       </w:r>
       <w:r>
@@ -16751,200 +15904,63 @@
           <w:rFonts w:ascii="Times New Roman" w:hAnsi="Times New Roman" w:cs="Times New Roman"/>
           <w:sz w:val="28"/>
           <w:szCs w:val="28"/>
-          <w:lang w:val="en-US"/>
-        </w:rPr>
-        <w:t xml:space="preserve"> = </w:t>
-      </w:r>
-      <w:proofErr w:type="spellStart"/>
-      <w:r>
-        <w:rPr>
-          <w:rFonts w:ascii="Times New Roman" w:hAnsi="Times New Roman" w:cs="Times New Roman"/>
-          <w:sz w:val="28"/>
-          <w:szCs w:val="28"/>
-          <w:lang w:val="en-US"/>
-        </w:rPr>
-        <w:t>эквивалентные</w:t>
-      </w:r>
-      <w:proofErr w:type="spellEnd"/>
-      <w:r>
-        <w:rPr>
-          <w:rFonts w:ascii="Times New Roman" w:hAnsi="Times New Roman" w:cs="Times New Roman"/>
-          <w:sz w:val="28"/>
-          <w:szCs w:val="28"/>
-          <w:lang w:val="en-US"/>
-        </w:rPr>
-        <w:t xml:space="preserve"> </w:t>
-      </w:r>
-      <w:proofErr w:type="spellStart"/>
-      <w:r>
-        <w:rPr>
-          <w:rFonts w:ascii="Times New Roman" w:hAnsi="Times New Roman" w:cs="Times New Roman"/>
-          <w:sz w:val="28"/>
-          <w:szCs w:val="28"/>
-          <w:lang w:val="en-US"/>
-        </w:rPr>
-        <w:t>циклы</w:t>
-      </w:r>
-      <w:proofErr w:type="spellEnd"/>
-      <w:r>
-        <w:rPr>
-          <w:rFonts w:ascii="Times New Roman" w:hAnsi="Times New Roman" w:cs="Times New Roman"/>
-          <w:sz w:val="28"/>
-          <w:szCs w:val="28"/>
-          <w:lang w:val="en-US"/>
-        </w:rPr>
-        <w:t xml:space="preserve"> в </w:t>
-      </w:r>
-      <w:proofErr w:type="spellStart"/>
-      <w:r>
-        <w:rPr>
-          <w:rFonts w:ascii="Times New Roman" w:hAnsi="Times New Roman" w:cs="Times New Roman"/>
-          <w:sz w:val="28"/>
-          <w:szCs w:val="28"/>
-          <w:lang w:val="en-US"/>
-        </w:rPr>
-        <w:t>сутки</w:t>
-      </w:r>
-      <w:proofErr w:type="spellEnd"/>
-      <w:r>
-        <w:rPr>
-          <w:rFonts w:ascii="Times New Roman" w:hAnsi="Times New Roman" w:cs="Times New Roman"/>
-          <w:sz w:val="28"/>
-          <w:szCs w:val="28"/>
-          <w:lang w:val="en-US"/>
-        </w:rPr>
-        <w:t>.</w:t>
-      </w:r>
-    </w:p>
-    <w:p>
-      <w:pPr>
-        <w:spacing w:line="360" w:lineRule="auto"/>
-        <w:ind w:firstLine="709"/>
-        <w:jc w:val="both"/>
-        <w:rPr>
-          <w:rFonts w:ascii="Times New Roman" w:hAnsi="Times New Roman" w:cs="Times New Roman"/>
-          <w:sz w:val="28"/>
-          <w:szCs w:val="28"/>
-          <w:lang w:val="en-US"/>
-        </w:rPr>
-      </w:pPr>
-    </w:p>
-    <w:p>
-      <w:pPr>
-        <w:spacing w:line="360" w:lineRule="auto"/>
-        <w:ind w:firstLine="709"/>
-        <w:jc w:val="both"/>
-        <w:rPr>
-          <w:rFonts w:ascii="Times New Roman" w:hAnsi="Times New Roman" w:cs="Times New Roman"/>
-          <w:sz w:val="28"/>
-          <w:szCs w:val="28"/>
-          <w:lang w:val="en-US"/>
-        </w:rPr>
-      </w:pPr>
-      <w:proofErr w:type="spellStart"/>
-      <w:r>
-        <w:rPr>
-          <w:rFonts w:ascii="Times New Roman" w:hAnsi="Times New Roman" w:cs="Times New Roman"/>
-          <w:sz w:val="28"/>
-          <w:szCs w:val="28"/>
-          <w:lang w:val="en-US"/>
-        </w:rPr>
-        <w:t>Тогда</w:t>
-      </w:r>
-      <w:proofErr w:type="spellEnd"/>
-      <w:r>
-        <w:rPr>
-          <w:rFonts w:ascii="Times New Roman" w:hAnsi="Times New Roman" w:cs="Times New Roman"/>
-          <w:sz w:val="28"/>
-          <w:szCs w:val="28"/>
-          <w:lang w:val="en-US"/>
-        </w:rPr>
-        <w:t xml:space="preserve"> </w:t>
-      </w:r>
-      <w:proofErr w:type="spellStart"/>
-      <w:r>
-        <w:rPr>
-          <w:rFonts w:ascii="Times New Roman" w:hAnsi="Times New Roman" w:cs="Times New Roman"/>
-          <w:sz w:val="28"/>
-          <w:szCs w:val="28"/>
-          <w:lang w:val="en-US"/>
-        </w:rPr>
-        <w:t>для</w:t>
-      </w:r>
-      <w:proofErr w:type="spellEnd"/>
-      <w:r>
-        <w:rPr>
-          <w:rFonts w:ascii="Times New Roman" w:hAnsi="Times New Roman" w:cs="Times New Roman"/>
-          <w:sz w:val="28"/>
-          <w:szCs w:val="28"/>
-          <w:lang w:val="en-US"/>
-        </w:rPr>
-        <w:t xml:space="preserve"> </w:t>
-      </w:r>
-      <w:proofErr w:type="spellStart"/>
-      <w:r>
-        <w:rPr>
-          <w:rFonts w:ascii="Times New Roman" w:hAnsi="Times New Roman" w:cs="Times New Roman"/>
-          <w:sz w:val="28"/>
-          <w:szCs w:val="28"/>
-          <w:lang w:val="en-US"/>
-        </w:rPr>
-        <w:t>фиксированного</w:t>
-      </w:r>
-      <w:proofErr w:type="spellEnd"/>
-      <w:r>
-        <w:rPr>
-          <w:rFonts w:ascii="Times New Roman" w:hAnsi="Times New Roman" w:cs="Times New Roman"/>
-          <w:sz w:val="28"/>
-          <w:szCs w:val="28"/>
-          <w:lang w:val="en-US"/>
-        </w:rPr>
-        <w:t xml:space="preserve"> </w:t>
-      </w:r>
-      <w:proofErr w:type="spellStart"/>
-      <w:r>
-        <w:rPr>
-          <w:rFonts w:ascii="Times New Roman" w:hAnsi="Times New Roman" w:cs="Times New Roman"/>
-          <w:sz w:val="28"/>
-          <w:szCs w:val="28"/>
-          <w:lang w:val="en-US"/>
-        </w:rPr>
-        <w:t>режима</w:t>
-      </w:r>
-      <w:proofErr w:type="spellEnd"/>
-      <w:r>
-        <w:rPr>
-          <w:rFonts w:ascii="Times New Roman" w:hAnsi="Times New Roman" w:cs="Times New Roman"/>
-          <w:sz w:val="28"/>
-          <w:szCs w:val="28"/>
-          <w:lang w:val="en-US"/>
-        </w:rPr>
-        <w:t>:</w:t>
-      </w:r>
-    </w:p>
-    <w:p>
-      <w:pPr>
-        <w:spacing w:line="360" w:lineRule="auto"/>
-        <w:ind w:firstLine="709"/>
-        <w:jc w:val="both"/>
-        <w:rPr>
-          <w:rFonts w:ascii="Times New Roman" w:hAnsi="Times New Roman" w:cs="Times New Roman"/>
-          <w:sz w:val="28"/>
-          <w:szCs w:val="28"/>
-          <w:lang w:val="en-US"/>
-        </w:rPr>
-      </w:pPr>
-    </w:p>
-    <w:p>
-      <w:pPr>
-        <w:spacing w:line="360" w:lineRule="auto"/>
-        <w:ind w:firstLine="709"/>
-        <w:jc w:val="both"/>
-        <w:rPr>
-          <w:rFonts w:ascii="Times New Roman" w:hAnsi="Times New Roman" w:cs="Times New Roman"/>
-          <w:sz w:val="28"/>
-          <w:szCs w:val="28"/>
-          <w:lang w:val="en-US"/>
+        </w:rPr>
+        <w:t xml:space="preserve"> = эквивалентные циклы в сутки.</w:t>
+      </w:r>
+    </w:p>
+    <w:p>
+      <w:pPr>
+        <w:spacing w:line="360" w:lineRule="auto"/>
+        <w:ind w:firstLine="709"/>
+        <w:jc w:val="both"/>
+        <w:rPr>
+          <w:rFonts w:ascii="Times New Roman" w:hAnsi="Times New Roman" w:cs="Times New Roman"/>
+          <w:sz w:val="28"/>
+          <w:szCs w:val="28"/>
+        </w:rPr>
+      </w:pPr>
+    </w:p>
+    <w:p>
+      <w:pPr>
+        <w:spacing w:line="360" w:lineRule="auto"/>
+        <w:ind w:firstLine="709"/>
+        <w:jc w:val="both"/>
+        <w:rPr>
+          <w:rFonts w:ascii="Times New Roman" w:hAnsi="Times New Roman" w:cs="Times New Roman"/>
+          <w:sz w:val="28"/>
+          <w:szCs w:val="28"/>
+        </w:rPr>
+      </w:pPr>
+      <w:r>
+        <w:rPr>
+          <w:rFonts w:ascii="Times New Roman" w:hAnsi="Times New Roman" w:cs="Times New Roman"/>
+          <w:sz w:val="28"/>
+          <w:szCs w:val="28"/>
+        </w:rPr>
+        <w:t>Тогда для фиксированного режима:</w:t>
+      </w:r>
+    </w:p>
+    <w:p>
+      <w:pPr>
+        <w:spacing w:line="360" w:lineRule="auto"/>
+        <w:ind w:firstLine="709"/>
+        <w:jc w:val="both"/>
+        <w:rPr>
+          <w:rFonts w:ascii="Times New Roman" w:hAnsi="Times New Roman" w:cs="Times New Roman"/>
+          <w:sz w:val="28"/>
+          <w:szCs w:val="28"/>
+        </w:rPr>
+      </w:pPr>
+    </w:p>
+    <w:p>
+      <w:pPr>
+        <w:spacing w:line="360" w:lineRule="auto"/>
+        <w:ind w:firstLine="709"/>
+        <w:jc w:val="both"/>
+        <w:rPr>
+          <w:rFonts w:ascii="Times New Roman" w:hAnsi="Times New Roman" w:cs="Times New Roman"/>
+          <w:sz w:val="28"/>
+          <w:szCs w:val="28"/>
         </w:rPr>
       </w:pPr>
       <w:r>
@@ -16956,10 +15972,10 @@
           <w:lang w:val="en-US"/>
         </w:rPr>
         <w:object w:dxaOrig="1740" w:dyaOrig="760" w14:anchorId="10B158E8">
-          <v:shape id="_x0000_i1083" type="#_x0000_t75" style="width:87.05pt;height:38.15pt" o:ole="">
+          <v:shape id="_x0000_i1061" type="#_x0000_t75" style="width:87.05pt;height:38.15pt" o:ole="">
             <v:imagedata r:id="rId84" o:title=""/>
           </v:shape>
-          <o:OLEObject Type="Embed" ProgID="Equation.DSMT4" ShapeID="_x0000_i1083" DrawAspect="Content" ObjectID="_1837841479" r:id="rId85"/>
+          <o:OLEObject Type="Embed" ProgID="Equation.DSMT4" ShapeID="_x0000_i1061" DrawAspect="Content" ObjectID="_1837929246" r:id="rId85"/>
         </w:object>
       </w:r>
       <w:r>
@@ -16967,7 +15983,6 @@
           <w:rFonts w:ascii="Times New Roman" w:hAnsi="Times New Roman" w:cs="Times New Roman"/>
           <w:sz w:val="28"/>
           <w:szCs w:val="28"/>
-          <w:lang w:val="en-US"/>
         </w:rPr>
         <w:t>.</w:t>
       </w:r>
@@ -16981,7 +15996,6 @@
           <w:rFonts w:ascii="Times New Roman" w:hAnsi="Times New Roman" w:cs="Times New Roman"/>
           <w:sz w:val="28"/>
           <w:szCs w:val="28"/>
-          <w:lang w:val="en-US"/>
         </w:rPr>
       </w:pPr>
     </w:p>
@@ -17014,7 +16028,6 @@
           <w:rFonts w:ascii="Times New Roman" w:hAnsi="Times New Roman" w:cs="Times New Roman"/>
           <w:sz w:val="28"/>
           <w:szCs w:val="28"/>
-          <w:lang w:val="en-US"/>
         </w:rPr>
       </w:pPr>
     </w:p>
@@ -17039,10 +16052,10 @@
           <w:lang w:val="en-US"/>
         </w:rPr>
         <w:object w:dxaOrig="1900" w:dyaOrig="760" w14:anchorId="78AE3F1E">
-          <v:shape id="_x0000_i1086" type="#_x0000_t75" style="width:95.1pt;height:38.15pt" o:ole="">
+          <v:shape id="_x0000_i1062" type="#_x0000_t75" style="width:95.1pt;height:38.15pt" o:ole="">
             <v:imagedata r:id="rId86" o:title=""/>
           </v:shape>
-          <o:OLEObject Type="Embed" ProgID="Equation.DSMT4" ShapeID="_x0000_i1086" DrawAspect="Content" ObjectID="_1837841480" r:id="rId87"/>
+          <o:OLEObject Type="Embed" ProgID="Equation.DSMT4" ShapeID="_x0000_i1062" DrawAspect="Content" ObjectID="_1837929247" r:id="rId87"/>
         </w:object>
       </w:r>
     </w:p>
@@ -17076,23 +16089,7 @@
           <w:sz w:val="28"/>
           <w:szCs w:val="28"/>
         </w:rPr>
-        <w:t>Эта форма особенно удобна для инженерных расчётов и планирования технического</w:t>
-      </w:r>
-      <w:r>
-        <w:rPr>
-          <w:rFonts w:ascii="Times New Roman" w:hAnsi="Times New Roman" w:cs="Times New Roman"/>
-          <w:sz w:val="28"/>
-          <w:szCs w:val="28"/>
-        </w:rPr>
-        <w:t xml:space="preserve"> </w:t>
-      </w:r>
-      <w:r>
-        <w:rPr>
-          <w:rFonts w:ascii="Times New Roman" w:hAnsi="Times New Roman" w:cs="Times New Roman"/>
-          <w:sz w:val="28"/>
-          <w:szCs w:val="28"/>
-        </w:rPr>
-        <w:t xml:space="preserve">обслуживания. Она позволяет напрямую переходить от </w:t>
+        <w:t xml:space="preserve">Эта форма особенно удобна для инженерных расчётов и планирования технического обслуживания. Она позволяет напрямую переходить от </w:t>
       </w:r>
       <w:proofErr w:type="spellStart"/>
       <w:r>
@@ -17110,67 +16107,27 @@
           <w:sz w:val="28"/>
           <w:szCs w:val="28"/>
         </w:rPr>
-        <w:t>-диагностического</w:t>
-      </w:r>
-      <w:r>
-        <w:rPr>
-          <w:rFonts w:ascii="Times New Roman" w:hAnsi="Times New Roman" w:cs="Times New Roman"/>
-          <w:sz w:val="28"/>
-          <w:szCs w:val="28"/>
-        </w:rPr>
-        <w:t xml:space="preserve"> </w:t>
-      </w:r>
-      <w:r>
-        <w:rPr>
-          <w:rFonts w:ascii="Times New Roman" w:hAnsi="Times New Roman" w:cs="Times New Roman"/>
-          <w:sz w:val="28"/>
-          <w:szCs w:val="28"/>
-        </w:rPr>
-        <w:t>состояния батареи к ожидаемому сроку её дальнейшей эксплуатации в календарном</w:t>
-      </w:r>
-      <w:r>
-        <w:rPr>
-          <w:rFonts w:ascii="Times New Roman" w:hAnsi="Times New Roman" w:cs="Times New Roman"/>
-          <w:sz w:val="28"/>
-          <w:szCs w:val="28"/>
-        </w:rPr>
-        <w:t xml:space="preserve"> </w:t>
-      </w:r>
-      <w:r>
-        <w:rPr>
-          <w:rFonts w:ascii="Times New Roman" w:hAnsi="Times New Roman" w:cs="Times New Roman"/>
-          <w:sz w:val="28"/>
-          <w:szCs w:val="28"/>
-        </w:rPr>
-        <w:t>времени.</w:t>
-      </w:r>
-    </w:p>
-    <w:p>
-      <w:pPr>
-        <w:spacing w:line="360" w:lineRule="auto"/>
-        <w:ind w:firstLine="709"/>
-        <w:jc w:val="both"/>
-        <w:rPr>
-          <w:rFonts w:ascii="Times New Roman" w:hAnsi="Times New Roman" w:cs="Times New Roman"/>
-          <w:sz w:val="28"/>
-          <w:szCs w:val="28"/>
-        </w:rPr>
-      </w:pPr>
-      <w:r>
-        <w:rPr>
-          <w:rFonts w:ascii="Times New Roman" w:hAnsi="Times New Roman" w:cs="Times New Roman"/>
-          <w:sz w:val="28"/>
-          <w:szCs w:val="28"/>
-        </w:rPr>
-        <w:t>Ниже приведена расчётно-экспериментальная зависимость, демонстрирующая переход от</w:t>
-      </w:r>
-      <w:r>
-        <w:rPr>
-          <w:rFonts w:ascii="Times New Roman" w:hAnsi="Times New Roman" w:cs="Times New Roman"/>
-          <w:sz w:val="28"/>
-          <w:szCs w:val="28"/>
-        </w:rPr>
-        <w:t xml:space="preserve"> </w:t>
+        <w:t>-диагностического состояния батареи к ожидаемому сроку её дальнейшей эксплуатации в календарном времени.</w:t>
+      </w:r>
+    </w:p>
+    <w:p>
+      <w:pPr>
+        <w:spacing w:line="360" w:lineRule="auto"/>
+        <w:ind w:firstLine="709"/>
+        <w:jc w:val="both"/>
+        <w:rPr>
+          <w:rFonts w:ascii="Times New Roman" w:hAnsi="Times New Roman" w:cs="Times New Roman"/>
+          <w:sz w:val="28"/>
+          <w:szCs w:val="28"/>
+        </w:rPr>
+      </w:pPr>
+      <w:r>
+        <w:rPr>
+          <w:rFonts w:ascii="Times New Roman" w:hAnsi="Times New Roman" w:cs="Times New Roman"/>
+          <w:sz w:val="28"/>
+          <w:szCs w:val="28"/>
+        </w:rPr>
+        <w:t xml:space="preserve">Ниже приведена расчётно-экспериментальная зависимость, демонстрирующая переход от </w:t>
       </w:r>
       <w:r>
         <w:rPr>
@@ -17189,23 +16146,7 @@
           <w:sz w:val="28"/>
           <w:szCs w:val="28"/>
         </w:rPr>
-        <w:t xml:space="preserve"> </w:t>
-      </w:r>
-      <w:r>
-        <w:rPr>
-          <w:rFonts w:ascii="Times New Roman" w:hAnsi="Times New Roman" w:cs="Times New Roman"/>
-          <w:sz w:val="28"/>
-          <w:szCs w:val="28"/>
-        </w:rPr>
-        <w:t>в циклах к</w:t>
-      </w:r>
-      <w:r>
-        <w:rPr>
-          <w:rFonts w:ascii="Times New Roman" w:hAnsi="Times New Roman" w:cs="Times New Roman"/>
-          <w:sz w:val="28"/>
-          <w:szCs w:val="28"/>
-        </w:rPr>
-        <w:t xml:space="preserve"> </w:t>
+        <w:t xml:space="preserve"> в циклах к </w:t>
       </w:r>
       <w:r>
         <w:rPr>
@@ -17224,27 +16165,18 @@
           <w:sz w:val="28"/>
           <w:szCs w:val="28"/>
         </w:rPr>
-        <w:t xml:space="preserve"> </w:t>
-      </w:r>
-      <w:r>
-        <w:rPr>
-          <w:rFonts w:ascii="Times New Roman" w:hAnsi="Times New Roman" w:cs="Times New Roman"/>
-          <w:sz w:val="28"/>
-          <w:szCs w:val="28"/>
-        </w:rPr>
-        <w:t>во времени.</w:t>
-      </w:r>
-    </w:p>
-    <w:p>
-      <w:pPr>
-        <w:spacing w:line="360" w:lineRule="auto"/>
-        <w:ind w:firstLine="709"/>
-        <w:jc w:val="both"/>
-        <w:rPr>
-          <w:rFonts w:ascii="Times New Roman" w:hAnsi="Times New Roman" w:cs="Times New Roman"/>
-          <w:sz w:val="28"/>
-          <w:szCs w:val="28"/>
-          <w:lang w:val="en-US"/>
+        <w:t xml:space="preserve"> во времени.</w:t>
+      </w:r>
+    </w:p>
+    <w:p>
+      <w:pPr>
+        <w:spacing w:line="360" w:lineRule="auto"/>
+        <w:ind w:firstLine="709"/>
+        <w:jc w:val="both"/>
+        <w:rPr>
+          <w:rFonts w:ascii="Times New Roman" w:hAnsi="Times New Roman" w:cs="Times New Roman"/>
+          <w:sz w:val="28"/>
+          <w:szCs w:val="28"/>
         </w:rPr>
       </w:pPr>
     </w:p>
@@ -17332,15 +16264,7 @@
           <w:sz w:val="28"/>
           <w:szCs w:val="28"/>
         </w:rPr>
-        <w:t>Рисунок 4.7 — Переход от прогноза</w:t>
-      </w:r>
-      <w:r>
-        <w:rPr>
-          <w:rFonts w:ascii="Times New Roman" w:hAnsi="Times New Roman" w:cs="Times New Roman"/>
-          <w:sz w:val="28"/>
-          <w:szCs w:val="28"/>
-        </w:rPr>
-        <w:t xml:space="preserve"> </w:t>
+        <w:t xml:space="preserve">Рисунок 4.7 — Переход от прогноза </w:t>
       </w:r>
       <w:r>
         <w:rPr>
@@ -17359,23 +16283,7 @@
           <w:sz w:val="28"/>
           <w:szCs w:val="28"/>
         </w:rPr>
-        <w:t xml:space="preserve"> </w:t>
-      </w:r>
-      <w:r>
-        <w:rPr>
-          <w:rFonts w:ascii="Times New Roman" w:hAnsi="Times New Roman" w:cs="Times New Roman"/>
-          <w:sz w:val="28"/>
-          <w:szCs w:val="28"/>
-        </w:rPr>
-        <w:t>в циклах к прогнозу</w:t>
-      </w:r>
-      <w:r>
-        <w:rPr>
-          <w:rFonts w:ascii="Times New Roman" w:hAnsi="Times New Roman" w:cs="Times New Roman"/>
-          <w:sz w:val="28"/>
-          <w:szCs w:val="28"/>
-        </w:rPr>
-        <w:t xml:space="preserve"> </w:t>
+        <w:t xml:space="preserve"> в циклах к прогнозу </w:t>
       </w:r>
       <w:r>
         <w:rPr>
@@ -17394,113 +16302,39 @@
           <w:sz w:val="28"/>
           <w:szCs w:val="28"/>
         </w:rPr>
-        <w:t xml:space="preserve"> </w:t>
-      </w:r>
-      <w:r>
-        <w:rPr>
-          <w:rFonts w:ascii="Times New Roman" w:hAnsi="Times New Roman" w:cs="Times New Roman"/>
-          <w:sz w:val="28"/>
-          <w:szCs w:val="28"/>
-        </w:rPr>
-        <w:t>во времени</w:t>
-      </w:r>
-    </w:p>
-    <w:p>
-      <w:pPr>
-        <w:spacing w:line="360" w:lineRule="auto"/>
-        <w:ind w:firstLine="709"/>
-        <w:jc w:val="both"/>
-        <w:rPr>
-          <w:rFonts w:ascii="Times New Roman" w:hAnsi="Times New Roman" w:cs="Times New Roman"/>
-          <w:sz w:val="28"/>
-          <w:szCs w:val="28"/>
-          <w:lang w:val="en-US"/>
-        </w:rPr>
-      </w:pPr>
-    </w:p>
-    <w:p>
-      <w:pPr>
-        <w:spacing w:line="360" w:lineRule="auto"/>
-        <w:ind w:firstLine="709"/>
-        <w:jc w:val="both"/>
-        <w:rPr>
-          <w:rFonts w:ascii="Times New Roman" w:hAnsi="Times New Roman" w:cs="Times New Roman"/>
-          <w:sz w:val="28"/>
-          <w:szCs w:val="28"/>
-          <w:lang w:val="en-US"/>
-        </w:rPr>
-      </w:pPr>
-      <w:r>
-        <w:rPr>
-          <w:rFonts w:ascii="Times New Roman" w:hAnsi="Times New Roman" w:cs="Times New Roman"/>
-          <w:sz w:val="28"/>
-          <w:szCs w:val="28"/>
-        </w:rPr>
-        <w:t>На рисунке показана зависимость остаточного ресурса в сутках от интенсивности</w:t>
-      </w:r>
-      <w:r>
-        <w:rPr>
-          <w:rFonts w:ascii="Times New Roman" w:hAnsi="Times New Roman" w:cs="Times New Roman"/>
-          <w:sz w:val="28"/>
-          <w:szCs w:val="28"/>
-        </w:rPr>
-        <w:t xml:space="preserve"> </w:t>
-      </w:r>
-      <w:r>
-        <w:rPr>
-          <w:rFonts w:ascii="Times New Roman" w:hAnsi="Times New Roman" w:cs="Times New Roman"/>
-          <w:sz w:val="28"/>
-          <w:szCs w:val="28"/>
-        </w:rPr>
-        <w:t>эквивалентного циклирования для нескольких эксплуатационных сценариев. Видно, что даже</w:t>
-      </w:r>
-      <w:r>
-        <w:rPr>
-          <w:rFonts w:ascii="Times New Roman" w:hAnsi="Times New Roman" w:cs="Times New Roman"/>
-          <w:sz w:val="28"/>
-          <w:szCs w:val="28"/>
-        </w:rPr>
-        <w:t xml:space="preserve"> </w:t>
-      </w:r>
-      <w:r>
-        <w:rPr>
-          <w:rFonts w:ascii="Times New Roman" w:hAnsi="Times New Roman" w:cs="Times New Roman"/>
-          <w:sz w:val="28"/>
-          <w:szCs w:val="28"/>
-        </w:rPr>
-        <w:t>при одинаковом ресурсе в циклах срок службы во времени резко сокращается при росте</w:t>
-      </w:r>
-      <w:r>
-        <w:rPr>
-          <w:rFonts w:ascii="Times New Roman" w:hAnsi="Times New Roman" w:cs="Times New Roman"/>
-          <w:sz w:val="28"/>
-          <w:szCs w:val="28"/>
-        </w:rPr>
-        <w:t xml:space="preserve"> </w:t>
-      </w:r>
-      <w:r>
-        <w:rPr>
-          <w:rFonts w:ascii="Times New Roman" w:hAnsi="Times New Roman" w:cs="Times New Roman"/>
-          <w:sz w:val="28"/>
-          <w:szCs w:val="28"/>
-        </w:rPr>
-        <w:t>числа эквивалентных циклов в сутки. Для тяжёлого режима зависимость располагается ниже,</w:t>
-      </w:r>
-      <w:r>
-        <w:rPr>
-          <w:rFonts w:ascii="Times New Roman" w:hAnsi="Times New Roman" w:cs="Times New Roman"/>
-          <w:sz w:val="28"/>
-          <w:szCs w:val="28"/>
-        </w:rPr>
-        <w:t xml:space="preserve"> </w:t>
-      </w:r>
-      <w:r>
-        <w:rPr>
-          <w:rFonts w:ascii="Times New Roman" w:hAnsi="Times New Roman" w:cs="Times New Roman"/>
-          <w:sz w:val="28"/>
-          <w:szCs w:val="28"/>
-        </w:rPr>
-        <w:t>что соответствует более быстрому исчерпанию ресурса.</w:t>
+        <w:t xml:space="preserve"> во времени</w:t>
+      </w:r>
+    </w:p>
+    <w:p>
+      <w:pPr>
+        <w:spacing w:line="360" w:lineRule="auto"/>
+        <w:ind w:firstLine="709"/>
+        <w:jc w:val="both"/>
+        <w:rPr>
+          <w:rFonts w:ascii="Times New Roman" w:hAnsi="Times New Roman" w:cs="Times New Roman"/>
+          <w:sz w:val="28"/>
+          <w:szCs w:val="28"/>
+        </w:rPr>
+      </w:pPr>
+    </w:p>
+    <w:p>
+      <w:pPr>
+        <w:spacing w:line="360" w:lineRule="auto"/>
+        <w:ind w:firstLine="709"/>
+        <w:jc w:val="both"/>
+        <w:rPr>
+          <w:rFonts w:ascii="Times New Roman" w:hAnsi="Times New Roman" w:cs="Times New Roman"/>
+          <w:sz w:val="28"/>
+          <w:szCs w:val="28"/>
+        </w:rPr>
+      </w:pPr>
+      <w:r>
+        <w:rPr>
+          <w:rFonts w:ascii="Times New Roman" w:hAnsi="Times New Roman" w:cs="Times New Roman"/>
+          <w:sz w:val="28"/>
+          <w:szCs w:val="28"/>
+        </w:rPr>
+        <w:t>На рисунке показана зависимость остаточного ресурса в сутках от интенсивности эквивалентного циклирования для нескольких эксплуатационных сценариев. Видно, что даже при одинаковом ресурсе в циклах срок службы во времени резко сокращается при росте числа эквивалентных циклов в сутки. Для тяжёлого режима зависимость располагается ниже, что соответствует более быстрому исчерпанию ресурса.</w:t>
       </w:r>
     </w:p>
     <w:p>
@@ -17538,67 +16372,18 @@
           <w:sz w:val="28"/>
           <w:szCs w:val="28"/>
         </w:rPr>
-        <w:t xml:space="preserve"> значимой величине «оставшееся</w:t>
-      </w:r>
-      <w:r>
-        <w:rPr>
-          <w:rFonts w:ascii="Times New Roman" w:hAnsi="Times New Roman" w:cs="Times New Roman"/>
-          <w:sz w:val="28"/>
-          <w:szCs w:val="28"/>
-        </w:rPr>
-        <w:t xml:space="preserve"> </w:t>
-      </w:r>
-      <w:r>
-        <w:rPr>
-          <w:rFonts w:ascii="Times New Roman" w:hAnsi="Times New Roman" w:cs="Times New Roman"/>
-          <w:sz w:val="28"/>
-          <w:szCs w:val="28"/>
-        </w:rPr>
-        <w:t>время службы». Практическая значимость заключается в прямой применимости графика для</w:t>
-      </w:r>
-      <w:r>
-        <w:rPr>
-          <w:rFonts w:ascii="Times New Roman" w:hAnsi="Times New Roman" w:cs="Times New Roman"/>
-          <w:sz w:val="28"/>
-          <w:szCs w:val="28"/>
-        </w:rPr>
-        <w:t xml:space="preserve"> </w:t>
-      </w:r>
-      <w:r>
-        <w:rPr>
-          <w:rFonts w:ascii="Times New Roman" w:hAnsi="Times New Roman" w:cs="Times New Roman"/>
-          <w:sz w:val="28"/>
-          <w:szCs w:val="28"/>
-        </w:rPr>
-        <w:t>планирования эксплуатации, замены батареи и оценки оставшегося периода безопасной</w:t>
-      </w:r>
-      <w:r>
-        <w:rPr>
-          <w:rFonts w:ascii="Times New Roman" w:hAnsi="Times New Roman" w:cs="Times New Roman"/>
-          <w:sz w:val="28"/>
-          <w:szCs w:val="28"/>
-        </w:rPr>
-        <w:t xml:space="preserve"> </w:t>
-      </w:r>
-      <w:r>
-        <w:rPr>
-          <w:rFonts w:ascii="Times New Roman" w:hAnsi="Times New Roman" w:cs="Times New Roman"/>
-          <w:sz w:val="28"/>
-          <w:szCs w:val="28"/>
-        </w:rPr>
-        <w:t>работы подвижного состава.</w:t>
-      </w:r>
-    </w:p>
-    <w:p>
-      <w:pPr>
-        <w:spacing w:line="360" w:lineRule="auto"/>
-        <w:ind w:firstLine="709"/>
-        <w:jc w:val="both"/>
-        <w:rPr>
-          <w:rFonts w:ascii="Times New Roman" w:hAnsi="Times New Roman" w:cs="Times New Roman"/>
-          <w:sz w:val="28"/>
-          <w:szCs w:val="28"/>
-          <w:lang w:val="en-US"/>
+        <w:t xml:space="preserve"> значимой величине «оставшееся время службы». Практическая значимость заключается в прямой применимости графика для планирования эксплуатации, замены батареи и оценки оставшегося периода безопасной работы подвижного состава.</w:t>
+      </w:r>
+    </w:p>
+    <w:p>
+      <w:pPr>
+        <w:spacing w:line="360" w:lineRule="auto"/>
+        <w:ind w:firstLine="709"/>
+        <w:jc w:val="both"/>
+        <w:rPr>
+          <w:rFonts w:ascii="Times New Roman" w:hAnsi="Times New Roman" w:cs="Times New Roman"/>
+          <w:sz w:val="28"/>
+          <w:szCs w:val="28"/>
         </w:rPr>
       </w:pPr>
     </w:p>
@@ -17620,45 +16405,18 @@
           <w:szCs w:val="28"/>
         </w:rPr>
         <w:lastRenderedPageBreak/>
-        <w:t>Таблица 4.6</w:t>
-      </w:r>
-      <w:r>
-        <w:rPr>
-          <w:rFonts w:ascii="Times New Roman" w:hAnsi="Times New Roman" w:cs="Times New Roman"/>
-          <w:sz w:val="28"/>
-          <w:szCs w:val="28"/>
-        </w:rPr>
-        <w:t xml:space="preserve"> – </w:t>
-      </w:r>
-      <w:r>
-        <w:rPr>
-          <w:rFonts w:ascii="Times New Roman" w:hAnsi="Times New Roman" w:cs="Times New Roman"/>
-          <w:sz w:val="28"/>
-          <w:szCs w:val="28"/>
-        </w:rPr>
-        <w:t xml:space="preserve">Расчётно-экспериментальный перевод остаточного ресурса из циклов </w:t>
-      </w:r>
-      <w:proofErr w:type="gramStart"/>
-      <w:r>
-        <w:rPr>
-          <w:rFonts w:ascii="Times New Roman" w:hAnsi="Times New Roman" w:cs="Times New Roman"/>
-          <w:sz w:val="28"/>
-          <w:szCs w:val="28"/>
-        </w:rPr>
-        <w:t>во время</w:t>
-      </w:r>
-      <w:proofErr w:type="gramEnd"/>
-    </w:p>
-    <w:p>
-      <w:pPr>
-        <w:spacing w:line="360" w:lineRule="auto"/>
-        <w:ind w:firstLine="709"/>
-        <w:jc w:val="both"/>
-        <w:rPr>
-          <w:rFonts w:ascii="Times New Roman" w:hAnsi="Times New Roman" w:cs="Times New Roman"/>
-          <w:sz w:val="28"/>
-          <w:szCs w:val="28"/>
-          <w:lang w:val="en-US"/>
+        <w:t>Таблица 4.6 – Расчётно-экспериментальный перевод остаточного ресурса из циклов во время</w:t>
+      </w:r>
+    </w:p>
+    <w:p>
+      <w:pPr>
+        <w:spacing w:line="360" w:lineRule="auto"/>
+        <w:ind w:firstLine="709"/>
+        <w:jc w:val="both"/>
+        <w:rPr>
+          <w:rFonts w:ascii="Times New Roman" w:hAnsi="Times New Roman" w:cs="Times New Roman"/>
+          <w:sz w:val="28"/>
+          <w:szCs w:val="28"/>
         </w:rPr>
       </w:pPr>
     </w:p>
@@ -17730,8 +16488,19 @@
                 <w:szCs w:val="28"/>
                 <w:lang w:val="en-US"/>
               </w:rPr>
-              <w:t xml:space="preserve"> в сутки</w:t>
+              <w:t xml:space="preserve"> в </w:t>
             </w:r>
+            <w:proofErr w:type="spellStart"/>
+            <w:r>
+              <w:rPr>
+                <w:rFonts w:ascii="Times New Roman" w:hAnsi="Times New Roman" w:cs="Times New Roman"/>
+                <w:sz w:val="28"/>
+                <w:szCs w:val="28"/>
+                <w:lang w:val="en-US"/>
+              </w:rPr>
+              <w:t>сутки</w:t>
+            </w:r>
+            <w:proofErr w:type="spellEnd"/>
           </w:p>
         </w:tc>
         <w:tc>
@@ -17779,39 +16548,7 @@
                 <w:sz w:val="28"/>
                 <w:szCs w:val="28"/>
               </w:rPr>
-              <w:t xml:space="preserve">, </w:t>
-            </w:r>
-            <w:r>
-              <w:rPr>
-                <w:rFonts w:ascii="Times New Roman" w:hAnsi="Times New Roman" w:cs="Times New Roman"/>
-                <w:sz w:val="28"/>
-                <w:szCs w:val="28"/>
-              </w:rPr>
-              <w:t>сутки, базовый</w:t>
-            </w:r>
-            <w:r>
-              <w:rPr>
-                <w:rFonts w:ascii="Times New Roman" w:hAnsi="Times New Roman" w:cs="Times New Roman"/>
-                <w:sz w:val="28"/>
-                <w:szCs w:val="28"/>
-              </w:rPr>
-              <w:t xml:space="preserve"> </w:t>
-            </w:r>
-            <w:r>
-              <w:rPr>
-                <w:rFonts w:ascii="Times New Roman" w:hAnsi="Times New Roman" w:cs="Times New Roman"/>
-                <w:sz w:val="28"/>
-                <w:szCs w:val="28"/>
-              </w:rPr>
-              <w:t>режим</w:t>
-            </w:r>
-            <w:r>
-              <w:rPr>
-                <w:rFonts w:ascii="Times New Roman" w:hAnsi="Times New Roman" w:cs="Times New Roman"/>
-                <w:sz w:val="28"/>
-                <w:szCs w:val="28"/>
-              </w:rPr>
-              <w:t xml:space="preserve"> (</w:t>
+              <w:t>, сутки, базовый режим (</w:t>
             </w:r>
             <w:r>
               <w:rPr>
@@ -17891,39 +16628,7 @@
                 <w:sz w:val="28"/>
                 <w:szCs w:val="28"/>
               </w:rPr>
-              <w:t xml:space="preserve">, </w:t>
-            </w:r>
-            <w:r>
-              <w:rPr>
-                <w:rFonts w:ascii="Times New Roman" w:hAnsi="Times New Roman" w:cs="Times New Roman"/>
-                <w:sz w:val="28"/>
-                <w:szCs w:val="28"/>
-              </w:rPr>
-              <w:t>сутки, переменная</w:t>
-            </w:r>
-            <w:r>
-              <w:rPr>
-                <w:rFonts w:ascii="Times New Roman" w:hAnsi="Times New Roman" w:cs="Times New Roman"/>
-                <w:sz w:val="28"/>
-                <w:szCs w:val="28"/>
-              </w:rPr>
-              <w:t xml:space="preserve"> </w:t>
-            </w:r>
-            <w:r>
-              <w:rPr>
-                <w:rFonts w:ascii="Times New Roman" w:hAnsi="Times New Roman" w:cs="Times New Roman"/>
-                <w:sz w:val="28"/>
-                <w:szCs w:val="28"/>
-              </w:rPr>
-              <w:t>температура</w:t>
-            </w:r>
-            <w:r>
-              <w:rPr>
-                <w:rFonts w:ascii="Times New Roman" w:hAnsi="Times New Roman" w:cs="Times New Roman"/>
-                <w:sz w:val="28"/>
-                <w:szCs w:val="28"/>
-              </w:rPr>
-              <w:t xml:space="preserve"> (</w:t>
+              <w:t>, сутки, переменная температура (</w:t>
             </w:r>
             <w:r>
               <w:rPr>
@@ -18359,51 +17064,18 @@
           <w:sz w:val="28"/>
           <w:szCs w:val="28"/>
         </w:rPr>
-        <w:t>Таблица содержит расчётно-экспериментальные данные для типовых сценариев суточной</w:t>
-      </w:r>
-      <w:r>
-        <w:rPr>
-          <w:rFonts w:ascii="Times New Roman" w:hAnsi="Times New Roman" w:cs="Times New Roman"/>
-          <w:sz w:val="28"/>
-          <w:szCs w:val="28"/>
-        </w:rPr>
-        <w:t xml:space="preserve"> </w:t>
-      </w:r>
-      <w:r>
-        <w:rPr>
-          <w:rFonts w:ascii="Times New Roman" w:hAnsi="Times New Roman" w:cs="Times New Roman"/>
-          <w:sz w:val="28"/>
-          <w:szCs w:val="28"/>
-        </w:rPr>
-        <w:t>нагрузки. Она показывает, что переход к интенсивной эксплуатации может уменьшить ресурс</w:t>
-      </w:r>
-      <w:r>
-        <w:rPr>
-          <w:rFonts w:ascii="Times New Roman" w:hAnsi="Times New Roman" w:cs="Times New Roman"/>
-          <w:sz w:val="28"/>
-          <w:szCs w:val="28"/>
-        </w:rPr>
-        <w:t xml:space="preserve"> </w:t>
-      </w:r>
-      <w:r>
-        <w:rPr>
-          <w:rFonts w:ascii="Times New Roman" w:hAnsi="Times New Roman" w:cs="Times New Roman"/>
-          <w:sz w:val="28"/>
-          <w:szCs w:val="28"/>
-        </w:rPr>
-        <w:t>во времени в несколько раз даже при одинаковом запасе ресурса в циклах.</w:t>
-      </w:r>
-    </w:p>
-    <w:p>
-      <w:pPr>
-        <w:spacing w:line="360" w:lineRule="auto"/>
-        <w:ind w:firstLine="709"/>
-        <w:jc w:val="both"/>
-        <w:rPr>
-          <w:rFonts w:ascii="Times New Roman" w:hAnsi="Times New Roman" w:cs="Times New Roman"/>
-          <w:sz w:val="28"/>
-          <w:szCs w:val="28"/>
-          <w:lang w:val="en-US"/>
+        <w:t>Таблица содержит расчётно-экспериментальные данные для типовых сценариев суточной нагрузки. Она показывает, что переход к интенсивной эксплуатации может уменьшить ресурс во времени в несколько раз даже при одинаковом запасе ресурса в циклах.</w:t>
+      </w:r>
+    </w:p>
+    <w:p>
+      <w:pPr>
+        <w:spacing w:line="360" w:lineRule="auto"/>
+        <w:ind w:firstLine="709"/>
+        <w:jc w:val="both"/>
+        <w:rPr>
+          <w:rFonts w:ascii="Times New Roman" w:hAnsi="Times New Roman" w:cs="Times New Roman"/>
+          <w:sz w:val="28"/>
+          <w:szCs w:val="28"/>
         </w:rPr>
       </w:pPr>
     </w:p>
@@ -18440,7 +17112,6 @@
           <w:rFonts w:ascii="Times New Roman" w:hAnsi="Times New Roman" w:cs="Times New Roman"/>
           <w:sz w:val="28"/>
           <w:szCs w:val="28"/>
-          <w:lang w:val="en-US"/>
         </w:rPr>
       </w:pPr>
     </w:p>
@@ -18473,20 +17144,18 @@
           <w:rFonts w:ascii="Times New Roman" w:hAnsi="Times New Roman" w:cs="Times New Roman"/>
           <w:sz w:val="28"/>
           <w:szCs w:val="28"/>
-          <w:lang w:val="en-US"/>
-        </w:rPr>
-      </w:pPr>
-    </w:p>
-    <w:p>
-      <w:pPr>
-        <w:spacing w:line="360" w:lineRule="auto"/>
-        <w:ind w:firstLine="709"/>
-        <w:jc w:val="both"/>
-        <w:rPr>
-          <w:rFonts w:ascii="Times New Roman" w:hAnsi="Times New Roman" w:cs="Times New Roman"/>
-          <w:sz w:val="28"/>
-          <w:szCs w:val="28"/>
-          <w:lang w:val="en-US"/>
+        </w:rPr>
+      </w:pPr>
+    </w:p>
+    <w:p>
+      <w:pPr>
+        <w:spacing w:line="360" w:lineRule="auto"/>
+        <w:ind w:firstLine="709"/>
+        <w:jc w:val="both"/>
+        <w:rPr>
+          <w:rFonts w:ascii="Times New Roman" w:hAnsi="Times New Roman" w:cs="Times New Roman"/>
+          <w:sz w:val="28"/>
+          <w:szCs w:val="28"/>
         </w:rPr>
       </w:pPr>
       <w:r>
@@ -18498,10 +17167,10 @@
           <w:lang w:val="en-US"/>
         </w:rPr>
         <w:object w:dxaOrig="2520" w:dyaOrig="780" w14:anchorId="7F3800A9">
-          <v:shape id="_x0000_i1093" type="#_x0000_t75" style="width:126.25pt;height:39.2pt" o:ole="">
+          <v:shape id="_x0000_i1063" type="#_x0000_t75" style="width:126.25pt;height:39.2pt" o:ole="">
             <v:imagedata r:id="rId89" o:title=""/>
           </v:shape>
-          <o:OLEObject Type="Embed" ProgID="Equation.DSMT4" ShapeID="_x0000_i1093" DrawAspect="Content" ObjectID="_1837841481" r:id="rId90"/>
+          <o:OLEObject Type="Embed" ProgID="Equation.DSMT4" ShapeID="_x0000_i1063" DrawAspect="Content" ObjectID="_1837929248" r:id="rId90"/>
         </w:object>
       </w:r>
       <w:r>
@@ -18509,7 +17178,6 @@
           <w:rFonts w:ascii="Times New Roman" w:hAnsi="Times New Roman" w:cs="Times New Roman"/>
           <w:sz w:val="28"/>
           <w:szCs w:val="28"/>
-          <w:lang w:val="en-US"/>
         </w:rPr>
         <w:t>,</w:t>
       </w:r>
@@ -18523,7 +17191,6 @@
           <w:rFonts w:ascii="Times New Roman" w:hAnsi="Times New Roman" w:cs="Times New Roman"/>
           <w:sz w:val="28"/>
           <w:szCs w:val="28"/>
-          <w:lang w:val="en-US"/>
         </w:rPr>
       </w:pPr>
       <w:r>
@@ -18535,10 +17202,10 @@
           <w:lang w:val="en-US"/>
         </w:rPr>
         <w:object w:dxaOrig="3060" w:dyaOrig="780" w14:anchorId="27B214DB">
-          <v:shape id="_x0000_i1096" type="#_x0000_t75" style="width:153.15pt;height:39.2pt" o:ole="">
+          <v:shape id="_x0000_i1064" type="#_x0000_t75" style="width:153.15pt;height:39.2pt" o:ole="">
             <v:imagedata r:id="rId91" o:title=""/>
           </v:shape>
-          <o:OLEObject Type="Embed" ProgID="Equation.DSMT4" ShapeID="_x0000_i1096" DrawAspect="Content" ObjectID="_1837841482" r:id="rId92"/>
+          <o:OLEObject Type="Embed" ProgID="Equation.DSMT4" ShapeID="_x0000_i1064" DrawAspect="Content" ObjectID="_1837929249" r:id="rId92"/>
         </w:object>
       </w:r>
       <w:r>
@@ -18546,7 +17213,6 @@
           <w:rFonts w:ascii="Times New Roman" w:hAnsi="Times New Roman" w:cs="Times New Roman"/>
           <w:sz w:val="28"/>
           <w:szCs w:val="28"/>
-          <w:lang w:val="en-US"/>
         </w:rPr>
         <w:t>.</w:t>
       </w:r>
@@ -18560,72 +17226,38 @@
           <w:rFonts w:ascii="Times New Roman" w:hAnsi="Times New Roman" w:cs="Times New Roman"/>
           <w:sz w:val="28"/>
           <w:szCs w:val="28"/>
-          <w:lang w:val="en-US"/>
-        </w:rPr>
-      </w:pPr>
-    </w:p>
-    <w:p>
-      <w:pPr>
-        <w:spacing w:line="360" w:lineRule="auto"/>
-        <w:ind w:firstLine="709"/>
-        <w:jc w:val="both"/>
-        <w:rPr>
-          <w:rFonts w:ascii="Times New Roman" w:hAnsi="Times New Roman" w:cs="Times New Roman"/>
-          <w:sz w:val="28"/>
-          <w:szCs w:val="28"/>
-        </w:rPr>
-      </w:pPr>
-      <w:r>
-        <w:rPr>
-          <w:rFonts w:ascii="Times New Roman" w:hAnsi="Times New Roman" w:cs="Times New Roman"/>
-          <w:sz w:val="28"/>
-          <w:szCs w:val="28"/>
-        </w:rPr>
-        <w:t>Здесь первая формула даёт ресурс в циклах, а вторая — ресурс во времени с учётом текущей</w:t>
-      </w:r>
-      <w:r>
-        <w:rPr>
-          <w:rFonts w:ascii="Times New Roman" w:hAnsi="Times New Roman" w:cs="Times New Roman"/>
-          <w:sz w:val="28"/>
-          <w:szCs w:val="28"/>
-        </w:rPr>
-        <w:t xml:space="preserve"> </w:t>
-      </w:r>
-      <w:r>
-        <w:rPr>
-          <w:rFonts w:ascii="Times New Roman" w:hAnsi="Times New Roman" w:cs="Times New Roman"/>
-          <w:sz w:val="28"/>
-          <w:szCs w:val="28"/>
-        </w:rPr>
-        <w:t>транспортной миссии. Именно эта пара уравнений и образует ядро прогностической модели,</w:t>
-      </w:r>
-      <w:r>
-        <w:rPr>
-          <w:rFonts w:ascii="Times New Roman" w:hAnsi="Times New Roman" w:cs="Times New Roman"/>
-          <w:sz w:val="28"/>
-          <w:szCs w:val="28"/>
-        </w:rPr>
-        <w:t xml:space="preserve"> </w:t>
-      </w:r>
-      <w:r>
-        <w:rPr>
-          <w:rFonts w:ascii="Times New Roman" w:hAnsi="Times New Roman" w:cs="Times New Roman"/>
-          <w:sz w:val="28"/>
-          <w:szCs w:val="28"/>
-        </w:rPr>
-        <w:t>развиваемой далее в главе 4.</w:t>
-      </w:r>
-    </w:p>
-    <w:p>
-      <w:pPr>
-        <w:spacing w:line="360" w:lineRule="auto"/>
-        <w:ind w:firstLine="709"/>
-        <w:jc w:val="both"/>
-        <w:rPr>
-          <w:rFonts w:ascii="Times New Roman" w:hAnsi="Times New Roman" w:cs="Times New Roman"/>
-          <w:sz w:val="28"/>
-          <w:szCs w:val="28"/>
-          <w:lang w:val="en-US"/>
+        </w:rPr>
+      </w:pPr>
+    </w:p>
+    <w:p>
+      <w:pPr>
+        <w:spacing w:line="360" w:lineRule="auto"/>
+        <w:ind w:firstLine="709"/>
+        <w:jc w:val="both"/>
+        <w:rPr>
+          <w:rFonts w:ascii="Times New Roman" w:hAnsi="Times New Roman" w:cs="Times New Roman"/>
+          <w:sz w:val="28"/>
+          <w:szCs w:val="28"/>
+        </w:rPr>
+      </w:pPr>
+      <w:r>
+        <w:rPr>
+          <w:rFonts w:ascii="Times New Roman" w:hAnsi="Times New Roman" w:cs="Times New Roman"/>
+          <w:sz w:val="28"/>
+          <w:szCs w:val="28"/>
+        </w:rPr>
+        <w:t>Здесь первая формула даёт ресурс в циклах, а вторая — ресурс во времени с учётом текущей транспортной миссии. Именно эта пара уравнений и образует ядро прогностической модели, развиваемой далее в главе 4.</w:t>
+      </w:r>
+    </w:p>
+    <w:p>
+      <w:pPr>
+        <w:spacing w:line="360" w:lineRule="auto"/>
+        <w:ind w:firstLine="709"/>
+        <w:jc w:val="both"/>
+        <w:rPr>
+          <w:rFonts w:ascii="Times New Roman" w:hAnsi="Times New Roman" w:cs="Times New Roman"/>
+          <w:sz w:val="28"/>
+          <w:szCs w:val="28"/>
         </w:rPr>
       </w:pPr>
     </w:p>
@@ -18662,121 +17294,38 @@
           <w:rFonts w:ascii="Times New Roman" w:hAnsi="Times New Roman" w:cs="Times New Roman"/>
           <w:sz w:val="28"/>
           <w:szCs w:val="28"/>
-          <w:lang w:val="en-US"/>
-        </w:rPr>
-      </w:pPr>
-    </w:p>
-    <w:p>
-      <w:pPr>
-        <w:spacing w:line="360" w:lineRule="auto"/>
-        <w:ind w:firstLine="709"/>
-        <w:jc w:val="both"/>
-        <w:rPr>
-          <w:rFonts w:ascii="Times New Roman" w:hAnsi="Times New Roman" w:cs="Times New Roman"/>
-          <w:sz w:val="28"/>
-          <w:szCs w:val="28"/>
-          <w:lang w:val="en-US"/>
-        </w:rPr>
-      </w:pPr>
-      <w:r>
-        <w:rPr>
-          <w:rFonts w:ascii="Times New Roman" w:hAnsi="Times New Roman" w:cs="Times New Roman"/>
-          <w:sz w:val="28"/>
-          <w:szCs w:val="28"/>
-        </w:rPr>
-        <w:t>Полученные в разделе результаты имеют системообразующее значение для всей</w:t>
-      </w:r>
-      <w:r>
-        <w:rPr>
-          <w:rFonts w:ascii="Times New Roman" w:hAnsi="Times New Roman" w:cs="Times New Roman"/>
-          <w:sz w:val="28"/>
-          <w:szCs w:val="28"/>
-        </w:rPr>
-        <w:t xml:space="preserve"> </w:t>
-      </w:r>
-      <w:r>
-        <w:rPr>
-          <w:rFonts w:ascii="Times New Roman" w:hAnsi="Times New Roman" w:cs="Times New Roman"/>
-          <w:sz w:val="28"/>
-          <w:szCs w:val="28"/>
-        </w:rPr>
-        <w:t>прогностической части диссертации. Во-первых, здесь задана формальная связь между</w:t>
-      </w:r>
-      <w:r>
-        <w:rPr>
-          <w:rFonts w:ascii="Times New Roman" w:hAnsi="Times New Roman" w:cs="Times New Roman"/>
-          <w:sz w:val="28"/>
-          <w:szCs w:val="28"/>
-        </w:rPr>
-        <w:t xml:space="preserve"> </w:t>
-      </w:r>
-      <w:r>
-        <w:rPr>
-          <w:rFonts w:ascii="Times New Roman" w:hAnsi="Times New Roman" w:cs="Times New Roman"/>
-          <w:sz w:val="28"/>
-          <w:szCs w:val="28"/>
-        </w:rPr>
-        <w:t>текущим диагностическим состоянием батареи и её остаточным ресурсом. Во-вторых,</w:t>
-      </w:r>
-      <w:r>
-        <w:rPr>
-          <w:rFonts w:ascii="Times New Roman" w:hAnsi="Times New Roman" w:cs="Times New Roman"/>
-          <w:sz w:val="28"/>
-          <w:szCs w:val="28"/>
-        </w:rPr>
-        <w:t xml:space="preserve"> </w:t>
-      </w:r>
-      <w:r>
-        <w:rPr>
-          <w:rFonts w:ascii="Times New Roman" w:hAnsi="Times New Roman" w:cs="Times New Roman"/>
-          <w:sz w:val="28"/>
-          <w:szCs w:val="28"/>
-        </w:rPr>
-        <w:t>показано, как перейти от абстрактного ресурса в циклах к ресурсу во времени, пригодному</w:t>
-      </w:r>
-      <w:r>
-        <w:rPr>
-          <w:rFonts w:ascii="Times New Roman" w:hAnsi="Times New Roman" w:cs="Times New Roman"/>
-          <w:sz w:val="28"/>
-          <w:szCs w:val="28"/>
-        </w:rPr>
-        <w:t xml:space="preserve"> </w:t>
-      </w:r>
-      <w:r>
-        <w:rPr>
-          <w:rFonts w:ascii="Times New Roman" w:hAnsi="Times New Roman" w:cs="Times New Roman"/>
-          <w:sz w:val="28"/>
-          <w:szCs w:val="28"/>
-        </w:rPr>
-        <w:t>для реальной эксплуатации электротранспорта. В-третьих, именно здесь становится очевидно,</w:t>
-      </w:r>
-      <w:r>
-        <w:rPr>
-          <w:rFonts w:ascii="Times New Roman" w:hAnsi="Times New Roman" w:cs="Times New Roman"/>
-          <w:sz w:val="28"/>
-          <w:szCs w:val="28"/>
-        </w:rPr>
-        <w:t xml:space="preserve"> </w:t>
-      </w:r>
-      <w:r>
-        <w:rPr>
-          <w:rFonts w:ascii="Times New Roman" w:hAnsi="Times New Roman" w:cs="Times New Roman"/>
-          <w:sz w:val="28"/>
-          <w:szCs w:val="28"/>
-        </w:rPr>
-        <w:t>что без учёта внешних условий эксплуатации прогноз</w:t>
-      </w:r>
-    </w:p>
-    <w:p>
-      <w:pPr>
-        <w:spacing w:line="360" w:lineRule="auto"/>
-        <w:ind w:firstLine="709"/>
-        <w:jc w:val="both"/>
-        <w:rPr>
-          <w:rFonts w:ascii="Times New Roman" w:hAnsi="Times New Roman" w:cs="Times New Roman"/>
-          <w:sz w:val="28"/>
-          <w:szCs w:val="28"/>
-          <w:lang w:val="en-US"/>
+        </w:rPr>
+      </w:pPr>
+    </w:p>
+    <w:p>
+      <w:pPr>
+        <w:spacing w:line="360" w:lineRule="auto"/>
+        <w:ind w:firstLine="709"/>
+        <w:jc w:val="both"/>
+        <w:rPr>
+          <w:rFonts w:ascii="Times New Roman" w:hAnsi="Times New Roman" w:cs="Times New Roman"/>
+          <w:sz w:val="28"/>
+          <w:szCs w:val="28"/>
+        </w:rPr>
+      </w:pPr>
+      <w:r>
+        <w:rPr>
+          <w:rFonts w:ascii="Times New Roman" w:hAnsi="Times New Roman" w:cs="Times New Roman"/>
+          <w:sz w:val="28"/>
+          <w:szCs w:val="28"/>
+        </w:rPr>
+        <w:t>Полученные в разделе результаты имеют системообразующее значение для всей прогностической части диссертации. Во-первых, здесь задана формальная связь между текущим диагностическим состоянием батареи и её остаточным ресурсом. Во-вторых, показано, как перейти от абстрактного ресурса в циклах к ресурсу во времени, пригодному для реальной эксплуатации электротранспорта. В-третьих, именно здесь становится очевидно, что без учёта внешних условий эксплуатации прогноз</w:t>
+      </w:r>
+    </w:p>
+    <w:p>
+      <w:pPr>
+        <w:spacing w:line="360" w:lineRule="auto"/>
+        <w:ind w:firstLine="709"/>
+        <w:jc w:val="both"/>
+        <w:rPr>
+          <w:rFonts w:ascii="Times New Roman" w:hAnsi="Times New Roman" w:cs="Times New Roman"/>
+          <w:sz w:val="28"/>
+          <w:szCs w:val="28"/>
         </w:rPr>
       </w:pPr>
     </w:p>
@@ -18791,10 +17340,8 @@
           <w:bCs/>
           <w:sz w:val="28"/>
           <w:szCs w:val="28"/>
-          <w:lang w:val="en-US"/>
-        </w:rPr>
-      </w:pPr>
-      <w:proofErr w:type="spellStart"/>
+        </w:rPr>
+      </w:pPr>
       <w:r>
         <w:rPr>
           <w:rFonts w:ascii="Times New Roman" w:hAnsi="Times New Roman" w:cs="Times New Roman"/>
@@ -18802,23 +17349,76 @@
           <w:bCs/>
           <w:sz w:val="28"/>
           <w:szCs w:val="28"/>
-          <w:lang w:val="en-US"/>
-        </w:rPr>
-        <w:t>Вывод</w:t>
-      </w:r>
-      <w:proofErr w:type="spellEnd"/>
-      <w:r>
+        </w:rPr>
+        <w:t>Вывод по разделу 4.3</w:t>
+      </w:r>
+    </w:p>
+    <w:p>
+      <w:pPr>
+        <w:spacing w:line="360" w:lineRule="auto"/>
+        <w:ind w:firstLine="709"/>
+        <w:jc w:val="both"/>
+        <w:rPr>
+          <w:rFonts w:ascii="Times New Roman" w:hAnsi="Times New Roman" w:cs="Times New Roman"/>
+          <w:sz w:val="28"/>
+          <w:szCs w:val="28"/>
+        </w:rPr>
+      </w:pPr>
+    </w:p>
+    <w:p>
+      <w:pPr>
+        <w:spacing w:line="360" w:lineRule="auto"/>
+        <w:ind w:firstLine="709"/>
+        <w:jc w:val="both"/>
+        <w:rPr>
+          <w:rFonts w:ascii="Times New Roman" w:hAnsi="Times New Roman" w:cs="Times New Roman"/>
+          <w:sz w:val="28"/>
+          <w:szCs w:val="28"/>
+        </w:rPr>
+      </w:pPr>
+      <w:r>
+        <w:rPr>
+          <w:rFonts w:ascii="Times New Roman" w:hAnsi="Times New Roman" w:cs="Times New Roman"/>
+          <w:sz w:val="28"/>
+          <w:szCs w:val="28"/>
+        </w:rPr>
+        <w:t xml:space="preserve">В разделе 4.3 разработана модель прогнозирования остаточного ресурса батареи в циклах и во времени. Остаточный ресурс в циклах представлен как интеграл от текущего значения диагностического критерия до его критического уровня с учётом скорости деградации. Для инженерных расчётов получена квазилинейная форма прогноза. Показано, что переход к ресурсу во времени осуществляется через интенсивность накопления эквивалентных полных циклов и зависит от транспортной миссии. Приведены расчётно-экспериментальные зависимости и таблицы, подтверждающие, что один и тот же текущий уровень деградации может соответствовать различному сроку службы в зависимости от условий эксплуатации. Тем самым подготовлена основа для следующего раздела </w:t>
+      </w:r>
+      <w:r>
+        <w:rPr>
+          <w:rFonts w:ascii="Times New Roman" w:hAnsi="Times New Roman" w:cs="Times New Roman"/>
+          <w:sz w:val="28"/>
+          <w:szCs w:val="28"/>
+        </w:rPr>
+        <w:lastRenderedPageBreak/>
+        <w:t>4.4 в котором будет выполнен учёт эксплуатационных факторов: температуры, токовых пиков, рекуперации и частичных циклов.</w:t>
+      </w:r>
+    </w:p>
+    <w:p>
+      <w:pPr>
+        <w:spacing w:line="360" w:lineRule="auto"/>
+        <w:ind w:firstLine="709"/>
+        <w:jc w:val="both"/>
+        <w:rPr>
+          <w:rFonts w:ascii="Times New Roman" w:hAnsi="Times New Roman" w:cs="Times New Roman"/>
+          <w:sz w:val="28"/>
+          <w:szCs w:val="28"/>
+        </w:rPr>
+      </w:pPr>
+    </w:p>
+    <w:p>
+      <w:pPr>
+        <w:spacing w:line="360" w:lineRule="auto"/>
+        <w:ind w:firstLine="709"/>
+        <w:jc w:val="both"/>
         <w:rPr>
           <w:rFonts w:ascii="Times New Roman" w:hAnsi="Times New Roman" w:cs="Times New Roman"/>
           <w:b/>
           <w:bCs/>
           <w:sz w:val="28"/>
           <w:szCs w:val="28"/>
-          <w:lang w:val="en-US"/>
-        </w:rPr>
-        <w:t xml:space="preserve"> </w:t>
-      </w:r>
-      <w:proofErr w:type="spellStart"/>
+        </w:rPr>
+      </w:pPr>
       <w:r>
         <w:rPr>
           <w:rFonts w:ascii="Times New Roman" w:hAnsi="Times New Roman" w:cs="Times New Roman"/>
@@ -18826,23 +17426,457 @@
           <w:bCs/>
           <w:sz w:val="28"/>
           <w:szCs w:val="28"/>
-          <w:lang w:val="en-US"/>
-        </w:rPr>
-        <w:t>по</w:t>
+        </w:rPr>
+        <w:t>4.4 Учёт эксплуатационных факторов: температура, токовые пики, рекуперация, частичные циклы</w:t>
+      </w:r>
+    </w:p>
+    <w:p>
+      <w:pPr>
+        <w:spacing w:line="360" w:lineRule="auto"/>
+        <w:ind w:firstLine="709"/>
+        <w:jc w:val="both"/>
+        <w:rPr>
+          <w:rFonts w:ascii="Times New Roman" w:hAnsi="Times New Roman" w:cs="Times New Roman"/>
+          <w:sz w:val="28"/>
+          <w:szCs w:val="28"/>
+        </w:rPr>
+      </w:pPr>
+    </w:p>
+    <w:p>
+      <w:pPr>
+        <w:spacing w:line="360" w:lineRule="auto"/>
+        <w:ind w:firstLine="709"/>
+        <w:jc w:val="both"/>
+        <w:rPr>
+          <w:rFonts w:ascii="Times New Roman" w:hAnsi="Times New Roman" w:cs="Times New Roman"/>
+          <w:sz w:val="28"/>
+          <w:szCs w:val="28"/>
+          <w:lang w:val="en-US"/>
+        </w:rPr>
+      </w:pPr>
+      <w:r>
+        <w:rPr>
+          <w:rFonts w:ascii="Times New Roman" w:hAnsi="Times New Roman" w:cs="Times New Roman"/>
+          <w:sz w:val="28"/>
+          <w:szCs w:val="28"/>
+        </w:rPr>
+        <w:t>Для батареи электротранспорта деградация определяется не только накопленным числом циклов, но и характером реальной</w:t>
+      </w:r>
+      <w:r>
+        <w:rPr>
+          <w:rFonts w:ascii="Times New Roman" w:hAnsi="Times New Roman" w:cs="Times New Roman"/>
+          <w:sz w:val="28"/>
+          <w:szCs w:val="28"/>
+        </w:rPr>
+        <w:t xml:space="preserve"> </w:t>
+      </w:r>
+      <w:r>
+        <w:rPr>
+          <w:rFonts w:ascii="Times New Roman" w:hAnsi="Times New Roman" w:cs="Times New Roman"/>
+          <w:sz w:val="28"/>
+          <w:szCs w:val="28"/>
+        </w:rPr>
+        <w:t>эксплуатации. Именно это отличает тяговую аккумуляторную батарею от лабораторного элемента, испытываемого в стационарных</w:t>
+      </w:r>
+      <w:r>
+        <w:rPr>
+          <w:rFonts w:ascii="Times New Roman" w:hAnsi="Times New Roman" w:cs="Times New Roman"/>
+          <w:sz w:val="28"/>
+          <w:szCs w:val="28"/>
+        </w:rPr>
+        <w:t xml:space="preserve"> </w:t>
+      </w:r>
+      <w:r>
+        <w:rPr>
+          <w:rFonts w:ascii="Times New Roman" w:hAnsi="Times New Roman" w:cs="Times New Roman"/>
+          <w:sz w:val="28"/>
+          <w:szCs w:val="28"/>
+        </w:rPr>
+        <w:t xml:space="preserve">условиях. Современные исследования показывают, что ресурс EV-батареи существенно зависит от температуры, режима зарядно-разрядных токов, частоты быстрых зарядных и </w:t>
+      </w:r>
+      <w:proofErr w:type="spellStart"/>
+      <w:r>
+        <w:rPr>
+          <w:rFonts w:ascii="Times New Roman" w:hAnsi="Times New Roman" w:cs="Times New Roman"/>
+          <w:sz w:val="28"/>
+          <w:szCs w:val="28"/>
+        </w:rPr>
+        <w:t>рекуперационных</w:t>
       </w:r>
       <w:proofErr w:type="spellEnd"/>
       <w:r>
+        <w:rPr>
+          <w:rFonts w:ascii="Times New Roman" w:hAnsi="Times New Roman" w:cs="Times New Roman"/>
+          <w:sz w:val="28"/>
+          <w:szCs w:val="28"/>
+        </w:rPr>
+        <w:t xml:space="preserve"> событий, глубины цикла и общего профиля использования автомобиля;</w:t>
+      </w:r>
+      <w:r>
+        <w:rPr>
+          <w:rFonts w:ascii="Times New Roman" w:hAnsi="Times New Roman" w:cs="Times New Roman"/>
+          <w:sz w:val="28"/>
+          <w:szCs w:val="28"/>
+        </w:rPr>
+        <w:t xml:space="preserve"> </w:t>
+      </w:r>
+      <w:r>
+        <w:rPr>
+          <w:rFonts w:ascii="Times New Roman" w:hAnsi="Times New Roman" w:cs="Times New Roman"/>
+          <w:sz w:val="28"/>
+          <w:szCs w:val="28"/>
+        </w:rPr>
+        <w:t xml:space="preserve">при этом модели, основанные только на стандартных циклических тестах, систематически недоучитывают влияние реальных </w:t>
+      </w:r>
+      <w:proofErr w:type="spellStart"/>
+      <w:r>
+        <w:rPr>
+          <w:rFonts w:ascii="Times New Roman" w:hAnsi="Times New Roman" w:cs="Times New Roman"/>
+          <w:sz w:val="28"/>
+          <w:szCs w:val="28"/>
+          <w:highlight w:val="yellow"/>
+        </w:rPr>
+        <w:t>end-use</w:t>
+      </w:r>
+      <w:proofErr w:type="spellEnd"/>
+      <w:r>
+        <w:rPr>
+          <w:rFonts w:ascii="Times New Roman" w:hAnsi="Times New Roman" w:cs="Times New Roman"/>
+          <w:sz w:val="28"/>
+          <w:szCs w:val="28"/>
+          <w:highlight w:val="yellow"/>
+        </w:rPr>
+        <w:t xml:space="preserve"> </w:t>
+      </w:r>
+      <w:proofErr w:type="spellStart"/>
+      <w:r>
+        <w:rPr>
+          <w:rFonts w:ascii="Times New Roman" w:hAnsi="Times New Roman" w:cs="Times New Roman"/>
+          <w:sz w:val="28"/>
+          <w:szCs w:val="28"/>
+          <w:highlight w:val="yellow"/>
+        </w:rPr>
+        <w:t>factors</w:t>
+      </w:r>
+      <w:proofErr w:type="spellEnd"/>
+      <w:r>
+        <w:rPr>
+          <w:rFonts w:ascii="Times New Roman" w:hAnsi="Times New Roman" w:cs="Times New Roman"/>
+          <w:sz w:val="28"/>
+          <w:szCs w:val="28"/>
+        </w:rPr>
+        <w:t>. В частности, модель BREVO напрямую связывает поведение водителя, режимы зарядки и условия эксплуатации с темпом</w:t>
+      </w:r>
+      <w:r>
+        <w:rPr>
+          <w:rFonts w:ascii="Times New Roman" w:hAnsi="Times New Roman" w:cs="Times New Roman"/>
+          <w:sz w:val="28"/>
+          <w:szCs w:val="28"/>
+        </w:rPr>
+        <w:t xml:space="preserve"> </w:t>
+      </w:r>
+      <w:r>
+        <w:rPr>
+          <w:rFonts w:ascii="Times New Roman" w:hAnsi="Times New Roman" w:cs="Times New Roman"/>
+          <w:sz w:val="28"/>
+          <w:szCs w:val="28"/>
+        </w:rPr>
+        <w:t xml:space="preserve">деградации батареи, а обзоры по </w:t>
+      </w:r>
+      <w:proofErr w:type="spellStart"/>
+      <w:r>
+        <w:rPr>
+          <w:rFonts w:ascii="Times New Roman" w:hAnsi="Times New Roman" w:cs="Times New Roman"/>
+          <w:sz w:val="28"/>
+          <w:szCs w:val="28"/>
+          <w:highlight w:val="yellow"/>
+        </w:rPr>
+        <w:t>aging</w:t>
+      </w:r>
+      <w:proofErr w:type="spellEnd"/>
+      <w:r>
+        <w:rPr>
+          <w:rFonts w:ascii="Times New Roman" w:hAnsi="Times New Roman" w:cs="Times New Roman"/>
+          <w:sz w:val="28"/>
+          <w:szCs w:val="28"/>
+          <w:highlight w:val="yellow"/>
+        </w:rPr>
+        <w:t xml:space="preserve"> </w:t>
+      </w:r>
+      <w:proofErr w:type="spellStart"/>
+      <w:r>
+        <w:rPr>
+          <w:rFonts w:ascii="Times New Roman" w:hAnsi="Times New Roman" w:cs="Times New Roman"/>
+          <w:sz w:val="28"/>
+          <w:szCs w:val="28"/>
+          <w:highlight w:val="yellow"/>
+        </w:rPr>
+        <w:t>models</w:t>
+      </w:r>
+      <w:proofErr w:type="spellEnd"/>
+      <w:r>
+        <w:rPr>
+          <w:rFonts w:ascii="Times New Roman" w:hAnsi="Times New Roman" w:cs="Times New Roman"/>
+          <w:sz w:val="28"/>
+          <w:szCs w:val="28"/>
+          <w:highlight w:val="yellow"/>
+        </w:rPr>
+        <w:t xml:space="preserve"> </w:t>
+      </w:r>
+      <w:proofErr w:type="spellStart"/>
+      <w:r>
+        <w:rPr>
+          <w:rFonts w:ascii="Times New Roman" w:hAnsi="Times New Roman" w:cs="Times New Roman"/>
+          <w:sz w:val="28"/>
+          <w:szCs w:val="28"/>
+          <w:highlight w:val="yellow"/>
+        </w:rPr>
+        <w:t>for</w:t>
+      </w:r>
+      <w:proofErr w:type="spellEnd"/>
+      <w:r>
+        <w:rPr>
+          <w:rFonts w:ascii="Times New Roman" w:hAnsi="Times New Roman" w:cs="Times New Roman"/>
+          <w:sz w:val="28"/>
+          <w:szCs w:val="28"/>
+          <w:highlight w:val="yellow"/>
+        </w:rPr>
+        <w:t xml:space="preserve"> EV </w:t>
+      </w:r>
+      <w:proofErr w:type="spellStart"/>
+      <w:r>
+        <w:rPr>
+          <w:rFonts w:ascii="Times New Roman" w:hAnsi="Times New Roman" w:cs="Times New Roman"/>
+          <w:sz w:val="28"/>
+          <w:szCs w:val="28"/>
+          <w:highlight w:val="yellow"/>
+        </w:rPr>
+        <w:t>batteries</w:t>
+      </w:r>
+      <w:proofErr w:type="spellEnd"/>
+      <w:r>
+        <w:rPr>
+          <w:rFonts w:ascii="Times New Roman" w:hAnsi="Times New Roman" w:cs="Times New Roman"/>
+          <w:sz w:val="28"/>
+          <w:szCs w:val="28"/>
+        </w:rPr>
+        <w:t xml:space="preserve"> подчёркивают ключевую роль температуры, диапазона</w:t>
+      </w:r>
+      <w:r>
+        <w:rPr>
+          <w:rFonts w:ascii="Times New Roman" w:hAnsi="Times New Roman" w:cs="Times New Roman"/>
+          <w:sz w:val="28"/>
+          <w:szCs w:val="28"/>
+        </w:rPr>
+        <w:t xml:space="preserve"> </w:t>
+      </w:r>
+      <w:r>
+        <w:rPr>
+          <w:rFonts w:ascii="Times New Roman" w:hAnsi="Times New Roman" w:cs="Times New Roman"/>
+          <w:i/>
+          <w:iCs/>
+          <w:sz w:val="28"/>
+          <w:szCs w:val="28"/>
+          <w:lang w:val="en-US"/>
+        </w:rPr>
+        <w:t>SOC</w:t>
+      </w:r>
+      <w:r>
+        <w:rPr>
+          <w:rFonts w:ascii="Times New Roman" w:hAnsi="Times New Roman" w:cs="Times New Roman"/>
+          <w:sz w:val="28"/>
+          <w:szCs w:val="28"/>
+        </w:rPr>
+        <w:t xml:space="preserve">, </w:t>
+      </w:r>
+      <w:r>
+        <w:rPr>
+          <w:rFonts w:ascii="Times New Roman" w:hAnsi="Times New Roman" w:cs="Times New Roman"/>
+          <w:sz w:val="28"/>
+          <w:szCs w:val="28"/>
+        </w:rPr>
+        <w:t>глубины</w:t>
+      </w:r>
+      <w:r>
+        <w:rPr>
+          <w:rFonts w:ascii="Times New Roman" w:hAnsi="Times New Roman" w:cs="Times New Roman"/>
+          <w:sz w:val="28"/>
+          <w:szCs w:val="28"/>
+        </w:rPr>
+        <w:t xml:space="preserve"> </w:t>
+      </w:r>
+      <w:r>
+        <w:rPr>
+          <w:rFonts w:ascii="Times New Roman" w:hAnsi="Times New Roman" w:cs="Times New Roman"/>
+          <w:sz w:val="28"/>
+          <w:szCs w:val="28"/>
+        </w:rPr>
+        <w:t>цикла и токовой нагрузки.</w:t>
+      </w:r>
+      <w:r>
+        <w:rPr>
+          <w:rFonts w:ascii="Times New Roman" w:hAnsi="Times New Roman" w:cs="Times New Roman"/>
+          <w:sz w:val="28"/>
+          <w:szCs w:val="28"/>
+        </w:rPr>
+        <w:t xml:space="preserve"> </w:t>
+      </w:r>
+      <w:r>
+        <w:rPr>
+          <w:rFonts w:ascii="Times New Roman" w:hAnsi="Times New Roman" w:cs="Times New Roman"/>
+          <w:sz w:val="28"/>
+          <w:szCs w:val="28"/>
+          <w:lang w:val="en-US"/>
+        </w:rPr>
+        <w:t>(</w:t>
+      </w:r>
+      <w:r>
+        <w:rPr>
+          <w:rFonts w:ascii="Times New Roman" w:hAnsi="Times New Roman" w:cs="Times New Roman"/>
+          <w:sz w:val="28"/>
+          <w:szCs w:val="28"/>
+          <w:lang w:val="en-US"/>
+        </w:rPr>
+        <w:t>DOI: 10.1016/j.jpowsour.2023.233554</w:t>
+      </w:r>
+      <w:r>
+        <w:rPr>
+          <w:rFonts w:ascii="Times New Roman" w:hAnsi="Times New Roman" w:cs="Times New Roman"/>
+          <w:sz w:val="28"/>
+          <w:szCs w:val="28"/>
+          <w:lang w:val="en-US"/>
+        </w:rPr>
+        <w:t>) (</w:t>
+      </w:r>
+      <w:r>
+        <w:rPr>
+          <w:rFonts w:ascii="Times New Roman" w:hAnsi="Times New Roman" w:cs="Times New Roman"/>
+          <w:sz w:val="28"/>
+          <w:szCs w:val="28"/>
+          <w:lang w:val="en-US"/>
+        </w:rPr>
+        <w:t>DOI: 10.3390/batteries1011037</w:t>
+      </w:r>
+      <w:r>
+        <w:rPr>
+          <w:rFonts w:ascii="Times New Roman" w:hAnsi="Times New Roman" w:cs="Times New Roman"/>
+          <w:sz w:val="28"/>
+          <w:szCs w:val="28"/>
+          <w:lang w:val="en-US"/>
+        </w:rPr>
+        <w:t>4)</w:t>
+      </w:r>
+    </w:p>
+    <w:p>
+      <w:pPr>
+        <w:spacing w:line="360" w:lineRule="auto"/>
+        <w:ind w:firstLine="709"/>
+        <w:jc w:val="both"/>
+        <w:rPr>
+          <w:rFonts w:ascii="Times New Roman" w:hAnsi="Times New Roman" w:cs="Times New Roman"/>
+          <w:sz w:val="28"/>
+          <w:szCs w:val="28"/>
+        </w:rPr>
+      </w:pPr>
+      <w:r>
+        <w:rPr>
+          <w:rFonts w:ascii="Times New Roman" w:hAnsi="Times New Roman" w:cs="Times New Roman"/>
+          <w:sz w:val="28"/>
+          <w:szCs w:val="28"/>
+        </w:rPr>
+        <w:t>В настоящем разделе расчётно-экспериментальная модель из разделов 4.1–4.3 конкретизируется применительно к основным</w:t>
+      </w:r>
+      <w:r>
+        <w:rPr>
+          <w:rFonts w:ascii="Times New Roman" w:hAnsi="Times New Roman" w:cs="Times New Roman"/>
+          <w:sz w:val="28"/>
+          <w:szCs w:val="28"/>
+        </w:rPr>
+        <w:t xml:space="preserve"> </w:t>
+      </w:r>
+      <w:r>
+        <w:rPr>
+          <w:rFonts w:ascii="Times New Roman" w:hAnsi="Times New Roman" w:cs="Times New Roman"/>
+          <w:sz w:val="28"/>
+          <w:szCs w:val="28"/>
+        </w:rPr>
+        <w:t>эксплуатационным факторам электротранспорта. Все приведённые ниже кривые и таблицы являются расчётно-экспериментальными</w:t>
+      </w:r>
+      <w:r>
+        <w:rPr>
+          <w:rFonts w:ascii="Times New Roman" w:hAnsi="Times New Roman" w:cs="Times New Roman"/>
+          <w:sz w:val="28"/>
+          <w:szCs w:val="28"/>
+        </w:rPr>
+        <w:t xml:space="preserve"> </w:t>
+      </w:r>
+      <w:r>
+        <w:rPr>
+          <w:rFonts w:ascii="Times New Roman" w:hAnsi="Times New Roman" w:cs="Times New Roman"/>
+          <w:sz w:val="28"/>
+          <w:szCs w:val="28"/>
+        </w:rPr>
+        <w:t>зависимостями, сформированными на основе известных литературных закономерностей деградации EV-батарей и разработанной в</w:t>
+      </w:r>
+      <w:r>
+        <w:rPr>
+          <w:rFonts w:ascii="Times New Roman" w:hAnsi="Times New Roman" w:cs="Times New Roman"/>
+          <w:sz w:val="28"/>
+          <w:szCs w:val="28"/>
+        </w:rPr>
+        <w:t xml:space="preserve"> </w:t>
+      </w:r>
+      <w:r>
+        <w:rPr>
+          <w:rFonts w:ascii="Times New Roman" w:hAnsi="Times New Roman" w:cs="Times New Roman"/>
+          <w:sz w:val="28"/>
+          <w:szCs w:val="28"/>
+        </w:rPr>
+        <w:t>диссертации прогностической схемы. Они используются как модельный эквивалент экспериментальных серий для анализа режимной</w:t>
+      </w:r>
+      <w:r>
+        <w:rPr>
+          <w:rFonts w:ascii="Times New Roman" w:hAnsi="Times New Roman" w:cs="Times New Roman"/>
+          <w:sz w:val="28"/>
+          <w:szCs w:val="28"/>
+        </w:rPr>
+        <w:t xml:space="preserve"> </w:t>
+      </w:r>
+      <w:r>
+        <w:rPr>
+          <w:rFonts w:ascii="Times New Roman" w:hAnsi="Times New Roman" w:cs="Times New Roman"/>
+          <w:sz w:val="28"/>
+          <w:szCs w:val="28"/>
+        </w:rPr>
+        <w:t>чувствительности батареи.</w:t>
+      </w:r>
+    </w:p>
+    <w:p>
+      <w:pPr>
+        <w:spacing w:line="360" w:lineRule="auto"/>
+        <w:ind w:firstLine="709"/>
+        <w:jc w:val="both"/>
+        <w:rPr>
+          <w:rFonts w:ascii="Times New Roman" w:hAnsi="Times New Roman" w:cs="Times New Roman"/>
+          <w:sz w:val="28"/>
+          <w:szCs w:val="28"/>
+          <w:lang w:val="en-US"/>
+        </w:rPr>
+      </w:pPr>
+    </w:p>
+    <w:p>
+      <w:pPr>
+        <w:spacing w:line="360" w:lineRule="auto"/>
+        <w:ind w:firstLine="709"/>
+        <w:jc w:val="both"/>
         <w:rPr>
           <w:rFonts w:ascii="Times New Roman" w:hAnsi="Times New Roman" w:cs="Times New Roman"/>
           <w:b/>
           <w:bCs/>
           <w:sz w:val="28"/>
           <w:szCs w:val="28"/>
-          <w:lang w:val="en-US"/>
-        </w:rPr>
-        <w:t xml:space="preserve"> </w:t>
-      </w:r>
-      <w:proofErr w:type="spellStart"/>
+        </w:rPr>
+      </w:pPr>
       <w:r>
         <w:rPr>
           <w:rFonts w:ascii="Times New Roman" w:hAnsi="Times New Roman" w:cs="Times New Roman"/>
@@ -18850,54 +17884,1237 @@
           <w:bCs/>
           <w:sz w:val="28"/>
           <w:szCs w:val="28"/>
-          <w:lang w:val="en-US"/>
-        </w:rPr>
-        <w:t>разделу</w:t>
+        </w:rPr>
+        <w:t>4.4.1 Температура как ведущий эксплуатационный фактор деградации</w:t>
+      </w:r>
+    </w:p>
+    <w:p>
+      <w:pPr>
+        <w:spacing w:line="360" w:lineRule="auto"/>
+        <w:ind w:firstLine="709"/>
+        <w:jc w:val="both"/>
+        <w:rPr>
+          <w:rFonts w:ascii="Times New Roman" w:hAnsi="Times New Roman" w:cs="Times New Roman"/>
+          <w:sz w:val="28"/>
+          <w:szCs w:val="28"/>
+          <w:lang w:val="en-US"/>
+        </w:rPr>
+      </w:pPr>
+    </w:p>
+    <w:p>
+      <w:pPr>
+        <w:spacing w:line="360" w:lineRule="auto"/>
+        <w:ind w:firstLine="709"/>
+        <w:jc w:val="both"/>
+        <w:rPr>
+          <w:rFonts w:ascii="Times New Roman" w:hAnsi="Times New Roman" w:cs="Times New Roman"/>
+          <w:sz w:val="28"/>
+          <w:szCs w:val="28"/>
+        </w:rPr>
+      </w:pPr>
+      <w:r>
+        <w:rPr>
+          <w:rFonts w:ascii="Times New Roman" w:hAnsi="Times New Roman" w:cs="Times New Roman"/>
+          <w:sz w:val="28"/>
+          <w:szCs w:val="28"/>
+        </w:rPr>
+        <w:t>Температура является наиболее универсальным и в то же время наиболее коварным фактором старения батареи. Повышенная</w:t>
+      </w:r>
+      <w:r>
+        <w:rPr>
+          <w:rFonts w:ascii="Times New Roman" w:hAnsi="Times New Roman" w:cs="Times New Roman"/>
+          <w:sz w:val="28"/>
+          <w:szCs w:val="28"/>
+        </w:rPr>
+        <w:t xml:space="preserve"> </w:t>
+      </w:r>
+      <w:r>
+        <w:rPr>
+          <w:rFonts w:ascii="Times New Roman" w:hAnsi="Times New Roman" w:cs="Times New Roman"/>
+          <w:sz w:val="28"/>
+          <w:szCs w:val="28"/>
+        </w:rPr>
+        <w:t>температура ускоряет паразитические реакции, усиливает рост внутреннего сопротивления и ускоряет потерю ресурса. Низкая</w:t>
+      </w:r>
+      <w:r>
+        <w:rPr>
+          <w:rFonts w:ascii="Times New Roman" w:hAnsi="Times New Roman" w:cs="Times New Roman"/>
+          <w:sz w:val="28"/>
+          <w:szCs w:val="28"/>
+        </w:rPr>
+        <w:t xml:space="preserve"> </w:t>
+      </w:r>
+      <w:r>
+        <w:rPr>
+          <w:rFonts w:ascii="Times New Roman" w:hAnsi="Times New Roman" w:cs="Times New Roman"/>
+          <w:sz w:val="28"/>
+          <w:szCs w:val="28"/>
+        </w:rPr>
+        <w:t>температура действует иначе: она ухудшает кинетику электрохимических процессов, повышает поляризацию и может провоцировать</w:t>
+      </w:r>
+      <w:r>
+        <w:rPr>
+          <w:rFonts w:ascii="Times New Roman" w:hAnsi="Times New Roman" w:cs="Times New Roman"/>
+          <w:sz w:val="28"/>
+          <w:szCs w:val="28"/>
+        </w:rPr>
+        <w:t xml:space="preserve"> </w:t>
+      </w:r>
+      <w:r>
+        <w:rPr>
+          <w:rFonts w:ascii="Times New Roman" w:hAnsi="Times New Roman" w:cs="Times New Roman"/>
+          <w:sz w:val="28"/>
+          <w:szCs w:val="28"/>
+        </w:rPr>
+        <w:t xml:space="preserve">режимы, опасные с точки зрения ускоренного старения при зарядке и интенсивной эксплуатации. В обзоре </w:t>
+      </w:r>
+      <w:r>
+        <w:rPr>
+          <w:rFonts w:ascii="Times New Roman" w:hAnsi="Times New Roman" w:cs="Times New Roman"/>
+          <w:sz w:val="28"/>
+          <w:szCs w:val="28"/>
+          <w:highlight w:val="yellow"/>
+          <w:lang w:val="en-US"/>
+        </w:rPr>
+        <w:t>cell</w:t>
+      </w:r>
+      <w:r>
+        <w:rPr>
+          <w:rFonts w:ascii="Times New Roman" w:hAnsi="Times New Roman" w:cs="Times New Roman"/>
+          <w:sz w:val="28"/>
+          <w:szCs w:val="28"/>
+          <w:highlight w:val="yellow"/>
+        </w:rPr>
+        <w:t>-</w:t>
+      </w:r>
+      <w:r>
+        <w:rPr>
+          <w:rFonts w:ascii="Times New Roman" w:hAnsi="Times New Roman" w:cs="Times New Roman"/>
+          <w:sz w:val="28"/>
+          <w:szCs w:val="28"/>
+          <w:highlight w:val="yellow"/>
+          <w:lang w:val="en-US"/>
+        </w:rPr>
+        <w:t>level</w:t>
+      </w:r>
+      <w:r>
+        <w:rPr>
+          <w:rFonts w:ascii="Times New Roman" w:hAnsi="Times New Roman" w:cs="Times New Roman"/>
+          <w:sz w:val="28"/>
+          <w:szCs w:val="28"/>
+          <w:highlight w:val="yellow"/>
+        </w:rPr>
+        <w:t xml:space="preserve"> </w:t>
+      </w:r>
+      <w:r>
+        <w:rPr>
+          <w:rFonts w:ascii="Times New Roman" w:hAnsi="Times New Roman" w:cs="Times New Roman"/>
+          <w:sz w:val="28"/>
+          <w:szCs w:val="28"/>
+          <w:highlight w:val="yellow"/>
+          <w:lang w:val="en-US"/>
+        </w:rPr>
+        <w:t>aging</w:t>
+      </w:r>
+      <w:r>
+        <w:rPr>
+          <w:rFonts w:ascii="Times New Roman" w:hAnsi="Times New Roman" w:cs="Times New Roman"/>
+          <w:sz w:val="28"/>
+          <w:szCs w:val="28"/>
+          <w:highlight w:val="yellow"/>
+        </w:rPr>
+        <w:t xml:space="preserve"> </w:t>
+      </w:r>
+      <w:r>
+        <w:rPr>
+          <w:rFonts w:ascii="Times New Roman" w:hAnsi="Times New Roman" w:cs="Times New Roman"/>
+          <w:sz w:val="28"/>
+          <w:szCs w:val="28"/>
+          <w:highlight w:val="yellow"/>
+          <w:lang w:val="en-US"/>
+        </w:rPr>
+        <w:t>models</w:t>
+      </w:r>
+      <w:r>
+        <w:rPr>
+          <w:rFonts w:ascii="Times New Roman" w:hAnsi="Times New Roman" w:cs="Times New Roman"/>
+          <w:sz w:val="28"/>
+          <w:szCs w:val="28"/>
+        </w:rPr>
+        <w:t xml:space="preserve"> для </w:t>
+      </w:r>
+      <w:r>
+        <w:rPr>
+          <w:rFonts w:ascii="Times New Roman" w:hAnsi="Times New Roman" w:cs="Times New Roman"/>
+          <w:sz w:val="28"/>
+          <w:szCs w:val="28"/>
+          <w:lang w:val="en-US"/>
+        </w:rPr>
+        <w:t>EV</w:t>
+      </w:r>
+      <w:r>
+        <w:rPr>
+          <w:rFonts w:ascii="Times New Roman" w:hAnsi="Times New Roman" w:cs="Times New Roman"/>
+          <w:sz w:val="28"/>
+          <w:szCs w:val="28"/>
+        </w:rPr>
+        <w:t xml:space="preserve"> </w:t>
+      </w:r>
+      <w:r>
+        <w:rPr>
+          <w:rFonts w:ascii="Times New Roman" w:hAnsi="Times New Roman" w:cs="Times New Roman"/>
+          <w:sz w:val="28"/>
+          <w:szCs w:val="28"/>
+        </w:rPr>
+        <w:t>прямо отмечено, что как высокие, так и низкие температуры негативно влияют на ресурс и внутреннее сопротивление, а ускоренное</w:t>
+      </w:r>
+      <w:r>
+        <w:rPr>
+          <w:rFonts w:ascii="Times New Roman" w:hAnsi="Times New Roman" w:cs="Times New Roman"/>
+          <w:sz w:val="28"/>
+          <w:szCs w:val="28"/>
+        </w:rPr>
+        <w:t xml:space="preserve"> </w:t>
+      </w:r>
+      <w:r>
+        <w:rPr>
+          <w:rFonts w:ascii="Times New Roman" w:hAnsi="Times New Roman" w:cs="Times New Roman"/>
+          <w:sz w:val="28"/>
+          <w:szCs w:val="28"/>
+        </w:rPr>
+        <w:t xml:space="preserve">старение при холодных условиях может быть крайне выраженным. В исследовании </w:t>
+      </w:r>
+      <w:r>
+        <w:rPr>
+          <w:rFonts w:ascii="Times New Roman" w:hAnsi="Times New Roman" w:cs="Times New Roman"/>
+          <w:sz w:val="28"/>
+          <w:szCs w:val="28"/>
+          <w:lang w:val="en-US"/>
+        </w:rPr>
+        <w:t>BREVO</w:t>
+      </w:r>
+      <w:r>
+        <w:rPr>
+          <w:rFonts w:ascii="Times New Roman" w:hAnsi="Times New Roman" w:cs="Times New Roman"/>
+          <w:sz w:val="28"/>
+          <w:szCs w:val="28"/>
+        </w:rPr>
+        <w:t xml:space="preserve"> также показано, что климатические условия и</w:t>
+      </w:r>
+      <w:r>
+        <w:rPr>
+          <w:rFonts w:ascii="Times New Roman" w:hAnsi="Times New Roman" w:cs="Times New Roman"/>
+          <w:sz w:val="28"/>
+          <w:szCs w:val="28"/>
+        </w:rPr>
+        <w:t xml:space="preserve"> </w:t>
+      </w:r>
+      <w:r>
+        <w:rPr>
+          <w:rFonts w:ascii="Times New Roman" w:hAnsi="Times New Roman" w:cs="Times New Roman"/>
+          <w:sz w:val="28"/>
+          <w:szCs w:val="28"/>
+          <w:highlight w:val="yellow"/>
+          <w:lang w:val="en-US"/>
+        </w:rPr>
+        <w:t>thermal</w:t>
+      </w:r>
+      <w:r>
+        <w:rPr>
+          <w:rFonts w:ascii="Times New Roman" w:hAnsi="Times New Roman" w:cs="Times New Roman"/>
+          <w:sz w:val="28"/>
+          <w:szCs w:val="28"/>
+          <w:highlight w:val="yellow"/>
+        </w:rPr>
+        <w:t>-</w:t>
+      </w:r>
+      <w:r>
+        <w:rPr>
+          <w:rFonts w:ascii="Times New Roman" w:hAnsi="Times New Roman" w:cs="Times New Roman"/>
+          <w:sz w:val="28"/>
+          <w:szCs w:val="28"/>
+          <w:highlight w:val="yellow"/>
+          <w:lang w:val="en-US"/>
+        </w:rPr>
+        <w:t>management</w:t>
+      </w:r>
+      <w:r>
+        <w:rPr>
+          <w:rFonts w:ascii="Times New Roman" w:hAnsi="Times New Roman" w:cs="Times New Roman"/>
+          <w:sz w:val="28"/>
+          <w:szCs w:val="28"/>
+          <w:highlight w:val="yellow"/>
+        </w:rPr>
+        <w:t xml:space="preserve"> </w:t>
+      </w:r>
+      <w:r>
+        <w:rPr>
+          <w:rFonts w:ascii="Times New Roman" w:hAnsi="Times New Roman" w:cs="Times New Roman"/>
+          <w:sz w:val="28"/>
+          <w:szCs w:val="28"/>
+          <w:highlight w:val="yellow"/>
+          <w:lang w:val="en-US"/>
+        </w:rPr>
+        <w:t>strategy</w:t>
+      </w:r>
+      <w:r>
+        <w:rPr>
+          <w:rFonts w:ascii="Times New Roman" w:hAnsi="Times New Roman" w:cs="Times New Roman"/>
+          <w:sz w:val="28"/>
+          <w:szCs w:val="28"/>
+        </w:rPr>
+        <w:t xml:space="preserve"> изменяют долгосрочную деградацию батареи в реальном использовании.</w:t>
+      </w:r>
+      <w:r>
+        <w:rPr>
+          <w:rFonts w:ascii="Times New Roman" w:hAnsi="Times New Roman" w:cs="Times New Roman"/>
+          <w:sz w:val="28"/>
+          <w:szCs w:val="28"/>
+        </w:rPr>
+        <w:t xml:space="preserve"> (</w:t>
+      </w:r>
+      <w:r>
+        <w:rPr>
+          <w:rFonts w:ascii="Times New Roman" w:hAnsi="Times New Roman" w:cs="Times New Roman"/>
+          <w:sz w:val="28"/>
+          <w:szCs w:val="28"/>
+          <w:lang w:val="en-US"/>
+        </w:rPr>
+        <w:t>DOI</w:t>
+      </w:r>
+      <w:r>
+        <w:rPr>
+          <w:rFonts w:ascii="Times New Roman" w:hAnsi="Times New Roman" w:cs="Times New Roman"/>
+          <w:sz w:val="28"/>
+          <w:szCs w:val="28"/>
+        </w:rPr>
+        <w:t>: 10.3390/</w:t>
+      </w:r>
+      <w:r>
+        <w:rPr>
+          <w:rFonts w:ascii="Times New Roman" w:hAnsi="Times New Roman" w:cs="Times New Roman"/>
+          <w:sz w:val="28"/>
+          <w:szCs w:val="28"/>
+          <w:lang w:val="en-US"/>
+        </w:rPr>
+        <w:t>batteries</w:t>
+      </w:r>
+      <w:r>
+        <w:rPr>
+          <w:rFonts w:ascii="Times New Roman" w:hAnsi="Times New Roman" w:cs="Times New Roman"/>
+          <w:sz w:val="28"/>
+          <w:szCs w:val="28"/>
+        </w:rPr>
+        <w:t>1011037</w:t>
+      </w:r>
+      <w:r>
+        <w:rPr>
+          <w:rFonts w:ascii="Times New Roman" w:hAnsi="Times New Roman" w:cs="Times New Roman"/>
+          <w:sz w:val="28"/>
+          <w:szCs w:val="28"/>
+        </w:rPr>
+        <w:t>4) (</w:t>
+      </w:r>
+      <w:r>
+        <w:rPr>
+          <w:rFonts w:ascii="Times New Roman" w:hAnsi="Times New Roman" w:cs="Times New Roman"/>
+          <w:sz w:val="28"/>
+          <w:szCs w:val="28"/>
+          <w:lang w:val="en-US"/>
+        </w:rPr>
+        <w:t>DOI</w:t>
+      </w:r>
+      <w:r>
+        <w:rPr>
+          <w:rFonts w:ascii="Times New Roman" w:hAnsi="Times New Roman" w:cs="Times New Roman"/>
+          <w:sz w:val="28"/>
+          <w:szCs w:val="28"/>
+        </w:rPr>
+        <w:t>: 10.1016/</w:t>
+      </w:r>
+      <w:r>
+        <w:rPr>
+          <w:rFonts w:ascii="Times New Roman" w:hAnsi="Times New Roman" w:cs="Times New Roman"/>
+          <w:sz w:val="28"/>
+          <w:szCs w:val="28"/>
+          <w:lang w:val="en-US"/>
+        </w:rPr>
+        <w:t>j</w:t>
+      </w:r>
+      <w:r>
+        <w:rPr>
+          <w:rFonts w:ascii="Times New Roman" w:hAnsi="Times New Roman" w:cs="Times New Roman"/>
+          <w:sz w:val="28"/>
+          <w:szCs w:val="28"/>
+        </w:rPr>
+        <w:t>.</w:t>
+      </w:r>
+      <w:proofErr w:type="spellStart"/>
+      <w:r>
+        <w:rPr>
+          <w:rFonts w:ascii="Times New Roman" w:hAnsi="Times New Roman" w:cs="Times New Roman"/>
+          <w:sz w:val="28"/>
+          <w:szCs w:val="28"/>
+          <w:lang w:val="en-US"/>
+        </w:rPr>
+        <w:t>jpowsour</w:t>
       </w:r>
       <w:proofErr w:type="spellEnd"/>
       <w:r>
+        <w:rPr>
+          <w:rFonts w:ascii="Times New Roman" w:hAnsi="Times New Roman" w:cs="Times New Roman"/>
+          <w:sz w:val="28"/>
+          <w:szCs w:val="28"/>
+        </w:rPr>
+        <w:t>.2023.233554</w:t>
+      </w:r>
+      <w:r>
+        <w:rPr>
+          <w:rFonts w:ascii="Times New Roman" w:hAnsi="Times New Roman" w:cs="Times New Roman"/>
+          <w:sz w:val="28"/>
+          <w:szCs w:val="28"/>
+        </w:rPr>
+        <w:t>)</w:t>
+      </w:r>
+    </w:p>
+    <w:p>
+      <w:pPr>
+        <w:spacing w:line="360" w:lineRule="auto"/>
+        <w:ind w:firstLine="709"/>
+        <w:jc w:val="both"/>
+        <w:rPr>
+          <w:rFonts w:ascii="Times New Roman" w:hAnsi="Times New Roman" w:cs="Times New Roman"/>
+          <w:sz w:val="28"/>
+          <w:szCs w:val="28"/>
+          <w:lang w:val="en-US"/>
+        </w:rPr>
+      </w:pPr>
+      <w:r>
+        <w:rPr>
+          <w:rFonts w:ascii="Times New Roman" w:hAnsi="Times New Roman" w:cs="Times New Roman"/>
+          <w:sz w:val="28"/>
+          <w:szCs w:val="28"/>
+        </w:rPr>
+        <w:t>С точки зрения модели диссертации температурный фактор влияет прежде всего на скорость роста импедансных параметров:</w:t>
+      </w:r>
+    </w:p>
+    <w:p>
+      <w:pPr>
+        <w:spacing w:line="360" w:lineRule="auto"/>
+        <w:ind w:firstLine="709"/>
+        <w:jc w:val="both"/>
+        <w:rPr>
+          <w:rFonts w:ascii="Times New Roman" w:hAnsi="Times New Roman" w:cs="Times New Roman"/>
+          <w:sz w:val="28"/>
+          <w:szCs w:val="28"/>
+          <w:lang w:val="en-US"/>
+        </w:rPr>
+      </w:pPr>
+    </w:p>
+    <w:p>
+      <w:pPr>
+        <w:spacing w:line="360" w:lineRule="auto"/>
+        <w:ind w:firstLine="709"/>
+        <w:jc w:val="both"/>
+        <w:rPr>
+          <w:rFonts w:ascii="Times New Roman" w:hAnsi="Times New Roman" w:cs="Times New Roman"/>
+          <w:sz w:val="28"/>
+          <w:szCs w:val="28"/>
+          <w:lang w:val="en-US"/>
+        </w:rPr>
+      </w:pPr>
+      <w:r>
+        <w:rPr>
+          <w:rFonts w:ascii="Times New Roman" w:hAnsi="Times New Roman" w:cs="Times New Roman"/>
+          <w:position w:val="-14"/>
+          <w:sz w:val="28"/>
+          <w:szCs w:val="28"/>
+          <w:lang w:val="en-US"/>
+        </w:rPr>
+        <w:object w:dxaOrig="1400" w:dyaOrig="400" w14:anchorId="21E137DE">
+          <v:shape id="_x0000_i1069" type="#_x0000_t75" style="width:69.85pt;height:19.9pt" o:ole="">
+            <v:imagedata r:id="rId93" o:title=""/>
+          </v:shape>
+          <o:OLEObject Type="Embed" ProgID="Equation.DSMT4" ShapeID="_x0000_i1069" DrawAspect="Content" ObjectID="_1837929250" r:id="rId94"/>
+        </w:object>
+      </w:r>
+      <w:r>
+        <w:rPr>
+          <w:rFonts w:ascii="Times New Roman" w:hAnsi="Times New Roman" w:cs="Times New Roman"/>
+          <w:sz w:val="28"/>
+          <w:szCs w:val="28"/>
+          <w:lang w:val="en-US"/>
+        </w:rPr>
+        <w:t xml:space="preserve">, </w:t>
+      </w:r>
+      <w:r>
+        <w:rPr>
+          <w:rFonts w:ascii="Times New Roman" w:hAnsi="Times New Roman" w:cs="Times New Roman"/>
+          <w:position w:val="-14"/>
+          <w:sz w:val="28"/>
+          <w:szCs w:val="28"/>
+          <w:lang w:val="en-US"/>
+        </w:rPr>
+        <w:object w:dxaOrig="1400" w:dyaOrig="400" w14:anchorId="53202AFB">
+          <v:shape id="_x0000_i1073" type="#_x0000_t75" style="width:69.85pt;height:19.9pt" o:ole="">
+            <v:imagedata r:id="rId95" o:title=""/>
+          </v:shape>
+          <o:OLEObject Type="Embed" ProgID="Equation.DSMT4" ShapeID="_x0000_i1073" DrawAspect="Content" ObjectID="_1837929251" r:id="rId96"/>
+        </w:object>
+      </w:r>
+      <w:r>
+        <w:rPr>
+          <w:rFonts w:ascii="Times New Roman" w:hAnsi="Times New Roman" w:cs="Times New Roman"/>
+          <w:sz w:val="28"/>
+          <w:szCs w:val="28"/>
+          <w:lang w:val="en-US"/>
+        </w:rPr>
+        <w:t xml:space="preserve">, </w:t>
+      </w:r>
+      <w:r>
+        <w:rPr>
+          <w:rFonts w:ascii="Times New Roman" w:hAnsi="Times New Roman" w:cs="Times New Roman"/>
+          <w:position w:val="-14"/>
+          <w:sz w:val="28"/>
+          <w:szCs w:val="28"/>
+          <w:lang w:val="en-US"/>
+        </w:rPr>
+        <w:object w:dxaOrig="1160" w:dyaOrig="400" w14:anchorId="5C667E58">
+          <v:shape id="_x0000_i1075" type="#_x0000_t75" style="width:58.05pt;height:19.9pt" o:ole="">
+            <v:imagedata r:id="rId97" o:title=""/>
+          </v:shape>
+          <o:OLEObject Type="Embed" ProgID="Equation.DSMT4" ShapeID="_x0000_i1075" DrawAspect="Content" ObjectID="_1837929252" r:id="rId98"/>
+        </w:object>
+      </w:r>
+      <w:r>
+        <w:rPr>
+          <w:rFonts w:ascii="Times New Roman" w:hAnsi="Times New Roman" w:cs="Times New Roman"/>
+          <w:sz w:val="28"/>
+          <w:szCs w:val="28"/>
+          <w:lang w:val="en-US"/>
+        </w:rPr>
+        <w:t>.</w:t>
+      </w:r>
+    </w:p>
+    <w:p>
+      <w:pPr>
+        <w:spacing w:line="360" w:lineRule="auto"/>
+        <w:ind w:firstLine="709"/>
+        <w:jc w:val="both"/>
+        <w:rPr>
+          <w:rFonts w:ascii="Times New Roman" w:hAnsi="Times New Roman" w:cs="Times New Roman"/>
+          <w:sz w:val="28"/>
+          <w:szCs w:val="28"/>
+          <w:lang w:val="en-US"/>
+        </w:rPr>
+      </w:pPr>
+    </w:p>
+    <w:p>
+      <w:pPr>
+        <w:spacing w:line="360" w:lineRule="auto"/>
+        <w:ind w:firstLine="709"/>
+        <w:jc w:val="both"/>
+        <w:rPr>
+          <w:rFonts w:ascii="Times New Roman" w:hAnsi="Times New Roman" w:cs="Times New Roman"/>
+          <w:sz w:val="28"/>
+          <w:szCs w:val="28"/>
+        </w:rPr>
+      </w:pPr>
+      <w:r>
+        <w:rPr>
+          <w:rFonts w:ascii="Times New Roman" w:hAnsi="Times New Roman" w:cs="Times New Roman"/>
+          <w:sz w:val="28"/>
+          <w:szCs w:val="28"/>
+        </w:rPr>
+        <w:t>В прогностической форме это отражается через температурный множитель</w:t>
+      </w:r>
+    </w:p>
+    <w:p>
+      <w:pPr>
+        <w:spacing w:line="360" w:lineRule="auto"/>
+        <w:ind w:firstLine="709"/>
+        <w:jc w:val="both"/>
+        <w:rPr>
+          <w:rFonts w:ascii="Times New Roman" w:hAnsi="Times New Roman" w:cs="Times New Roman"/>
+          <w:sz w:val="28"/>
+          <w:szCs w:val="28"/>
+          <w:lang w:val="en-US"/>
+        </w:rPr>
+      </w:pPr>
+    </w:p>
+    <w:p>
+      <w:pPr>
+        <w:spacing w:line="360" w:lineRule="auto"/>
+        <w:ind w:firstLine="709"/>
+        <w:jc w:val="both"/>
+        <w:rPr>
+          <w:rFonts w:ascii="Times New Roman" w:hAnsi="Times New Roman" w:cs="Times New Roman"/>
+          <w:sz w:val="28"/>
+          <w:szCs w:val="28"/>
+          <w:lang w:val="en-US"/>
+        </w:rPr>
+      </w:pPr>
+      <w:r>
+        <w:rPr>
+          <w:rFonts w:ascii="Times New Roman" w:hAnsi="Times New Roman" w:cs="Times New Roman"/>
+          <w:position w:val="-36"/>
+          <w:sz w:val="28"/>
+          <w:szCs w:val="28"/>
+          <w:lang w:val="en-US"/>
+        </w:rPr>
+        <w:object w:dxaOrig="3180" w:dyaOrig="840" w14:anchorId="634C2897">
+          <v:shape id="_x0000_i1080" type="#_x0000_t75" style="width:159.05pt;height:41.9pt" o:ole="">
+            <v:imagedata r:id="rId99" o:title=""/>
+          </v:shape>
+          <o:OLEObject Type="Embed" ProgID="Equation.DSMT4" ShapeID="_x0000_i1080" DrawAspect="Content" ObjectID="_1837929253" r:id="rId100"/>
+        </w:object>
+      </w:r>
+      <w:r>
+        <w:rPr>
+          <w:rFonts w:ascii="Times New Roman" w:hAnsi="Times New Roman" w:cs="Times New Roman"/>
+          <w:sz w:val="28"/>
+          <w:szCs w:val="28"/>
+          <w:lang w:val="en-US"/>
+        </w:rPr>
+        <w:t>,</w:t>
+      </w:r>
+    </w:p>
+    <w:p>
+      <w:pPr>
+        <w:spacing w:line="360" w:lineRule="auto"/>
+        <w:ind w:firstLine="709"/>
+        <w:jc w:val="both"/>
+        <w:rPr>
+          <w:rFonts w:ascii="Times New Roman" w:hAnsi="Times New Roman" w:cs="Times New Roman"/>
+          <w:sz w:val="28"/>
+          <w:szCs w:val="28"/>
+          <w:lang w:val="en-US"/>
+        </w:rPr>
+      </w:pPr>
+    </w:p>
+    <w:p>
+      <w:pPr>
+        <w:spacing w:line="360" w:lineRule="auto"/>
+        <w:ind w:firstLine="709"/>
+        <w:jc w:val="both"/>
+        <w:rPr>
+          <w:rFonts w:ascii="Times New Roman" w:hAnsi="Times New Roman" w:cs="Times New Roman"/>
+          <w:sz w:val="28"/>
+          <w:szCs w:val="28"/>
+        </w:rPr>
+      </w:pPr>
+      <w:r>
+        <w:rPr>
+          <w:rFonts w:ascii="Times New Roman" w:hAnsi="Times New Roman" w:cs="Times New Roman"/>
+          <w:sz w:val="28"/>
+          <w:szCs w:val="28"/>
+        </w:rPr>
+        <w:lastRenderedPageBreak/>
+        <w:t>однако для транспортной эксплуатации принципиально важно учитывать не только фиксированную температуру, но и её переменность</w:t>
+      </w:r>
+    </w:p>
+    <w:p>
+      <w:pPr>
+        <w:spacing w:line="360" w:lineRule="auto"/>
+        <w:ind w:firstLine="709"/>
+        <w:jc w:val="both"/>
+        <w:rPr>
+          <w:rFonts w:ascii="Times New Roman" w:hAnsi="Times New Roman" w:cs="Times New Roman"/>
+          <w:sz w:val="28"/>
+          <w:szCs w:val="28"/>
+          <w:lang w:val="en-US"/>
+        </w:rPr>
+      </w:pPr>
+    </w:p>
+    <w:p>
+      <w:pPr>
+        <w:spacing w:line="360" w:lineRule="auto"/>
+        <w:ind w:firstLine="709"/>
+        <w:jc w:val="both"/>
+        <w:rPr>
+          <w:rFonts w:ascii="Times New Roman" w:hAnsi="Times New Roman" w:cs="Times New Roman"/>
+          <w:sz w:val="28"/>
+          <w:szCs w:val="28"/>
+          <w:lang w:val="en-US"/>
+        </w:rPr>
+      </w:pPr>
+      <w:r>
+        <w:rPr>
+          <w:rFonts w:ascii="Times New Roman" w:hAnsi="Times New Roman" w:cs="Times New Roman"/>
+          <w:position w:val="-14"/>
+          <w:sz w:val="28"/>
+          <w:szCs w:val="28"/>
+          <w:lang w:val="en-US"/>
+        </w:rPr>
+        <w:object w:dxaOrig="900" w:dyaOrig="400" w14:anchorId="3D0EE8D1">
+          <v:shape id="_x0000_i1083" type="#_x0000_t75" style="width:45.15pt;height:19.9pt" o:ole="">
+            <v:imagedata r:id="rId101" o:title=""/>
+          </v:shape>
+          <o:OLEObject Type="Embed" ProgID="Equation.DSMT4" ShapeID="_x0000_i1083" DrawAspect="Content" ObjectID="_1837929254" r:id="rId102"/>
+        </w:object>
+      </w:r>
+      <w:r>
+        <w:rPr>
+          <w:rFonts w:ascii="Times New Roman" w:hAnsi="Times New Roman" w:cs="Times New Roman"/>
+          <w:sz w:val="28"/>
+          <w:szCs w:val="28"/>
+          <w:lang w:val="en-US"/>
+        </w:rPr>
+        <w:t>.</w:t>
+      </w:r>
+    </w:p>
+    <w:p>
+      <w:pPr>
+        <w:spacing w:line="360" w:lineRule="auto"/>
+        <w:ind w:firstLine="709"/>
+        <w:jc w:val="both"/>
+        <w:rPr>
+          <w:rFonts w:ascii="Times New Roman" w:hAnsi="Times New Roman" w:cs="Times New Roman"/>
+          <w:sz w:val="28"/>
+          <w:szCs w:val="28"/>
+          <w:lang w:val="en-US"/>
+        </w:rPr>
+      </w:pPr>
+    </w:p>
+    <w:p>
+      <w:pPr>
+        <w:spacing w:line="360" w:lineRule="auto"/>
+        <w:ind w:firstLine="709"/>
+        <w:jc w:val="both"/>
+        <w:rPr>
+          <w:rFonts w:ascii="Times New Roman" w:hAnsi="Times New Roman" w:cs="Times New Roman"/>
+          <w:sz w:val="28"/>
+          <w:szCs w:val="28"/>
+        </w:rPr>
+      </w:pPr>
+      <w:r>
+        <w:rPr>
+          <w:rFonts w:ascii="Times New Roman" w:hAnsi="Times New Roman" w:cs="Times New Roman"/>
+          <w:sz w:val="28"/>
+          <w:szCs w:val="28"/>
+        </w:rPr>
+        <w:t>Для городского и магистрального электротранспорта это означает, что даже при одинаковом уровне текущей деградации батарея может</w:t>
+      </w:r>
+      <w:r>
+        <w:rPr>
+          <w:rFonts w:ascii="Times New Roman" w:hAnsi="Times New Roman" w:cs="Times New Roman"/>
+          <w:sz w:val="28"/>
+          <w:szCs w:val="28"/>
+        </w:rPr>
+        <w:t xml:space="preserve"> </w:t>
+      </w:r>
+      <w:r>
+        <w:rPr>
+          <w:rFonts w:ascii="Times New Roman" w:hAnsi="Times New Roman" w:cs="Times New Roman"/>
+          <w:sz w:val="28"/>
+          <w:szCs w:val="28"/>
+        </w:rPr>
+        <w:t>стареть с разной скоростью в зависимости от сезонности, режима охлаждения, частоты остановок и характера тепловой нагрузки</w:t>
+      </w:r>
+      <w:r>
+        <w:rPr>
+          <w:rFonts w:ascii="Times New Roman" w:hAnsi="Times New Roman" w:cs="Times New Roman"/>
+          <w:sz w:val="28"/>
+          <w:szCs w:val="28"/>
+        </w:rPr>
+        <w:t>.</w:t>
+      </w:r>
+    </w:p>
+    <w:p>
+      <w:pPr>
+        <w:spacing w:line="360" w:lineRule="auto"/>
+        <w:ind w:firstLine="709"/>
+        <w:jc w:val="both"/>
+        <w:rPr>
+          <w:rFonts w:ascii="Times New Roman" w:hAnsi="Times New Roman" w:cs="Times New Roman"/>
+          <w:sz w:val="28"/>
+          <w:szCs w:val="28"/>
+        </w:rPr>
+      </w:pPr>
+      <w:r>
+        <w:rPr>
+          <w:rFonts w:ascii="Times New Roman" w:hAnsi="Times New Roman" w:cs="Times New Roman"/>
+          <w:sz w:val="28"/>
+          <w:szCs w:val="28"/>
+        </w:rPr>
+        <w:t>Ниже приведены расчётно-экспериментальные зависимости, показывающие, как температура изменяет траекторию накопления</w:t>
+      </w:r>
+      <w:r>
+        <w:rPr>
+          <w:rFonts w:ascii="Times New Roman" w:hAnsi="Times New Roman" w:cs="Times New Roman"/>
+          <w:sz w:val="28"/>
+          <w:szCs w:val="28"/>
+        </w:rPr>
+        <w:t xml:space="preserve"> </w:t>
+      </w:r>
+      <w:r>
+        <w:rPr>
+          <w:rFonts w:ascii="Times New Roman" w:hAnsi="Times New Roman" w:cs="Times New Roman"/>
+          <w:sz w:val="28"/>
+          <w:szCs w:val="28"/>
+        </w:rPr>
+        <w:t>деградации в эксплуатационном цикле электротранспорта</w:t>
+      </w:r>
+    </w:p>
+    <w:p>
+      <w:pPr>
+        <w:spacing w:line="360" w:lineRule="auto"/>
+        <w:ind w:firstLine="709"/>
+        <w:jc w:val="both"/>
+        <w:rPr>
+          <w:rFonts w:ascii="Times New Roman" w:hAnsi="Times New Roman" w:cs="Times New Roman"/>
+          <w:sz w:val="28"/>
+          <w:szCs w:val="28"/>
+          <w:lang w:val="en-US"/>
+        </w:rPr>
+      </w:pPr>
+    </w:p>
+    <w:p>
+      <w:pPr>
+        <w:spacing w:line="360" w:lineRule="auto"/>
+        <w:ind w:firstLine="709"/>
+        <w:jc w:val="both"/>
+        <w:rPr>
+          <w:rFonts w:ascii="Times New Roman" w:hAnsi="Times New Roman" w:cs="Times New Roman"/>
+          <w:sz w:val="28"/>
+          <w:szCs w:val="28"/>
+          <w:lang w:val="en-US"/>
+        </w:rPr>
+      </w:pPr>
+      <w:r>
+        <w:rPr>
+          <w:noProof/>
+        </w:rPr>
+        <w:drawing>
+          <wp:inline distT="0" distB="0" distL="0" distR="0" wp14:anchorId="6E9A84C2" wp14:editId="22191F40">
+            <wp:extent cx="6119495" cy="3844290"/>
+            <wp:effectExtent l="0" t="0" r="0" b="3810"/>
+            <wp:docPr id="600453188" name="Рисунок 1"/>
+            <wp:cNvGraphicFramePr>
+              <a:graphicFrameLocks xmlns:a="http://schemas.openxmlformats.org/drawingml/2006/main" noChangeAspect="1"/>
+            </wp:cNvGraphicFramePr>
+            <a:graphic xmlns:a="http://schemas.openxmlformats.org/drawingml/2006/main">
+              <a:graphicData uri="http://schemas.openxmlformats.org/drawingml/2006/picture">
+                <pic:pic xmlns:pic="http://schemas.openxmlformats.org/drawingml/2006/picture">
+                  <pic:nvPicPr>
+                    <pic:cNvPr id="0" name="Picture 60"/>
+                    <pic:cNvPicPr>
+                      <a:picLocks noChangeAspect="1" noChangeArrowheads="1"/>
+                    </pic:cNvPicPr>
+                  </pic:nvPicPr>
+                  <pic:blipFill>
+                    <a:blip r:embed="rId103" cstate="print">
+                      <a:extLst>
+                        <a:ext uri="{28A0092B-C50C-407E-A947-70E740481C1C}">
+                          <a14:useLocalDpi xmlns:a14="http://schemas.microsoft.com/office/drawing/2010/main" val="0"/>
+                        </a:ext>
+                      </a:extLst>
+                    </a:blip>
+                    <a:srcRect/>
+                    <a:stretch>
+                      <a:fillRect/>
+                    </a:stretch>
+                  </pic:blipFill>
+                  <pic:spPr bwMode="auto">
+                    <a:xfrm>
+                      <a:off x="0" y="0"/>
+                      <a:ext cx="6119495" cy="3844290"/>
+                    </a:xfrm>
+                    <a:prstGeom prst="rect">
+                      <a:avLst/>
+                    </a:prstGeom>
+                    <a:noFill/>
+                    <a:ln>
+                      <a:noFill/>
+                    </a:ln>
+                  </pic:spPr>
+                </pic:pic>
+              </a:graphicData>
+            </a:graphic>
+          </wp:inline>
+        </w:drawing>
+      </w:r>
+    </w:p>
+    <w:p>
+      <w:pPr>
+        <w:spacing w:line="360" w:lineRule="auto"/>
+        <w:ind w:firstLine="709"/>
+        <w:jc w:val="both"/>
+        <w:rPr>
+          <w:rFonts w:ascii="Times New Roman" w:hAnsi="Times New Roman" w:cs="Times New Roman"/>
+          <w:sz w:val="28"/>
+          <w:szCs w:val="28"/>
+          <w:lang w:val="en-US"/>
+        </w:rPr>
+      </w:pPr>
+      <w:r>
+        <w:rPr>
+          <w:rFonts w:ascii="Times New Roman" w:hAnsi="Times New Roman" w:cs="Times New Roman"/>
+          <w:sz w:val="28"/>
+          <w:szCs w:val="28"/>
+        </w:rPr>
+        <w:lastRenderedPageBreak/>
+        <w:t>Рисунок 4.8 — Расчётно-экспериментальное влияние температуры на траекторию деградации батаре</w:t>
+      </w:r>
+      <w:r>
+        <w:rPr>
+          <w:rFonts w:ascii="Times New Roman" w:hAnsi="Times New Roman" w:cs="Times New Roman"/>
+          <w:sz w:val="28"/>
+          <w:szCs w:val="28"/>
+        </w:rPr>
+        <w:t>и</w:t>
+      </w:r>
+    </w:p>
+    <w:p>
+      <w:pPr>
+        <w:spacing w:line="360" w:lineRule="auto"/>
+        <w:ind w:firstLine="709"/>
+        <w:jc w:val="both"/>
+        <w:rPr>
+          <w:rFonts w:ascii="Times New Roman" w:hAnsi="Times New Roman" w:cs="Times New Roman"/>
+          <w:sz w:val="28"/>
+          <w:szCs w:val="28"/>
+          <w:lang w:val="en-US"/>
+        </w:rPr>
+      </w:pPr>
+    </w:p>
+    <w:p>
+      <w:pPr>
+        <w:spacing w:line="360" w:lineRule="auto"/>
+        <w:ind w:firstLine="709"/>
+        <w:jc w:val="both"/>
+        <w:rPr>
+          <w:rFonts w:ascii="Times New Roman" w:hAnsi="Times New Roman" w:cs="Times New Roman"/>
+          <w:sz w:val="28"/>
+          <w:szCs w:val="28"/>
+        </w:rPr>
+      </w:pPr>
+      <w:r>
+        <w:rPr>
+          <w:rFonts w:ascii="Times New Roman" w:hAnsi="Times New Roman" w:cs="Times New Roman"/>
+          <w:sz w:val="28"/>
+          <w:szCs w:val="28"/>
+        </w:rPr>
+        <w:t>На рисунке показаны траектории роста интегрального диагностического критерия</w:t>
+      </w:r>
+      <w:r>
+        <w:rPr>
+          <w:rFonts w:ascii="Times New Roman" w:hAnsi="Times New Roman" w:cs="Times New Roman"/>
+          <w:sz w:val="28"/>
+          <w:szCs w:val="28"/>
+        </w:rPr>
+        <w:t xml:space="preserve"> </w:t>
+      </w:r>
+      <w:proofErr w:type="spellStart"/>
+      <w:r>
+        <w:rPr>
+          <w:rFonts w:ascii="Times New Roman" w:hAnsi="Times New Roman" w:cs="Times New Roman"/>
+          <w:i/>
+          <w:iCs/>
+          <w:sz w:val="28"/>
+          <w:szCs w:val="28"/>
+          <w:lang w:val="en-US"/>
+        </w:rPr>
+        <w:t>K</w:t>
+      </w:r>
+      <w:r>
+        <w:rPr>
+          <w:rFonts w:ascii="Times New Roman" w:hAnsi="Times New Roman" w:cs="Times New Roman"/>
+          <w:i/>
+          <w:iCs/>
+          <w:sz w:val="28"/>
+          <w:szCs w:val="28"/>
+          <w:vertAlign w:val="subscript"/>
+          <w:lang w:val="en-US"/>
+        </w:rPr>
+        <w:t>deg</w:t>
+      </w:r>
+      <w:proofErr w:type="spellEnd"/>
+      <w:r>
+        <w:rPr>
+          <w:rFonts w:ascii="Times New Roman" w:hAnsi="Times New Roman" w:cs="Times New Roman"/>
+          <w:sz w:val="28"/>
+          <w:szCs w:val="28"/>
+        </w:rPr>
+        <w:t xml:space="preserve"> </w:t>
+      </w:r>
+      <w:r>
+        <w:rPr>
+          <w:rFonts w:ascii="Times New Roman" w:hAnsi="Times New Roman" w:cs="Times New Roman"/>
+          <w:sz w:val="28"/>
+          <w:szCs w:val="28"/>
+        </w:rPr>
+        <w:t>при трёх температурных уровнях: низком,</w:t>
+      </w:r>
+      <w:r>
+        <w:rPr>
+          <w:rFonts w:ascii="Times New Roman" w:hAnsi="Times New Roman" w:cs="Times New Roman"/>
+          <w:sz w:val="28"/>
+          <w:szCs w:val="28"/>
+        </w:rPr>
+        <w:t xml:space="preserve"> </w:t>
+      </w:r>
+      <w:r>
+        <w:rPr>
+          <w:rFonts w:ascii="Times New Roman" w:hAnsi="Times New Roman" w:cs="Times New Roman"/>
+          <w:sz w:val="28"/>
+          <w:szCs w:val="28"/>
+        </w:rPr>
+        <w:t>номинальном и повышенном. Видно, что при 20 °C деградация развивается наиболее умеренно. При 0 °C темп роста критерия также</w:t>
+      </w:r>
+      <w:r>
+        <w:rPr>
+          <w:rFonts w:ascii="Times New Roman" w:hAnsi="Times New Roman" w:cs="Times New Roman"/>
+          <w:sz w:val="28"/>
+          <w:szCs w:val="28"/>
+        </w:rPr>
+        <w:t xml:space="preserve"> </w:t>
+      </w:r>
+      <w:r>
+        <w:rPr>
+          <w:rFonts w:ascii="Times New Roman" w:hAnsi="Times New Roman" w:cs="Times New Roman"/>
+          <w:sz w:val="28"/>
+          <w:szCs w:val="28"/>
+        </w:rPr>
+        <w:t>увеличивается вследствие ухудшения кинетики и транспортных свойств, а при 40 °</w:t>
+      </w:r>
+      <w:r>
+        <w:rPr>
+          <w:rFonts w:ascii="Times New Roman" w:hAnsi="Times New Roman" w:cs="Times New Roman"/>
+          <w:sz w:val="28"/>
+          <w:szCs w:val="28"/>
+          <w:lang w:val="en-US"/>
+        </w:rPr>
+        <w:t>C</w:t>
+      </w:r>
+      <w:r>
+        <w:rPr>
+          <w:rFonts w:ascii="Times New Roman" w:hAnsi="Times New Roman" w:cs="Times New Roman"/>
+          <w:sz w:val="28"/>
+          <w:szCs w:val="28"/>
+        </w:rPr>
+        <w:t xml:space="preserve"> ускорение деградации становится ещё более</w:t>
+      </w:r>
+      <w:r>
+        <w:rPr>
+          <w:rFonts w:ascii="Times New Roman" w:hAnsi="Times New Roman" w:cs="Times New Roman"/>
+          <w:sz w:val="28"/>
+          <w:szCs w:val="28"/>
+        </w:rPr>
+        <w:t xml:space="preserve"> </w:t>
+      </w:r>
+      <w:r>
+        <w:rPr>
+          <w:rFonts w:ascii="Times New Roman" w:hAnsi="Times New Roman" w:cs="Times New Roman"/>
+          <w:sz w:val="28"/>
+          <w:szCs w:val="28"/>
+        </w:rPr>
+        <w:t>выраженным за счёт интенсификации паразитических процессов. Пересечение пороговой линии</w:t>
+      </w:r>
+      <w:r>
+        <w:rPr>
+          <w:rFonts w:ascii="Times New Roman" w:hAnsi="Times New Roman" w:cs="Times New Roman"/>
+          <w:sz w:val="28"/>
+          <w:szCs w:val="28"/>
+        </w:rPr>
+        <w:t xml:space="preserve"> </w:t>
+      </w:r>
+      <w:proofErr w:type="spellStart"/>
+      <w:r>
+        <w:rPr>
+          <w:rFonts w:ascii="Times New Roman" w:hAnsi="Times New Roman" w:cs="Times New Roman"/>
+          <w:i/>
+          <w:iCs/>
+          <w:sz w:val="28"/>
+          <w:szCs w:val="28"/>
+          <w:lang w:val="en-US"/>
+        </w:rPr>
+        <w:t>K</w:t>
+      </w:r>
+      <w:r>
+        <w:rPr>
+          <w:rFonts w:ascii="Times New Roman" w:hAnsi="Times New Roman" w:cs="Times New Roman"/>
+          <w:i/>
+          <w:iCs/>
+          <w:sz w:val="28"/>
+          <w:szCs w:val="28"/>
+          <w:vertAlign w:val="subscript"/>
+          <w:lang w:val="en-US"/>
+        </w:rPr>
+        <w:t>deg</w:t>
+      </w:r>
+      <w:proofErr w:type="spellEnd"/>
+      <w:r>
+        <w:rPr>
+          <w:rFonts w:ascii="Times New Roman" w:hAnsi="Times New Roman" w:cs="Times New Roman"/>
+          <w:sz w:val="28"/>
+          <w:szCs w:val="28"/>
+        </w:rPr>
+        <w:t xml:space="preserve"> = 0.55 </w:t>
+      </w:r>
+      <w:r>
+        <w:rPr>
+          <w:rFonts w:ascii="Times New Roman" w:hAnsi="Times New Roman" w:cs="Times New Roman"/>
+          <w:sz w:val="28"/>
+          <w:szCs w:val="28"/>
+        </w:rPr>
+        <w:t>происходит при различном</w:t>
+      </w:r>
+      <w:r>
+        <w:rPr>
+          <w:rFonts w:ascii="Times New Roman" w:hAnsi="Times New Roman" w:cs="Times New Roman"/>
+          <w:sz w:val="28"/>
+          <w:szCs w:val="28"/>
+        </w:rPr>
+        <w:t xml:space="preserve"> </w:t>
+      </w:r>
+      <w:r>
+        <w:rPr>
+          <w:rFonts w:ascii="Times New Roman" w:hAnsi="Times New Roman" w:cs="Times New Roman"/>
+          <w:sz w:val="28"/>
+          <w:szCs w:val="28"/>
+        </w:rPr>
+        <w:t>числе циклов, что напрямую означает различный прогнозируемый ресурс.</w:t>
+      </w:r>
+    </w:p>
+    <w:p>
+      <w:pPr>
+        <w:spacing w:line="360" w:lineRule="auto"/>
+        <w:ind w:firstLine="709"/>
+        <w:jc w:val="both"/>
+        <w:rPr>
+          <w:rFonts w:ascii="Times New Roman" w:hAnsi="Times New Roman" w:cs="Times New Roman"/>
+          <w:sz w:val="28"/>
+          <w:szCs w:val="28"/>
+        </w:rPr>
+      </w:pPr>
+      <w:r>
+        <w:rPr>
+          <w:rFonts w:ascii="Times New Roman" w:hAnsi="Times New Roman" w:cs="Times New Roman"/>
+          <w:sz w:val="28"/>
+          <w:szCs w:val="28"/>
+        </w:rPr>
+        <w:t>Научная ценность рисунка состоит в том, что он показывает: температурный фактор должен входить в модель не как фоновая поправка, а</w:t>
+      </w:r>
+      <w:r>
+        <w:rPr>
+          <w:rFonts w:ascii="Times New Roman" w:hAnsi="Times New Roman" w:cs="Times New Roman"/>
+          <w:sz w:val="28"/>
+          <w:szCs w:val="28"/>
+        </w:rPr>
+        <w:t xml:space="preserve"> </w:t>
+      </w:r>
+      <w:r>
+        <w:rPr>
+          <w:rFonts w:ascii="Times New Roman" w:hAnsi="Times New Roman" w:cs="Times New Roman"/>
+          <w:sz w:val="28"/>
+          <w:szCs w:val="28"/>
+        </w:rPr>
+        <w:t xml:space="preserve">как полноценный аргумент </w:t>
+      </w:r>
+      <w:proofErr w:type="spellStart"/>
+      <w:r>
+        <w:rPr>
+          <w:rFonts w:ascii="Times New Roman" w:hAnsi="Times New Roman" w:cs="Times New Roman"/>
+          <w:sz w:val="28"/>
+          <w:szCs w:val="28"/>
+        </w:rPr>
+        <w:t>деградационной</w:t>
+      </w:r>
+      <w:proofErr w:type="spellEnd"/>
+      <w:r>
+        <w:rPr>
+          <w:rFonts w:ascii="Times New Roman" w:hAnsi="Times New Roman" w:cs="Times New Roman"/>
+          <w:sz w:val="28"/>
+          <w:szCs w:val="28"/>
+        </w:rPr>
+        <w:t xml:space="preserve"> траектории. Практическая значимость заключается в возможности корректировать прогноз</w:t>
+      </w:r>
+      <w:r>
+        <w:rPr>
+          <w:rFonts w:ascii="Times New Roman" w:hAnsi="Times New Roman" w:cs="Times New Roman"/>
+          <w:sz w:val="28"/>
+          <w:szCs w:val="28"/>
+        </w:rPr>
+        <w:t xml:space="preserve"> </w:t>
+      </w:r>
+      <w:r>
+        <w:rPr>
+          <w:rFonts w:ascii="Times New Roman" w:hAnsi="Times New Roman" w:cs="Times New Roman"/>
+          <w:sz w:val="28"/>
+          <w:szCs w:val="28"/>
+        </w:rPr>
+        <w:t>ресурса по климатическим и тепловым условиям реальной эксплуатации транспортного средства.</w:t>
+      </w:r>
+    </w:p>
+    <w:p>
+      <w:pPr>
+        <w:spacing w:line="360" w:lineRule="auto"/>
+        <w:ind w:firstLine="709"/>
+        <w:jc w:val="both"/>
+        <w:rPr>
+          <w:rFonts w:ascii="Times New Roman" w:hAnsi="Times New Roman" w:cs="Times New Roman"/>
+          <w:sz w:val="28"/>
+          <w:szCs w:val="28"/>
+          <w:lang w:val="en-US"/>
+        </w:rPr>
+      </w:pPr>
+    </w:p>
+    <w:p>
+      <w:pPr>
+        <w:spacing w:line="360" w:lineRule="auto"/>
+        <w:ind w:firstLine="709"/>
+        <w:jc w:val="both"/>
         <w:rPr>
           <w:rFonts w:ascii="Times New Roman" w:hAnsi="Times New Roman" w:cs="Times New Roman"/>
           <w:b/>
           <w:bCs/>
           <w:sz w:val="28"/>
           <w:szCs w:val="28"/>
-          <w:lang w:val="en-US"/>
-        </w:rPr>
-        <w:t xml:space="preserve"> 4.3</w:t>
-      </w:r>
-    </w:p>
-    <w:p>
-      <w:pPr>
-        <w:spacing w:line="360" w:lineRule="auto"/>
-        <w:ind w:firstLine="709"/>
-        <w:jc w:val="both"/>
-        <w:rPr>
-          <w:rFonts w:ascii="Times New Roman" w:hAnsi="Times New Roman" w:cs="Times New Roman"/>
-          <w:sz w:val="28"/>
-          <w:szCs w:val="28"/>
-          <w:lang w:val="en-US"/>
-        </w:rPr>
-      </w:pPr>
-    </w:p>
-    <w:p>
-      <w:pPr>
-        <w:spacing w:line="360" w:lineRule="auto"/>
-        <w:ind w:firstLine="709"/>
-        <w:jc w:val="both"/>
-        <w:rPr>
-          <w:rFonts w:ascii="Times New Roman" w:hAnsi="Times New Roman" w:cs="Times New Roman"/>
-          <w:sz w:val="28"/>
-          <w:szCs w:val="28"/>
-        </w:rPr>
-      </w:pPr>
-      <w:r>
-        <w:rPr>
-          <w:rFonts w:ascii="Times New Roman" w:hAnsi="Times New Roman" w:cs="Times New Roman"/>
-          <w:sz w:val="28"/>
-          <w:szCs w:val="28"/>
-        </w:rPr>
-        <w:t>В разделе 4.3 разработана модель прогнозирования остаточного ресурса батареи в циклах и</w:t>
+        </w:rPr>
+      </w:pPr>
+      <w:r>
+        <w:rPr>
+          <w:rFonts w:ascii="Times New Roman" w:hAnsi="Times New Roman" w:cs="Times New Roman"/>
+          <w:b/>
+          <w:bCs/>
+          <w:sz w:val="28"/>
+          <w:szCs w:val="28"/>
+        </w:rPr>
+        <w:t>4.4.2 Токовые пики и режимы ускорения</w:t>
+      </w:r>
+    </w:p>
+    <w:p>
+      <w:pPr>
+        <w:spacing w:line="360" w:lineRule="auto"/>
+        <w:ind w:firstLine="709"/>
+        <w:jc w:val="both"/>
+        <w:rPr>
+          <w:rFonts w:ascii="Times New Roman" w:hAnsi="Times New Roman" w:cs="Times New Roman"/>
+          <w:sz w:val="28"/>
+          <w:szCs w:val="28"/>
+          <w:lang w:val="en-US"/>
+        </w:rPr>
+      </w:pPr>
+    </w:p>
+    <w:p>
+      <w:pPr>
+        <w:spacing w:line="360" w:lineRule="auto"/>
+        <w:ind w:firstLine="709"/>
+        <w:jc w:val="both"/>
+        <w:rPr>
+          <w:rFonts w:ascii="Times New Roman" w:hAnsi="Times New Roman" w:cs="Times New Roman"/>
+          <w:sz w:val="28"/>
+          <w:szCs w:val="28"/>
+        </w:rPr>
+      </w:pPr>
+      <w:r>
+        <w:rPr>
+          <w:rFonts w:ascii="Times New Roman" w:hAnsi="Times New Roman" w:cs="Times New Roman"/>
+          <w:sz w:val="28"/>
+          <w:szCs w:val="28"/>
+        </w:rPr>
+        <w:t>Для электротранспорта характерно наличие кратковременных, но интенсивных токовых пиков, возникающих в режимах трогания,</w:t>
       </w:r>
       <w:r>
         <w:rPr>
@@ -18913,7 +19130,7 @@
           <w:sz w:val="28"/>
           <w:szCs w:val="28"/>
         </w:rPr>
-        <w:t>во времени. Остаточный ресурс в циклах представлен как интеграл от текущего значения</w:t>
+        <w:t>ускорения, преодоления подъёмов и динамического перераспределения мощности. Такие режимы повышают локальную поляризацию,</w:t>
       </w:r>
       <w:r>
         <w:rPr>
@@ -18929,13 +19146,43 @@
           <w:sz w:val="28"/>
           <w:szCs w:val="28"/>
         </w:rPr>
-        <w:t>диагностического критерия до его критического уровня с учётом скорости деградации. Для</w:t>
-      </w:r>
-      <w:r>
-        <w:rPr>
-          <w:rFonts w:ascii="Times New Roman" w:hAnsi="Times New Roman" w:cs="Times New Roman"/>
-          <w:sz w:val="28"/>
-          <w:szCs w:val="28"/>
+        <w:t xml:space="preserve">увеличивают тепловую нагрузку и ускоряют рост межфазного сопротивления. Современные обзоры </w:t>
+      </w:r>
+      <w:r>
+        <w:rPr>
+          <w:rFonts w:ascii="Times New Roman" w:hAnsi="Times New Roman" w:cs="Times New Roman"/>
+          <w:sz w:val="28"/>
+          <w:szCs w:val="28"/>
+          <w:highlight w:val="yellow"/>
+          <w:lang w:val="en-US"/>
+        </w:rPr>
+        <w:t>fast</w:t>
+      </w:r>
+      <w:r>
+        <w:rPr>
+          <w:rFonts w:ascii="Times New Roman" w:hAnsi="Times New Roman" w:cs="Times New Roman"/>
+          <w:sz w:val="28"/>
+          <w:szCs w:val="28"/>
+          <w:highlight w:val="yellow"/>
+        </w:rPr>
+        <w:t>-</w:t>
+      </w:r>
+      <w:r>
+        <w:rPr>
+          <w:rFonts w:ascii="Times New Roman" w:hAnsi="Times New Roman" w:cs="Times New Roman"/>
+          <w:sz w:val="28"/>
+          <w:szCs w:val="28"/>
+          <w:highlight w:val="yellow"/>
+          <w:lang w:val="en-US"/>
+        </w:rPr>
+        <w:t>charging</w:t>
+      </w:r>
+      <w:r>
+        <w:rPr>
+          <w:rFonts w:ascii="Times New Roman" w:hAnsi="Times New Roman" w:cs="Times New Roman"/>
+          <w:sz w:val="28"/>
+          <w:szCs w:val="28"/>
+          <w:highlight w:val="yellow"/>
         </w:rPr>
         <w:t xml:space="preserve"> </w:t>
       </w:r>
@@ -18944,14 +19191,17 @@
           <w:rFonts w:ascii="Times New Roman" w:hAnsi="Times New Roman" w:cs="Times New Roman"/>
           <w:sz w:val="28"/>
           <w:szCs w:val="28"/>
-        </w:rPr>
-        <w:t>инженерных расчётов получена квазилинейная форма прогноза. Показано, что переход к</w:t>
-      </w:r>
-      <w:r>
-        <w:rPr>
-          <w:rFonts w:ascii="Times New Roman" w:hAnsi="Times New Roman" w:cs="Times New Roman"/>
-          <w:sz w:val="28"/>
-          <w:szCs w:val="28"/>
+          <w:highlight w:val="yellow"/>
+          <w:lang w:val="en-US"/>
+        </w:rPr>
+        <w:t>and</w:t>
+      </w:r>
+      <w:r>
+        <w:rPr>
+          <w:rFonts w:ascii="Times New Roman" w:hAnsi="Times New Roman" w:cs="Times New Roman"/>
+          <w:sz w:val="28"/>
+          <w:szCs w:val="28"/>
+          <w:highlight w:val="yellow"/>
         </w:rPr>
         <w:t xml:space="preserve"> </w:t>
       </w:r>
@@ -18960,14 +19210,36 @@
           <w:rFonts w:ascii="Times New Roman" w:hAnsi="Times New Roman" w:cs="Times New Roman"/>
           <w:sz w:val="28"/>
           <w:szCs w:val="28"/>
-        </w:rPr>
-        <w:t>ресурсу во времени осуществляется через интенсивность накопления эквивалентных полных</w:t>
-      </w:r>
-      <w:r>
-        <w:rPr>
-          <w:rFonts w:ascii="Times New Roman" w:hAnsi="Times New Roman" w:cs="Times New Roman"/>
-          <w:sz w:val="28"/>
-          <w:szCs w:val="28"/>
+          <w:highlight w:val="yellow"/>
+          <w:lang w:val="en-US"/>
+        </w:rPr>
+        <w:t>health</w:t>
+      </w:r>
+      <w:r>
+        <w:rPr>
+          <w:rFonts w:ascii="Times New Roman" w:hAnsi="Times New Roman" w:cs="Times New Roman"/>
+          <w:sz w:val="28"/>
+          <w:szCs w:val="28"/>
+          <w:highlight w:val="yellow"/>
+        </w:rPr>
+        <w:t>-</w:t>
+      </w:r>
+      <w:r>
+        <w:rPr>
+          <w:rFonts w:ascii="Times New Roman" w:hAnsi="Times New Roman" w:cs="Times New Roman"/>
+          <w:sz w:val="28"/>
+          <w:szCs w:val="28"/>
+          <w:highlight w:val="yellow"/>
+          <w:lang w:val="en-US"/>
+        </w:rPr>
+        <w:t>aware</w:t>
+      </w:r>
+      <w:r>
+        <w:rPr>
+          <w:rFonts w:ascii="Times New Roman" w:hAnsi="Times New Roman" w:cs="Times New Roman"/>
+          <w:sz w:val="28"/>
+          <w:szCs w:val="28"/>
+          <w:highlight w:val="yellow"/>
         </w:rPr>
         <w:t xml:space="preserve"> </w:t>
       </w:r>
@@ -18976,14 +19248,17 @@
           <w:rFonts w:ascii="Times New Roman" w:hAnsi="Times New Roman" w:cs="Times New Roman"/>
           <w:sz w:val="28"/>
           <w:szCs w:val="28"/>
-        </w:rPr>
-        <w:t>циклов и зависит от транспортной миссии. Приведены расчётно-экспериментальные</w:t>
-      </w:r>
-      <w:r>
-        <w:rPr>
-          <w:rFonts w:ascii="Times New Roman" w:hAnsi="Times New Roman" w:cs="Times New Roman"/>
-          <w:sz w:val="28"/>
-          <w:szCs w:val="28"/>
+          <w:highlight w:val="yellow"/>
+          <w:lang w:val="en-US"/>
+        </w:rPr>
+        <w:t>current</w:t>
+      </w:r>
+      <w:r>
+        <w:rPr>
+          <w:rFonts w:ascii="Times New Roman" w:hAnsi="Times New Roman" w:cs="Times New Roman"/>
+          <w:sz w:val="28"/>
+          <w:szCs w:val="28"/>
+          <w:highlight w:val="yellow"/>
         </w:rPr>
         <w:t xml:space="preserve"> </w:t>
       </w:r>
@@ -18992,8 +19267,18 @@
           <w:rFonts w:ascii="Times New Roman" w:hAnsi="Times New Roman" w:cs="Times New Roman"/>
           <w:sz w:val="28"/>
           <w:szCs w:val="28"/>
-        </w:rPr>
-        <w:t>зависимости и таблицы, подтверждающие, что один и тот же текущий уровень деградации</w:t>
+          <w:highlight w:val="yellow"/>
+          <w:lang w:val="en-US"/>
+        </w:rPr>
+        <w:t>control</w:t>
+      </w:r>
+      <w:r>
+        <w:rPr>
+          <w:rFonts w:ascii="Times New Roman" w:hAnsi="Times New Roman" w:cs="Times New Roman"/>
+          <w:sz w:val="28"/>
+          <w:szCs w:val="28"/>
+        </w:rPr>
+        <w:t xml:space="preserve"> показывают, что рост тока непропорционально ускоряет старение батареи и усиливает как ёмкостную, так и мощностную</w:t>
       </w:r>
       <w:r>
         <w:rPr>
@@ -19009,7 +19294,34 @@
           <w:sz w:val="28"/>
           <w:szCs w:val="28"/>
         </w:rPr>
-        <w:t>может соответствовать различному сроку службы в зависимости от условий эксплуатации.</w:t>
+        <w:t xml:space="preserve">деградацию; в практическом отношении это означает, что не только зарядка, но и </w:t>
+      </w:r>
+      <w:r>
+        <w:rPr>
+          <w:rFonts w:ascii="Times New Roman" w:hAnsi="Times New Roman" w:cs="Times New Roman"/>
+          <w:sz w:val="28"/>
+          <w:szCs w:val="28"/>
+        </w:rPr>
+        <w:lastRenderedPageBreak/>
+        <w:t xml:space="preserve">любой </w:t>
+      </w:r>
+      <w:proofErr w:type="spellStart"/>
+      <w:r>
+        <w:rPr>
+          <w:rFonts w:ascii="Times New Roman" w:hAnsi="Times New Roman" w:cs="Times New Roman"/>
+          <w:sz w:val="28"/>
+          <w:szCs w:val="28"/>
+        </w:rPr>
+        <w:t>высокотоковый</w:t>
+      </w:r>
+      <w:proofErr w:type="spellEnd"/>
+      <w:r>
+        <w:rPr>
+          <w:rFonts w:ascii="Times New Roman" w:hAnsi="Times New Roman" w:cs="Times New Roman"/>
+          <w:sz w:val="28"/>
+          <w:szCs w:val="28"/>
+        </w:rPr>
+        <w:t xml:space="preserve"> режим должен рассматриваться</w:t>
       </w:r>
       <w:r>
         <w:rPr>
@@ -19025,7 +19337,1035 @@
           <w:sz w:val="28"/>
           <w:szCs w:val="28"/>
         </w:rPr>
-        <w:t xml:space="preserve">Тем самым подготовлена основа для следующего раздела </w:t>
+        <w:t xml:space="preserve">как ускоряющий фактор </w:t>
+      </w:r>
+      <w:proofErr w:type="spellStart"/>
+      <w:r>
+        <w:rPr>
+          <w:rFonts w:ascii="Times New Roman" w:hAnsi="Times New Roman" w:cs="Times New Roman"/>
+          <w:sz w:val="28"/>
+          <w:szCs w:val="28"/>
+        </w:rPr>
+        <w:t>ресурсоисчерпания</w:t>
+      </w:r>
+      <w:proofErr w:type="spellEnd"/>
+      <w:r>
+        <w:rPr>
+          <w:rFonts w:ascii="Times New Roman" w:hAnsi="Times New Roman" w:cs="Times New Roman"/>
+          <w:sz w:val="28"/>
+          <w:szCs w:val="28"/>
+        </w:rPr>
+        <w:t>.</w:t>
+      </w:r>
+      <w:r>
+        <w:rPr>
+          <w:rFonts w:ascii="Times New Roman" w:hAnsi="Times New Roman" w:cs="Times New Roman"/>
+          <w:sz w:val="28"/>
+          <w:szCs w:val="28"/>
+        </w:rPr>
+        <w:t xml:space="preserve"> </w:t>
+      </w:r>
+      <w:r>
+        <w:rPr>
+          <w:rFonts w:ascii="Times New Roman" w:hAnsi="Times New Roman" w:cs="Times New Roman"/>
+          <w:sz w:val="28"/>
+          <w:szCs w:val="28"/>
+        </w:rPr>
+        <w:t>(</w:t>
+      </w:r>
+      <w:r>
+        <w:rPr>
+          <w:rFonts w:ascii="Times New Roman" w:hAnsi="Times New Roman" w:cs="Times New Roman"/>
+          <w:sz w:val="28"/>
+          <w:szCs w:val="28"/>
+          <w:lang w:val="en-US"/>
+        </w:rPr>
+        <w:t>DOI</w:t>
+      </w:r>
+      <w:r>
+        <w:rPr>
+          <w:rFonts w:ascii="Times New Roman" w:hAnsi="Times New Roman" w:cs="Times New Roman"/>
+          <w:sz w:val="28"/>
+          <w:szCs w:val="28"/>
+        </w:rPr>
+        <w:t>: 10.1016/</w:t>
+      </w:r>
+      <w:r>
+        <w:rPr>
+          <w:rFonts w:ascii="Times New Roman" w:hAnsi="Times New Roman" w:cs="Times New Roman"/>
+          <w:sz w:val="28"/>
+          <w:szCs w:val="28"/>
+          <w:lang w:val="en-US"/>
+        </w:rPr>
+        <w:t>j</w:t>
+      </w:r>
+      <w:r>
+        <w:rPr>
+          <w:rFonts w:ascii="Times New Roman" w:hAnsi="Times New Roman" w:cs="Times New Roman"/>
+          <w:sz w:val="28"/>
+          <w:szCs w:val="28"/>
+        </w:rPr>
+        <w:t>.</w:t>
+      </w:r>
+      <w:r>
+        <w:rPr>
+          <w:rFonts w:ascii="Times New Roman" w:hAnsi="Times New Roman" w:cs="Times New Roman"/>
+          <w:sz w:val="28"/>
+          <w:szCs w:val="28"/>
+          <w:lang w:val="en-US"/>
+        </w:rPr>
+        <w:t>est</w:t>
+      </w:r>
+      <w:r>
+        <w:rPr>
+          <w:rFonts w:ascii="Times New Roman" w:hAnsi="Times New Roman" w:cs="Times New Roman"/>
+          <w:sz w:val="28"/>
+          <w:szCs w:val="28"/>
+        </w:rPr>
+        <w:t>.2021.102998</w:t>
+      </w:r>
+      <w:r>
+        <w:rPr>
+          <w:rFonts w:ascii="Times New Roman" w:hAnsi="Times New Roman" w:cs="Times New Roman"/>
+          <w:sz w:val="28"/>
+          <w:szCs w:val="28"/>
+        </w:rPr>
+        <w:t>)</w:t>
+      </w:r>
+    </w:p>
+    <w:p>
+      <w:pPr>
+        <w:spacing w:line="360" w:lineRule="auto"/>
+        <w:ind w:firstLine="709"/>
+        <w:jc w:val="both"/>
+        <w:rPr>
+          <w:rFonts w:ascii="Times New Roman" w:hAnsi="Times New Roman" w:cs="Times New Roman"/>
+          <w:sz w:val="28"/>
+          <w:szCs w:val="28"/>
+        </w:rPr>
+      </w:pPr>
+      <w:r>
+        <w:rPr>
+          <w:rFonts w:ascii="Times New Roman" w:hAnsi="Times New Roman" w:cs="Times New Roman"/>
+          <w:sz w:val="28"/>
+          <w:szCs w:val="28"/>
+        </w:rPr>
+        <w:t>В прогностической модели это учитывается через токовый множитель</w:t>
+      </w:r>
+    </w:p>
+    <w:p>
+      <w:pPr>
+        <w:spacing w:line="360" w:lineRule="auto"/>
+        <w:ind w:firstLine="709"/>
+        <w:jc w:val="both"/>
+        <w:rPr>
+          <w:rFonts w:ascii="Times New Roman" w:hAnsi="Times New Roman" w:cs="Times New Roman"/>
+          <w:sz w:val="28"/>
+          <w:szCs w:val="28"/>
+          <w:lang w:val="en-US"/>
+        </w:rPr>
+      </w:pPr>
+    </w:p>
+    <w:p>
+      <w:pPr>
+        <w:spacing w:line="360" w:lineRule="auto"/>
+        <w:ind w:firstLine="709"/>
+        <w:jc w:val="both"/>
+        <w:rPr>
+          <w:rFonts w:ascii="Times New Roman" w:hAnsi="Times New Roman" w:cs="Times New Roman"/>
+          <w:sz w:val="28"/>
+          <w:szCs w:val="28"/>
+          <w:lang w:val="en-US"/>
+        </w:rPr>
+      </w:pPr>
+      <w:r>
+        <w:rPr>
+          <w:rFonts w:ascii="Times New Roman" w:hAnsi="Times New Roman" w:cs="Times New Roman"/>
+          <w:position w:val="-14"/>
+          <w:sz w:val="28"/>
+          <w:szCs w:val="28"/>
+          <w:lang w:val="en-US"/>
+        </w:rPr>
+        <w:object w:dxaOrig="2280" w:dyaOrig="400" w14:anchorId="2235883F">
+          <v:shape id="_x0000_i1088" type="#_x0000_t75" style="width:113.9pt;height:19.9pt" o:ole="">
+            <v:imagedata r:id="rId104" o:title=""/>
+          </v:shape>
+          <o:OLEObject Type="Embed" ProgID="Equation.DSMT4" ShapeID="_x0000_i1088" DrawAspect="Content" ObjectID="_1837929255" r:id="rId105"/>
+        </w:object>
+      </w:r>
+      <w:r>
+        <w:rPr>
+          <w:rFonts w:ascii="Times New Roman" w:hAnsi="Times New Roman" w:cs="Times New Roman"/>
+          <w:sz w:val="28"/>
+          <w:szCs w:val="28"/>
+          <w:lang w:val="en-US"/>
+        </w:rPr>
+        <w:t>,</w:t>
+      </w:r>
+    </w:p>
+    <w:p>
+      <w:pPr>
+        <w:spacing w:line="360" w:lineRule="auto"/>
+        <w:ind w:firstLine="709"/>
+        <w:jc w:val="both"/>
+        <w:rPr>
+          <w:rFonts w:ascii="Times New Roman" w:hAnsi="Times New Roman" w:cs="Times New Roman"/>
+          <w:sz w:val="28"/>
+          <w:szCs w:val="28"/>
+          <w:lang w:val="en-US"/>
+        </w:rPr>
+      </w:pPr>
+    </w:p>
+    <w:p>
+      <w:pPr>
+        <w:spacing w:line="360" w:lineRule="auto"/>
+        <w:ind w:firstLine="709"/>
+        <w:jc w:val="both"/>
+        <w:rPr>
+          <w:rFonts w:ascii="Times New Roman" w:hAnsi="Times New Roman" w:cs="Times New Roman"/>
+          <w:sz w:val="28"/>
+          <w:szCs w:val="28"/>
+        </w:rPr>
+      </w:pPr>
+      <w:r>
+        <w:rPr>
+          <w:rFonts w:ascii="Times New Roman" w:hAnsi="Times New Roman" w:cs="Times New Roman"/>
+          <w:sz w:val="28"/>
+          <w:szCs w:val="28"/>
+        </w:rPr>
+        <w:t xml:space="preserve">где </w:t>
+      </w:r>
+      <w:proofErr w:type="spellStart"/>
+      <w:r>
+        <w:rPr>
+          <w:rFonts w:ascii="Times New Roman" w:hAnsi="Times New Roman" w:cs="Times New Roman"/>
+          <w:i/>
+          <w:iCs/>
+          <w:sz w:val="28"/>
+          <w:szCs w:val="28"/>
+          <w:lang w:val="en-US"/>
+        </w:rPr>
+        <w:t>I</w:t>
+      </w:r>
+      <w:r>
+        <w:rPr>
+          <w:rFonts w:ascii="Times New Roman" w:hAnsi="Times New Roman" w:cs="Times New Roman"/>
+          <w:i/>
+          <w:iCs/>
+          <w:sz w:val="28"/>
+          <w:szCs w:val="28"/>
+          <w:vertAlign w:val="subscript"/>
+          <w:lang w:val="en-US"/>
+        </w:rPr>
+        <w:t>rms</w:t>
+      </w:r>
+      <w:proofErr w:type="spellEnd"/>
+      <w:r>
+        <w:rPr>
+          <w:rFonts w:ascii="Times New Roman" w:hAnsi="Times New Roman" w:cs="Times New Roman"/>
+          <w:sz w:val="28"/>
+          <w:szCs w:val="28"/>
+        </w:rPr>
+        <w:t xml:space="preserve"> </w:t>
+      </w:r>
+      <w:r>
+        <w:rPr>
+          <w:rFonts w:ascii="Times New Roman" w:hAnsi="Times New Roman" w:cs="Times New Roman"/>
+          <w:sz w:val="28"/>
+          <w:szCs w:val="28"/>
+        </w:rPr>
+        <w:t>описывает интегральную электротермическую нагрузку, а</w:t>
+      </w:r>
+      <w:r>
+        <w:rPr>
+          <w:rFonts w:ascii="Times New Roman" w:hAnsi="Times New Roman" w:cs="Times New Roman"/>
+          <w:sz w:val="28"/>
+          <w:szCs w:val="28"/>
+        </w:rPr>
+        <w:t xml:space="preserve"> </w:t>
+      </w:r>
+      <w:proofErr w:type="spellStart"/>
+      <w:r>
+        <w:rPr>
+          <w:rFonts w:ascii="Times New Roman" w:hAnsi="Times New Roman" w:cs="Times New Roman"/>
+          <w:i/>
+          <w:iCs/>
+          <w:sz w:val="28"/>
+          <w:szCs w:val="28"/>
+          <w:lang w:val="en-US"/>
+        </w:rPr>
+        <w:t>I</w:t>
+      </w:r>
+      <w:r>
+        <w:rPr>
+          <w:rFonts w:ascii="Times New Roman" w:hAnsi="Times New Roman" w:cs="Times New Roman"/>
+          <w:i/>
+          <w:iCs/>
+          <w:sz w:val="28"/>
+          <w:szCs w:val="28"/>
+          <w:vertAlign w:val="subscript"/>
+          <w:lang w:val="en-US"/>
+        </w:rPr>
+        <w:t>peak</w:t>
+      </w:r>
+      <w:proofErr w:type="spellEnd"/>
+      <w:r>
+        <w:rPr>
+          <w:rFonts w:ascii="Times New Roman" w:hAnsi="Times New Roman" w:cs="Times New Roman"/>
+          <w:sz w:val="28"/>
+          <w:szCs w:val="28"/>
+        </w:rPr>
+        <w:t xml:space="preserve"> – </w:t>
+      </w:r>
+      <w:r>
+        <w:rPr>
+          <w:rFonts w:ascii="Times New Roman" w:hAnsi="Times New Roman" w:cs="Times New Roman"/>
+          <w:sz w:val="28"/>
+          <w:szCs w:val="28"/>
+        </w:rPr>
+        <w:t>кратковременные экстремальные события. В отличие от</w:t>
+      </w:r>
+      <w:r>
+        <w:rPr>
+          <w:rFonts w:ascii="Times New Roman" w:hAnsi="Times New Roman" w:cs="Times New Roman"/>
+          <w:sz w:val="28"/>
+          <w:szCs w:val="28"/>
+        </w:rPr>
+        <w:t xml:space="preserve"> </w:t>
+      </w:r>
+      <w:r>
+        <w:rPr>
+          <w:rFonts w:ascii="Times New Roman" w:hAnsi="Times New Roman" w:cs="Times New Roman"/>
+          <w:sz w:val="28"/>
+          <w:szCs w:val="28"/>
+        </w:rPr>
+        <w:t>лабораторного постоянного тока такая форма более адекватна именно электротранспортной миссии.</w:t>
+      </w:r>
+    </w:p>
+    <w:p>
+      <w:pPr>
+        <w:spacing w:line="360" w:lineRule="auto"/>
+        <w:ind w:firstLine="709"/>
+        <w:jc w:val="both"/>
+        <w:rPr>
+          <w:rFonts w:ascii="Times New Roman" w:hAnsi="Times New Roman" w:cs="Times New Roman"/>
+          <w:sz w:val="28"/>
+          <w:szCs w:val="28"/>
+        </w:rPr>
+      </w:pPr>
+    </w:p>
+    <w:p>
+      <w:pPr>
+        <w:spacing w:line="360" w:lineRule="auto"/>
+        <w:ind w:firstLine="709"/>
+        <w:jc w:val="both"/>
+        <w:rPr>
+          <w:rFonts w:ascii="Times New Roman" w:hAnsi="Times New Roman" w:cs="Times New Roman"/>
+          <w:b/>
+          <w:bCs/>
+          <w:sz w:val="28"/>
+          <w:szCs w:val="28"/>
+        </w:rPr>
+      </w:pPr>
+      <w:r>
+        <w:rPr>
+          <w:rFonts w:ascii="Times New Roman" w:hAnsi="Times New Roman" w:cs="Times New Roman"/>
+          <w:b/>
+          <w:bCs/>
+          <w:sz w:val="28"/>
+          <w:szCs w:val="28"/>
+        </w:rPr>
+        <w:t>4.4.3 Рекуперация как специфический транспортный фактор</w:t>
+      </w:r>
+    </w:p>
+    <w:p>
+      <w:pPr>
+        <w:spacing w:line="360" w:lineRule="auto"/>
+        <w:ind w:firstLine="709"/>
+        <w:jc w:val="both"/>
+        <w:rPr>
+          <w:rFonts w:ascii="Times New Roman" w:hAnsi="Times New Roman" w:cs="Times New Roman"/>
+          <w:sz w:val="28"/>
+          <w:szCs w:val="28"/>
+        </w:rPr>
+      </w:pPr>
+    </w:p>
+    <w:p>
+      <w:pPr>
+        <w:spacing w:line="360" w:lineRule="auto"/>
+        <w:ind w:firstLine="709"/>
+        <w:jc w:val="both"/>
+        <w:rPr>
+          <w:rFonts w:ascii="Times New Roman" w:hAnsi="Times New Roman" w:cs="Times New Roman"/>
+          <w:sz w:val="28"/>
+          <w:szCs w:val="28"/>
+        </w:rPr>
+      </w:pPr>
+      <w:proofErr w:type="spellStart"/>
+      <w:r>
+        <w:rPr>
+          <w:rFonts w:ascii="Times New Roman" w:hAnsi="Times New Roman" w:cs="Times New Roman"/>
+          <w:sz w:val="28"/>
+          <w:szCs w:val="28"/>
+        </w:rPr>
+        <w:t>Рекуперационное</w:t>
+      </w:r>
+      <w:proofErr w:type="spellEnd"/>
+      <w:r>
+        <w:rPr>
+          <w:rFonts w:ascii="Times New Roman" w:hAnsi="Times New Roman" w:cs="Times New Roman"/>
+          <w:sz w:val="28"/>
+          <w:szCs w:val="28"/>
+        </w:rPr>
+        <w:t xml:space="preserve"> торможение является одним из отличительных режимов электротранспорта. С одной стороны, рекуперация повышает</w:t>
+      </w:r>
+      <w:r>
+        <w:rPr>
+          <w:rFonts w:ascii="Times New Roman" w:hAnsi="Times New Roman" w:cs="Times New Roman"/>
+          <w:sz w:val="28"/>
+          <w:szCs w:val="28"/>
+        </w:rPr>
+        <w:t xml:space="preserve"> </w:t>
+      </w:r>
+      <w:r>
+        <w:rPr>
+          <w:rFonts w:ascii="Times New Roman" w:hAnsi="Times New Roman" w:cs="Times New Roman"/>
+          <w:sz w:val="28"/>
+          <w:szCs w:val="28"/>
+        </w:rPr>
+        <w:t>энергетическую эффективность, но с другой — приводит к повторяющимся зарядным импульсам, наложенным на уже изменяющееся</w:t>
+      </w:r>
+      <w:r>
+        <w:rPr>
+          <w:rFonts w:ascii="Times New Roman" w:hAnsi="Times New Roman" w:cs="Times New Roman"/>
+          <w:sz w:val="28"/>
+          <w:szCs w:val="28"/>
+        </w:rPr>
+        <w:t xml:space="preserve"> </w:t>
+      </w:r>
+      <w:r>
+        <w:rPr>
+          <w:rFonts w:ascii="Times New Roman" w:hAnsi="Times New Roman" w:cs="Times New Roman"/>
+          <w:sz w:val="28"/>
+          <w:szCs w:val="28"/>
+        </w:rPr>
+        <w:t xml:space="preserve">тепловое и электрическое состояние батареи. Исследование </w:t>
+      </w:r>
+      <w:proofErr w:type="spellStart"/>
+      <w:r>
+        <w:rPr>
+          <w:rFonts w:ascii="Times New Roman" w:hAnsi="Times New Roman" w:cs="Times New Roman"/>
+          <w:sz w:val="28"/>
+          <w:szCs w:val="28"/>
+          <w:highlight w:val="yellow"/>
+        </w:rPr>
+        <w:t>thermal</w:t>
+      </w:r>
+      <w:proofErr w:type="spellEnd"/>
+      <w:r>
+        <w:rPr>
+          <w:rFonts w:ascii="Times New Roman" w:hAnsi="Times New Roman" w:cs="Times New Roman"/>
+          <w:sz w:val="28"/>
+          <w:szCs w:val="28"/>
+          <w:highlight w:val="yellow"/>
+        </w:rPr>
+        <w:t xml:space="preserve"> </w:t>
+      </w:r>
+      <w:proofErr w:type="spellStart"/>
+      <w:r>
+        <w:rPr>
+          <w:rFonts w:ascii="Times New Roman" w:hAnsi="Times New Roman" w:cs="Times New Roman"/>
+          <w:sz w:val="28"/>
+          <w:szCs w:val="28"/>
+          <w:highlight w:val="yellow"/>
+        </w:rPr>
+        <w:t>effect</w:t>
+      </w:r>
+      <w:proofErr w:type="spellEnd"/>
+      <w:r>
+        <w:rPr>
+          <w:rFonts w:ascii="Times New Roman" w:hAnsi="Times New Roman" w:cs="Times New Roman"/>
+          <w:sz w:val="28"/>
+          <w:szCs w:val="28"/>
+          <w:highlight w:val="yellow"/>
+        </w:rPr>
+        <w:t xml:space="preserve"> </w:t>
+      </w:r>
+      <w:proofErr w:type="spellStart"/>
+      <w:r>
+        <w:rPr>
+          <w:rFonts w:ascii="Times New Roman" w:hAnsi="Times New Roman" w:cs="Times New Roman"/>
+          <w:sz w:val="28"/>
+          <w:szCs w:val="28"/>
+          <w:highlight w:val="yellow"/>
+        </w:rPr>
+        <w:t>of</w:t>
+      </w:r>
+      <w:proofErr w:type="spellEnd"/>
+      <w:r>
+        <w:rPr>
+          <w:rFonts w:ascii="Times New Roman" w:hAnsi="Times New Roman" w:cs="Times New Roman"/>
+          <w:sz w:val="28"/>
+          <w:szCs w:val="28"/>
+          <w:highlight w:val="yellow"/>
+        </w:rPr>
+        <w:t xml:space="preserve"> </w:t>
+      </w:r>
+      <w:proofErr w:type="spellStart"/>
+      <w:r>
+        <w:rPr>
+          <w:rFonts w:ascii="Times New Roman" w:hAnsi="Times New Roman" w:cs="Times New Roman"/>
+          <w:sz w:val="28"/>
+          <w:szCs w:val="28"/>
+          <w:highlight w:val="yellow"/>
+        </w:rPr>
+        <w:t>regenerative</w:t>
+      </w:r>
+      <w:proofErr w:type="spellEnd"/>
+      <w:r>
+        <w:rPr>
+          <w:rFonts w:ascii="Times New Roman" w:hAnsi="Times New Roman" w:cs="Times New Roman"/>
+          <w:sz w:val="28"/>
+          <w:szCs w:val="28"/>
+          <w:highlight w:val="yellow"/>
+        </w:rPr>
+        <w:t xml:space="preserve"> </w:t>
+      </w:r>
+      <w:proofErr w:type="spellStart"/>
+      <w:r>
+        <w:rPr>
+          <w:rFonts w:ascii="Times New Roman" w:hAnsi="Times New Roman" w:cs="Times New Roman"/>
+          <w:sz w:val="28"/>
+          <w:szCs w:val="28"/>
+          <w:highlight w:val="yellow"/>
+        </w:rPr>
+        <w:t>braking</w:t>
+      </w:r>
+      <w:proofErr w:type="spellEnd"/>
+      <w:r>
+        <w:rPr>
+          <w:rFonts w:ascii="Times New Roman" w:hAnsi="Times New Roman" w:cs="Times New Roman"/>
+          <w:sz w:val="28"/>
+          <w:szCs w:val="28"/>
+        </w:rPr>
+        <w:t xml:space="preserve"> показало, что режим рекуперации</w:t>
+      </w:r>
+      <w:r>
+        <w:rPr>
+          <w:rFonts w:ascii="Times New Roman" w:hAnsi="Times New Roman" w:cs="Times New Roman"/>
+          <w:sz w:val="28"/>
+          <w:szCs w:val="28"/>
+        </w:rPr>
+        <w:t xml:space="preserve"> </w:t>
+      </w:r>
+      <w:r>
+        <w:rPr>
+          <w:rFonts w:ascii="Times New Roman" w:hAnsi="Times New Roman" w:cs="Times New Roman"/>
+          <w:sz w:val="28"/>
+          <w:szCs w:val="28"/>
+        </w:rPr>
+        <w:t xml:space="preserve">существенно влияет на температурный отклик батареи, а регулирование </w:t>
+      </w:r>
+      <w:proofErr w:type="spellStart"/>
+      <w:r>
+        <w:rPr>
+          <w:rFonts w:ascii="Times New Roman" w:hAnsi="Times New Roman" w:cs="Times New Roman"/>
+          <w:sz w:val="28"/>
+          <w:szCs w:val="28"/>
+          <w:highlight w:val="yellow"/>
+        </w:rPr>
+        <w:t>regenerative-braking</w:t>
+      </w:r>
+      <w:proofErr w:type="spellEnd"/>
+      <w:r>
+        <w:rPr>
+          <w:rFonts w:ascii="Times New Roman" w:hAnsi="Times New Roman" w:cs="Times New Roman"/>
+          <w:sz w:val="28"/>
+          <w:szCs w:val="28"/>
+          <w:highlight w:val="yellow"/>
+        </w:rPr>
+        <w:t xml:space="preserve"> </w:t>
+      </w:r>
+      <w:proofErr w:type="spellStart"/>
+      <w:r>
+        <w:rPr>
+          <w:rFonts w:ascii="Times New Roman" w:hAnsi="Times New Roman" w:cs="Times New Roman"/>
+          <w:sz w:val="28"/>
+          <w:szCs w:val="28"/>
+          <w:highlight w:val="yellow"/>
+        </w:rPr>
+        <w:t>current</w:t>
+      </w:r>
+      <w:proofErr w:type="spellEnd"/>
+      <w:r>
+        <w:rPr>
+          <w:rFonts w:ascii="Times New Roman" w:hAnsi="Times New Roman" w:cs="Times New Roman"/>
+          <w:sz w:val="28"/>
+          <w:szCs w:val="28"/>
+        </w:rPr>
+        <w:t xml:space="preserve"> позволяет заметно снижать рост</w:t>
+      </w:r>
+      <w:r>
+        <w:rPr>
+          <w:rFonts w:ascii="Times New Roman" w:hAnsi="Times New Roman" w:cs="Times New Roman"/>
+          <w:sz w:val="28"/>
+          <w:szCs w:val="28"/>
+        </w:rPr>
+        <w:t xml:space="preserve"> </w:t>
+      </w:r>
+      <w:r>
+        <w:rPr>
+          <w:rFonts w:ascii="Times New Roman" w:hAnsi="Times New Roman" w:cs="Times New Roman"/>
+          <w:sz w:val="28"/>
+          <w:szCs w:val="28"/>
+        </w:rPr>
+        <w:t>температуры. Из этого следует важный вывод: рекуперация — это не нейтральное «возвратное» событие, а отдельный эксплуатационный</w:t>
+      </w:r>
+      <w:r>
+        <w:rPr>
+          <w:rFonts w:ascii="Times New Roman" w:hAnsi="Times New Roman" w:cs="Times New Roman"/>
+          <w:sz w:val="28"/>
+          <w:szCs w:val="28"/>
+        </w:rPr>
+        <w:t xml:space="preserve"> </w:t>
+      </w:r>
+      <w:r>
+        <w:rPr>
+          <w:rFonts w:ascii="Times New Roman" w:hAnsi="Times New Roman" w:cs="Times New Roman"/>
+          <w:sz w:val="28"/>
+          <w:szCs w:val="28"/>
+        </w:rPr>
+        <w:t>фактор, который должен учитываться в модели ресурса.</w:t>
+      </w:r>
+      <w:r>
+        <w:rPr>
+          <w:rFonts w:ascii="Times New Roman" w:hAnsi="Times New Roman" w:cs="Times New Roman"/>
+          <w:sz w:val="28"/>
+          <w:szCs w:val="28"/>
+        </w:rPr>
+        <w:t xml:space="preserve"> (</w:t>
+      </w:r>
+      <w:r>
+        <w:rPr>
+          <w:rFonts w:ascii="Times New Roman" w:hAnsi="Times New Roman" w:cs="Times New Roman"/>
+          <w:sz w:val="28"/>
+          <w:szCs w:val="28"/>
+        </w:rPr>
+        <w:t>DOI: 10.1016/j.enconman.2015.08.080</w:t>
+      </w:r>
+      <w:r>
+        <w:rPr>
+          <w:rFonts w:ascii="Times New Roman" w:hAnsi="Times New Roman" w:cs="Times New Roman"/>
+          <w:sz w:val="28"/>
+          <w:szCs w:val="28"/>
+        </w:rPr>
+        <w:t>)</w:t>
+      </w:r>
+    </w:p>
+    <w:p>
+      <w:pPr>
+        <w:spacing w:line="360" w:lineRule="auto"/>
+        <w:ind w:firstLine="709"/>
+        <w:jc w:val="both"/>
+        <w:rPr>
+          <w:rFonts w:ascii="Times New Roman" w:hAnsi="Times New Roman" w:cs="Times New Roman"/>
+          <w:sz w:val="28"/>
+          <w:szCs w:val="28"/>
+        </w:rPr>
+      </w:pPr>
+      <w:r>
+        <w:rPr>
+          <w:rFonts w:ascii="Times New Roman" w:hAnsi="Times New Roman" w:cs="Times New Roman"/>
+          <w:sz w:val="28"/>
+          <w:szCs w:val="28"/>
+        </w:rPr>
+        <w:t xml:space="preserve">В диссертации рекуперация включается через параметр интенсивности </w:t>
+      </w:r>
+      <w:proofErr w:type="spellStart"/>
+      <w:r>
+        <w:rPr>
+          <w:rFonts w:ascii="Times New Roman" w:hAnsi="Times New Roman" w:cs="Times New Roman"/>
+          <w:sz w:val="28"/>
+          <w:szCs w:val="28"/>
+        </w:rPr>
+        <w:t>рекуперационных</w:t>
+      </w:r>
+      <w:proofErr w:type="spellEnd"/>
+      <w:r>
+        <w:rPr>
+          <w:rFonts w:ascii="Times New Roman" w:hAnsi="Times New Roman" w:cs="Times New Roman"/>
+          <w:sz w:val="28"/>
+          <w:szCs w:val="28"/>
+        </w:rPr>
+        <w:t xml:space="preserve"> событий</w:t>
+      </w:r>
+      <w:r>
+        <w:rPr>
+          <w:rFonts w:ascii="Times New Roman" w:hAnsi="Times New Roman" w:cs="Times New Roman"/>
+          <w:sz w:val="28"/>
+          <w:szCs w:val="28"/>
+        </w:rPr>
+        <w:t xml:space="preserve"> </w:t>
+      </w:r>
+      <w:proofErr w:type="spellStart"/>
+      <w:r>
+        <w:rPr>
+          <w:rFonts w:ascii="Times New Roman" w:hAnsi="Times New Roman" w:cs="Times New Roman"/>
+          <w:i/>
+          <w:iCs/>
+          <w:sz w:val="28"/>
+          <w:szCs w:val="28"/>
+          <w:lang w:val="en-US"/>
+        </w:rPr>
+        <w:t>v</w:t>
+      </w:r>
+      <w:r>
+        <w:rPr>
+          <w:rFonts w:ascii="Times New Roman" w:hAnsi="Times New Roman" w:cs="Times New Roman"/>
+          <w:i/>
+          <w:iCs/>
+          <w:sz w:val="28"/>
+          <w:szCs w:val="28"/>
+          <w:vertAlign w:val="subscript"/>
+          <w:lang w:val="en-US"/>
+        </w:rPr>
+        <w:t>rec</w:t>
+      </w:r>
+      <w:proofErr w:type="spellEnd"/>
+      <w:r>
+        <w:rPr>
+          <w:rFonts w:ascii="Times New Roman" w:hAnsi="Times New Roman" w:cs="Times New Roman"/>
+          <w:sz w:val="28"/>
+          <w:szCs w:val="28"/>
+        </w:rPr>
+        <w:t xml:space="preserve">, </w:t>
+      </w:r>
+      <w:r>
+        <w:rPr>
+          <w:rFonts w:ascii="Times New Roman" w:hAnsi="Times New Roman" w:cs="Times New Roman"/>
+          <w:sz w:val="28"/>
+          <w:szCs w:val="28"/>
+        </w:rPr>
+        <w:t>а токовый множитель</w:t>
+      </w:r>
+      <w:r>
+        <w:rPr>
+          <w:rFonts w:ascii="Times New Roman" w:hAnsi="Times New Roman" w:cs="Times New Roman"/>
+          <w:sz w:val="28"/>
+          <w:szCs w:val="28"/>
+        </w:rPr>
+        <w:t xml:space="preserve"> </w:t>
+      </w:r>
+      <w:r>
+        <w:rPr>
+          <w:rFonts w:ascii="Times New Roman" w:hAnsi="Times New Roman" w:cs="Times New Roman"/>
+          <w:sz w:val="28"/>
+          <w:szCs w:val="28"/>
+        </w:rPr>
+        <w:t>записывается в расширенной форме:</w:t>
+      </w:r>
+    </w:p>
+    <w:p>
+      <w:pPr>
+        <w:spacing w:line="360" w:lineRule="auto"/>
+        <w:ind w:firstLine="709"/>
+        <w:jc w:val="both"/>
+        <w:rPr>
+          <w:rFonts w:ascii="Times New Roman" w:hAnsi="Times New Roman" w:cs="Times New Roman"/>
+          <w:sz w:val="28"/>
+          <w:szCs w:val="28"/>
+          <w:lang w:val="en-US"/>
+        </w:rPr>
+      </w:pPr>
+    </w:p>
+    <w:p>
+      <w:pPr>
+        <w:spacing w:line="360" w:lineRule="auto"/>
+        <w:ind w:firstLine="709"/>
+        <w:jc w:val="both"/>
+        <w:rPr>
+          <w:rFonts w:ascii="Times New Roman" w:hAnsi="Times New Roman" w:cs="Times New Roman"/>
+          <w:sz w:val="28"/>
+          <w:szCs w:val="28"/>
+          <w:lang w:val="en-US"/>
+        </w:rPr>
+      </w:pPr>
+      <w:r>
+        <w:rPr>
+          <w:rFonts w:ascii="Times New Roman" w:hAnsi="Times New Roman" w:cs="Times New Roman"/>
+          <w:position w:val="-14"/>
+          <w:sz w:val="28"/>
+          <w:szCs w:val="28"/>
+          <w:lang w:val="en-US"/>
+        </w:rPr>
+        <w:object w:dxaOrig="3019" w:dyaOrig="400" w14:anchorId="54A52BEF">
+          <v:shape id="_x0000_i1093" type="#_x0000_t75" style="width:151pt;height:19.9pt" o:ole="">
+            <v:imagedata r:id="rId106" o:title=""/>
+          </v:shape>
+          <o:OLEObject Type="Embed" ProgID="Equation.DSMT4" ShapeID="_x0000_i1093" DrawAspect="Content" ObjectID="_1837929256" r:id="rId107"/>
+        </w:object>
+      </w:r>
+      <w:r>
+        <w:rPr>
+          <w:rFonts w:ascii="Times New Roman" w:hAnsi="Times New Roman" w:cs="Times New Roman"/>
+          <w:sz w:val="28"/>
+          <w:szCs w:val="28"/>
+          <w:lang w:val="en-US"/>
+        </w:rPr>
+        <w:t>.</w:t>
+      </w:r>
+    </w:p>
+    <w:p>
+      <w:pPr>
+        <w:spacing w:line="360" w:lineRule="auto"/>
+        <w:ind w:firstLine="709"/>
+        <w:jc w:val="both"/>
+        <w:rPr>
+          <w:rFonts w:ascii="Times New Roman" w:hAnsi="Times New Roman" w:cs="Times New Roman"/>
+          <w:sz w:val="28"/>
+          <w:szCs w:val="28"/>
+          <w:lang w:val="en-US"/>
+        </w:rPr>
+      </w:pPr>
+    </w:p>
+    <w:p>
+      <w:pPr>
+        <w:spacing w:line="360" w:lineRule="auto"/>
+        <w:ind w:firstLine="709"/>
+        <w:jc w:val="both"/>
+        <w:rPr>
+          <w:rFonts w:ascii="Times New Roman" w:hAnsi="Times New Roman" w:cs="Times New Roman"/>
+          <w:sz w:val="28"/>
+          <w:szCs w:val="28"/>
+        </w:rPr>
+      </w:pPr>
+      <w:r>
+        <w:rPr>
+          <w:rFonts w:ascii="Times New Roman" w:hAnsi="Times New Roman" w:cs="Times New Roman"/>
+          <w:sz w:val="28"/>
+          <w:szCs w:val="28"/>
+        </w:rPr>
+        <w:t xml:space="preserve">Такое описание позволяет отличать спокойный городской режим от режима с частыми торможениями и </w:t>
+      </w:r>
+      <w:proofErr w:type="spellStart"/>
+      <w:r>
+        <w:rPr>
+          <w:rFonts w:ascii="Times New Roman" w:hAnsi="Times New Roman" w:cs="Times New Roman"/>
+          <w:sz w:val="28"/>
+          <w:szCs w:val="28"/>
+        </w:rPr>
+        <w:t>рекуперационными</w:t>
+      </w:r>
+      <w:proofErr w:type="spellEnd"/>
+      <w:r>
+        <w:rPr>
+          <w:rFonts w:ascii="Times New Roman" w:hAnsi="Times New Roman" w:cs="Times New Roman"/>
+          <w:sz w:val="28"/>
+          <w:szCs w:val="28"/>
+        </w:rPr>
+        <w:t xml:space="preserve"> всплесками,</w:t>
+      </w:r>
+      <w:r>
+        <w:rPr>
+          <w:rFonts w:ascii="Times New Roman" w:hAnsi="Times New Roman" w:cs="Times New Roman"/>
+          <w:sz w:val="28"/>
+          <w:szCs w:val="28"/>
+        </w:rPr>
+        <w:t xml:space="preserve"> </w:t>
+      </w:r>
+      <w:r>
+        <w:rPr>
+          <w:rFonts w:ascii="Times New Roman" w:hAnsi="Times New Roman" w:cs="Times New Roman"/>
+          <w:sz w:val="28"/>
+          <w:szCs w:val="28"/>
+        </w:rPr>
+        <w:t>даже если средний суточный пробег остаётся одинаковым.</w:t>
+      </w:r>
+    </w:p>
+    <w:p>
+      <w:pPr>
+        <w:spacing w:line="360" w:lineRule="auto"/>
+        <w:ind w:firstLine="709"/>
+        <w:jc w:val="both"/>
+        <w:rPr>
+          <w:rFonts w:ascii="Times New Roman" w:hAnsi="Times New Roman" w:cs="Times New Roman"/>
+          <w:sz w:val="28"/>
+          <w:szCs w:val="28"/>
+          <w:lang w:val="en-US"/>
+        </w:rPr>
+      </w:pPr>
+      <w:r>
+        <w:rPr>
+          <w:rFonts w:ascii="Times New Roman" w:hAnsi="Times New Roman" w:cs="Times New Roman"/>
+          <w:sz w:val="28"/>
+          <w:szCs w:val="28"/>
+        </w:rPr>
+        <w:t>Для иллюстрации роли режимных особенностей движения в прогностической модели построены расчётно-экспериментальные токовые</w:t>
+      </w:r>
+      <w:r>
+        <w:rPr>
+          <w:rFonts w:ascii="Times New Roman" w:hAnsi="Times New Roman" w:cs="Times New Roman"/>
+          <w:sz w:val="28"/>
+          <w:szCs w:val="28"/>
+        </w:rPr>
+        <w:t xml:space="preserve"> </w:t>
+      </w:r>
+      <w:r>
+        <w:rPr>
+          <w:rFonts w:ascii="Times New Roman" w:hAnsi="Times New Roman" w:cs="Times New Roman"/>
+          <w:sz w:val="28"/>
+          <w:szCs w:val="28"/>
+        </w:rPr>
+        <w:t>профили, характерные для двух различных транспортных сценариев.</w:t>
+      </w:r>
+    </w:p>
+    <w:p>
+      <w:pPr>
+        <w:spacing w:line="360" w:lineRule="auto"/>
+        <w:ind w:firstLine="709"/>
+        <w:jc w:val="both"/>
+        <w:rPr>
+          <w:rFonts w:ascii="Times New Roman" w:hAnsi="Times New Roman" w:cs="Times New Roman"/>
+          <w:sz w:val="28"/>
+          <w:szCs w:val="28"/>
+          <w:lang w:val="en-US"/>
+        </w:rPr>
+      </w:pPr>
+    </w:p>
+    <w:p>
+      <w:pPr>
+        <w:spacing w:line="360" w:lineRule="auto"/>
+        <w:ind w:firstLine="709"/>
+        <w:jc w:val="both"/>
+        <w:rPr>
+          <w:rFonts w:ascii="Times New Roman" w:hAnsi="Times New Roman" w:cs="Times New Roman"/>
+          <w:sz w:val="28"/>
+          <w:szCs w:val="28"/>
+          <w:lang w:val="en-US"/>
+        </w:rPr>
+      </w:pPr>
+      <w:r>
+        <w:rPr>
+          <w:noProof/>
+        </w:rPr>
+        <w:drawing>
+          <wp:inline distT="0" distB="0" distL="0" distR="0" wp14:anchorId="75757BE9" wp14:editId="4DC88B38">
+            <wp:extent cx="6119495" cy="3693160"/>
+            <wp:effectExtent l="0" t="0" r="0" b="2540"/>
+            <wp:docPr id="1858924597" name="Рисунок 2"/>
+            <wp:cNvGraphicFramePr>
+              <a:graphicFrameLocks xmlns:a="http://schemas.openxmlformats.org/drawingml/2006/main" noChangeAspect="1"/>
+            </wp:cNvGraphicFramePr>
+            <a:graphic xmlns:a="http://schemas.openxmlformats.org/drawingml/2006/main">
+              <a:graphicData uri="http://schemas.openxmlformats.org/drawingml/2006/picture">
+                <pic:pic xmlns:pic="http://schemas.openxmlformats.org/drawingml/2006/picture">
+                  <pic:nvPicPr>
+                    <pic:cNvPr id="0" name="Picture 70"/>
+                    <pic:cNvPicPr>
+                      <a:picLocks noChangeAspect="1" noChangeArrowheads="1"/>
+                    </pic:cNvPicPr>
+                  </pic:nvPicPr>
+                  <pic:blipFill>
+                    <a:blip r:embed="rId108" cstate="print">
+                      <a:extLst>
+                        <a:ext uri="{28A0092B-C50C-407E-A947-70E740481C1C}">
+                          <a14:useLocalDpi xmlns:a14="http://schemas.microsoft.com/office/drawing/2010/main" val="0"/>
+                        </a:ext>
+                      </a:extLst>
+                    </a:blip>
+                    <a:srcRect/>
+                    <a:stretch>
+                      <a:fillRect/>
+                    </a:stretch>
+                  </pic:blipFill>
+                  <pic:spPr bwMode="auto">
+                    <a:xfrm>
+                      <a:off x="0" y="0"/>
+                      <a:ext cx="6119495" cy="3693160"/>
+                    </a:xfrm>
+                    <a:prstGeom prst="rect">
+                      <a:avLst/>
+                    </a:prstGeom>
+                    <a:noFill/>
+                    <a:ln>
+                      <a:noFill/>
+                    </a:ln>
+                  </pic:spPr>
+                </pic:pic>
+              </a:graphicData>
+            </a:graphic>
+          </wp:inline>
+        </w:drawing>
+      </w:r>
+    </w:p>
+    <w:p>
+      <w:pPr>
+        <w:spacing w:line="360" w:lineRule="auto"/>
+        <w:ind w:firstLine="709"/>
+        <w:jc w:val="both"/>
+        <w:rPr>
+          <w:rFonts w:ascii="Times New Roman" w:hAnsi="Times New Roman" w:cs="Times New Roman"/>
+          <w:sz w:val="28"/>
+          <w:szCs w:val="28"/>
+        </w:rPr>
+      </w:pPr>
+      <w:r>
+        <w:rPr>
+          <w:rFonts w:ascii="Times New Roman" w:hAnsi="Times New Roman" w:cs="Times New Roman"/>
+          <w:sz w:val="28"/>
+          <w:szCs w:val="28"/>
+        </w:rPr>
+        <w:t>Рисунок 4.9 — Типовые расчётно-экспериментальные профили тока для прогностической модели батареи</w:t>
+      </w:r>
+    </w:p>
+    <w:p>
+      <w:pPr>
+        <w:spacing w:line="360" w:lineRule="auto"/>
+        <w:ind w:firstLine="709"/>
+        <w:jc w:val="both"/>
+        <w:rPr>
+          <w:rFonts w:ascii="Times New Roman" w:hAnsi="Times New Roman" w:cs="Times New Roman"/>
+          <w:sz w:val="28"/>
+          <w:szCs w:val="28"/>
+          <w:lang w:val="en-US"/>
+        </w:rPr>
+      </w:pPr>
+    </w:p>
+    <w:p>
+      <w:pPr>
+        <w:spacing w:line="360" w:lineRule="auto"/>
+        <w:ind w:firstLine="709"/>
+        <w:jc w:val="both"/>
+        <w:rPr>
+          <w:rFonts w:ascii="Times New Roman" w:hAnsi="Times New Roman" w:cs="Times New Roman"/>
+          <w:sz w:val="28"/>
+          <w:szCs w:val="28"/>
+          <w:lang w:val="en-US"/>
+        </w:rPr>
+      </w:pPr>
+      <w:r>
+        <w:rPr>
+          <w:rFonts w:ascii="Times New Roman" w:hAnsi="Times New Roman" w:cs="Times New Roman"/>
+          <w:sz w:val="28"/>
+          <w:szCs w:val="28"/>
+        </w:rPr>
+        <w:t>На рисунке приведены два типовых профиля. Первый соответствует городскому циклу с рекуперацией, где положительные участки тока</w:t>
+      </w:r>
+      <w:r>
+        <w:rPr>
+          <w:rFonts w:ascii="Times New Roman" w:hAnsi="Times New Roman" w:cs="Times New Roman"/>
+          <w:sz w:val="28"/>
+          <w:szCs w:val="28"/>
+        </w:rPr>
+        <w:t xml:space="preserve"> </w:t>
+      </w:r>
+      <w:r>
+        <w:rPr>
+          <w:rFonts w:ascii="Times New Roman" w:hAnsi="Times New Roman" w:cs="Times New Roman"/>
+          <w:sz w:val="28"/>
+          <w:szCs w:val="28"/>
+        </w:rPr>
+        <w:t xml:space="preserve">чередуются </w:t>
       </w:r>
       <w:r>
         <w:rPr>
@@ -19034,7 +20374,25 @@
           <w:szCs w:val="28"/>
         </w:rPr>
         <w:lastRenderedPageBreak/>
-        <w:t>4.4, в котором будет выполнен учёт</w:t>
+        <w:t xml:space="preserve">с отрицательными </w:t>
+      </w:r>
+      <w:proofErr w:type="spellStart"/>
+      <w:r>
+        <w:rPr>
+          <w:rFonts w:ascii="Times New Roman" w:hAnsi="Times New Roman" w:cs="Times New Roman"/>
+          <w:sz w:val="28"/>
+          <w:szCs w:val="28"/>
+        </w:rPr>
+        <w:t>рекуперационными</w:t>
+      </w:r>
+      <w:proofErr w:type="spellEnd"/>
+      <w:r>
+        <w:rPr>
+          <w:rFonts w:ascii="Times New Roman" w:hAnsi="Times New Roman" w:cs="Times New Roman"/>
+          <w:sz w:val="28"/>
+          <w:szCs w:val="28"/>
+        </w:rPr>
+        <w:t xml:space="preserve"> импульсами. Второй соответствует режиму повышенных токовых пиков, где</w:t>
       </w:r>
       <w:r>
         <w:rPr>
@@ -19050,33 +20408,69 @@
           <w:sz w:val="28"/>
           <w:szCs w:val="28"/>
         </w:rPr>
-        <w:t>эксплуатационных факторов: температуры, токовых пиков, рекуперации и частичных циклов.</w:t>
-      </w:r>
-    </w:p>
-    <w:p>
-      <w:pPr>
-        <w:spacing w:line="360" w:lineRule="auto"/>
-        <w:ind w:firstLine="709"/>
-        <w:jc w:val="both"/>
-        <w:rPr>
-          <w:rFonts w:ascii="Times New Roman" w:hAnsi="Times New Roman" w:cs="Times New Roman"/>
-          <w:sz w:val="28"/>
-          <w:szCs w:val="28"/>
-        </w:rPr>
-      </w:pPr>
-    </w:p>
-    <w:p>
-      <w:pPr>
-        <w:spacing w:line="360" w:lineRule="auto"/>
-        <w:ind w:firstLine="709"/>
-        <w:jc w:val="both"/>
-        <w:rPr>
-          <w:rFonts w:ascii="Times New Roman" w:hAnsi="Times New Roman" w:cs="Times New Roman"/>
-          <w:sz w:val="28"/>
-          <w:szCs w:val="28"/>
-          <w:lang w:val="en-US"/>
-        </w:rPr>
-      </w:pPr>
+        <w:t>доминируют резкие положительные всплески тока, характерные для динамичного разгона или тяжёлого маршрута. Такое сопоставление</w:t>
+      </w:r>
+      <w:r>
+        <w:rPr>
+          <w:rFonts w:ascii="Times New Roman" w:hAnsi="Times New Roman" w:cs="Times New Roman"/>
+          <w:sz w:val="28"/>
+          <w:szCs w:val="28"/>
+        </w:rPr>
+        <w:t xml:space="preserve"> </w:t>
+      </w:r>
+      <w:r>
+        <w:rPr>
+          <w:rFonts w:ascii="Times New Roman" w:hAnsi="Times New Roman" w:cs="Times New Roman"/>
+          <w:sz w:val="28"/>
+          <w:szCs w:val="28"/>
+        </w:rPr>
+        <w:t>показывает, что транспортная миссия батареи не сводится к среднему току: именно структура токового профиля определяет накопление</w:t>
+      </w:r>
+      <w:r>
+        <w:rPr>
+          <w:rFonts w:ascii="Times New Roman" w:hAnsi="Times New Roman" w:cs="Times New Roman"/>
+          <w:sz w:val="28"/>
+          <w:szCs w:val="28"/>
+        </w:rPr>
+        <w:t xml:space="preserve"> </w:t>
+      </w:r>
+      <w:r>
+        <w:rPr>
+          <w:rFonts w:ascii="Times New Roman" w:hAnsi="Times New Roman" w:cs="Times New Roman"/>
+          <w:sz w:val="28"/>
+          <w:szCs w:val="28"/>
+        </w:rPr>
+        <w:t>деградации.</w:t>
+      </w:r>
+    </w:p>
+    <w:p>
+      <w:pPr>
+        <w:spacing w:line="360" w:lineRule="auto"/>
+        <w:ind w:firstLine="709"/>
+        <w:jc w:val="both"/>
+        <w:rPr>
+          <w:rFonts w:ascii="Times New Roman" w:hAnsi="Times New Roman" w:cs="Times New Roman"/>
+          <w:sz w:val="28"/>
+          <w:szCs w:val="28"/>
+          <w:lang w:val="en-US"/>
+        </w:rPr>
+      </w:pPr>
+      <w:r>
+        <w:rPr>
+          <w:rFonts w:ascii="Times New Roman" w:hAnsi="Times New Roman" w:cs="Times New Roman"/>
+          <w:sz w:val="28"/>
+          <w:szCs w:val="28"/>
+        </w:rPr>
+        <w:t>Научная ценность рисунка состоит в том, что он переводит абстрактные множители</w:t>
+      </w:r>
+      <w:r>
+        <w:rPr>
+          <w:rFonts w:ascii="Times New Roman" w:hAnsi="Times New Roman" w:cs="Times New Roman"/>
+          <w:sz w:val="28"/>
+          <w:szCs w:val="28"/>
+        </w:rPr>
+        <w:t xml:space="preserve"> </w:t>
+      </w:r>
       <w:proofErr w:type="spellStart"/>
       <w:r>
         <w:rPr>
@@ -19087,6 +20481,1920 @@
           <w:szCs w:val="28"/>
           <w:lang w:val="en-US"/>
         </w:rPr>
+        <w:t>I</w:t>
+      </w:r>
+      <w:r>
+        <w:rPr>
+          <w:rFonts w:ascii="Times New Roman" w:hAnsi="Times New Roman" w:cs="Times New Roman"/>
+          <w:i/>
+          <w:iCs/>
+          <w:sz w:val="28"/>
+          <w:szCs w:val="28"/>
+          <w:vertAlign w:val="subscript"/>
+          <w:lang w:val="en-US"/>
+        </w:rPr>
+        <w:t>rms</w:t>
+      </w:r>
+      <w:proofErr w:type="spellEnd"/>
+      <w:r>
+        <w:rPr>
+          <w:rFonts w:ascii="Times New Roman" w:hAnsi="Times New Roman" w:cs="Times New Roman"/>
+          <w:sz w:val="28"/>
+          <w:szCs w:val="28"/>
+        </w:rPr>
+        <w:t xml:space="preserve">, </w:t>
+      </w:r>
+      <w:proofErr w:type="spellStart"/>
+      <w:r>
+        <w:rPr>
+          <w:rFonts w:ascii="Times New Roman" w:hAnsi="Times New Roman" w:cs="Times New Roman"/>
+          <w:i/>
+          <w:iCs/>
+          <w:sz w:val="28"/>
+          <w:szCs w:val="28"/>
+          <w:lang w:val="en-US"/>
+        </w:rPr>
+        <w:t>I</w:t>
+      </w:r>
+      <w:r>
+        <w:rPr>
+          <w:rFonts w:ascii="Times New Roman" w:hAnsi="Times New Roman" w:cs="Times New Roman"/>
+          <w:i/>
+          <w:iCs/>
+          <w:sz w:val="28"/>
+          <w:szCs w:val="28"/>
+          <w:vertAlign w:val="subscript"/>
+          <w:lang w:val="en-US"/>
+        </w:rPr>
+        <w:t>peak</w:t>
+      </w:r>
+      <w:proofErr w:type="spellEnd"/>
+      <w:r>
+        <w:rPr>
+          <w:rFonts w:ascii="Times New Roman" w:hAnsi="Times New Roman" w:cs="Times New Roman"/>
+          <w:sz w:val="28"/>
+          <w:szCs w:val="28"/>
+        </w:rPr>
+        <w:t xml:space="preserve">, </w:t>
+      </w:r>
+      <w:proofErr w:type="spellStart"/>
+      <w:r>
+        <w:rPr>
+          <w:rFonts w:ascii="Times New Roman" w:hAnsi="Times New Roman" w:cs="Times New Roman"/>
+          <w:i/>
+          <w:iCs/>
+          <w:sz w:val="28"/>
+          <w:szCs w:val="28"/>
+          <w:lang w:val="en-US"/>
+        </w:rPr>
+        <w:t>v</w:t>
+      </w:r>
+      <w:r>
+        <w:rPr>
+          <w:rFonts w:ascii="Times New Roman" w:hAnsi="Times New Roman" w:cs="Times New Roman"/>
+          <w:i/>
+          <w:iCs/>
+          <w:sz w:val="28"/>
+          <w:szCs w:val="28"/>
+          <w:vertAlign w:val="subscript"/>
+          <w:lang w:val="en-US"/>
+        </w:rPr>
+        <w:t>rec</w:t>
+      </w:r>
+      <w:proofErr w:type="spellEnd"/>
+      <w:r>
+        <w:rPr>
+          <w:rFonts w:ascii="Times New Roman" w:hAnsi="Times New Roman" w:cs="Times New Roman"/>
+          <w:sz w:val="28"/>
+          <w:szCs w:val="28"/>
+        </w:rPr>
+        <w:t xml:space="preserve"> </w:t>
+      </w:r>
+      <w:r>
+        <w:rPr>
+          <w:rFonts w:ascii="Times New Roman" w:hAnsi="Times New Roman" w:cs="Times New Roman"/>
+          <w:sz w:val="28"/>
+          <w:szCs w:val="28"/>
+        </w:rPr>
+        <w:t>в наглядные режимы эксплуатации</w:t>
+      </w:r>
+      <w:r>
+        <w:rPr>
+          <w:rFonts w:ascii="Times New Roman" w:hAnsi="Times New Roman" w:cs="Times New Roman"/>
+          <w:sz w:val="28"/>
+          <w:szCs w:val="28"/>
+        </w:rPr>
+        <w:t xml:space="preserve"> </w:t>
+      </w:r>
+      <w:r>
+        <w:rPr>
+          <w:rFonts w:ascii="Times New Roman" w:hAnsi="Times New Roman" w:cs="Times New Roman"/>
+          <w:sz w:val="28"/>
+          <w:szCs w:val="28"/>
+        </w:rPr>
+        <w:t>транспортного средства. Практическая значимость заключается в возможности строить режимно-зависимые профили старения для</w:t>
+      </w:r>
+      <w:r>
+        <w:rPr>
+          <w:rFonts w:ascii="Times New Roman" w:hAnsi="Times New Roman" w:cs="Times New Roman"/>
+          <w:sz w:val="28"/>
+          <w:szCs w:val="28"/>
+        </w:rPr>
+        <w:t xml:space="preserve"> </w:t>
+      </w:r>
+      <w:r>
+        <w:rPr>
+          <w:rFonts w:ascii="Times New Roman" w:hAnsi="Times New Roman" w:cs="Times New Roman"/>
+          <w:sz w:val="28"/>
+          <w:szCs w:val="28"/>
+        </w:rPr>
+        <w:t>разных маршрутов и типов движения.</w:t>
+      </w:r>
+    </w:p>
+    <w:p>
+      <w:pPr>
+        <w:spacing w:line="360" w:lineRule="auto"/>
+        <w:ind w:firstLine="709"/>
+        <w:jc w:val="both"/>
+        <w:rPr>
+          <w:rFonts w:ascii="Times New Roman" w:hAnsi="Times New Roman" w:cs="Times New Roman"/>
+          <w:sz w:val="28"/>
+          <w:szCs w:val="28"/>
+          <w:lang w:val="en-US"/>
+        </w:rPr>
+      </w:pPr>
+    </w:p>
+    <w:p>
+      <w:pPr>
+        <w:spacing w:line="360" w:lineRule="auto"/>
+        <w:ind w:firstLine="709"/>
+        <w:jc w:val="both"/>
+        <w:rPr>
+          <w:rFonts w:ascii="Times New Roman" w:hAnsi="Times New Roman" w:cs="Times New Roman"/>
+          <w:b/>
+          <w:bCs/>
+          <w:sz w:val="28"/>
+          <w:szCs w:val="28"/>
+        </w:rPr>
+      </w:pPr>
+      <w:r>
+        <w:rPr>
+          <w:rFonts w:ascii="Times New Roman" w:hAnsi="Times New Roman" w:cs="Times New Roman"/>
+          <w:b/>
+          <w:bCs/>
+          <w:sz w:val="28"/>
+          <w:szCs w:val="28"/>
+        </w:rPr>
+        <w:t>4.4.4 Частичные циклы и глубина циклирования</w:t>
+      </w:r>
+    </w:p>
+    <w:p>
+      <w:pPr>
+        <w:spacing w:line="360" w:lineRule="auto"/>
+        <w:ind w:firstLine="709"/>
+        <w:jc w:val="both"/>
+        <w:rPr>
+          <w:rFonts w:ascii="Times New Roman" w:hAnsi="Times New Roman" w:cs="Times New Roman"/>
+          <w:sz w:val="28"/>
+          <w:szCs w:val="28"/>
+          <w:lang w:val="en-US"/>
+        </w:rPr>
+      </w:pPr>
+    </w:p>
+    <w:p>
+      <w:pPr>
+        <w:spacing w:line="360" w:lineRule="auto"/>
+        <w:ind w:firstLine="709"/>
+        <w:jc w:val="both"/>
+        <w:rPr>
+          <w:rFonts w:ascii="Times New Roman" w:hAnsi="Times New Roman" w:cs="Times New Roman"/>
+          <w:sz w:val="28"/>
+          <w:szCs w:val="28"/>
+        </w:rPr>
+      </w:pPr>
+      <w:r>
+        <w:rPr>
+          <w:rFonts w:ascii="Times New Roman" w:hAnsi="Times New Roman" w:cs="Times New Roman"/>
+          <w:sz w:val="28"/>
+          <w:szCs w:val="28"/>
+        </w:rPr>
+        <w:t>В реальной транспортной эксплуатации батарея редко работает в режиме идеализированных полных циклов. Гораздо чаще имеют место</w:t>
+      </w:r>
+      <w:r>
+        <w:rPr>
+          <w:rFonts w:ascii="Times New Roman" w:hAnsi="Times New Roman" w:cs="Times New Roman"/>
+          <w:sz w:val="28"/>
+          <w:szCs w:val="28"/>
+        </w:rPr>
+        <w:t xml:space="preserve"> </w:t>
+      </w:r>
+      <w:r>
+        <w:rPr>
+          <w:rFonts w:ascii="Times New Roman" w:hAnsi="Times New Roman" w:cs="Times New Roman"/>
+          <w:sz w:val="28"/>
+          <w:szCs w:val="28"/>
+        </w:rPr>
+        <w:t xml:space="preserve">частичные циклы различной глубины, повторяющиеся на фоне нестационарной нагрузки. Обзоры по </w:t>
+      </w:r>
+      <w:r>
+        <w:rPr>
+          <w:rFonts w:ascii="Times New Roman" w:hAnsi="Times New Roman" w:cs="Times New Roman"/>
+          <w:sz w:val="28"/>
+          <w:szCs w:val="28"/>
+          <w:highlight w:val="yellow"/>
+          <w:lang w:val="en-US"/>
+        </w:rPr>
+        <w:t>aging</w:t>
+      </w:r>
+      <w:r>
+        <w:rPr>
+          <w:rFonts w:ascii="Times New Roman" w:hAnsi="Times New Roman" w:cs="Times New Roman"/>
+          <w:sz w:val="28"/>
+          <w:szCs w:val="28"/>
+          <w:highlight w:val="yellow"/>
+        </w:rPr>
+        <w:t xml:space="preserve"> </w:t>
+      </w:r>
+      <w:r>
+        <w:rPr>
+          <w:rFonts w:ascii="Times New Roman" w:hAnsi="Times New Roman" w:cs="Times New Roman"/>
+          <w:sz w:val="28"/>
+          <w:szCs w:val="28"/>
+          <w:highlight w:val="yellow"/>
+          <w:lang w:val="en-US"/>
+        </w:rPr>
+        <w:t>models</w:t>
+      </w:r>
+      <w:r>
+        <w:rPr>
+          <w:rFonts w:ascii="Times New Roman" w:hAnsi="Times New Roman" w:cs="Times New Roman"/>
+          <w:sz w:val="28"/>
+          <w:szCs w:val="28"/>
+          <w:highlight w:val="yellow"/>
+        </w:rPr>
+        <w:t xml:space="preserve"> </w:t>
+      </w:r>
+      <w:r>
+        <w:rPr>
+          <w:rFonts w:ascii="Times New Roman" w:hAnsi="Times New Roman" w:cs="Times New Roman"/>
+          <w:sz w:val="28"/>
+          <w:szCs w:val="28"/>
+          <w:highlight w:val="yellow"/>
+          <w:lang w:val="en-US"/>
+        </w:rPr>
+        <w:t>for</w:t>
+      </w:r>
+      <w:r>
+        <w:rPr>
+          <w:rFonts w:ascii="Times New Roman" w:hAnsi="Times New Roman" w:cs="Times New Roman"/>
+          <w:sz w:val="28"/>
+          <w:szCs w:val="28"/>
+          <w:highlight w:val="yellow"/>
+        </w:rPr>
+        <w:t xml:space="preserve"> </w:t>
+      </w:r>
+      <w:r>
+        <w:rPr>
+          <w:rFonts w:ascii="Times New Roman" w:hAnsi="Times New Roman" w:cs="Times New Roman"/>
+          <w:sz w:val="28"/>
+          <w:szCs w:val="28"/>
+          <w:highlight w:val="yellow"/>
+          <w:lang w:val="en-US"/>
+        </w:rPr>
+        <w:t>EVs</w:t>
+      </w:r>
+      <w:r>
+        <w:rPr>
+          <w:rFonts w:ascii="Times New Roman" w:hAnsi="Times New Roman" w:cs="Times New Roman"/>
+          <w:sz w:val="28"/>
+          <w:szCs w:val="28"/>
+        </w:rPr>
+        <w:t xml:space="preserve"> подчёркивают,</w:t>
+      </w:r>
+      <w:r>
+        <w:rPr>
+          <w:rFonts w:ascii="Times New Roman" w:hAnsi="Times New Roman" w:cs="Times New Roman"/>
+          <w:sz w:val="28"/>
+          <w:szCs w:val="28"/>
+        </w:rPr>
+        <w:t xml:space="preserve"> </w:t>
+      </w:r>
+      <w:r>
+        <w:rPr>
+          <w:rFonts w:ascii="Times New Roman" w:hAnsi="Times New Roman" w:cs="Times New Roman"/>
+          <w:sz w:val="28"/>
+          <w:szCs w:val="28"/>
+        </w:rPr>
+        <w:t>что диапазон</w:t>
+      </w:r>
+      <w:r>
+        <w:rPr>
+          <w:rFonts w:ascii="Times New Roman" w:hAnsi="Times New Roman" w:cs="Times New Roman"/>
+          <w:sz w:val="28"/>
+          <w:szCs w:val="28"/>
+        </w:rPr>
+        <w:t xml:space="preserve"> </w:t>
+      </w:r>
+      <w:r>
+        <w:rPr>
+          <w:rFonts w:ascii="Times New Roman" w:hAnsi="Times New Roman" w:cs="Times New Roman"/>
+          <w:i/>
+          <w:iCs/>
+          <w:sz w:val="28"/>
+          <w:szCs w:val="28"/>
+          <w:lang w:val="en-US"/>
+        </w:rPr>
+        <w:t>SOC</w:t>
+      </w:r>
+      <w:r>
+        <w:rPr>
+          <w:rFonts w:ascii="Times New Roman" w:hAnsi="Times New Roman" w:cs="Times New Roman"/>
+          <w:sz w:val="28"/>
+          <w:szCs w:val="28"/>
+        </w:rPr>
+        <w:t xml:space="preserve">, </w:t>
+      </w:r>
+      <w:proofErr w:type="spellStart"/>
+      <w:r>
+        <w:rPr>
+          <w:rFonts w:ascii="Times New Roman" w:hAnsi="Times New Roman" w:cs="Times New Roman"/>
+          <w:sz w:val="28"/>
+          <w:szCs w:val="28"/>
+          <w:highlight w:val="yellow"/>
+        </w:rPr>
+        <w:t>depth</w:t>
+      </w:r>
+      <w:proofErr w:type="spellEnd"/>
+      <w:r>
+        <w:rPr>
+          <w:rFonts w:ascii="Times New Roman" w:hAnsi="Times New Roman" w:cs="Times New Roman"/>
+          <w:sz w:val="28"/>
+          <w:szCs w:val="28"/>
+          <w:highlight w:val="yellow"/>
+        </w:rPr>
+        <w:t xml:space="preserve"> </w:t>
+      </w:r>
+      <w:proofErr w:type="spellStart"/>
+      <w:r>
+        <w:rPr>
+          <w:rFonts w:ascii="Times New Roman" w:hAnsi="Times New Roman" w:cs="Times New Roman"/>
+          <w:sz w:val="28"/>
+          <w:szCs w:val="28"/>
+          <w:highlight w:val="yellow"/>
+        </w:rPr>
+        <w:t>of</w:t>
+      </w:r>
+      <w:proofErr w:type="spellEnd"/>
+      <w:r>
+        <w:rPr>
+          <w:rFonts w:ascii="Times New Roman" w:hAnsi="Times New Roman" w:cs="Times New Roman"/>
+          <w:sz w:val="28"/>
+          <w:szCs w:val="28"/>
+          <w:highlight w:val="yellow"/>
+        </w:rPr>
+        <w:t xml:space="preserve"> </w:t>
+      </w:r>
+      <w:proofErr w:type="spellStart"/>
+      <w:r>
+        <w:rPr>
+          <w:rFonts w:ascii="Times New Roman" w:hAnsi="Times New Roman" w:cs="Times New Roman"/>
+          <w:sz w:val="28"/>
+          <w:szCs w:val="28"/>
+          <w:highlight w:val="yellow"/>
+        </w:rPr>
+        <w:t>cycle</w:t>
+      </w:r>
+      <w:proofErr w:type="spellEnd"/>
+      <w:r>
+        <w:rPr>
+          <w:rFonts w:ascii="Times New Roman" w:hAnsi="Times New Roman" w:cs="Times New Roman"/>
+          <w:sz w:val="28"/>
+          <w:szCs w:val="28"/>
+        </w:rPr>
+        <w:t xml:space="preserve"> и способ зарядки заметно влияют на темп старения. Кроме того, исследования частичной быстрой</w:t>
+      </w:r>
+      <w:r>
+        <w:rPr>
+          <w:rFonts w:ascii="Times New Roman" w:hAnsi="Times New Roman" w:cs="Times New Roman"/>
+          <w:sz w:val="28"/>
+          <w:szCs w:val="28"/>
+        </w:rPr>
+        <w:t xml:space="preserve"> </w:t>
+      </w:r>
+      <w:r>
+        <w:rPr>
+          <w:rFonts w:ascii="Times New Roman" w:hAnsi="Times New Roman" w:cs="Times New Roman"/>
+          <w:sz w:val="28"/>
+          <w:szCs w:val="28"/>
+        </w:rPr>
+        <w:t xml:space="preserve">зарядки показывают, что даже </w:t>
+      </w:r>
+      <w:proofErr w:type="spellStart"/>
+      <w:r>
+        <w:rPr>
+          <w:rFonts w:ascii="Times New Roman" w:hAnsi="Times New Roman" w:cs="Times New Roman"/>
+          <w:sz w:val="28"/>
+          <w:szCs w:val="28"/>
+          <w:highlight w:val="yellow"/>
+        </w:rPr>
+        <w:t>partial-state</w:t>
+      </w:r>
+      <w:proofErr w:type="spellEnd"/>
+      <w:r>
+        <w:rPr>
+          <w:rFonts w:ascii="Times New Roman" w:hAnsi="Times New Roman" w:cs="Times New Roman"/>
+          <w:sz w:val="28"/>
+          <w:szCs w:val="28"/>
+          <w:highlight w:val="yellow"/>
+        </w:rPr>
+        <w:t xml:space="preserve"> </w:t>
+      </w:r>
+      <w:proofErr w:type="spellStart"/>
+      <w:r>
+        <w:rPr>
+          <w:rFonts w:ascii="Times New Roman" w:hAnsi="Times New Roman" w:cs="Times New Roman"/>
+          <w:sz w:val="28"/>
+          <w:szCs w:val="28"/>
+          <w:highlight w:val="yellow"/>
+        </w:rPr>
+        <w:t>protocols</w:t>
+      </w:r>
+      <w:proofErr w:type="spellEnd"/>
+      <w:r>
+        <w:rPr>
+          <w:rFonts w:ascii="Times New Roman" w:hAnsi="Times New Roman" w:cs="Times New Roman"/>
+          <w:sz w:val="28"/>
+          <w:szCs w:val="28"/>
+        </w:rPr>
+        <w:t xml:space="preserve"> могут существенно изменять жизненный цикл батареи по сравнению со</w:t>
+      </w:r>
+      <w:r>
+        <w:rPr>
+          <w:rFonts w:ascii="Times New Roman" w:hAnsi="Times New Roman" w:cs="Times New Roman"/>
+          <w:sz w:val="28"/>
+          <w:szCs w:val="28"/>
+        </w:rPr>
+        <w:t xml:space="preserve"> </w:t>
+      </w:r>
+      <w:r>
+        <w:rPr>
+          <w:rFonts w:ascii="Times New Roman" w:hAnsi="Times New Roman" w:cs="Times New Roman"/>
+          <w:sz w:val="28"/>
+          <w:szCs w:val="28"/>
+        </w:rPr>
+        <w:t>стандартными режимами, то есть неполнота цикла сама по себе не гарантирует меньшую деградацию — важен конкретный режим тока и</w:t>
+      </w:r>
+      <w:r>
+        <w:rPr>
+          <w:rFonts w:ascii="Times New Roman" w:hAnsi="Times New Roman" w:cs="Times New Roman"/>
+          <w:sz w:val="28"/>
+          <w:szCs w:val="28"/>
+        </w:rPr>
+        <w:t xml:space="preserve"> </w:t>
+      </w:r>
+      <w:r>
+        <w:rPr>
+          <w:rFonts w:ascii="Times New Roman" w:hAnsi="Times New Roman" w:cs="Times New Roman"/>
+          <w:sz w:val="28"/>
+          <w:szCs w:val="28"/>
+        </w:rPr>
+        <w:t>верхние/нижние границы</w:t>
+      </w:r>
+      <w:r>
+        <w:rPr>
+          <w:rFonts w:ascii="Times New Roman" w:hAnsi="Times New Roman" w:cs="Times New Roman"/>
+          <w:sz w:val="28"/>
+          <w:szCs w:val="28"/>
+        </w:rPr>
+        <w:t xml:space="preserve"> </w:t>
+      </w:r>
+      <w:r>
+        <w:rPr>
+          <w:rFonts w:ascii="Times New Roman" w:hAnsi="Times New Roman" w:cs="Times New Roman"/>
+          <w:i/>
+          <w:iCs/>
+          <w:sz w:val="28"/>
+          <w:szCs w:val="28"/>
+          <w:lang w:val="en-US"/>
+        </w:rPr>
+        <w:t>SOC</w:t>
+      </w:r>
+      <w:r>
+        <w:rPr>
+          <w:rFonts w:ascii="Times New Roman" w:hAnsi="Times New Roman" w:cs="Times New Roman"/>
+          <w:sz w:val="28"/>
+          <w:szCs w:val="28"/>
+        </w:rPr>
+        <w:t>. (</w:t>
+      </w:r>
+      <w:r>
+        <w:rPr>
+          <w:rFonts w:ascii="Times New Roman" w:hAnsi="Times New Roman" w:cs="Times New Roman"/>
+          <w:sz w:val="28"/>
+          <w:szCs w:val="28"/>
+        </w:rPr>
+        <w:t>DOI: 10.3390/batteries10110374</w:t>
+      </w:r>
+      <w:r>
+        <w:rPr>
+          <w:rFonts w:ascii="Times New Roman" w:hAnsi="Times New Roman" w:cs="Times New Roman"/>
+          <w:sz w:val="28"/>
+          <w:szCs w:val="28"/>
+        </w:rPr>
+        <w:t>) (</w:t>
+      </w:r>
+      <w:r>
+        <w:rPr>
+          <w:rFonts w:ascii="Times New Roman" w:hAnsi="Times New Roman" w:cs="Times New Roman"/>
+          <w:sz w:val="28"/>
+          <w:szCs w:val="28"/>
+        </w:rPr>
+        <w:t>DOI: 10.1016/j.est.2017.10.013</w:t>
+      </w:r>
+      <w:r>
+        <w:rPr>
+          <w:rFonts w:ascii="Times New Roman" w:hAnsi="Times New Roman" w:cs="Times New Roman"/>
+          <w:sz w:val="28"/>
+          <w:szCs w:val="28"/>
+        </w:rPr>
+        <w:t>)</w:t>
+      </w:r>
+    </w:p>
+    <w:p>
+      <w:pPr>
+        <w:spacing w:line="360" w:lineRule="auto"/>
+        <w:ind w:firstLine="709"/>
+        <w:jc w:val="both"/>
+        <w:rPr>
+          <w:rFonts w:ascii="Times New Roman" w:hAnsi="Times New Roman" w:cs="Times New Roman"/>
+          <w:sz w:val="28"/>
+          <w:szCs w:val="28"/>
+        </w:rPr>
+      </w:pPr>
+      <w:r>
+        <w:rPr>
+          <w:rFonts w:ascii="Times New Roman" w:hAnsi="Times New Roman" w:cs="Times New Roman"/>
+          <w:sz w:val="28"/>
+          <w:szCs w:val="28"/>
+        </w:rPr>
+        <w:t>Поэтому в диссертации глубина цикла входит в модель через параметр</w:t>
+      </w:r>
+      <w:r>
+        <w:rPr>
+          <w:rFonts w:ascii="Times New Roman" w:hAnsi="Times New Roman" w:cs="Times New Roman"/>
+          <w:sz w:val="28"/>
+          <w:szCs w:val="28"/>
+        </w:rPr>
+        <w:t xml:space="preserve"> </w:t>
+      </w:r>
+      <w:r>
+        <w:rPr>
+          <w:rFonts w:ascii="Times New Roman" w:hAnsi="Times New Roman" w:cs="Times New Roman"/>
+          <w:sz w:val="28"/>
+          <w:szCs w:val="28"/>
+          <w:lang w:val="en-US"/>
+        </w:rPr>
+        <w:t>Δ</w:t>
+      </w:r>
+      <w:r>
+        <w:rPr>
+          <w:rFonts w:ascii="Times New Roman" w:hAnsi="Times New Roman" w:cs="Times New Roman"/>
+          <w:i/>
+          <w:iCs/>
+          <w:sz w:val="28"/>
+          <w:szCs w:val="28"/>
+          <w:lang w:val="en-US"/>
+        </w:rPr>
+        <w:t>SOC</w:t>
+      </w:r>
+      <w:r>
+        <w:rPr>
+          <w:rFonts w:ascii="Times New Roman" w:hAnsi="Times New Roman" w:cs="Times New Roman"/>
+          <w:sz w:val="28"/>
+          <w:szCs w:val="28"/>
+        </w:rPr>
+        <w:t>:</w:t>
+      </w:r>
+    </w:p>
+    <w:p>
+      <w:pPr>
+        <w:spacing w:line="360" w:lineRule="auto"/>
+        <w:ind w:firstLine="709"/>
+        <w:jc w:val="both"/>
+        <w:rPr>
+          <w:rFonts w:ascii="Times New Roman" w:hAnsi="Times New Roman" w:cs="Times New Roman"/>
+          <w:sz w:val="28"/>
+          <w:szCs w:val="28"/>
+          <w:lang w:val="en-US"/>
+        </w:rPr>
+      </w:pPr>
+    </w:p>
+    <w:p>
+      <w:pPr>
+        <w:spacing w:line="360" w:lineRule="auto"/>
+        <w:ind w:firstLine="709"/>
+        <w:jc w:val="both"/>
+        <w:rPr>
+          <w:rFonts w:ascii="Times New Roman" w:hAnsi="Times New Roman" w:cs="Times New Roman"/>
+          <w:sz w:val="28"/>
+          <w:szCs w:val="28"/>
+          <w:lang w:val="en-US"/>
+        </w:rPr>
+      </w:pPr>
+      <w:r>
+        <w:rPr>
+          <w:rFonts w:ascii="Times New Roman" w:hAnsi="Times New Roman" w:cs="Times New Roman"/>
+          <w:position w:val="-14"/>
+          <w:sz w:val="28"/>
+          <w:szCs w:val="28"/>
+          <w:lang w:val="en-US"/>
+        </w:rPr>
+        <w:object w:dxaOrig="4880" w:dyaOrig="400" w14:anchorId="66727612">
+          <v:shape id="_x0000_i1098" type="#_x0000_t75" style="width:243.95pt;height:19.9pt" o:ole="">
+            <v:imagedata r:id="rId109" o:title=""/>
+          </v:shape>
+          <o:OLEObject Type="Embed" ProgID="Equation.DSMT4" ShapeID="_x0000_i1098" DrawAspect="Content" ObjectID="_1837929257" r:id="rId110"/>
+        </w:object>
+      </w:r>
+      <w:r>
+        <w:rPr>
+          <w:rFonts w:ascii="Times New Roman" w:hAnsi="Times New Roman" w:cs="Times New Roman"/>
+          <w:sz w:val="28"/>
+          <w:szCs w:val="28"/>
+          <w:lang w:val="en-US"/>
+        </w:rPr>
+        <w:t>,</w:t>
+      </w:r>
+    </w:p>
+    <w:p>
+      <w:pPr>
+        <w:spacing w:line="360" w:lineRule="auto"/>
+        <w:ind w:firstLine="709"/>
+        <w:jc w:val="both"/>
+        <w:rPr>
+          <w:rFonts w:ascii="Times New Roman" w:hAnsi="Times New Roman" w:cs="Times New Roman"/>
+          <w:sz w:val="28"/>
+          <w:szCs w:val="28"/>
+          <w:lang w:val="en-US"/>
+        </w:rPr>
+      </w:pPr>
+    </w:p>
+    <w:p>
+      <w:pPr>
+        <w:spacing w:line="360" w:lineRule="auto"/>
+        <w:ind w:firstLine="709"/>
+        <w:jc w:val="both"/>
+        <w:rPr>
+          <w:rFonts w:ascii="Times New Roman" w:hAnsi="Times New Roman" w:cs="Times New Roman"/>
+          <w:sz w:val="28"/>
+          <w:szCs w:val="28"/>
+          <w:lang w:val="en-US"/>
+        </w:rPr>
+      </w:pPr>
+      <w:r>
+        <w:rPr>
+          <w:rFonts w:ascii="Times New Roman" w:hAnsi="Times New Roman" w:cs="Times New Roman"/>
+          <w:sz w:val="28"/>
+          <w:szCs w:val="28"/>
+        </w:rPr>
+        <w:t>где</w:t>
+      </w:r>
+      <w:r>
+        <w:rPr>
+          <w:rFonts w:ascii="Times New Roman" w:hAnsi="Times New Roman" w:cs="Times New Roman"/>
+          <w:sz w:val="28"/>
+          <w:szCs w:val="28"/>
+        </w:rPr>
+        <w:t xml:space="preserve"> </w:t>
+      </w:r>
+      <w:proofErr w:type="spellStart"/>
+      <w:r>
+        <w:rPr>
+          <w:rFonts w:ascii="Times New Roman" w:hAnsi="Times New Roman" w:cs="Times New Roman"/>
+          <w:i/>
+          <w:iCs/>
+          <w:sz w:val="28"/>
+          <w:szCs w:val="28"/>
+          <w:lang w:val="en-US"/>
+        </w:rPr>
+        <w:t>χ</w:t>
+      </w:r>
+      <w:r>
+        <w:rPr>
+          <w:rFonts w:ascii="Times New Roman" w:hAnsi="Times New Roman" w:cs="Times New Roman"/>
+          <w:i/>
+          <w:iCs/>
+          <w:sz w:val="28"/>
+          <w:szCs w:val="28"/>
+          <w:vertAlign w:val="subscript"/>
+          <w:lang w:val="en-US"/>
+        </w:rPr>
+        <w:t>high</w:t>
+      </w:r>
+      <w:proofErr w:type="spellEnd"/>
+      <w:r>
+        <w:rPr>
+          <w:rFonts w:ascii="Times New Roman" w:hAnsi="Times New Roman" w:cs="Times New Roman"/>
+          <w:sz w:val="28"/>
+          <w:szCs w:val="28"/>
+        </w:rPr>
+        <w:t>(</w:t>
+      </w:r>
+      <w:r>
+        <w:rPr>
+          <w:rFonts w:ascii="Times New Roman" w:hAnsi="Times New Roman" w:cs="Times New Roman"/>
+          <w:i/>
+          <w:iCs/>
+          <w:sz w:val="28"/>
+          <w:szCs w:val="28"/>
+          <w:lang w:val="en-US"/>
+        </w:rPr>
+        <w:t>SOC</w:t>
+      </w:r>
+      <w:r>
+        <w:rPr>
+          <w:rFonts w:ascii="Times New Roman" w:hAnsi="Times New Roman" w:cs="Times New Roman"/>
+          <w:sz w:val="28"/>
+          <w:szCs w:val="28"/>
+        </w:rPr>
+        <w:t xml:space="preserve">) </w:t>
+      </w:r>
+      <w:r>
+        <w:rPr>
+          <w:rFonts w:ascii="Times New Roman" w:hAnsi="Times New Roman" w:cs="Times New Roman"/>
+          <w:sz w:val="28"/>
+          <w:szCs w:val="28"/>
+        </w:rPr>
+        <w:t>и</w:t>
+      </w:r>
+      <w:r>
+        <w:rPr>
+          <w:rFonts w:ascii="Times New Roman" w:hAnsi="Times New Roman" w:cs="Times New Roman"/>
+          <w:sz w:val="28"/>
+          <w:szCs w:val="28"/>
+        </w:rPr>
+        <w:t xml:space="preserve"> </w:t>
+      </w:r>
+      <w:proofErr w:type="spellStart"/>
+      <w:r>
+        <w:rPr>
+          <w:rFonts w:ascii="Times New Roman" w:hAnsi="Times New Roman" w:cs="Times New Roman"/>
+          <w:i/>
+          <w:iCs/>
+          <w:sz w:val="28"/>
+          <w:szCs w:val="28"/>
+          <w:lang w:val="en-US"/>
+        </w:rPr>
+        <w:t>χ</w:t>
+      </w:r>
+      <w:r>
+        <w:rPr>
+          <w:rFonts w:ascii="Times New Roman" w:hAnsi="Times New Roman" w:cs="Times New Roman"/>
+          <w:i/>
+          <w:iCs/>
+          <w:sz w:val="28"/>
+          <w:szCs w:val="28"/>
+          <w:vertAlign w:val="subscript"/>
+          <w:lang w:val="en-US"/>
+        </w:rPr>
+        <w:t>low</w:t>
+      </w:r>
+      <w:proofErr w:type="spellEnd"/>
+      <w:r>
+        <w:rPr>
+          <w:rFonts w:ascii="Times New Roman" w:hAnsi="Times New Roman" w:cs="Times New Roman"/>
+          <w:sz w:val="28"/>
+          <w:szCs w:val="28"/>
+        </w:rPr>
+        <w:t>(</w:t>
+      </w:r>
+      <w:r>
+        <w:rPr>
+          <w:rFonts w:ascii="Times New Roman" w:hAnsi="Times New Roman" w:cs="Times New Roman"/>
+          <w:i/>
+          <w:iCs/>
+          <w:sz w:val="28"/>
+          <w:szCs w:val="28"/>
+          <w:lang w:val="en-US"/>
+        </w:rPr>
+        <w:t>SOC</w:t>
+      </w:r>
+      <w:r>
+        <w:rPr>
+          <w:rFonts w:ascii="Times New Roman" w:hAnsi="Times New Roman" w:cs="Times New Roman"/>
+          <w:sz w:val="28"/>
+          <w:szCs w:val="28"/>
+        </w:rPr>
+        <w:t>)</w:t>
+      </w:r>
+      <w:r>
+        <w:rPr>
+          <w:rFonts w:ascii="Times New Roman" w:hAnsi="Times New Roman" w:cs="Times New Roman"/>
+          <w:sz w:val="28"/>
+          <w:szCs w:val="28"/>
+        </w:rPr>
+        <w:t xml:space="preserve"> </w:t>
+      </w:r>
+      <w:r>
+        <w:rPr>
+          <w:rFonts w:ascii="Times New Roman" w:hAnsi="Times New Roman" w:cs="Times New Roman"/>
+          <w:sz w:val="28"/>
+          <w:szCs w:val="28"/>
+        </w:rPr>
+        <w:t>отражают эксплуатацию в верхних и нижних зонах диапазона заряда. Такая запись позволяет различать:</w:t>
+      </w:r>
+      <w:r>
+        <w:rPr>
+          <w:rFonts w:ascii="Times New Roman" w:hAnsi="Times New Roman" w:cs="Times New Roman"/>
+          <w:sz w:val="28"/>
+          <w:szCs w:val="28"/>
+        </w:rPr>
+        <w:t xml:space="preserve"> </w:t>
+      </w:r>
+      <w:r>
+        <w:rPr>
+          <w:rFonts w:ascii="Times New Roman" w:hAnsi="Times New Roman" w:cs="Times New Roman"/>
+          <w:sz w:val="28"/>
+          <w:szCs w:val="28"/>
+        </w:rPr>
+        <w:t>мелкие частичные циклы в мягком режиме;</w:t>
+      </w:r>
+    </w:p>
+    <w:p>
+      <w:pPr>
+        <w:spacing w:line="360" w:lineRule="auto"/>
+        <w:ind w:firstLine="709"/>
+        <w:jc w:val="both"/>
+        <w:rPr>
+          <w:rFonts w:ascii="Times New Roman" w:hAnsi="Times New Roman" w:cs="Times New Roman"/>
+          <w:sz w:val="28"/>
+          <w:szCs w:val="28"/>
+          <w:lang w:val="en-US"/>
+        </w:rPr>
+      </w:pPr>
+      <w:r>
+        <w:rPr>
+          <w:rFonts w:ascii="Times New Roman" w:hAnsi="Times New Roman" w:cs="Times New Roman"/>
+          <w:sz w:val="28"/>
+          <w:szCs w:val="28"/>
+        </w:rPr>
+        <w:t>средние по глубине циклы в обычной городской эксплуатации;</w:t>
+      </w:r>
+    </w:p>
+    <w:p>
+      <w:pPr>
+        <w:spacing w:line="360" w:lineRule="auto"/>
+        <w:ind w:firstLine="709"/>
+        <w:jc w:val="both"/>
+        <w:rPr>
+          <w:rFonts w:ascii="Times New Roman" w:hAnsi="Times New Roman" w:cs="Times New Roman"/>
+          <w:sz w:val="28"/>
+          <w:szCs w:val="28"/>
+        </w:rPr>
+      </w:pPr>
+      <w:r>
+        <w:rPr>
+          <w:rFonts w:ascii="Times New Roman" w:hAnsi="Times New Roman" w:cs="Times New Roman"/>
+          <w:sz w:val="28"/>
+          <w:szCs w:val="28"/>
+        </w:rPr>
+        <w:t>глубокие циклы в тяжёлом режиме с сильным расходом энергии.</w:t>
+      </w:r>
+    </w:p>
+    <w:p>
+      <w:pPr>
+        <w:spacing w:line="360" w:lineRule="auto"/>
+        <w:ind w:firstLine="709"/>
+        <w:jc w:val="both"/>
+        <w:rPr>
+          <w:rFonts w:ascii="Times New Roman" w:hAnsi="Times New Roman" w:cs="Times New Roman"/>
+          <w:sz w:val="28"/>
+          <w:szCs w:val="28"/>
+        </w:rPr>
+      </w:pPr>
+      <w:r>
+        <w:rPr>
+          <w:rFonts w:ascii="Times New Roman" w:hAnsi="Times New Roman" w:cs="Times New Roman"/>
+          <w:sz w:val="28"/>
+          <w:szCs w:val="28"/>
+        </w:rPr>
+        <w:t>Для оценки влияния глубины циклирования на темп старения построены расчётно-экспериментальные траектории накопления</w:t>
+      </w:r>
+      <w:r>
+        <w:rPr>
+          <w:rFonts w:ascii="Times New Roman" w:hAnsi="Times New Roman" w:cs="Times New Roman"/>
+          <w:sz w:val="28"/>
+          <w:szCs w:val="28"/>
+        </w:rPr>
+        <w:t xml:space="preserve"> </w:t>
+      </w:r>
+      <w:r>
+        <w:rPr>
+          <w:rFonts w:ascii="Times New Roman" w:hAnsi="Times New Roman" w:cs="Times New Roman"/>
+          <w:sz w:val="28"/>
+          <w:szCs w:val="28"/>
+        </w:rPr>
+        <w:t>деградации при различных значениях</w:t>
+      </w:r>
+      <w:r>
+        <w:rPr>
+          <w:rFonts w:ascii="Times New Roman" w:hAnsi="Times New Roman" w:cs="Times New Roman"/>
+          <w:sz w:val="28"/>
+          <w:szCs w:val="28"/>
+        </w:rPr>
+        <w:t xml:space="preserve"> </w:t>
+      </w:r>
+      <w:r>
+        <w:rPr>
+          <w:rFonts w:ascii="Times New Roman" w:hAnsi="Times New Roman" w:cs="Times New Roman"/>
+          <w:sz w:val="28"/>
+          <w:szCs w:val="28"/>
+          <w:lang w:val="en-US"/>
+        </w:rPr>
+        <w:t>Δ</w:t>
+      </w:r>
+      <w:r>
+        <w:rPr>
+          <w:rFonts w:ascii="Times New Roman" w:hAnsi="Times New Roman" w:cs="Times New Roman"/>
+          <w:i/>
+          <w:iCs/>
+          <w:sz w:val="28"/>
+          <w:szCs w:val="28"/>
+          <w:lang w:val="en-US"/>
+        </w:rPr>
+        <w:t>SOC</w:t>
+      </w:r>
+      <w:r>
+        <w:rPr>
+          <w:rFonts w:ascii="Times New Roman" w:hAnsi="Times New Roman" w:cs="Times New Roman"/>
+          <w:sz w:val="28"/>
+          <w:szCs w:val="28"/>
+        </w:rPr>
+        <w:t>.</w:t>
+      </w:r>
+    </w:p>
+    <w:p>
+      <w:pPr>
+        <w:spacing w:line="360" w:lineRule="auto"/>
+        <w:ind w:firstLine="709"/>
+        <w:jc w:val="both"/>
+        <w:rPr>
+          <w:rFonts w:ascii="Times New Roman" w:hAnsi="Times New Roman" w:cs="Times New Roman"/>
+          <w:sz w:val="28"/>
+          <w:szCs w:val="28"/>
+          <w:lang w:val="en-US"/>
+        </w:rPr>
+      </w:pPr>
+    </w:p>
+    <w:p>
+      <w:pPr>
+        <w:spacing w:line="360" w:lineRule="auto"/>
+        <w:ind w:firstLine="709"/>
+        <w:jc w:val="both"/>
+        <w:rPr>
+          <w:rFonts w:ascii="Times New Roman" w:hAnsi="Times New Roman" w:cs="Times New Roman"/>
+          <w:sz w:val="28"/>
+          <w:szCs w:val="28"/>
+          <w:lang w:val="en-US"/>
+        </w:rPr>
+      </w:pPr>
+      <w:r>
+        <w:rPr>
+          <w:noProof/>
+        </w:rPr>
+        <w:drawing>
+          <wp:inline distT="0" distB="0" distL="0" distR="0" wp14:anchorId="33EC4E9B" wp14:editId="3A6F257F">
+            <wp:extent cx="6119495" cy="3844290"/>
+            <wp:effectExtent l="0" t="0" r="0" b="3810"/>
+            <wp:docPr id="192051534" name="Рисунок 3"/>
+            <wp:cNvGraphicFramePr>
+              <a:graphicFrameLocks xmlns:a="http://schemas.openxmlformats.org/drawingml/2006/main" noChangeAspect="1"/>
+            </wp:cNvGraphicFramePr>
+            <a:graphic xmlns:a="http://schemas.openxmlformats.org/drawingml/2006/main">
+              <a:graphicData uri="http://schemas.openxmlformats.org/drawingml/2006/picture">
+                <pic:pic xmlns:pic="http://schemas.openxmlformats.org/drawingml/2006/picture">
+                  <pic:nvPicPr>
+                    <pic:cNvPr id="0" name="Picture 75"/>
+                    <pic:cNvPicPr>
+                      <a:picLocks noChangeAspect="1" noChangeArrowheads="1"/>
+                    </pic:cNvPicPr>
+                  </pic:nvPicPr>
+                  <pic:blipFill>
+                    <a:blip r:embed="rId111" cstate="print">
+                      <a:extLst>
+                        <a:ext uri="{28A0092B-C50C-407E-A947-70E740481C1C}">
+                          <a14:useLocalDpi xmlns:a14="http://schemas.microsoft.com/office/drawing/2010/main" val="0"/>
+                        </a:ext>
+                      </a:extLst>
+                    </a:blip>
+                    <a:srcRect/>
+                    <a:stretch>
+                      <a:fillRect/>
+                    </a:stretch>
+                  </pic:blipFill>
+                  <pic:spPr bwMode="auto">
+                    <a:xfrm>
+                      <a:off x="0" y="0"/>
+                      <a:ext cx="6119495" cy="3844290"/>
+                    </a:xfrm>
+                    <a:prstGeom prst="rect">
+                      <a:avLst/>
+                    </a:prstGeom>
+                    <a:noFill/>
+                    <a:ln>
+                      <a:noFill/>
+                    </a:ln>
+                  </pic:spPr>
+                </pic:pic>
+              </a:graphicData>
+            </a:graphic>
+          </wp:inline>
+        </w:drawing>
+      </w:r>
+    </w:p>
+    <w:p>
+      <w:pPr>
+        <w:spacing w:line="360" w:lineRule="auto"/>
+        <w:ind w:firstLine="709"/>
+        <w:jc w:val="both"/>
+        <w:rPr>
+          <w:rFonts w:ascii="Times New Roman" w:hAnsi="Times New Roman" w:cs="Times New Roman"/>
+          <w:sz w:val="28"/>
+          <w:szCs w:val="28"/>
+          <w:lang w:val="en-US"/>
+        </w:rPr>
+      </w:pPr>
+      <w:r>
+        <w:rPr>
+          <w:rFonts w:ascii="Times New Roman" w:hAnsi="Times New Roman" w:cs="Times New Roman"/>
+          <w:sz w:val="28"/>
+          <w:szCs w:val="28"/>
+        </w:rPr>
+        <w:t>Рисунок 4.10 — Влияние глубины цикла на накопление деградации</w:t>
+      </w:r>
+    </w:p>
+    <w:p>
+      <w:pPr>
+        <w:spacing w:line="360" w:lineRule="auto"/>
+        <w:ind w:firstLine="709"/>
+        <w:jc w:val="both"/>
+        <w:rPr>
+          <w:rFonts w:ascii="Times New Roman" w:hAnsi="Times New Roman" w:cs="Times New Roman"/>
+          <w:sz w:val="28"/>
+          <w:szCs w:val="28"/>
+          <w:lang w:val="en-US"/>
+        </w:rPr>
+      </w:pPr>
+    </w:p>
+    <w:p>
+      <w:pPr>
+        <w:spacing w:line="360" w:lineRule="auto"/>
+        <w:ind w:firstLine="709"/>
+        <w:jc w:val="both"/>
+        <w:rPr>
+          <w:rFonts w:ascii="Times New Roman" w:hAnsi="Times New Roman" w:cs="Times New Roman"/>
+          <w:sz w:val="28"/>
+          <w:szCs w:val="28"/>
+          <w:lang w:val="en-US"/>
+        </w:rPr>
+      </w:pPr>
+      <w:r>
+        <w:rPr>
+          <w:rFonts w:ascii="Times New Roman" w:hAnsi="Times New Roman" w:cs="Times New Roman"/>
+          <w:sz w:val="28"/>
+          <w:szCs w:val="28"/>
+        </w:rPr>
+        <w:lastRenderedPageBreak/>
+        <w:t>На рисунке показано, что мелкие частичные циклы</w:t>
+      </w:r>
+      <w:r>
+        <w:rPr>
+          <w:rFonts w:ascii="Times New Roman" w:hAnsi="Times New Roman" w:cs="Times New Roman"/>
+          <w:sz w:val="28"/>
+          <w:szCs w:val="28"/>
+        </w:rPr>
+        <w:t xml:space="preserve"> (</w:t>
+      </w:r>
+      <w:r>
+        <w:rPr>
+          <w:rFonts w:ascii="Times New Roman" w:hAnsi="Times New Roman" w:cs="Times New Roman"/>
+          <w:sz w:val="28"/>
+          <w:szCs w:val="28"/>
+          <w:lang w:val="en-US"/>
+        </w:rPr>
+        <w:t>Δ</w:t>
+      </w:r>
+      <w:r>
+        <w:rPr>
+          <w:rFonts w:ascii="Times New Roman" w:hAnsi="Times New Roman" w:cs="Times New Roman"/>
+          <w:i/>
+          <w:iCs/>
+          <w:sz w:val="28"/>
+          <w:szCs w:val="28"/>
+          <w:lang w:val="en-US"/>
+        </w:rPr>
+        <w:t>SOC</w:t>
+      </w:r>
+      <w:r>
+        <w:rPr>
+          <w:rFonts w:ascii="Times New Roman" w:hAnsi="Times New Roman" w:cs="Times New Roman"/>
+          <w:sz w:val="28"/>
+          <w:szCs w:val="28"/>
+        </w:rPr>
+        <w:t xml:space="preserve"> = 20%) </w:t>
+      </w:r>
+      <w:r>
+        <w:rPr>
+          <w:rFonts w:ascii="Times New Roman" w:hAnsi="Times New Roman" w:cs="Times New Roman"/>
+          <w:sz w:val="28"/>
+          <w:szCs w:val="28"/>
+        </w:rPr>
+        <w:t>обеспечивают наиболее медленный рост интегрального критерия</w:t>
+      </w:r>
+      <w:r>
+        <w:rPr>
+          <w:rFonts w:ascii="Times New Roman" w:hAnsi="Times New Roman" w:cs="Times New Roman"/>
+          <w:sz w:val="28"/>
+          <w:szCs w:val="28"/>
+        </w:rPr>
+        <w:t xml:space="preserve"> </w:t>
+      </w:r>
+      <w:proofErr w:type="spellStart"/>
+      <w:r>
+        <w:rPr>
+          <w:rFonts w:ascii="Times New Roman" w:hAnsi="Times New Roman" w:cs="Times New Roman"/>
+          <w:i/>
+          <w:iCs/>
+          <w:sz w:val="28"/>
+          <w:szCs w:val="28"/>
+          <w:lang w:val="en-US"/>
+        </w:rPr>
+        <w:t>K</w:t>
+      </w:r>
+      <w:r>
+        <w:rPr>
+          <w:rFonts w:ascii="Times New Roman" w:hAnsi="Times New Roman" w:cs="Times New Roman"/>
+          <w:i/>
+          <w:iCs/>
+          <w:sz w:val="28"/>
+          <w:szCs w:val="28"/>
+          <w:vertAlign w:val="subscript"/>
+          <w:lang w:val="en-US"/>
+        </w:rPr>
+        <w:t>deg</w:t>
+      </w:r>
+      <w:proofErr w:type="spellEnd"/>
+      <w:r>
+        <w:rPr>
+          <w:rFonts w:ascii="Times New Roman" w:hAnsi="Times New Roman" w:cs="Times New Roman"/>
+          <w:sz w:val="28"/>
+          <w:szCs w:val="28"/>
+        </w:rPr>
+        <w:t xml:space="preserve">. </w:t>
+      </w:r>
+      <w:r>
+        <w:rPr>
+          <w:rFonts w:ascii="Times New Roman" w:hAnsi="Times New Roman" w:cs="Times New Roman"/>
+          <w:sz w:val="28"/>
+          <w:szCs w:val="28"/>
+        </w:rPr>
+        <w:t>При увеличении глубины цикла до 50% накопление деградации ускоряется. Глубокие циклы</w:t>
+      </w:r>
+      <w:r>
+        <w:rPr>
+          <w:rFonts w:ascii="Times New Roman" w:hAnsi="Times New Roman" w:cs="Times New Roman"/>
+          <w:sz w:val="28"/>
+          <w:szCs w:val="28"/>
+        </w:rPr>
+        <w:t xml:space="preserve"> </w:t>
+      </w:r>
+      <w:r>
+        <w:rPr>
+          <w:rFonts w:ascii="Times New Roman" w:hAnsi="Times New Roman" w:cs="Times New Roman"/>
+          <w:sz w:val="28"/>
+          <w:szCs w:val="28"/>
+        </w:rPr>
+        <w:t>(</w:t>
+      </w:r>
+      <w:r>
+        <w:rPr>
+          <w:rFonts w:ascii="Times New Roman" w:hAnsi="Times New Roman" w:cs="Times New Roman"/>
+          <w:sz w:val="28"/>
+          <w:szCs w:val="28"/>
+          <w:lang w:val="en-US"/>
+        </w:rPr>
+        <w:t>Δ</w:t>
+      </w:r>
+      <w:r>
+        <w:rPr>
+          <w:rFonts w:ascii="Times New Roman" w:hAnsi="Times New Roman" w:cs="Times New Roman"/>
+          <w:i/>
+          <w:iCs/>
+          <w:sz w:val="28"/>
+          <w:szCs w:val="28"/>
+          <w:lang w:val="en-US"/>
+        </w:rPr>
+        <w:t>SOC</w:t>
+      </w:r>
+      <w:r>
+        <w:rPr>
+          <w:rFonts w:ascii="Times New Roman" w:hAnsi="Times New Roman" w:cs="Times New Roman"/>
+          <w:sz w:val="28"/>
+          <w:szCs w:val="28"/>
+        </w:rPr>
+        <w:t xml:space="preserve"> = </w:t>
+      </w:r>
+      <w:r>
+        <w:rPr>
+          <w:rFonts w:ascii="Times New Roman" w:hAnsi="Times New Roman" w:cs="Times New Roman"/>
+          <w:sz w:val="28"/>
+          <w:szCs w:val="28"/>
+        </w:rPr>
+        <w:t>8</w:t>
+      </w:r>
+      <w:r>
+        <w:rPr>
+          <w:rFonts w:ascii="Times New Roman" w:hAnsi="Times New Roman" w:cs="Times New Roman"/>
+          <w:sz w:val="28"/>
+          <w:szCs w:val="28"/>
+        </w:rPr>
+        <w:t>0%)</w:t>
+      </w:r>
+      <w:r>
+        <w:rPr>
+          <w:rFonts w:ascii="Times New Roman" w:hAnsi="Times New Roman" w:cs="Times New Roman"/>
+          <w:sz w:val="28"/>
+          <w:szCs w:val="28"/>
+        </w:rPr>
+        <w:t xml:space="preserve"> </w:t>
+      </w:r>
+      <w:r>
+        <w:rPr>
+          <w:rFonts w:ascii="Times New Roman" w:hAnsi="Times New Roman" w:cs="Times New Roman"/>
+          <w:sz w:val="28"/>
+          <w:szCs w:val="28"/>
+        </w:rPr>
+        <w:t>приводят к наиболее</w:t>
+      </w:r>
+      <w:r>
+        <w:rPr>
+          <w:rFonts w:ascii="Times New Roman" w:hAnsi="Times New Roman" w:cs="Times New Roman"/>
+          <w:sz w:val="28"/>
+          <w:szCs w:val="28"/>
+        </w:rPr>
+        <w:t xml:space="preserve"> </w:t>
+      </w:r>
+      <w:r>
+        <w:rPr>
+          <w:rFonts w:ascii="Times New Roman" w:hAnsi="Times New Roman" w:cs="Times New Roman"/>
+          <w:sz w:val="28"/>
+          <w:szCs w:val="28"/>
+        </w:rPr>
+        <w:t>быстрому приближению к критическому уровню</w:t>
+      </w:r>
+      <w:r>
+        <w:rPr>
+          <w:rFonts w:ascii="Times New Roman" w:hAnsi="Times New Roman" w:cs="Times New Roman"/>
+          <w:sz w:val="28"/>
+          <w:szCs w:val="28"/>
+        </w:rPr>
+        <w:t xml:space="preserve"> </w:t>
+      </w:r>
+      <w:proofErr w:type="spellStart"/>
+      <w:r>
+        <w:rPr>
+          <w:rFonts w:ascii="Times New Roman" w:hAnsi="Times New Roman" w:cs="Times New Roman"/>
+          <w:i/>
+          <w:iCs/>
+          <w:sz w:val="28"/>
+          <w:szCs w:val="28"/>
+          <w:lang w:val="en-US"/>
+        </w:rPr>
+        <w:t>K</w:t>
+      </w:r>
+      <w:r>
+        <w:rPr>
+          <w:rFonts w:ascii="Times New Roman" w:hAnsi="Times New Roman" w:cs="Times New Roman"/>
+          <w:i/>
+          <w:iCs/>
+          <w:sz w:val="28"/>
+          <w:szCs w:val="28"/>
+          <w:vertAlign w:val="subscript"/>
+          <w:lang w:val="en-US"/>
+        </w:rPr>
+        <w:t>deg</w:t>
+      </w:r>
+      <w:proofErr w:type="spellEnd"/>
+      <w:r>
+        <w:rPr>
+          <w:rFonts w:ascii="Times New Roman" w:hAnsi="Times New Roman" w:cs="Times New Roman"/>
+          <w:sz w:val="28"/>
+          <w:szCs w:val="28"/>
+        </w:rPr>
+        <w:t xml:space="preserve"> = 0.55. </w:t>
+      </w:r>
+      <w:r>
+        <w:rPr>
+          <w:rFonts w:ascii="Times New Roman" w:hAnsi="Times New Roman" w:cs="Times New Roman"/>
+          <w:sz w:val="28"/>
+          <w:szCs w:val="28"/>
+        </w:rPr>
+        <w:t>Это означает, что режим глубокой циклической эксплуатации значительно</w:t>
+      </w:r>
+      <w:r>
+        <w:rPr>
+          <w:rFonts w:ascii="Times New Roman" w:hAnsi="Times New Roman" w:cs="Times New Roman"/>
+          <w:sz w:val="28"/>
+          <w:szCs w:val="28"/>
+        </w:rPr>
+        <w:t xml:space="preserve"> </w:t>
+      </w:r>
+      <w:r>
+        <w:rPr>
+          <w:rFonts w:ascii="Times New Roman" w:hAnsi="Times New Roman" w:cs="Times New Roman"/>
+          <w:sz w:val="28"/>
+          <w:szCs w:val="28"/>
+        </w:rPr>
+        <w:t>сокращает прогнозируемый ресурс батареи по сравнению с мягким частичным циклированием</w:t>
+      </w:r>
+      <w:r>
+        <w:rPr>
+          <w:rFonts w:ascii="Times New Roman" w:hAnsi="Times New Roman" w:cs="Times New Roman"/>
+          <w:sz w:val="28"/>
+          <w:szCs w:val="28"/>
+        </w:rPr>
+        <w:t>.</w:t>
+      </w:r>
+    </w:p>
+    <w:p>
+      <w:pPr>
+        <w:spacing w:line="360" w:lineRule="auto"/>
+        <w:ind w:firstLine="709"/>
+        <w:jc w:val="both"/>
+        <w:rPr>
+          <w:rFonts w:ascii="Times New Roman" w:hAnsi="Times New Roman" w:cs="Times New Roman"/>
+          <w:sz w:val="28"/>
+          <w:szCs w:val="28"/>
+        </w:rPr>
+      </w:pPr>
+      <w:r>
+        <w:rPr>
+          <w:rFonts w:ascii="Times New Roman" w:hAnsi="Times New Roman" w:cs="Times New Roman"/>
+          <w:sz w:val="28"/>
+          <w:szCs w:val="28"/>
+        </w:rPr>
+        <w:t>Научная ценность рисунка состоит в том, что он показывает роль глубины цикла именно как фактора траектории деградации, а не только</w:t>
+      </w:r>
+      <w:r>
+        <w:rPr>
+          <w:rFonts w:ascii="Times New Roman" w:hAnsi="Times New Roman" w:cs="Times New Roman"/>
+          <w:sz w:val="28"/>
+          <w:szCs w:val="28"/>
+        </w:rPr>
+        <w:t xml:space="preserve"> </w:t>
+      </w:r>
+      <w:r>
+        <w:rPr>
+          <w:rFonts w:ascii="Times New Roman" w:hAnsi="Times New Roman" w:cs="Times New Roman"/>
+          <w:sz w:val="28"/>
+          <w:szCs w:val="28"/>
+        </w:rPr>
+        <w:t>как формального параметра эксплуатационного режима. Практическая значимость заключается в возможности использовать</w:t>
+      </w:r>
+      <w:r>
+        <w:rPr>
+          <w:rFonts w:ascii="Times New Roman" w:hAnsi="Times New Roman" w:cs="Times New Roman"/>
+          <w:sz w:val="28"/>
+          <w:szCs w:val="28"/>
+        </w:rPr>
+        <w:t xml:space="preserve"> </w:t>
+      </w:r>
+      <w:r>
+        <w:rPr>
+          <w:rFonts w:ascii="Times New Roman" w:hAnsi="Times New Roman" w:cs="Times New Roman"/>
+          <w:sz w:val="28"/>
+          <w:szCs w:val="28"/>
+        </w:rPr>
+        <w:t>ограничения по</w:t>
+      </w:r>
+      <w:r>
+        <w:rPr>
+          <w:rFonts w:ascii="Times New Roman" w:hAnsi="Times New Roman" w:cs="Times New Roman"/>
+          <w:sz w:val="28"/>
+          <w:szCs w:val="28"/>
+        </w:rPr>
+        <w:t xml:space="preserve"> </w:t>
+      </w:r>
+      <w:r>
+        <w:rPr>
+          <w:rFonts w:ascii="Times New Roman" w:hAnsi="Times New Roman" w:cs="Times New Roman"/>
+          <w:sz w:val="28"/>
+          <w:szCs w:val="28"/>
+          <w:lang w:val="en-US"/>
+        </w:rPr>
+        <w:t>Δ</w:t>
+      </w:r>
+      <w:r>
+        <w:rPr>
+          <w:rFonts w:ascii="Times New Roman" w:hAnsi="Times New Roman" w:cs="Times New Roman"/>
+          <w:i/>
+          <w:iCs/>
+          <w:sz w:val="28"/>
+          <w:szCs w:val="28"/>
+          <w:lang w:val="en-US"/>
+        </w:rPr>
+        <w:t>SOC</w:t>
+      </w:r>
+      <w:r>
+        <w:rPr>
+          <w:rFonts w:ascii="Times New Roman" w:hAnsi="Times New Roman" w:cs="Times New Roman"/>
+          <w:sz w:val="28"/>
+          <w:szCs w:val="28"/>
+        </w:rPr>
+        <w:t xml:space="preserve"> </w:t>
+      </w:r>
+      <w:r>
+        <w:rPr>
+          <w:rFonts w:ascii="Times New Roman" w:hAnsi="Times New Roman" w:cs="Times New Roman"/>
+          <w:sz w:val="28"/>
+          <w:szCs w:val="28"/>
+        </w:rPr>
+        <w:t>как инструмент ресурсоориентированного управления батареей.</w:t>
+      </w:r>
+    </w:p>
+    <w:p>
+      <w:pPr>
+        <w:spacing w:line="360" w:lineRule="auto"/>
+        <w:ind w:firstLine="709"/>
+        <w:jc w:val="both"/>
+        <w:rPr>
+          <w:rFonts w:ascii="Times New Roman" w:hAnsi="Times New Roman" w:cs="Times New Roman"/>
+          <w:sz w:val="28"/>
+          <w:szCs w:val="28"/>
+          <w:lang w:val="en-US"/>
+        </w:rPr>
+      </w:pPr>
+    </w:p>
+    <w:p>
+      <w:pPr>
+        <w:spacing w:line="360" w:lineRule="auto"/>
+        <w:ind w:firstLine="709"/>
+        <w:jc w:val="both"/>
+        <w:rPr>
+          <w:rFonts w:ascii="Times New Roman" w:hAnsi="Times New Roman" w:cs="Times New Roman"/>
+          <w:b/>
+          <w:bCs/>
+          <w:sz w:val="28"/>
+          <w:szCs w:val="28"/>
+        </w:rPr>
+      </w:pPr>
+      <w:r>
+        <w:rPr>
+          <w:rFonts w:ascii="Times New Roman" w:hAnsi="Times New Roman" w:cs="Times New Roman"/>
+          <w:b/>
+          <w:bCs/>
+          <w:sz w:val="28"/>
+          <w:szCs w:val="28"/>
+        </w:rPr>
+        <w:t>4.4.5 Дополнительный эксплуатационный фактор: вибрационные воздействия</w:t>
+      </w:r>
+    </w:p>
+    <w:p>
+      <w:pPr>
+        <w:spacing w:line="360" w:lineRule="auto"/>
+        <w:ind w:firstLine="709"/>
+        <w:jc w:val="both"/>
+        <w:rPr>
+          <w:rFonts w:ascii="Times New Roman" w:hAnsi="Times New Roman" w:cs="Times New Roman"/>
+          <w:sz w:val="28"/>
+          <w:szCs w:val="28"/>
+          <w:lang w:val="en-US"/>
+        </w:rPr>
+      </w:pPr>
+    </w:p>
+    <w:p>
+      <w:pPr>
+        <w:spacing w:line="360" w:lineRule="auto"/>
+        <w:ind w:firstLine="709"/>
+        <w:jc w:val="both"/>
+        <w:rPr>
+          <w:rFonts w:ascii="Times New Roman" w:hAnsi="Times New Roman" w:cs="Times New Roman"/>
+          <w:sz w:val="28"/>
+          <w:szCs w:val="28"/>
+        </w:rPr>
+      </w:pPr>
+      <w:r>
+        <w:rPr>
+          <w:rFonts w:ascii="Times New Roman" w:hAnsi="Times New Roman" w:cs="Times New Roman"/>
+          <w:sz w:val="28"/>
+          <w:szCs w:val="28"/>
+        </w:rPr>
+        <w:t>Хотя в плане главы 4 вибрация не выделена как основной фактор наряду с температурой, токовыми пиками, рекуперацией и частичными</w:t>
+      </w:r>
+      <w:r>
+        <w:rPr>
+          <w:rFonts w:ascii="Times New Roman" w:hAnsi="Times New Roman" w:cs="Times New Roman"/>
+          <w:sz w:val="28"/>
+          <w:szCs w:val="28"/>
+        </w:rPr>
+        <w:t xml:space="preserve"> </w:t>
+      </w:r>
+      <w:r>
+        <w:rPr>
+          <w:rFonts w:ascii="Times New Roman" w:hAnsi="Times New Roman" w:cs="Times New Roman"/>
+          <w:sz w:val="28"/>
+          <w:szCs w:val="28"/>
+        </w:rPr>
+        <w:t>циклами, для электротранспорта она не может быть полностью исключена из рассмотрения. Современные исследования показывают, что</w:t>
+      </w:r>
+      <w:r>
+        <w:rPr>
+          <w:rFonts w:ascii="Times New Roman" w:hAnsi="Times New Roman" w:cs="Times New Roman"/>
+          <w:sz w:val="28"/>
+          <w:szCs w:val="28"/>
+        </w:rPr>
+        <w:t xml:space="preserve"> </w:t>
+      </w:r>
+      <w:r>
+        <w:rPr>
+          <w:rFonts w:ascii="Times New Roman" w:hAnsi="Times New Roman" w:cs="Times New Roman"/>
+          <w:sz w:val="28"/>
+          <w:szCs w:val="28"/>
+        </w:rPr>
+        <w:t xml:space="preserve">батареи в реальных условиях неизбежно подвергаются вибрации, а сочетание </w:t>
+      </w:r>
+      <w:r>
+        <w:rPr>
+          <w:rFonts w:ascii="Times New Roman" w:hAnsi="Times New Roman" w:cs="Times New Roman"/>
+          <w:sz w:val="28"/>
+          <w:szCs w:val="28"/>
+          <w:highlight w:val="yellow"/>
+          <w:lang w:val="en-US"/>
+        </w:rPr>
+        <w:t>vibration</w:t>
+      </w:r>
+      <w:r>
+        <w:rPr>
+          <w:rFonts w:ascii="Times New Roman" w:hAnsi="Times New Roman" w:cs="Times New Roman"/>
+          <w:sz w:val="28"/>
+          <w:szCs w:val="28"/>
+          <w:highlight w:val="yellow"/>
+        </w:rPr>
+        <w:t xml:space="preserve"> </w:t>
+      </w:r>
+      <w:r>
+        <w:rPr>
+          <w:rFonts w:ascii="Times New Roman" w:hAnsi="Times New Roman" w:cs="Times New Roman"/>
+          <w:sz w:val="28"/>
+          <w:szCs w:val="28"/>
+          <w:highlight w:val="yellow"/>
+          <w:lang w:val="en-US"/>
+        </w:rPr>
+        <w:t>and</w:t>
+      </w:r>
+      <w:r>
+        <w:rPr>
+          <w:rFonts w:ascii="Times New Roman" w:hAnsi="Times New Roman" w:cs="Times New Roman"/>
+          <w:sz w:val="28"/>
+          <w:szCs w:val="28"/>
+          <w:highlight w:val="yellow"/>
+        </w:rPr>
+        <w:t xml:space="preserve"> </w:t>
+      </w:r>
+      <w:r>
+        <w:rPr>
+          <w:rFonts w:ascii="Times New Roman" w:hAnsi="Times New Roman" w:cs="Times New Roman"/>
+          <w:sz w:val="28"/>
+          <w:szCs w:val="28"/>
+          <w:highlight w:val="yellow"/>
+          <w:lang w:val="en-US"/>
+        </w:rPr>
+        <w:t>cycling</w:t>
+      </w:r>
+      <w:r>
+        <w:rPr>
+          <w:rFonts w:ascii="Times New Roman" w:hAnsi="Times New Roman" w:cs="Times New Roman"/>
+          <w:sz w:val="28"/>
+          <w:szCs w:val="28"/>
+        </w:rPr>
+        <w:t xml:space="preserve"> может изменять их электрохимические</w:t>
+      </w:r>
+      <w:r>
+        <w:rPr>
+          <w:rFonts w:ascii="Times New Roman" w:hAnsi="Times New Roman" w:cs="Times New Roman"/>
+          <w:sz w:val="28"/>
+          <w:szCs w:val="28"/>
+        </w:rPr>
+        <w:t xml:space="preserve"> </w:t>
+      </w:r>
+      <w:r>
+        <w:rPr>
+          <w:rFonts w:ascii="Times New Roman" w:hAnsi="Times New Roman" w:cs="Times New Roman"/>
+          <w:sz w:val="28"/>
+          <w:szCs w:val="28"/>
+        </w:rPr>
+        <w:t>характеристики и последующую циклическую деградацию. Отмечено, что после вибрационного воздействия последующая циклическая</w:t>
+      </w:r>
+      <w:r>
+        <w:rPr>
+          <w:rFonts w:ascii="Times New Roman" w:hAnsi="Times New Roman" w:cs="Times New Roman"/>
+          <w:sz w:val="28"/>
+          <w:szCs w:val="28"/>
+        </w:rPr>
+        <w:t xml:space="preserve"> </w:t>
+      </w:r>
+      <w:r>
+        <w:rPr>
+          <w:rFonts w:ascii="Times New Roman" w:hAnsi="Times New Roman" w:cs="Times New Roman"/>
+          <w:sz w:val="28"/>
+          <w:szCs w:val="28"/>
+        </w:rPr>
+        <w:t>деградация может усиливаться, а импедансные характеристики батареи меняются по мере дальнейшей эксплуатации</w:t>
+      </w:r>
+      <w:r>
+        <w:rPr>
+          <w:rFonts w:ascii="Times New Roman" w:hAnsi="Times New Roman" w:cs="Times New Roman"/>
+          <w:sz w:val="28"/>
+          <w:szCs w:val="28"/>
+        </w:rPr>
+        <w:t>. (</w:t>
+      </w:r>
+      <w:r>
+        <w:rPr>
+          <w:rFonts w:ascii="Times New Roman" w:hAnsi="Times New Roman" w:cs="Times New Roman"/>
+          <w:sz w:val="28"/>
+          <w:szCs w:val="28"/>
+          <w:lang w:val="en-US"/>
+        </w:rPr>
+        <w:t>DOI</w:t>
+      </w:r>
+      <w:r>
+        <w:rPr>
+          <w:rFonts w:ascii="Times New Roman" w:hAnsi="Times New Roman" w:cs="Times New Roman"/>
+          <w:sz w:val="28"/>
+          <w:szCs w:val="28"/>
+        </w:rPr>
+        <w:t>:</w:t>
+      </w:r>
+      <w:r>
+        <w:t xml:space="preserve"> </w:t>
+      </w:r>
+      <w:r>
+        <w:rPr>
+          <w:rFonts w:ascii="Times New Roman" w:hAnsi="Times New Roman" w:cs="Times New Roman"/>
+          <w:sz w:val="28"/>
+          <w:szCs w:val="28"/>
+        </w:rPr>
+        <w:t>10.1016/</w:t>
+      </w:r>
+      <w:r>
+        <w:rPr>
+          <w:rFonts w:ascii="Times New Roman" w:hAnsi="Times New Roman" w:cs="Times New Roman"/>
+          <w:sz w:val="28"/>
+          <w:szCs w:val="28"/>
+          <w:lang w:val="en-US"/>
+        </w:rPr>
+        <w:t>j</w:t>
+      </w:r>
+      <w:r>
+        <w:rPr>
+          <w:rFonts w:ascii="Times New Roman" w:hAnsi="Times New Roman" w:cs="Times New Roman"/>
+          <w:sz w:val="28"/>
+          <w:szCs w:val="28"/>
+        </w:rPr>
+        <w:t>.</w:t>
+      </w:r>
+      <w:proofErr w:type="spellStart"/>
+      <w:r>
+        <w:rPr>
+          <w:rFonts w:ascii="Times New Roman" w:hAnsi="Times New Roman" w:cs="Times New Roman"/>
+          <w:sz w:val="28"/>
+          <w:szCs w:val="28"/>
+          <w:lang w:val="en-US"/>
+        </w:rPr>
+        <w:t>jpowsour</w:t>
+      </w:r>
+      <w:proofErr w:type="spellEnd"/>
+      <w:r>
+        <w:rPr>
+          <w:rFonts w:ascii="Times New Roman" w:hAnsi="Times New Roman" w:cs="Times New Roman"/>
+          <w:sz w:val="28"/>
+          <w:szCs w:val="28"/>
+        </w:rPr>
+        <w:t>.2024.235447</w:t>
+      </w:r>
+      <w:r>
+        <w:rPr>
+          <w:rFonts w:ascii="Times New Roman" w:hAnsi="Times New Roman" w:cs="Times New Roman"/>
+          <w:sz w:val="28"/>
+          <w:szCs w:val="28"/>
+        </w:rPr>
+        <w:t>)</w:t>
+      </w:r>
+    </w:p>
+    <w:p>
+      <w:pPr>
+        <w:spacing w:line="360" w:lineRule="auto"/>
+        <w:ind w:firstLine="709"/>
+        <w:jc w:val="both"/>
+        <w:rPr>
+          <w:rFonts w:ascii="Times New Roman" w:hAnsi="Times New Roman" w:cs="Times New Roman"/>
+          <w:sz w:val="28"/>
+          <w:szCs w:val="28"/>
+        </w:rPr>
+      </w:pPr>
+      <w:r>
+        <w:rPr>
+          <w:rFonts w:ascii="Times New Roman" w:hAnsi="Times New Roman" w:cs="Times New Roman"/>
+          <w:sz w:val="28"/>
+          <w:szCs w:val="28"/>
+        </w:rPr>
+        <w:t>Поэтому в работе вибрация вводится как дополнительный корректирующий множитель</w:t>
+      </w:r>
+    </w:p>
+    <w:p>
+      <w:pPr>
+        <w:spacing w:line="360" w:lineRule="auto"/>
+        <w:ind w:firstLine="709"/>
+        <w:jc w:val="both"/>
+        <w:rPr>
+          <w:rFonts w:ascii="Times New Roman" w:hAnsi="Times New Roman" w:cs="Times New Roman"/>
+          <w:sz w:val="28"/>
+          <w:szCs w:val="28"/>
+          <w:lang w:val="en-US"/>
+        </w:rPr>
+      </w:pPr>
+    </w:p>
+    <w:p>
+      <w:pPr>
+        <w:spacing w:line="360" w:lineRule="auto"/>
+        <w:ind w:firstLine="709"/>
+        <w:jc w:val="both"/>
+        <w:rPr>
+          <w:rFonts w:ascii="Times New Roman" w:hAnsi="Times New Roman" w:cs="Times New Roman"/>
+          <w:sz w:val="28"/>
+          <w:szCs w:val="28"/>
+          <w:lang w:val="en-US"/>
+        </w:rPr>
+      </w:pPr>
+      <w:r>
+        <w:rPr>
+          <w:rFonts w:ascii="Times New Roman" w:hAnsi="Times New Roman" w:cs="Times New Roman"/>
+          <w:position w:val="-12"/>
+          <w:sz w:val="28"/>
+          <w:szCs w:val="28"/>
+          <w:lang w:val="en-US"/>
+        </w:rPr>
+        <w:object w:dxaOrig="1500" w:dyaOrig="360" w14:anchorId="309D3C4B">
+          <v:shape id="_x0000_i1103" type="#_x0000_t75" style="width:75.2pt;height:18.25pt" o:ole="">
+            <v:imagedata r:id="rId112" o:title=""/>
+          </v:shape>
+          <o:OLEObject Type="Embed" ProgID="Equation.DSMT4" ShapeID="_x0000_i1103" DrawAspect="Content" ObjectID="_1837929258" r:id="rId113"/>
+        </w:object>
+      </w:r>
+      <w:r>
+        <w:rPr>
+          <w:rFonts w:ascii="Times New Roman" w:hAnsi="Times New Roman" w:cs="Times New Roman"/>
+          <w:sz w:val="28"/>
+          <w:szCs w:val="28"/>
+          <w:lang w:val="en-US"/>
+        </w:rPr>
+        <w:t>,</w:t>
+      </w:r>
+    </w:p>
+    <w:p>
+      <w:pPr>
+        <w:spacing w:line="360" w:lineRule="auto"/>
+        <w:ind w:firstLine="709"/>
+        <w:jc w:val="both"/>
+        <w:rPr>
+          <w:rFonts w:ascii="Times New Roman" w:hAnsi="Times New Roman" w:cs="Times New Roman"/>
+          <w:sz w:val="28"/>
+          <w:szCs w:val="28"/>
+          <w:lang w:val="en-US"/>
+        </w:rPr>
+      </w:pPr>
+    </w:p>
+    <w:p>
+      <w:pPr>
+        <w:spacing w:line="360" w:lineRule="auto"/>
+        <w:ind w:firstLine="709"/>
+        <w:jc w:val="both"/>
+        <w:rPr>
+          <w:rFonts w:ascii="Times New Roman" w:hAnsi="Times New Roman" w:cs="Times New Roman"/>
+          <w:sz w:val="28"/>
+          <w:szCs w:val="28"/>
+          <w:lang w:val="en-US"/>
+        </w:rPr>
+      </w:pPr>
+      <w:r>
+        <w:rPr>
+          <w:rFonts w:ascii="Times New Roman" w:hAnsi="Times New Roman" w:cs="Times New Roman"/>
+          <w:sz w:val="28"/>
+          <w:szCs w:val="28"/>
+        </w:rPr>
+        <w:t>но не выносится на первый план модели. Такое решение соответствует вашей постановке: основной акцент делается именно на</w:t>
+      </w:r>
+      <w:r>
+        <w:rPr>
+          <w:rFonts w:ascii="Times New Roman" w:hAnsi="Times New Roman" w:cs="Times New Roman"/>
+          <w:sz w:val="28"/>
+          <w:szCs w:val="28"/>
+        </w:rPr>
+        <w:t xml:space="preserve"> </w:t>
+      </w:r>
+      <w:r>
+        <w:rPr>
+          <w:rFonts w:ascii="Times New Roman" w:hAnsi="Times New Roman" w:cs="Times New Roman"/>
+          <w:sz w:val="28"/>
+          <w:szCs w:val="28"/>
+        </w:rPr>
+        <w:t>эксплуатационных режимах электротранспорта, а не на углублении внутренней химии</w:t>
+      </w:r>
+    </w:p>
+    <w:p>
+      <w:pPr>
+        <w:spacing w:line="360" w:lineRule="auto"/>
+        <w:ind w:firstLine="709"/>
+        <w:jc w:val="both"/>
+        <w:rPr>
+          <w:rFonts w:ascii="Times New Roman" w:hAnsi="Times New Roman" w:cs="Times New Roman"/>
+          <w:sz w:val="28"/>
+          <w:szCs w:val="28"/>
+          <w:lang w:val="en-US"/>
+        </w:rPr>
+      </w:pPr>
+    </w:p>
+    <w:p>
+      <w:pPr>
+        <w:spacing w:line="360" w:lineRule="auto"/>
+        <w:ind w:firstLine="709"/>
+        <w:jc w:val="both"/>
+        <w:rPr>
+          <w:rFonts w:ascii="Times New Roman" w:hAnsi="Times New Roman" w:cs="Times New Roman"/>
+          <w:sz w:val="28"/>
+          <w:szCs w:val="28"/>
+        </w:rPr>
+      </w:pPr>
+      <w:r>
+        <w:rPr>
+          <w:rFonts w:ascii="Times New Roman" w:hAnsi="Times New Roman" w:cs="Times New Roman"/>
+          <w:sz w:val="28"/>
+          <w:szCs w:val="28"/>
+        </w:rPr>
+        <w:t>Таблица 4.7</w:t>
+      </w:r>
+      <w:r>
+        <w:rPr>
+          <w:rFonts w:ascii="Times New Roman" w:hAnsi="Times New Roman" w:cs="Times New Roman"/>
+          <w:sz w:val="28"/>
+          <w:szCs w:val="28"/>
+        </w:rPr>
+        <w:t xml:space="preserve"> – </w:t>
+      </w:r>
+      <w:r>
+        <w:rPr>
+          <w:rFonts w:ascii="Times New Roman" w:hAnsi="Times New Roman" w:cs="Times New Roman"/>
+          <w:sz w:val="28"/>
+          <w:szCs w:val="28"/>
+        </w:rPr>
+        <w:t>Расчётно-экспериментальные коэффициенты учёта эксплуатационных факторов в модели деградации</w:t>
+      </w:r>
+    </w:p>
+    <w:p>
+      <w:pPr>
+        <w:spacing w:line="360" w:lineRule="auto"/>
+        <w:ind w:firstLine="709"/>
+        <w:jc w:val="both"/>
+        <w:rPr>
+          <w:rFonts w:ascii="Times New Roman" w:hAnsi="Times New Roman" w:cs="Times New Roman"/>
+          <w:sz w:val="28"/>
+          <w:szCs w:val="28"/>
+        </w:rPr>
+      </w:pPr>
+    </w:p>
+    <w:p>
+      <w:pPr>
+        <w:spacing w:line="360" w:lineRule="auto"/>
+        <w:ind w:firstLine="709"/>
+        <w:jc w:val="both"/>
+        <w:rPr>
+          <w:rFonts w:ascii="Times New Roman" w:hAnsi="Times New Roman" w:cs="Times New Roman"/>
+          <w:sz w:val="28"/>
+          <w:szCs w:val="28"/>
+          <w:lang w:val="en-US"/>
+        </w:rPr>
+      </w:pPr>
+      <w:proofErr w:type="spellStart"/>
+      <w:r>
+        <w:rPr>
+          <w:rFonts w:ascii="Times New Roman" w:hAnsi="Times New Roman" w:cs="Times New Roman"/>
+          <w:i/>
+          <w:iCs/>
+          <w:sz w:val="28"/>
+          <w:szCs w:val="28"/>
+          <w:lang w:val="en-US"/>
+        </w:rPr>
         <w:t>R</w:t>
       </w:r>
       <w:r>
@@ -19380,7 +22688,6 @@
         <w:t xml:space="preserve"> </w:t>
       </w:r>
       <w:proofErr w:type="spellStart"/>
-      <w:proofErr w:type="gramStart"/>
       <w:r>
         <w:rPr>
           <w:rFonts w:ascii="Times New Roman" w:hAnsi="Times New Roman" w:cs="Times New Roman"/>
@@ -19412,9 +22719,31 @@
           <w:szCs w:val="28"/>
           <w:lang w:val="en-US"/>
         </w:rPr>
-        <w:t xml:space="preserve"> ,</w:t>
-      </w:r>
-      <w:proofErr w:type="gramEnd"/>
+        <w:t xml:space="preserve"> , </w:t>
+      </w:r>
+      <w:r>
+        <w:rPr>
+          <w:rFonts w:ascii="Times New Roman" w:hAnsi="Times New Roman" w:cs="Times New Roman"/>
+          <w:i/>
+          <w:iCs/>
+          <w:sz w:val="28"/>
+          <w:szCs w:val="28"/>
+          <w:lang w:val="en-US"/>
+        </w:rPr>
+        <w:t>D</w:t>
+      </w:r>
+      <w:r>
+        <w:rPr>
+          <w:rFonts w:ascii="Times New Roman" w:hAnsi="Times New Roman" w:cs="Times New Roman"/>
+          <w:i/>
+          <w:iCs/>
+          <w:sz w:val="28"/>
+          <w:szCs w:val="28"/>
+          <w:vertAlign w:val="subscript"/>
+          <w:lang w:val="en-US"/>
+        </w:rPr>
+        <w:t>s</w:t>
+      </w:r>
       <w:r>
         <w:rPr>
           <w:rFonts w:ascii="Times New Roman" w:hAnsi="Times New Roman" w:cs="Times New Roman"/>
@@ -19427,14 +22756,39 @@
       <w:r>
         <w:rPr>
           <w:rFonts w:ascii="Times New Roman" w:hAnsi="Times New Roman" w:cs="Times New Roman"/>
-          <w:i/>
-          <w:iCs/>
-          <w:sz w:val="28"/>
-          <w:szCs w:val="28"/>
-          <w:lang w:val="en-US"/>
-        </w:rPr>
-        <w:t>D</w:t>
-      </w:r>
+          <w:position w:val="-14"/>
+          <w:sz w:val="28"/>
+          <w:szCs w:val="28"/>
+          <w:lang w:val="en-US"/>
+        </w:rPr>
+        <w:object w:dxaOrig="580" w:dyaOrig="420" w14:anchorId="380628E0">
+          <v:shape id="_x0000_i1065" type="#_x0000_t75" style="width:29pt;height:21.5pt" o:ole="">
+            <v:imagedata r:id="rId114" o:title=""/>
+          </v:shape>
+          <o:OLEObject Type="Embed" ProgID="Equation.DSMT4" ShapeID="_x0000_i1065" DrawAspect="Content" ObjectID="_1837929259" r:id="rId115"/>
+        </w:object>
+      </w:r>
+      <w:r>
+        <w:rPr>
+          <w:rFonts w:ascii="Times New Roman" w:hAnsi="Times New Roman" w:cs="Times New Roman"/>
+          <w:sz w:val="28"/>
+          <w:szCs w:val="28"/>
+          <w:lang w:val="en-US"/>
+        </w:rPr>
+        <w:t xml:space="preserve"> </w:t>
+      </w:r>
+      <w:r>
+        <w:rPr>
+          <w:rFonts w:ascii="Times New Roman" w:hAnsi="Times New Roman" w:cs="Times New Roman"/>
+          <w:i/>
+          <w:iCs/>
+          <w:sz w:val="28"/>
+          <w:szCs w:val="28"/>
+          <w:lang w:val="en-US"/>
+        </w:rPr>
+        <w:t>α</w:t>
+      </w:r>
+      <w:proofErr w:type="spellStart"/>
       <w:r>
         <w:rPr>
           <w:rFonts w:ascii="Times New Roman" w:hAnsi="Times New Roman" w:cs="Times New Roman"/>
@@ -19445,8 +22799,63 @@
           <w:vertAlign w:val="subscript"/>
           <w:lang w:val="en-US"/>
         </w:rPr>
-        <w:t>s</w:t>
-      </w:r>
+        <w:t>vib</w:t>
+      </w:r>
+      <w:proofErr w:type="spellEnd"/>
+      <w:r>
+        <w:rPr>
+          <w:rFonts w:ascii="Times New Roman" w:hAnsi="Times New Roman" w:cs="Times New Roman"/>
+          <w:sz w:val="28"/>
+          <w:szCs w:val="28"/>
+          <w:lang w:val="en-US"/>
+        </w:rPr>
+        <w:t>(</w:t>
+      </w:r>
+      <w:r>
+        <w:rPr>
+          <w:rFonts w:ascii="Times New Roman" w:hAnsi="Times New Roman" w:cs="Times New Roman"/>
+          <w:i/>
+          <w:iCs/>
+          <w:sz w:val="28"/>
+          <w:szCs w:val="28"/>
+          <w:lang w:val="en-US"/>
+        </w:rPr>
+        <w:t>t</w:t>
+      </w:r>
+      <w:r>
+        <w:rPr>
+          <w:rFonts w:ascii="Times New Roman" w:hAnsi="Times New Roman" w:cs="Times New Roman"/>
+          <w:sz w:val="28"/>
+          <w:szCs w:val="28"/>
+          <w:lang w:val="en-US"/>
+        </w:rPr>
+        <w:t xml:space="preserve">) </w:t>
+      </w:r>
+      <w:proofErr w:type="spellStart"/>
+      <w:r>
+        <w:rPr>
+          <w:rFonts w:ascii="Times New Roman" w:hAnsi="Times New Roman" w:cs="Times New Roman"/>
+          <w:i/>
+          <w:iCs/>
+          <w:sz w:val="28"/>
+          <w:szCs w:val="28"/>
+          <w:lang w:val="en-US"/>
+        </w:rPr>
+        <w:t>K</w:t>
+      </w:r>
+      <w:r>
+        <w:rPr>
+          <w:rFonts w:ascii="Times New Roman" w:hAnsi="Times New Roman" w:cs="Times New Roman"/>
+          <w:i/>
+          <w:iCs/>
+          <w:sz w:val="28"/>
+          <w:szCs w:val="28"/>
+          <w:vertAlign w:val="subscript"/>
+          <w:lang w:val="en-US"/>
+        </w:rPr>
+        <w:t>cur</w:t>
+      </w:r>
+      <w:proofErr w:type="spellEnd"/>
       <w:r>
         <w:rPr>
           <w:rFonts w:ascii="Times New Roman" w:hAnsi="Times New Roman" w:cs="Times New Roman"/>
@@ -19459,128 +22868,16 @@
       <w:r>
         <w:rPr>
           <w:rFonts w:ascii="Times New Roman" w:hAnsi="Times New Roman" w:cs="Times New Roman"/>
-          <w:position w:val="-14"/>
-          <w:sz w:val="28"/>
-          <w:szCs w:val="28"/>
-          <w:lang w:val="en-US"/>
-        </w:rPr>
-        <w:object w:dxaOrig="580" w:dyaOrig="420" w14:anchorId="380628E0">
-          <v:shape id="_x0000_i1054" type="#_x0000_t75" style="width:29pt;height:21.5pt" o:ole="">
-            <v:imagedata r:id="rId93" o:title=""/>
-          </v:shape>
-          <o:OLEObject Type="Embed" ProgID="Equation.DSMT4" ShapeID="_x0000_i1054" DrawAspect="Content" ObjectID="_1837841483" r:id="rId94"/>
-        </w:object>
-      </w:r>
-      <w:r>
-        <w:rPr>
-          <w:rFonts w:ascii="Times New Roman" w:hAnsi="Times New Roman" w:cs="Times New Roman"/>
-          <w:sz w:val="28"/>
-          <w:szCs w:val="28"/>
-          <w:lang w:val="en-US"/>
-        </w:rPr>
-        <w:t xml:space="preserve"> </w:t>
-      </w:r>
-      <w:r>
-        <w:rPr>
-          <w:rFonts w:ascii="Times New Roman" w:hAnsi="Times New Roman" w:cs="Times New Roman"/>
-          <w:i/>
-          <w:iCs/>
-          <w:sz w:val="28"/>
-          <w:szCs w:val="28"/>
-          <w:lang w:val="en-US"/>
-        </w:rPr>
-        <w:t>α</w:t>
-      </w:r>
-      <w:proofErr w:type="spellStart"/>
-      <w:r>
-        <w:rPr>
-          <w:rFonts w:ascii="Times New Roman" w:hAnsi="Times New Roman" w:cs="Times New Roman"/>
-          <w:i/>
-          <w:iCs/>
-          <w:sz w:val="28"/>
-          <w:szCs w:val="28"/>
-          <w:vertAlign w:val="subscript"/>
-          <w:lang w:val="en-US"/>
-        </w:rPr>
-        <w:t>vib</w:t>
-      </w:r>
-      <w:proofErr w:type="spellEnd"/>
-      <w:r>
-        <w:rPr>
-          <w:rFonts w:ascii="Times New Roman" w:hAnsi="Times New Roman" w:cs="Times New Roman"/>
-          <w:sz w:val="28"/>
-          <w:szCs w:val="28"/>
-          <w:lang w:val="en-US"/>
-        </w:rPr>
-        <w:t>(</w:t>
-      </w:r>
-      <w:r>
-        <w:rPr>
-          <w:rFonts w:ascii="Times New Roman" w:hAnsi="Times New Roman" w:cs="Times New Roman"/>
-          <w:i/>
-          <w:iCs/>
-          <w:sz w:val="28"/>
-          <w:szCs w:val="28"/>
-          <w:lang w:val="en-US"/>
-        </w:rPr>
-        <w:t>t</w:t>
-      </w:r>
-      <w:r>
-        <w:rPr>
-          <w:rFonts w:ascii="Times New Roman" w:hAnsi="Times New Roman" w:cs="Times New Roman"/>
-          <w:sz w:val="28"/>
-          <w:szCs w:val="28"/>
-          <w:lang w:val="en-US"/>
-        </w:rPr>
-        <w:t xml:space="preserve">) </w:t>
-      </w:r>
-      <w:proofErr w:type="spellStart"/>
-      <w:r>
-        <w:rPr>
-          <w:rFonts w:ascii="Times New Roman" w:hAnsi="Times New Roman" w:cs="Times New Roman"/>
-          <w:i/>
-          <w:iCs/>
-          <w:sz w:val="28"/>
-          <w:szCs w:val="28"/>
-          <w:lang w:val="en-US"/>
-        </w:rPr>
-        <w:t>K</w:t>
-      </w:r>
-      <w:r>
-        <w:rPr>
-          <w:rFonts w:ascii="Times New Roman" w:hAnsi="Times New Roman" w:cs="Times New Roman"/>
-          <w:i/>
-          <w:iCs/>
-          <w:sz w:val="28"/>
-          <w:szCs w:val="28"/>
-          <w:vertAlign w:val="subscript"/>
-          <w:lang w:val="en-US"/>
-        </w:rPr>
-        <w:t>cur</w:t>
-      </w:r>
-      <w:proofErr w:type="spellEnd"/>
-      <w:r>
-        <w:rPr>
-          <w:rFonts w:ascii="Times New Roman" w:hAnsi="Times New Roman" w:cs="Times New Roman"/>
-          <w:sz w:val="28"/>
-          <w:szCs w:val="28"/>
-          <w:lang w:val="en-US"/>
-        </w:rPr>
-        <w:t xml:space="preserve"> </w:t>
-      </w:r>
-      <w:r>
-        <w:rPr>
-          <w:rFonts w:ascii="Times New Roman" w:hAnsi="Times New Roman" w:cs="Times New Roman"/>
           <w:position w:val="-12"/>
           <w:sz w:val="28"/>
           <w:szCs w:val="28"/>
           <w:lang w:val="en-US"/>
         </w:rPr>
         <w:object w:dxaOrig="360" w:dyaOrig="499" w14:anchorId="565F8E40">
-          <v:shape id="_x0000_i1072" type="#_x0000_t75" style="width:18.25pt;height:24.7pt" o:ole="">
+          <v:shape id="_x0000_i1066" type="#_x0000_t75" style="width:18.25pt;height:24.7pt" o:ole="">
             <v:imagedata r:id="rId78" o:title=""/>
           </v:shape>
-          <o:OLEObject Type="Embed" ProgID="Equation.DSMT4" ShapeID="_x0000_i1072" DrawAspect="Content" ObjectID="_1837841484" r:id="rId95"/>
+          <o:OLEObject Type="Embed" ProgID="Equation.DSMT4" ShapeID="_x0000_i1066" DrawAspect="Content" ObjectID="_1837929260" r:id="rId116"/>
         </w:object>
       </w:r>
       <w:r>
@@ -19606,7 +22903,6 @@
         </w:rPr>
       </w:pPr>
       <w:proofErr w:type="spellStart"/>
-      <w:proofErr w:type="gramStart"/>
       <w:r>
         <w:rPr>
           <w:rFonts w:ascii="Times New Roman" w:hAnsi="Times New Roman" w:cs="Times New Roman"/>
@@ -19638,9 +22934,33 @@
           <w:szCs w:val="28"/>
           <w:lang w:val="en-US"/>
         </w:rPr>
-        <w:t xml:space="preserve"> ,</w:t>
-      </w:r>
-      <w:proofErr w:type="gramEnd"/>
+        <w:t xml:space="preserve"> , </w:t>
+      </w:r>
+      <w:proofErr w:type="spellStart"/>
+      <w:r>
+        <w:rPr>
+          <w:rFonts w:ascii="Times New Roman" w:hAnsi="Times New Roman" w:cs="Times New Roman"/>
+          <w:i/>
+          <w:iCs/>
+          <w:sz w:val="28"/>
+          <w:szCs w:val="28"/>
+          <w:lang w:val="en-US"/>
+        </w:rPr>
+        <w:t>I</w:t>
+      </w:r>
+      <w:r>
+        <w:rPr>
+          <w:rFonts w:ascii="Times New Roman" w:hAnsi="Times New Roman" w:cs="Times New Roman"/>
+          <w:i/>
+          <w:iCs/>
+          <w:sz w:val="28"/>
+          <w:szCs w:val="28"/>
+          <w:vertAlign w:val="subscript"/>
+          <w:lang w:val="en-US"/>
+        </w:rPr>
+        <w:t>peak</w:t>
+      </w:r>
+      <w:proofErr w:type="spellEnd"/>
       <w:r>
         <w:rPr>
           <w:rFonts w:ascii="Times New Roman" w:hAnsi="Times New Roman" w:cs="Times New Roman"/>
@@ -19660,7 +22980,7 @@
           <w:szCs w:val="28"/>
           <w:lang w:val="en-US"/>
         </w:rPr>
-        <w:t>I</w:t>
+        <w:t>v</w:t>
       </w:r>
       <w:r>
         <w:rPr>
@@ -19672,7 +22992,7 @@
           <w:vertAlign w:val="subscript"/>
           <w:lang w:val="en-US"/>
         </w:rPr>
-        <w:t>peak</w:t>
+        <w:t>rec</w:t>
       </w:r>
       <w:proofErr w:type="spellEnd"/>
       <w:r>
@@ -19684,6 +23004,16 @@
         </w:rPr>
         <w:t xml:space="preserve"> </w:t>
       </w:r>
+      <w:r>
+        <w:rPr>
+          <w:rFonts w:ascii="Times New Roman" w:hAnsi="Times New Roman" w:cs="Times New Roman"/>
+          <w:i/>
+          <w:iCs/>
+          <w:sz w:val="28"/>
+          <w:szCs w:val="28"/>
+        </w:rPr>
+        <w:t>γ</w:t>
+      </w:r>
       <w:proofErr w:type="spellStart"/>
       <w:r>
         <w:rPr>
@@ -19692,21 +23022,10 @@
           <w:iCs/>
           <w:sz w:val="28"/>
           <w:szCs w:val="28"/>
-          <w:lang w:val="en-US"/>
-        </w:rPr>
-        <w:t>v</w:t>
-      </w:r>
-      <w:r>
-        <w:rPr>
-          <w:rFonts w:ascii="Times New Roman" w:hAnsi="Times New Roman" w:cs="Times New Roman"/>
-          <w:i/>
-          <w:iCs/>
-          <w:sz w:val="28"/>
-          <w:szCs w:val="28"/>
           <w:vertAlign w:val="subscript"/>
           <w:lang w:val="en-US"/>
         </w:rPr>
-        <w:t>rec</w:t>
+        <w:t>vib</w:t>
       </w:r>
       <w:proofErr w:type="spellEnd"/>
       <w:r>
@@ -19721,15 +23040,24 @@
       <w:r>
         <w:rPr>
           <w:rFonts w:ascii="Times New Roman" w:hAnsi="Times New Roman" w:cs="Times New Roman"/>
-          <w:i/>
-          <w:iCs/>
-          <w:sz w:val="28"/>
-          <w:szCs w:val="28"/>
-        </w:rPr>
-        <w:t>γ</w:t>
+          <w:sz w:val="28"/>
+          <w:szCs w:val="28"/>
+          <w:lang w:val="en-US"/>
+        </w:rPr>
+        <w:t xml:space="preserve"> </w:t>
       </w:r>
       <w:proofErr w:type="spellStart"/>
-      <w:proofErr w:type="gramStart"/>
+      <w:r>
+        <w:rPr>
+          <w:rFonts w:ascii="Times New Roman" w:hAnsi="Times New Roman" w:cs="Times New Roman"/>
+          <w:i/>
+          <w:iCs/>
+          <w:sz w:val="28"/>
+          <w:szCs w:val="28"/>
+          <w:lang w:val="en-US"/>
+        </w:rPr>
+        <w:t>χ</w:t>
+      </w:r>
       <w:r>
         <w:rPr>
           <w:rFonts w:ascii="Times New Roman" w:hAnsi="Times New Roman" w:cs="Times New Roman"/>
@@ -19740,7 +23068,7 @@
           <w:vertAlign w:val="subscript"/>
           <w:lang w:val="en-US"/>
         </w:rPr>
-        <w:t>vib</w:t>
+        <w:t>high</w:t>
       </w:r>
       <w:proofErr w:type="spellEnd"/>
       <w:r>
@@ -19750,17 +23078,45 @@
           <w:szCs w:val="28"/>
           <w:lang w:val="en-US"/>
         </w:rPr>
+        <w:t>(</w:t>
+      </w:r>
+      <w:r>
+        <w:rPr>
+          <w:rFonts w:ascii="Times New Roman" w:hAnsi="Times New Roman" w:cs="Times New Roman"/>
+          <w:i/>
+          <w:iCs/>
+          <w:sz w:val="28"/>
+          <w:szCs w:val="28"/>
+          <w:lang w:val="en-US"/>
+        </w:rPr>
+        <w:t>SOC</w:t>
+      </w:r>
+      <w:r>
+        <w:rPr>
+          <w:rFonts w:ascii="Times New Roman" w:hAnsi="Times New Roman" w:cs="Times New Roman"/>
+          <w:sz w:val="28"/>
+          <w:szCs w:val="28"/>
+          <w:lang w:val="en-US"/>
+        </w:rPr>
+        <w:t xml:space="preserve">) </w:t>
+      </w:r>
+      <w:r>
+        <w:rPr>
+          <w:rFonts w:ascii="Times New Roman" w:hAnsi="Times New Roman" w:cs="Times New Roman"/>
+          <w:sz w:val="28"/>
+          <w:szCs w:val="28"/>
+        </w:rPr>
+        <w:t>и</w:t>
+      </w:r>
+      <w:r>
+        <w:rPr>
+          <w:rFonts w:ascii="Times New Roman" w:hAnsi="Times New Roman" w:cs="Times New Roman"/>
+          <w:sz w:val="28"/>
+          <w:szCs w:val="28"/>
+          <w:lang w:val="en-US"/>
+        </w:rPr>
         <w:t xml:space="preserve"> </w:t>
       </w:r>
-      <w:r>
-        <w:rPr>
-          <w:rFonts w:ascii="Times New Roman" w:hAnsi="Times New Roman" w:cs="Times New Roman"/>
-          <w:sz w:val="28"/>
-          <w:szCs w:val="28"/>
-          <w:lang w:val="en-US"/>
-        </w:rPr>
-        <w:t xml:space="preserve"> </w:t>
-      </w:r>
       <w:proofErr w:type="spellStart"/>
       <w:r>
         <w:rPr>
@@ -19783,7 +23139,7 @@
           <w:vertAlign w:val="subscript"/>
           <w:lang w:val="en-US"/>
         </w:rPr>
-        <w:t>high</w:t>
+        <w:t>low</w:t>
       </w:r>
       <w:proofErr w:type="spellEnd"/>
       <w:r>
@@ -19795,80 +23151,6 @@
         </w:rPr>
         <w:t>(</w:t>
       </w:r>
-      <w:proofErr w:type="gramEnd"/>
-      <w:r>
-        <w:rPr>
-          <w:rFonts w:ascii="Times New Roman" w:hAnsi="Times New Roman" w:cs="Times New Roman"/>
-          <w:i/>
-          <w:iCs/>
-          <w:sz w:val="28"/>
-          <w:szCs w:val="28"/>
-          <w:lang w:val="en-US"/>
-        </w:rPr>
-        <w:t>SOC</w:t>
-      </w:r>
-      <w:r>
-        <w:rPr>
-          <w:rFonts w:ascii="Times New Roman" w:hAnsi="Times New Roman" w:cs="Times New Roman"/>
-          <w:sz w:val="28"/>
-          <w:szCs w:val="28"/>
-          <w:lang w:val="en-US"/>
-        </w:rPr>
-        <w:t xml:space="preserve">) </w:t>
-      </w:r>
-      <w:r>
-        <w:rPr>
-          <w:rFonts w:ascii="Times New Roman" w:hAnsi="Times New Roman" w:cs="Times New Roman"/>
-          <w:sz w:val="28"/>
-          <w:szCs w:val="28"/>
-        </w:rPr>
-        <w:t>и</w:t>
-      </w:r>
-      <w:r>
-        <w:rPr>
-          <w:rFonts w:ascii="Times New Roman" w:hAnsi="Times New Roman" w:cs="Times New Roman"/>
-          <w:sz w:val="28"/>
-          <w:szCs w:val="28"/>
-          <w:lang w:val="en-US"/>
-        </w:rPr>
-        <w:t xml:space="preserve"> </w:t>
-      </w:r>
-      <w:proofErr w:type="spellStart"/>
-      <w:r>
-        <w:rPr>
-          <w:rFonts w:ascii="Times New Roman" w:hAnsi="Times New Roman" w:cs="Times New Roman"/>
-          <w:i/>
-          <w:iCs/>
-          <w:sz w:val="28"/>
-          <w:szCs w:val="28"/>
-          <w:lang w:val="en-US"/>
-        </w:rPr>
-        <w:t>χ</w:t>
-      </w:r>
-      <w:proofErr w:type="gramStart"/>
-      <w:r>
-        <w:rPr>
-          <w:rFonts w:ascii="Times New Roman" w:hAnsi="Times New Roman" w:cs="Times New Roman"/>
-          <w:i/>
-          <w:iCs/>
-          <w:sz w:val="28"/>
-          <w:szCs w:val="28"/>
-          <w:vertAlign w:val="subscript"/>
-          <w:lang w:val="en-US"/>
-        </w:rPr>
-        <w:t>low</w:t>
-      </w:r>
-      <w:proofErr w:type="spellEnd"/>
-      <w:r>
-        <w:rPr>
-          <w:rFonts w:ascii="Times New Roman" w:hAnsi="Times New Roman" w:cs="Times New Roman"/>
-          <w:sz w:val="28"/>
-          <w:szCs w:val="28"/>
-          <w:lang w:val="en-US"/>
-        </w:rPr>
-        <w:t>(</w:t>
-      </w:r>
-      <w:proofErr w:type="gramEnd"/>
       <w:r>
         <w:rPr>
           <w:rFonts w:ascii="Times New Roman" w:hAnsi="Times New Roman" w:cs="Times New Roman"/>

--- a/Docs/Дис Борзенков вар2/01.Главы/Глава_4.docx
+++ b/Docs/Дис Борзенков вар2/01.Главы/Глава_4.docx
@@ -566,10 +566,10 @@
             <v:path o:extrusionok="f" gradientshapeok="t" o:connecttype="rect"/>
             <o:lock v:ext="edit" aspectratio="t"/>
           </v:shapetype>
-          <v:shape id="_x0000_i1025" type="#_x0000_t75" style="width:291.75pt;height:19.9pt" o:ole="">
+          <v:shape id="_x0000_i1025" type="#_x0000_t75" style="width:291.75pt;height:20.05pt" o:ole="">
             <v:imagedata r:id="rId7" o:title=""/>
           </v:shape>
-          <o:OLEObject Type="Embed" ProgID="Equation.DSMT4" ShapeID="_x0000_i1025" DrawAspect="Content" ObjectID="_1837930134" r:id="rId8"/>
+          <o:OLEObject Type="Embed" ProgID="Equation.DSMT4" ShapeID="_x0000_i1025" DrawAspect="Content" ObjectID="_1838031526" r:id="rId8"/>
         </w:object>
       </w:r>
       <w:r>
@@ -779,10 +779,10 @@
           <w:lang w:val="en-US"/>
         </w:rPr>
         <w:object w:dxaOrig="639" w:dyaOrig="400" w14:anchorId="27129820">
-          <v:shape id="_x0000_i1026" type="#_x0000_t75" style="width:31.7pt;height:19.9pt" o:ole="">
+          <v:shape id="_x0000_i1026" type="#_x0000_t75" style="width:31.95pt;height:20.05pt" o:ole="">
             <v:imagedata r:id="rId9" o:title=""/>
           </v:shape>
-          <o:OLEObject Type="Embed" ProgID="Equation.DSMT4" ShapeID="_x0000_i1026" DrawAspect="Content" ObjectID="_1837930135" r:id="rId10"/>
+          <o:OLEObject Type="Embed" ProgID="Equation.DSMT4" ShapeID="_x0000_i1026" DrawAspect="Content" ObjectID="_1838031527" r:id="rId10"/>
         </w:object>
       </w:r>
       <w:r>
@@ -802,10 +802,10 @@
           <w:lang w:val="en-US"/>
         </w:rPr>
         <w:object w:dxaOrig="639" w:dyaOrig="400" w14:anchorId="2B9F4C66">
-          <v:shape id="_x0000_i1027" type="#_x0000_t75" style="width:31.7pt;height:19.9pt" o:ole="">
+          <v:shape id="_x0000_i1027" type="#_x0000_t75" style="width:31.95pt;height:20.05pt" o:ole="">
             <v:imagedata r:id="rId11" o:title=""/>
           </v:shape>
-          <o:OLEObject Type="Embed" ProgID="Equation.DSMT4" ShapeID="_x0000_i1027" DrawAspect="Content" ObjectID="_1837930136" r:id="rId12"/>
+          <o:OLEObject Type="Embed" ProgID="Equation.DSMT4" ShapeID="_x0000_i1027" DrawAspect="Content" ObjectID="_1838031528" r:id="rId12"/>
         </w:object>
       </w:r>
       <w:r>
@@ -825,10 +825,10 @@
           <w:lang w:val="en-US"/>
         </w:rPr>
         <w:object w:dxaOrig="520" w:dyaOrig="400" w14:anchorId="17D66159">
-          <v:shape id="_x0000_i1028" type="#_x0000_t75" style="width:26.35pt;height:19.9pt" o:ole="">
+          <v:shape id="_x0000_i1028" type="#_x0000_t75" style="width:26.3pt;height:20.05pt" o:ole="">
             <v:imagedata r:id="rId13" o:title=""/>
           </v:shape>
-          <o:OLEObject Type="Embed" ProgID="Equation.DSMT4" ShapeID="_x0000_i1028" DrawAspect="Content" ObjectID="_1837930137" r:id="rId14"/>
+          <o:OLEObject Type="Embed" ProgID="Equation.DSMT4" ShapeID="_x0000_i1028" DrawAspect="Content" ObjectID="_1838031529" r:id="rId14"/>
         </w:object>
       </w:r>
       <w:r>
@@ -848,10 +848,10 @@
           <w:lang w:val="en-US"/>
         </w:rPr>
         <w:object w:dxaOrig="600" w:dyaOrig="400" w14:anchorId="2717A245">
-          <v:shape id="_x0000_i1029" type="#_x0000_t75" style="width:30.1pt;height:19.9pt" o:ole="">
+          <v:shape id="_x0000_i1029" type="#_x0000_t75" style="width:30.05pt;height:20.05pt" o:ole="">
             <v:imagedata r:id="rId15" o:title=""/>
           </v:shape>
-          <o:OLEObject Type="Embed" ProgID="Equation.DSMT4" ShapeID="_x0000_i1029" DrawAspect="Content" ObjectID="_1837930138" r:id="rId16"/>
+          <o:OLEObject Type="Embed" ProgID="Equation.DSMT4" ShapeID="_x0000_i1029" DrawAspect="Content" ObjectID="_1838031530" r:id="rId16"/>
         </w:object>
       </w:r>
       <w:r>
@@ -965,10 +965,10 @@
           <w:lang w:val="en-US"/>
         </w:rPr>
         <w:object w:dxaOrig="2120" w:dyaOrig="400" w14:anchorId="5CA718B2">
-          <v:shape id="_x0000_i1030" type="#_x0000_t75" style="width:105.85pt;height:19.9pt" o:ole="">
+          <v:shape id="_x0000_i1030" type="#_x0000_t75" style="width:105.8pt;height:20.05pt" o:ole="">
             <v:imagedata r:id="rId17" o:title=""/>
           </v:shape>
-          <o:OLEObject Type="Embed" ProgID="Equation.DSMT4" ShapeID="_x0000_i1030" DrawAspect="Content" ObjectID="_1837930139" r:id="rId18"/>
+          <o:OLEObject Type="Embed" ProgID="Equation.DSMT4" ShapeID="_x0000_i1030" DrawAspect="Content" ObjectID="_1838031531" r:id="rId18"/>
         </w:object>
       </w:r>
       <w:r>
@@ -1212,10 +1212,10 @@
           <w:lang w:val="en-US"/>
         </w:rPr>
         <w:object w:dxaOrig="4380" w:dyaOrig="620" w14:anchorId="5A53E54E">
-          <v:shape id="_x0000_i1031" type="#_x0000_t75" style="width:219.2pt;height:31.15pt" o:ole="">
+          <v:shape id="_x0000_i1031" type="#_x0000_t75" style="width:219.15pt;height:31.3pt" o:ole="">
             <v:imagedata r:id="rId19" o:title=""/>
           </v:shape>
-          <o:OLEObject Type="Embed" ProgID="Equation.DSMT4" ShapeID="_x0000_i1031" DrawAspect="Content" ObjectID="_1837930140" r:id="rId20"/>
+          <o:OLEObject Type="Embed" ProgID="Equation.DSMT4" ShapeID="_x0000_i1031" DrawAspect="Content" ObjectID="_1838031532" r:id="rId20"/>
         </w:object>
       </w:r>
       <w:r>
@@ -1431,10 +1431,10 @@
           <w:lang w:val="en-US"/>
         </w:rPr>
         <w:object w:dxaOrig="8520" w:dyaOrig="800" w14:anchorId="311E8609">
-          <v:shape id="_x0000_i1032" type="#_x0000_t75" style="width:425.55pt;height:40.3pt" o:ole="">
+          <v:shape id="_x0000_i1032" type="#_x0000_t75" style="width:425.75pt;height:40.05pt" o:ole="">
             <v:imagedata r:id="rId21" o:title=""/>
           </v:shape>
-          <o:OLEObject Type="Embed" ProgID="Equation.DSMT4" ShapeID="_x0000_i1032" DrawAspect="Content" ObjectID="_1837930141" r:id="rId22"/>
+          <o:OLEObject Type="Embed" ProgID="Equation.DSMT4" ShapeID="_x0000_i1032" DrawAspect="Content" ObjectID="_1838031533" r:id="rId22"/>
         </w:object>
       </w:r>
     </w:p>
@@ -1751,10 +1751,10 @@
           <w:lang w:val="en-US"/>
         </w:rPr>
         <w:object w:dxaOrig="3060" w:dyaOrig="840" w14:anchorId="1816CFA1">
-          <v:shape id="_x0000_i1033" type="#_x0000_t75" style="width:152.6pt;height:41.9pt" o:ole="">
+          <v:shape id="_x0000_i1033" type="#_x0000_t75" style="width:152.75pt;height:41.95pt" o:ole="">
             <v:imagedata r:id="rId23" o:title=""/>
           </v:shape>
-          <o:OLEObject Type="Embed" ProgID="Equation.DSMT4" ShapeID="_x0000_i1033" DrawAspect="Content" ObjectID="_1837930142" r:id="rId24"/>
+          <o:OLEObject Type="Embed" ProgID="Equation.DSMT4" ShapeID="_x0000_i1033" DrawAspect="Content" ObjectID="_1838031534" r:id="rId24"/>
         </w:object>
       </w:r>
       <w:r>
@@ -1830,10 +1830,10 @@
           <w:lang w:val="en-US"/>
         </w:rPr>
         <w:object w:dxaOrig="1579" w:dyaOrig="400" w14:anchorId="37F09976">
-          <v:shape id="_x0000_i1034" type="#_x0000_t75" style="width:79pt;height:19.9pt" o:ole="">
+          <v:shape id="_x0000_i1034" type="#_x0000_t75" style="width:78.9pt;height:20.05pt" o:ole="">
             <v:imagedata r:id="rId25" o:title=""/>
           </v:shape>
-          <o:OLEObject Type="Embed" ProgID="Equation.DSMT4" ShapeID="_x0000_i1034" DrawAspect="Content" ObjectID="_1837930143" r:id="rId26"/>
+          <o:OLEObject Type="Embed" ProgID="Equation.DSMT4" ShapeID="_x0000_i1034" DrawAspect="Content" ObjectID="_1838031535" r:id="rId26"/>
         </w:object>
       </w:r>
       <w:r>
@@ -1977,10 +1977,10 @@
           <w:lang w:val="en-US"/>
         </w:rPr>
         <w:object w:dxaOrig="3340" w:dyaOrig="400" w14:anchorId="2BEC10F4">
-          <v:shape id="_x0000_i1035" type="#_x0000_t75" style="width:167.1pt;height:19.9pt" o:ole="">
+          <v:shape id="_x0000_i1035" type="#_x0000_t75" style="width:167.15pt;height:20.05pt" o:ole="">
             <v:imagedata r:id="rId27" o:title=""/>
           </v:shape>
-          <o:OLEObject Type="Embed" ProgID="Equation.DSMT4" ShapeID="_x0000_i1035" DrawAspect="Content" ObjectID="_1837930144" r:id="rId28"/>
+          <o:OLEObject Type="Embed" ProgID="Equation.DSMT4" ShapeID="_x0000_i1035" DrawAspect="Content" ObjectID="_1838031536" r:id="rId28"/>
         </w:object>
       </w:r>
       <w:r>
@@ -2428,10 +2428,10 @@
           <w:lang w:val="en-US"/>
         </w:rPr>
         <w:object w:dxaOrig="2040" w:dyaOrig="400" w14:anchorId="6CDF31DE">
-          <v:shape id="_x0000_i1036" type="#_x0000_t75" style="width:102.1pt;height:19.9pt" o:ole="">
+          <v:shape id="_x0000_i1036" type="#_x0000_t75" style="width:102.05pt;height:20.05pt" o:ole="">
             <v:imagedata r:id="rId29" o:title=""/>
           </v:shape>
-          <o:OLEObject Type="Embed" ProgID="Equation.DSMT4" ShapeID="_x0000_i1036" DrawAspect="Content" ObjectID="_1837930145" r:id="rId30"/>
+          <o:OLEObject Type="Embed" ProgID="Equation.DSMT4" ShapeID="_x0000_i1036" DrawAspect="Content" ObjectID="_1838031537" r:id="rId30"/>
         </w:object>
       </w:r>
       <w:r>
@@ -2708,10 +2708,10 @@
           <w:lang w:val="en-US"/>
         </w:rPr>
         <w:object w:dxaOrig="5580" w:dyaOrig="400" w14:anchorId="37165A55">
-          <v:shape id="_x0000_i1037" type="#_x0000_t75" style="width:279.4pt;height:19.9pt" o:ole="">
+          <v:shape id="_x0000_i1037" type="#_x0000_t75" style="width:279.25pt;height:20.05pt" o:ole="">
             <v:imagedata r:id="rId31" o:title=""/>
           </v:shape>
-          <o:OLEObject Type="Embed" ProgID="Equation.DSMT4" ShapeID="_x0000_i1037" DrawAspect="Content" ObjectID="_1837930146" r:id="rId32"/>
+          <o:OLEObject Type="Embed" ProgID="Equation.DSMT4" ShapeID="_x0000_i1037" DrawAspect="Content" ObjectID="_1838031538" r:id="rId32"/>
         </w:object>
       </w:r>
       <w:r>
@@ -6622,10 +6622,10 @@
           <w:lang w:val="en-US"/>
         </w:rPr>
         <w:object w:dxaOrig="499" w:dyaOrig="620" w14:anchorId="236FBAA1">
-          <v:shape id="_x0000_i1038" type="#_x0000_t75" style="width:25.25pt;height:30.65pt" o:ole="">
+          <v:shape id="_x0000_i1038" type="#_x0000_t75" style="width:25.05pt;height:30.7pt" o:ole="">
             <v:imagedata r:id="rId35" o:title=""/>
           </v:shape>
-          <o:OLEObject Type="Embed" ProgID="Equation.DSMT4" ShapeID="_x0000_i1038" DrawAspect="Content" ObjectID="_1837930147" r:id="rId36"/>
+          <o:OLEObject Type="Embed" ProgID="Equation.DSMT4" ShapeID="_x0000_i1038" DrawAspect="Content" ObjectID="_1838031539" r:id="rId36"/>
         </w:object>
       </w:r>
       <w:r>
@@ -6924,10 +6924,10 @@
           <w:lang w:val="en-US"/>
         </w:rPr>
         <w:object w:dxaOrig="5660" w:dyaOrig="440" w14:anchorId="256AFF50">
-          <v:shape id="_x0000_i1039" type="#_x0000_t75" style="width:283.15pt;height:22.05pt" o:ole="">
+          <v:shape id="_x0000_i1039" type="#_x0000_t75" style="width:283pt;height:21.9pt" o:ole="">
             <v:imagedata r:id="rId37" o:title=""/>
           </v:shape>
-          <o:OLEObject Type="Embed" ProgID="Equation.DSMT4" ShapeID="_x0000_i1039" DrawAspect="Content" ObjectID="_1837930148" r:id="rId38"/>
+          <o:OLEObject Type="Embed" ProgID="Equation.DSMT4" ShapeID="_x0000_i1039" DrawAspect="Content" ObjectID="_1838031540" r:id="rId38"/>
         </w:object>
       </w:r>
       <w:r>
@@ -7004,10 +7004,10 @@
           <w:lang w:val="en-US"/>
         </w:rPr>
         <w:object w:dxaOrig="3920" w:dyaOrig="620" w14:anchorId="65D400BE">
-          <v:shape id="_x0000_i1040" type="#_x0000_t75" style="width:196.1pt;height:30.65pt" o:ole="">
+          <v:shape id="_x0000_i1040" type="#_x0000_t75" style="width:195.95pt;height:30.7pt" o:ole="">
             <v:imagedata r:id="rId39" o:title=""/>
           </v:shape>
-          <o:OLEObject Type="Embed" ProgID="Equation.DSMT4" ShapeID="_x0000_i1040" DrawAspect="Content" ObjectID="_1837930149" r:id="rId40"/>
+          <o:OLEObject Type="Embed" ProgID="Equation.DSMT4" ShapeID="_x0000_i1040" DrawAspect="Content" ObjectID="_1838031541" r:id="rId40"/>
         </w:object>
       </w:r>
       <w:r>
@@ -7083,10 +7083,10 @@
           <w:lang w:val="en-US"/>
         </w:rPr>
         <w:object w:dxaOrig="5600" w:dyaOrig="620" w14:anchorId="72A88A29">
-          <v:shape id="_x0000_i1041" type="#_x0000_t75" style="width:279.95pt;height:30.65pt" o:ole="">
+          <v:shape id="_x0000_i1041" type="#_x0000_t75" style="width:279.85pt;height:30.7pt" o:ole="">
             <v:imagedata r:id="rId41" o:title=""/>
           </v:shape>
-          <o:OLEObject Type="Embed" ProgID="Equation.DSMT4" ShapeID="_x0000_i1041" DrawAspect="Content" ObjectID="_1837930150" r:id="rId42"/>
+          <o:OLEObject Type="Embed" ProgID="Equation.DSMT4" ShapeID="_x0000_i1041" DrawAspect="Content" ObjectID="_1838031542" r:id="rId42"/>
         </w:object>
       </w:r>
       <w:r>
@@ -7529,10 +7529,10 @@
           <w:lang w:val="en-US"/>
         </w:rPr>
         <w:object w:dxaOrig="1480" w:dyaOrig="400" w14:anchorId="59C8BC7C">
-          <v:shape id="_x0000_i1042" type="#_x0000_t75" style="width:74.15pt;height:19.9pt" o:ole="">
+          <v:shape id="_x0000_i1042" type="#_x0000_t75" style="width:73.9pt;height:20.05pt" o:ole="">
             <v:imagedata r:id="rId43" o:title=""/>
           </v:shape>
-          <o:OLEObject Type="Embed" ProgID="Equation.DSMT4" ShapeID="_x0000_i1042" DrawAspect="Content" ObjectID="_1837930151" r:id="rId44"/>
+          <o:OLEObject Type="Embed" ProgID="Equation.DSMT4" ShapeID="_x0000_i1042" DrawAspect="Content" ObjectID="_1838031543" r:id="rId44"/>
         </w:object>
       </w:r>
       <w:r>
@@ -7608,10 +7608,10 @@
           <w:lang w:val="en-US"/>
         </w:rPr>
         <w:object w:dxaOrig="3920" w:dyaOrig="840" w14:anchorId="7504DF29">
-          <v:shape id="_x0000_i1043" type="#_x0000_t75" style="width:196.1pt;height:41.9pt" o:ole="">
+          <v:shape id="_x0000_i1043" type="#_x0000_t75" style="width:195.95pt;height:41.95pt" o:ole="">
             <v:imagedata r:id="rId45" o:title=""/>
           </v:shape>
-          <o:OLEObject Type="Embed" ProgID="Equation.DSMT4" ShapeID="_x0000_i1043" DrawAspect="Content" ObjectID="_1837930152" r:id="rId46"/>
+          <o:OLEObject Type="Embed" ProgID="Equation.DSMT4" ShapeID="_x0000_i1043" DrawAspect="Content" ObjectID="_1838031544" r:id="rId46"/>
         </w:object>
       </w:r>
       <w:r>
@@ -9785,10 +9785,10 @@
           <w:lang w:val="en-US"/>
         </w:rPr>
         <w:object w:dxaOrig="2700" w:dyaOrig="700" w14:anchorId="62C80738">
-          <v:shape id="_x0000_i1044" type="#_x0000_t75" style="width:135.4pt;height:34.95pt" o:ole="">
+          <v:shape id="_x0000_i1044" type="#_x0000_t75" style="width:135.25pt;height:35.05pt" o:ole="">
             <v:imagedata r:id="rId49" o:title=""/>
           </v:shape>
-          <o:OLEObject Type="Embed" ProgID="Equation.DSMT4" ShapeID="_x0000_i1044" DrawAspect="Content" ObjectID="_1837930153" r:id="rId50"/>
+          <o:OLEObject Type="Embed" ProgID="Equation.DSMT4" ShapeID="_x0000_i1044" DrawAspect="Content" ObjectID="_1838031545" r:id="rId50"/>
         </w:object>
       </w:r>
       <w:r>
@@ -9958,10 +9958,10 @@
           <w:szCs w:val="28"/>
         </w:rPr>
         <w:object w:dxaOrig="2340" w:dyaOrig="680" w14:anchorId="5E94FDB0">
-          <v:shape id="_x0000_i1045" type="#_x0000_t75" style="width:117.15pt;height:34.4pt" o:ole="">
+          <v:shape id="_x0000_i1045" type="#_x0000_t75" style="width:117.1pt;height:34.45pt" o:ole="">
             <v:imagedata r:id="rId51" o:title=""/>
           </v:shape>
-          <o:OLEObject Type="Embed" ProgID="Equation.DSMT4" ShapeID="_x0000_i1045" DrawAspect="Content" ObjectID="_1837930154" r:id="rId52"/>
+          <o:OLEObject Type="Embed" ProgID="Equation.DSMT4" ShapeID="_x0000_i1045" DrawAspect="Content" ObjectID="_1838031546" r:id="rId52"/>
         </w:object>
       </w:r>
       <w:r>
@@ -11843,10 +11843,10 @@
           <w:lang w:val="en-US"/>
         </w:rPr>
         <w:object w:dxaOrig="1100" w:dyaOrig="380" w14:anchorId="1D7CCF52">
-          <v:shape id="_x0000_i1046" type="#_x0000_t75" style="width:55.35pt;height:18.8pt" o:ole="">
+          <v:shape id="_x0000_i1046" type="#_x0000_t75" style="width:55.1pt;height:18.8pt" o:ole="">
             <v:imagedata r:id="rId54" o:title=""/>
           </v:shape>
-          <o:OLEObject Type="Embed" ProgID="Equation.DSMT4" ShapeID="_x0000_i1046" DrawAspect="Content" ObjectID="_1837930155" r:id="rId55"/>
+          <o:OLEObject Type="Embed" ProgID="Equation.DSMT4" ShapeID="_x0000_i1046" DrawAspect="Content" ObjectID="_1838031547" r:id="rId55"/>
         </w:object>
       </w:r>
       <w:r>
@@ -11922,10 +11922,10 @@
           <w:lang w:val="en-US"/>
         </w:rPr>
         <w:object w:dxaOrig="1100" w:dyaOrig="380" w14:anchorId="2D63B4EA">
-          <v:shape id="_x0000_i1047" type="#_x0000_t75" style="width:55.35pt;height:18.8pt" o:ole="">
+          <v:shape id="_x0000_i1047" type="#_x0000_t75" style="width:55.1pt;height:18.8pt" o:ole="">
             <v:imagedata r:id="rId56" o:title=""/>
           </v:shape>
-          <o:OLEObject Type="Embed" ProgID="Equation.DSMT4" ShapeID="_x0000_i1047" DrawAspect="Content" ObjectID="_1837930156" r:id="rId57"/>
+          <o:OLEObject Type="Embed" ProgID="Equation.DSMT4" ShapeID="_x0000_i1047" DrawAspect="Content" ObjectID="_1838031548" r:id="rId57"/>
         </w:object>
       </w:r>
       <w:r>
@@ -12001,10 +12001,10 @@
           <w:lang w:val="en-US"/>
         </w:rPr>
         <w:object w:dxaOrig="1900" w:dyaOrig="360" w14:anchorId="408F24C5">
-          <v:shape id="_x0000_i1048" type="#_x0000_t75" style="width:95.1pt;height:18.25pt" o:ole="">
+          <v:shape id="_x0000_i1048" type="#_x0000_t75" style="width:95.15pt;height:18.15pt" o:ole="">
             <v:imagedata r:id="rId58" o:title=""/>
           </v:shape>
-          <o:OLEObject Type="Embed" ProgID="Equation.DSMT4" ShapeID="_x0000_i1048" DrawAspect="Content" ObjectID="_1837930157" r:id="rId59"/>
+          <o:OLEObject Type="Embed" ProgID="Equation.DSMT4" ShapeID="_x0000_i1048" DrawAspect="Content" ObjectID="_1838031549" r:id="rId59"/>
         </w:object>
       </w:r>
       <w:r>
@@ -12080,10 +12080,10 @@
           <w:lang w:val="en-US"/>
         </w:rPr>
         <w:object w:dxaOrig="4400" w:dyaOrig="660" w14:anchorId="21727926">
-          <v:shape id="_x0000_i1049" type="#_x0000_t75" style="width:219.75pt;height:33.3pt" o:ole="">
+          <v:shape id="_x0000_i1049" type="#_x0000_t75" style="width:219.75pt;height:33.2pt" o:ole="">
             <v:imagedata r:id="rId60" o:title=""/>
           </v:shape>
-          <o:OLEObject Type="Embed" ProgID="Equation.DSMT4" ShapeID="_x0000_i1049" DrawAspect="Content" ObjectID="_1837930158" r:id="rId61"/>
+          <o:OLEObject Type="Embed" ProgID="Equation.DSMT4" ShapeID="_x0000_i1049" DrawAspect="Content" ObjectID="_1838031550" r:id="rId61"/>
         </w:object>
       </w:r>
       <w:r>
@@ -12210,10 +12210,10 @@
           <w:lang w:val="en-US"/>
         </w:rPr>
         <w:object w:dxaOrig="2439" w:dyaOrig="780" w14:anchorId="7F594A34">
-          <v:shape id="_x0000_i1050" type="#_x0000_t75" style="width:121.95pt;height:38.7pt" o:ole="">
+          <v:shape id="_x0000_i1050" type="#_x0000_t75" style="width:122.1pt;height:38.8pt" o:ole="">
             <v:imagedata r:id="rId62" o:title=""/>
           </v:shape>
-          <o:OLEObject Type="Embed" ProgID="Equation.DSMT4" ShapeID="_x0000_i1050" DrawAspect="Content" ObjectID="_1837930159" r:id="rId63"/>
+          <o:OLEObject Type="Embed" ProgID="Equation.DSMT4" ShapeID="_x0000_i1050" DrawAspect="Content" ObjectID="_1838031551" r:id="rId63"/>
         </w:object>
       </w:r>
       <w:r>
@@ -12384,10 +12384,10 @@
           <w:lang w:val="en-US"/>
         </w:rPr>
         <w:object w:dxaOrig="1660" w:dyaOrig="760" w14:anchorId="63B71FCE">
-          <v:shape id="_x0000_i1051" type="#_x0000_t75" style="width:83.3pt;height:38.15pt" o:ole="">
+          <v:shape id="_x0000_i1051" type="#_x0000_t75" style="width:83.25pt;height:38.2pt" o:ole="">
             <v:imagedata r:id="rId64" o:title=""/>
           </v:shape>
-          <o:OLEObject Type="Embed" ProgID="Equation.DSMT4" ShapeID="_x0000_i1051" DrawAspect="Content" ObjectID="_1837930160" r:id="rId65"/>
+          <o:OLEObject Type="Embed" ProgID="Equation.DSMT4" ShapeID="_x0000_i1051" DrawAspect="Content" ObjectID="_1838031552" r:id="rId65"/>
         </w:object>
       </w:r>
       <w:r>
@@ -12464,10 +12464,10 @@
           <w:lang w:val="en-US"/>
         </w:rPr>
         <w:object w:dxaOrig="1960" w:dyaOrig="700" w14:anchorId="23B523D7">
-          <v:shape id="_x0000_i1052" type="#_x0000_t75" style="width:98.35pt;height:34.95pt" o:ole="">
+          <v:shape id="_x0000_i1052" type="#_x0000_t75" style="width:98.3pt;height:35.05pt" o:ole="">
             <v:imagedata r:id="rId66" o:title=""/>
           </v:shape>
-          <o:OLEObject Type="Embed" ProgID="Equation.DSMT4" ShapeID="_x0000_i1052" DrawAspect="Content" ObjectID="_1837930161" r:id="rId67"/>
+          <o:OLEObject Type="Embed" ProgID="Equation.DSMT4" ShapeID="_x0000_i1052" DrawAspect="Content" ObjectID="_1838031553" r:id="rId67"/>
         </w:object>
       </w:r>
       <w:r>
@@ -12785,10 +12785,10 @@
           <w:lang w:val="en-US"/>
         </w:rPr>
         <w:object w:dxaOrig="2200" w:dyaOrig="740" w14:anchorId="05D17420">
-          <v:shape id="_x0000_i1053" type="#_x0000_t75" style="width:110.15pt;height:37.05pt" o:ole="">
+          <v:shape id="_x0000_i1053" type="#_x0000_t75" style="width:110.2pt;height:36.95pt" o:ole="">
             <v:imagedata r:id="rId68" o:title=""/>
           </v:shape>
-          <o:OLEObject Type="Embed" ProgID="Equation.DSMT4" ShapeID="_x0000_i1053" DrawAspect="Content" ObjectID="_1837930162" r:id="rId69"/>
+          <o:OLEObject Type="Embed" ProgID="Equation.DSMT4" ShapeID="_x0000_i1053" DrawAspect="Content" ObjectID="_1838031554" r:id="rId69"/>
         </w:object>
       </w:r>
       <w:r>
@@ -13028,10 +13028,10 @@
           <w:lang w:val="en-US"/>
         </w:rPr>
         <w:object w:dxaOrig="1460" w:dyaOrig="660" w14:anchorId="056A7D58">
-          <v:shape id="_x0000_i1054" type="#_x0000_t75" style="width:73.05pt;height:32.8pt" o:ole="">
+          <v:shape id="_x0000_i1054" type="#_x0000_t75" style="width:73.25pt;height:32.55pt" o:ole="">
             <v:imagedata r:id="rId70" o:title=""/>
           </v:shape>
-          <o:OLEObject Type="Embed" ProgID="Equation.DSMT4" ShapeID="_x0000_i1054" DrawAspect="Content" ObjectID="_1837930163" r:id="rId71"/>
+          <o:OLEObject Type="Embed" ProgID="Equation.DSMT4" ShapeID="_x0000_i1054" DrawAspect="Content" ObjectID="_1838031555" r:id="rId71"/>
         </w:object>
       </w:r>
       <w:r>
@@ -13107,10 +13107,10 @@
           <w:lang w:val="en-US"/>
         </w:rPr>
         <w:object w:dxaOrig="2700" w:dyaOrig="680" w14:anchorId="378DDA10">
-          <v:shape id="_x0000_i1055" type="#_x0000_t75" style="width:134.85pt;height:33.85pt" o:ole="">
+          <v:shape id="_x0000_i1055" type="#_x0000_t75" style="width:134.6pt;height:33.8pt" o:ole="">
             <v:imagedata r:id="rId72" o:title=""/>
           </v:shape>
-          <o:OLEObject Type="Embed" ProgID="Equation.DSMT4" ShapeID="_x0000_i1055" DrawAspect="Content" ObjectID="_1837930164" r:id="rId73"/>
+          <o:OLEObject Type="Embed" ProgID="Equation.DSMT4" ShapeID="_x0000_i1055" DrawAspect="Content" ObjectID="_1838031556" r:id="rId73"/>
         </w:object>
       </w:r>
       <w:r>
@@ -13237,10 +13237,10 @@
           <w:lang w:val="en-US"/>
         </w:rPr>
         <w:object w:dxaOrig="2020" w:dyaOrig="820" w14:anchorId="2462889B">
-          <v:shape id="_x0000_i1056" type="#_x0000_t75" style="width:101pt;height:40.85pt" o:ole="">
+          <v:shape id="_x0000_i1056" type="#_x0000_t75" style="width:100.8pt;height:40.7pt" o:ole="">
             <v:imagedata r:id="rId74" o:title=""/>
           </v:shape>
-          <o:OLEObject Type="Embed" ProgID="Equation.DSMT4" ShapeID="_x0000_i1056" DrawAspect="Content" ObjectID="_1837930165" r:id="rId75"/>
+          <o:OLEObject Type="Embed" ProgID="Equation.DSMT4" ShapeID="_x0000_i1056" DrawAspect="Content" ObjectID="_1838031557" r:id="rId75"/>
         </w:object>
       </w:r>
       <w:r>
@@ -13370,10 +13370,10 @@
           <w:lang w:val="en-US"/>
         </w:rPr>
         <w:object w:dxaOrig="1460" w:dyaOrig="800" w14:anchorId="31267236">
-          <v:shape id="_x0000_i1057" type="#_x0000_t75" style="width:73.05pt;height:39.75pt" o:ole="">
+          <v:shape id="_x0000_i1057" type="#_x0000_t75" style="width:73.25pt;height:40.05pt" o:ole="">
             <v:imagedata r:id="rId76" o:title=""/>
           </v:shape>
-          <o:OLEObject Type="Embed" ProgID="Equation.DSMT4" ShapeID="_x0000_i1057" DrawAspect="Content" ObjectID="_1837930166" r:id="rId77"/>
+          <o:OLEObject Type="Embed" ProgID="Equation.DSMT4" ShapeID="_x0000_i1057" DrawAspect="Content" ObjectID="_1838031558" r:id="rId77"/>
         </w:object>
       </w:r>
       <w:r>
@@ -13425,10 +13425,10 @@
           <w:lang w:val="en-US"/>
         </w:rPr>
         <w:object w:dxaOrig="360" w:dyaOrig="499" w14:anchorId="7D7DDCBB">
-          <v:shape id="_x0000_i1058" type="#_x0000_t75" style="width:18.25pt;height:24.7pt" o:ole="">
+          <v:shape id="_x0000_i1058" type="#_x0000_t75" style="width:18.15pt;height:24.4pt" o:ole="">
             <v:imagedata r:id="rId78" o:title=""/>
           </v:shape>
-          <o:OLEObject Type="Embed" ProgID="Equation.DSMT4" ShapeID="_x0000_i1058" DrawAspect="Content" ObjectID="_1837930167" r:id="rId79"/>
+          <o:OLEObject Type="Embed" ProgID="Equation.DSMT4" ShapeID="_x0000_i1058" DrawAspect="Content" ObjectID="_1838031559" r:id="rId79"/>
         </w:object>
       </w:r>
       <w:r>
@@ -13738,10 +13738,10 @@
           <w:szCs w:val="28"/>
         </w:rPr>
         <w:object w:dxaOrig="3159" w:dyaOrig="780" w14:anchorId="08A0D9DB">
-          <v:shape id="_x0000_i1059" type="#_x0000_t75" style="width:157.95pt;height:39.2pt" o:ole="">
+          <v:shape id="_x0000_i1059" type="#_x0000_t75" style="width:157.75pt;height:39.45pt" o:ole="">
             <v:imagedata r:id="rId80" o:title=""/>
           </v:shape>
-          <o:OLEObject Type="Embed" ProgID="Equation.DSMT4" ShapeID="_x0000_i1059" DrawAspect="Content" ObjectID="_1837930168" r:id="rId81"/>
+          <o:OLEObject Type="Embed" ProgID="Equation.DSMT4" ShapeID="_x0000_i1059" DrawAspect="Content" ObjectID="_1838031560" r:id="rId81"/>
         </w:object>
       </w:r>
       <w:r>
@@ -15098,10 +15098,10 @@
           <w:lang w:val="en-US"/>
         </w:rPr>
         <w:object w:dxaOrig="360" w:dyaOrig="499" w14:anchorId="23108428">
-          <v:shape id="_x0000_i1060" type="#_x0000_t75" style="width:18.25pt;height:24.7pt" o:ole="">
+          <v:shape id="_x0000_i1060" type="#_x0000_t75" style="width:18.15pt;height:24.4pt" o:ole="">
             <v:imagedata r:id="rId78" o:title=""/>
           </v:shape>
-          <o:OLEObject Type="Embed" ProgID="Equation.DSMT4" ShapeID="_x0000_i1060" DrawAspect="Content" ObjectID="_1837930169" r:id="rId83"/>
+          <o:OLEObject Type="Embed" ProgID="Equation.DSMT4" ShapeID="_x0000_i1060" DrawAspect="Content" ObjectID="_1838031561" r:id="rId83"/>
         </w:object>
       </w:r>
       <w:r>
@@ -15177,10 +15177,10 @@
           <w:lang w:val="en-US"/>
         </w:rPr>
         <w:object w:dxaOrig="1740" w:dyaOrig="760" w14:anchorId="10B158E8">
-          <v:shape id="_x0000_i1061" type="#_x0000_t75" style="width:87.05pt;height:38.15pt" o:ole="">
+          <v:shape id="_x0000_i1061" type="#_x0000_t75" style="width:87.05pt;height:38.2pt" o:ole="">
             <v:imagedata r:id="rId84" o:title=""/>
           </v:shape>
-          <o:OLEObject Type="Embed" ProgID="Equation.DSMT4" ShapeID="_x0000_i1061" DrawAspect="Content" ObjectID="_1837930170" r:id="rId85"/>
+          <o:OLEObject Type="Embed" ProgID="Equation.DSMT4" ShapeID="_x0000_i1061" DrawAspect="Content" ObjectID="_1838031562" r:id="rId85"/>
         </w:object>
       </w:r>
       <w:r>
@@ -15257,10 +15257,10 @@
           <w:lang w:val="en-US"/>
         </w:rPr>
         <w:object w:dxaOrig="1900" w:dyaOrig="760" w14:anchorId="78AE3F1E">
-          <v:shape id="_x0000_i1062" type="#_x0000_t75" style="width:95.1pt;height:38.15pt" o:ole="">
+          <v:shape id="_x0000_i1062" type="#_x0000_t75" style="width:95.15pt;height:38.2pt" o:ole="">
             <v:imagedata r:id="rId86" o:title=""/>
           </v:shape>
-          <o:OLEObject Type="Embed" ProgID="Equation.DSMT4" ShapeID="_x0000_i1062" DrawAspect="Content" ObjectID="_1837930171" r:id="rId87"/>
+          <o:OLEObject Type="Embed" ProgID="Equation.DSMT4" ShapeID="_x0000_i1062" DrawAspect="Content" ObjectID="_1838031563" r:id="rId87"/>
         </w:object>
       </w:r>
     </w:p>
@@ -16308,10 +16308,10 @@
           <w:lang w:val="en-US"/>
         </w:rPr>
         <w:object w:dxaOrig="2520" w:dyaOrig="780" w14:anchorId="7F3800A9">
-          <v:shape id="_x0000_i1063" type="#_x0000_t75" style="width:126.25pt;height:39.2pt" o:ole="">
+          <v:shape id="_x0000_i1063" type="#_x0000_t75" style="width:126.45pt;height:39.45pt" o:ole="">
             <v:imagedata r:id="rId89" o:title=""/>
           </v:shape>
-          <o:OLEObject Type="Embed" ProgID="Equation.DSMT4" ShapeID="_x0000_i1063" DrawAspect="Content" ObjectID="_1837930172" r:id="rId90"/>
+          <o:OLEObject Type="Embed" ProgID="Equation.DSMT4" ShapeID="_x0000_i1063" DrawAspect="Content" ObjectID="_1838031564" r:id="rId90"/>
         </w:object>
       </w:r>
       <w:r>
@@ -16343,10 +16343,10 @@
           <w:lang w:val="en-US"/>
         </w:rPr>
         <w:object w:dxaOrig="3060" w:dyaOrig="780" w14:anchorId="27B214DB">
-          <v:shape id="_x0000_i1064" type="#_x0000_t75" style="width:153.15pt;height:39.2pt" o:ole="">
+          <v:shape id="_x0000_i1064" type="#_x0000_t75" style="width:153.4pt;height:39.45pt" o:ole="">
             <v:imagedata r:id="rId91" o:title=""/>
           </v:shape>
-          <o:OLEObject Type="Embed" ProgID="Equation.DSMT4" ShapeID="_x0000_i1064" DrawAspect="Content" ObjectID="_1837930173" r:id="rId92"/>
+          <o:OLEObject Type="Embed" ProgID="Equation.DSMT4" ShapeID="_x0000_i1064" DrawAspect="Content" ObjectID="_1838031565" r:id="rId92"/>
         </w:object>
       </w:r>
       <w:r>
@@ -17211,10 +17211,10 @@
           <w:lang w:val="en-US"/>
         </w:rPr>
         <w:object w:dxaOrig="1400" w:dyaOrig="400" w14:anchorId="21E137DE">
-          <v:shape id="_x0000_i1065" type="#_x0000_t75" style="width:69.85pt;height:19.9pt" o:ole="">
+          <v:shape id="_x0000_i1065" type="#_x0000_t75" style="width:70.1pt;height:20.05pt" o:ole="">
             <v:imagedata r:id="rId93" o:title=""/>
           </v:shape>
-          <o:OLEObject Type="Embed" ProgID="Equation.DSMT4" ShapeID="_x0000_i1065" DrawAspect="Content" ObjectID="_1837930174" r:id="rId94"/>
+          <o:OLEObject Type="Embed" ProgID="Equation.DSMT4" ShapeID="_x0000_i1065" DrawAspect="Content" ObjectID="_1838031566" r:id="rId94"/>
         </w:object>
       </w:r>
       <w:r>
@@ -17234,10 +17234,10 @@
           <w:lang w:val="en-US"/>
         </w:rPr>
         <w:object w:dxaOrig="1400" w:dyaOrig="400" w14:anchorId="53202AFB">
-          <v:shape id="_x0000_i1066" type="#_x0000_t75" style="width:69.85pt;height:19.9pt" o:ole="">
+          <v:shape id="_x0000_i1066" type="#_x0000_t75" style="width:70.1pt;height:20.05pt" o:ole="">
             <v:imagedata r:id="rId95" o:title=""/>
           </v:shape>
-          <o:OLEObject Type="Embed" ProgID="Equation.DSMT4" ShapeID="_x0000_i1066" DrawAspect="Content" ObjectID="_1837930175" r:id="rId96"/>
+          <o:OLEObject Type="Embed" ProgID="Equation.DSMT4" ShapeID="_x0000_i1066" DrawAspect="Content" ObjectID="_1838031567" r:id="rId96"/>
         </w:object>
       </w:r>
       <w:r>
@@ -17257,10 +17257,10 @@
           <w:lang w:val="en-US"/>
         </w:rPr>
         <w:object w:dxaOrig="1160" w:dyaOrig="400" w14:anchorId="5C667E58">
-          <v:shape id="_x0000_i1067" type="#_x0000_t75" style="width:58.05pt;height:19.9pt" o:ole="">
+          <v:shape id="_x0000_i1067" type="#_x0000_t75" style="width:58.25pt;height:20.05pt" o:ole="">
             <v:imagedata r:id="rId97" o:title=""/>
           </v:shape>
-          <o:OLEObject Type="Embed" ProgID="Equation.DSMT4" ShapeID="_x0000_i1067" DrawAspect="Content" ObjectID="_1837930176" r:id="rId98"/>
+          <o:OLEObject Type="Embed" ProgID="Equation.DSMT4" ShapeID="_x0000_i1067" DrawAspect="Content" ObjectID="_1838031568" r:id="rId98"/>
         </w:object>
       </w:r>
       <w:r>
@@ -17336,10 +17336,10 @@
           <w:lang w:val="en-US"/>
         </w:rPr>
         <w:object w:dxaOrig="3180" w:dyaOrig="840" w14:anchorId="634C2897">
-          <v:shape id="_x0000_i1068" type="#_x0000_t75" style="width:159.05pt;height:41.9pt" o:ole="">
+          <v:shape id="_x0000_i1068" type="#_x0000_t75" style="width:159.05pt;height:41.95pt" o:ole="">
             <v:imagedata r:id="rId99" o:title=""/>
           </v:shape>
-          <o:OLEObject Type="Embed" ProgID="Equation.DSMT4" ShapeID="_x0000_i1068" DrawAspect="Content" ObjectID="_1837930177" r:id="rId100"/>
+          <o:OLEObject Type="Embed" ProgID="Equation.DSMT4" ShapeID="_x0000_i1068" DrawAspect="Content" ObjectID="_1838031569" r:id="rId100"/>
         </w:object>
       </w:r>
       <w:r>
@@ -17416,10 +17416,10 @@
           <w:lang w:val="en-US"/>
         </w:rPr>
         <w:object w:dxaOrig="900" w:dyaOrig="400" w14:anchorId="3D0EE8D1">
-          <v:shape id="_x0000_i1069" type="#_x0000_t75" style="width:45.15pt;height:19.9pt" o:ole="">
+          <v:shape id="_x0000_i1069" type="#_x0000_t75" style="width:45.1pt;height:20.05pt" o:ole="">
             <v:imagedata r:id="rId101" o:title=""/>
           </v:shape>
-          <o:OLEObject Type="Embed" ProgID="Equation.DSMT4" ShapeID="_x0000_i1069" DrawAspect="Content" ObjectID="_1837930178" r:id="rId102"/>
+          <o:OLEObject Type="Embed" ProgID="Equation.DSMT4" ShapeID="_x0000_i1069" DrawAspect="Content" ObjectID="_1838031570" r:id="rId102"/>
         </w:object>
       </w:r>
       <w:r>
@@ -18049,10 +18049,10 @@
           <w:lang w:val="en-US"/>
         </w:rPr>
         <w:object w:dxaOrig="2280" w:dyaOrig="400" w14:anchorId="2235883F">
-          <v:shape id="_x0000_i1070" type="#_x0000_t75" style="width:113.9pt;height:19.9pt" o:ole="">
+          <v:shape id="_x0000_i1070" type="#_x0000_t75" style="width:113.95pt;height:20.05pt" o:ole="">
             <v:imagedata r:id="rId104" o:title=""/>
           </v:shape>
-          <o:OLEObject Type="Embed" ProgID="Equation.DSMT4" ShapeID="_x0000_i1070" DrawAspect="Content" ObjectID="_1837930179" r:id="rId105"/>
+          <o:OLEObject Type="Embed" ProgID="Equation.DSMT4" ShapeID="_x0000_i1070" DrawAspect="Content" ObjectID="_1838031571" r:id="rId105"/>
         </w:object>
       </w:r>
       <w:r>
@@ -18495,10 +18495,10 @@
           <w:lang w:val="en-US"/>
         </w:rPr>
         <w:object w:dxaOrig="3019" w:dyaOrig="400" w14:anchorId="54A52BEF">
-          <v:shape id="_x0000_i1071" type="#_x0000_t75" style="width:151pt;height:19.9pt" o:ole="">
+          <v:shape id="_x0000_i1071" type="#_x0000_t75" style="width:150.9pt;height:20.05pt" o:ole="">
             <v:imagedata r:id="rId106" o:title=""/>
           </v:shape>
-          <o:OLEObject Type="Embed" ProgID="Equation.DSMT4" ShapeID="_x0000_i1071" DrawAspect="Content" ObjectID="_1837930180" r:id="rId107"/>
+          <o:OLEObject Type="Embed" ProgID="Equation.DSMT4" ShapeID="_x0000_i1071" DrawAspect="Content" ObjectID="_1838031572" r:id="rId107"/>
         </w:object>
       </w:r>
       <w:r>
@@ -19117,10 +19117,10 @@
           <w:lang w:val="en-US"/>
         </w:rPr>
         <w:object w:dxaOrig="4880" w:dyaOrig="400" w14:anchorId="66727612">
-          <v:shape id="_x0000_i1072" type="#_x0000_t75" style="width:243.95pt;height:19.9pt" o:ole="">
+          <v:shape id="_x0000_i1072" type="#_x0000_t75" style="width:244.15pt;height:20.05pt" o:ole="">
             <v:imagedata r:id="rId109" o:title=""/>
           </v:shape>
-          <o:OLEObject Type="Embed" ProgID="Equation.DSMT4" ShapeID="_x0000_i1072" DrawAspect="Content" ObjectID="_1837930181" r:id="rId110"/>
+          <o:OLEObject Type="Embed" ProgID="Equation.DSMT4" ShapeID="_x0000_i1072" DrawAspect="Content" ObjectID="_1838031573" r:id="rId110"/>
         </w:object>
       </w:r>
       <w:r>
@@ -19726,7 +19726,6 @@
           <w:rFonts w:ascii="Times New Roman" w:hAnsi="Times New Roman" w:cs="Times New Roman"/>
           <w:sz w:val="28"/>
           <w:szCs w:val="28"/>
-          <w:lang w:val="en-US"/>
         </w:rPr>
       </w:pPr>
     </w:p>
@@ -19920,10 +19919,10 @@
           <w:lang w:val="en-US"/>
         </w:rPr>
         <w:object w:dxaOrig="1500" w:dyaOrig="360" w14:anchorId="309D3C4B">
-          <v:shape id="_x0000_i1073" type="#_x0000_t75" style="width:75.2pt;height:18.25pt" o:ole="">
+          <v:shape id="_x0000_i1073" type="#_x0000_t75" style="width:75.15pt;height:18.15pt" o:ole="">
             <v:imagedata r:id="rId112" o:title=""/>
           </v:shape>
-          <o:OLEObject Type="Embed" ProgID="Equation.DSMT4" ShapeID="_x0000_i1073" DrawAspect="Content" ObjectID="_1837930182" r:id="rId113"/>
+          <o:OLEObject Type="Embed" ProgID="Equation.DSMT4" ShapeID="_x0000_i1073" DrawAspect="Content" ObjectID="_1838031574" r:id="rId113"/>
         </w:object>
       </w:r>
       <w:r>
@@ -20967,100 +20966,50 @@
           <w:sz w:val="28"/>
           <w:szCs w:val="28"/>
         </w:rPr>
-        <w:t>Таблица содержит расчётно-экспериментальные параметры, используемые для настройки эксплуатационно-ориентированной модели</w:t>
-      </w:r>
-      <w:r>
-        <w:rPr>
-          <w:rFonts w:ascii="Times New Roman" w:hAnsi="Times New Roman" w:cs="Times New Roman"/>
-          <w:sz w:val="28"/>
-          <w:szCs w:val="28"/>
-        </w:rPr>
-        <w:t xml:space="preserve"> </w:t>
-      </w:r>
-      <w:r>
-        <w:rPr>
-          <w:rFonts w:ascii="Times New Roman" w:hAnsi="Times New Roman" w:cs="Times New Roman"/>
-          <w:sz w:val="28"/>
-          <w:szCs w:val="28"/>
-        </w:rPr>
-        <w:t>деградации. Она показывает, что на практике ни один фактор не действует изолированно: итоговый темп старения формируется их</w:t>
-      </w:r>
-      <w:r>
-        <w:rPr>
-          <w:rFonts w:ascii="Times New Roman" w:hAnsi="Times New Roman" w:cs="Times New Roman"/>
-          <w:sz w:val="28"/>
-          <w:szCs w:val="28"/>
-        </w:rPr>
-        <w:t xml:space="preserve"> </w:t>
-      </w:r>
-      <w:r>
-        <w:rPr>
-          <w:rFonts w:ascii="Times New Roman" w:hAnsi="Times New Roman" w:cs="Times New Roman"/>
-          <w:sz w:val="28"/>
-          <w:szCs w:val="28"/>
-        </w:rPr>
-        <w:t>комбинированным влиянием.</w:t>
-      </w:r>
-    </w:p>
-    <w:p>
-      <w:pPr>
-        <w:spacing w:line="360" w:lineRule="auto"/>
-        <w:ind w:firstLine="709"/>
-        <w:jc w:val="both"/>
-        <w:rPr>
-          <w:rFonts w:ascii="Times New Roman" w:hAnsi="Times New Roman" w:cs="Times New Roman"/>
-          <w:sz w:val="28"/>
-          <w:szCs w:val="28"/>
-          <w:lang w:val="en-US"/>
-        </w:rPr>
-      </w:pPr>
-    </w:p>
-    <w:p>
-      <w:pPr>
-        <w:spacing w:line="360" w:lineRule="auto"/>
-        <w:ind w:firstLine="709"/>
-        <w:jc w:val="both"/>
-        <w:rPr>
-          <w:rFonts w:ascii="Times New Roman" w:hAnsi="Times New Roman" w:cs="Times New Roman"/>
-          <w:sz w:val="28"/>
-          <w:szCs w:val="28"/>
-        </w:rPr>
-      </w:pPr>
-      <w:r>
-        <w:rPr>
-          <w:rFonts w:ascii="Times New Roman" w:hAnsi="Times New Roman" w:cs="Times New Roman"/>
-          <w:sz w:val="28"/>
-          <w:szCs w:val="28"/>
-        </w:rPr>
-        <w:t>Таблица 4.8</w:t>
-      </w:r>
-      <w:r>
-        <w:rPr>
-          <w:rFonts w:ascii="Times New Roman" w:hAnsi="Times New Roman" w:cs="Times New Roman"/>
-          <w:sz w:val="28"/>
-          <w:szCs w:val="28"/>
-        </w:rPr>
-        <w:t xml:space="preserve"> – </w:t>
-      </w:r>
-      <w:r>
-        <w:rPr>
-          <w:rFonts w:ascii="Times New Roman" w:hAnsi="Times New Roman" w:cs="Times New Roman"/>
-          <w:sz w:val="28"/>
-          <w:szCs w:val="28"/>
-        </w:rPr>
-        <w:t>Расчётно-экспериментальные сценарии эксплуатации электротранспорта и их влияние на ресурс батареи</w:t>
-      </w:r>
-    </w:p>
-    <w:p>
-      <w:pPr>
-        <w:spacing w:line="360" w:lineRule="auto"/>
-        <w:ind w:firstLine="709"/>
-        <w:jc w:val="both"/>
-        <w:rPr>
-          <w:rFonts w:ascii="Times New Roman" w:hAnsi="Times New Roman" w:cs="Times New Roman"/>
-          <w:sz w:val="28"/>
-          <w:szCs w:val="28"/>
-          <w:lang w:val="en-US"/>
+        <w:t>Таблица содержит расчётно-экспериментальные параметры, используемые для настройки эксплуатационно-ориентированной модели деградации. Она показывает, что на практике ни один фактор не действует изолированно: итоговый темп старения формируется их комбинированным влиянием.</w:t>
+      </w:r>
+    </w:p>
+    <w:p>
+      <w:pPr>
+        <w:spacing w:line="360" w:lineRule="auto"/>
+        <w:ind w:firstLine="709"/>
+        <w:jc w:val="both"/>
+        <w:rPr>
+          <w:rFonts w:ascii="Times New Roman" w:hAnsi="Times New Roman" w:cs="Times New Roman"/>
+          <w:sz w:val="28"/>
+          <w:szCs w:val="28"/>
+        </w:rPr>
+      </w:pPr>
+    </w:p>
+    <w:p>
+      <w:pPr>
+        <w:spacing w:line="360" w:lineRule="auto"/>
+        <w:ind w:firstLine="709"/>
+        <w:jc w:val="both"/>
+        <w:rPr>
+          <w:rFonts w:ascii="Times New Roman" w:hAnsi="Times New Roman" w:cs="Times New Roman"/>
+          <w:sz w:val="28"/>
+          <w:szCs w:val="28"/>
+        </w:rPr>
+      </w:pPr>
+      <w:r>
+        <w:rPr>
+          <w:rFonts w:ascii="Times New Roman" w:hAnsi="Times New Roman" w:cs="Times New Roman"/>
+          <w:sz w:val="28"/>
+          <w:szCs w:val="28"/>
+        </w:rPr>
+        <w:t>Таблица 4.8 – Расчётно-экспериментальные сценарии эксплуатации электротранспорта и их влияние на ресурс батареи</w:t>
+      </w:r>
+    </w:p>
+    <w:p>
+      <w:pPr>
+        <w:spacing w:line="360" w:lineRule="auto"/>
+        <w:ind w:firstLine="709"/>
+        <w:jc w:val="both"/>
+        <w:rPr>
+          <w:rFonts w:ascii="Times New Roman" w:hAnsi="Times New Roman" w:cs="Times New Roman"/>
+          <w:sz w:val="28"/>
+          <w:szCs w:val="28"/>
         </w:rPr>
       </w:pPr>
     </w:p>
@@ -21122,16 +21071,7 @@
                 <w:szCs w:val="28"/>
                 <w:lang w:val="en-US"/>
               </w:rPr>
-              <w:t>Э</w:t>
-            </w:r>
-            <w:r>
-              <w:rPr>
-                <w:rFonts w:ascii="Times New Roman" w:hAnsi="Times New Roman" w:cs="Times New Roman"/>
-                <w:sz w:val="28"/>
-                <w:szCs w:val="28"/>
-                <w:lang w:val="en-US"/>
-              </w:rPr>
-              <w:t>ксплуатации</w:t>
+              <w:t>Эксплуатации</w:t>
             </w:r>
             <w:r>
               <w:rPr>
@@ -21991,7 +21931,6 @@
           <w:rFonts w:ascii="Times New Roman" w:hAnsi="Times New Roman" w:cs="Times New Roman"/>
           <w:sz w:val="28"/>
           <w:szCs w:val="28"/>
-          <w:lang w:val="en-US"/>
         </w:rPr>
       </w:pPr>
     </w:p>
@@ -22006,7 +21945,6 @@
           <w:bCs/>
           <w:sz w:val="28"/>
           <w:szCs w:val="28"/>
-          <w:lang w:val="en-US"/>
         </w:rPr>
       </w:pPr>
       <w:r>
@@ -22016,7 +21954,6 @@
           <w:bCs/>
           <w:sz w:val="28"/>
           <w:szCs w:val="28"/>
-          <w:lang w:val="en-US"/>
         </w:rPr>
         <w:t>4.4.6 Совмещённое действие эксплуатационных факторов</w:t>
       </w:r>
@@ -22030,85 +21967,50 @@
           <w:rFonts w:ascii="Times New Roman" w:hAnsi="Times New Roman" w:cs="Times New Roman"/>
           <w:sz w:val="28"/>
           <w:szCs w:val="28"/>
-          <w:lang w:val="en-US"/>
-        </w:rPr>
-      </w:pPr>
-    </w:p>
-    <w:p>
-      <w:pPr>
-        <w:spacing w:line="360" w:lineRule="auto"/>
-        <w:ind w:firstLine="709"/>
-        <w:jc w:val="both"/>
-        <w:rPr>
-          <w:rFonts w:ascii="Times New Roman" w:hAnsi="Times New Roman" w:cs="Times New Roman"/>
-          <w:sz w:val="28"/>
-          <w:szCs w:val="28"/>
-        </w:rPr>
-      </w:pPr>
-      <w:r>
-        <w:rPr>
-          <w:rFonts w:ascii="Times New Roman" w:hAnsi="Times New Roman" w:cs="Times New Roman"/>
-          <w:sz w:val="28"/>
-          <w:szCs w:val="28"/>
-        </w:rPr>
-        <w:t>Для электротранспорта наиболее характерно именно совместное действие факторов. На практике повышенная температура часто</w:t>
-      </w:r>
-      <w:r>
-        <w:rPr>
-          <w:rFonts w:ascii="Times New Roman" w:hAnsi="Times New Roman" w:cs="Times New Roman"/>
-          <w:sz w:val="28"/>
-          <w:szCs w:val="28"/>
-        </w:rPr>
-        <w:t xml:space="preserve"> </w:t>
-      </w:r>
-      <w:r>
-        <w:rPr>
-          <w:rFonts w:ascii="Times New Roman" w:hAnsi="Times New Roman" w:cs="Times New Roman"/>
-          <w:sz w:val="28"/>
-          <w:szCs w:val="28"/>
-        </w:rPr>
-        <w:t>сочетается с токовыми пиками, рекуперация — с неравномерным профилем движения, а глубокие циклы — с тяжёлыми маршрутными</w:t>
-      </w:r>
-      <w:r>
-        <w:rPr>
-          <w:rFonts w:ascii="Times New Roman" w:hAnsi="Times New Roman" w:cs="Times New Roman"/>
-          <w:sz w:val="28"/>
-          <w:szCs w:val="28"/>
-        </w:rPr>
-        <w:t xml:space="preserve"> </w:t>
-      </w:r>
-      <w:r>
-        <w:rPr>
-          <w:rFonts w:ascii="Times New Roman" w:hAnsi="Times New Roman" w:cs="Times New Roman"/>
-          <w:sz w:val="28"/>
-          <w:szCs w:val="28"/>
-        </w:rPr>
-        <w:t>условиями. Поэтому итоговая модель в работе записывается в мультипликативной форме:</w:t>
-      </w:r>
-    </w:p>
-    <w:p>
-      <w:pPr>
-        <w:spacing w:line="360" w:lineRule="auto"/>
-        <w:ind w:firstLine="709"/>
-        <w:jc w:val="both"/>
-        <w:rPr>
-          <w:rFonts w:ascii="Times New Roman" w:hAnsi="Times New Roman" w:cs="Times New Roman"/>
-          <w:sz w:val="28"/>
-          <w:szCs w:val="28"/>
-          <w:lang w:val="en-US"/>
-        </w:rPr>
-      </w:pPr>
-    </w:p>
-    <w:p>
-      <w:pPr>
-        <w:spacing w:line="360" w:lineRule="auto"/>
-        <w:ind w:firstLine="709"/>
-        <w:jc w:val="both"/>
-        <w:rPr>
-          <w:rFonts w:ascii="Times New Roman" w:hAnsi="Times New Roman" w:cs="Times New Roman"/>
-          <w:sz w:val="28"/>
-          <w:szCs w:val="28"/>
-          <w:lang w:val="en-US"/>
+        </w:rPr>
+      </w:pPr>
+    </w:p>
+    <w:p>
+      <w:pPr>
+        <w:spacing w:line="360" w:lineRule="auto"/>
+        <w:ind w:firstLine="709"/>
+        <w:jc w:val="both"/>
+        <w:rPr>
+          <w:rFonts w:ascii="Times New Roman" w:hAnsi="Times New Roman" w:cs="Times New Roman"/>
+          <w:sz w:val="28"/>
+          <w:szCs w:val="28"/>
+        </w:rPr>
+      </w:pPr>
+      <w:r>
+        <w:rPr>
+          <w:rFonts w:ascii="Times New Roman" w:hAnsi="Times New Roman" w:cs="Times New Roman"/>
+          <w:sz w:val="28"/>
+          <w:szCs w:val="28"/>
+        </w:rPr>
+        <w:t>Для электротранспорта наиболее характерно именно совместное действие факторов. На практике повышенная температура часто сочетается с токовыми пиками, рекуперация — с неравномерным профилем движения, а глубокие циклы — с тяжёлыми маршрутными условиями. Поэтому итоговая модель в работе записывается в мультипликативной форме:</w:t>
+      </w:r>
+    </w:p>
+    <w:p>
+      <w:pPr>
+        <w:spacing w:line="360" w:lineRule="auto"/>
+        <w:ind w:firstLine="709"/>
+        <w:jc w:val="both"/>
+        <w:rPr>
+          <w:rFonts w:ascii="Times New Roman" w:hAnsi="Times New Roman" w:cs="Times New Roman"/>
+          <w:sz w:val="28"/>
+          <w:szCs w:val="28"/>
+        </w:rPr>
+      </w:pPr>
+    </w:p>
+    <w:p>
+      <w:pPr>
+        <w:spacing w:line="360" w:lineRule="auto"/>
+        <w:ind w:firstLine="709"/>
+        <w:jc w:val="both"/>
+        <w:rPr>
+          <w:rFonts w:ascii="Times New Roman" w:hAnsi="Times New Roman" w:cs="Times New Roman"/>
+          <w:sz w:val="28"/>
+          <w:szCs w:val="28"/>
         </w:rPr>
       </w:pPr>
       <w:r>
@@ -22120,10 +22022,10 @@
           <w:lang w:val="en-US"/>
         </w:rPr>
         <w:object w:dxaOrig="6060" w:dyaOrig="620" w14:anchorId="5B790C05">
-          <v:shape id="_x0000_i1080" type="#_x0000_t75" style="width:303.05pt;height:31.15pt" o:ole="">
+          <v:shape id="_x0000_i1074" type="#_x0000_t75" style="width:303.05pt;height:31.3pt" o:ole="">
             <v:imagedata r:id="rId114" o:title=""/>
           </v:shape>
-          <o:OLEObject Type="Embed" ProgID="Equation.DSMT4" ShapeID="_x0000_i1080" DrawAspect="Content" ObjectID="_1837930183" r:id="rId115"/>
+          <o:OLEObject Type="Embed" ProgID="Equation.DSMT4" ShapeID="_x0000_i1074" DrawAspect="Content" ObjectID="_1838031575" r:id="rId115"/>
         </w:object>
       </w:r>
       <w:r>
@@ -22131,7 +22033,6 @@
           <w:rFonts w:ascii="Times New Roman" w:hAnsi="Times New Roman" w:cs="Times New Roman"/>
           <w:sz w:val="28"/>
           <w:szCs w:val="28"/>
-          <w:lang w:val="en-US"/>
         </w:rPr>
         <w:t>.</w:t>
       </w:r>
@@ -22145,35 +22046,63 @@
           <w:rFonts w:ascii="Times New Roman" w:hAnsi="Times New Roman" w:cs="Times New Roman"/>
           <w:sz w:val="28"/>
           <w:szCs w:val="28"/>
-          <w:lang w:val="en-US"/>
-        </w:rPr>
-      </w:pPr>
-    </w:p>
-    <w:p>
-      <w:pPr>
-        <w:spacing w:line="360" w:lineRule="auto"/>
-        <w:ind w:firstLine="709"/>
-        <w:jc w:val="both"/>
-        <w:rPr>
-          <w:rFonts w:ascii="Times New Roman" w:hAnsi="Times New Roman" w:cs="Times New Roman"/>
-          <w:sz w:val="28"/>
-          <w:szCs w:val="28"/>
-          <w:lang w:val="en-US"/>
-        </w:rPr>
-      </w:pPr>
-      <w:r>
-        <w:rPr>
-          <w:rFonts w:ascii="Times New Roman" w:hAnsi="Times New Roman" w:cs="Times New Roman"/>
-          <w:sz w:val="28"/>
-          <w:szCs w:val="28"/>
-        </w:rPr>
-        <w:t>Такая запись отражает основную эксплуатационную идею диссертации: батарея электротранспорта стареет не «вообще», а в конкретной</w:t>
-      </w:r>
-      <w:r>
-        <w:rPr>
-          <w:rFonts w:ascii="Times New Roman" w:hAnsi="Times New Roman" w:cs="Times New Roman"/>
-          <w:sz w:val="28"/>
-          <w:szCs w:val="28"/>
+        </w:rPr>
+      </w:pPr>
+    </w:p>
+    <w:p>
+      <w:pPr>
+        <w:spacing w:line="360" w:lineRule="auto"/>
+        <w:ind w:firstLine="709"/>
+        <w:jc w:val="both"/>
+        <w:rPr>
+          <w:rFonts w:ascii="Times New Roman" w:hAnsi="Times New Roman" w:cs="Times New Roman"/>
+          <w:sz w:val="28"/>
+          <w:szCs w:val="28"/>
+        </w:rPr>
+      </w:pPr>
+      <w:r>
+        <w:rPr>
+          <w:rFonts w:ascii="Times New Roman" w:hAnsi="Times New Roman" w:cs="Times New Roman"/>
+          <w:sz w:val="28"/>
+          <w:szCs w:val="28"/>
+        </w:rPr>
+        <w:t xml:space="preserve">Такая запись отражает основную эксплуатационную идею диссертации: батарея электротранспорта стареет не «вообще», а в конкретной транспортной миссии, задаваемой реальным комплексом внешних условий. Именно поэтому глава 4 строится вокруг режима эксплуатации как ключевого аргумента прогностической модели. Эта логика хорошо согласуется с </w:t>
+      </w:r>
+      <w:r>
+        <w:rPr>
+          <w:rFonts w:ascii="Times New Roman" w:hAnsi="Times New Roman" w:cs="Times New Roman"/>
+          <w:sz w:val="28"/>
+          <w:szCs w:val="28"/>
+          <w:highlight w:val="yellow"/>
+          <w:lang w:val="en-US"/>
+        </w:rPr>
+        <w:t>real</w:t>
+      </w:r>
+      <w:r>
+        <w:rPr>
+          <w:rFonts w:ascii="Times New Roman" w:hAnsi="Times New Roman" w:cs="Times New Roman"/>
+          <w:sz w:val="28"/>
+          <w:szCs w:val="28"/>
+          <w:highlight w:val="yellow"/>
+        </w:rPr>
+        <w:t>-</w:t>
+      </w:r>
+      <w:r>
+        <w:rPr>
+          <w:rFonts w:ascii="Times New Roman" w:hAnsi="Times New Roman" w:cs="Times New Roman"/>
+          <w:sz w:val="28"/>
+          <w:szCs w:val="28"/>
+          <w:highlight w:val="yellow"/>
+          <w:lang w:val="en-US"/>
+        </w:rPr>
+        <w:t>world</w:t>
+      </w:r>
+      <w:r>
+        <w:rPr>
+          <w:rFonts w:ascii="Times New Roman" w:hAnsi="Times New Roman" w:cs="Times New Roman"/>
+          <w:sz w:val="28"/>
+          <w:szCs w:val="28"/>
+          <w:highlight w:val="yellow"/>
         </w:rPr>
         <w:t xml:space="preserve"> </w:t>
       </w:r>
@@ -22182,14 +22111,17 @@
           <w:rFonts w:ascii="Times New Roman" w:hAnsi="Times New Roman" w:cs="Times New Roman"/>
           <w:sz w:val="28"/>
           <w:szCs w:val="28"/>
-        </w:rPr>
-        <w:t>транспортной миссии, задаваемой реальным комплексом внешних условий. Именно поэтому глава 4 строится вокруг режима</w:t>
-      </w:r>
-      <w:r>
-        <w:rPr>
-          <w:rFonts w:ascii="Times New Roman" w:hAnsi="Times New Roman" w:cs="Times New Roman"/>
-          <w:sz w:val="28"/>
-          <w:szCs w:val="28"/>
+          <w:highlight w:val="yellow"/>
+          <w:lang w:val="en-US"/>
+        </w:rPr>
+        <w:t>EV</w:t>
+      </w:r>
+      <w:r>
+        <w:rPr>
+          <w:rFonts w:ascii="Times New Roman" w:hAnsi="Times New Roman" w:cs="Times New Roman"/>
+          <w:sz w:val="28"/>
+          <w:szCs w:val="28"/>
+          <w:highlight w:val="yellow"/>
         </w:rPr>
         <w:t xml:space="preserve"> </w:t>
       </w:r>
@@ -22198,18 +22130,10 @@
           <w:rFonts w:ascii="Times New Roman" w:hAnsi="Times New Roman" w:cs="Times New Roman"/>
           <w:sz w:val="28"/>
           <w:szCs w:val="28"/>
-        </w:rPr>
-        <w:t xml:space="preserve">эксплуатации как ключевого аргумента прогностической модели. Эта логика хорошо согласуется с </w:t>
-      </w:r>
-      <w:r>
-        <w:rPr>
-          <w:rFonts w:ascii="Times New Roman" w:hAnsi="Times New Roman" w:cs="Times New Roman"/>
-          <w:sz w:val="28"/>
-          <w:szCs w:val="28"/>
           <w:highlight w:val="yellow"/>
           <w:lang w:val="en-US"/>
         </w:rPr>
-        <w:t>real</w:t>
+        <w:t>degradation</w:t>
       </w:r>
       <w:r>
         <w:rPr>
@@ -22218,7 +22142,7 @@
           <w:szCs w:val="28"/>
           <w:highlight w:val="yellow"/>
         </w:rPr>
-        <w:t>-</w:t>
+        <w:t xml:space="preserve"> </w:t>
       </w:r>
       <w:r>
         <w:rPr>
@@ -22228,7 +22152,15 @@
           <w:highlight w:val="yellow"/>
           <w:lang w:val="en-US"/>
         </w:rPr>
-        <w:t>world</w:t>
+        <w:t>studies</w:t>
+      </w:r>
+      <w:r>
+        <w:rPr>
+          <w:rFonts w:ascii="Times New Roman" w:hAnsi="Times New Roman" w:cs="Times New Roman"/>
+          <w:sz w:val="28"/>
+          <w:szCs w:val="28"/>
+        </w:rPr>
+        <w:t xml:space="preserve">, в которых </w:t>
       </w:r>
       <w:r>
         <w:rPr>
@@ -22236,6 +22168,16 @@
           <w:sz w:val="28"/>
           <w:szCs w:val="28"/>
           <w:highlight w:val="yellow"/>
+          <w:lang w:val="en-US"/>
+        </w:rPr>
+        <w:t>driving</w:t>
+      </w:r>
+      <w:r>
+        <w:rPr>
+          <w:rFonts w:ascii="Times New Roman" w:hAnsi="Times New Roman" w:cs="Times New Roman"/>
+          <w:sz w:val="28"/>
+          <w:szCs w:val="28"/>
+          <w:highlight w:val="yellow"/>
         </w:rPr>
         <w:t xml:space="preserve"> </w:t>
       </w:r>
@@ -22247,7 +22189,7 @@
           <w:highlight w:val="yellow"/>
           <w:lang w:val="en-US"/>
         </w:rPr>
-        <w:t>EV</w:t>
+        <w:t>patterns</w:t>
       </w:r>
       <w:r>
         <w:rPr>
@@ -22256,6 +22198,25 @@
           <w:szCs w:val="28"/>
           <w:highlight w:val="yellow"/>
         </w:rPr>
+        <w:t xml:space="preserve">, </w:t>
+      </w:r>
+      <w:r>
+        <w:rPr>
+          <w:rFonts w:ascii="Times New Roman" w:hAnsi="Times New Roman" w:cs="Times New Roman"/>
+          <w:sz w:val="28"/>
+          <w:szCs w:val="28"/>
+          <w:highlight w:val="yellow"/>
+          <w:lang w:val="en-US"/>
+        </w:rPr>
+        <w:t>charging</w:t>
+      </w:r>
+      <w:r>
+        <w:rPr>
+          <w:rFonts w:ascii="Times New Roman" w:hAnsi="Times New Roman" w:cs="Times New Roman"/>
+          <w:sz w:val="28"/>
+          <w:szCs w:val="28"/>
+          <w:highlight w:val="yellow"/>
+        </w:rPr>
         <w:t xml:space="preserve"> </w:t>
       </w:r>
       <w:r>
@@ -22266,7 +22227,7 @@
           <w:highlight w:val="yellow"/>
           <w:lang w:val="en-US"/>
         </w:rPr>
-        <w:t>degradation</w:t>
+        <w:t>behavior</w:t>
       </w:r>
       <w:r>
         <w:rPr>
@@ -22275,6 +22236,25 @@
           <w:szCs w:val="28"/>
           <w:highlight w:val="yellow"/>
         </w:rPr>
+        <w:t xml:space="preserve"> и </w:t>
+      </w:r>
+      <w:r>
+        <w:rPr>
+          <w:rFonts w:ascii="Times New Roman" w:hAnsi="Times New Roman" w:cs="Times New Roman"/>
+          <w:sz w:val="28"/>
+          <w:szCs w:val="28"/>
+          <w:highlight w:val="yellow"/>
+          <w:lang w:val="en-US"/>
+        </w:rPr>
+        <w:t>climatic</w:t>
+      </w:r>
+      <w:r>
+        <w:rPr>
+          <w:rFonts w:ascii="Times New Roman" w:hAnsi="Times New Roman" w:cs="Times New Roman"/>
+          <w:sz w:val="28"/>
+          <w:szCs w:val="28"/>
+          <w:highlight w:val="yellow"/>
+        </w:rPr>
         <w:t xml:space="preserve"> </w:t>
       </w:r>
       <w:r>
@@ -22285,22 +22265,42 @@
           <w:highlight w:val="yellow"/>
           <w:lang w:val="en-US"/>
         </w:rPr>
-        <w:t>studies</w:t>
-      </w:r>
-      <w:r>
-        <w:rPr>
-          <w:rFonts w:ascii="Times New Roman" w:hAnsi="Times New Roman" w:cs="Times New Roman"/>
-          <w:sz w:val="28"/>
-          <w:szCs w:val="28"/>
-        </w:rPr>
-        <w:t>, в</w:t>
-      </w:r>
-      <w:r>
-        <w:rPr>
-          <w:rFonts w:ascii="Times New Roman" w:hAnsi="Times New Roman" w:cs="Times New Roman"/>
-          <w:sz w:val="28"/>
-          <w:szCs w:val="28"/>
-        </w:rPr>
+        <w:t>conditions</w:t>
+      </w:r>
+      <w:r>
+        <w:rPr>
+          <w:rFonts w:ascii="Times New Roman" w:hAnsi="Times New Roman" w:cs="Times New Roman"/>
+          <w:sz w:val="28"/>
+          <w:szCs w:val="28"/>
+        </w:rPr>
+        <w:t xml:space="preserve"> включаются в прогноз совместно, а не по отдельности. </w:t>
+      </w:r>
+      <w:r>
+        <w:rPr>
+          <w:rFonts w:ascii="Times New Roman" w:hAnsi="Times New Roman" w:cs="Times New Roman"/>
+          <w:sz w:val="28"/>
+          <w:szCs w:val="28"/>
+        </w:rPr>
+        <w:t>((</w:t>
+      </w:r>
+      <w:r>
+        <w:rPr>
+          <w:rFonts w:ascii="Times New Roman" w:hAnsi="Times New Roman" w:cs="Times New Roman"/>
+          <w:sz w:val="28"/>
+          <w:szCs w:val="28"/>
+          <w:lang w:val="en-US"/>
+        </w:rPr>
+        <w:t>DOI</w:t>
+      </w:r>
+      <w:r>
+        <w:rPr>
+          <w:rFonts w:ascii="Times New Roman" w:hAnsi="Times New Roman" w:cs="Times New Roman"/>
+          <w:sz w:val="28"/>
+          <w:szCs w:val="28"/>
+        </w:rPr>
+        <w:t>:</w:t>
+      </w:r>
+      <w:r>
         <w:t xml:space="preserve"> </w:t>
       </w:r>
       <w:r>
@@ -22309,179 +22309,52 @@
           <w:sz w:val="28"/>
           <w:szCs w:val="28"/>
         </w:rPr>
-        <w:t xml:space="preserve">которых </w:t>
-      </w:r>
-      <w:r>
-        <w:rPr>
-          <w:rFonts w:ascii="Times New Roman" w:hAnsi="Times New Roman" w:cs="Times New Roman"/>
-          <w:sz w:val="28"/>
-          <w:szCs w:val="28"/>
-          <w:highlight w:val="yellow"/>
-          <w:lang w:val="en-US"/>
-        </w:rPr>
-        <w:t>driving</w:t>
-      </w:r>
-      <w:r>
-        <w:rPr>
-          <w:rFonts w:ascii="Times New Roman" w:hAnsi="Times New Roman" w:cs="Times New Roman"/>
-          <w:sz w:val="28"/>
-          <w:szCs w:val="28"/>
-          <w:highlight w:val="yellow"/>
-        </w:rPr>
-        <w:t xml:space="preserve"> </w:t>
-      </w:r>
-      <w:r>
-        <w:rPr>
-          <w:rFonts w:ascii="Times New Roman" w:hAnsi="Times New Roman" w:cs="Times New Roman"/>
-          <w:sz w:val="28"/>
-          <w:szCs w:val="28"/>
-          <w:highlight w:val="yellow"/>
-          <w:lang w:val="en-US"/>
-        </w:rPr>
-        <w:t>patterns</w:t>
-      </w:r>
-      <w:r>
-        <w:rPr>
-          <w:rFonts w:ascii="Times New Roman" w:hAnsi="Times New Roman" w:cs="Times New Roman"/>
-          <w:sz w:val="28"/>
-          <w:szCs w:val="28"/>
-          <w:highlight w:val="yellow"/>
-        </w:rPr>
-        <w:t xml:space="preserve">, </w:t>
-      </w:r>
-      <w:r>
-        <w:rPr>
-          <w:rFonts w:ascii="Times New Roman" w:hAnsi="Times New Roman" w:cs="Times New Roman"/>
-          <w:sz w:val="28"/>
-          <w:szCs w:val="28"/>
-          <w:highlight w:val="yellow"/>
-          <w:lang w:val="en-US"/>
-        </w:rPr>
-        <w:t>charging</w:t>
-      </w:r>
-      <w:r>
-        <w:rPr>
-          <w:rFonts w:ascii="Times New Roman" w:hAnsi="Times New Roman" w:cs="Times New Roman"/>
-          <w:sz w:val="28"/>
-          <w:szCs w:val="28"/>
-          <w:highlight w:val="yellow"/>
-        </w:rPr>
-        <w:t xml:space="preserve"> </w:t>
-      </w:r>
-      <w:r>
-        <w:rPr>
-          <w:rFonts w:ascii="Times New Roman" w:hAnsi="Times New Roman" w:cs="Times New Roman"/>
-          <w:sz w:val="28"/>
-          <w:szCs w:val="28"/>
-          <w:highlight w:val="yellow"/>
-          <w:lang w:val="en-US"/>
-        </w:rPr>
-        <w:t>behavior</w:t>
-      </w:r>
-      <w:r>
-        <w:rPr>
-          <w:rFonts w:ascii="Times New Roman" w:hAnsi="Times New Roman" w:cs="Times New Roman"/>
-          <w:sz w:val="28"/>
-          <w:szCs w:val="28"/>
-          <w:highlight w:val="yellow"/>
-        </w:rPr>
-        <w:t xml:space="preserve"> и </w:t>
-      </w:r>
-      <w:r>
-        <w:rPr>
-          <w:rFonts w:ascii="Times New Roman" w:hAnsi="Times New Roman" w:cs="Times New Roman"/>
-          <w:sz w:val="28"/>
-          <w:szCs w:val="28"/>
-          <w:highlight w:val="yellow"/>
-          <w:lang w:val="en-US"/>
-        </w:rPr>
-        <w:t>climatic</w:t>
-      </w:r>
-      <w:r>
-        <w:rPr>
-          <w:rFonts w:ascii="Times New Roman" w:hAnsi="Times New Roman" w:cs="Times New Roman"/>
-          <w:sz w:val="28"/>
-          <w:szCs w:val="28"/>
-          <w:highlight w:val="yellow"/>
-        </w:rPr>
-        <w:t xml:space="preserve"> </w:t>
-      </w:r>
-      <w:r>
-        <w:rPr>
-          <w:rFonts w:ascii="Times New Roman" w:hAnsi="Times New Roman" w:cs="Times New Roman"/>
-          <w:sz w:val="28"/>
-          <w:szCs w:val="28"/>
-          <w:highlight w:val="yellow"/>
-          <w:lang w:val="en-US"/>
-        </w:rPr>
-        <w:t>conditions</w:t>
-      </w:r>
-      <w:r>
-        <w:rPr>
-          <w:rFonts w:ascii="Times New Roman" w:hAnsi="Times New Roman" w:cs="Times New Roman"/>
-          <w:sz w:val="28"/>
-          <w:szCs w:val="28"/>
-        </w:rPr>
-        <w:t xml:space="preserve"> включаются в прогноз совместно, а не по отдельности</w:t>
-      </w:r>
-      <w:r>
-        <w:rPr>
-          <w:rFonts w:ascii="Times New Roman" w:hAnsi="Times New Roman" w:cs="Times New Roman"/>
-          <w:sz w:val="28"/>
-          <w:szCs w:val="28"/>
-        </w:rPr>
-        <w:t xml:space="preserve">. </w:t>
-      </w:r>
-      <w:r>
-        <w:rPr>
-          <w:rFonts w:ascii="Times New Roman" w:hAnsi="Times New Roman" w:cs="Times New Roman"/>
-          <w:sz w:val="28"/>
-          <w:szCs w:val="28"/>
-          <w:lang w:val="en-US"/>
-        </w:rPr>
-        <w:t>(</w:t>
-      </w:r>
-      <w:r>
-        <w:rPr>
-          <w:rFonts w:ascii="Times New Roman" w:hAnsi="Times New Roman" w:cs="Times New Roman"/>
-          <w:sz w:val="28"/>
-          <w:szCs w:val="28"/>
-          <w:lang w:val="en-US"/>
-        </w:rPr>
-        <w:t>(DOI:</w:t>
-      </w:r>
-      <w:r>
-        <w:t xml:space="preserve"> </w:t>
-      </w:r>
-      <w:r>
-        <w:rPr>
-          <w:rFonts w:ascii="Times New Roman" w:hAnsi="Times New Roman" w:cs="Times New Roman"/>
-          <w:sz w:val="28"/>
-          <w:szCs w:val="28"/>
-          <w:lang w:val="en-US"/>
-        </w:rPr>
-        <w:t>10.1016/j.jpowsour.2023.233554</w:t>
-      </w:r>
-      <w:r>
-        <w:rPr>
-          <w:rFonts w:ascii="Times New Roman" w:hAnsi="Times New Roman" w:cs="Times New Roman"/>
-          <w:sz w:val="28"/>
-          <w:szCs w:val="28"/>
-          <w:lang w:val="en-US"/>
-        </w:rPr>
-        <w:t>)</w:t>
-      </w:r>
-    </w:p>
-    <w:p>
-      <w:pPr>
-        <w:spacing w:line="360" w:lineRule="auto"/>
-        <w:ind w:firstLine="709"/>
-        <w:jc w:val="both"/>
-        <w:rPr>
-          <w:rFonts w:ascii="Times New Roman" w:hAnsi="Times New Roman" w:cs="Times New Roman"/>
-          <w:sz w:val="28"/>
-          <w:szCs w:val="28"/>
-          <w:lang w:val="en-US"/>
+        <w:t>10.1016/</w:t>
+      </w:r>
+      <w:r>
+        <w:rPr>
+          <w:rFonts w:ascii="Times New Roman" w:hAnsi="Times New Roman" w:cs="Times New Roman"/>
+          <w:sz w:val="28"/>
+          <w:szCs w:val="28"/>
+          <w:lang w:val="en-US"/>
+        </w:rPr>
+        <w:t>j</w:t>
+      </w:r>
+      <w:r>
+        <w:rPr>
+          <w:rFonts w:ascii="Times New Roman" w:hAnsi="Times New Roman" w:cs="Times New Roman"/>
+          <w:sz w:val="28"/>
+          <w:szCs w:val="28"/>
+        </w:rPr>
+        <w:t>.</w:t>
+      </w:r>
+      <w:r>
+        <w:rPr>
+          <w:rFonts w:ascii="Times New Roman" w:hAnsi="Times New Roman" w:cs="Times New Roman"/>
+          <w:sz w:val="28"/>
+          <w:szCs w:val="28"/>
+          <w:lang w:val="en-US"/>
+        </w:rPr>
+        <w:t>jpowsour</w:t>
+      </w:r>
+      <w:r>
+        <w:rPr>
+          <w:rFonts w:ascii="Times New Roman" w:hAnsi="Times New Roman" w:cs="Times New Roman"/>
+          <w:sz w:val="28"/>
+          <w:szCs w:val="28"/>
+        </w:rPr>
+        <w:t>.2023.233554)</w:t>
+      </w:r>
+    </w:p>
+    <w:p>
+      <w:pPr>
+        <w:spacing w:line="360" w:lineRule="auto"/>
+        <w:ind w:firstLine="709"/>
+        <w:jc w:val="both"/>
+        <w:rPr>
+          <w:rFonts w:ascii="Times New Roman" w:hAnsi="Times New Roman" w:cs="Times New Roman"/>
+          <w:sz w:val="28"/>
+          <w:szCs w:val="28"/>
         </w:rPr>
       </w:pPr>
     </w:p>
@@ -22496,7 +22369,6 @@
           <w:bCs/>
           <w:sz w:val="28"/>
           <w:szCs w:val="28"/>
-          <w:lang w:val="en-US"/>
         </w:rPr>
       </w:pPr>
       <w:r>
@@ -22506,7 +22378,6 @@
           <w:bCs/>
           <w:sz w:val="28"/>
           <w:szCs w:val="28"/>
-          <w:lang w:val="en-US"/>
         </w:rPr>
         <w:t>Вывод по разделу 4.4</w:t>
       </w:r>
@@ -22520,32 +22391,89 @@
           <w:rFonts w:ascii="Times New Roman" w:hAnsi="Times New Roman" w:cs="Times New Roman"/>
           <w:sz w:val="28"/>
           <w:szCs w:val="28"/>
-          <w:lang w:val="en-US"/>
-        </w:rPr>
-      </w:pPr>
-    </w:p>
-    <w:p>
-      <w:pPr>
-        <w:spacing w:line="360" w:lineRule="auto"/>
-        <w:ind w:firstLine="709"/>
-        <w:jc w:val="both"/>
-        <w:rPr>
-          <w:rFonts w:ascii="Times New Roman" w:hAnsi="Times New Roman" w:cs="Times New Roman"/>
-          <w:sz w:val="28"/>
-          <w:szCs w:val="28"/>
-        </w:rPr>
-      </w:pPr>
-      <w:r>
-        <w:rPr>
-          <w:rFonts w:ascii="Times New Roman" w:hAnsi="Times New Roman" w:cs="Times New Roman"/>
-          <w:sz w:val="28"/>
-          <w:szCs w:val="28"/>
-        </w:rPr>
-        <w:t>В разделе 4.4 показано, что температура, токовые пики, рекуперация и частичные циклы являются основными эксплуатационными</w:t>
-      </w:r>
-      <w:r>
-        <w:rPr>
-          <w:rFonts w:ascii="Times New Roman" w:hAnsi="Times New Roman" w:cs="Times New Roman"/>
+        </w:rPr>
+      </w:pPr>
+    </w:p>
+    <w:p>
+      <w:pPr>
+        <w:spacing w:line="360" w:lineRule="auto"/>
+        <w:ind w:firstLine="709"/>
+        <w:jc w:val="both"/>
+        <w:rPr>
+          <w:rFonts w:ascii="Times New Roman" w:hAnsi="Times New Roman" w:cs="Times New Roman"/>
+          <w:sz w:val="28"/>
+          <w:szCs w:val="28"/>
+        </w:rPr>
+      </w:pPr>
+      <w:r>
+        <w:rPr>
+          <w:rFonts w:ascii="Times New Roman" w:hAnsi="Times New Roman" w:cs="Times New Roman"/>
+          <w:sz w:val="28"/>
+          <w:szCs w:val="28"/>
+        </w:rPr>
+        <w:t xml:space="preserve">В разделе 4.4 показано, что температура, токовые пики, рекуперация и частичные циклы являются основными эксплуатационными факторами, определяющими темп деградации тяговой аккумуляторной батареи в электротранспорте. Установлено, что эти факторы изменяют траектории роста импедансных параметров и, следовательно, влияют на интегральный диагностический критерий и прогноз остаточного ресурса. Приведены расчётно-экспериментальные зависимости и таблицы, показывающие, что даже при одинаковом текущем уровне деградации различие эксплуатационных условий приводит к различному темпу старения. Это создаёт непосредственную основу для раздела 4.5, в котором будет рассмотрено прогнозирование </w:t>
+      </w:r>
+      <w:r>
+        <w:rPr>
+          <w:rFonts w:ascii="Times New Roman" w:hAnsi="Times New Roman" w:cs="Times New Roman"/>
+          <w:i/>
+          <w:iCs/>
+          <w:sz w:val="28"/>
+          <w:szCs w:val="28"/>
+          <w:lang w:val="en-US"/>
+        </w:rPr>
+        <w:t>RUL</w:t>
+      </w:r>
+      <w:r>
+        <w:rPr>
+          <w:rFonts w:ascii="Times New Roman" w:hAnsi="Times New Roman" w:cs="Times New Roman"/>
+          <w:sz w:val="28"/>
+          <w:szCs w:val="28"/>
+        </w:rPr>
+        <w:t xml:space="preserve"> в нестационарных режимах эксплуатации.</w:t>
+      </w:r>
+    </w:p>
+    <w:p>
+      <w:pPr>
+        <w:spacing w:line="360" w:lineRule="auto"/>
+        <w:ind w:firstLine="709"/>
+        <w:jc w:val="both"/>
+        <w:rPr>
+          <w:rFonts w:ascii="Times New Roman" w:hAnsi="Times New Roman" w:cs="Times New Roman"/>
+          <w:sz w:val="28"/>
+          <w:szCs w:val="28"/>
+          <w:lang w:val="en-US"/>
+        </w:rPr>
+      </w:pPr>
+    </w:p>
+    <w:p>
+      <w:pPr>
+        <w:spacing w:line="360" w:lineRule="auto"/>
+        <w:ind w:firstLine="709"/>
+        <w:jc w:val="both"/>
+        <w:rPr>
+          <w:rFonts w:ascii="Times New Roman" w:hAnsi="Times New Roman" w:cs="Times New Roman"/>
+          <w:b/>
+          <w:bCs/>
+          <w:sz w:val="28"/>
+          <w:szCs w:val="28"/>
+        </w:rPr>
+      </w:pPr>
+      <w:r>
+        <w:rPr>
+          <w:rFonts w:ascii="Times New Roman" w:hAnsi="Times New Roman" w:cs="Times New Roman"/>
+          <w:b/>
+          <w:bCs/>
+          <w:sz w:val="28"/>
+          <w:szCs w:val="28"/>
+        </w:rPr>
+        <w:t>4.5 Прогнозирование</w:t>
+      </w:r>
+      <w:r>
+        <w:rPr>
+          <w:rFonts w:ascii="Times New Roman" w:hAnsi="Times New Roman" w:cs="Times New Roman"/>
+          <w:b/>
+          <w:bCs/>
           <w:sz w:val="28"/>
           <w:szCs w:val="28"/>
         </w:rPr>
@@ -22554,14 +22482,21 @@
       <w:r>
         <w:rPr>
           <w:rFonts w:ascii="Times New Roman" w:hAnsi="Times New Roman" w:cs="Times New Roman"/>
-          <w:sz w:val="28"/>
-          <w:szCs w:val="28"/>
-        </w:rPr>
-        <w:t>факторами, определяющими темп деградации тяговой аккумуляторной батареи в электротранспорте. Установлено, что эти факторы</w:t>
-      </w:r>
-      <w:r>
-        <w:rPr>
-          <w:rFonts w:ascii="Times New Roman" w:hAnsi="Times New Roman" w:cs="Times New Roman"/>
+          <w:b/>
+          <w:bCs/>
+          <w:i/>
+          <w:iCs/>
+          <w:sz w:val="28"/>
+          <w:szCs w:val="28"/>
+          <w:lang w:val="en-US"/>
+        </w:rPr>
+        <w:t>RUL</w:t>
+      </w:r>
+      <w:r>
+        <w:rPr>
+          <w:rFonts w:ascii="Times New Roman" w:hAnsi="Times New Roman" w:cs="Times New Roman"/>
+          <w:b/>
+          <w:bCs/>
           <w:sz w:val="28"/>
           <w:szCs w:val="28"/>
         </w:rPr>
@@ -22570,10 +22505,146 @@
       <w:r>
         <w:rPr>
           <w:rFonts w:ascii="Times New Roman" w:hAnsi="Times New Roman" w:cs="Times New Roman"/>
-          <w:sz w:val="28"/>
-          <w:szCs w:val="28"/>
-        </w:rPr>
-        <w:t>изменяют траектории роста импедансных параметров и, следовательно, влияют на интегральный диагностический критерий и прогноз</w:t>
+          <w:b/>
+          <w:bCs/>
+          <w:sz w:val="28"/>
+          <w:szCs w:val="28"/>
+        </w:rPr>
+        <w:t>в нестационарных режимах эксплуатации</w:t>
+      </w:r>
+    </w:p>
+    <w:p>
+      <w:pPr>
+        <w:spacing w:line="360" w:lineRule="auto"/>
+        <w:ind w:firstLine="709"/>
+        <w:jc w:val="both"/>
+        <w:rPr>
+          <w:rFonts w:ascii="Times New Roman" w:hAnsi="Times New Roman" w:cs="Times New Roman"/>
+          <w:sz w:val="28"/>
+          <w:szCs w:val="28"/>
+        </w:rPr>
+      </w:pPr>
+    </w:p>
+    <w:p>
+      <w:pPr>
+        <w:spacing w:line="360" w:lineRule="auto"/>
+        <w:ind w:firstLine="709"/>
+        <w:jc w:val="both"/>
+        <w:rPr>
+          <w:rFonts w:ascii="Times New Roman" w:hAnsi="Times New Roman" w:cs="Times New Roman"/>
+          <w:sz w:val="28"/>
+          <w:szCs w:val="28"/>
+        </w:rPr>
+      </w:pPr>
+      <w:r>
+        <w:rPr>
+          <w:rFonts w:ascii="Times New Roman" w:hAnsi="Times New Roman" w:cs="Times New Roman"/>
+          <w:sz w:val="28"/>
+          <w:szCs w:val="28"/>
+        </w:rPr>
+        <w:t xml:space="preserve">Классические модели прогноза ресурса аккумуляторной батареи обычно строятся для квазистационарных условий, когда температура, нагрузка и режим циклирования предполагаются либо постоянными, либо усреднёнными на длительном интервале. Для электротранспорта такая постановка недостаточна. Реальная эксплуатация характеризуется непрерывной сменой режимов движения, чередованием тяги и рекуперации, изменяющейся температурой, неодинаковой суточной интенсивностью циклирования и нерегулярными стоянками. Современные исследования подтверждают, что именно динамические </w:t>
+      </w:r>
+      <w:r>
+        <w:rPr>
+          <w:rFonts w:ascii="Times New Roman" w:hAnsi="Times New Roman" w:cs="Times New Roman"/>
+          <w:sz w:val="28"/>
+          <w:szCs w:val="28"/>
+          <w:highlight w:val="yellow"/>
+        </w:rPr>
+        <w:t>operating conditions и end-use factors</w:t>
+      </w:r>
+      <w:r>
+        <w:rPr>
+          <w:rFonts w:ascii="Times New Roman" w:hAnsi="Times New Roman" w:cs="Times New Roman"/>
+          <w:sz w:val="28"/>
+          <w:szCs w:val="28"/>
+        </w:rPr>
+        <w:t xml:space="preserve"> существенно меняют как наблюдаемую импедансную картину, так и долгосрочную траекторию старения батареи</w:t>
+      </w:r>
+      <w:r>
+        <w:rPr>
+          <w:rFonts w:ascii="Times New Roman" w:hAnsi="Times New Roman" w:cs="Times New Roman"/>
+          <w:sz w:val="28"/>
+          <w:szCs w:val="28"/>
+        </w:rPr>
+        <w:t xml:space="preserve"> (</w:t>
+      </w:r>
+      <w:r>
+        <w:rPr>
+          <w:rFonts w:ascii="Times New Roman" w:hAnsi="Times New Roman" w:cs="Times New Roman"/>
+          <w:sz w:val="28"/>
+          <w:szCs w:val="28"/>
+        </w:rPr>
+        <w:t>https://doi.org/10.1016/j.xcrp.2025.102512</w:t>
+      </w:r>
+      <w:r>
+        <w:rPr>
+          <w:rFonts w:ascii="Times New Roman" w:hAnsi="Times New Roman" w:cs="Times New Roman"/>
+          <w:sz w:val="28"/>
+          <w:szCs w:val="28"/>
+        </w:rPr>
+        <w:t xml:space="preserve">) </w:t>
+      </w:r>
+      <w:r>
+        <w:rPr>
+          <w:rFonts w:ascii="Times New Roman" w:hAnsi="Times New Roman" w:cs="Times New Roman"/>
+          <w:sz w:val="28"/>
+          <w:szCs w:val="28"/>
+        </w:rPr>
+        <w:lastRenderedPageBreak/>
+        <w:t>(</w:t>
+      </w:r>
+      <w:r>
+        <w:rPr>
+          <w:rFonts w:ascii="Times New Roman" w:hAnsi="Times New Roman" w:cs="Times New Roman"/>
+          <w:sz w:val="28"/>
+          <w:szCs w:val="28"/>
+        </w:rPr>
+        <w:t>https://doi.org/10.1016/j.jpowsour.2023.233133</w:t>
+      </w:r>
+      <w:r>
+        <w:rPr>
+          <w:rFonts w:ascii="Times New Roman" w:hAnsi="Times New Roman" w:cs="Times New Roman"/>
+          <w:sz w:val="28"/>
+          <w:szCs w:val="28"/>
+        </w:rPr>
+        <w:t>) (</w:t>
+      </w:r>
+      <w:r>
+        <w:rPr>
+          <w:rFonts w:ascii="Times New Roman" w:hAnsi="Times New Roman" w:cs="Times New Roman"/>
+          <w:sz w:val="28"/>
+          <w:szCs w:val="28"/>
+        </w:rPr>
+        <w:t>https://doi.org/10.1039/D5RA00934K</w:t>
+      </w:r>
+      <w:r>
+        <w:rPr>
+          <w:rFonts w:ascii="Times New Roman" w:hAnsi="Times New Roman" w:cs="Times New Roman"/>
+          <w:sz w:val="28"/>
+          <w:szCs w:val="28"/>
+        </w:rPr>
+        <w:t>).</w:t>
+      </w:r>
+    </w:p>
+    <w:p>
+      <w:pPr>
+        <w:spacing w:line="360" w:lineRule="auto"/>
+        <w:ind w:firstLine="709"/>
+        <w:jc w:val="both"/>
+        <w:rPr>
+          <w:rFonts w:ascii="Times New Roman" w:hAnsi="Times New Roman" w:cs="Times New Roman"/>
+          <w:sz w:val="28"/>
+          <w:szCs w:val="28"/>
+        </w:rPr>
+      </w:pPr>
+      <w:r>
+        <w:rPr>
+          <w:rFonts w:ascii="Times New Roman" w:hAnsi="Times New Roman" w:cs="Times New Roman"/>
+          <w:sz w:val="28"/>
+          <w:szCs w:val="28"/>
+        </w:rPr>
+        <w:t>В этой связи в диссертации прогнозирование остаточного ресурса в нестационарных режимах рассматривается как задача эволюции диагностического состояния батареи в условиях переменной транспортной миссии. Иначе говоря, ресурс определяется не просто текущим значением</w:t>
       </w:r>
       <w:r>
         <w:rPr>
@@ -22586,10 +22657,25 @@
       <w:r>
         <w:rPr>
           <w:rFonts w:ascii="Times New Roman" w:hAnsi="Times New Roman" w:cs="Times New Roman"/>
-          <w:sz w:val="28"/>
-          <w:szCs w:val="28"/>
-        </w:rPr>
-        <w:t>остаточного ресурса. Приведены расчётно-экспериментальные зависимости и таблицы, показывающие, что даже при одинаковом</w:t>
+          <w:i/>
+          <w:iCs/>
+          <w:sz w:val="28"/>
+          <w:szCs w:val="28"/>
+          <w:lang w:val="en-US"/>
+        </w:rPr>
+        <w:t>K</w:t>
+      </w:r>
+      <w:r>
+        <w:rPr>
+          <w:rFonts w:ascii="Times New Roman" w:hAnsi="Times New Roman" w:cs="Times New Roman"/>
+          <w:i/>
+          <w:iCs/>
+          <w:sz w:val="28"/>
+          <w:szCs w:val="28"/>
+          <w:vertAlign w:val="subscript"/>
+          <w:lang w:val="en-US"/>
+        </w:rPr>
+        <w:t>deg</w:t>
       </w:r>
       <w:r>
         <w:rPr>
@@ -22605,7 +22691,133 @@
           <w:sz w:val="28"/>
           <w:szCs w:val="28"/>
         </w:rPr>
-        <w:t>текущем уровне деградации различие эксплуатационных условий приводит к различному темпу старения. Это создаёт непосредственную</w:t>
+        <w:t xml:space="preserve">или </w:t>
+      </w:r>
+      <w:r>
+        <w:rPr>
+          <w:rFonts w:ascii="Times New Roman" w:hAnsi="Times New Roman" w:cs="Times New Roman"/>
+          <w:i/>
+          <w:iCs/>
+          <w:sz w:val="28"/>
+          <w:szCs w:val="28"/>
+          <w:lang w:val="en-US"/>
+        </w:rPr>
+        <w:t>R</w:t>
+      </w:r>
+      <w:r>
+        <w:rPr>
+          <w:rFonts w:ascii="Times New Roman" w:hAnsi="Times New Roman" w:cs="Times New Roman"/>
+          <w:i/>
+          <w:iCs/>
+          <w:sz w:val="28"/>
+          <w:szCs w:val="28"/>
+          <w:vertAlign w:val="subscript"/>
+          <w:lang w:val="en-US"/>
+        </w:rPr>
+        <w:t>ct</w:t>
+      </w:r>
+      <w:r>
+        <w:rPr>
+          <w:rFonts w:ascii="Times New Roman" w:hAnsi="Times New Roman" w:cs="Times New Roman"/>
+          <w:sz w:val="28"/>
+          <w:szCs w:val="28"/>
+        </w:rPr>
+        <w:t xml:space="preserve">, </w:t>
+      </w:r>
+      <w:r>
+        <w:rPr>
+          <w:rFonts w:ascii="Times New Roman" w:hAnsi="Times New Roman" w:cs="Times New Roman"/>
+          <w:sz w:val="28"/>
+          <w:szCs w:val="28"/>
+        </w:rPr>
+        <w:t xml:space="preserve">а траекторией их изменения под действием последовательности эксплуатационных событий. Такой подход соответствует современному переходу от усреднённых </w:t>
+      </w:r>
+      <w:r>
+        <w:rPr>
+          <w:rFonts w:ascii="Times New Roman" w:hAnsi="Times New Roman" w:cs="Times New Roman"/>
+          <w:sz w:val="28"/>
+          <w:szCs w:val="28"/>
+          <w:highlight w:val="yellow"/>
+        </w:rPr>
+        <w:t>battery life models</w:t>
+      </w:r>
+      <w:r>
+        <w:rPr>
+          <w:rFonts w:ascii="Times New Roman" w:hAnsi="Times New Roman" w:cs="Times New Roman"/>
+          <w:sz w:val="28"/>
+          <w:szCs w:val="28"/>
+        </w:rPr>
+        <w:t xml:space="preserve"> к моделям, учитывающим реальное </w:t>
+      </w:r>
+      <w:r>
+        <w:rPr>
+          <w:rFonts w:ascii="Times New Roman" w:hAnsi="Times New Roman" w:cs="Times New Roman"/>
+          <w:sz w:val="28"/>
+          <w:szCs w:val="28"/>
+          <w:highlight w:val="yellow"/>
+        </w:rPr>
+        <w:t>usage behavior и dynamic impedance information</w:t>
+      </w:r>
+      <w:r>
+        <w:rPr>
+          <w:rFonts w:ascii="Times New Roman" w:hAnsi="Times New Roman" w:cs="Times New Roman"/>
+          <w:sz w:val="28"/>
+          <w:szCs w:val="28"/>
+        </w:rPr>
+        <w:t xml:space="preserve"> (</w:t>
+      </w:r>
+      <w:r>
+        <w:rPr>
+          <w:rFonts w:ascii="Times New Roman" w:hAnsi="Times New Roman" w:cs="Times New Roman"/>
+          <w:sz w:val="28"/>
+          <w:szCs w:val="28"/>
+        </w:rPr>
+        <w:t>https://doi.org/10.1016/j.xcrp.2025.102512</w:t>
+      </w:r>
+      <w:r>
+        <w:rPr>
+          <w:rFonts w:ascii="Times New Roman" w:hAnsi="Times New Roman" w:cs="Times New Roman"/>
+          <w:sz w:val="28"/>
+          <w:szCs w:val="28"/>
+        </w:rPr>
+        <w:t>) (</w:t>
+      </w:r>
+      <w:r>
+        <w:rPr>
+          <w:rFonts w:ascii="Times New Roman" w:hAnsi="Times New Roman" w:cs="Times New Roman"/>
+          <w:sz w:val="28"/>
+          <w:szCs w:val="28"/>
+        </w:rPr>
+        <w:t>https://doi.org/10.1016/j.jpowsour.2023.233133</w:t>
+      </w:r>
+      <w:r>
+        <w:rPr>
+          <w:rFonts w:ascii="Times New Roman" w:hAnsi="Times New Roman" w:cs="Times New Roman"/>
+          <w:sz w:val="28"/>
+          <w:szCs w:val="28"/>
+        </w:rPr>
+        <w:t>).</w:t>
+      </w:r>
+    </w:p>
+    <w:p>
+      <w:pPr>
+        <w:spacing w:line="360" w:lineRule="auto"/>
+        <w:ind w:firstLine="709"/>
+        <w:jc w:val="both"/>
+        <w:rPr>
+          <w:rFonts w:ascii="Times New Roman" w:hAnsi="Times New Roman" w:cs="Times New Roman"/>
+          <w:sz w:val="28"/>
+          <w:szCs w:val="28"/>
+          <w:lang w:val="en-US"/>
+        </w:rPr>
+      </w:pPr>
+      <w:r>
+        <w:rPr>
+          <w:rFonts w:ascii="Times New Roman" w:hAnsi="Times New Roman" w:cs="Times New Roman"/>
+          <w:sz w:val="28"/>
+          <w:szCs w:val="28"/>
+        </w:rPr>
+        <w:t>В настоящем разделе все приведённые ниже зависимости, поверхности и табличные данные являются</w:t>
       </w:r>
       <w:r>
         <w:rPr>
@@ -22621,422 +22833,154 @@
           <w:sz w:val="28"/>
           <w:szCs w:val="28"/>
         </w:rPr>
-        <w:t>основу для раздела 4.5, в котором будет рассмотрено прогнозирование</w:t>
-      </w:r>
-      <w:r>
-        <w:rPr>
-          <w:rFonts w:ascii="Times New Roman" w:hAnsi="Times New Roman" w:cs="Times New Roman"/>
-          <w:sz w:val="28"/>
-          <w:szCs w:val="28"/>
-        </w:rPr>
-        <w:t xml:space="preserve"> </w:t>
-      </w:r>
-      <w:r>
-        <w:rPr>
-          <w:rFonts w:ascii="Times New Roman" w:hAnsi="Times New Roman" w:cs="Times New Roman"/>
-          <w:i/>
-          <w:iCs/>
-          <w:sz w:val="28"/>
-          <w:szCs w:val="28"/>
-          <w:lang w:val="en-US"/>
-        </w:rPr>
-        <w:t>RUL</w:t>
-      </w:r>
-      <w:r>
-        <w:rPr>
-          <w:rFonts w:ascii="Times New Roman" w:hAnsi="Times New Roman" w:cs="Times New Roman"/>
-          <w:sz w:val="28"/>
-          <w:szCs w:val="28"/>
-        </w:rPr>
-        <w:t xml:space="preserve"> </w:t>
-      </w:r>
-      <w:r>
-        <w:rPr>
-          <w:rFonts w:ascii="Times New Roman" w:hAnsi="Times New Roman" w:cs="Times New Roman"/>
-          <w:sz w:val="28"/>
-          <w:szCs w:val="28"/>
-        </w:rPr>
-        <w:t>в нестационарных режимах эксплуатации.</w:t>
-      </w:r>
-    </w:p>
-    <w:p>
-      <w:pPr>
-        <w:spacing w:line="360" w:lineRule="auto"/>
-        <w:ind w:firstLine="709"/>
-        <w:jc w:val="both"/>
-        <w:rPr>
-          <w:rFonts w:ascii="Times New Roman" w:hAnsi="Times New Roman" w:cs="Times New Roman"/>
-          <w:sz w:val="28"/>
-          <w:szCs w:val="28"/>
-        </w:rPr>
-      </w:pPr>
-    </w:p>
-    <w:p>
-      <w:pPr>
-        <w:spacing w:line="360" w:lineRule="auto"/>
-        <w:ind w:firstLine="709"/>
-        <w:jc w:val="both"/>
-        <w:rPr>
-          <w:rFonts w:ascii="Times New Roman" w:hAnsi="Times New Roman" w:cs="Times New Roman"/>
-          <w:sz w:val="28"/>
-          <w:szCs w:val="28"/>
-        </w:rPr>
-      </w:pPr>
-      <w:r>
-        <w:rPr>
-          <w:rFonts w:ascii="Times New Roman" w:hAnsi="Times New Roman" w:cs="Times New Roman"/>
-          <w:i/>
-          <w:iCs/>
-          <w:sz w:val="28"/>
-          <w:szCs w:val="28"/>
-          <w:lang w:val="en-US"/>
-        </w:rPr>
-        <w:t>R</w:t>
-      </w:r>
-      <w:r>
-        <w:rPr>
-          <w:rFonts w:ascii="Times New Roman" w:hAnsi="Times New Roman" w:cs="Times New Roman"/>
-          <w:i/>
-          <w:iCs/>
-          <w:sz w:val="28"/>
-          <w:szCs w:val="28"/>
-          <w:vertAlign w:val="subscript"/>
-          <w:lang w:val="en-US"/>
-        </w:rPr>
-        <w:t>ct</w:t>
-      </w:r>
-      <w:r>
-        <w:rPr>
-          <w:rFonts w:ascii="Times New Roman" w:hAnsi="Times New Roman" w:cs="Times New Roman"/>
-          <w:sz w:val="28"/>
-          <w:szCs w:val="28"/>
-        </w:rPr>
-        <w:t xml:space="preserve">, </w:t>
-      </w:r>
-      <w:r>
-        <w:rPr>
-          <w:rFonts w:ascii="Times New Roman" w:hAnsi="Times New Roman" w:cs="Times New Roman"/>
-          <w:i/>
-          <w:iCs/>
-          <w:sz w:val="28"/>
-          <w:szCs w:val="28"/>
-          <w:lang w:val="en-US"/>
-        </w:rPr>
-        <w:t>R</w:t>
-      </w:r>
-      <w:r>
-        <w:rPr>
-          <w:rFonts w:ascii="Times New Roman" w:hAnsi="Times New Roman" w:cs="Times New Roman"/>
-          <w:i/>
-          <w:iCs/>
-          <w:sz w:val="28"/>
-          <w:szCs w:val="28"/>
-          <w:vertAlign w:val="subscript"/>
-          <w:lang w:val="en-US"/>
-        </w:rPr>
-        <w:t>Ω</w:t>
-      </w:r>
-      <w:r>
-        <w:rPr>
-          <w:rFonts w:ascii="Times New Roman" w:hAnsi="Times New Roman" w:cs="Times New Roman"/>
-          <w:sz w:val="28"/>
-          <w:szCs w:val="28"/>
-        </w:rPr>
-        <w:t xml:space="preserve">, </w:t>
-      </w:r>
-      <w:r>
-        <w:rPr>
-          <w:rFonts w:ascii="Times New Roman" w:hAnsi="Times New Roman" w:cs="Times New Roman"/>
-          <w:i/>
-          <w:iCs/>
-          <w:sz w:val="28"/>
-          <w:szCs w:val="28"/>
-        </w:rPr>
-        <w:t>σ</w:t>
-      </w:r>
-      <w:r>
-        <w:rPr>
-          <w:rFonts w:ascii="Times New Roman" w:hAnsi="Times New Roman" w:cs="Times New Roman"/>
-          <w:i/>
-          <w:iCs/>
-          <w:sz w:val="28"/>
-          <w:szCs w:val="28"/>
-        </w:rPr>
-        <w:t xml:space="preserve">, </w:t>
-      </w:r>
-      <w:r>
-        <w:rPr>
-          <w:rFonts w:ascii="Times New Roman" w:hAnsi="Times New Roman" w:cs="Times New Roman"/>
-          <w:i/>
-          <w:iCs/>
-          <w:sz w:val="28"/>
-          <w:szCs w:val="28"/>
-          <w:lang w:val="en-US"/>
-        </w:rPr>
-        <w:t>τ</w:t>
-      </w:r>
-      <w:r>
-        <w:rPr>
-          <w:rFonts w:ascii="Times New Roman" w:hAnsi="Times New Roman" w:cs="Times New Roman"/>
-          <w:i/>
-          <w:iCs/>
-          <w:sz w:val="28"/>
-          <w:szCs w:val="28"/>
-          <w:vertAlign w:val="subscript"/>
-          <w:lang w:val="en-US"/>
-        </w:rPr>
-        <w:t>ct</w:t>
-      </w:r>
-      <w:r>
-        <w:rPr>
-          <w:rFonts w:ascii="Times New Roman" w:hAnsi="Times New Roman" w:cs="Times New Roman"/>
-          <w:i/>
-          <w:iCs/>
-          <w:sz w:val="28"/>
-          <w:szCs w:val="28"/>
-        </w:rPr>
-        <w:t>,</w:t>
-      </w:r>
-      <w:r>
-        <w:rPr>
-          <w:rFonts w:ascii="Times New Roman" w:hAnsi="Times New Roman" w:cs="Times New Roman"/>
-          <w:sz w:val="28"/>
-          <w:szCs w:val="28"/>
-        </w:rPr>
-        <w:t xml:space="preserve"> </w:t>
-      </w:r>
-      <w:r>
-        <w:rPr>
-          <w:rFonts w:ascii="Times New Roman" w:hAnsi="Times New Roman" w:cs="Times New Roman"/>
-          <w:i/>
-          <w:iCs/>
-          <w:sz w:val="28"/>
-          <w:szCs w:val="28"/>
-          <w:lang w:val="en-US"/>
-        </w:rPr>
-        <w:t>K</w:t>
-      </w:r>
-      <w:r>
-        <w:rPr>
-          <w:rFonts w:ascii="Times New Roman" w:hAnsi="Times New Roman" w:cs="Times New Roman"/>
-          <w:i/>
-          <w:iCs/>
-          <w:sz w:val="28"/>
-          <w:szCs w:val="28"/>
-          <w:vertAlign w:val="subscript"/>
-          <w:lang w:val="en-US"/>
-        </w:rPr>
-        <w:t>deg</w:t>
-      </w:r>
-      <w:r>
-        <w:rPr>
-          <w:rFonts w:ascii="Times New Roman" w:hAnsi="Times New Roman" w:cs="Times New Roman"/>
-          <w:sz w:val="28"/>
-          <w:szCs w:val="28"/>
-        </w:rPr>
-        <w:t xml:space="preserve"> </w:t>
-      </w:r>
-      <w:r>
-        <w:rPr>
-          <w:rFonts w:ascii="Times New Roman" w:hAnsi="Times New Roman" w:cs="Times New Roman"/>
-          <w:i/>
-          <w:iCs/>
-          <w:sz w:val="28"/>
-          <w:szCs w:val="28"/>
-          <w:lang w:val="en-US"/>
-        </w:rPr>
-        <w:t>K</w:t>
-      </w:r>
-      <w:r>
-        <w:rPr>
-          <w:rFonts w:ascii="Times New Roman" w:hAnsi="Times New Roman" w:cs="Times New Roman"/>
-          <w:i/>
-          <w:iCs/>
-          <w:sz w:val="28"/>
-          <w:szCs w:val="28"/>
-          <w:vertAlign w:val="subscript"/>
-          <w:lang w:val="en-US"/>
-        </w:rPr>
-        <w:t>tr</w:t>
-      </w:r>
-      <w:r>
-        <w:rPr>
-          <w:rFonts w:ascii="Times New Roman" w:hAnsi="Times New Roman" w:cs="Times New Roman"/>
-          <w:sz w:val="28"/>
-          <w:szCs w:val="28"/>
-        </w:rPr>
-        <w:t xml:space="preserve"> </w:t>
-      </w:r>
-      <w:r>
-        <w:rPr>
-          <w:rFonts w:ascii="Times New Roman" w:hAnsi="Times New Roman" w:cs="Times New Roman"/>
-          <w:i/>
-          <w:iCs/>
-          <w:sz w:val="28"/>
-          <w:szCs w:val="28"/>
-          <w:lang w:val="en-US"/>
-        </w:rPr>
-        <w:t>R</w:t>
-      </w:r>
-      <w:r>
-        <w:rPr>
-          <w:rFonts w:ascii="Times New Roman" w:hAnsi="Times New Roman" w:cs="Times New Roman"/>
-          <w:i/>
-          <w:iCs/>
-          <w:sz w:val="28"/>
-          <w:szCs w:val="28"/>
-          <w:vertAlign w:val="subscript"/>
-          <w:lang w:val="en-US"/>
-        </w:rPr>
-        <w:t>avail</w:t>
-      </w:r>
-      <w:r>
-        <w:rPr>
-          <w:rFonts w:ascii="Times New Roman" w:hAnsi="Times New Roman" w:cs="Times New Roman"/>
-          <w:sz w:val="28"/>
-          <w:szCs w:val="28"/>
-        </w:rPr>
-        <w:t xml:space="preserve"> </w:t>
-      </w:r>
-      <w:r>
-        <w:rPr>
-          <w:rFonts w:ascii="Times New Roman" w:hAnsi="Times New Roman" w:cs="Times New Roman"/>
-          <w:i/>
-          <w:iCs/>
-          <w:sz w:val="28"/>
-          <w:szCs w:val="28"/>
-          <w:lang w:val="en-US"/>
-        </w:rPr>
-        <w:t>P</w:t>
-      </w:r>
-      <w:r>
-        <w:rPr>
-          <w:rFonts w:ascii="Times New Roman" w:hAnsi="Times New Roman" w:cs="Times New Roman"/>
-          <w:i/>
-          <w:iCs/>
-          <w:sz w:val="28"/>
-          <w:szCs w:val="28"/>
-          <w:vertAlign w:val="subscript"/>
-          <w:lang w:val="en-US"/>
-        </w:rPr>
-        <w:t>crit</w:t>
-      </w:r>
-      <w:r>
-        <w:rPr>
-          <w:rFonts w:ascii="Times New Roman" w:hAnsi="Times New Roman" w:cs="Times New Roman"/>
-          <w:sz w:val="28"/>
-          <w:szCs w:val="28"/>
-        </w:rPr>
-        <w:t xml:space="preserve"> </w:t>
-      </w:r>
-      <w:r>
-        <w:rPr>
-          <w:rFonts w:ascii="Times New Roman" w:hAnsi="Times New Roman" w:cs="Times New Roman"/>
-          <w:i/>
-          <w:iCs/>
-          <w:sz w:val="28"/>
-          <w:szCs w:val="28"/>
-          <w:lang w:val="en-US"/>
-        </w:rPr>
-        <w:t>K</w:t>
-      </w:r>
-      <w:r>
-        <w:rPr>
-          <w:rFonts w:ascii="Times New Roman" w:hAnsi="Times New Roman" w:cs="Times New Roman"/>
-          <w:i/>
-          <w:iCs/>
-          <w:sz w:val="28"/>
-          <w:szCs w:val="28"/>
-          <w:vertAlign w:val="subscript"/>
-          <w:lang w:val="en-US"/>
-        </w:rPr>
-        <w:t>crit</w:t>
-      </w:r>
-      <w:r>
-        <w:rPr>
-          <w:rFonts w:ascii="Times New Roman" w:hAnsi="Times New Roman" w:cs="Times New Roman"/>
-          <w:sz w:val="28"/>
-          <w:szCs w:val="28"/>
-        </w:rPr>
-        <w:t xml:space="preserve"> </w:t>
-      </w:r>
-      <w:r>
-        <w:rPr>
-          <w:rFonts w:ascii="Times New Roman" w:hAnsi="Times New Roman" w:cs="Times New Roman"/>
-          <w:i/>
-          <w:iCs/>
-          <w:sz w:val="28"/>
-          <w:szCs w:val="28"/>
-          <w:lang w:val="en-US"/>
-        </w:rPr>
-        <w:t>C</w:t>
-      </w:r>
-      <w:r>
-        <w:rPr>
-          <w:rFonts w:ascii="Times New Roman" w:hAnsi="Times New Roman" w:cs="Times New Roman"/>
-          <w:i/>
-          <w:iCs/>
-          <w:sz w:val="28"/>
-          <w:szCs w:val="28"/>
-          <w:vertAlign w:val="subscript"/>
-          <w:lang w:val="en-US"/>
-        </w:rPr>
-        <w:t>dl</w:t>
-      </w:r>
-      <w:r>
-        <w:rPr>
-          <w:rFonts w:ascii="Times New Roman" w:hAnsi="Times New Roman" w:cs="Times New Roman"/>
-          <w:sz w:val="28"/>
-          <w:szCs w:val="28"/>
-        </w:rPr>
-        <w:t xml:space="preserve"> , </w:t>
-      </w:r>
-      <w:r>
-        <w:rPr>
-          <w:rFonts w:ascii="Times New Roman" w:hAnsi="Times New Roman" w:cs="Times New Roman"/>
-          <w:i/>
-          <w:iCs/>
-          <w:sz w:val="28"/>
-          <w:szCs w:val="28"/>
-          <w:lang w:val="en-US"/>
-        </w:rPr>
-        <w:t>D</w:t>
-      </w:r>
-      <w:r>
-        <w:rPr>
-          <w:rFonts w:ascii="Times New Roman" w:hAnsi="Times New Roman" w:cs="Times New Roman"/>
-          <w:i/>
-          <w:iCs/>
-          <w:sz w:val="28"/>
-          <w:szCs w:val="28"/>
-          <w:vertAlign w:val="subscript"/>
-          <w:lang w:val="en-US"/>
-        </w:rPr>
-        <w:t>s</w:t>
-      </w:r>
-      <w:r>
-        <w:rPr>
-          <w:rFonts w:ascii="Times New Roman" w:hAnsi="Times New Roman" w:cs="Times New Roman"/>
-          <w:sz w:val="28"/>
-          <w:szCs w:val="28"/>
-        </w:rPr>
-        <w:t xml:space="preserve"> </w:t>
-      </w:r>
-      <w:r>
-        <w:rPr>
-          <w:rFonts w:ascii="Times New Roman" w:hAnsi="Times New Roman" w:cs="Times New Roman"/>
-          <w:position w:val="-14"/>
-          <w:sz w:val="28"/>
-          <w:szCs w:val="28"/>
-          <w:lang w:val="en-US"/>
-        </w:rPr>
-        <w:object w:dxaOrig="580" w:dyaOrig="420" w14:anchorId="380628E0">
-          <v:shape id="_x0000_i1074" type="#_x0000_t75" style="width:29pt;height:21.5pt" o:ole="">
+        <w:t>расчётно-экспериментальными, сформированными на основе разработанной в диссертации модели, литературных закономерностей влияния температуры, режима нагрузки и транспортной миссии на деградацию батареи, а также на основе принятых ранее параметров импедансной модели.</w:t>
+      </w:r>
+    </w:p>
+    <w:p>
+      <w:pPr>
+        <w:spacing w:line="360" w:lineRule="auto"/>
+        <w:ind w:firstLine="709"/>
+        <w:jc w:val="both"/>
+        <w:rPr>
+          <w:rFonts w:ascii="Times New Roman" w:hAnsi="Times New Roman" w:cs="Times New Roman"/>
+          <w:sz w:val="28"/>
+          <w:szCs w:val="28"/>
+          <w:lang w:val="en-US"/>
+        </w:rPr>
+      </w:pPr>
+    </w:p>
+    <w:p>
+      <w:pPr>
+        <w:spacing w:line="360" w:lineRule="auto"/>
+        <w:ind w:firstLine="709"/>
+        <w:jc w:val="both"/>
+        <w:rPr>
+          <w:rFonts w:ascii="Times New Roman" w:hAnsi="Times New Roman" w:cs="Times New Roman"/>
+          <w:b/>
+          <w:bCs/>
+          <w:sz w:val="28"/>
+          <w:szCs w:val="28"/>
+        </w:rPr>
+      </w:pPr>
+      <w:r>
+        <w:rPr>
+          <w:rFonts w:ascii="Times New Roman" w:hAnsi="Times New Roman" w:cs="Times New Roman"/>
+          <w:b/>
+          <w:bCs/>
+          <w:sz w:val="28"/>
+          <w:szCs w:val="28"/>
+        </w:rPr>
+        <w:t>4.5.1 Нестационарная постановка прогностической задачи</w:t>
+      </w:r>
+    </w:p>
+    <w:p>
+      <w:pPr>
+        <w:spacing w:line="360" w:lineRule="auto"/>
+        <w:ind w:firstLine="709"/>
+        <w:jc w:val="both"/>
+        <w:rPr>
+          <w:rFonts w:ascii="Times New Roman" w:hAnsi="Times New Roman" w:cs="Times New Roman"/>
+          <w:sz w:val="28"/>
+          <w:szCs w:val="28"/>
+        </w:rPr>
+      </w:pPr>
+    </w:p>
+    <w:p>
+      <w:pPr>
+        <w:spacing w:line="360" w:lineRule="auto"/>
+        <w:ind w:firstLine="709"/>
+        <w:jc w:val="both"/>
+        <w:rPr>
+          <w:rFonts w:ascii="Times New Roman" w:hAnsi="Times New Roman" w:cs="Times New Roman"/>
+          <w:sz w:val="28"/>
+          <w:szCs w:val="28"/>
+          <w:lang w:val="en-US"/>
+        </w:rPr>
+      </w:pPr>
+      <w:r>
+        <w:rPr>
+          <w:rFonts w:ascii="Times New Roman" w:hAnsi="Times New Roman" w:cs="Times New Roman"/>
+          <w:sz w:val="28"/>
+          <w:szCs w:val="28"/>
+        </w:rPr>
+        <w:t>Пусть вектор внешних эксплуатационных условий имеет вид</w:t>
+      </w:r>
+    </w:p>
+    <w:p>
+      <w:pPr>
+        <w:spacing w:line="360" w:lineRule="auto"/>
+        <w:ind w:firstLine="709"/>
+        <w:jc w:val="both"/>
+        <w:rPr>
+          <w:rFonts w:ascii="Times New Roman" w:hAnsi="Times New Roman" w:cs="Times New Roman"/>
+          <w:sz w:val="28"/>
+          <w:szCs w:val="28"/>
+          <w:lang w:val="en-US"/>
+        </w:rPr>
+      </w:pPr>
+    </w:p>
+    <w:p>
+      <w:pPr>
+        <w:spacing w:line="360" w:lineRule="auto"/>
+        <w:ind w:firstLine="709"/>
+        <w:jc w:val="both"/>
+        <w:rPr>
+          <w:rFonts w:ascii="Times New Roman" w:hAnsi="Times New Roman" w:cs="Times New Roman"/>
+          <w:sz w:val="28"/>
+          <w:szCs w:val="28"/>
+          <w:lang w:val="en-US"/>
+        </w:rPr>
+      </w:pPr>
+      <w:r>
+        <w:rPr>
+          <w:rFonts w:ascii="Times New Roman" w:hAnsi="Times New Roman" w:cs="Times New Roman"/>
+          <w:position w:val="-16"/>
+          <w:sz w:val="28"/>
+          <w:szCs w:val="28"/>
+          <w:lang w:val="en-US"/>
+        </w:rPr>
+        <w:object w:dxaOrig="4940" w:dyaOrig="440" w14:anchorId="00F1EFB9">
+          <v:shape id="_x0000_i1079" type="#_x0000_t75" style="width:247.3pt;height:21.9pt" o:ole="">
             <v:imagedata r:id="rId116" o:title=""/>
           </v:shape>
-          <o:OLEObject Type="Embed" ProgID="Equation.DSMT4" ShapeID="_x0000_i1074" DrawAspect="Content" ObjectID="_1837930184" r:id="rId117"/>
+          <o:OLEObject Type="Embed" ProgID="Equation.DSMT4" ShapeID="_x0000_i1079" DrawAspect="Content" ObjectID="_1838031576" r:id="rId117"/>
         </w:object>
       </w:r>
+    </w:p>
+    <w:p>
+      <w:pPr>
+        <w:spacing w:line="360" w:lineRule="auto"/>
+        <w:ind w:firstLine="709"/>
+        <w:jc w:val="both"/>
+        <w:rPr>
+          <w:rFonts w:ascii="Times New Roman" w:hAnsi="Times New Roman" w:cs="Times New Roman"/>
+          <w:sz w:val="28"/>
+          <w:szCs w:val="28"/>
+          <w:lang w:val="en-US"/>
+        </w:rPr>
+      </w:pPr>
+    </w:p>
+    <w:p>
+      <w:pPr>
+        <w:spacing w:line="360" w:lineRule="auto"/>
+        <w:ind w:firstLine="709"/>
+        <w:jc w:val="both"/>
+        <w:rPr>
+          <w:rFonts w:ascii="Times New Roman" w:hAnsi="Times New Roman" w:cs="Times New Roman"/>
+          <w:sz w:val="28"/>
+          <w:szCs w:val="28"/>
+          <w:lang w:val="en-US"/>
+        </w:rPr>
+      </w:pPr>
+      <w:r>
+        <w:rPr>
+          <w:rFonts w:ascii="Times New Roman" w:hAnsi="Times New Roman" w:cs="Times New Roman"/>
+          <w:sz w:val="28"/>
+          <w:szCs w:val="28"/>
+        </w:rPr>
+        <w:lastRenderedPageBreak/>
+        <w:t>где</w:t>
+      </w:r>
       <w:r>
         <w:rPr>
           <w:rFonts w:ascii="Times New Roman" w:hAnsi="Times New Roman" w:cs="Times New Roman"/>
@@ -23054,6 +22998,5206 @@
           <w:szCs w:val="28"/>
           <w:lang w:val="en-US"/>
         </w:rPr>
+        <w:t>λ</w:t>
+      </w:r>
+      <w:r>
+        <w:rPr>
+          <w:rFonts w:ascii="Times New Roman" w:hAnsi="Times New Roman" w:cs="Times New Roman"/>
+          <w:i/>
+          <w:iCs/>
+          <w:sz w:val="28"/>
+          <w:szCs w:val="28"/>
+          <w:vertAlign w:val="subscript"/>
+          <w:lang w:val="en-US"/>
+        </w:rPr>
+        <w:t>eq</w:t>
+      </w:r>
+      <w:r>
+        <w:rPr>
+          <w:rFonts w:ascii="Times New Roman" w:hAnsi="Times New Roman" w:cs="Times New Roman"/>
+          <w:sz w:val="28"/>
+          <w:szCs w:val="28"/>
+        </w:rPr>
+        <w:t>(</w:t>
+      </w:r>
+      <w:r>
+        <w:rPr>
+          <w:rFonts w:ascii="Times New Roman" w:hAnsi="Times New Roman" w:cs="Times New Roman"/>
+          <w:i/>
+          <w:iCs/>
+          <w:sz w:val="28"/>
+          <w:szCs w:val="28"/>
+          <w:lang w:val="en-US"/>
+        </w:rPr>
+        <w:t>t</w:t>
+      </w:r>
+      <w:r>
+        <w:rPr>
+          <w:rFonts w:ascii="Times New Roman" w:hAnsi="Times New Roman" w:cs="Times New Roman"/>
+          <w:sz w:val="28"/>
+          <w:szCs w:val="28"/>
+        </w:rPr>
+        <w:t>)</w:t>
+      </w:r>
+      <w:r>
+        <w:rPr>
+          <w:rFonts w:ascii="Times New Roman" w:hAnsi="Times New Roman" w:cs="Times New Roman"/>
+          <w:sz w:val="28"/>
+          <w:szCs w:val="28"/>
+        </w:rPr>
+        <w:t xml:space="preserve"> </w:t>
+      </w:r>
+      <w:r>
+        <w:rPr>
+          <w:rFonts w:ascii="Times New Roman" w:hAnsi="Times New Roman" w:cs="Times New Roman"/>
+          <w:sz w:val="28"/>
+          <w:szCs w:val="28"/>
+        </w:rPr>
+        <w:t>обозначает текущую интенсивность накопления эквивалентных циклов. Тогда эволюция интегрального диагностического критерия в нестационарных режимах записывается как</w:t>
+      </w:r>
+    </w:p>
+    <w:p>
+      <w:pPr>
+        <w:spacing w:line="360" w:lineRule="auto"/>
+        <w:ind w:firstLine="709"/>
+        <w:jc w:val="both"/>
+        <w:rPr>
+          <w:rFonts w:ascii="Times New Roman" w:hAnsi="Times New Roman" w:cs="Times New Roman"/>
+          <w:sz w:val="28"/>
+          <w:szCs w:val="28"/>
+          <w:lang w:val="en-US"/>
+        </w:rPr>
+      </w:pPr>
+    </w:p>
+    <w:p>
+      <w:pPr>
+        <w:spacing w:line="360" w:lineRule="auto"/>
+        <w:ind w:firstLine="709"/>
+        <w:jc w:val="both"/>
+        <w:rPr>
+          <w:rFonts w:ascii="Times New Roman" w:hAnsi="Times New Roman" w:cs="Times New Roman"/>
+          <w:sz w:val="28"/>
+          <w:szCs w:val="28"/>
+          <w:lang w:val="en-US"/>
+        </w:rPr>
+      </w:pPr>
+      <w:r>
+        <w:rPr>
+          <w:rFonts w:ascii="Times New Roman" w:hAnsi="Times New Roman" w:cs="Times New Roman"/>
+          <w:position w:val="-24"/>
+          <w:sz w:val="28"/>
+          <w:szCs w:val="28"/>
+          <w:lang w:val="en-US"/>
+        </w:rPr>
+        <w:object w:dxaOrig="4320" w:dyaOrig="660" w14:anchorId="2FB56F9F">
+          <v:shape id="_x0000_i1084" type="#_x0000_t75" style="width:3in;height:33.2pt" o:ole="">
+            <v:imagedata r:id="rId118" o:title=""/>
+          </v:shape>
+          <o:OLEObject Type="Embed" ProgID="Equation.DSMT4" ShapeID="_x0000_i1084" DrawAspect="Content" ObjectID="_1838031577" r:id="rId119"/>
+        </w:object>
+      </w:r>
+      <w:r>
+        <w:rPr>
+          <w:rFonts w:ascii="Times New Roman" w:hAnsi="Times New Roman" w:cs="Times New Roman"/>
+          <w:sz w:val="28"/>
+          <w:szCs w:val="28"/>
+          <w:lang w:val="en-US"/>
+        </w:rPr>
+        <w:t>.</w:t>
+      </w:r>
+    </w:p>
+    <w:p>
+      <w:pPr>
+        <w:spacing w:line="360" w:lineRule="auto"/>
+        <w:ind w:firstLine="709"/>
+        <w:jc w:val="both"/>
+        <w:rPr>
+          <w:rFonts w:ascii="Times New Roman" w:hAnsi="Times New Roman" w:cs="Times New Roman"/>
+          <w:sz w:val="28"/>
+          <w:szCs w:val="28"/>
+          <w:lang w:val="en-US"/>
+        </w:rPr>
+      </w:pPr>
+    </w:p>
+    <w:p>
+      <w:pPr>
+        <w:spacing w:line="360" w:lineRule="auto"/>
+        <w:ind w:firstLine="709"/>
+        <w:jc w:val="both"/>
+        <w:rPr>
+          <w:rFonts w:ascii="Times New Roman" w:hAnsi="Times New Roman" w:cs="Times New Roman"/>
+          <w:sz w:val="28"/>
+          <w:szCs w:val="28"/>
+        </w:rPr>
+      </w:pPr>
+      <w:r>
+        <w:rPr>
+          <w:rFonts w:ascii="Times New Roman" w:hAnsi="Times New Roman" w:cs="Times New Roman"/>
+          <w:sz w:val="28"/>
+          <w:szCs w:val="28"/>
+        </w:rPr>
+        <w:t>Это выражение является базовым для всего раздела. Его смысл состоит в том, что деградация в нестационарной эксплуатации определяется одновременно двумя факторами. Первый фактор — это собственная чувствительность батареи к текущим условиям,</w:t>
+      </w:r>
+      <w:r>
+        <w:rPr>
+          <w:rFonts w:ascii="Times New Roman" w:hAnsi="Times New Roman" w:cs="Times New Roman"/>
+          <w:sz w:val="28"/>
+          <w:szCs w:val="28"/>
+        </w:rPr>
+        <w:t xml:space="preserve"> </w:t>
+      </w:r>
+      <w:r>
+        <w:rPr>
+          <w:rFonts w:ascii="Times New Roman" w:hAnsi="Times New Roman" w:cs="Times New Roman"/>
+          <w:sz w:val="28"/>
+          <w:szCs w:val="28"/>
+        </w:rPr>
+        <w:t>выраженная через функцию</w:t>
+      </w:r>
+      <w:r>
+        <w:rPr>
+          <w:rFonts w:ascii="Times New Roman" w:hAnsi="Times New Roman" w:cs="Times New Roman"/>
+          <w:sz w:val="28"/>
+          <w:szCs w:val="28"/>
+        </w:rPr>
+        <w:t xml:space="preserve"> </w:t>
+      </w:r>
+      <w:r>
+        <w:rPr>
+          <w:rFonts w:ascii="Times New Roman" w:hAnsi="Times New Roman" w:cs="Times New Roman"/>
+          <w:i/>
+          <w:iCs/>
+          <w:sz w:val="28"/>
+          <w:szCs w:val="28"/>
+          <w:lang w:val="en-US"/>
+        </w:rPr>
+        <w:t>v</w:t>
+      </w:r>
+      <w:r>
+        <w:rPr>
+          <w:rFonts w:ascii="Times New Roman" w:hAnsi="Times New Roman" w:cs="Times New Roman"/>
+          <w:i/>
+          <w:iCs/>
+          <w:sz w:val="28"/>
+          <w:szCs w:val="28"/>
+          <w:vertAlign w:val="subscript"/>
+          <w:lang w:val="en-US"/>
+        </w:rPr>
+        <w:t>K</w:t>
+      </w:r>
+      <w:r>
+        <w:rPr>
+          <w:rFonts w:ascii="Times New Roman" w:hAnsi="Times New Roman" w:cs="Times New Roman"/>
+          <w:sz w:val="28"/>
+          <w:szCs w:val="28"/>
+        </w:rPr>
+        <w:t xml:space="preserve">. </w:t>
+      </w:r>
+      <w:r>
+        <w:rPr>
+          <w:rFonts w:ascii="Times New Roman" w:hAnsi="Times New Roman" w:cs="Times New Roman"/>
+          <w:sz w:val="28"/>
+          <w:szCs w:val="28"/>
+        </w:rPr>
+        <w:t>Второй фактор — это темп «прокрутки» ресурса, то есть скорость накопления эквивалентных циклов</w:t>
+      </w:r>
+      <w:r>
+        <w:rPr>
+          <w:rFonts w:ascii="Times New Roman" w:hAnsi="Times New Roman" w:cs="Times New Roman"/>
+          <w:sz w:val="28"/>
+          <w:szCs w:val="28"/>
+        </w:rPr>
+        <w:t xml:space="preserve"> </w:t>
+      </w:r>
+      <w:r>
+        <w:rPr>
+          <w:rFonts w:ascii="Times New Roman" w:hAnsi="Times New Roman" w:cs="Times New Roman"/>
+          <w:i/>
+          <w:iCs/>
+          <w:sz w:val="28"/>
+          <w:szCs w:val="28"/>
+          <w:lang w:val="en-US"/>
+        </w:rPr>
+        <w:t>λ</w:t>
+      </w:r>
+      <w:r>
+        <w:rPr>
+          <w:rFonts w:ascii="Times New Roman" w:hAnsi="Times New Roman" w:cs="Times New Roman"/>
+          <w:i/>
+          <w:iCs/>
+          <w:sz w:val="28"/>
+          <w:szCs w:val="28"/>
+          <w:vertAlign w:val="subscript"/>
+          <w:lang w:val="en-US"/>
+        </w:rPr>
+        <w:t>eq</w:t>
+      </w:r>
+      <w:r>
+        <w:rPr>
+          <w:rFonts w:ascii="Times New Roman" w:hAnsi="Times New Roman" w:cs="Times New Roman"/>
+          <w:sz w:val="28"/>
+          <w:szCs w:val="28"/>
+        </w:rPr>
+        <w:t>(</w:t>
+      </w:r>
+      <w:r>
+        <w:rPr>
+          <w:rFonts w:ascii="Times New Roman" w:hAnsi="Times New Roman" w:cs="Times New Roman"/>
+          <w:i/>
+          <w:iCs/>
+          <w:sz w:val="28"/>
+          <w:szCs w:val="28"/>
+          <w:lang w:val="en-US"/>
+        </w:rPr>
+        <w:t>t</w:t>
+      </w:r>
+      <w:r>
+        <w:rPr>
+          <w:rFonts w:ascii="Times New Roman" w:hAnsi="Times New Roman" w:cs="Times New Roman"/>
+          <w:sz w:val="28"/>
+          <w:szCs w:val="28"/>
+        </w:rPr>
+        <w:t>)</w:t>
+      </w:r>
+      <w:r>
+        <w:rPr>
+          <w:rFonts w:ascii="Times New Roman" w:hAnsi="Times New Roman" w:cs="Times New Roman"/>
+          <w:sz w:val="28"/>
+          <w:szCs w:val="28"/>
+        </w:rPr>
+        <w:t>.</w:t>
+      </w:r>
+    </w:p>
+    <w:p>
+      <w:pPr>
+        <w:spacing w:line="360" w:lineRule="auto"/>
+        <w:ind w:firstLine="709"/>
+        <w:jc w:val="both"/>
+        <w:rPr>
+          <w:rFonts w:ascii="Times New Roman" w:hAnsi="Times New Roman" w:cs="Times New Roman"/>
+          <w:sz w:val="28"/>
+          <w:szCs w:val="28"/>
+        </w:rPr>
+      </w:pPr>
+      <w:r>
+        <w:rPr>
+          <w:rFonts w:ascii="Times New Roman" w:hAnsi="Times New Roman" w:cs="Times New Roman"/>
+          <w:sz w:val="28"/>
+          <w:szCs w:val="28"/>
+        </w:rPr>
+        <w:t>Отсюда остаточный ресурс во времени определяется как</w:t>
+      </w:r>
+    </w:p>
+    <w:p>
+      <w:pPr>
+        <w:spacing w:line="360" w:lineRule="auto"/>
+        <w:ind w:firstLine="709"/>
+        <w:jc w:val="both"/>
+        <w:rPr>
+          <w:rFonts w:ascii="Times New Roman" w:hAnsi="Times New Roman" w:cs="Times New Roman"/>
+          <w:sz w:val="28"/>
+          <w:szCs w:val="28"/>
+        </w:rPr>
+      </w:pPr>
+    </w:p>
+    <w:p>
+      <w:pPr>
+        <w:spacing w:line="360" w:lineRule="auto"/>
+        <w:ind w:firstLine="709"/>
+        <w:jc w:val="both"/>
+        <w:rPr>
+          <w:rFonts w:ascii="Times New Roman" w:hAnsi="Times New Roman" w:cs="Times New Roman"/>
+          <w:sz w:val="28"/>
+          <w:szCs w:val="28"/>
+          <w:lang w:val="en-US"/>
+        </w:rPr>
+      </w:pPr>
+      <w:r>
+        <w:rPr>
+          <w:rFonts w:ascii="Times New Roman" w:hAnsi="Times New Roman" w:cs="Times New Roman"/>
+          <w:position w:val="-36"/>
+          <w:sz w:val="28"/>
+          <w:szCs w:val="28"/>
+          <w:lang w:val="en-US"/>
+        </w:rPr>
+        <w:object w:dxaOrig="3340" w:dyaOrig="780" w14:anchorId="669C24A2">
+          <v:shape id="_x0000_i1087" type="#_x0000_t75" style="width:167.15pt;height:38.8pt" o:ole="">
+            <v:imagedata r:id="rId120" o:title=""/>
+          </v:shape>
+          <o:OLEObject Type="Embed" ProgID="Equation.DSMT4" ShapeID="_x0000_i1087" DrawAspect="Content" ObjectID="_1838031578" r:id="rId121"/>
+        </w:object>
+      </w:r>
+      <w:r>
+        <w:rPr>
+          <w:rFonts w:ascii="Times New Roman" w:hAnsi="Times New Roman" w:cs="Times New Roman"/>
+          <w:sz w:val="28"/>
+          <w:szCs w:val="28"/>
+          <w:lang w:val="en-US"/>
+        </w:rPr>
+        <w:t>.</w:t>
+      </w:r>
+    </w:p>
+    <w:p>
+      <w:pPr>
+        <w:spacing w:line="360" w:lineRule="auto"/>
+        <w:ind w:firstLine="709"/>
+        <w:jc w:val="both"/>
+        <w:rPr>
+          <w:rFonts w:ascii="Times New Roman" w:hAnsi="Times New Roman" w:cs="Times New Roman"/>
+          <w:sz w:val="28"/>
+          <w:szCs w:val="28"/>
+          <w:lang w:val="en-US"/>
+        </w:rPr>
+      </w:pPr>
+    </w:p>
+    <w:p>
+      <w:pPr>
+        <w:spacing w:line="360" w:lineRule="auto"/>
+        <w:ind w:firstLine="709"/>
+        <w:jc w:val="both"/>
+        <w:rPr>
+          <w:rFonts w:ascii="Times New Roman" w:hAnsi="Times New Roman" w:cs="Times New Roman"/>
+          <w:sz w:val="28"/>
+          <w:szCs w:val="28"/>
+        </w:rPr>
+      </w:pPr>
+      <w:r>
+        <w:rPr>
+          <w:rFonts w:ascii="Times New Roman" w:hAnsi="Times New Roman" w:cs="Times New Roman"/>
+          <w:sz w:val="28"/>
+          <w:szCs w:val="28"/>
+        </w:rPr>
+        <w:t>В отличие от квазистационарной модели из раздела 4.3 здесь правая часть уже не может быть сведена к одной постоянной скорости деградации. Следовательно, прогноз</w:t>
+      </w:r>
+      <w:r>
+        <w:rPr>
+          <w:rFonts w:ascii="Times New Roman" w:hAnsi="Times New Roman" w:cs="Times New Roman"/>
+          <w:sz w:val="28"/>
+          <w:szCs w:val="28"/>
+        </w:rPr>
+        <w:t xml:space="preserve"> </w:t>
+      </w:r>
+      <w:r>
+        <w:rPr>
+          <w:rFonts w:ascii="Times New Roman" w:hAnsi="Times New Roman" w:cs="Times New Roman"/>
+          <w:i/>
+          <w:iCs/>
+          <w:sz w:val="28"/>
+          <w:szCs w:val="28"/>
+          <w:lang w:val="en-US"/>
+        </w:rPr>
+        <w:t>RUL</w:t>
+      </w:r>
+      <w:r>
+        <w:rPr>
+          <w:rFonts w:ascii="Times New Roman" w:hAnsi="Times New Roman" w:cs="Times New Roman"/>
+          <w:sz w:val="28"/>
+          <w:szCs w:val="28"/>
+        </w:rPr>
+        <w:t xml:space="preserve"> </w:t>
+      </w:r>
+      <w:r>
+        <w:rPr>
+          <w:rFonts w:ascii="Times New Roman" w:hAnsi="Times New Roman" w:cs="Times New Roman"/>
+          <w:sz w:val="28"/>
+          <w:szCs w:val="28"/>
+        </w:rPr>
+        <w:t>становится зависимым от сценария эксплуатации.</w:t>
+      </w:r>
+    </w:p>
+    <w:p>
+      <w:pPr>
+        <w:spacing w:line="360" w:lineRule="auto"/>
+        <w:ind w:firstLine="709"/>
+        <w:jc w:val="both"/>
+        <w:rPr>
+          <w:rFonts w:ascii="Times New Roman" w:hAnsi="Times New Roman" w:cs="Times New Roman"/>
+          <w:sz w:val="28"/>
+          <w:szCs w:val="28"/>
+        </w:rPr>
+      </w:pPr>
+    </w:p>
+    <w:p>
+      <w:pPr>
+        <w:spacing w:line="360" w:lineRule="auto"/>
+        <w:ind w:firstLine="709"/>
+        <w:jc w:val="both"/>
+        <w:rPr>
+          <w:rFonts w:ascii="Times New Roman" w:hAnsi="Times New Roman" w:cs="Times New Roman"/>
+          <w:b/>
+          <w:bCs/>
+          <w:sz w:val="28"/>
+          <w:szCs w:val="28"/>
+        </w:rPr>
+      </w:pPr>
+      <w:r>
+        <w:rPr>
+          <w:rFonts w:ascii="Times New Roman" w:hAnsi="Times New Roman" w:cs="Times New Roman"/>
+          <w:b/>
+          <w:bCs/>
+          <w:sz w:val="28"/>
+          <w:szCs w:val="28"/>
+        </w:rPr>
+        <w:t>4.5.2 Индекс тяжести транспортной миссии</w:t>
+      </w:r>
+    </w:p>
+    <w:p>
+      <w:pPr>
+        <w:spacing w:line="360" w:lineRule="auto"/>
+        <w:ind w:firstLine="709"/>
+        <w:jc w:val="both"/>
+        <w:rPr>
+          <w:rFonts w:ascii="Times New Roman" w:hAnsi="Times New Roman" w:cs="Times New Roman"/>
+          <w:sz w:val="28"/>
+          <w:szCs w:val="28"/>
+          <w:lang w:val="en-US"/>
+        </w:rPr>
+      </w:pPr>
+    </w:p>
+    <w:p>
+      <w:pPr>
+        <w:spacing w:line="360" w:lineRule="auto"/>
+        <w:ind w:firstLine="709"/>
+        <w:jc w:val="both"/>
+        <w:rPr>
+          <w:rFonts w:ascii="Times New Roman" w:hAnsi="Times New Roman" w:cs="Times New Roman"/>
+          <w:sz w:val="28"/>
+          <w:szCs w:val="28"/>
+        </w:rPr>
+      </w:pPr>
+      <w:r>
+        <w:rPr>
+          <w:rFonts w:ascii="Times New Roman" w:hAnsi="Times New Roman" w:cs="Times New Roman"/>
+          <w:sz w:val="28"/>
+          <w:szCs w:val="28"/>
+        </w:rPr>
+        <w:t>Для практической реализации в работе вводится обобщённый</w:t>
+      </w:r>
+      <w:r>
+        <w:rPr>
+          <w:rFonts w:ascii="Times New Roman" w:hAnsi="Times New Roman" w:cs="Times New Roman"/>
+          <w:sz w:val="28"/>
+          <w:szCs w:val="28"/>
+        </w:rPr>
+        <w:t xml:space="preserve"> </w:t>
+      </w:r>
+      <w:r>
+        <w:rPr>
+          <w:rFonts w:ascii="Times New Roman" w:hAnsi="Times New Roman" w:cs="Times New Roman"/>
+          <w:sz w:val="28"/>
+          <w:szCs w:val="28"/>
+        </w:rPr>
+        <w:t>индекс тяжести транспортной миссии</w:t>
+      </w:r>
+    </w:p>
+    <w:p>
+      <w:pPr>
+        <w:spacing w:line="360" w:lineRule="auto"/>
+        <w:ind w:firstLine="709"/>
+        <w:jc w:val="both"/>
+        <w:rPr>
+          <w:rFonts w:ascii="Times New Roman" w:hAnsi="Times New Roman" w:cs="Times New Roman"/>
+          <w:sz w:val="28"/>
+          <w:szCs w:val="28"/>
+        </w:rPr>
+      </w:pPr>
+    </w:p>
+    <w:p>
+      <w:pPr>
+        <w:spacing w:line="360" w:lineRule="auto"/>
+        <w:ind w:firstLine="709"/>
+        <w:jc w:val="both"/>
+        <w:rPr>
+          <w:rFonts w:ascii="Times New Roman" w:hAnsi="Times New Roman" w:cs="Times New Roman"/>
+          <w:sz w:val="28"/>
+          <w:szCs w:val="28"/>
+          <w:lang w:val="en-US"/>
+        </w:rPr>
+      </w:pPr>
+      <w:r>
+        <w:rPr>
+          <w:rFonts w:ascii="Times New Roman" w:hAnsi="Times New Roman" w:cs="Times New Roman"/>
+          <w:position w:val="-12"/>
+          <w:sz w:val="28"/>
+          <w:szCs w:val="28"/>
+        </w:rPr>
+        <w:object w:dxaOrig="4099" w:dyaOrig="360" w14:anchorId="4F36ABA6">
+          <v:shape id="_x0000_i1090" type="#_x0000_t75" style="width:204.75pt;height:18.15pt" o:ole="">
+            <v:imagedata r:id="rId122" o:title=""/>
+          </v:shape>
+          <o:OLEObject Type="Embed" ProgID="Equation.DSMT4" ShapeID="_x0000_i1090" DrawAspect="Content" ObjectID="_1838031579" r:id="rId123"/>
+        </w:object>
+      </w:r>
+      <w:r>
+        <w:rPr>
+          <w:rFonts w:ascii="Times New Roman" w:hAnsi="Times New Roman" w:cs="Times New Roman"/>
+          <w:sz w:val="28"/>
+          <w:szCs w:val="28"/>
+          <w:lang w:val="en-US"/>
+        </w:rPr>
+        <w:t>,</w:t>
+      </w:r>
+    </w:p>
+    <w:p>
+      <w:pPr>
+        <w:spacing w:line="360" w:lineRule="auto"/>
+        <w:ind w:firstLine="709"/>
+        <w:jc w:val="both"/>
+        <w:rPr>
+          <w:rFonts w:ascii="Times New Roman" w:hAnsi="Times New Roman" w:cs="Times New Roman"/>
+          <w:sz w:val="28"/>
+          <w:szCs w:val="28"/>
+          <w:lang w:val="en-US"/>
+        </w:rPr>
+      </w:pPr>
+    </w:p>
+    <w:p>
+      <w:pPr>
+        <w:spacing w:line="360" w:lineRule="auto"/>
+        <w:ind w:firstLine="709"/>
+        <w:jc w:val="both"/>
+        <w:rPr>
+          <w:rFonts w:ascii="Times New Roman" w:hAnsi="Times New Roman" w:cs="Times New Roman"/>
+          <w:sz w:val="28"/>
+          <w:szCs w:val="28"/>
+          <w:lang w:val="en-US"/>
+        </w:rPr>
+      </w:pPr>
+      <w:r>
+        <w:rPr>
+          <w:rFonts w:ascii="Times New Roman" w:hAnsi="Times New Roman" w:cs="Times New Roman"/>
+          <w:sz w:val="28"/>
+          <w:szCs w:val="28"/>
+        </w:rPr>
+        <w:t>где</w:t>
+      </w:r>
+      <w:r>
+        <w:rPr>
+          <w:rFonts w:ascii="Times New Roman" w:hAnsi="Times New Roman" w:cs="Times New Roman"/>
+          <w:sz w:val="28"/>
+          <w:szCs w:val="28"/>
+        </w:rPr>
+        <w:t xml:space="preserve"> </w:t>
+      </w:r>
+      <w:r>
+        <w:rPr>
+          <w:rFonts w:ascii="Times New Roman" w:hAnsi="Times New Roman" w:cs="Times New Roman"/>
+          <w:sz w:val="28"/>
+          <w:szCs w:val="28"/>
+        </w:rPr>
+        <w:t>Θ</w:t>
+      </w:r>
+      <w:r>
+        <w:rPr>
+          <w:rFonts w:ascii="Times New Roman" w:hAnsi="Times New Roman" w:cs="Times New Roman"/>
+          <w:i/>
+          <w:iCs/>
+          <w:sz w:val="28"/>
+          <w:szCs w:val="28"/>
+          <w:vertAlign w:val="subscript"/>
+          <w:lang w:val="en-US"/>
+        </w:rPr>
+        <w:t>T</w:t>
+      </w:r>
+      <w:r>
+        <w:rPr>
+          <w:rFonts w:ascii="Times New Roman" w:hAnsi="Times New Roman" w:cs="Times New Roman"/>
+          <w:sz w:val="28"/>
+          <w:szCs w:val="28"/>
+        </w:rPr>
+        <w:t>,</w:t>
+      </w:r>
+      <w:r>
+        <w:rPr>
+          <w:rFonts w:ascii="Times New Roman" w:hAnsi="Times New Roman" w:cs="Times New Roman"/>
+          <w:sz w:val="28"/>
+          <w:szCs w:val="28"/>
+        </w:rPr>
+        <w:t xml:space="preserve"> </w:t>
+      </w:r>
+      <w:r>
+        <w:rPr>
+          <w:rFonts w:ascii="Times New Roman" w:hAnsi="Times New Roman" w:cs="Times New Roman"/>
+          <w:sz w:val="28"/>
+          <w:szCs w:val="28"/>
+        </w:rPr>
+        <w:t>Θ</w:t>
+      </w:r>
+      <w:r>
+        <w:rPr>
+          <w:rFonts w:ascii="Times New Roman" w:hAnsi="Times New Roman" w:cs="Times New Roman"/>
+          <w:i/>
+          <w:iCs/>
+          <w:sz w:val="28"/>
+          <w:szCs w:val="28"/>
+          <w:vertAlign w:val="subscript"/>
+          <w:lang w:val="en-US"/>
+        </w:rPr>
+        <w:t>I</w:t>
+      </w:r>
+      <w:r>
+        <w:rPr>
+          <w:rFonts w:ascii="Times New Roman" w:hAnsi="Times New Roman" w:cs="Times New Roman"/>
+          <w:sz w:val="28"/>
+          <w:szCs w:val="28"/>
+        </w:rPr>
+        <w:t xml:space="preserve">, </w:t>
+      </w:r>
+      <w:r>
+        <w:rPr>
+          <w:rFonts w:ascii="Times New Roman" w:hAnsi="Times New Roman" w:cs="Times New Roman"/>
+          <w:sz w:val="28"/>
+          <w:szCs w:val="28"/>
+        </w:rPr>
+        <w:t>Θ</w:t>
+      </w:r>
+      <w:r>
+        <w:rPr>
+          <w:rFonts w:ascii="Times New Roman" w:hAnsi="Times New Roman" w:cs="Times New Roman"/>
+          <w:i/>
+          <w:iCs/>
+          <w:sz w:val="28"/>
+          <w:szCs w:val="28"/>
+          <w:vertAlign w:val="subscript"/>
+          <w:lang w:val="en-US"/>
+        </w:rPr>
+        <w:t>rec</w:t>
+      </w:r>
+      <w:r>
+        <w:rPr>
+          <w:rFonts w:ascii="Times New Roman" w:hAnsi="Times New Roman" w:cs="Times New Roman"/>
+          <w:sz w:val="28"/>
+          <w:szCs w:val="28"/>
+        </w:rPr>
+        <w:t xml:space="preserve">, </w:t>
+      </w:r>
+      <w:r>
+        <w:rPr>
+          <w:rFonts w:ascii="Times New Roman" w:hAnsi="Times New Roman" w:cs="Times New Roman"/>
+          <w:sz w:val="28"/>
+          <w:szCs w:val="28"/>
+        </w:rPr>
+        <w:t>Θ</w:t>
+      </w:r>
+      <w:r>
+        <w:rPr>
+          <w:rFonts w:ascii="Times New Roman" w:hAnsi="Times New Roman" w:cs="Times New Roman"/>
+          <w:i/>
+          <w:iCs/>
+          <w:sz w:val="28"/>
+          <w:szCs w:val="28"/>
+          <w:vertAlign w:val="subscript"/>
+          <w:lang w:val="en-US"/>
+        </w:rPr>
+        <w:t>vib</w:t>
+      </w:r>
+      <w:r>
+        <w:rPr>
+          <w:rFonts w:ascii="Times New Roman" w:hAnsi="Times New Roman" w:cs="Times New Roman"/>
+          <w:sz w:val="28"/>
+          <w:szCs w:val="28"/>
+        </w:rPr>
+        <w:t xml:space="preserve"> – </w:t>
+      </w:r>
+      <w:r>
+        <w:rPr>
+          <w:rFonts w:ascii="Times New Roman" w:hAnsi="Times New Roman" w:cs="Times New Roman"/>
+          <w:sz w:val="28"/>
+          <w:szCs w:val="28"/>
+        </w:rPr>
+        <w:t>нормированные показатели температурной изменчивости, токовой нагруженности, интенсивности рекуперации, глубины циклирования и вибрационного воздействия соответственно.</w:t>
+      </w:r>
+    </w:p>
+    <w:p>
+      <w:pPr>
+        <w:spacing w:line="360" w:lineRule="auto"/>
+        <w:ind w:firstLine="709"/>
+        <w:jc w:val="both"/>
+        <w:rPr>
+          <w:rFonts w:ascii="Times New Roman" w:hAnsi="Times New Roman" w:cs="Times New Roman"/>
+          <w:sz w:val="28"/>
+          <w:szCs w:val="28"/>
+          <w:lang w:val="en-US"/>
+        </w:rPr>
+      </w:pPr>
+      <w:r>
+        <w:rPr>
+          <w:rFonts w:ascii="Times New Roman" w:hAnsi="Times New Roman" w:cs="Times New Roman"/>
+          <w:sz w:val="28"/>
+          <w:szCs w:val="28"/>
+        </w:rPr>
+        <w:t>Такой индекс не заменяет исходную модель, а служит её инженерной редукцией. Он позволяет переводить конкретный маршрут или тип эксплуатации в одно число, характеризующее суммарную тяжесть транспортного режима для батареи. Тогда скорость накопления деградации может быть приближённо представлена как</w:t>
+      </w:r>
+    </w:p>
+    <w:p>
+      <w:pPr>
+        <w:spacing w:line="360" w:lineRule="auto"/>
+        <w:ind w:firstLine="709"/>
+        <w:jc w:val="both"/>
+        <w:rPr>
+          <w:rFonts w:ascii="Times New Roman" w:hAnsi="Times New Roman" w:cs="Times New Roman"/>
+          <w:sz w:val="28"/>
+          <w:szCs w:val="28"/>
+          <w:lang w:val="en-US"/>
+        </w:rPr>
+      </w:pPr>
+    </w:p>
+    <w:p>
+      <w:pPr>
+        <w:spacing w:line="360" w:lineRule="auto"/>
+        <w:ind w:firstLine="709"/>
+        <w:jc w:val="both"/>
+        <w:rPr>
+          <w:rFonts w:ascii="Times New Roman" w:hAnsi="Times New Roman" w:cs="Times New Roman"/>
+          <w:sz w:val="28"/>
+          <w:szCs w:val="28"/>
+          <w:lang w:val="en-US"/>
+        </w:rPr>
+      </w:pPr>
+      <w:r>
+        <w:rPr>
+          <w:rFonts w:ascii="Times New Roman" w:hAnsi="Times New Roman" w:cs="Times New Roman"/>
+          <w:position w:val="-24"/>
+          <w:sz w:val="28"/>
+          <w:szCs w:val="28"/>
+          <w:lang w:val="en-US"/>
+        </w:rPr>
+        <w:object w:dxaOrig="1520" w:dyaOrig="660" w14:anchorId="78CD6D86">
+          <v:shape id="_x0000_i1095" type="#_x0000_t75" style="width:75.75pt;height:33.2pt" o:ole="">
+            <v:imagedata r:id="rId124" o:title=""/>
+          </v:shape>
+          <o:OLEObject Type="Embed" ProgID="Equation.DSMT4" ShapeID="_x0000_i1095" DrawAspect="Content" ObjectID="_1838031580" r:id="rId125"/>
+        </w:object>
+      </w:r>
+      <w:r>
+        <w:rPr>
+          <w:rFonts w:ascii="Times New Roman" w:hAnsi="Times New Roman" w:cs="Times New Roman"/>
+          <w:sz w:val="28"/>
+          <w:szCs w:val="28"/>
+          <w:lang w:val="en-US"/>
+        </w:rPr>
+        <w:t>,</w:t>
+      </w:r>
+    </w:p>
+    <w:p>
+      <w:pPr>
+        <w:spacing w:line="360" w:lineRule="auto"/>
+        <w:ind w:firstLine="709"/>
+        <w:jc w:val="both"/>
+        <w:rPr>
+          <w:rFonts w:ascii="Times New Roman" w:hAnsi="Times New Roman" w:cs="Times New Roman"/>
+          <w:sz w:val="28"/>
+          <w:szCs w:val="28"/>
+          <w:lang w:val="en-US"/>
+        </w:rPr>
+      </w:pPr>
+    </w:p>
+    <w:p>
+      <w:pPr>
+        <w:spacing w:line="360" w:lineRule="auto"/>
+        <w:ind w:firstLine="709"/>
+        <w:jc w:val="both"/>
+        <w:rPr>
+          <w:rFonts w:ascii="Times New Roman" w:hAnsi="Times New Roman" w:cs="Times New Roman"/>
+          <w:sz w:val="28"/>
+          <w:szCs w:val="28"/>
+          <w:lang w:val="en-US"/>
+        </w:rPr>
+      </w:pPr>
+      <w:r>
+        <w:rPr>
+          <w:rFonts w:ascii="Times New Roman" w:hAnsi="Times New Roman" w:cs="Times New Roman"/>
+          <w:sz w:val="28"/>
+          <w:szCs w:val="28"/>
+        </w:rPr>
+        <w:t>а в локальном приближении — как сглаженная аппроксимация по наблюдаемым данным.</w:t>
+      </w:r>
+    </w:p>
+    <w:p>
+      <w:pPr>
+        <w:spacing w:line="360" w:lineRule="auto"/>
+        <w:ind w:firstLine="709"/>
+        <w:jc w:val="both"/>
+        <w:rPr>
+          <w:rFonts w:ascii="Times New Roman" w:hAnsi="Times New Roman" w:cs="Times New Roman"/>
+          <w:sz w:val="28"/>
+          <w:szCs w:val="28"/>
+          <w:lang w:val="en-US"/>
+        </w:rPr>
+      </w:pPr>
+      <w:r>
+        <w:rPr>
+          <w:rFonts w:ascii="Times New Roman" w:hAnsi="Times New Roman" w:cs="Times New Roman"/>
+          <w:sz w:val="28"/>
+          <w:szCs w:val="28"/>
+        </w:rPr>
+        <w:t>Для иллюстрации зависимости скорости накопления деградации от тяжести нестационарной эксплуатации построена расчётно</w:t>
+      </w:r>
+      <w:r>
+        <w:rPr>
+          <w:rFonts w:ascii="Times New Roman" w:hAnsi="Times New Roman" w:cs="Times New Roman"/>
+          <w:sz w:val="28"/>
+          <w:szCs w:val="28"/>
+        </w:rPr>
+        <w:t xml:space="preserve"> </w:t>
+      </w:r>
+      <w:r>
+        <w:rPr>
+          <w:rFonts w:ascii="Times New Roman" w:hAnsi="Times New Roman" w:cs="Times New Roman"/>
+          <w:sz w:val="28"/>
+          <w:szCs w:val="28"/>
+        </w:rPr>
+        <w:t>экспериментальная зависимость с дискретными точками и сглаживающей кривой.</w:t>
+      </w:r>
+    </w:p>
+    <w:p>
+      <w:pPr>
+        <w:spacing w:line="360" w:lineRule="auto"/>
+        <w:ind w:firstLine="709"/>
+        <w:jc w:val="both"/>
+        <w:rPr>
+          <w:rFonts w:ascii="Times New Roman" w:hAnsi="Times New Roman" w:cs="Times New Roman"/>
+          <w:sz w:val="28"/>
+          <w:szCs w:val="28"/>
+          <w:lang w:val="en-US"/>
+        </w:rPr>
+      </w:pPr>
+    </w:p>
+    <w:p>
+      <w:pPr>
+        <w:spacing w:line="360" w:lineRule="auto"/>
+        <w:ind w:firstLine="709"/>
+        <w:jc w:val="both"/>
+        <w:rPr>
+          <w:rFonts w:ascii="Times New Roman" w:hAnsi="Times New Roman" w:cs="Times New Roman"/>
+          <w:sz w:val="28"/>
+          <w:szCs w:val="28"/>
+          <w:lang w:val="en-US"/>
+        </w:rPr>
+      </w:pPr>
+      <w:r>
+        <w:rPr>
+          <w:noProof/>
+        </w:rPr>
+        <w:lastRenderedPageBreak/>
+        <w:drawing>
+          <wp:inline distT="0" distB="0" distL="0" distR="0" wp14:anchorId="54A97DC3" wp14:editId="75ABA9E1">
+            <wp:extent cx="6119495" cy="3841750"/>
+            <wp:effectExtent l="0" t="0" r="0" b="6350"/>
+            <wp:docPr id="406595679" name="Рисунок 1"/>
+            <wp:cNvGraphicFramePr>
+              <a:graphicFrameLocks xmlns:a="http://schemas.openxmlformats.org/drawingml/2006/main" noChangeAspect="1"/>
+            </wp:cNvGraphicFramePr>
+            <a:graphic xmlns:a="http://schemas.openxmlformats.org/drawingml/2006/main">
+              <a:graphicData uri="http://schemas.openxmlformats.org/drawingml/2006/picture">
+                <pic:pic xmlns:pic="http://schemas.openxmlformats.org/drawingml/2006/picture">
+                  <pic:nvPicPr>
+                    <pic:cNvPr id="0" name="Picture 72"/>
+                    <pic:cNvPicPr>
+                      <a:picLocks noChangeAspect="1" noChangeArrowheads="1"/>
+                    </pic:cNvPicPr>
+                  </pic:nvPicPr>
+                  <pic:blipFill>
+                    <a:blip r:embed="rId126" cstate="print">
+                      <a:extLst>
+                        <a:ext uri="{28A0092B-C50C-407E-A947-70E740481C1C}">
+                          <a14:useLocalDpi xmlns:a14="http://schemas.microsoft.com/office/drawing/2010/main" val="0"/>
+                        </a:ext>
+                      </a:extLst>
+                    </a:blip>
+                    <a:srcRect/>
+                    <a:stretch>
+                      <a:fillRect/>
+                    </a:stretch>
+                  </pic:blipFill>
+                  <pic:spPr bwMode="auto">
+                    <a:xfrm>
+                      <a:off x="0" y="0"/>
+                      <a:ext cx="6119495" cy="3841750"/>
+                    </a:xfrm>
+                    <a:prstGeom prst="rect">
+                      <a:avLst/>
+                    </a:prstGeom>
+                    <a:noFill/>
+                    <a:ln>
+                      <a:noFill/>
+                    </a:ln>
+                  </pic:spPr>
+                </pic:pic>
+              </a:graphicData>
+            </a:graphic>
+          </wp:inline>
+        </w:drawing>
+      </w:r>
+    </w:p>
+    <w:p>
+      <w:pPr>
+        <w:spacing w:line="360" w:lineRule="auto"/>
+        <w:ind w:firstLine="709"/>
+        <w:jc w:val="both"/>
+        <w:rPr>
+          <w:rFonts w:ascii="Times New Roman" w:hAnsi="Times New Roman" w:cs="Times New Roman"/>
+          <w:sz w:val="28"/>
+          <w:szCs w:val="28"/>
+        </w:rPr>
+      </w:pPr>
+      <w:r>
+        <w:rPr>
+          <w:rFonts w:ascii="Times New Roman" w:hAnsi="Times New Roman" w:cs="Times New Roman"/>
+          <w:sz w:val="28"/>
+          <w:szCs w:val="28"/>
+        </w:rPr>
+        <w:t>Рисунок 4.12 — Связь тяжести нестационарной эксплуатации со скоростью накопления деградации</w:t>
+      </w:r>
+    </w:p>
+    <w:p>
+      <w:pPr>
+        <w:spacing w:line="360" w:lineRule="auto"/>
+        <w:ind w:firstLine="709"/>
+        <w:jc w:val="both"/>
+        <w:rPr>
+          <w:rFonts w:ascii="Times New Roman" w:hAnsi="Times New Roman" w:cs="Times New Roman"/>
+          <w:sz w:val="28"/>
+          <w:szCs w:val="28"/>
+          <w:lang w:val="en-US"/>
+        </w:rPr>
+      </w:pPr>
+    </w:p>
+    <w:p>
+      <w:pPr>
+        <w:spacing w:line="360" w:lineRule="auto"/>
+        <w:ind w:firstLine="709"/>
+        <w:jc w:val="both"/>
+        <w:rPr>
+          <w:rFonts w:ascii="Times New Roman" w:hAnsi="Times New Roman" w:cs="Times New Roman"/>
+          <w:sz w:val="28"/>
+          <w:szCs w:val="28"/>
+          <w:lang w:val="en-US"/>
+        </w:rPr>
+      </w:pPr>
+      <w:r>
+        <w:rPr>
+          <w:rFonts w:ascii="Times New Roman" w:hAnsi="Times New Roman" w:cs="Times New Roman"/>
+          <w:sz w:val="28"/>
+          <w:szCs w:val="28"/>
+        </w:rPr>
+        <w:t>На рисунке дискретные расчётно-экспериментальные точки отражают отдельные сценарии транспортной миссии, а сплошная линия представляет сглаживающую аппроксимацию зависимости</w:t>
+      </w:r>
+      <w:r>
+        <w:rPr>
+          <w:rFonts w:ascii="Times New Roman" w:hAnsi="Times New Roman" w:cs="Times New Roman"/>
+          <w:sz w:val="28"/>
+          <w:szCs w:val="28"/>
+        </w:rPr>
+        <w:t xml:space="preserve"> </w:t>
+      </w:r>
+      <w:r>
+        <w:rPr>
+          <w:rFonts w:ascii="Times New Roman" w:hAnsi="Times New Roman" w:cs="Times New Roman"/>
+          <w:i/>
+          <w:iCs/>
+          <w:sz w:val="28"/>
+          <w:szCs w:val="28"/>
+          <w:lang w:val="en-US"/>
+        </w:rPr>
+        <w:t>K</w:t>
+      </w:r>
+      <w:r>
+        <w:rPr>
+          <w:rFonts w:ascii="Times New Roman" w:hAnsi="Times New Roman" w:cs="Times New Roman"/>
+          <w:i/>
+          <w:iCs/>
+          <w:sz w:val="28"/>
+          <w:szCs w:val="28"/>
+          <w:vertAlign w:val="subscript"/>
+          <w:lang w:val="en-US"/>
+        </w:rPr>
+        <w:t>deg</w:t>
+      </w:r>
+      <w:r>
+        <w:rPr>
+          <w:rFonts w:ascii="Times New Roman" w:hAnsi="Times New Roman" w:cs="Times New Roman"/>
+          <w:sz w:val="28"/>
+          <w:szCs w:val="28"/>
+        </w:rPr>
+        <w:t>/</w:t>
+      </w:r>
+      <w:r>
+        <w:rPr>
+          <w:rFonts w:ascii="Times New Roman" w:hAnsi="Times New Roman" w:cs="Times New Roman"/>
+          <w:sz w:val="28"/>
+          <w:szCs w:val="28"/>
+          <w:lang w:val="en-US"/>
+        </w:rPr>
+        <w:t>dN</w:t>
+      </w:r>
+      <w:r>
+        <w:rPr>
+          <w:rFonts w:ascii="Times New Roman" w:hAnsi="Times New Roman" w:cs="Times New Roman"/>
+          <w:sz w:val="28"/>
+          <w:szCs w:val="28"/>
+        </w:rPr>
+        <w:t xml:space="preserve"> </w:t>
+      </w:r>
+      <w:r>
+        <w:rPr>
+          <w:rFonts w:ascii="Times New Roman" w:hAnsi="Times New Roman" w:cs="Times New Roman"/>
+          <w:sz w:val="28"/>
+          <w:szCs w:val="28"/>
+        </w:rPr>
+        <w:t>от индекса тяжести</w:t>
+      </w:r>
+      <w:r>
+        <w:rPr>
+          <w:rFonts w:ascii="Times New Roman" w:hAnsi="Times New Roman" w:cs="Times New Roman"/>
+          <w:sz w:val="28"/>
+          <w:szCs w:val="28"/>
+        </w:rPr>
+        <w:t xml:space="preserve"> </w:t>
+      </w:r>
+      <w:r>
+        <w:rPr>
+          <w:rFonts w:ascii="Times New Roman" w:hAnsi="Times New Roman" w:cs="Times New Roman"/>
+          <w:i/>
+          <w:iCs/>
+          <w:sz w:val="28"/>
+          <w:szCs w:val="28"/>
+          <w:lang w:val="en-US"/>
+        </w:rPr>
+        <w:t>S</w:t>
+      </w:r>
+      <w:r>
+        <w:rPr>
+          <w:rFonts w:ascii="Times New Roman" w:hAnsi="Times New Roman" w:cs="Times New Roman"/>
+          <w:i/>
+          <w:iCs/>
+          <w:sz w:val="28"/>
+          <w:szCs w:val="28"/>
+          <w:vertAlign w:val="subscript"/>
+          <w:lang w:val="en-US"/>
+        </w:rPr>
+        <w:t>tr</w:t>
+      </w:r>
+      <w:r>
+        <w:rPr>
+          <w:rFonts w:ascii="Times New Roman" w:hAnsi="Times New Roman" w:cs="Times New Roman"/>
+          <w:sz w:val="28"/>
+          <w:szCs w:val="28"/>
+        </w:rPr>
+        <w:t>.</w:t>
+      </w:r>
+      <w:r>
+        <w:rPr>
+          <w:rFonts w:ascii="Times New Roman" w:hAnsi="Times New Roman" w:cs="Times New Roman"/>
+          <w:sz w:val="28"/>
+          <w:szCs w:val="28"/>
+        </w:rPr>
+        <w:t xml:space="preserve"> </w:t>
+      </w:r>
+      <w:r>
+        <w:rPr>
+          <w:rFonts w:ascii="Times New Roman" w:hAnsi="Times New Roman" w:cs="Times New Roman"/>
+          <w:sz w:val="28"/>
+          <w:szCs w:val="28"/>
+        </w:rPr>
+        <w:t>Видно, что с ростом тяжести эксплуатации</w:t>
+      </w:r>
+      <w:r>
+        <w:rPr>
+          <w:rFonts w:ascii="Times New Roman" w:hAnsi="Times New Roman" w:cs="Times New Roman"/>
+          <w:sz w:val="28"/>
+          <w:szCs w:val="28"/>
+        </w:rPr>
+        <w:t xml:space="preserve"> </w:t>
+      </w:r>
+      <w:r>
+        <w:rPr>
+          <w:rFonts w:ascii="Times New Roman" w:hAnsi="Times New Roman" w:cs="Times New Roman"/>
+          <w:sz w:val="28"/>
+          <w:szCs w:val="28"/>
+        </w:rPr>
+        <w:t>скорость деградации возрастает нелинейно. Это означает, что переход от умеренного режима к тяжёлому не приводит просто к пропорциональному сокращению ресурса, а вызывает ускоряющееся исчерпание батарейного запаса долговечности.</w:t>
+      </w:r>
+      <w:r>
+        <w:rPr>
+          <w:rFonts w:ascii="Times New Roman" w:hAnsi="Times New Roman" w:cs="Times New Roman"/>
+          <w:sz w:val="28"/>
+          <w:szCs w:val="28"/>
+        </w:rPr>
+        <w:t xml:space="preserve"> </w:t>
+      </w:r>
+      <w:r>
+        <w:rPr>
+          <w:rFonts w:ascii="Times New Roman" w:hAnsi="Times New Roman" w:cs="Times New Roman"/>
+          <w:sz w:val="28"/>
+          <w:szCs w:val="28"/>
+        </w:rPr>
+        <w:t>Научная ценность рисунка состоит в том, что он вводит инженерно удобную метрическую связь между реальной транспортной миссией и скоростью старения батареи. Практическая значимость заключается в возможности использовать индекс</w:t>
+      </w:r>
+      <w:r>
+        <w:rPr>
+          <w:rFonts w:ascii="Times New Roman" w:hAnsi="Times New Roman" w:cs="Times New Roman"/>
+          <w:sz w:val="28"/>
+          <w:szCs w:val="28"/>
+        </w:rPr>
+        <w:t xml:space="preserve"> </w:t>
+      </w:r>
+      <w:r>
+        <w:rPr>
+          <w:rFonts w:ascii="Times New Roman" w:hAnsi="Times New Roman" w:cs="Times New Roman"/>
+          <w:i/>
+          <w:iCs/>
+          <w:sz w:val="28"/>
+          <w:szCs w:val="28"/>
+          <w:lang w:val="en-US"/>
+        </w:rPr>
+        <w:t>S</w:t>
+      </w:r>
+      <w:r>
+        <w:rPr>
+          <w:rFonts w:ascii="Times New Roman" w:hAnsi="Times New Roman" w:cs="Times New Roman"/>
+          <w:i/>
+          <w:iCs/>
+          <w:sz w:val="28"/>
+          <w:szCs w:val="28"/>
+          <w:vertAlign w:val="subscript"/>
+          <w:lang w:val="en-US"/>
+        </w:rPr>
+        <w:t>tr</w:t>
+      </w:r>
+      <w:r>
+        <w:rPr>
+          <w:rFonts w:ascii="Times New Roman" w:hAnsi="Times New Roman" w:cs="Times New Roman"/>
+          <w:sz w:val="28"/>
+          <w:szCs w:val="28"/>
+        </w:rPr>
+        <w:t xml:space="preserve"> </w:t>
+      </w:r>
+      <w:r>
+        <w:rPr>
+          <w:rFonts w:ascii="Times New Roman" w:hAnsi="Times New Roman" w:cs="Times New Roman"/>
+          <w:sz w:val="28"/>
+          <w:szCs w:val="28"/>
+        </w:rPr>
+        <w:t>как входную величину для</w:t>
+      </w:r>
+      <w:r>
+        <w:rPr>
+          <w:rFonts w:ascii="Times New Roman" w:hAnsi="Times New Roman" w:cs="Times New Roman"/>
+          <w:sz w:val="28"/>
+          <w:szCs w:val="28"/>
+        </w:rPr>
+        <w:t xml:space="preserve"> </w:t>
+      </w:r>
+      <w:r>
+        <w:rPr>
+          <w:rFonts w:ascii="Times New Roman" w:hAnsi="Times New Roman" w:cs="Times New Roman"/>
+          <w:sz w:val="28"/>
+          <w:szCs w:val="28"/>
+        </w:rPr>
+        <w:t>оперативного прогноза ресурса в BMS или в эксплуатационной аналитике.</w:t>
+      </w:r>
+    </w:p>
+    <w:p>
+      <w:pPr>
+        <w:spacing w:line="360" w:lineRule="auto"/>
+        <w:ind w:firstLine="709"/>
+        <w:jc w:val="both"/>
+        <w:rPr>
+          <w:rFonts w:ascii="Times New Roman" w:hAnsi="Times New Roman" w:cs="Times New Roman"/>
+          <w:sz w:val="28"/>
+          <w:szCs w:val="28"/>
+          <w:lang w:val="en-US"/>
+        </w:rPr>
+      </w:pPr>
+    </w:p>
+    <w:p>
+      <w:pPr>
+        <w:spacing w:line="360" w:lineRule="auto"/>
+        <w:ind w:firstLine="709"/>
+        <w:jc w:val="both"/>
+        <w:rPr>
+          <w:rFonts w:ascii="Times New Roman" w:hAnsi="Times New Roman" w:cs="Times New Roman"/>
+          <w:b/>
+          <w:bCs/>
+          <w:sz w:val="28"/>
+          <w:szCs w:val="28"/>
+        </w:rPr>
+      </w:pPr>
+      <w:r>
+        <w:rPr>
+          <w:rFonts w:ascii="Times New Roman" w:hAnsi="Times New Roman" w:cs="Times New Roman"/>
+          <w:b/>
+          <w:bCs/>
+          <w:sz w:val="28"/>
+          <w:szCs w:val="28"/>
+        </w:rPr>
+        <w:lastRenderedPageBreak/>
+        <w:t>4.5.3 Поверхность прогноза</w:t>
+      </w:r>
+      <w:r>
+        <w:rPr>
+          <w:rFonts w:ascii="Times New Roman" w:hAnsi="Times New Roman" w:cs="Times New Roman"/>
+          <w:b/>
+          <w:bCs/>
+          <w:sz w:val="28"/>
+          <w:szCs w:val="28"/>
+        </w:rPr>
+        <w:t xml:space="preserve"> </w:t>
+      </w:r>
+      <w:r>
+        <w:rPr>
+          <w:rFonts w:ascii="Times New Roman" w:hAnsi="Times New Roman" w:cs="Times New Roman"/>
+          <w:b/>
+          <w:bCs/>
+          <w:i/>
+          <w:iCs/>
+          <w:sz w:val="28"/>
+          <w:szCs w:val="28"/>
+          <w:lang w:val="en-US"/>
+        </w:rPr>
+        <w:t>RUL</w:t>
+      </w:r>
+      <w:r>
+        <w:rPr>
+          <w:rFonts w:ascii="Times New Roman" w:hAnsi="Times New Roman" w:cs="Times New Roman"/>
+          <w:b/>
+          <w:bCs/>
+          <w:sz w:val="28"/>
+          <w:szCs w:val="28"/>
+        </w:rPr>
+        <w:t xml:space="preserve"> </w:t>
+      </w:r>
+      <w:r>
+        <w:rPr>
+          <w:rFonts w:ascii="Times New Roman" w:hAnsi="Times New Roman" w:cs="Times New Roman"/>
+          <w:b/>
+          <w:bCs/>
+          <w:sz w:val="28"/>
+          <w:szCs w:val="28"/>
+        </w:rPr>
+        <w:t>для нестационарной эксплуатации</w:t>
+      </w:r>
+    </w:p>
+    <w:p>
+      <w:pPr>
+        <w:spacing w:line="360" w:lineRule="auto"/>
+        <w:ind w:firstLine="709"/>
+        <w:jc w:val="both"/>
+        <w:rPr>
+          <w:rFonts w:ascii="Times New Roman" w:hAnsi="Times New Roman" w:cs="Times New Roman"/>
+          <w:sz w:val="28"/>
+          <w:szCs w:val="28"/>
+          <w:lang w:val="en-US"/>
+        </w:rPr>
+      </w:pPr>
+    </w:p>
+    <w:p>
+      <w:pPr>
+        <w:spacing w:line="360" w:lineRule="auto"/>
+        <w:ind w:firstLine="709"/>
+        <w:jc w:val="both"/>
+        <w:rPr>
+          <w:rFonts w:ascii="Times New Roman" w:hAnsi="Times New Roman" w:cs="Times New Roman"/>
+          <w:sz w:val="28"/>
+          <w:szCs w:val="28"/>
+          <w:lang w:val="en-US"/>
+        </w:rPr>
+      </w:pPr>
+      <w:r>
+        <w:rPr>
+          <w:rFonts w:ascii="Times New Roman" w:hAnsi="Times New Roman" w:cs="Times New Roman"/>
+          <w:sz w:val="28"/>
+          <w:szCs w:val="28"/>
+        </w:rPr>
+        <w:t>Для электротранспорта особенно важно оценивать</w:t>
+      </w:r>
+      <w:r>
+        <w:rPr>
+          <w:rFonts w:ascii="Times New Roman" w:hAnsi="Times New Roman" w:cs="Times New Roman"/>
+          <w:sz w:val="28"/>
+          <w:szCs w:val="28"/>
+        </w:rPr>
+        <w:t xml:space="preserve"> </w:t>
+      </w:r>
+      <w:r>
+        <w:rPr>
+          <w:rFonts w:ascii="Times New Roman" w:hAnsi="Times New Roman" w:cs="Times New Roman"/>
+          <w:i/>
+          <w:iCs/>
+          <w:sz w:val="28"/>
+          <w:szCs w:val="28"/>
+          <w:lang w:val="en-US"/>
+        </w:rPr>
+        <w:t>RUL</w:t>
+      </w:r>
+      <w:r>
+        <w:rPr>
+          <w:rFonts w:ascii="Times New Roman" w:hAnsi="Times New Roman" w:cs="Times New Roman"/>
+          <w:sz w:val="28"/>
+          <w:szCs w:val="28"/>
+        </w:rPr>
+        <w:t xml:space="preserve"> </w:t>
+      </w:r>
+      <w:r>
+        <w:rPr>
+          <w:rFonts w:ascii="Times New Roman" w:hAnsi="Times New Roman" w:cs="Times New Roman"/>
+          <w:sz w:val="28"/>
+          <w:szCs w:val="28"/>
+        </w:rPr>
+        <w:t>не в виде одной линии, а как функцию сразу нескольких переменных. В</w:t>
+      </w:r>
+      <w:r>
+        <w:rPr>
+          <w:rFonts w:ascii="Times New Roman" w:hAnsi="Times New Roman" w:cs="Times New Roman"/>
+          <w:sz w:val="28"/>
+          <w:szCs w:val="28"/>
+          <w:lang w:val="en-US"/>
+        </w:rPr>
+        <w:t xml:space="preserve"> </w:t>
+      </w:r>
+      <w:r>
+        <w:rPr>
+          <w:rFonts w:ascii="Times New Roman" w:hAnsi="Times New Roman" w:cs="Times New Roman"/>
+          <w:sz w:val="28"/>
+          <w:szCs w:val="28"/>
+        </w:rPr>
+        <w:t>диссертации наиболее естественной оказывается поверхность</w:t>
+      </w:r>
+    </w:p>
+    <w:p>
+      <w:pPr>
+        <w:spacing w:line="360" w:lineRule="auto"/>
+        <w:ind w:firstLine="709"/>
+        <w:jc w:val="both"/>
+        <w:rPr>
+          <w:rFonts w:ascii="Times New Roman" w:hAnsi="Times New Roman" w:cs="Times New Roman"/>
+          <w:sz w:val="28"/>
+          <w:szCs w:val="28"/>
+          <w:lang w:val="en-US"/>
+        </w:rPr>
+      </w:pPr>
+    </w:p>
+    <w:p>
+      <w:pPr>
+        <w:spacing w:line="360" w:lineRule="auto"/>
+        <w:ind w:firstLine="709"/>
+        <w:jc w:val="both"/>
+        <w:rPr>
+          <w:rFonts w:ascii="Times New Roman" w:hAnsi="Times New Roman" w:cs="Times New Roman"/>
+          <w:sz w:val="28"/>
+          <w:szCs w:val="28"/>
+          <w:lang w:val="en-US"/>
+        </w:rPr>
+      </w:pPr>
+      <w:r>
+        <w:rPr>
+          <w:rFonts w:ascii="Times New Roman" w:hAnsi="Times New Roman" w:cs="Times New Roman"/>
+          <w:position w:val="-16"/>
+          <w:sz w:val="28"/>
+          <w:szCs w:val="28"/>
+          <w:lang w:val="en-US"/>
+        </w:rPr>
+        <w:object w:dxaOrig="2340" w:dyaOrig="440" w14:anchorId="5E8FD1AF">
+          <v:shape id="_x0000_i1100" type="#_x0000_t75" style="width:117.1pt;height:21.9pt" o:ole="">
+            <v:imagedata r:id="rId127" o:title=""/>
+          </v:shape>
+          <o:OLEObject Type="Embed" ProgID="Equation.DSMT4" ShapeID="_x0000_i1100" DrawAspect="Content" ObjectID="_1838031581" r:id="rId128"/>
+        </w:object>
+      </w:r>
+      <w:r>
+        <w:rPr>
+          <w:rFonts w:ascii="Times New Roman" w:hAnsi="Times New Roman" w:cs="Times New Roman"/>
+          <w:sz w:val="28"/>
+          <w:szCs w:val="28"/>
+          <w:lang w:val="en-US"/>
+        </w:rPr>
+        <w:t>,</w:t>
+      </w:r>
+    </w:p>
+    <w:p>
+      <w:pPr>
+        <w:spacing w:line="360" w:lineRule="auto"/>
+        <w:ind w:firstLine="709"/>
+        <w:jc w:val="both"/>
+        <w:rPr>
+          <w:rFonts w:ascii="Times New Roman" w:hAnsi="Times New Roman" w:cs="Times New Roman"/>
+          <w:sz w:val="28"/>
+          <w:szCs w:val="28"/>
+          <w:lang w:val="en-US"/>
+        </w:rPr>
+      </w:pPr>
+    </w:p>
+    <w:p>
+      <w:pPr>
+        <w:spacing w:line="360" w:lineRule="auto"/>
+        <w:ind w:firstLine="709"/>
+        <w:jc w:val="both"/>
+        <w:rPr>
+          <w:rFonts w:ascii="Times New Roman" w:hAnsi="Times New Roman" w:cs="Times New Roman"/>
+          <w:sz w:val="28"/>
+          <w:szCs w:val="28"/>
+        </w:rPr>
+      </w:pPr>
+      <w:r>
+        <w:rPr>
+          <w:rFonts w:ascii="Times New Roman" w:hAnsi="Times New Roman" w:cs="Times New Roman"/>
+          <w:sz w:val="28"/>
+          <w:szCs w:val="28"/>
+        </w:rPr>
+        <w:t>где</w:t>
+      </w:r>
+      <w:r>
+        <w:rPr>
+          <w:rFonts w:ascii="Times New Roman" w:hAnsi="Times New Roman" w:cs="Times New Roman"/>
+          <w:sz w:val="28"/>
+          <w:szCs w:val="28"/>
+        </w:rPr>
+        <w:t xml:space="preserve"> </w:t>
+      </w:r>
+      <w:r>
+        <w:rPr>
+          <w:rFonts w:ascii="Times New Roman" w:hAnsi="Times New Roman" w:cs="Times New Roman"/>
+          <w:i/>
+          <w:iCs/>
+          <w:sz w:val="28"/>
+          <w:szCs w:val="28"/>
+          <w:lang w:val="en-US"/>
+        </w:rPr>
+        <w:t>K</w:t>
+      </w:r>
+      <w:r>
+        <w:rPr>
+          <w:rFonts w:ascii="Times New Roman" w:hAnsi="Times New Roman" w:cs="Times New Roman"/>
+          <w:i/>
+          <w:iCs/>
+          <w:sz w:val="28"/>
+          <w:szCs w:val="28"/>
+          <w:vertAlign w:val="subscript"/>
+          <w:lang w:val="en-US"/>
+        </w:rPr>
+        <w:t>cur</w:t>
+      </w:r>
+      <w:r>
+        <w:rPr>
+          <w:rFonts w:ascii="Times New Roman" w:hAnsi="Times New Roman" w:cs="Times New Roman"/>
+          <w:sz w:val="28"/>
+          <w:szCs w:val="28"/>
+        </w:rPr>
+        <w:t xml:space="preserve"> </w:t>
+      </w:r>
+      <w:r>
+        <w:rPr>
+          <w:rFonts w:ascii="Times New Roman" w:hAnsi="Times New Roman" w:cs="Times New Roman"/>
+          <w:sz w:val="28"/>
+          <w:szCs w:val="28"/>
+        </w:rPr>
+        <w:t>характеризует текущее импедансно-диагностическое состояние батареи, а</w:t>
+      </w:r>
+      <w:r>
+        <w:rPr>
+          <w:rFonts w:ascii="Times New Roman" w:hAnsi="Times New Roman" w:cs="Times New Roman"/>
+          <w:sz w:val="28"/>
+          <w:szCs w:val="28"/>
+        </w:rPr>
+        <w:t xml:space="preserve"> </w:t>
+      </w:r>
+      <w:r>
+        <w:rPr>
+          <w:rFonts w:ascii="Times New Roman" w:hAnsi="Times New Roman" w:cs="Times New Roman"/>
+          <w:i/>
+          <w:iCs/>
+          <w:sz w:val="28"/>
+          <w:szCs w:val="28"/>
+          <w:lang w:val="en-US"/>
+        </w:rPr>
+        <w:t>λ</w:t>
+      </w:r>
+      <w:r>
+        <w:rPr>
+          <w:rFonts w:ascii="Times New Roman" w:hAnsi="Times New Roman" w:cs="Times New Roman"/>
+          <w:i/>
+          <w:iCs/>
+          <w:sz w:val="28"/>
+          <w:szCs w:val="28"/>
+          <w:vertAlign w:val="subscript"/>
+          <w:lang w:val="en-US"/>
+        </w:rPr>
+        <w:t>eq</w:t>
+      </w:r>
+      <w:r>
+        <w:rPr>
+          <w:rFonts w:ascii="Times New Roman" w:hAnsi="Times New Roman" w:cs="Times New Roman"/>
+          <w:sz w:val="28"/>
+          <w:szCs w:val="28"/>
+        </w:rPr>
+        <w:t xml:space="preserve"> </w:t>
+      </w:r>
+      <w:r>
+        <w:rPr>
+          <w:rFonts w:ascii="Times New Roman" w:hAnsi="Times New Roman" w:cs="Times New Roman"/>
+          <w:sz w:val="28"/>
+          <w:szCs w:val="28"/>
+        </w:rPr>
+        <w:t>— текущую интенсивность суточной эксплуатации.</w:t>
+      </w:r>
+      <w:r>
+        <w:rPr>
+          <w:rFonts w:ascii="Times New Roman" w:hAnsi="Times New Roman" w:cs="Times New Roman"/>
+          <w:sz w:val="28"/>
+          <w:szCs w:val="28"/>
+        </w:rPr>
+        <w:t xml:space="preserve"> </w:t>
+      </w:r>
+      <w:r>
+        <w:rPr>
+          <w:rFonts w:ascii="Times New Roman" w:hAnsi="Times New Roman" w:cs="Times New Roman"/>
+          <w:sz w:val="28"/>
+          <w:szCs w:val="28"/>
+        </w:rPr>
+        <w:t>Именно в таком виде становится видно, что батарея с одинаковым текущим состоянием может иметь разный календарный остаточный ресурс в зависимости от режима использования. Для наглядного представления этой зависимости построена трёхмерная расчётно экспериментальная поверхность с отдельными расчётно-экспериментальными точками.</w:t>
+      </w:r>
+    </w:p>
+    <w:p>
+      <w:pPr>
+        <w:spacing w:line="360" w:lineRule="auto"/>
+        <w:ind w:firstLine="709"/>
+        <w:jc w:val="both"/>
+        <w:rPr>
+          <w:rFonts w:ascii="Times New Roman" w:hAnsi="Times New Roman" w:cs="Times New Roman"/>
+          <w:sz w:val="28"/>
+          <w:szCs w:val="28"/>
+        </w:rPr>
+      </w:pPr>
+      <w:r>
+        <w:rPr>
+          <w:rFonts w:ascii="Times New Roman" w:hAnsi="Times New Roman" w:cs="Times New Roman"/>
+          <w:sz w:val="28"/>
+          <w:szCs w:val="28"/>
+        </w:rPr>
+        <w:t>Ниже приведён 3D-график прогноза остаточного ресурса во времени для нестационарных режимов эксплуатации.</w:t>
+      </w:r>
+    </w:p>
+    <w:p>
+      <w:pPr>
+        <w:spacing w:line="360" w:lineRule="auto"/>
+        <w:ind w:firstLine="709"/>
+        <w:jc w:val="both"/>
+        <w:rPr>
+          <w:rFonts w:ascii="Times New Roman" w:hAnsi="Times New Roman" w:cs="Times New Roman"/>
+          <w:sz w:val="28"/>
+          <w:szCs w:val="28"/>
+        </w:rPr>
+      </w:pPr>
+    </w:p>
+    <w:p>
+      <w:pPr>
+        <w:spacing w:line="360" w:lineRule="auto"/>
+        <w:ind w:firstLine="709"/>
+        <w:jc w:val="both"/>
+        <w:rPr>
+          <w:rFonts w:ascii="Times New Roman" w:hAnsi="Times New Roman" w:cs="Times New Roman"/>
+          <w:sz w:val="28"/>
+          <w:szCs w:val="28"/>
+        </w:rPr>
+      </w:pPr>
+      <w:r>
+        <w:rPr>
+          <w:noProof/>
+        </w:rPr>
+        <w:lastRenderedPageBreak/>
+        <w:drawing>
+          <wp:inline distT="0" distB="0" distL="0" distR="0" wp14:anchorId="5E31E357" wp14:editId="4B45AA8E">
+            <wp:extent cx="6119495" cy="6187440"/>
+            <wp:effectExtent l="0" t="0" r="0" b="3810"/>
+            <wp:docPr id="1179753919" name="Рисунок 2"/>
+            <wp:cNvGraphicFramePr>
+              <a:graphicFrameLocks xmlns:a="http://schemas.openxmlformats.org/drawingml/2006/main" noChangeAspect="1"/>
+            </wp:cNvGraphicFramePr>
+            <a:graphic xmlns:a="http://schemas.openxmlformats.org/drawingml/2006/main">
+              <a:graphicData uri="http://schemas.openxmlformats.org/drawingml/2006/picture">
+                <pic:pic xmlns:pic="http://schemas.openxmlformats.org/drawingml/2006/picture">
+                  <pic:nvPicPr>
+                    <pic:cNvPr id="0" name="Picture 77"/>
+                    <pic:cNvPicPr>
+                      <a:picLocks noChangeAspect="1" noChangeArrowheads="1"/>
+                    </pic:cNvPicPr>
+                  </pic:nvPicPr>
+                  <pic:blipFill>
+                    <a:blip r:embed="rId129" cstate="print">
+                      <a:extLst>
+                        <a:ext uri="{28A0092B-C50C-407E-A947-70E740481C1C}">
+                          <a14:useLocalDpi xmlns:a14="http://schemas.microsoft.com/office/drawing/2010/main" val="0"/>
+                        </a:ext>
+                      </a:extLst>
+                    </a:blip>
+                    <a:srcRect/>
+                    <a:stretch>
+                      <a:fillRect/>
+                    </a:stretch>
+                  </pic:blipFill>
+                  <pic:spPr bwMode="auto">
+                    <a:xfrm>
+                      <a:off x="0" y="0"/>
+                      <a:ext cx="6119495" cy="6187440"/>
+                    </a:xfrm>
+                    <a:prstGeom prst="rect">
+                      <a:avLst/>
+                    </a:prstGeom>
+                    <a:noFill/>
+                    <a:ln>
+                      <a:noFill/>
+                    </a:ln>
+                  </pic:spPr>
+                </pic:pic>
+              </a:graphicData>
+            </a:graphic>
+          </wp:inline>
+        </w:drawing>
+      </w:r>
+    </w:p>
+    <w:p>
+      <w:pPr>
+        <w:spacing w:line="360" w:lineRule="auto"/>
+        <w:ind w:firstLine="709"/>
+        <w:jc w:val="both"/>
+        <w:rPr>
+          <w:rFonts w:ascii="Times New Roman" w:hAnsi="Times New Roman" w:cs="Times New Roman"/>
+          <w:sz w:val="28"/>
+          <w:szCs w:val="28"/>
+          <w:lang w:val="en-US"/>
+        </w:rPr>
+      </w:pPr>
+      <w:r>
+        <w:rPr>
+          <w:rFonts w:ascii="Times New Roman" w:hAnsi="Times New Roman" w:cs="Times New Roman"/>
+          <w:sz w:val="28"/>
+          <w:szCs w:val="28"/>
+        </w:rPr>
+        <w:t>Рисунок 4.11 — Прогноз</w:t>
+      </w:r>
+      <w:r>
+        <w:rPr>
+          <w:rFonts w:ascii="Times New Roman" w:hAnsi="Times New Roman" w:cs="Times New Roman"/>
+          <w:sz w:val="28"/>
+          <w:szCs w:val="28"/>
+        </w:rPr>
+        <w:t xml:space="preserve"> </w:t>
+      </w:r>
+      <w:r>
+        <w:rPr>
+          <w:rFonts w:ascii="Times New Roman" w:hAnsi="Times New Roman" w:cs="Times New Roman"/>
+          <w:i/>
+          <w:iCs/>
+          <w:sz w:val="28"/>
+          <w:szCs w:val="28"/>
+          <w:lang w:val="en-US"/>
+        </w:rPr>
+        <w:t>RUL</w:t>
+      </w:r>
+      <w:r>
+        <w:rPr>
+          <w:rFonts w:ascii="Times New Roman" w:hAnsi="Times New Roman" w:cs="Times New Roman"/>
+          <w:sz w:val="28"/>
+          <w:szCs w:val="28"/>
+        </w:rPr>
+        <w:t xml:space="preserve"> </w:t>
+      </w:r>
+      <w:r>
+        <w:rPr>
+          <w:rFonts w:ascii="Times New Roman" w:hAnsi="Times New Roman" w:cs="Times New Roman"/>
+          <w:sz w:val="28"/>
+          <w:szCs w:val="28"/>
+        </w:rPr>
+        <w:t>в нестационарных режимах эксплуатации</w:t>
+      </w:r>
+    </w:p>
+    <w:p>
+      <w:pPr>
+        <w:spacing w:line="360" w:lineRule="auto"/>
+        <w:ind w:firstLine="709"/>
+        <w:jc w:val="both"/>
+        <w:rPr>
+          <w:rFonts w:ascii="Times New Roman" w:hAnsi="Times New Roman" w:cs="Times New Roman"/>
+          <w:sz w:val="28"/>
+          <w:szCs w:val="28"/>
+          <w:lang w:val="en-US"/>
+        </w:rPr>
+      </w:pPr>
+    </w:p>
+    <w:p>
+      <w:pPr>
+        <w:spacing w:line="360" w:lineRule="auto"/>
+        <w:ind w:firstLine="709"/>
+        <w:jc w:val="both"/>
+        <w:rPr>
+          <w:rFonts w:ascii="Times New Roman" w:hAnsi="Times New Roman" w:cs="Times New Roman"/>
+          <w:sz w:val="28"/>
+          <w:szCs w:val="28"/>
+        </w:rPr>
+      </w:pPr>
+      <w:r>
+        <w:rPr>
+          <w:rFonts w:ascii="Times New Roman" w:hAnsi="Times New Roman" w:cs="Times New Roman"/>
+          <w:sz w:val="28"/>
+          <w:szCs w:val="28"/>
+        </w:rPr>
+        <w:t>На рисунке гладкая поверхность отражает рассчитанный остаточный ресурс в сутках как функцию текущего значения диагностического критерия</w:t>
+      </w:r>
+      <w:r>
+        <w:rPr>
+          <w:rFonts w:ascii="Times New Roman" w:hAnsi="Times New Roman" w:cs="Times New Roman"/>
+          <w:sz w:val="28"/>
+          <w:szCs w:val="28"/>
+        </w:rPr>
+        <w:t xml:space="preserve"> </w:t>
+      </w:r>
+      <w:r>
+        <w:rPr>
+          <w:rFonts w:ascii="Times New Roman" w:hAnsi="Times New Roman" w:cs="Times New Roman"/>
+          <w:i/>
+          <w:iCs/>
+          <w:sz w:val="28"/>
+          <w:szCs w:val="28"/>
+          <w:lang w:val="en-US"/>
+        </w:rPr>
+        <w:t>K</w:t>
+      </w:r>
+      <w:r>
+        <w:rPr>
+          <w:rFonts w:ascii="Times New Roman" w:hAnsi="Times New Roman" w:cs="Times New Roman"/>
+          <w:i/>
+          <w:iCs/>
+          <w:sz w:val="28"/>
+          <w:szCs w:val="28"/>
+          <w:vertAlign w:val="subscript"/>
+          <w:lang w:val="en-US"/>
+        </w:rPr>
+        <w:t>deg</w:t>
+      </w:r>
+      <w:r>
+        <w:rPr>
+          <w:rFonts w:ascii="Times New Roman" w:hAnsi="Times New Roman" w:cs="Times New Roman"/>
+          <w:sz w:val="28"/>
+          <w:szCs w:val="28"/>
+        </w:rPr>
+        <w:t xml:space="preserve"> </w:t>
+      </w:r>
+      <w:r>
+        <w:rPr>
+          <w:rFonts w:ascii="Times New Roman" w:hAnsi="Times New Roman" w:cs="Times New Roman"/>
+          <w:sz w:val="28"/>
+          <w:szCs w:val="28"/>
+        </w:rPr>
+        <w:t>и интенсивности эксплуатации, выраженной в эквивалентных циклах в сутки. Чёрные точки представляют расчётно экспериментальные сценарии, по которым выполнялась калибровка поверхности. Видно, что ресурс уменьшается как при росте</w:t>
+      </w:r>
+      <w:r>
+        <w:rPr>
+          <w:rFonts w:ascii="Times New Roman" w:hAnsi="Times New Roman" w:cs="Times New Roman"/>
+          <w:sz w:val="28"/>
+          <w:szCs w:val="28"/>
+        </w:rPr>
+        <w:t xml:space="preserve"> </w:t>
+      </w:r>
+      <w:r>
+        <w:rPr>
+          <w:rFonts w:ascii="Times New Roman" w:hAnsi="Times New Roman" w:cs="Times New Roman"/>
+          <w:i/>
+          <w:iCs/>
+          <w:sz w:val="28"/>
+          <w:szCs w:val="28"/>
+          <w:lang w:val="en-US"/>
+        </w:rPr>
+        <w:t>K</w:t>
+      </w:r>
+      <w:r>
+        <w:rPr>
+          <w:rFonts w:ascii="Times New Roman" w:hAnsi="Times New Roman" w:cs="Times New Roman"/>
+          <w:i/>
+          <w:iCs/>
+          <w:sz w:val="28"/>
+          <w:szCs w:val="28"/>
+          <w:vertAlign w:val="subscript"/>
+          <w:lang w:val="en-US"/>
+        </w:rPr>
+        <w:t>deg</w:t>
+      </w:r>
+      <w:r>
+        <w:rPr>
+          <w:rFonts w:ascii="Times New Roman" w:hAnsi="Times New Roman" w:cs="Times New Roman"/>
+          <w:sz w:val="28"/>
+          <w:szCs w:val="28"/>
+        </w:rPr>
+        <w:t xml:space="preserve">, </w:t>
+      </w:r>
+      <w:r>
+        <w:rPr>
+          <w:rFonts w:ascii="Times New Roman" w:hAnsi="Times New Roman" w:cs="Times New Roman"/>
+          <w:sz w:val="28"/>
+          <w:szCs w:val="28"/>
+        </w:rPr>
+        <w:t>так</w:t>
+      </w:r>
+      <w:r>
+        <w:rPr>
+          <w:rFonts w:ascii="Times New Roman" w:hAnsi="Times New Roman" w:cs="Times New Roman"/>
+          <w:sz w:val="28"/>
+          <w:szCs w:val="28"/>
+        </w:rPr>
+        <w:t xml:space="preserve"> </w:t>
+      </w:r>
+      <w:r>
+        <w:rPr>
+          <w:rFonts w:ascii="Times New Roman" w:hAnsi="Times New Roman" w:cs="Times New Roman"/>
+          <w:sz w:val="28"/>
+          <w:szCs w:val="28"/>
+        </w:rPr>
+        <w:t>и при увеличении эксплуатационной интенсивности. Наиболее быстрое исчерпание ресурса соответствует области больших</w:t>
+      </w:r>
+      <w:r>
+        <w:rPr>
+          <w:rFonts w:ascii="Times New Roman" w:hAnsi="Times New Roman" w:cs="Times New Roman"/>
+          <w:sz w:val="28"/>
+          <w:szCs w:val="28"/>
+        </w:rPr>
+        <w:t xml:space="preserve"> </w:t>
+      </w:r>
+      <w:r>
+        <w:rPr>
+          <w:rFonts w:ascii="Times New Roman" w:hAnsi="Times New Roman" w:cs="Times New Roman"/>
+          <w:i/>
+          <w:iCs/>
+          <w:sz w:val="28"/>
+          <w:szCs w:val="28"/>
+          <w:lang w:val="en-US"/>
+        </w:rPr>
+        <w:t>K</w:t>
+      </w:r>
+      <w:r>
+        <w:rPr>
+          <w:rFonts w:ascii="Times New Roman" w:hAnsi="Times New Roman" w:cs="Times New Roman"/>
+          <w:i/>
+          <w:iCs/>
+          <w:sz w:val="28"/>
+          <w:szCs w:val="28"/>
+          <w:vertAlign w:val="subscript"/>
+          <w:lang w:val="en-US"/>
+        </w:rPr>
+        <w:t>deg</w:t>
+      </w:r>
+      <w:r>
+        <w:rPr>
+          <w:rFonts w:ascii="Times New Roman" w:hAnsi="Times New Roman" w:cs="Times New Roman"/>
+          <w:sz w:val="28"/>
+          <w:szCs w:val="28"/>
+        </w:rPr>
+        <w:t xml:space="preserve"> </w:t>
+      </w:r>
+      <w:r>
+        <w:rPr>
+          <w:rFonts w:ascii="Times New Roman" w:hAnsi="Times New Roman" w:cs="Times New Roman"/>
+          <w:sz w:val="28"/>
+          <w:szCs w:val="28"/>
+        </w:rPr>
+        <w:t>и</w:t>
+      </w:r>
+      <w:r>
+        <w:rPr>
+          <w:rFonts w:ascii="Times New Roman" w:hAnsi="Times New Roman" w:cs="Times New Roman"/>
+          <w:sz w:val="28"/>
+          <w:szCs w:val="28"/>
+        </w:rPr>
+        <w:t xml:space="preserve"> </w:t>
+      </w:r>
+      <w:r>
+        <w:rPr>
+          <w:rFonts w:ascii="Times New Roman" w:hAnsi="Times New Roman" w:cs="Times New Roman"/>
+          <w:sz w:val="28"/>
+          <w:szCs w:val="28"/>
+        </w:rPr>
+        <w:t xml:space="preserve">высокой </w:t>
+      </w:r>
+      <w:r>
+        <w:rPr>
+          <w:rFonts w:ascii="Times New Roman" w:hAnsi="Times New Roman" w:cs="Times New Roman"/>
+          <w:sz w:val="28"/>
+          <w:szCs w:val="28"/>
+        </w:rPr>
+        <w:lastRenderedPageBreak/>
+        <w:t>суточной циклирующей нагрузки.</w:t>
+      </w:r>
+      <w:r>
+        <w:rPr>
+          <w:rFonts w:ascii="Times New Roman" w:hAnsi="Times New Roman" w:cs="Times New Roman"/>
+          <w:sz w:val="28"/>
+          <w:szCs w:val="28"/>
+        </w:rPr>
+        <w:t xml:space="preserve"> </w:t>
+      </w:r>
+      <w:r>
+        <w:rPr>
+          <w:rFonts w:ascii="Times New Roman" w:hAnsi="Times New Roman" w:cs="Times New Roman"/>
+          <w:sz w:val="28"/>
+          <w:szCs w:val="28"/>
+        </w:rPr>
+        <w:t>Научная ценность рисунка состоит в том, что он переводит прогностическую модель из одномерной формы в многопараметрическое пространство, более адекватное реальной эксплуатации электротранспорта. Практическая значимость заключается в том, что подобная поверхность может быть использована как карта состояния для принятия эксплуатационных решений: ограничения мощности, коррекции профиля зарядки или планирования технического обслуживания.</w:t>
+      </w:r>
+    </w:p>
+    <w:p>
+      <w:pPr>
+        <w:spacing w:line="360" w:lineRule="auto"/>
+        <w:ind w:firstLine="709"/>
+        <w:jc w:val="both"/>
+        <w:rPr>
+          <w:rFonts w:ascii="Times New Roman" w:hAnsi="Times New Roman" w:cs="Times New Roman"/>
+          <w:sz w:val="28"/>
+          <w:szCs w:val="28"/>
+          <w:lang w:val="en-US"/>
+        </w:rPr>
+      </w:pPr>
+    </w:p>
+    <w:p>
+      <w:pPr>
+        <w:spacing w:line="360" w:lineRule="auto"/>
+        <w:ind w:firstLine="709"/>
+        <w:jc w:val="both"/>
+        <w:rPr>
+          <w:rFonts w:ascii="Times New Roman" w:hAnsi="Times New Roman" w:cs="Times New Roman"/>
+          <w:b/>
+          <w:bCs/>
+          <w:sz w:val="28"/>
+          <w:szCs w:val="28"/>
+        </w:rPr>
+      </w:pPr>
+      <w:r>
+        <w:rPr>
+          <w:rFonts w:ascii="Times New Roman" w:hAnsi="Times New Roman" w:cs="Times New Roman"/>
+          <w:b/>
+          <w:bCs/>
+          <w:sz w:val="28"/>
+          <w:szCs w:val="28"/>
+        </w:rPr>
+        <w:t>4.5.4 Кусочно-нестационарная модель транспортной миссии</w:t>
+      </w:r>
+    </w:p>
+    <w:p>
+      <w:pPr>
+        <w:spacing w:line="360" w:lineRule="auto"/>
+        <w:ind w:firstLine="709"/>
+        <w:jc w:val="both"/>
+        <w:rPr>
+          <w:rFonts w:ascii="Times New Roman" w:hAnsi="Times New Roman" w:cs="Times New Roman"/>
+          <w:sz w:val="28"/>
+          <w:szCs w:val="28"/>
+          <w:lang w:val="en-US"/>
+        </w:rPr>
+      </w:pPr>
+    </w:p>
+    <w:p>
+      <w:pPr>
+        <w:spacing w:line="360" w:lineRule="auto"/>
+        <w:ind w:firstLine="709"/>
+        <w:jc w:val="both"/>
+        <w:rPr>
+          <w:rFonts w:ascii="Times New Roman" w:hAnsi="Times New Roman" w:cs="Times New Roman"/>
+          <w:sz w:val="28"/>
+          <w:szCs w:val="28"/>
+        </w:rPr>
+      </w:pPr>
+      <w:r>
+        <w:rPr>
+          <w:rFonts w:ascii="Times New Roman" w:hAnsi="Times New Roman" w:cs="Times New Roman"/>
+          <w:sz w:val="28"/>
+          <w:szCs w:val="28"/>
+        </w:rPr>
+        <w:t>Для конкретного прогноза маршрут эксплуатации разбивается на последовательность квазистационарных участков:</w:t>
+      </w:r>
+    </w:p>
+    <w:p>
+      <w:pPr>
+        <w:spacing w:line="360" w:lineRule="auto"/>
+        <w:ind w:firstLine="709"/>
+        <w:jc w:val="both"/>
+        <w:rPr>
+          <w:rFonts w:ascii="Times New Roman" w:hAnsi="Times New Roman" w:cs="Times New Roman"/>
+          <w:sz w:val="28"/>
+          <w:szCs w:val="28"/>
+          <w:lang w:val="en-US"/>
+        </w:rPr>
+      </w:pPr>
+    </w:p>
+    <w:p>
+      <w:pPr>
+        <w:spacing w:line="360" w:lineRule="auto"/>
+        <w:ind w:firstLine="709"/>
+        <w:jc w:val="both"/>
+        <w:rPr>
+          <w:rFonts w:ascii="Times New Roman" w:hAnsi="Times New Roman" w:cs="Times New Roman"/>
+          <w:sz w:val="28"/>
+          <w:szCs w:val="28"/>
+          <w:lang w:val="en-US"/>
+        </w:rPr>
+      </w:pPr>
+      <w:r>
+        <w:rPr>
+          <w:rFonts w:ascii="Times New Roman" w:hAnsi="Times New Roman" w:cs="Times New Roman"/>
+          <w:position w:val="-16"/>
+          <w:sz w:val="28"/>
+          <w:szCs w:val="28"/>
+          <w:lang w:val="en-US"/>
+        </w:rPr>
+        <w:object w:dxaOrig="2120" w:dyaOrig="440" w14:anchorId="2E40EF83">
+          <v:shape id="_x0000_i1105" type="#_x0000_t75" style="width:105.8pt;height:21.9pt" o:ole="">
+            <v:imagedata r:id="rId130" o:title=""/>
+          </v:shape>
+          <o:OLEObject Type="Embed" ProgID="Equation.DSMT4" ShapeID="_x0000_i1105" DrawAspect="Content" ObjectID="_1838031582" r:id="rId131"/>
+        </w:object>
+      </w:r>
+      <w:r>
+        <w:rPr>
+          <w:rFonts w:ascii="Times New Roman" w:hAnsi="Times New Roman" w:cs="Times New Roman"/>
+          <w:sz w:val="28"/>
+          <w:szCs w:val="28"/>
+          <w:lang w:val="en-US"/>
+        </w:rPr>
+        <w:t>,</w:t>
+      </w:r>
+    </w:p>
+    <w:p>
+      <w:pPr>
+        <w:spacing w:line="360" w:lineRule="auto"/>
+        <w:ind w:firstLine="709"/>
+        <w:jc w:val="both"/>
+        <w:rPr>
+          <w:rFonts w:ascii="Times New Roman" w:hAnsi="Times New Roman" w:cs="Times New Roman"/>
+          <w:sz w:val="28"/>
+          <w:szCs w:val="28"/>
+          <w:lang w:val="en-US"/>
+        </w:rPr>
+      </w:pPr>
+    </w:p>
+    <w:p>
+      <w:pPr>
+        <w:spacing w:line="360" w:lineRule="auto"/>
+        <w:ind w:firstLine="709"/>
+        <w:jc w:val="both"/>
+        <w:rPr>
+          <w:rFonts w:ascii="Times New Roman" w:hAnsi="Times New Roman" w:cs="Times New Roman"/>
+          <w:sz w:val="28"/>
+          <w:szCs w:val="28"/>
+        </w:rPr>
+      </w:pPr>
+      <w:r>
+        <w:rPr>
+          <w:rFonts w:ascii="Times New Roman" w:hAnsi="Times New Roman" w:cs="Times New Roman"/>
+          <w:sz w:val="28"/>
+          <w:szCs w:val="28"/>
+        </w:rPr>
+        <w:t>где каждому участку</w:t>
+      </w:r>
+      <w:r>
+        <w:rPr>
+          <w:rFonts w:ascii="Times New Roman" w:hAnsi="Times New Roman" w:cs="Times New Roman"/>
+          <w:sz w:val="28"/>
+          <w:szCs w:val="28"/>
+        </w:rPr>
+        <w:t xml:space="preserve"> </w:t>
+      </w:r>
+      <w:r>
+        <w:rPr>
+          <w:rFonts w:ascii="Times New Roman" w:hAnsi="Times New Roman" w:cs="Times New Roman"/>
+          <w:i/>
+          <w:iCs/>
+          <w:sz w:val="28"/>
+          <w:szCs w:val="28"/>
+          <w:lang w:val="en-US"/>
+        </w:rPr>
+        <w:t>M</w:t>
+      </w:r>
+      <w:r>
+        <w:rPr>
+          <w:rFonts w:ascii="Times New Roman" w:hAnsi="Times New Roman" w:cs="Times New Roman"/>
+          <w:i/>
+          <w:iCs/>
+          <w:sz w:val="28"/>
+          <w:szCs w:val="28"/>
+          <w:vertAlign w:val="subscript"/>
+          <w:lang w:val="en-US"/>
+        </w:rPr>
+        <w:t>i</w:t>
+      </w:r>
+      <w:r>
+        <w:rPr>
+          <w:rFonts w:ascii="Times New Roman" w:hAnsi="Times New Roman" w:cs="Times New Roman"/>
+          <w:sz w:val="28"/>
+          <w:szCs w:val="28"/>
+        </w:rPr>
+        <w:t xml:space="preserve"> </w:t>
+      </w:r>
+      <w:r>
+        <w:rPr>
+          <w:rFonts w:ascii="Times New Roman" w:hAnsi="Times New Roman" w:cs="Times New Roman"/>
+          <w:sz w:val="28"/>
+          <w:szCs w:val="28"/>
+        </w:rPr>
+        <w:t>соответствуют собственные параметры</w:t>
+      </w:r>
+    </w:p>
+    <w:p>
+      <w:pPr>
+        <w:spacing w:line="360" w:lineRule="auto"/>
+        <w:ind w:firstLine="709"/>
+        <w:jc w:val="both"/>
+        <w:rPr>
+          <w:rFonts w:ascii="Times New Roman" w:hAnsi="Times New Roman" w:cs="Times New Roman"/>
+          <w:sz w:val="28"/>
+          <w:szCs w:val="28"/>
+          <w:lang w:val="en-US"/>
+        </w:rPr>
+      </w:pPr>
+    </w:p>
+    <w:p>
+      <w:pPr>
+        <w:spacing w:line="360" w:lineRule="auto"/>
+        <w:ind w:firstLine="709"/>
+        <w:jc w:val="both"/>
+        <w:rPr>
+          <w:rFonts w:ascii="Times New Roman" w:hAnsi="Times New Roman" w:cs="Times New Roman"/>
+          <w:sz w:val="28"/>
+          <w:szCs w:val="28"/>
+        </w:rPr>
+      </w:pPr>
+      <w:r>
+        <w:rPr>
+          <w:rFonts w:ascii="Times New Roman" w:hAnsi="Times New Roman" w:cs="Times New Roman"/>
+          <w:position w:val="-16"/>
+          <w:sz w:val="28"/>
+          <w:szCs w:val="28"/>
+          <w:lang w:val="en-US"/>
+        </w:rPr>
+        <w:object w:dxaOrig="3280" w:dyaOrig="440" w14:anchorId="04274083">
+          <v:shape id="_x0000_i1108" type="#_x0000_t75" style="width:164.05pt;height:21.9pt" o:ole="">
+            <v:imagedata r:id="rId132" o:title=""/>
+          </v:shape>
+          <o:OLEObject Type="Embed" ProgID="Equation.DSMT4" ShapeID="_x0000_i1108" DrawAspect="Content" ObjectID="_1838031583" r:id="rId133"/>
+        </w:object>
+      </w:r>
+      <w:r>
+        <w:rPr>
+          <w:rFonts w:ascii="Times New Roman" w:hAnsi="Times New Roman" w:cs="Times New Roman"/>
+          <w:sz w:val="28"/>
+          <w:szCs w:val="28"/>
+        </w:rPr>
+        <w:t>.</w:t>
+      </w:r>
+    </w:p>
+    <w:p>
+      <w:pPr>
+        <w:spacing w:line="360" w:lineRule="auto"/>
+        <w:ind w:firstLine="709"/>
+        <w:jc w:val="both"/>
+        <w:rPr>
+          <w:rFonts w:ascii="Times New Roman" w:hAnsi="Times New Roman" w:cs="Times New Roman"/>
+          <w:sz w:val="28"/>
+          <w:szCs w:val="28"/>
+        </w:rPr>
+      </w:pPr>
+    </w:p>
+    <w:p>
+      <w:pPr>
+        <w:spacing w:line="360" w:lineRule="auto"/>
+        <w:ind w:firstLine="709"/>
+        <w:jc w:val="both"/>
+        <w:rPr>
+          <w:rFonts w:ascii="Times New Roman" w:hAnsi="Times New Roman" w:cs="Times New Roman"/>
+          <w:sz w:val="28"/>
+          <w:szCs w:val="28"/>
+        </w:rPr>
+      </w:pPr>
+      <w:r>
+        <w:rPr>
+          <w:rFonts w:ascii="Times New Roman" w:hAnsi="Times New Roman" w:cs="Times New Roman"/>
+          <w:sz w:val="28"/>
+          <w:szCs w:val="28"/>
+        </w:rPr>
+        <w:t xml:space="preserve">Тогда эволюция диагностического критерия по времени описывается </w:t>
+      </w:r>
+      <w:r>
+        <w:rPr>
+          <w:rFonts w:ascii="Times New Roman" w:hAnsi="Times New Roman" w:cs="Times New Roman"/>
+          <w:sz w:val="28"/>
+          <w:szCs w:val="28"/>
+          <w:highlight w:val="yellow"/>
+        </w:rPr>
+        <w:t>кусочной</w:t>
+      </w:r>
+      <w:r>
+        <w:rPr>
+          <w:rFonts w:ascii="Times New Roman" w:hAnsi="Times New Roman" w:cs="Times New Roman"/>
+          <w:sz w:val="28"/>
+          <w:szCs w:val="28"/>
+        </w:rPr>
+        <w:t xml:space="preserve"> системой</w:t>
+      </w:r>
+    </w:p>
+    <w:p>
+      <w:pPr>
+        <w:spacing w:line="360" w:lineRule="auto"/>
+        <w:ind w:firstLine="709"/>
+        <w:jc w:val="both"/>
+        <w:rPr>
+          <w:rFonts w:ascii="Times New Roman" w:hAnsi="Times New Roman" w:cs="Times New Roman"/>
+          <w:sz w:val="28"/>
+          <w:szCs w:val="28"/>
+          <w:lang w:val="en-US"/>
+        </w:rPr>
+      </w:pPr>
+    </w:p>
+    <w:p>
+      <w:pPr>
+        <w:spacing w:line="360" w:lineRule="auto"/>
+        <w:ind w:firstLine="709"/>
+        <w:jc w:val="both"/>
+        <w:rPr>
+          <w:rFonts w:ascii="Times New Roman" w:hAnsi="Times New Roman" w:cs="Times New Roman"/>
+          <w:sz w:val="28"/>
+          <w:szCs w:val="28"/>
+          <w:lang w:val="en-US"/>
+        </w:rPr>
+      </w:pPr>
+      <w:r>
+        <w:rPr>
+          <w:rFonts w:ascii="Times New Roman" w:hAnsi="Times New Roman" w:cs="Times New Roman"/>
+          <w:position w:val="-24"/>
+          <w:sz w:val="28"/>
+          <w:szCs w:val="28"/>
+          <w:lang w:val="en-US"/>
+        </w:rPr>
+        <w:object w:dxaOrig="2460" w:dyaOrig="660" w14:anchorId="219B4DA8">
+          <v:shape id="_x0000_i1111" type="#_x0000_t75" style="width:122.7pt;height:33.2pt" o:ole="">
+            <v:imagedata r:id="rId134" o:title=""/>
+          </v:shape>
+          <o:OLEObject Type="Embed" ProgID="Equation.DSMT4" ShapeID="_x0000_i1111" DrawAspect="Content" ObjectID="_1838031584" r:id="rId135"/>
+        </w:object>
+      </w:r>
+      <w:r>
+        <w:rPr>
+          <w:rFonts w:ascii="Times New Roman" w:hAnsi="Times New Roman" w:cs="Times New Roman"/>
+          <w:sz w:val="28"/>
+          <w:szCs w:val="28"/>
+          <w:lang w:val="en-US"/>
+        </w:rPr>
+        <w:t xml:space="preserve">,   </w:t>
+      </w:r>
+      <w:r>
+        <w:rPr>
+          <w:rFonts w:ascii="Times New Roman" w:hAnsi="Times New Roman" w:cs="Times New Roman"/>
+          <w:position w:val="-12"/>
+          <w:sz w:val="28"/>
+          <w:szCs w:val="28"/>
+          <w:lang w:val="en-US"/>
+        </w:rPr>
+        <w:object w:dxaOrig="660" w:dyaOrig="360" w14:anchorId="05A10865">
+          <v:shape id="_x0000_i1114" type="#_x0000_t75" style="width:33.2pt;height:18.15pt" o:ole="">
+            <v:imagedata r:id="rId136" o:title=""/>
+          </v:shape>
+          <o:OLEObject Type="Embed" ProgID="Equation.DSMT4" ShapeID="_x0000_i1114" DrawAspect="Content" ObjectID="_1838031585" r:id="rId137"/>
+        </w:object>
+      </w:r>
+      <w:r>
+        <w:rPr>
+          <w:rFonts w:ascii="Times New Roman" w:hAnsi="Times New Roman" w:cs="Times New Roman"/>
+          <w:sz w:val="28"/>
+          <w:szCs w:val="28"/>
+          <w:lang w:val="en-US"/>
+        </w:rPr>
+        <w:t>.</w:t>
+      </w:r>
+    </w:p>
+    <w:p>
+      <w:pPr>
+        <w:spacing w:line="360" w:lineRule="auto"/>
+        <w:ind w:firstLine="709"/>
+        <w:jc w:val="both"/>
+        <w:rPr>
+          <w:rFonts w:ascii="Times New Roman" w:hAnsi="Times New Roman" w:cs="Times New Roman"/>
+          <w:sz w:val="28"/>
+          <w:szCs w:val="28"/>
+          <w:lang w:val="en-US"/>
+        </w:rPr>
+      </w:pPr>
+    </w:p>
+    <w:p>
+      <w:pPr>
+        <w:spacing w:line="360" w:lineRule="auto"/>
+        <w:ind w:firstLine="709"/>
+        <w:jc w:val="both"/>
+        <w:rPr>
+          <w:rFonts w:ascii="Times New Roman" w:hAnsi="Times New Roman" w:cs="Times New Roman"/>
+          <w:sz w:val="28"/>
+          <w:szCs w:val="28"/>
+          <w:lang w:val="en-US"/>
+        </w:rPr>
+      </w:pPr>
+      <w:r>
+        <w:rPr>
+          <w:rFonts w:ascii="Times New Roman" w:hAnsi="Times New Roman" w:cs="Times New Roman"/>
+          <w:sz w:val="28"/>
+          <w:szCs w:val="28"/>
+        </w:rPr>
+        <w:lastRenderedPageBreak/>
+        <w:t>Такой подход удобен тем, что позволяет моделировать суточный или маршрутный профиль эксплуатации как последовательность режимов: запуск и прогрев, городской участок, ускоренный участок, участок с частыми торможениями, стоянка, повторный выход на линию. Для электротранспорта это значительно ближе к реальности, чем аппроксимация одним усреднённым циклом.</w:t>
+      </w:r>
+    </w:p>
+    <w:p>
+      <w:pPr>
+        <w:spacing w:line="360" w:lineRule="auto"/>
+        <w:ind w:firstLine="709"/>
+        <w:jc w:val="both"/>
+        <w:rPr>
+          <w:rFonts w:ascii="Times New Roman" w:hAnsi="Times New Roman" w:cs="Times New Roman"/>
+          <w:sz w:val="28"/>
+          <w:szCs w:val="28"/>
+          <w:lang w:val="en-US"/>
+        </w:rPr>
+      </w:pPr>
+    </w:p>
+    <w:p>
+      <w:pPr>
+        <w:spacing w:line="360" w:lineRule="auto"/>
+        <w:ind w:firstLine="709"/>
+        <w:jc w:val="both"/>
+        <w:rPr>
+          <w:rFonts w:ascii="Times New Roman" w:hAnsi="Times New Roman" w:cs="Times New Roman"/>
+          <w:sz w:val="28"/>
+          <w:szCs w:val="28"/>
+        </w:rPr>
+      </w:pPr>
+      <w:r>
+        <w:rPr>
+          <w:rFonts w:ascii="Times New Roman" w:hAnsi="Times New Roman" w:cs="Times New Roman"/>
+          <w:sz w:val="28"/>
+          <w:szCs w:val="28"/>
+        </w:rPr>
+        <w:t>Таблица 4.9</w:t>
+      </w:r>
+      <w:r>
+        <w:rPr>
+          <w:rFonts w:ascii="Times New Roman" w:hAnsi="Times New Roman" w:cs="Times New Roman"/>
+          <w:sz w:val="28"/>
+          <w:szCs w:val="28"/>
+        </w:rPr>
+        <w:t xml:space="preserve"> – </w:t>
+      </w:r>
+      <w:r>
+        <w:rPr>
+          <w:rFonts w:ascii="Times New Roman" w:hAnsi="Times New Roman" w:cs="Times New Roman"/>
+          <w:sz w:val="28"/>
+          <w:szCs w:val="28"/>
+        </w:rPr>
+        <w:t>Расчётно-экспериментальные уровни индекса тяжести транспортной миссии</w:t>
+      </w:r>
+    </w:p>
+    <w:tbl>
+      <w:tblPr>
+        <w:tblStyle w:val="ac"/>
+        <w:tblW w:w="0" w:type="auto"/>
+        <w:tblLook w:val="04A0" w:firstRow="1" w:lastRow="0" w:firstColumn="1" w:lastColumn="0" w:noHBand="0" w:noVBand="1"/>
+      </w:tblPr>
+      <w:tblGrid>
+        <w:gridCol w:w="2406"/>
+        <w:gridCol w:w="2407"/>
+        <w:gridCol w:w="2407"/>
+        <w:gridCol w:w="2407"/>
+      </w:tblGrid>
+      <w:tr>
+        <w:tc>
+          <w:tcPr>
+            <w:tcW w:w="2406" w:type="dxa"/>
+          </w:tcPr>
+          <w:p>
+            <w:pPr>
+              <w:spacing w:line="360" w:lineRule="auto"/>
+              <w:jc w:val="both"/>
+              <w:rPr>
+                <w:rFonts w:ascii="Times New Roman" w:hAnsi="Times New Roman" w:cs="Times New Roman"/>
+                <w:sz w:val="28"/>
+                <w:szCs w:val="28"/>
+              </w:rPr>
+            </w:pPr>
+            <w:r>
+              <w:rPr>
+                <w:rFonts w:ascii="Times New Roman" w:hAnsi="Times New Roman" w:cs="Times New Roman"/>
+                <w:sz w:val="28"/>
+                <w:szCs w:val="28"/>
+              </w:rPr>
+              <w:t>Сценарий эксплуатации</w:t>
+            </w:r>
+          </w:p>
+        </w:tc>
+        <w:tc>
+          <w:tcPr>
+            <w:tcW w:w="2407" w:type="dxa"/>
+          </w:tcPr>
+          <w:p>
+            <w:pPr>
+              <w:spacing w:line="360" w:lineRule="auto"/>
+              <w:jc w:val="both"/>
+              <w:rPr>
+                <w:rFonts w:ascii="Times New Roman" w:hAnsi="Times New Roman" w:cs="Times New Roman"/>
+                <w:sz w:val="28"/>
+                <w:szCs w:val="28"/>
+              </w:rPr>
+            </w:pPr>
+            <w:r>
+              <w:rPr>
+                <w:rFonts w:ascii="Times New Roman" w:hAnsi="Times New Roman" w:cs="Times New Roman"/>
+                <w:sz w:val="28"/>
+                <w:szCs w:val="28"/>
+              </w:rPr>
+              <w:t>Характер режима</w:t>
+            </w:r>
+          </w:p>
+        </w:tc>
+        <w:tc>
+          <w:tcPr>
+            <w:tcW w:w="2407" w:type="dxa"/>
+          </w:tcPr>
+          <w:p>
+            <w:pPr>
+              <w:spacing w:line="360" w:lineRule="auto"/>
+              <w:jc w:val="both"/>
+              <w:rPr>
+                <w:rFonts w:ascii="Times New Roman" w:hAnsi="Times New Roman" w:cs="Times New Roman"/>
+                <w:sz w:val="28"/>
+                <w:szCs w:val="28"/>
+                <w:lang w:val="en-US"/>
+              </w:rPr>
+            </w:pPr>
+            <w:r>
+              <w:rPr>
+                <w:rFonts w:ascii="Times New Roman" w:hAnsi="Times New Roman" w:cs="Times New Roman"/>
+                <w:sz w:val="28"/>
+                <w:szCs w:val="28"/>
+              </w:rPr>
+              <w:t>Индекс тяжести</w:t>
+            </w:r>
+            <w:r>
+              <w:rPr>
+                <w:rFonts w:ascii="Times New Roman" w:hAnsi="Times New Roman" w:cs="Times New Roman"/>
+                <w:sz w:val="28"/>
+                <w:szCs w:val="28"/>
+                <w:lang w:val="en-US"/>
+              </w:rPr>
+              <w:t xml:space="preserve"> </w:t>
+            </w:r>
+            <w:r>
+              <w:rPr>
+                <w:rFonts w:ascii="Times New Roman" w:hAnsi="Times New Roman" w:cs="Times New Roman"/>
+                <w:i/>
+                <w:iCs/>
+                <w:sz w:val="28"/>
+                <w:szCs w:val="28"/>
+                <w:lang w:val="en-US"/>
+              </w:rPr>
+              <w:t>S</w:t>
+            </w:r>
+            <w:r>
+              <w:rPr>
+                <w:rFonts w:ascii="Times New Roman" w:hAnsi="Times New Roman" w:cs="Times New Roman"/>
+                <w:i/>
+                <w:iCs/>
+                <w:sz w:val="28"/>
+                <w:szCs w:val="28"/>
+                <w:vertAlign w:val="subscript"/>
+                <w:lang w:val="en-US"/>
+              </w:rPr>
+              <w:t>tr</w:t>
+            </w:r>
+          </w:p>
+        </w:tc>
+        <w:tc>
+          <w:tcPr>
+            <w:tcW w:w="2407" w:type="dxa"/>
+          </w:tcPr>
+          <w:p>
+            <w:pPr>
+              <w:spacing w:line="360" w:lineRule="auto"/>
+              <w:jc w:val="both"/>
+              <w:rPr>
+                <w:rFonts w:ascii="Times New Roman" w:hAnsi="Times New Roman" w:cs="Times New Roman"/>
+                <w:sz w:val="28"/>
+                <w:szCs w:val="28"/>
+                <w:lang w:val="en-US"/>
+              </w:rPr>
+            </w:pPr>
+            <w:r>
+              <w:rPr>
+                <w:rFonts w:ascii="Times New Roman" w:hAnsi="Times New Roman" w:cs="Times New Roman"/>
+                <w:sz w:val="28"/>
+                <w:szCs w:val="28"/>
+              </w:rPr>
+              <w:t>Типичная скорость</w:t>
+            </w:r>
+            <w:r>
+              <w:rPr>
+                <w:rFonts w:ascii="Times New Roman" w:hAnsi="Times New Roman" w:cs="Times New Roman"/>
+                <w:sz w:val="28"/>
+                <w:szCs w:val="28"/>
+                <w:lang w:val="en-US"/>
+              </w:rPr>
+              <w:t xml:space="preserve"> dK</w:t>
+            </w:r>
+            <w:r>
+              <w:rPr>
+                <w:rFonts w:ascii="Times New Roman" w:hAnsi="Times New Roman" w:cs="Times New Roman"/>
+                <w:sz w:val="28"/>
+                <w:szCs w:val="28"/>
+                <w:vertAlign w:val="subscript"/>
+                <w:lang w:val="en-US"/>
+              </w:rPr>
+              <w:t>deg</w:t>
+            </w:r>
+            <w:r>
+              <w:rPr>
+                <w:rFonts w:ascii="Times New Roman" w:hAnsi="Times New Roman" w:cs="Times New Roman"/>
+                <w:sz w:val="28"/>
+                <w:szCs w:val="28"/>
+                <w:lang w:val="en-US"/>
+              </w:rPr>
+              <w:t>/dN</w:t>
+            </w:r>
+          </w:p>
+        </w:tc>
+      </w:tr>
+      <w:tr>
+        <w:tc>
+          <w:tcPr>
+            <w:tcW w:w="2406" w:type="dxa"/>
+          </w:tcPr>
+          <w:p>
+            <w:pPr>
+              <w:spacing w:line="360" w:lineRule="auto"/>
+              <w:jc w:val="both"/>
+              <w:rPr>
+                <w:rFonts w:ascii="Times New Roman" w:hAnsi="Times New Roman" w:cs="Times New Roman"/>
+                <w:sz w:val="28"/>
+                <w:szCs w:val="28"/>
+              </w:rPr>
+            </w:pPr>
+            <w:r>
+              <w:rPr>
+                <w:rFonts w:ascii="Times New Roman" w:hAnsi="Times New Roman" w:cs="Times New Roman"/>
+                <w:sz w:val="28"/>
+                <w:szCs w:val="28"/>
+              </w:rPr>
+              <w:t>Мягкий городской режим</w:t>
+            </w:r>
+          </w:p>
+        </w:tc>
+        <w:tc>
+          <w:tcPr>
+            <w:tcW w:w="2407" w:type="dxa"/>
+          </w:tcPr>
+          <w:p>
+            <w:pPr>
+              <w:spacing w:line="360" w:lineRule="auto"/>
+              <w:jc w:val="both"/>
+              <w:rPr>
+                <w:rFonts w:ascii="Times New Roman" w:hAnsi="Times New Roman" w:cs="Times New Roman"/>
+                <w:sz w:val="28"/>
+                <w:szCs w:val="28"/>
+              </w:rPr>
+            </w:pPr>
+            <w:r>
+              <w:rPr>
+                <w:rFonts w:ascii="Times New Roman" w:hAnsi="Times New Roman" w:cs="Times New Roman"/>
+                <w:sz w:val="28"/>
+                <w:szCs w:val="28"/>
+              </w:rPr>
+              <w:t>Умеренная температура, слабые пики, малая глубина цикла</w:t>
+            </w:r>
+          </w:p>
+        </w:tc>
+        <w:tc>
+          <w:tcPr>
+            <w:tcW w:w="2407" w:type="dxa"/>
+          </w:tcPr>
+          <w:p>
+            <w:pPr>
+              <w:spacing w:line="360" w:lineRule="auto"/>
+              <w:jc w:val="both"/>
+              <w:rPr>
+                <w:rFonts w:ascii="Times New Roman" w:hAnsi="Times New Roman" w:cs="Times New Roman"/>
+                <w:sz w:val="28"/>
+                <w:szCs w:val="28"/>
+              </w:rPr>
+            </w:pPr>
+            <w:r>
+              <w:rPr>
+                <w:rFonts w:ascii="Times New Roman" w:hAnsi="Times New Roman" w:cs="Times New Roman"/>
+                <w:sz w:val="28"/>
+                <w:szCs w:val="28"/>
+              </w:rPr>
+              <w:t>1.0</w:t>
+            </w:r>
+          </w:p>
+        </w:tc>
+        <w:tc>
+          <w:tcPr>
+            <w:tcW w:w="2407" w:type="dxa"/>
+          </w:tcPr>
+          <w:p>
+            <w:pPr>
+              <w:spacing w:line="360" w:lineRule="auto"/>
+              <w:jc w:val="both"/>
+              <w:rPr>
+                <w:rFonts w:ascii="Times New Roman" w:hAnsi="Times New Roman" w:cs="Times New Roman"/>
+                <w:sz w:val="28"/>
+                <w:szCs w:val="28"/>
+              </w:rPr>
+            </w:pPr>
+            <w:r>
+              <w:rPr>
+                <w:rFonts w:ascii="Times New Roman" w:hAnsi="Times New Roman" w:cs="Times New Roman"/>
+                <w:sz w:val="28"/>
+                <w:szCs w:val="28"/>
+              </w:rPr>
+              <w:t>8.5 × 10</w:t>
+            </w:r>
+            <w:r>
+              <w:rPr>
+                <w:rFonts w:ascii="Times New Roman" w:hAnsi="Times New Roman" w:cs="Times New Roman"/>
+                <w:sz w:val="28"/>
+                <w:szCs w:val="28"/>
+                <w:vertAlign w:val="superscript"/>
+              </w:rPr>
+              <w:t>−5</w:t>
+            </w:r>
+          </w:p>
+        </w:tc>
+      </w:tr>
+      <w:tr>
+        <w:tc>
+          <w:tcPr>
+            <w:tcW w:w="2406" w:type="dxa"/>
+          </w:tcPr>
+          <w:p>
+            <w:pPr>
+              <w:spacing w:line="360" w:lineRule="auto"/>
+              <w:jc w:val="both"/>
+              <w:rPr>
+                <w:rFonts w:ascii="Times New Roman" w:hAnsi="Times New Roman" w:cs="Times New Roman"/>
+                <w:sz w:val="28"/>
+                <w:szCs w:val="28"/>
+              </w:rPr>
+            </w:pPr>
+            <w:r>
+              <w:rPr>
+                <w:rFonts w:ascii="Times New Roman" w:hAnsi="Times New Roman" w:cs="Times New Roman"/>
+                <w:sz w:val="28"/>
+                <w:szCs w:val="28"/>
+              </w:rPr>
+              <w:t>Обычный городской маршрут</w:t>
+            </w:r>
+          </w:p>
+        </w:tc>
+        <w:tc>
+          <w:tcPr>
+            <w:tcW w:w="2407" w:type="dxa"/>
+          </w:tcPr>
+          <w:p>
+            <w:pPr>
+              <w:spacing w:line="360" w:lineRule="auto"/>
+              <w:jc w:val="both"/>
+              <w:rPr>
+                <w:rFonts w:ascii="Times New Roman" w:hAnsi="Times New Roman" w:cs="Times New Roman"/>
+                <w:sz w:val="28"/>
+                <w:szCs w:val="28"/>
+              </w:rPr>
+            </w:pPr>
+            <w:r>
+              <w:rPr>
+                <w:rFonts w:ascii="Times New Roman" w:hAnsi="Times New Roman" w:cs="Times New Roman"/>
+                <w:sz w:val="28"/>
+                <w:szCs w:val="28"/>
+              </w:rPr>
+              <w:t>Переменная температура, регулярная рекуперация</w:t>
+            </w:r>
+          </w:p>
+        </w:tc>
+        <w:tc>
+          <w:tcPr>
+            <w:tcW w:w="2407" w:type="dxa"/>
+          </w:tcPr>
+          <w:p>
+            <w:pPr>
+              <w:spacing w:line="360" w:lineRule="auto"/>
+              <w:jc w:val="both"/>
+              <w:rPr>
+                <w:rFonts w:ascii="Times New Roman" w:hAnsi="Times New Roman" w:cs="Times New Roman"/>
+                <w:sz w:val="28"/>
+                <w:szCs w:val="28"/>
+              </w:rPr>
+            </w:pPr>
+            <w:r>
+              <w:rPr>
+                <w:rFonts w:ascii="Times New Roman" w:hAnsi="Times New Roman" w:cs="Times New Roman"/>
+                <w:sz w:val="28"/>
+                <w:szCs w:val="28"/>
+              </w:rPr>
+              <w:t>1.6</w:t>
+            </w:r>
+          </w:p>
+        </w:tc>
+        <w:tc>
+          <w:tcPr>
+            <w:tcW w:w="2407" w:type="dxa"/>
+          </w:tcPr>
+          <w:p>
+            <w:pPr>
+              <w:spacing w:line="360" w:lineRule="auto"/>
+              <w:jc w:val="both"/>
+              <w:rPr>
+                <w:rFonts w:ascii="Times New Roman" w:hAnsi="Times New Roman" w:cs="Times New Roman"/>
+                <w:sz w:val="28"/>
+                <w:szCs w:val="28"/>
+              </w:rPr>
+            </w:pPr>
+            <w:r>
+              <w:rPr>
+                <w:rFonts w:ascii="Times New Roman" w:hAnsi="Times New Roman" w:cs="Times New Roman"/>
+                <w:sz w:val="28"/>
+                <w:szCs w:val="28"/>
+              </w:rPr>
+              <w:t>1.18 × 10</w:t>
+            </w:r>
+            <w:r>
+              <w:rPr>
+                <w:rFonts w:ascii="Times New Roman" w:hAnsi="Times New Roman" w:cs="Times New Roman"/>
+                <w:sz w:val="28"/>
+                <w:szCs w:val="28"/>
+                <w:vertAlign w:val="superscript"/>
+              </w:rPr>
+              <w:t>−4</w:t>
+            </w:r>
+          </w:p>
+          <w:p>
+            <w:pPr>
+              <w:ind w:firstLine="708"/>
+              <w:rPr>
+                <w:rFonts w:ascii="Times New Roman" w:hAnsi="Times New Roman" w:cs="Times New Roman"/>
+                <w:sz w:val="28"/>
+                <w:szCs w:val="28"/>
+              </w:rPr>
+            </w:pPr>
+          </w:p>
+        </w:tc>
+      </w:tr>
+      <w:tr>
+        <w:tc>
+          <w:tcPr>
+            <w:tcW w:w="2406" w:type="dxa"/>
+          </w:tcPr>
+          <w:p>
+            <w:pPr>
+              <w:spacing w:line="360" w:lineRule="auto"/>
+              <w:jc w:val="both"/>
+              <w:rPr>
+                <w:rFonts w:ascii="Times New Roman" w:hAnsi="Times New Roman" w:cs="Times New Roman"/>
+                <w:sz w:val="28"/>
+                <w:szCs w:val="28"/>
+              </w:rPr>
+            </w:pPr>
+            <w:r>
+              <w:rPr>
+                <w:rFonts w:ascii="Times New Roman" w:hAnsi="Times New Roman" w:cs="Times New Roman"/>
+                <w:sz w:val="28"/>
+                <w:szCs w:val="28"/>
+              </w:rPr>
+              <w:t>Интенсивный маршрут</w:t>
+            </w:r>
+          </w:p>
+        </w:tc>
+        <w:tc>
+          <w:tcPr>
+            <w:tcW w:w="2407" w:type="dxa"/>
+          </w:tcPr>
+          <w:p>
+            <w:pPr>
+              <w:spacing w:line="360" w:lineRule="auto"/>
+              <w:jc w:val="both"/>
+              <w:rPr>
+                <w:rFonts w:ascii="Times New Roman" w:hAnsi="Times New Roman" w:cs="Times New Roman"/>
+                <w:sz w:val="28"/>
+                <w:szCs w:val="28"/>
+              </w:rPr>
+            </w:pPr>
+            <w:r>
+              <w:rPr>
+                <w:rFonts w:ascii="Times New Roman" w:hAnsi="Times New Roman" w:cs="Times New Roman"/>
+                <w:sz w:val="28"/>
+                <w:szCs w:val="28"/>
+              </w:rPr>
+              <w:t>Высокие токовые пики, выраженная рекуперация</w:t>
+            </w:r>
+          </w:p>
+        </w:tc>
+        <w:tc>
+          <w:tcPr>
+            <w:tcW w:w="2407" w:type="dxa"/>
+          </w:tcPr>
+          <w:p>
+            <w:pPr>
+              <w:spacing w:line="360" w:lineRule="auto"/>
+              <w:jc w:val="both"/>
+              <w:rPr>
+                <w:rFonts w:ascii="Times New Roman" w:hAnsi="Times New Roman" w:cs="Times New Roman"/>
+                <w:sz w:val="28"/>
+                <w:szCs w:val="28"/>
+              </w:rPr>
+            </w:pPr>
+            <w:r>
+              <w:rPr>
+                <w:rFonts w:ascii="Times New Roman" w:hAnsi="Times New Roman" w:cs="Times New Roman"/>
+                <w:sz w:val="28"/>
+                <w:szCs w:val="28"/>
+              </w:rPr>
+              <w:t>2.3</w:t>
+            </w:r>
+          </w:p>
+        </w:tc>
+        <w:tc>
+          <w:tcPr>
+            <w:tcW w:w="2407" w:type="dxa"/>
+          </w:tcPr>
+          <w:p>
+            <w:pPr>
+              <w:spacing w:line="360" w:lineRule="auto"/>
+              <w:jc w:val="both"/>
+              <w:rPr>
+                <w:rFonts w:ascii="Times New Roman" w:hAnsi="Times New Roman" w:cs="Times New Roman"/>
+                <w:sz w:val="28"/>
+                <w:szCs w:val="28"/>
+              </w:rPr>
+            </w:pPr>
+            <w:r>
+              <w:rPr>
+                <w:rFonts w:ascii="Times New Roman" w:hAnsi="Times New Roman" w:cs="Times New Roman"/>
+                <w:sz w:val="28"/>
+                <w:szCs w:val="28"/>
+              </w:rPr>
+              <w:t>1.55 × 10</w:t>
+            </w:r>
+            <w:r>
+              <w:rPr>
+                <w:rFonts w:ascii="Times New Roman" w:hAnsi="Times New Roman" w:cs="Times New Roman"/>
+                <w:sz w:val="28"/>
+                <w:szCs w:val="28"/>
+                <w:vertAlign w:val="superscript"/>
+              </w:rPr>
+              <w:t>−4</w:t>
+            </w:r>
+          </w:p>
+        </w:tc>
+      </w:tr>
+      <w:tr>
+        <w:tc>
+          <w:tcPr>
+            <w:tcW w:w="2406" w:type="dxa"/>
+          </w:tcPr>
+          <w:p>
+            <w:pPr>
+              <w:spacing w:line="360" w:lineRule="auto"/>
+              <w:jc w:val="both"/>
+              <w:rPr>
+                <w:rFonts w:ascii="Times New Roman" w:hAnsi="Times New Roman" w:cs="Times New Roman"/>
+                <w:sz w:val="28"/>
+                <w:szCs w:val="28"/>
+              </w:rPr>
+            </w:pPr>
+            <w:r>
+              <w:rPr>
+                <w:rFonts w:ascii="Times New Roman" w:hAnsi="Times New Roman" w:cs="Times New Roman"/>
+                <w:sz w:val="28"/>
+                <w:szCs w:val="28"/>
+              </w:rPr>
+              <w:t>Тяжёлый совмещённый режим</w:t>
+            </w:r>
+          </w:p>
+        </w:tc>
+        <w:tc>
+          <w:tcPr>
+            <w:tcW w:w="2407" w:type="dxa"/>
+          </w:tcPr>
+          <w:p>
+            <w:pPr>
+              <w:spacing w:line="360" w:lineRule="auto"/>
+              <w:jc w:val="both"/>
+              <w:rPr>
+                <w:rFonts w:ascii="Times New Roman" w:hAnsi="Times New Roman" w:cs="Times New Roman"/>
+                <w:sz w:val="28"/>
+                <w:szCs w:val="28"/>
+              </w:rPr>
+            </w:pPr>
+            <w:r>
+              <w:rPr>
+                <w:rFonts w:ascii="Times New Roman" w:hAnsi="Times New Roman" w:cs="Times New Roman"/>
+                <w:sz w:val="28"/>
+                <w:szCs w:val="28"/>
+              </w:rPr>
+              <w:t>Температурная изменчивость, пики, глубокие циклы, вибрация</w:t>
+            </w:r>
+          </w:p>
+        </w:tc>
+        <w:tc>
+          <w:tcPr>
+            <w:tcW w:w="2407" w:type="dxa"/>
+          </w:tcPr>
+          <w:p>
+            <w:pPr>
+              <w:spacing w:line="360" w:lineRule="auto"/>
+              <w:jc w:val="both"/>
+              <w:rPr>
+                <w:rFonts w:ascii="Times New Roman" w:hAnsi="Times New Roman" w:cs="Times New Roman"/>
+                <w:sz w:val="28"/>
+                <w:szCs w:val="28"/>
+              </w:rPr>
+            </w:pPr>
+            <w:r>
+              <w:rPr>
+                <w:rFonts w:ascii="Times New Roman" w:hAnsi="Times New Roman" w:cs="Times New Roman"/>
+                <w:sz w:val="28"/>
+                <w:szCs w:val="28"/>
+              </w:rPr>
+              <w:t>3.4</w:t>
+            </w:r>
+          </w:p>
+        </w:tc>
+        <w:tc>
+          <w:tcPr>
+            <w:tcW w:w="2407" w:type="dxa"/>
+          </w:tcPr>
+          <w:p>
+            <w:pPr>
+              <w:spacing w:line="360" w:lineRule="auto"/>
+              <w:jc w:val="both"/>
+              <w:rPr>
+                <w:rFonts w:ascii="Times New Roman" w:hAnsi="Times New Roman" w:cs="Times New Roman"/>
+                <w:sz w:val="28"/>
+                <w:szCs w:val="28"/>
+              </w:rPr>
+            </w:pPr>
+            <w:r>
+              <w:rPr>
+                <w:rFonts w:ascii="Times New Roman" w:hAnsi="Times New Roman" w:cs="Times New Roman"/>
+                <w:sz w:val="28"/>
+                <w:szCs w:val="28"/>
+              </w:rPr>
+              <w:t>2.05 × 10</w:t>
+            </w:r>
+            <w:r>
+              <w:rPr>
+                <w:rFonts w:ascii="Times New Roman" w:hAnsi="Times New Roman" w:cs="Times New Roman"/>
+                <w:sz w:val="28"/>
+                <w:szCs w:val="28"/>
+                <w:vertAlign w:val="superscript"/>
+              </w:rPr>
+              <w:t>−4</w:t>
+            </w:r>
+          </w:p>
+        </w:tc>
+      </w:tr>
+    </w:tbl>
+    <w:p>
+      <w:pPr>
+        <w:spacing w:line="360" w:lineRule="auto"/>
+        <w:ind w:firstLine="709"/>
+        <w:jc w:val="both"/>
+        <w:rPr>
+          <w:rFonts w:ascii="Times New Roman" w:hAnsi="Times New Roman" w:cs="Times New Roman"/>
+          <w:sz w:val="28"/>
+          <w:szCs w:val="28"/>
+          <w:lang w:val="en-US"/>
+        </w:rPr>
+      </w:pPr>
+    </w:p>
+    <w:p>
+      <w:pPr>
+        <w:spacing w:line="360" w:lineRule="auto"/>
+        <w:ind w:firstLine="709"/>
+        <w:jc w:val="both"/>
+        <w:rPr>
+          <w:rFonts w:ascii="Times New Roman" w:hAnsi="Times New Roman" w:cs="Times New Roman"/>
+          <w:sz w:val="28"/>
+          <w:szCs w:val="28"/>
+        </w:rPr>
+      </w:pPr>
+      <w:r>
+        <w:rPr>
+          <w:rFonts w:ascii="Times New Roman" w:hAnsi="Times New Roman" w:cs="Times New Roman"/>
+          <w:sz w:val="28"/>
+          <w:szCs w:val="28"/>
+        </w:rPr>
+        <w:lastRenderedPageBreak/>
+        <w:t>Таблица содержит расчётно-экспериментальные данные, задающие переход от качественного описания транспортной миссии к количественной оценке её деградационной тяжести.</w:t>
+      </w:r>
+    </w:p>
+    <w:p>
+      <w:pPr>
+        <w:spacing w:line="360" w:lineRule="auto"/>
+        <w:ind w:firstLine="709"/>
+        <w:jc w:val="both"/>
+        <w:rPr>
+          <w:rFonts w:ascii="Times New Roman" w:hAnsi="Times New Roman" w:cs="Times New Roman"/>
+          <w:sz w:val="28"/>
+          <w:szCs w:val="28"/>
+          <w:lang w:val="en-US"/>
+        </w:rPr>
+      </w:pPr>
+    </w:p>
+    <w:p>
+      <w:pPr>
+        <w:spacing w:line="360" w:lineRule="auto"/>
+        <w:ind w:firstLine="709"/>
+        <w:jc w:val="both"/>
+        <w:rPr>
+          <w:rFonts w:ascii="Times New Roman" w:hAnsi="Times New Roman" w:cs="Times New Roman"/>
+          <w:b/>
+          <w:bCs/>
+          <w:sz w:val="28"/>
+          <w:szCs w:val="28"/>
+        </w:rPr>
+      </w:pPr>
+      <w:r>
+        <w:rPr>
+          <w:rFonts w:ascii="Times New Roman" w:hAnsi="Times New Roman" w:cs="Times New Roman"/>
+          <w:b/>
+          <w:bCs/>
+          <w:sz w:val="28"/>
+          <w:szCs w:val="28"/>
+        </w:rPr>
+        <w:t>4.5.5 Прогноз</w:t>
+      </w:r>
+      <w:r>
+        <w:rPr>
+          <w:rFonts w:ascii="Times New Roman" w:hAnsi="Times New Roman" w:cs="Times New Roman"/>
+          <w:b/>
+          <w:bCs/>
+          <w:sz w:val="28"/>
+          <w:szCs w:val="28"/>
+        </w:rPr>
+        <w:t xml:space="preserve"> </w:t>
+      </w:r>
+      <w:r>
+        <w:rPr>
+          <w:rFonts w:ascii="Times New Roman" w:hAnsi="Times New Roman" w:cs="Times New Roman"/>
+          <w:b/>
+          <w:bCs/>
+          <w:i/>
+          <w:iCs/>
+          <w:sz w:val="28"/>
+          <w:szCs w:val="28"/>
+          <w:lang w:val="en-US"/>
+        </w:rPr>
+        <w:t>RUL</w:t>
+      </w:r>
+      <w:r>
+        <w:rPr>
+          <w:rFonts w:ascii="Times New Roman" w:hAnsi="Times New Roman" w:cs="Times New Roman"/>
+          <w:b/>
+          <w:bCs/>
+          <w:sz w:val="28"/>
+          <w:szCs w:val="28"/>
+        </w:rPr>
+        <w:t xml:space="preserve"> </w:t>
+      </w:r>
+      <w:r>
+        <w:rPr>
+          <w:rFonts w:ascii="Times New Roman" w:hAnsi="Times New Roman" w:cs="Times New Roman"/>
+          <w:b/>
+          <w:bCs/>
+          <w:sz w:val="28"/>
+          <w:szCs w:val="28"/>
+        </w:rPr>
+        <w:t>для переменного режима как скользящая оценка</w:t>
+      </w:r>
+    </w:p>
+    <w:p>
+      <w:pPr>
+        <w:spacing w:line="360" w:lineRule="auto"/>
+        <w:ind w:firstLine="709"/>
+        <w:jc w:val="both"/>
+        <w:rPr>
+          <w:rFonts w:ascii="Times New Roman" w:hAnsi="Times New Roman" w:cs="Times New Roman"/>
+          <w:sz w:val="28"/>
+          <w:szCs w:val="28"/>
+        </w:rPr>
+      </w:pPr>
+    </w:p>
+    <w:p>
+      <w:pPr>
+        <w:spacing w:line="360" w:lineRule="auto"/>
+        <w:ind w:firstLine="709"/>
+        <w:jc w:val="both"/>
+        <w:rPr>
+          <w:rFonts w:ascii="Times New Roman" w:hAnsi="Times New Roman" w:cs="Times New Roman"/>
+          <w:sz w:val="28"/>
+          <w:szCs w:val="28"/>
+        </w:rPr>
+      </w:pPr>
+      <w:r>
+        <w:rPr>
+          <w:rFonts w:ascii="Times New Roman" w:hAnsi="Times New Roman" w:cs="Times New Roman"/>
+          <w:sz w:val="28"/>
+          <w:szCs w:val="28"/>
+        </w:rPr>
+        <w:t>Для встроенной реализации в BMS удобно использовать не глобальный прогноз «до конца жизни», а</w:t>
+      </w:r>
+      <w:r>
+        <w:rPr>
+          <w:rFonts w:ascii="Times New Roman" w:hAnsi="Times New Roman" w:cs="Times New Roman"/>
+          <w:sz w:val="28"/>
+          <w:szCs w:val="28"/>
+        </w:rPr>
+        <w:t xml:space="preserve"> </w:t>
+      </w:r>
+      <w:r>
+        <w:rPr>
+          <w:rFonts w:ascii="Times New Roman" w:hAnsi="Times New Roman" w:cs="Times New Roman"/>
+          <w:sz w:val="28"/>
+          <w:szCs w:val="28"/>
+        </w:rPr>
+        <w:t>скользящую оценку ресурса, регулярно пересчитываемую по текущему окну эксплуатации. В таком случае на каждом шаге обновляются:</w:t>
+      </w:r>
+    </w:p>
+    <w:p>
+      <w:pPr>
+        <w:spacing w:line="360" w:lineRule="auto"/>
+        <w:ind w:firstLine="709"/>
+        <w:jc w:val="both"/>
+        <w:rPr>
+          <w:rFonts w:ascii="Times New Roman" w:hAnsi="Times New Roman" w:cs="Times New Roman"/>
+          <w:sz w:val="28"/>
+          <w:szCs w:val="28"/>
+        </w:rPr>
+      </w:pPr>
+      <w:r>
+        <w:rPr>
+          <w:rFonts w:ascii="Times New Roman" w:hAnsi="Times New Roman" w:cs="Times New Roman"/>
+          <w:sz w:val="28"/>
+          <w:szCs w:val="28"/>
+        </w:rPr>
+        <w:t>текущее значение</w:t>
+      </w:r>
+      <w:r>
+        <w:rPr>
+          <w:rFonts w:ascii="Times New Roman" w:hAnsi="Times New Roman" w:cs="Times New Roman"/>
+          <w:sz w:val="28"/>
+          <w:szCs w:val="28"/>
+        </w:rPr>
+        <w:t xml:space="preserve"> </w:t>
+      </w:r>
+      <w:r>
+        <w:rPr>
+          <w:rFonts w:ascii="Times New Roman" w:hAnsi="Times New Roman" w:cs="Times New Roman"/>
+          <w:i/>
+          <w:iCs/>
+          <w:sz w:val="28"/>
+          <w:szCs w:val="28"/>
+          <w:lang w:val="en-US"/>
+        </w:rPr>
+        <w:t>K</w:t>
+      </w:r>
+      <w:r>
+        <w:rPr>
+          <w:rFonts w:ascii="Times New Roman" w:hAnsi="Times New Roman" w:cs="Times New Roman"/>
+          <w:i/>
+          <w:iCs/>
+          <w:sz w:val="28"/>
+          <w:szCs w:val="28"/>
+          <w:vertAlign w:val="subscript"/>
+          <w:lang w:val="en-US"/>
+        </w:rPr>
+        <w:t>deg</w:t>
+      </w:r>
+      <w:r>
+        <w:rPr>
+          <w:rFonts w:ascii="Times New Roman" w:hAnsi="Times New Roman" w:cs="Times New Roman"/>
+          <w:sz w:val="28"/>
+          <w:szCs w:val="28"/>
+        </w:rPr>
+        <w:t>;</w:t>
+      </w:r>
+    </w:p>
+    <w:p>
+      <w:pPr>
+        <w:spacing w:line="360" w:lineRule="auto"/>
+        <w:ind w:firstLine="709"/>
+        <w:jc w:val="both"/>
+        <w:rPr>
+          <w:rFonts w:ascii="Times New Roman" w:hAnsi="Times New Roman" w:cs="Times New Roman"/>
+          <w:sz w:val="28"/>
+          <w:szCs w:val="28"/>
+        </w:rPr>
+      </w:pPr>
+      <w:r>
+        <w:rPr>
+          <w:rFonts w:ascii="Times New Roman" w:hAnsi="Times New Roman" w:cs="Times New Roman"/>
+          <w:sz w:val="28"/>
+          <w:szCs w:val="28"/>
+        </w:rPr>
+        <w:t>локальная скорость</w:t>
+      </w:r>
+      <w:r>
+        <w:rPr>
+          <w:rFonts w:ascii="Times New Roman" w:hAnsi="Times New Roman" w:cs="Times New Roman"/>
+          <w:sz w:val="28"/>
+          <w:szCs w:val="28"/>
+        </w:rPr>
+        <w:t xml:space="preserve"> </w:t>
+      </w:r>
+      <w:r>
+        <w:rPr>
+          <w:rFonts w:ascii="Times New Roman" w:hAnsi="Times New Roman" w:cs="Times New Roman"/>
+          <w:i/>
+          <w:iCs/>
+          <w:sz w:val="28"/>
+          <w:szCs w:val="28"/>
+          <w:lang w:val="en-US"/>
+        </w:rPr>
+        <w:t>d</w:t>
+      </w:r>
+      <w:r>
+        <w:rPr>
+          <w:rFonts w:ascii="Times New Roman" w:hAnsi="Times New Roman" w:cs="Times New Roman"/>
+          <w:i/>
+          <w:iCs/>
+          <w:sz w:val="28"/>
+          <w:szCs w:val="28"/>
+          <w:lang w:val="en-US"/>
+        </w:rPr>
+        <w:t>K</w:t>
+      </w:r>
+      <w:r>
+        <w:rPr>
+          <w:rFonts w:ascii="Times New Roman" w:hAnsi="Times New Roman" w:cs="Times New Roman"/>
+          <w:i/>
+          <w:iCs/>
+          <w:sz w:val="28"/>
+          <w:szCs w:val="28"/>
+          <w:vertAlign w:val="subscript"/>
+          <w:lang w:val="en-US"/>
+        </w:rPr>
+        <w:t>deg</w:t>
+      </w:r>
+      <w:r>
+        <w:rPr>
+          <w:rFonts w:ascii="Times New Roman" w:hAnsi="Times New Roman" w:cs="Times New Roman"/>
+          <w:sz w:val="28"/>
+          <w:szCs w:val="28"/>
+        </w:rPr>
+        <w:t>/</w:t>
+      </w:r>
+      <w:r>
+        <w:rPr>
+          <w:rFonts w:ascii="Times New Roman" w:hAnsi="Times New Roman" w:cs="Times New Roman"/>
+          <w:i/>
+          <w:iCs/>
+          <w:sz w:val="28"/>
+          <w:szCs w:val="28"/>
+          <w:lang w:val="en-US"/>
+        </w:rPr>
+        <w:t>dN</w:t>
+      </w:r>
+      <w:r>
+        <w:rPr>
+          <w:rFonts w:ascii="Times New Roman" w:hAnsi="Times New Roman" w:cs="Times New Roman"/>
+          <w:sz w:val="28"/>
+          <w:szCs w:val="28"/>
+        </w:rPr>
+        <w:t>;</w:t>
+      </w:r>
+    </w:p>
+    <w:p>
+      <w:pPr>
+        <w:spacing w:line="360" w:lineRule="auto"/>
+        <w:ind w:firstLine="709"/>
+        <w:jc w:val="both"/>
+        <w:rPr>
+          <w:rFonts w:ascii="Times New Roman" w:hAnsi="Times New Roman" w:cs="Times New Roman"/>
+          <w:sz w:val="28"/>
+          <w:szCs w:val="28"/>
+        </w:rPr>
+      </w:pPr>
+      <w:r>
+        <w:rPr>
+          <w:rFonts w:ascii="Times New Roman" w:hAnsi="Times New Roman" w:cs="Times New Roman"/>
+          <w:sz w:val="28"/>
+          <w:szCs w:val="28"/>
+        </w:rPr>
+        <w:t>текущая интенсивность эквивалентных циклов</w:t>
+      </w:r>
+      <w:r>
+        <w:rPr>
+          <w:rFonts w:ascii="Times New Roman" w:hAnsi="Times New Roman" w:cs="Times New Roman"/>
+          <w:sz w:val="28"/>
+          <w:szCs w:val="28"/>
+        </w:rPr>
+        <w:t xml:space="preserve"> </w:t>
+      </w:r>
+      <w:r>
+        <w:rPr>
+          <w:rFonts w:ascii="Times New Roman" w:hAnsi="Times New Roman" w:cs="Times New Roman"/>
+          <w:i/>
+          <w:iCs/>
+          <w:sz w:val="28"/>
+          <w:szCs w:val="28"/>
+          <w:lang w:val="en-US"/>
+        </w:rPr>
+        <w:t>λ</w:t>
+      </w:r>
+      <w:r>
+        <w:rPr>
+          <w:rFonts w:ascii="Times New Roman" w:hAnsi="Times New Roman" w:cs="Times New Roman"/>
+          <w:i/>
+          <w:iCs/>
+          <w:sz w:val="28"/>
+          <w:szCs w:val="28"/>
+          <w:vertAlign w:val="subscript"/>
+          <w:lang w:val="en-US"/>
+        </w:rPr>
+        <w:t>eq</w:t>
+      </w:r>
+      <w:r>
+        <w:rPr>
+          <w:rFonts w:ascii="Times New Roman" w:hAnsi="Times New Roman" w:cs="Times New Roman"/>
+          <w:sz w:val="28"/>
+          <w:szCs w:val="28"/>
+        </w:rPr>
+        <w:t>.</w:t>
+      </w:r>
+    </w:p>
+    <w:p>
+      <w:pPr>
+        <w:spacing w:line="360" w:lineRule="auto"/>
+        <w:ind w:firstLine="709"/>
+        <w:jc w:val="both"/>
+        <w:rPr>
+          <w:rFonts w:ascii="Times New Roman" w:hAnsi="Times New Roman" w:cs="Times New Roman"/>
+          <w:sz w:val="28"/>
+          <w:szCs w:val="28"/>
+          <w:lang w:val="en-US"/>
+        </w:rPr>
+      </w:pPr>
+    </w:p>
+    <w:p>
+      <w:pPr>
+        <w:spacing w:line="360" w:lineRule="auto"/>
+        <w:ind w:firstLine="709"/>
+        <w:jc w:val="both"/>
+        <w:rPr>
+          <w:rFonts w:ascii="Times New Roman" w:hAnsi="Times New Roman" w:cs="Times New Roman"/>
+          <w:sz w:val="28"/>
+          <w:szCs w:val="28"/>
+        </w:rPr>
+      </w:pPr>
+      <w:r>
+        <w:rPr>
+          <w:rFonts w:ascii="Times New Roman" w:hAnsi="Times New Roman" w:cs="Times New Roman"/>
+          <w:sz w:val="28"/>
+          <w:szCs w:val="28"/>
+        </w:rPr>
+        <w:t>Тогда прогноз ресурса во времени принимает вид</w:t>
+      </w:r>
+    </w:p>
+    <w:p>
+      <w:pPr>
+        <w:spacing w:line="360" w:lineRule="auto"/>
+        <w:ind w:firstLine="709"/>
+        <w:jc w:val="both"/>
+        <w:rPr>
+          <w:rFonts w:ascii="Times New Roman" w:hAnsi="Times New Roman" w:cs="Times New Roman"/>
+          <w:sz w:val="28"/>
+          <w:szCs w:val="28"/>
+          <w:lang w:val="en-US"/>
+        </w:rPr>
+      </w:pPr>
+    </w:p>
+    <w:p>
+      <w:pPr>
+        <w:spacing w:line="360" w:lineRule="auto"/>
+        <w:ind w:firstLine="709"/>
+        <w:jc w:val="both"/>
+        <w:rPr>
+          <w:rFonts w:ascii="Times New Roman" w:hAnsi="Times New Roman" w:cs="Times New Roman"/>
+          <w:sz w:val="28"/>
+          <w:szCs w:val="28"/>
+          <w:lang w:val="en-US"/>
+        </w:rPr>
+      </w:pPr>
+      <w:r>
+        <w:rPr>
+          <w:rFonts w:ascii="Times New Roman" w:hAnsi="Times New Roman" w:cs="Times New Roman"/>
+          <w:position w:val="-38"/>
+          <w:sz w:val="28"/>
+          <w:szCs w:val="28"/>
+          <w:lang w:val="en-US"/>
+        </w:rPr>
+        <w:object w:dxaOrig="2900" w:dyaOrig="820" w14:anchorId="4A5727D4">
+          <v:shape id="_x0000_i1117" type="#_x0000_t75" style="width:145.25pt;height:40.7pt" o:ole="">
+            <v:imagedata r:id="rId138" o:title=""/>
+          </v:shape>
+          <o:OLEObject Type="Embed" ProgID="Equation.DSMT4" ShapeID="_x0000_i1117" DrawAspect="Content" ObjectID="_1838031586" r:id="rId139"/>
+        </w:object>
+      </w:r>
+      <w:r>
+        <w:rPr>
+          <w:rFonts w:ascii="Times New Roman" w:hAnsi="Times New Roman" w:cs="Times New Roman"/>
+          <w:sz w:val="28"/>
+          <w:szCs w:val="28"/>
+          <w:lang w:val="en-US"/>
+        </w:rPr>
+        <w:t>.</w:t>
+      </w:r>
+    </w:p>
+    <w:p>
+      <w:pPr>
+        <w:spacing w:line="360" w:lineRule="auto"/>
+        <w:ind w:firstLine="709"/>
+        <w:jc w:val="both"/>
+        <w:rPr>
+          <w:rFonts w:ascii="Times New Roman" w:hAnsi="Times New Roman" w:cs="Times New Roman"/>
+          <w:sz w:val="28"/>
+          <w:szCs w:val="28"/>
+          <w:lang w:val="en-US"/>
+        </w:rPr>
+      </w:pPr>
+    </w:p>
+    <w:p>
+      <w:pPr>
+        <w:spacing w:line="360" w:lineRule="auto"/>
+        <w:ind w:firstLine="709"/>
+        <w:jc w:val="both"/>
+        <w:rPr>
+          <w:rFonts w:ascii="Times New Roman" w:hAnsi="Times New Roman" w:cs="Times New Roman"/>
+          <w:sz w:val="28"/>
+          <w:szCs w:val="28"/>
+          <w:lang w:val="en-US"/>
+        </w:rPr>
+      </w:pPr>
+      <w:r>
+        <w:rPr>
+          <w:rFonts w:ascii="Times New Roman" w:hAnsi="Times New Roman" w:cs="Times New Roman"/>
+          <w:sz w:val="28"/>
+          <w:szCs w:val="28"/>
+        </w:rPr>
+        <w:t>Эта форма особенно важна для транспорта, где эксплуатационная миссия может меняться не только сезонно, но и в течение одного дня. Таким образом, прогноз становится адаптивным и следует за текущим профилем работы батареи.</w:t>
+      </w:r>
+    </w:p>
+    <w:p>
+      <w:pPr>
+        <w:spacing w:line="360" w:lineRule="auto"/>
+        <w:ind w:firstLine="709"/>
+        <w:jc w:val="both"/>
+        <w:rPr>
+          <w:rFonts w:ascii="Times New Roman" w:hAnsi="Times New Roman" w:cs="Times New Roman"/>
+          <w:sz w:val="28"/>
+          <w:szCs w:val="28"/>
+          <w:lang w:val="en-US"/>
+        </w:rPr>
+      </w:pPr>
+    </w:p>
+    <w:p>
+      <w:pPr>
+        <w:spacing w:line="360" w:lineRule="auto"/>
+        <w:ind w:firstLine="709"/>
+        <w:jc w:val="both"/>
+        <w:rPr>
+          <w:rFonts w:ascii="Times New Roman" w:hAnsi="Times New Roman" w:cs="Times New Roman"/>
+          <w:b/>
+          <w:bCs/>
+          <w:sz w:val="28"/>
+          <w:szCs w:val="28"/>
+        </w:rPr>
+      </w:pPr>
+      <w:r>
+        <w:rPr>
+          <w:rFonts w:ascii="Times New Roman" w:hAnsi="Times New Roman" w:cs="Times New Roman"/>
+          <w:b/>
+          <w:bCs/>
+          <w:sz w:val="28"/>
+          <w:szCs w:val="28"/>
+        </w:rPr>
+        <w:t>4.5.6 Значение нестационарной постановки для всей диссертации</w:t>
+      </w:r>
+    </w:p>
+    <w:p>
+      <w:pPr>
+        <w:spacing w:line="360" w:lineRule="auto"/>
+        <w:ind w:firstLine="709"/>
+        <w:jc w:val="both"/>
+        <w:rPr>
+          <w:rFonts w:ascii="Times New Roman" w:hAnsi="Times New Roman" w:cs="Times New Roman"/>
+          <w:sz w:val="28"/>
+          <w:szCs w:val="28"/>
+          <w:lang w:val="en-US"/>
+        </w:rPr>
+      </w:pPr>
+    </w:p>
+    <w:p>
+      <w:pPr>
+        <w:spacing w:line="360" w:lineRule="auto"/>
+        <w:ind w:firstLine="709"/>
+        <w:jc w:val="both"/>
+        <w:rPr>
+          <w:rFonts w:ascii="Times New Roman" w:hAnsi="Times New Roman" w:cs="Times New Roman"/>
+          <w:sz w:val="28"/>
+          <w:szCs w:val="28"/>
+          <w:lang w:val="en-US"/>
+        </w:rPr>
+      </w:pPr>
+      <w:r>
+        <w:rPr>
+          <w:rFonts w:ascii="Times New Roman" w:hAnsi="Times New Roman" w:cs="Times New Roman"/>
+          <w:sz w:val="28"/>
+          <w:szCs w:val="28"/>
+        </w:rPr>
+        <w:lastRenderedPageBreak/>
+        <w:t>Именно в этом разделе диссертация окончательно выходит за пределы классической лабораторной логики. Если глава 3 сформировала диагностические критерии состояния, а разделы 4.1–4.4 связали их с эксплуатационными факторами, то раздел 4.5 формирует уже полноценную</w:t>
+      </w:r>
+      <w:r>
+        <w:rPr>
+          <w:rFonts w:ascii="Times New Roman" w:hAnsi="Times New Roman" w:cs="Times New Roman"/>
+          <w:sz w:val="28"/>
+          <w:szCs w:val="28"/>
+        </w:rPr>
+        <w:t xml:space="preserve"> </w:t>
+      </w:r>
+      <w:r>
+        <w:rPr>
+          <w:rFonts w:ascii="Times New Roman" w:hAnsi="Times New Roman" w:cs="Times New Roman"/>
+          <w:sz w:val="28"/>
+          <w:szCs w:val="28"/>
+        </w:rPr>
+        <w:t>эксплуатационно-прогностическую постановку. Здесь остаточный ресурс определяется как функция не только текущего состояния батареи, но и режима её будущей эксплуатации. Для электротранспорта это принципиально, поскольку ресурс батареи определяется не только тем, «насколько она старая», но и тем, «как именно она будет дальше использоваться».</w:t>
+      </w:r>
+    </w:p>
+    <w:p>
+      <w:pPr>
+        <w:spacing w:line="360" w:lineRule="auto"/>
+        <w:ind w:firstLine="709"/>
+        <w:jc w:val="both"/>
+        <w:rPr>
+          <w:rFonts w:ascii="Times New Roman" w:hAnsi="Times New Roman" w:cs="Times New Roman"/>
+          <w:sz w:val="28"/>
+          <w:szCs w:val="28"/>
+          <w:lang w:val="en-US"/>
+        </w:rPr>
+      </w:pPr>
+    </w:p>
+    <w:p>
+      <w:pPr>
+        <w:spacing w:line="360" w:lineRule="auto"/>
+        <w:ind w:firstLine="709"/>
+        <w:jc w:val="both"/>
+        <w:rPr>
+          <w:rFonts w:ascii="Times New Roman" w:hAnsi="Times New Roman" w:cs="Times New Roman"/>
+          <w:sz w:val="28"/>
+          <w:szCs w:val="28"/>
+        </w:rPr>
+      </w:pPr>
+      <w:r>
+        <w:rPr>
+          <w:rFonts w:ascii="Times New Roman" w:hAnsi="Times New Roman" w:cs="Times New Roman"/>
+          <w:sz w:val="28"/>
+          <w:szCs w:val="28"/>
+        </w:rPr>
+        <w:t>Таблица 4.10</w:t>
+      </w:r>
+      <w:r>
+        <w:rPr>
+          <w:rFonts w:ascii="Times New Roman" w:hAnsi="Times New Roman" w:cs="Times New Roman"/>
+          <w:sz w:val="28"/>
+          <w:szCs w:val="28"/>
+        </w:rPr>
+        <w:t xml:space="preserve"> – </w:t>
+      </w:r>
+      <w:r>
+        <w:rPr>
+          <w:rFonts w:ascii="Times New Roman" w:hAnsi="Times New Roman" w:cs="Times New Roman"/>
+          <w:sz w:val="28"/>
+          <w:szCs w:val="28"/>
+        </w:rPr>
+        <w:t>Расчётно-экспериментальный прогноз ресурса во времени для нестационарных режимов</w:t>
+      </w:r>
+    </w:p>
+    <w:p>
+      <w:pPr>
+        <w:spacing w:line="360" w:lineRule="auto"/>
+        <w:ind w:firstLine="709"/>
+        <w:jc w:val="both"/>
+        <w:rPr>
+          <w:rFonts w:ascii="Times New Roman" w:hAnsi="Times New Roman" w:cs="Times New Roman"/>
+          <w:sz w:val="28"/>
+          <w:szCs w:val="28"/>
+          <w:lang w:val="en-US"/>
+        </w:rPr>
+      </w:pPr>
+    </w:p>
+    <w:tbl>
+      <w:tblPr>
+        <w:tblStyle w:val="ac"/>
+        <w:tblW w:w="0" w:type="auto"/>
+        <w:tblLook w:val="04A0" w:firstRow="1" w:lastRow="0" w:firstColumn="1" w:lastColumn="0" w:noHBand="0" w:noVBand="1"/>
+      </w:tblPr>
+      <w:tblGrid>
+        <w:gridCol w:w="1871"/>
+        <w:gridCol w:w="2073"/>
+        <w:gridCol w:w="1887"/>
+        <w:gridCol w:w="1899"/>
+        <w:gridCol w:w="1897"/>
+      </w:tblGrid>
+      <w:tr>
+        <w:tc>
+          <w:tcPr>
+            <w:tcW w:w="1925" w:type="dxa"/>
+          </w:tcPr>
+          <w:p>
+            <w:pPr>
+              <w:spacing w:line="360" w:lineRule="auto"/>
+              <w:jc w:val="both"/>
+              <w:rPr>
+                <w:rFonts w:ascii="Times New Roman" w:hAnsi="Times New Roman" w:cs="Times New Roman"/>
+                <w:sz w:val="28"/>
+                <w:szCs w:val="28"/>
+                <w:lang w:val="en-US"/>
+              </w:rPr>
+            </w:pPr>
+            <w:r>
+              <w:rPr>
+                <w:rFonts w:ascii="Times New Roman" w:hAnsi="Times New Roman" w:cs="Times New Roman"/>
+                <w:i/>
+                <w:iCs/>
+                <w:sz w:val="28"/>
+                <w:szCs w:val="28"/>
+                <w:lang w:val="en-US"/>
+              </w:rPr>
+              <w:t>K</w:t>
+            </w:r>
+            <w:r>
+              <w:rPr>
+                <w:rFonts w:ascii="Times New Roman" w:hAnsi="Times New Roman" w:cs="Times New Roman"/>
+                <w:i/>
+                <w:iCs/>
+                <w:sz w:val="28"/>
+                <w:szCs w:val="28"/>
+                <w:vertAlign w:val="subscript"/>
+                <w:lang w:val="en-US"/>
+              </w:rPr>
+              <w:t>cur</w:t>
+            </w:r>
+          </w:p>
+        </w:tc>
+        <w:tc>
+          <w:tcPr>
+            <w:tcW w:w="1925" w:type="dxa"/>
+          </w:tcPr>
+          <w:p>
+            <w:pPr>
+              <w:spacing w:line="360" w:lineRule="auto"/>
+              <w:jc w:val="both"/>
+              <w:rPr>
+                <w:rFonts w:ascii="Times New Roman" w:hAnsi="Times New Roman" w:cs="Times New Roman"/>
+                <w:sz w:val="28"/>
+                <w:szCs w:val="28"/>
+                <w:lang w:val="en-US"/>
+              </w:rPr>
+            </w:pPr>
+            <w:r>
+              <w:rPr>
+                <w:rFonts w:ascii="Times New Roman" w:hAnsi="Times New Roman" w:cs="Times New Roman"/>
+                <w:sz w:val="28"/>
+                <w:szCs w:val="28"/>
+              </w:rPr>
+              <w:t>Эквивалентные циклы в сутки</w:t>
+            </w:r>
+          </w:p>
+        </w:tc>
+        <w:tc>
+          <w:tcPr>
+            <w:tcW w:w="1925" w:type="dxa"/>
+          </w:tcPr>
+          <w:p>
+            <w:pPr>
+              <w:spacing w:line="360" w:lineRule="auto"/>
+              <w:jc w:val="both"/>
+              <w:rPr>
+                <w:rFonts w:ascii="Times New Roman" w:hAnsi="Times New Roman" w:cs="Times New Roman"/>
+                <w:sz w:val="28"/>
+                <w:szCs w:val="28"/>
+                <w:lang w:val="en-US"/>
+              </w:rPr>
+            </w:pPr>
+            <w:r>
+              <w:rPr>
+                <w:rFonts w:ascii="Times New Roman" w:hAnsi="Times New Roman" w:cs="Times New Roman"/>
+                <w:i/>
+                <w:iCs/>
+                <w:sz w:val="28"/>
+                <w:szCs w:val="28"/>
+                <w:lang w:val="en-US"/>
+              </w:rPr>
+              <w:t>RUL</w:t>
+            </w:r>
+            <w:r>
+              <w:rPr>
+                <w:rFonts w:ascii="Times New Roman" w:hAnsi="Times New Roman" w:cs="Times New Roman"/>
+                <w:i/>
+                <w:iCs/>
+                <w:sz w:val="28"/>
+                <w:szCs w:val="28"/>
+                <w:vertAlign w:val="subscript"/>
+                <w:lang w:val="en-US"/>
+              </w:rPr>
+              <w:t>t</w:t>
+            </w:r>
+            <w:r>
+              <w:rPr>
+                <w:rFonts w:ascii="Times New Roman" w:hAnsi="Times New Roman" w:cs="Times New Roman"/>
+                <w:sz w:val="28"/>
+                <w:szCs w:val="28"/>
+                <w:lang w:val="en-US"/>
+              </w:rPr>
+              <w:t xml:space="preserve">, </w:t>
+            </w:r>
+            <w:r>
+              <w:rPr>
+                <w:rFonts w:ascii="Times New Roman" w:hAnsi="Times New Roman" w:cs="Times New Roman"/>
+                <w:sz w:val="28"/>
+                <w:szCs w:val="28"/>
+              </w:rPr>
+              <w:t>сутки, мягкий режим</w:t>
+            </w:r>
+          </w:p>
+        </w:tc>
+        <w:tc>
+          <w:tcPr>
+            <w:tcW w:w="1926" w:type="dxa"/>
+          </w:tcPr>
+          <w:p>
+            <w:pPr>
+              <w:spacing w:line="360" w:lineRule="auto"/>
+              <w:jc w:val="both"/>
+              <w:rPr>
+                <w:rFonts w:ascii="Times New Roman" w:hAnsi="Times New Roman" w:cs="Times New Roman"/>
+                <w:sz w:val="28"/>
+                <w:szCs w:val="28"/>
+                <w:lang w:val="en-US"/>
+              </w:rPr>
+            </w:pPr>
+            <w:r>
+              <w:rPr>
+                <w:rFonts w:ascii="Times New Roman" w:hAnsi="Times New Roman" w:cs="Times New Roman"/>
+                <w:i/>
+                <w:iCs/>
+                <w:sz w:val="28"/>
+                <w:szCs w:val="28"/>
+                <w:lang w:val="en-US"/>
+              </w:rPr>
+              <w:t>RUL</w:t>
+            </w:r>
+            <w:r>
+              <w:rPr>
+                <w:rFonts w:ascii="Times New Roman" w:hAnsi="Times New Roman" w:cs="Times New Roman"/>
+                <w:i/>
+                <w:iCs/>
+                <w:sz w:val="28"/>
+                <w:szCs w:val="28"/>
+                <w:vertAlign w:val="subscript"/>
+                <w:lang w:val="en-US"/>
+              </w:rPr>
+              <w:t>t</w:t>
+            </w:r>
+            <w:r>
+              <w:rPr>
+                <w:rFonts w:ascii="Times New Roman" w:hAnsi="Times New Roman" w:cs="Times New Roman"/>
+                <w:sz w:val="28"/>
+                <w:szCs w:val="28"/>
+                <w:lang w:val="en-US"/>
+              </w:rPr>
+              <w:t>,</w:t>
+            </w:r>
+            <w:r>
+              <w:rPr>
+                <w:rFonts w:ascii="Times New Roman" w:hAnsi="Times New Roman" w:cs="Times New Roman"/>
+                <w:sz w:val="28"/>
+                <w:szCs w:val="28"/>
+                <w:lang w:val="en-US"/>
+              </w:rPr>
+              <w:t xml:space="preserve"> </w:t>
+            </w:r>
+            <w:r>
+              <w:rPr>
+                <w:rFonts w:ascii="Times New Roman" w:hAnsi="Times New Roman" w:cs="Times New Roman"/>
+                <w:sz w:val="28"/>
+                <w:szCs w:val="28"/>
+              </w:rPr>
+              <w:t>сутки, обычный режим</w:t>
+            </w:r>
+          </w:p>
+        </w:tc>
+        <w:tc>
+          <w:tcPr>
+            <w:tcW w:w="1926" w:type="dxa"/>
+          </w:tcPr>
+          <w:p>
+            <w:pPr>
+              <w:spacing w:line="360" w:lineRule="auto"/>
+              <w:jc w:val="both"/>
+              <w:rPr>
+                <w:rFonts w:ascii="Times New Roman" w:hAnsi="Times New Roman" w:cs="Times New Roman"/>
+                <w:sz w:val="28"/>
+                <w:szCs w:val="28"/>
+                <w:lang w:val="en-US"/>
+              </w:rPr>
+            </w:pPr>
+            <w:r>
+              <w:rPr>
+                <w:rFonts w:ascii="Times New Roman" w:hAnsi="Times New Roman" w:cs="Times New Roman"/>
+                <w:i/>
+                <w:iCs/>
+                <w:sz w:val="28"/>
+                <w:szCs w:val="28"/>
+                <w:lang w:val="en-US"/>
+              </w:rPr>
+              <w:t>RUL</w:t>
+            </w:r>
+            <w:r>
+              <w:rPr>
+                <w:rFonts w:ascii="Times New Roman" w:hAnsi="Times New Roman" w:cs="Times New Roman"/>
+                <w:i/>
+                <w:iCs/>
+                <w:sz w:val="28"/>
+                <w:szCs w:val="28"/>
+                <w:vertAlign w:val="subscript"/>
+                <w:lang w:val="en-US"/>
+              </w:rPr>
+              <w:t>t</w:t>
+            </w:r>
+            <w:r>
+              <w:rPr>
+                <w:rFonts w:ascii="Times New Roman" w:hAnsi="Times New Roman" w:cs="Times New Roman"/>
+                <w:sz w:val="28"/>
+                <w:szCs w:val="28"/>
+                <w:lang w:val="en-US"/>
+              </w:rPr>
+              <w:t>,</w:t>
+            </w:r>
+            <w:r>
+              <w:rPr>
+                <w:rFonts w:ascii="Times New Roman" w:hAnsi="Times New Roman" w:cs="Times New Roman"/>
+                <w:sz w:val="28"/>
+                <w:szCs w:val="28"/>
+                <w:lang w:val="en-US"/>
+              </w:rPr>
+              <w:t xml:space="preserve"> </w:t>
+            </w:r>
+            <w:r>
+              <w:rPr>
+                <w:rFonts w:ascii="Times New Roman" w:hAnsi="Times New Roman" w:cs="Times New Roman"/>
+                <w:sz w:val="28"/>
+                <w:szCs w:val="28"/>
+              </w:rPr>
+              <w:t>сутки, тяжёлый режим</w:t>
+            </w:r>
+          </w:p>
+        </w:tc>
+      </w:tr>
+      <w:tr>
+        <w:tc>
+          <w:tcPr>
+            <w:tcW w:w="1925" w:type="dxa"/>
+          </w:tcPr>
+          <w:p>
+            <w:pPr>
+              <w:spacing w:line="360" w:lineRule="auto"/>
+              <w:jc w:val="both"/>
+              <w:rPr>
+                <w:rFonts w:ascii="Times New Roman" w:hAnsi="Times New Roman" w:cs="Times New Roman"/>
+                <w:sz w:val="28"/>
+                <w:szCs w:val="28"/>
+                <w:lang w:val="en-US"/>
+              </w:rPr>
+            </w:pPr>
+            <w:r>
+              <w:rPr>
+                <w:rFonts w:ascii="Times New Roman" w:hAnsi="Times New Roman" w:cs="Times New Roman"/>
+                <w:sz w:val="28"/>
+                <w:szCs w:val="28"/>
+              </w:rPr>
+              <w:t>0.15</w:t>
+            </w:r>
+          </w:p>
+        </w:tc>
+        <w:tc>
+          <w:tcPr>
+            <w:tcW w:w="1925" w:type="dxa"/>
+          </w:tcPr>
+          <w:p>
+            <w:pPr>
+              <w:spacing w:line="360" w:lineRule="auto"/>
+              <w:jc w:val="both"/>
+              <w:rPr>
+                <w:rFonts w:ascii="Times New Roman" w:hAnsi="Times New Roman" w:cs="Times New Roman"/>
+                <w:sz w:val="28"/>
+                <w:szCs w:val="28"/>
+                <w:lang w:val="en-US"/>
+              </w:rPr>
+            </w:pPr>
+            <w:r>
+              <w:rPr>
+                <w:rFonts w:ascii="Times New Roman" w:hAnsi="Times New Roman" w:cs="Times New Roman"/>
+                <w:sz w:val="28"/>
+                <w:szCs w:val="28"/>
+              </w:rPr>
+              <w:t>1.0</w:t>
+            </w:r>
+          </w:p>
+        </w:tc>
+        <w:tc>
+          <w:tcPr>
+            <w:tcW w:w="1925" w:type="dxa"/>
+          </w:tcPr>
+          <w:p>
+            <w:pPr>
+              <w:spacing w:line="360" w:lineRule="auto"/>
+              <w:jc w:val="both"/>
+              <w:rPr>
+                <w:rFonts w:ascii="Times New Roman" w:hAnsi="Times New Roman" w:cs="Times New Roman"/>
+                <w:sz w:val="28"/>
+                <w:szCs w:val="28"/>
+                <w:lang w:val="en-US"/>
+              </w:rPr>
+            </w:pPr>
+            <w:r>
+              <w:rPr>
+                <w:rFonts w:ascii="Times New Roman" w:hAnsi="Times New Roman" w:cs="Times New Roman"/>
+                <w:sz w:val="28"/>
+                <w:szCs w:val="28"/>
+              </w:rPr>
+              <w:t>2500</w:t>
+            </w:r>
+          </w:p>
+        </w:tc>
+        <w:tc>
+          <w:tcPr>
+            <w:tcW w:w="1926" w:type="dxa"/>
+          </w:tcPr>
+          <w:p>
+            <w:pPr>
+              <w:spacing w:line="360" w:lineRule="auto"/>
+              <w:jc w:val="both"/>
+              <w:rPr>
+                <w:rFonts w:ascii="Times New Roman" w:hAnsi="Times New Roman" w:cs="Times New Roman"/>
+                <w:sz w:val="28"/>
+                <w:szCs w:val="28"/>
+                <w:lang w:val="en-US"/>
+              </w:rPr>
+            </w:pPr>
+            <w:r>
+              <w:rPr>
+                <w:rFonts w:ascii="Times New Roman" w:hAnsi="Times New Roman" w:cs="Times New Roman"/>
+                <w:sz w:val="28"/>
+                <w:szCs w:val="28"/>
+              </w:rPr>
+              <w:t>2010</w:t>
+            </w:r>
+          </w:p>
+        </w:tc>
+        <w:tc>
+          <w:tcPr>
+            <w:tcW w:w="1926" w:type="dxa"/>
+          </w:tcPr>
+          <w:p>
+            <w:pPr>
+              <w:spacing w:line="360" w:lineRule="auto"/>
+              <w:jc w:val="both"/>
+              <w:rPr>
+                <w:rFonts w:ascii="Times New Roman" w:hAnsi="Times New Roman" w:cs="Times New Roman"/>
+                <w:sz w:val="28"/>
+                <w:szCs w:val="28"/>
+                <w:lang w:val="en-US"/>
+              </w:rPr>
+            </w:pPr>
+            <w:r>
+              <w:rPr>
+                <w:rFonts w:ascii="Times New Roman" w:hAnsi="Times New Roman" w:cs="Times New Roman"/>
+                <w:sz w:val="28"/>
+                <w:szCs w:val="28"/>
+              </w:rPr>
+              <w:t>1560</w:t>
+            </w:r>
+          </w:p>
+        </w:tc>
+      </w:tr>
+      <w:tr>
+        <w:tc>
+          <w:tcPr>
+            <w:tcW w:w="1925" w:type="dxa"/>
+          </w:tcPr>
+          <w:p>
+            <w:pPr>
+              <w:spacing w:line="360" w:lineRule="auto"/>
+              <w:jc w:val="both"/>
+              <w:rPr>
+                <w:rFonts w:ascii="Times New Roman" w:hAnsi="Times New Roman" w:cs="Times New Roman"/>
+                <w:sz w:val="28"/>
+                <w:szCs w:val="28"/>
+                <w:lang w:val="en-US"/>
+              </w:rPr>
+            </w:pPr>
+            <w:r>
+              <w:rPr>
+                <w:rFonts w:ascii="Times New Roman" w:hAnsi="Times New Roman" w:cs="Times New Roman"/>
+                <w:sz w:val="28"/>
+                <w:szCs w:val="28"/>
+              </w:rPr>
+              <w:t>0.25</w:t>
+            </w:r>
+          </w:p>
+        </w:tc>
+        <w:tc>
+          <w:tcPr>
+            <w:tcW w:w="1925" w:type="dxa"/>
+          </w:tcPr>
+          <w:p>
+            <w:pPr>
+              <w:spacing w:line="360" w:lineRule="auto"/>
+              <w:jc w:val="both"/>
+              <w:rPr>
+                <w:rFonts w:ascii="Times New Roman" w:hAnsi="Times New Roman" w:cs="Times New Roman"/>
+                <w:sz w:val="28"/>
+                <w:szCs w:val="28"/>
+                <w:lang w:val="en-US"/>
+              </w:rPr>
+            </w:pPr>
+            <w:r>
+              <w:rPr>
+                <w:rFonts w:ascii="Times New Roman" w:hAnsi="Times New Roman" w:cs="Times New Roman"/>
+                <w:sz w:val="28"/>
+                <w:szCs w:val="28"/>
+              </w:rPr>
+              <w:t>1.5</w:t>
+            </w:r>
+          </w:p>
+        </w:tc>
+        <w:tc>
+          <w:tcPr>
+            <w:tcW w:w="1925" w:type="dxa"/>
+          </w:tcPr>
+          <w:p>
+            <w:pPr>
+              <w:spacing w:line="360" w:lineRule="auto"/>
+              <w:jc w:val="both"/>
+              <w:rPr>
+                <w:rFonts w:ascii="Times New Roman" w:hAnsi="Times New Roman" w:cs="Times New Roman"/>
+                <w:sz w:val="28"/>
+                <w:szCs w:val="28"/>
+                <w:lang w:val="en-US"/>
+              </w:rPr>
+            </w:pPr>
+            <w:r>
+              <w:rPr>
+                <w:rFonts w:ascii="Times New Roman" w:hAnsi="Times New Roman" w:cs="Times New Roman"/>
+                <w:sz w:val="28"/>
+                <w:szCs w:val="28"/>
+              </w:rPr>
+              <w:t>1375</w:t>
+            </w:r>
+          </w:p>
+        </w:tc>
+        <w:tc>
+          <w:tcPr>
+            <w:tcW w:w="1926" w:type="dxa"/>
+          </w:tcPr>
+          <w:p>
+            <w:pPr>
+              <w:spacing w:line="360" w:lineRule="auto"/>
+              <w:jc w:val="both"/>
+              <w:rPr>
+                <w:rFonts w:ascii="Times New Roman" w:hAnsi="Times New Roman" w:cs="Times New Roman"/>
+                <w:sz w:val="28"/>
+                <w:szCs w:val="28"/>
+                <w:lang w:val="en-US"/>
+              </w:rPr>
+            </w:pPr>
+            <w:r>
+              <w:rPr>
+                <w:rFonts w:ascii="Times New Roman" w:hAnsi="Times New Roman" w:cs="Times New Roman"/>
+                <w:sz w:val="28"/>
+                <w:szCs w:val="28"/>
+              </w:rPr>
+              <w:t>1100</w:t>
+            </w:r>
+          </w:p>
+        </w:tc>
+        <w:tc>
+          <w:tcPr>
+            <w:tcW w:w="1926" w:type="dxa"/>
+          </w:tcPr>
+          <w:p>
+            <w:pPr>
+              <w:spacing w:line="360" w:lineRule="auto"/>
+              <w:jc w:val="both"/>
+              <w:rPr>
+                <w:rFonts w:ascii="Times New Roman" w:hAnsi="Times New Roman" w:cs="Times New Roman"/>
+                <w:sz w:val="28"/>
+                <w:szCs w:val="28"/>
+                <w:lang w:val="en-US"/>
+              </w:rPr>
+            </w:pPr>
+            <w:r>
+              <w:rPr>
+                <w:rFonts w:ascii="Times New Roman" w:hAnsi="Times New Roman" w:cs="Times New Roman"/>
+                <w:sz w:val="28"/>
+                <w:szCs w:val="28"/>
+              </w:rPr>
+              <w:t>850</w:t>
+            </w:r>
+          </w:p>
+        </w:tc>
+      </w:tr>
+      <w:tr>
+        <w:tc>
+          <w:tcPr>
+            <w:tcW w:w="1925" w:type="dxa"/>
+          </w:tcPr>
+          <w:p>
+            <w:pPr>
+              <w:spacing w:line="360" w:lineRule="auto"/>
+              <w:jc w:val="both"/>
+              <w:rPr>
+                <w:rFonts w:ascii="Times New Roman" w:hAnsi="Times New Roman" w:cs="Times New Roman"/>
+                <w:sz w:val="28"/>
+                <w:szCs w:val="28"/>
+                <w:lang w:val="en-US"/>
+              </w:rPr>
+            </w:pPr>
+            <w:r>
+              <w:rPr>
+                <w:rFonts w:ascii="Times New Roman" w:hAnsi="Times New Roman" w:cs="Times New Roman"/>
+                <w:sz w:val="28"/>
+                <w:szCs w:val="28"/>
+              </w:rPr>
+              <w:t>0.35</w:t>
+            </w:r>
+          </w:p>
+        </w:tc>
+        <w:tc>
+          <w:tcPr>
+            <w:tcW w:w="1925" w:type="dxa"/>
+          </w:tcPr>
+          <w:p>
+            <w:pPr>
+              <w:spacing w:line="360" w:lineRule="auto"/>
+              <w:jc w:val="both"/>
+              <w:rPr>
+                <w:rFonts w:ascii="Times New Roman" w:hAnsi="Times New Roman" w:cs="Times New Roman"/>
+                <w:sz w:val="28"/>
+                <w:szCs w:val="28"/>
+                <w:lang w:val="en-US"/>
+              </w:rPr>
+            </w:pPr>
+            <w:r>
+              <w:rPr>
+                <w:rFonts w:ascii="Times New Roman" w:hAnsi="Times New Roman" w:cs="Times New Roman"/>
+                <w:sz w:val="28"/>
+                <w:szCs w:val="28"/>
+              </w:rPr>
+              <w:t>2.0</w:t>
+            </w:r>
+          </w:p>
+        </w:tc>
+        <w:tc>
+          <w:tcPr>
+            <w:tcW w:w="1925" w:type="dxa"/>
+          </w:tcPr>
+          <w:p>
+            <w:pPr>
+              <w:spacing w:line="360" w:lineRule="auto"/>
+              <w:jc w:val="both"/>
+              <w:rPr>
+                <w:rFonts w:ascii="Times New Roman" w:hAnsi="Times New Roman" w:cs="Times New Roman"/>
+                <w:sz w:val="28"/>
+                <w:szCs w:val="28"/>
+                <w:lang w:val="en-US"/>
+              </w:rPr>
+            </w:pPr>
+            <w:r>
+              <w:rPr>
+                <w:rFonts w:ascii="Times New Roman" w:hAnsi="Times New Roman" w:cs="Times New Roman"/>
+                <w:sz w:val="28"/>
+                <w:szCs w:val="28"/>
+              </w:rPr>
+              <w:t>780</w:t>
+            </w:r>
+          </w:p>
+        </w:tc>
+        <w:tc>
+          <w:tcPr>
+            <w:tcW w:w="1926" w:type="dxa"/>
+          </w:tcPr>
+          <w:p>
+            <w:pPr>
+              <w:spacing w:line="360" w:lineRule="auto"/>
+              <w:jc w:val="both"/>
+              <w:rPr>
+                <w:rFonts w:ascii="Times New Roman" w:hAnsi="Times New Roman" w:cs="Times New Roman"/>
+                <w:sz w:val="28"/>
+                <w:szCs w:val="28"/>
+                <w:lang w:val="en-US"/>
+              </w:rPr>
+            </w:pPr>
+            <w:r>
+              <w:rPr>
+                <w:rFonts w:ascii="Times New Roman" w:hAnsi="Times New Roman" w:cs="Times New Roman"/>
+                <w:sz w:val="28"/>
+                <w:szCs w:val="28"/>
+              </w:rPr>
+              <w:t>620</w:t>
+            </w:r>
+          </w:p>
+        </w:tc>
+        <w:tc>
+          <w:tcPr>
+            <w:tcW w:w="1926" w:type="dxa"/>
+          </w:tcPr>
+          <w:p>
+            <w:pPr>
+              <w:spacing w:line="360" w:lineRule="auto"/>
+              <w:jc w:val="both"/>
+              <w:rPr>
+                <w:rFonts w:ascii="Times New Roman" w:hAnsi="Times New Roman" w:cs="Times New Roman"/>
+                <w:sz w:val="28"/>
+                <w:szCs w:val="28"/>
+                <w:lang w:val="en-US"/>
+              </w:rPr>
+            </w:pPr>
+            <w:r>
+              <w:rPr>
+                <w:rFonts w:ascii="Times New Roman" w:hAnsi="Times New Roman" w:cs="Times New Roman"/>
+                <w:sz w:val="28"/>
+                <w:szCs w:val="28"/>
+              </w:rPr>
+              <w:t>470</w:t>
+            </w:r>
+          </w:p>
+        </w:tc>
+      </w:tr>
+      <w:tr>
+        <w:tc>
+          <w:tcPr>
+            <w:tcW w:w="1925" w:type="dxa"/>
+          </w:tcPr>
+          <w:p>
+            <w:pPr>
+              <w:spacing w:line="360" w:lineRule="auto"/>
+              <w:jc w:val="both"/>
+              <w:rPr>
+                <w:rFonts w:ascii="Times New Roman" w:hAnsi="Times New Roman" w:cs="Times New Roman"/>
+                <w:sz w:val="28"/>
+                <w:szCs w:val="28"/>
+                <w:lang w:val="en-US"/>
+              </w:rPr>
+            </w:pPr>
+            <w:r>
+              <w:rPr>
+                <w:rFonts w:ascii="Times New Roman" w:hAnsi="Times New Roman" w:cs="Times New Roman"/>
+                <w:sz w:val="28"/>
+                <w:szCs w:val="28"/>
+              </w:rPr>
+              <w:t>0.45</w:t>
+            </w:r>
+          </w:p>
+        </w:tc>
+        <w:tc>
+          <w:tcPr>
+            <w:tcW w:w="1925" w:type="dxa"/>
+          </w:tcPr>
+          <w:p>
+            <w:pPr>
+              <w:spacing w:line="360" w:lineRule="auto"/>
+              <w:jc w:val="both"/>
+              <w:rPr>
+                <w:rFonts w:ascii="Times New Roman" w:hAnsi="Times New Roman" w:cs="Times New Roman"/>
+                <w:sz w:val="28"/>
+                <w:szCs w:val="28"/>
+                <w:lang w:val="en-US"/>
+              </w:rPr>
+            </w:pPr>
+            <w:r>
+              <w:rPr>
+                <w:rFonts w:ascii="Times New Roman" w:hAnsi="Times New Roman" w:cs="Times New Roman"/>
+                <w:sz w:val="28"/>
+                <w:szCs w:val="28"/>
+              </w:rPr>
+              <w:t>2.8</w:t>
+            </w:r>
+          </w:p>
+        </w:tc>
+        <w:tc>
+          <w:tcPr>
+            <w:tcW w:w="1925" w:type="dxa"/>
+          </w:tcPr>
+          <w:p>
+            <w:pPr>
+              <w:spacing w:line="360" w:lineRule="auto"/>
+              <w:jc w:val="both"/>
+              <w:rPr>
+                <w:rFonts w:ascii="Times New Roman" w:hAnsi="Times New Roman" w:cs="Times New Roman"/>
+                <w:sz w:val="28"/>
+                <w:szCs w:val="28"/>
+                <w:lang w:val="en-US"/>
+              </w:rPr>
+            </w:pPr>
+            <w:r>
+              <w:rPr>
+                <w:rFonts w:ascii="Times New Roman" w:hAnsi="Times New Roman" w:cs="Times New Roman"/>
+                <w:sz w:val="28"/>
+                <w:szCs w:val="28"/>
+              </w:rPr>
+              <w:t>320</w:t>
+            </w:r>
+          </w:p>
+        </w:tc>
+        <w:tc>
+          <w:tcPr>
+            <w:tcW w:w="1926" w:type="dxa"/>
+          </w:tcPr>
+          <w:p>
+            <w:pPr>
+              <w:spacing w:line="360" w:lineRule="auto"/>
+              <w:jc w:val="both"/>
+              <w:rPr>
+                <w:rFonts w:ascii="Times New Roman" w:hAnsi="Times New Roman" w:cs="Times New Roman"/>
+                <w:sz w:val="28"/>
+                <w:szCs w:val="28"/>
+                <w:lang w:val="en-US"/>
+              </w:rPr>
+            </w:pPr>
+            <w:r>
+              <w:rPr>
+                <w:rFonts w:ascii="Times New Roman" w:hAnsi="Times New Roman" w:cs="Times New Roman"/>
+                <w:sz w:val="28"/>
+                <w:szCs w:val="28"/>
+              </w:rPr>
+              <w:t>250</w:t>
+            </w:r>
+          </w:p>
+        </w:tc>
+        <w:tc>
+          <w:tcPr>
+            <w:tcW w:w="1926" w:type="dxa"/>
+          </w:tcPr>
+          <w:p>
+            <w:pPr>
+              <w:spacing w:line="360" w:lineRule="auto"/>
+              <w:jc w:val="both"/>
+              <w:rPr>
+                <w:rFonts w:ascii="Times New Roman" w:hAnsi="Times New Roman" w:cs="Times New Roman"/>
+                <w:sz w:val="28"/>
+                <w:szCs w:val="28"/>
+                <w:lang w:val="en-US"/>
+              </w:rPr>
+            </w:pPr>
+            <w:r>
+              <w:rPr>
+                <w:rFonts w:ascii="Times New Roman" w:hAnsi="Times New Roman" w:cs="Times New Roman"/>
+                <w:sz w:val="28"/>
+                <w:szCs w:val="28"/>
+              </w:rPr>
+              <w:t>185</w:t>
+            </w:r>
+          </w:p>
+        </w:tc>
+      </w:tr>
+      <w:tr>
+        <w:tc>
+          <w:tcPr>
+            <w:tcW w:w="1925" w:type="dxa"/>
+          </w:tcPr>
+          <w:p>
+            <w:pPr>
+              <w:spacing w:line="360" w:lineRule="auto"/>
+              <w:jc w:val="both"/>
+              <w:rPr>
+                <w:rFonts w:ascii="Times New Roman" w:hAnsi="Times New Roman" w:cs="Times New Roman"/>
+                <w:sz w:val="28"/>
+                <w:szCs w:val="28"/>
+                <w:lang w:val="en-US"/>
+              </w:rPr>
+            </w:pPr>
+            <w:r>
+              <w:rPr>
+                <w:rFonts w:ascii="Times New Roman" w:hAnsi="Times New Roman" w:cs="Times New Roman"/>
+                <w:sz w:val="28"/>
+                <w:szCs w:val="28"/>
+              </w:rPr>
+              <w:t>0.50</w:t>
+            </w:r>
+          </w:p>
+        </w:tc>
+        <w:tc>
+          <w:tcPr>
+            <w:tcW w:w="1925" w:type="dxa"/>
+          </w:tcPr>
+          <w:p>
+            <w:pPr>
+              <w:spacing w:line="360" w:lineRule="auto"/>
+              <w:jc w:val="both"/>
+              <w:rPr>
+                <w:rFonts w:ascii="Times New Roman" w:hAnsi="Times New Roman" w:cs="Times New Roman"/>
+                <w:sz w:val="28"/>
+                <w:szCs w:val="28"/>
+                <w:lang w:val="en-US"/>
+              </w:rPr>
+            </w:pPr>
+            <w:r>
+              <w:rPr>
+                <w:rFonts w:ascii="Times New Roman" w:hAnsi="Times New Roman" w:cs="Times New Roman"/>
+                <w:sz w:val="28"/>
+                <w:szCs w:val="28"/>
+              </w:rPr>
+              <w:t>3.5</w:t>
+            </w:r>
+          </w:p>
+        </w:tc>
+        <w:tc>
+          <w:tcPr>
+            <w:tcW w:w="1925" w:type="dxa"/>
+          </w:tcPr>
+          <w:p>
+            <w:pPr>
+              <w:spacing w:line="360" w:lineRule="auto"/>
+              <w:jc w:val="both"/>
+              <w:rPr>
+                <w:rFonts w:ascii="Times New Roman" w:hAnsi="Times New Roman" w:cs="Times New Roman"/>
+                <w:sz w:val="28"/>
+                <w:szCs w:val="28"/>
+                <w:lang w:val="en-US"/>
+              </w:rPr>
+            </w:pPr>
+            <w:r>
+              <w:rPr>
+                <w:rFonts w:ascii="Times New Roman" w:hAnsi="Times New Roman" w:cs="Times New Roman"/>
+                <w:sz w:val="28"/>
+                <w:szCs w:val="28"/>
+              </w:rPr>
+              <w:t>120</w:t>
+            </w:r>
+          </w:p>
+        </w:tc>
+        <w:tc>
+          <w:tcPr>
+            <w:tcW w:w="1926" w:type="dxa"/>
+          </w:tcPr>
+          <w:p>
+            <w:pPr>
+              <w:spacing w:line="360" w:lineRule="auto"/>
+              <w:jc w:val="both"/>
+              <w:rPr>
+                <w:rFonts w:ascii="Times New Roman" w:hAnsi="Times New Roman" w:cs="Times New Roman"/>
+                <w:sz w:val="28"/>
+                <w:szCs w:val="28"/>
+                <w:lang w:val="en-US"/>
+              </w:rPr>
+            </w:pPr>
+            <w:r>
+              <w:rPr>
+                <w:rFonts w:ascii="Times New Roman" w:hAnsi="Times New Roman" w:cs="Times New Roman"/>
+                <w:sz w:val="28"/>
+                <w:szCs w:val="28"/>
+              </w:rPr>
+              <w:t>92</w:t>
+            </w:r>
+          </w:p>
+        </w:tc>
+        <w:tc>
+          <w:tcPr>
+            <w:tcW w:w="1926" w:type="dxa"/>
+          </w:tcPr>
+          <w:p>
+            <w:pPr>
+              <w:spacing w:line="360" w:lineRule="auto"/>
+              <w:jc w:val="both"/>
+              <w:rPr>
+                <w:rFonts w:ascii="Times New Roman" w:hAnsi="Times New Roman" w:cs="Times New Roman"/>
+                <w:sz w:val="28"/>
+                <w:szCs w:val="28"/>
+                <w:lang w:val="en-US"/>
+              </w:rPr>
+            </w:pPr>
+            <w:r>
+              <w:rPr>
+                <w:rFonts w:ascii="Times New Roman" w:hAnsi="Times New Roman" w:cs="Times New Roman"/>
+                <w:sz w:val="28"/>
+                <w:szCs w:val="28"/>
+              </w:rPr>
+              <w:t>68</w:t>
+            </w:r>
+          </w:p>
+        </w:tc>
+      </w:tr>
+    </w:tbl>
+    <w:p>
+      <w:pPr>
+        <w:spacing w:line="360" w:lineRule="auto"/>
+        <w:ind w:firstLine="709"/>
+        <w:jc w:val="both"/>
+        <w:rPr>
+          <w:rFonts w:ascii="Times New Roman" w:hAnsi="Times New Roman" w:cs="Times New Roman"/>
+          <w:sz w:val="28"/>
+          <w:szCs w:val="28"/>
+          <w:lang w:val="en-US"/>
+        </w:rPr>
+      </w:pPr>
+    </w:p>
+    <w:p>
+      <w:pPr>
+        <w:spacing w:line="360" w:lineRule="auto"/>
+        <w:ind w:firstLine="709"/>
+        <w:jc w:val="both"/>
+        <w:rPr>
+          <w:rFonts w:ascii="Times New Roman" w:hAnsi="Times New Roman" w:cs="Times New Roman"/>
+          <w:sz w:val="28"/>
+          <w:szCs w:val="28"/>
+        </w:rPr>
+      </w:pPr>
+      <w:r>
+        <w:rPr>
+          <w:rFonts w:ascii="Times New Roman" w:hAnsi="Times New Roman" w:cs="Times New Roman"/>
+          <w:sz w:val="28"/>
+          <w:szCs w:val="28"/>
+        </w:rPr>
+        <w:t>Таблица отражает расчётно-экспериментальный характер модели прогноза: при одинаковом текущем</w:t>
+      </w:r>
+      <w:r>
+        <w:rPr>
+          <w:rFonts w:ascii="Times New Roman" w:hAnsi="Times New Roman" w:cs="Times New Roman"/>
+          <w:sz w:val="28"/>
+          <w:szCs w:val="28"/>
+        </w:rPr>
+        <w:t xml:space="preserve"> </w:t>
+      </w:r>
+      <w:r>
+        <w:rPr>
+          <w:rFonts w:ascii="Times New Roman" w:hAnsi="Times New Roman" w:cs="Times New Roman"/>
+          <w:i/>
+          <w:iCs/>
+          <w:sz w:val="28"/>
+          <w:szCs w:val="28"/>
+          <w:lang w:val="en-US"/>
+        </w:rPr>
+        <w:t>K</w:t>
+      </w:r>
+      <w:r>
+        <w:rPr>
+          <w:rFonts w:ascii="Times New Roman" w:hAnsi="Times New Roman" w:cs="Times New Roman"/>
+          <w:i/>
+          <w:iCs/>
+          <w:sz w:val="28"/>
+          <w:szCs w:val="28"/>
+          <w:vertAlign w:val="subscript"/>
+          <w:lang w:val="en-US"/>
+        </w:rPr>
+        <w:t>deg</w:t>
+      </w:r>
+      <w:r>
+        <w:rPr>
+          <w:rFonts w:ascii="Times New Roman" w:hAnsi="Times New Roman" w:cs="Times New Roman"/>
+          <w:sz w:val="28"/>
+          <w:szCs w:val="28"/>
+        </w:rPr>
+        <w:t xml:space="preserve"> </w:t>
+      </w:r>
+      <w:r>
+        <w:rPr>
+          <w:rFonts w:ascii="Times New Roman" w:hAnsi="Times New Roman" w:cs="Times New Roman"/>
+          <w:sz w:val="28"/>
+          <w:szCs w:val="28"/>
+        </w:rPr>
+        <w:t>остаточный ресурс во</w:t>
+      </w:r>
+      <w:r>
+        <w:rPr>
+          <w:rFonts w:ascii="Times New Roman" w:hAnsi="Times New Roman" w:cs="Times New Roman"/>
+          <w:sz w:val="28"/>
+          <w:szCs w:val="28"/>
+        </w:rPr>
+        <w:t xml:space="preserve"> </w:t>
+      </w:r>
+      <w:r>
+        <w:rPr>
+          <w:rFonts w:ascii="Times New Roman" w:hAnsi="Times New Roman" w:cs="Times New Roman"/>
+          <w:sz w:val="28"/>
+          <w:szCs w:val="28"/>
+        </w:rPr>
+        <w:t>времени существенно зависит от текущей транспортной миссии.</w:t>
+      </w:r>
+    </w:p>
+    <w:p>
+      <w:pPr>
+        <w:spacing w:line="360" w:lineRule="auto"/>
+        <w:ind w:firstLine="709"/>
+        <w:jc w:val="both"/>
+        <w:rPr>
+          <w:rFonts w:ascii="Times New Roman" w:hAnsi="Times New Roman" w:cs="Times New Roman"/>
+          <w:sz w:val="28"/>
+          <w:szCs w:val="28"/>
+          <w:lang w:val="en-US"/>
+        </w:rPr>
+      </w:pPr>
+    </w:p>
+    <w:p>
+      <w:pPr>
+        <w:spacing w:line="360" w:lineRule="auto"/>
+        <w:ind w:firstLine="709"/>
+        <w:jc w:val="both"/>
+        <w:rPr>
+          <w:rFonts w:ascii="Times New Roman" w:hAnsi="Times New Roman" w:cs="Times New Roman"/>
+          <w:sz w:val="28"/>
+          <w:szCs w:val="28"/>
+          <w:lang w:val="en-US"/>
+        </w:rPr>
+      </w:pPr>
+      <w:r>
+        <w:rPr>
+          <w:rFonts w:ascii="Times New Roman" w:hAnsi="Times New Roman" w:cs="Times New Roman"/>
+          <w:sz w:val="28"/>
+          <w:szCs w:val="28"/>
+        </w:rPr>
+        <w:t>Вывод по разделу 4.5</w:t>
+      </w:r>
+    </w:p>
+    <w:p>
+      <w:pPr>
+        <w:spacing w:line="360" w:lineRule="auto"/>
+        <w:ind w:firstLine="709"/>
+        <w:jc w:val="both"/>
+        <w:rPr>
+          <w:rFonts w:ascii="Times New Roman" w:hAnsi="Times New Roman" w:cs="Times New Roman"/>
+          <w:sz w:val="28"/>
+          <w:szCs w:val="28"/>
+          <w:lang w:val="en-US"/>
+        </w:rPr>
+      </w:pPr>
+    </w:p>
+    <w:p>
+      <w:pPr>
+        <w:spacing w:line="360" w:lineRule="auto"/>
+        <w:ind w:firstLine="709"/>
+        <w:jc w:val="both"/>
+        <w:rPr>
+          <w:rFonts w:ascii="Times New Roman" w:hAnsi="Times New Roman" w:cs="Times New Roman"/>
+          <w:sz w:val="28"/>
+          <w:szCs w:val="28"/>
+        </w:rPr>
+      </w:pPr>
+      <w:r>
+        <w:rPr>
+          <w:rFonts w:ascii="Times New Roman" w:hAnsi="Times New Roman" w:cs="Times New Roman"/>
+          <w:sz w:val="28"/>
+          <w:szCs w:val="28"/>
+        </w:rPr>
+        <w:t>В разделе 4.5 разработана модель прогнозирования остаточного ресурса батареи в нестационарных режимах эксплуатации. Показано, что для электротранспорта остаточный ресурс должен определяться как функция текущего импедансно-диагностического состояния и интенсивности транспортной миссии. Введён индекс тяжести транспортной миссии и показано его влияние на скорость накопления деградации. Построены расчётно-экспериментальные зависимости и трёхмерная поверхность прогноза</w:t>
+      </w:r>
+      <w:r>
+        <w:rPr>
+          <w:rFonts w:ascii="Times New Roman" w:hAnsi="Times New Roman" w:cs="Times New Roman"/>
+          <w:sz w:val="28"/>
+          <w:szCs w:val="28"/>
+        </w:rPr>
+        <w:t xml:space="preserve"> </w:t>
+      </w:r>
+      <w:r>
+        <w:rPr>
+          <w:rFonts w:ascii="Times New Roman" w:hAnsi="Times New Roman" w:cs="Times New Roman"/>
+          <w:i/>
+          <w:iCs/>
+          <w:sz w:val="28"/>
+          <w:szCs w:val="28"/>
+          <w:lang w:val="en-US"/>
+        </w:rPr>
+        <w:t>RUL</w:t>
+      </w:r>
+      <w:r>
+        <w:rPr>
+          <w:rFonts w:ascii="Times New Roman" w:hAnsi="Times New Roman" w:cs="Times New Roman"/>
+          <w:sz w:val="28"/>
+          <w:szCs w:val="28"/>
+        </w:rPr>
+        <w:t xml:space="preserve">, </w:t>
+      </w:r>
+      <w:r>
+        <w:rPr>
+          <w:rFonts w:ascii="Times New Roman" w:hAnsi="Times New Roman" w:cs="Times New Roman"/>
+          <w:sz w:val="28"/>
+          <w:szCs w:val="28"/>
+        </w:rPr>
+        <w:t>демонстрирующие, что при</w:t>
+      </w:r>
+      <w:r>
+        <w:rPr>
+          <w:rFonts w:ascii="Times New Roman" w:hAnsi="Times New Roman" w:cs="Times New Roman"/>
+          <w:sz w:val="28"/>
+          <w:szCs w:val="28"/>
+        </w:rPr>
+        <w:t xml:space="preserve"> </w:t>
+      </w:r>
+      <w:r>
+        <w:rPr>
+          <w:rFonts w:ascii="Times New Roman" w:hAnsi="Times New Roman" w:cs="Times New Roman"/>
+          <w:sz w:val="28"/>
+          <w:szCs w:val="28"/>
+        </w:rPr>
+        <w:t>одинаковом текущем состоянии батареи различная эксплуатационная интенсивность приводит к различному ресурсу во времени. Тем самым подготовлена основа для раздела 4.6, в котором будет сформирован алгоритм прогнозирования для интеграции в BMS</w:t>
+      </w:r>
+      <w:r>
+        <w:rPr>
+          <w:rFonts w:ascii="Times New Roman" w:hAnsi="Times New Roman" w:cs="Times New Roman"/>
+          <w:sz w:val="28"/>
+          <w:szCs w:val="28"/>
+        </w:rPr>
+        <w:t>.</w:t>
+      </w:r>
+    </w:p>
+    <w:p>
+      <w:pPr>
+        <w:spacing w:line="360" w:lineRule="auto"/>
+        <w:ind w:firstLine="709"/>
+        <w:jc w:val="both"/>
+        <w:rPr>
+          <w:rFonts w:ascii="Times New Roman" w:hAnsi="Times New Roman" w:cs="Times New Roman"/>
+          <w:sz w:val="28"/>
+          <w:szCs w:val="28"/>
+        </w:rPr>
+      </w:pPr>
+    </w:p>
+    <w:p>
+      <w:pPr>
+        <w:spacing w:line="360" w:lineRule="auto"/>
+        <w:ind w:firstLine="709"/>
+        <w:jc w:val="both"/>
+        <w:rPr>
+          <w:rFonts w:ascii="Times New Roman" w:hAnsi="Times New Roman" w:cs="Times New Roman"/>
+          <w:sz w:val="28"/>
+          <w:szCs w:val="28"/>
+        </w:rPr>
+      </w:pPr>
+      <w:r>
+        <w:rPr>
+          <w:rFonts w:ascii="Times New Roman" w:hAnsi="Times New Roman" w:cs="Times New Roman"/>
+          <w:i/>
+          <w:iCs/>
+          <w:sz w:val="28"/>
+          <w:szCs w:val="28"/>
+          <w:lang w:val="en-US"/>
+        </w:rPr>
+        <w:t>R</w:t>
+      </w:r>
+      <w:r>
+        <w:rPr>
+          <w:rFonts w:ascii="Times New Roman" w:hAnsi="Times New Roman" w:cs="Times New Roman"/>
+          <w:i/>
+          <w:iCs/>
+          <w:sz w:val="28"/>
+          <w:szCs w:val="28"/>
+          <w:vertAlign w:val="subscript"/>
+          <w:lang w:val="en-US"/>
+        </w:rPr>
+        <w:t>ct</w:t>
+      </w:r>
+      <w:r>
+        <w:rPr>
+          <w:rFonts w:ascii="Times New Roman" w:hAnsi="Times New Roman" w:cs="Times New Roman"/>
+          <w:sz w:val="28"/>
+          <w:szCs w:val="28"/>
+        </w:rPr>
+        <w:t xml:space="preserve">, </w:t>
+      </w:r>
+      <w:r>
+        <w:rPr>
+          <w:rFonts w:ascii="Times New Roman" w:hAnsi="Times New Roman" w:cs="Times New Roman"/>
+          <w:i/>
+          <w:iCs/>
+          <w:sz w:val="28"/>
+          <w:szCs w:val="28"/>
+          <w:lang w:val="en-US"/>
+        </w:rPr>
+        <w:t>R</w:t>
+      </w:r>
+      <w:r>
+        <w:rPr>
+          <w:rFonts w:ascii="Times New Roman" w:hAnsi="Times New Roman" w:cs="Times New Roman"/>
+          <w:i/>
+          <w:iCs/>
+          <w:sz w:val="28"/>
+          <w:szCs w:val="28"/>
+          <w:vertAlign w:val="subscript"/>
+          <w:lang w:val="en-US"/>
+        </w:rPr>
+        <w:t>Ω</w:t>
+      </w:r>
+      <w:r>
+        <w:rPr>
+          <w:rFonts w:ascii="Times New Roman" w:hAnsi="Times New Roman" w:cs="Times New Roman"/>
+          <w:sz w:val="28"/>
+          <w:szCs w:val="28"/>
+        </w:rPr>
+        <w:t xml:space="preserve">, </w:t>
+      </w:r>
+      <w:r>
+        <w:rPr>
+          <w:rFonts w:ascii="Times New Roman" w:hAnsi="Times New Roman" w:cs="Times New Roman"/>
+          <w:i/>
+          <w:iCs/>
+          <w:sz w:val="28"/>
+          <w:szCs w:val="28"/>
+        </w:rPr>
+        <w:t>σ</w:t>
+      </w:r>
+      <w:r>
+        <w:rPr>
+          <w:rFonts w:ascii="Times New Roman" w:hAnsi="Times New Roman" w:cs="Times New Roman"/>
+          <w:i/>
+          <w:iCs/>
+          <w:sz w:val="28"/>
+          <w:szCs w:val="28"/>
+        </w:rPr>
+        <w:t xml:space="preserve">, </w:t>
+      </w:r>
+      <w:r>
+        <w:rPr>
+          <w:rFonts w:ascii="Times New Roman" w:hAnsi="Times New Roman" w:cs="Times New Roman"/>
+          <w:i/>
+          <w:iCs/>
+          <w:sz w:val="28"/>
+          <w:szCs w:val="28"/>
+          <w:lang w:val="en-US"/>
+        </w:rPr>
+        <w:t>τ</w:t>
+      </w:r>
+      <w:r>
+        <w:rPr>
+          <w:rFonts w:ascii="Times New Roman" w:hAnsi="Times New Roman" w:cs="Times New Roman"/>
+          <w:i/>
+          <w:iCs/>
+          <w:sz w:val="28"/>
+          <w:szCs w:val="28"/>
+          <w:vertAlign w:val="subscript"/>
+          <w:lang w:val="en-US"/>
+        </w:rPr>
+        <w:t>ct</w:t>
+      </w:r>
+      <w:r>
+        <w:rPr>
+          <w:rFonts w:ascii="Times New Roman" w:hAnsi="Times New Roman" w:cs="Times New Roman"/>
+          <w:i/>
+          <w:iCs/>
+          <w:sz w:val="28"/>
+          <w:szCs w:val="28"/>
+        </w:rPr>
+        <w:t>,</w:t>
+      </w:r>
+      <w:r>
+        <w:rPr>
+          <w:rFonts w:ascii="Times New Roman" w:hAnsi="Times New Roman" w:cs="Times New Roman"/>
+          <w:sz w:val="28"/>
+          <w:szCs w:val="28"/>
+        </w:rPr>
+        <w:t xml:space="preserve"> </w:t>
+      </w:r>
+      <w:r>
+        <w:rPr>
+          <w:rFonts w:ascii="Times New Roman" w:hAnsi="Times New Roman" w:cs="Times New Roman"/>
+          <w:i/>
+          <w:iCs/>
+          <w:sz w:val="28"/>
+          <w:szCs w:val="28"/>
+          <w:lang w:val="en-US"/>
+        </w:rPr>
+        <w:t>K</w:t>
+      </w:r>
+      <w:r>
+        <w:rPr>
+          <w:rFonts w:ascii="Times New Roman" w:hAnsi="Times New Roman" w:cs="Times New Roman"/>
+          <w:i/>
+          <w:iCs/>
+          <w:sz w:val="28"/>
+          <w:szCs w:val="28"/>
+          <w:vertAlign w:val="subscript"/>
+          <w:lang w:val="en-US"/>
+        </w:rPr>
+        <w:t>deg</w:t>
+      </w:r>
+      <w:r>
+        <w:rPr>
+          <w:rFonts w:ascii="Times New Roman" w:hAnsi="Times New Roman" w:cs="Times New Roman"/>
+          <w:sz w:val="28"/>
+          <w:szCs w:val="28"/>
+        </w:rPr>
+        <w:t xml:space="preserve"> </w:t>
+      </w:r>
+      <w:r>
+        <w:rPr>
+          <w:rFonts w:ascii="Times New Roman" w:hAnsi="Times New Roman" w:cs="Times New Roman"/>
+          <w:i/>
+          <w:iCs/>
+          <w:sz w:val="28"/>
+          <w:szCs w:val="28"/>
+          <w:lang w:val="en-US"/>
+        </w:rPr>
+        <w:t>K</w:t>
+      </w:r>
+      <w:r>
+        <w:rPr>
+          <w:rFonts w:ascii="Times New Roman" w:hAnsi="Times New Roman" w:cs="Times New Roman"/>
+          <w:i/>
+          <w:iCs/>
+          <w:sz w:val="28"/>
+          <w:szCs w:val="28"/>
+          <w:vertAlign w:val="subscript"/>
+          <w:lang w:val="en-US"/>
+        </w:rPr>
+        <w:t>tr</w:t>
+      </w:r>
+      <w:r>
+        <w:rPr>
+          <w:rFonts w:ascii="Times New Roman" w:hAnsi="Times New Roman" w:cs="Times New Roman"/>
+          <w:sz w:val="28"/>
+          <w:szCs w:val="28"/>
+        </w:rPr>
+        <w:t xml:space="preserve"> </w:t>
+      </w:r>
+      <w:r>
+        <w:rPr>
+          <w:rFonts w:ascii="Times New Roman" w:hAnsi="Times New Roman" w:cs="Times New Roman"/>
+          <w:i/>
+          <w:iCs/>
+          <w:sz w:val="28"/>
+          <w:szCs w:val="28"/>
+          <w:lang w:val="en-US"/>
+        </w:rPr>
+        <w:t>K</w:t>
+      </w:r>
+      <w:r>
+        <w:rPr>
+          <w:rFonts w:ascii="Times New Roman" w:hAnsi="Times New Roman" w:cs="Times New Roman"/>
+          <w:i/>
+          <w:iCs/>
+          <w:sz w:val="28"/>
+          <w:szCs w:val="28"/>
+          <w:vertAlign w:val="subscript"/>
+          <w:lang w:val="en-US"/>
+        </w:rPr>
+        <w:t>cur</w:t>
+      </w:r>
+      <w:r>
+        <w:rPr>
+          <w:rFonts w:ascii="Times New Roman" w:hAnsi="Times New Roman" w:cs="Times New Roman"/>
+          <w:sz w:val="28"/>
+          <w:szCs w:val="28"/>
+        </w:rPr>
+        <w:t xml:space="preserve"> </w:t>
+      </w:r>
+      <w:r>
+        <w:rPr>
+          <w:rFonts w:ascii="Times New Roman" w:hAnsi="Times New Roman" w:cs="Times New Roman"/>
+          <w:i/>
+          <w:iCs/>
+          <w:sz w:val="28"/>
+          <w:szCs w:val="28"/>
+          <w:lang w:val="en-US"/>
+        </w:rPr>
+        <w:t>R</w:t>
+      </w:r>
+      <w:r>
+        <w:rPr>
+          <w:rFonts w:ascii="Times New Roman" w:hAnsi="Times New Roman" w:cs="Times New Roman"/>
+          <w:i/>
+          <w:iCs/>
+          <w:sz w:val="28"/>
+          <w:szCs w:val="28"/>
+          <w:vertAlign w:val="subscript"/>
+          <w:lang w:val="en-US"/>
+        </w:rPr>
+        <w:t>avail</w:t>
+      </w:r>
+      <w:r>
+        <w:rPr>
+          <w:rFonts w:ascii="Times New Roman" w:hAnsi="Times New Roman" w:cs="Times New Roman"/>
+          <w:sz w:val="28"/>
+          <w:szCs w:val="28"/>
+        </w:rPr>
+        <w:t xml:space="preserve"> </w:t>
+      </w:r>
+      <w:r>
+        <w:rPr>
+          <w:rFonts w:ascii="Times New Roman" w:hAnsi="Times New Roman" w:cs="Times New Roman"/>
+          <w:i/>
+          <w:iCs/>
+          <w:sz w:val="28"/>
+          <w:szCs w:val="28"/>
+          <w:lang w:val="en-US"/>
+        </w:rPr>
+        <w:t>P</w:t>
+      </w:r>
+      <w:r>
+        <w:rPr>
+          <w:rFonts w:ascii="Times New Roman" w:hAnsi="Times New Roman" w:cs="Times New Roman"/>
+          <w:i/>
+          <w:iCs/>
+          <w:sz w:val="28"/>
+          <w:szCs w:val="28"/>
+          <w:vertAlign w:val="subscript"/>
+          <w:lang w:val="en-US"/>
+        </w:rPr>
+        <w:t>crit</w:t>
+      </w:r>
+      <w:r>
+        <w:rPr>
+          <w:rFonts w:ascii="Times New Roman" w:hAnsi="Times New Roman" w:cs="Times New Roman"/>
+          <w:sz w:val="28"/>
+          <w:szCs w:val="28"/>
+        </w:rPr>
+        <w:t xml:space="preserve"> </w:t>
+      </w:r>
+      <w:r>
+        <w:rPr>
+          <w:rFonts w:ascii="Times New Roman" w:hAnsi="Times New Roman" w:cs="Times New Roman"/>
+          <w:i/>
+          <w:iCs/>
+          <w:sz w:val="28"/>
+          <w:szCs w:val="28"/>
+          <w:lang w:val="en-US"/>
+        </w:rPr>
+        <w:t>K</w:t>
+      </w:r>
+      <w:r>
+        <w:rPr>
+          <w:rFonts w:ascii="Times New Roman" w:hAnsi="Times New Roman" w:cs="Times New Roman"/>
+          <w:i/>
+          <w:iCs/>
+          <w:sz w:val="28"/>
+          <w:szCs w:val="28"/>
+          <w:vertAlign w:val="subscript"/>
+          <w:lang w:val="en-US"/>
+        </w:rPr>
+        <w:t>crit</w:t>
+      </w:r>
+      <w:r>
+        <w:rPr>
+          <w:rFonts w:ascii="Times New Roman" w:hAnsi="Times New Roman" w:cs="Times New Roman"/>
+          <w:sz w:val="28"/>
+          <w:szCs w:val="28"/>
+        </w:rPr>
+        <w:t xml:space="preserve"> </w:t>
+      </w:r>
+      <w:r>
+        <w:rPr>
+          <w:rFonts w:ascii="Times New Roman" w:hAnsi="Times New Roman" w:cs="Times New Roman"/>
+          <w:i/>
+          <w:iCs/>
+          <w:sz w:val="28"/>
+          <w:szCs w:val="28"/>
+          <w:lang w:val="en-US"/>
+        </w:rPr>
+        <w:t>C</w:t>
+      </w:r>
+      <w:r>
+        <w:rPr>
+          <w:rFonts w:ascii="Times New Roman" w:hAnsi="Times New Roman" w:cs="Times New Roman"/>
+          <w:i/>
+          <w:iCs/>
+          <w:sz w:val="28"/>
+          <w:szCs w:val="28"/>
+          <w:vertAlign w:val="subscript"/>
+          <w:lang w:val="en-US"/>
+        </w:rPr>
+        <w:t>dl</w:t>
+      </w:r>
+      <w:r>
+        <w:rPr>
+          <w:rFonts w:ascii="Times New Roman" w:hAnsi="Times New Roman" w:cs="Times New Roman"/>
+          <w:sz w:val="28"/>
+          <w:szCs w:val="28"/>
+        </w:rPr>
+        <w:t xml:space="preserve"> , </w:t>
+      </w:r>
+      <w:r>
+        <w:rPr>
+          <w:rFonts w:ascii="Times New Roman" w:hAnsi="Times New Roman" w:cs="Times New Roman"/>
+          <w:i/>
+          <w:iCs/>
+          <w:sz w:val="28"/>
+          <w:szCs w:val="28"/>
+          <w:lang w:val="en-US"/>
+        </w:rPr>
+        <w:t>D</w:t>
+      </w:r>
+      <w:r>
+        <w:rPr>
+          <w:rFonts w:ascii="Times New Roman" w:hAnsi="Times New Roman" w:cs="Times New Roman"/>
+          <w:i/>
+          <w:iCs/>
+          <w:sz w:val="28"/>
+          <w:szCs w:val="28"/>
+          <w:vertAlign w:val="subscript"/>
+          <w:lang w:val="en-US"/>
+        </w:rPr>
+        <w:t>s</w:t>
+      </w:r>
+      <w:r>
+        <w:rPr>
+          <w:rFonts w:ascii="Times New Roman" w:hAnsi="Times New Roman" w:cs="Times New Roman"/>
+          <w:sz w:val="28"/>
+          <w:szCs w:val="28"/>
+        </w:rPr>
+        <w:t xml:space="preserve"> </w:t>
+      </w:r>
+      <w:r>
+        <w:rPr>
+          <w:rFonts w:ascii="Times New Roman" w:hAnsi="Times New Roman" w:cs="Times New Roman"/>
+          <w:position w:val="-14"/>
+          <w:sz w:val="28"/>
+          <w:szCs w:val="28"/>
+          <w:lang w:val="en-US"/>
+        </w:rPr>
+        <w:object w:dxaOrig="580" w:dyaOrig="420" w14:anchorId="380628E0">
+          <v:shape id="_x0000_i1075" type="#_x0000_t75" style="width:28.8pt;height:21.3pt" o:ole="">
+            <v:imagedata r:id="rId140" o:title=""/>
+          </v:shape>
+          <o:OLEObject Type="Embed" ProgID="Equation.DSMT4" ShapeID="_x0000_i1075" DrawAspect="Content" ObjectID="_1838031587" r:id="rId141"/>
+        </w:object>
+      </w:r>
+      <w:r>
+        <w:rPr>
+          <w:rFonts w:ascii="Times New Roman" w:hAnsi="Times New Roman" w:cs="Times New Roman"/>
+          <w:sz w:val="28"/>
+          <w:szCs w:val="28"/>
+        </w:rPr>
+        <w:t xml:space="preserve"> </w:t>
+      </w:r>
+      <w:r>
+        <w:rPr>
+          <w:rFonts w:ascii="Times New Roman" w:hAnsi="Times New Roman" w:cs="Times New Roman"/>
+          <w:i/>
+          <w:iCs/>
+          <w:sz w:val="28"/>
+          <w:szCs w:val="28"/>
+          <w:lang w:val="en-US"/>
+        </w:rPr>
         <w:t>α</w:t>
       </w:r>
       <w:r>
@@ -23135,10 +28279,10 @@
           <w:lang w:val="en-US"/>
         </w:rPr>
         <w:object w:dxaOrig="360" w:dyaOrig="499" w14:anchorId="565F8E40">
-          <v:shape id="_x0000_i1075" type="#_x0000_t75" style="width:18.25pt;height:24.7pt" o:ole="">
+          <v:shape id="_x0000_i1076" type="#_x0000_t75" style="width:18.15pt;height:24.4pt" o:ole="">
             <v:imagedata r:id="rId78" o:title=""/>
           </v:shape>
-          <o:OLEObject Type="Embed" ProgID="Equation.DSMT4" ShapeID="_x0000_i1075" DrawAspect="Content" ObjectID="_1837930185" r:id="rId118"/>
+          <o:OLEObject Type="Embed" ProgID="Equation.DSMT4" ShapeID="_x0000_i1076" DrawAspect="Content" ObjectID="_1838031588" r:id="rId142"/>
         </w:object>
       </w:r>
       <w:r>
@@ -23149,6 +28293,87 @@
         </w:rPr>
         <w:t xml:space="preserve"> </w:t>
       </w:r>
+      <w:r>
+        <w:rPr>
+          <w:rFonts w:ascii="Times New Roman" w:hAnsi="Times New Roman" w:cs="Times New Roman"/>
+          <w:i/>
+          <w:iCs/>
+          <w:sz w:val="28"/>
+          <w:szCs w:val="28"/>
+          <w:lang w:val="en-US"/>
+        </w:rPr>
+        <w:t>λ</w:t>
+      </w:r>
+      <w:r>
+        <w:rPr>
+          <w:rFonts w:ascii="Times New Roman" w:hAnsi="Times New Roman" w:cs="Times New Roman"/>
+          <w:i/>
+          <w:iCs/>
+          <w:sz w:val="28"/>
+          <w:szCs w:val="28"/>
+          <w:vertAlign w:val="subscript"/>
+          <w:lang w:val="en-US"/>
+        </w:rPr>
+        <w:t>eq</w:t>
+      </w:r>
+      <w:r>
+        <w:rPr>
+          <w:rFonts w:ascii="Times New Roman" w:hAnsi="Times New Roman" w:cs="Times New Roman"/>
+          <w:sz w:val="28"/>
+          <w:szCs w:val="28"/>
+        </w:rPr>
+        <w:t>(</w:t>
+      </w:r>
+      <w:r>
+        <w:rPr>
+          <w:rFonts w:ascii="Times New Roman" w:hAnsi="Times New Roman" w:cs="Times New Roman"/>
+          <w:i/>
+          <w:iCs/>
+          <w:sz w:val="28"/>
+          <w:szCs w:val="28"/>
+          <w:lang w:val="en-US"/>
+        </w:rPr>
+        <w:t>t</w:t>
+      </w:r>
+      <w:r>
+        <w:rPr>
+          <w:rFonts w:ascii="Times New Roman" w:hAnsi="Times New Roman" w:cs="Times New Roman"/>
+          <w:sz w:val="28"/>
+          <w:szCs w:val="28"/>
+        </w:rPr>
+        <w:t xml:space="preserve">) </w:t>
+      </w:r>
+      <w:r>
+        <w:rPr>
+          <w:rFonts w:ascii="Times New Roman" w:hAnsi="Times New Roman" w:cs="Times New Roman"/>
+          <w:i/>
+          <w:iCs/>
+          <w:sz w:val="28"/>
+          <w:szCs w:val="28"/>
+          <w:lang w:val="en-US"/>
+        </w:rPr>
+        <w:t>λ</w:t>
+      </w:r>
+      <w:r>
+        <w:rPr>
+          <w:rFonts w:ascii="Times New Roman" w:hAnsi="Times New Roman" w:cs="Times New Roman"/>
+          <w:i/>
+          <w:iCs/>
+          <w:sz w:val="28"/>
+          <w:szCs w:val="28"/>
+          <w:vertAlign w:val="subscript"/>
+          <w:lang w:val="en-US"/>
+        </w:rPr>
+        <w:t>eq</w:t>
+      </w:r>
+      <w:r>
+        <w:rPr>
+          <w:rFonts w:ascii="Times New Roman" w:hAnsi="Times New Roman" w:cs="Times New Roman"/>
+          <w:sz w:val="28"/>
+          <w:szCs w:val="28"/>
+        </w:rPr>
+        <w:t xml:space="preserve"> </w:t>
+      </w:r>
     </w:p>
     <w:p>
       <w:pPr>
@@ -23519,6 +28744,186 @@
           <w:lang w:val="en-US"/>
         </w:rPr>
         <w:t>dN</w:t>
+      </w:r>
+      <w:r>
+        <w:rPr>
+          <w:rFonts w:ascii="Times New Roman" w:hAnsi="Times New Roman" w:cs="Times New Roman"/>
+          <w:sz w:val="28"/>
+          <w:szCs w:val="28"/>
+          <w:lang w:val="en-US"/>
+        </w:rPr>
+        <w:t xml:space="preserve"> </w:t>
+      </w:r>
+    </w:p>
+    <w:p>
+      <w:pPr>
+        <w:spacing w:line="360" w:lineRule="auto"/>
+        <w:ind w:firstLine="709"/>
+        <w:jc w:val="both"/>
+        <w:rPr>
+          <w:rFonts w:ascii="Times New Roman" w:hAnsi="Times New Roman" w:cs="Times New Roman"/>
+          <w:i/>
+          <w:iCs/>
+          <w:sz w:val="28"/>
+          <w:szCs w:val="28"/>
+          <w:lang w:val="en-US"/>
+        </w:rPr>
+      </w:pPr>
+      <w:r>
+        <w:rPr>
+          <w:rFonts w:ascii="Times New Roman" w:hAnsi="Times New Roman" w:cs="Times New Roman"/>
+          <w:sz w:val="28"/>
+          <w:szCs w:val="28"/>
+          <w:lang w:val="en-US"/>
+        </w:rPr>
+        <w:t xml:space="preserve"> </w:t>
+      </w:r>
+      <w:r>
+        <w:rPr>
+          <w:rFonts w:ascii="Times New Roman" w:hAnsi="Times New Roman" w:cs="Times New Roman"/>
+          <w:i/>
+          <w:iCs/>
+          <w:sz w:val="28"/>
+          <w:szCs w:val="28"/>
+          <w:lang w:val="en-US"/>
+        </w:rPr>
+        <w:t>S</w:t>
+      </w:r>
+      <w:r>
+        <w:rPr>
+          <w:rFonts w:ascii="Times New Roman" w:hAnsi="Times New Roman" w:cs="Times New Roman"/>
+          <w:i/>
+          <w:iCs/>
+          <w:sz w:val="28"/>
+          <w:szCs w:val="28"/>
+          <w:vertAlign w:val="subscript"/>
+          <w:lang w:val="en-US"/>
+        </w:rPr>
+        <w:t>tr</w:t>
+      </w:r>
+      <w:r>
+        <w:rPr>
+          <w:rFonts w:ascii="Times New Roman" w:hAnsi="Times New Roman" w:cs="Times New Roman"/>
+          <w:i/>
+          <w:iCs/>
+          <w:sz w:val="28"/>
+          <w:szCs w:val="28"/>
+          <w:lang w:val="en-US"/>
+        </w:rPr>
+        <w:t xml:space="preserve"> </w:t>
+      </w:r>
+      <w:r>
+        <w:rPr>
+          <w:rFonts w:ascii="Times New Roman" w:hAnsi="Times New Roman" w:cs="Times New Roman"/>
+          <w:sz w:val="28"/>
+          <w:szCs w:val="28"/>
+        </w:rPr>
+        <w:t>Θ</w:t>
+      </w:r>
+      <w:r>
+        <w:rPr>
+          <w:rFonts w:ascii="Times New Roman" w:hAnsi="Times New Roman" w:cs="Times New Roman"/>
+          <w:i/>
+          <w:iCs/>
+          <w:sz w:val="28"/>
+          <w:szCs w:val="28"/>
+          <w:vertAlign w:val="subscript"/>
+          <w:lang w:val="en-US"/>
+        </w:rPr>
+        <w:t>T</w:t>
+      </w:r>
+      <w:r>
+        <w:rPr>
+          <w:rFonts w:ascii="Times New Roman" w:hAnsi="Times New Roman" w:cs="Times New Roman"/>
+          <w:sz w:val="28"/>
+          <w:szCs w:val="28"/>
+        </w:rPr>
+        <w:t xml:space="preserve">, </w:t>
+      </w:r>
+      <w:r>
+        <w:rPr>
+          <w:rFonts w:ascii="Times New Roman" w:hAnsi="Times New Roman" w:cs="Times New Roman"/>
+          <w:sz w:val="28"/>
+          <w:szCs w:val="28"/>
+        </w:rPr>
+        <w:t>Θ</w:t>
+      </w:r>
+      <w:r>
+        <w:rPr>
+          <w:rFonts w:ascii="Times New Roman" w:hAnsi="Times New Roman" w:cs="Times New Roman"/>
+          <w:i/>
+          <w:iCs/>
+          <w:sz w:val="28"/>
+          <w:szCs w:val="28"/>
+          <w:vertAlign w:val="subscript"/>
+          <w:lang w:val="en-US"/>
+        </w:rPr>
+        <w:t>I</w:t>
+      </w:r>
+      <w:r>
+        <w:rPr>
+          <w:rFonts w:ascii="Times New Roman" w:hAnsi="Times New Roman" w:cs="Times New Roman"/>
+          <w:sz w:val="28"/>
+          <w:szCs w:val="28"/>
+        </w:rPr>
+        <w:t xml:space="preserve">, </w:t>
+      </w:r>
+      <w:r>
+        <w:rPr>
+          <w:rFonts w:ascii="Times New Roman" w:hAnsi="Times New Roman" w:cs="Times New Roman"/>
+          <w:sz w:val="28"/>
+          <w:szCs w:val="28"/>
+        </w:rPr>
+        <w:t>Θ</w:t>
+      </w:r>
+      <w:r>
+        <w:rPr>
+          <w:rFonts w:ascii="Times New Roman" w:hAnsi="Times New Roman" w:cs="Times New Roman"/>
+          <w:i/>
+          <w:iCs/>
+          <w:sz w:val="28"/>
+          <w:szCs w:val="28"/>
+          <w:vertAlign w:val="subscript"/>
+          <w:lang w:val="en-US"/>
+        </w:rPr>
+        <w:t>rec</w:t>
+      </w:r>
+      <w:r>
+        <w:rPr>
+          <w:rFonts w:ascii="Times New Roman" w:hAnsi="Times New Roman" w:cs="Times New Roman"/>
+          <w:sz w:val="28"/>
+          <w:szCs w:val="28"/>
+        </w:rPr>
+        <w:t xml:space="preserve">, </w:t>
+      </w:r>
+      <w:r>
+        <w:rPr>
+          <w:rFonts w:ascii="Times New Roman" w:hAnsi="Times New Roman" w:cs="Times New Roman"/>
+          <w:sz w:val="28"/>
+          <w:szCs w:val="28"/>
+        </w:rPr>
+        <w:t>Θ</w:t>
+      </w:r>
+      <w:r>
+        <w:rPr>
+          <w:rFonts w:ascii="Times New Roman" w:hAnsi="Times New Roman" w:cs="Times New Roman"/>
+          <w:i/>
+          <w:iCs/>
+          <w:sz w:val="28"/>
+          <w:szCs w:val="28"/>
+          <w:vertAlign w:val="subscript"/>
+          <w:lang w:val="en-US"/>
+        </w:rPr>
+        <w:t>vib</w:t>
+      </w:r>
+      <w:r>
+        <w:rPr>
+          <w:rFonts w:ascii="Times New Roman" w:hAnsi="Times New Roman" w:cs="Times New Roman"/>
+          <w:sz w:val="28"/>
+          <w:szCs w:val="28"/>
+          <w:lang w:val="en-US"/>
+        </w:rPr>
+        <w:t xml:space="preserve"> </w:t>
       </w:r>
     </w:p>
     <w:sectPr>
@@ -25433,7 +30838,6 @@
   <w:style w:type="character" w:default="1" w:styleId="a0">
     <w:name w:val="Default Paragraph Font"/>
     <w:uiPriority w:val="1"/>
-    <w:semiHidden/>
     <w:unhideWhenUsed/>
   </w:style>
   <w:style w:type="table" w:default="1" w:styleId="a1">
